--- a/zht/docx/055.content.docx
+++ b/zht/docx/055.content.docx
@@ -19,7 +19,7 @@
         <w:rPr>
           <w:lang w:val="zh_TW" w:bidi="zh_TW"/>
         </w:rPr>
-        <w:t>Resource: 聖經詞典 (Tyndale)</w:t>
+        <w:t>Resource: Tyndale Open Bible Dictionary</w:t>
       </w:r>
       <w:r>
         <w:rPr>
@@ -112,7 +112,7 @@
         <w:rPr>
           <w:lang w:val="zh_TW" w:bidi="zh_TW"/>
         </w:rPr>
-        <w:t>聖經詞典 (Tyndale)</w:t>
+        <w:t>Tyndale Open Bible Dictionary</w:t>
       </w:r>
     </w:p>
     <w:p>
@@ -149,7 +149,7 @@
         <w:rPr>
           <w:lang w:val="zh_TW" w:bidi="zh_TW"/>
         </w:rPr>
-        <w:t>huan</w:t>
+        <w:t>hei</w:t>
       </w:r>
       <w:r>
         <w:rPr>
@@ -212,7 +212,7 @@
         <w:rPr>
           <w:lang w:val="zh_TW" w:bidi="zh_TW"/>
         </w:rPr>
-        <w:t>患難</w:t>
+        <w:t>黑暗</w:t>
       </w:r>
       <w:r>
         <w:rPr>
@@ -231,7 +231,7 @@
         <w:rPr>
           <w:lang w:val="zh_TW" w:bidi="zh_TW"/>
         </w:rPr>
-        <w:t>痛苦、困擾、麻煩或迫害的經歷。</w:t>
+        <w:t>缺乏光或光明。在聖經中，「黑暗」一詞通常帶有象徵意義，不僅僅是指沒有光的地方。</w:t>
       </w:r>
     </w:p>
     <w:p>
@@ -242,7 +242,7 @@
         <w:rPr>
           <w:lang w:val="zh_TW" w:bidi="zh_TW"/>
         </w:rPr>
-        <w:t>患難常見的例子有哪些？</w:t>
+        <w:t>聖經中字面意義上的黑暗</w:t>
       </w:r>
     </w:p>
     <w:p>
@@ -256,7 +256,348 @@
         <w:rPr>
           <w:lang w:val="zh_TW" w:bidi="zh_TW"/>
         </w:rPr>
-        <w:t>在新約聖經中，「患難」這個詞語有時指普通人生活中的困難，例如：</w:t>
+        <w:t>在創造故事中，神首先創造了沒有光的世界。然後神命令光出現，分開光與黑暗。祂稱黑暗為「夜」（</w:t>
+      </w:r>
+      <w:hyperlink r:id="rId13">
+        <w:r>
+          <w:rPr>
+            <w:lang w:val="zh_TW" w:bidi="zh_TW"/>
+          </w:rPr>
+          <w:rPr>
+            <w:color w:val="0000EE"/>
+            <w:u w:val="single"/>
+          </w:rPr>
+          <w:t>創1:2、4–5、18</w:t>
+        </w:r>
+      </w:hyperlink>
+      <w:r>
+        <w:rPr>
+          <w:lang w:val="zh_TW" w:bidi="zh_TW"/>
+        </w:rPr>
+        <w:t>）。在字面上的黑暗也出現在埃及的十災之中，第九災是人能「感覺」得到的黑暗（</w:t>
+      </w:r>
+      <w:hyperlink r:id="rId14">
+        <w:r>
+          <w:rPr>
+            <w:lang w:val="zh_TW" w:bidi="zh_TW"/>
+          </w:rPr>
+          <w:rPr>
+            <w:color w:val="0000EE"/>
+            <w:u w:val="single"/>
+          </w:rPr>
+          <w:t>出10:21–23</w:t>
+        </w:r>
+      </w:hyperlink>
+      <w:r>
+        <w:rPr>
+          <w:lang w:val="zh_TW" w:bidi="zh_TW"/>
+        </w:rPr>
+        <w:t>）。黑暗持續了三天，僅影響埃及人；無論埃及人在哪裡，所見都是黑暗，但以色列人居住的地方卻仍然有光。以色列人出埃及時，雲彩為以色列人發光，卻使埃及人陷入黑暗（</w:t>
+      </w:r>
+      <w:hyperlink r:id="rId15">
+        <w:r>
+          <w:rPr>
+            <w:lang w:val="zh_TW" w:bidi="zh_TW"/>
+          </w:rPr>
+          <w:rPr>
+            <w:color w:val="0000EE"/>
+            <w:u w:val="single"/>
+          </w:rPr>
+          <w:t>出14:20</w:t>
+        </w:r>
+      </w:hyperlink>
+      <w:r>
+        <w:rPr>
+          <w:lang w:val="zh_TW" w:bidi="zh_TW"/>
+        </w:rPr>
+        <w:t>）。聖經也提到，盜賊與淫婦都在黑暗或夜間行惡（</w:t>
+      </w:r>
+      <w:hyperlink r:id="rId16">
+        <w:r>
+          <w:rPr>
+            <w:lang w:val="zh_TW" w:bidi="zh_TW"/>
+          </w:rPr>
+          <w:rPr>
+            <w:color w:val="0000EE"/>
+            <w:u w:val="single"/>
+          </w:rPr>
+          <w:t>伯24:16–17</w:t>
+        </w:r>
+      </w:hyperlink>
+      <w:r>
+        <w:rPr>
+          <w:lang w:val="zh_TW" w:bidi="zh_TW"/>
+        </w:rPr>
+        <w:t>）。</w:t>
+      </w:r>
+    </w:p>
+    <w:p>
+      <w:pPr/>
+      <w:r>
+        <w:rPr>
+          <w:lang w:val="zh_TW" w:bidi="zh_TW"/>
+        </w:rPr>
+      </w:r>
+      <w:r>
+        <w:rPr>
+          <w:lang w:val="zh_TW" w:bidi="zh_TW"/>
+        </w:rPr>
+        <w:t>新約僅有兩次提到字面上的黑暗（不是象徵性的黑暗）。第一次是耶穌被釘十字架時，從正午到下午三時，全地被黑暗遮蓋了三小時（</w:t>
+      </w:r>
+      <w:hyperlink r:id="rId17">
+        <w:r>
+          <w:rPr>
+            <w:lang w:val="zh_TW" w:bidi="zh_TW"/>
+          </w:rPr>
+          <w:rPr>
+            <w:color w:val="0000EE"/>
+            <w:u w:val="single"/>
+          </w:rPr>
+          <w:t>太27:45</w:t>
+        </w:r>
+      </w:hyperlink>
+      <w:r>
+        <w:rPr>
+          <w:lang w:val="zh_TW" w:bidi="zh_TW"/>
+        </w:rPr>
+        <w:t>；</w:t>
+      </w:r>
+      <w:hyperlink r:id="rId18">
+        <w:r>
+          <w:rPr>
+            <w:lang w:val="zh_TW" w:bidi="zh_TW"/>
+          </w:rPr>
+          <w:rPr>
+            <w:color w:val="0000EE"/>
+            <w:u w:val="single"/>
+          </w:rPr>
+          <w:t>可15:33</w:t>
+        </w:r>
+      </w:hyperlink>
+      <w:r>
+        <w:rPr>
+          <w:lang w:val="zh_TW" w:bidi="zh_TW"/>
+        </w:rPr>
+        <w:t>；</w:t>
+      </w:r>
+      <w:hyperlink r:id="rId19">
+        <w:r>
+          <w:rPr>
+            <w:lang w:val="zh_TW" w:bidi="zh_TW"/>
+          </w:rPr>
+          <w:rPr>
+            <w:color w:val="0000EE"/>
+            <w:u w:val="single"/>
+          </w:rPr>
+          <w:t>路23:44</w:t>
+        </w:r>
+      </w:hyperlink>
+      <w:r>
+        <w:rPr>
+          <w:lang w:val="zh_TW" w:bidi="zh_TW"/>
+        </w:rPr>
+        <w:t>）。第二次是在基督再來的時候，「</w:t>
+      </w:r>
+      <w:r>
+        <w:rPr>
+          <w:lang w:val="zh_TW" w:bidi="zh_TW"/>
+        </w:rPr>
+        <w:t>日頭就變黑了， 月亮也不放光</w:t>
+      </w:r>
+      <w:r>
+        <w:rPr>
+          <w:lang w:val="zh_TW" w:bidi="zh_TW"/>
+        </w:rPr>
+        <w:t>」（</w:t>
+      </w:r>
+      <w:hyperlink r:id="rId20">
+        <w:r>
+          <w:rPr>
+            <w:lang w:val="zh_TW" w:bidi="zh_TW"/>
+          </w:rPr>
+          <w:rPr>
+            <w:color w:val="0000EE"/>
+            <w:u w:val="single"/>
+          </w:rPr>
+          <w:t>太24:29</w:t>
+        </w:r>
+      </w:hyperlink>
+      <w:r>
+        <w:rPr>
+          <w:lang w:val="zh_TW" w:bidi="zh_TW"/>
+        </w:rPr>
+        <w:t>）。</w:t>
+      </w:r>
+    </w:p>
+    <w:p>
+      <w:pPr>
+        <w:pStyle w:val="Heading3"/>
+      </w:pPr>
+      <w:r>
+        <w:rPr>
+          <w:lang w:val="zh_TW" w:bidi="zh_TW"/>
+        </w:rPr>
+        <w:t>神掌管光明與黑暗</w:t>
+      </w:r>
+    </w:p>
+    <w:p>
+      <w:pPr/>
+      <w:r>
+        <w:rPr>
+          <w:lang w:val="zh_TW" w:bidi="zh_TW"/>
+        </w:rPr>
+      </w:r>
+      <w:r>
+        <w:rPr>
+          <w:lang w:val="zh_TW" w:bidi="zh_TW"/>
+        </w:rPr>
+        <w:t>聖經有多處提到黑暗圍繞著神，一開始只是指缺乏光，但後來逐漸延伸出更深的意義。神在西奈山上，</w:t>
+      </w:r>
+      <w:r>
+        <w:rPr>
+          <w:lang w:val="zh_TW" w:bidi="zh_TW"/>
+        </w:rPr>
+        <w:t>幽暗之中</w:t>
+      </w:r>
+      <w:r>
+        <w:rPr>
+          <w:lang w:val="zh_TW" w:bidi="zh_TW"/>
+        </w:rPr>
+        <w:t>向摩西說話（</w:t>
+      </w:r>
+      <w:hyperlink r:id="rId21">
+        <w:r>
+          <w:rPr>
+            <w:lang w:val="zh_TW" w:bidi="zh_TW"/>
+          </w:rPr>
+          <w:rPr>
+            <w:color w:val="0000EE"/>
+            <w:u w:val="single"/>
+          </w:rPr>
+          <w:t>出20:21</w:t>
+        </w:r>
+      </w:hyperlink>
+      <w:r>
+        <w:rPr>
+          <w:lang w:val="zh_TW" w:bidi="zh_TW"/>
+        </w:rPr>
+        <w:t>；</w:t>
+      </w:r>
+      <w:hyperlink r:id="rId22">
+        <w:r>
+          <w:rPr>
+            <w:lang w:val="zh_TW" w:bidi="zh_TW"/>
+          </w:rPr>
+          <w:rPr>
+            <w:color w:val="0000EE"/>
+            <w:u w:val="single"/>
+          </w:rPr>
+          <w:t>申4:11</w:t>
+        </w:r>
+      </w:hyperlink>
+      <w:r>
+        <w:rPr>
+          <w:lang w:val="zh_TW" w:bidi="zh_TW"/>
+        </w:rPr>
+        <w:t>），或是從黑暗中說話（</w:t>
+      </w:r>
+      <w:hyperlink r:id="rId23">
+        <w:r>
+          <w:rPr>
+            <w:lang w:val="zh_TW" w:bidi="zh_TW"/>
+          </w:rPr>
+          <w:rPr>
+            <w:color w:val="0000EE"/>
+            <w:u w:val="single"/>
+          </w:rPr>
+          <w:t>申5:23</w:t>
+        </w:r>
+      </w:hyperlink>
+      <w:r>
+        <w:rPr>
+          <w:lang w:val="zh_TW" w:bidi="zh_TW"/>
+        </w:rPr>
+        <w:t>）。黑暗又被描述為神的</w:t>
+      </w:r>
+      <w:r>
+        <w:rPr>
+          <w:lang w:val="zh_TW" w:bidi="zh_TW"/>
+        </w:rPr>
+        <w:t>藏身之處和行宮</w:t>
+      </w:r>
+      <w:r>
+        <w:rPr>
+          <w:lang w:val="zh_TW" w:bidi="zh_TW"/>
+        </w:rPr>
+        <w:t>（</w:t>
+      </w:r>
+      <w:hyperlink r:id="rId24">
+        <w:r>
+          <w:rPr>
+            <w:lang w:val="zh_TW" w:bidi="zh_TW"/>
+          </w:rPr>
+          <w:rPr>
+            <w:color w:val="0000EE"/>
+            <w:u w:val="single"/>
+          </w:rPr>
+          <w:t>撒下22:12</w:t>
+        </w:r>
+      </w:hyperlink>
+      <w:r>
+        <w:rPr>
+          <w:lang w:val="zh_TW" w:bidi="zh_TW"/>
+        </w:rPr>
+        <w:t>；</w:t>
+      </w:r>
+      <w:hyperlink r:id="rId25">
+        <w:r>
+          <w:rPr>
+            <w:lang w:val="zh_TW" w:bidi="zh_TW"/>
+          </w:rPr>
+          <w:rPr>
+            <w:color w:val="0000EE"/>
+            <w:u w:val="single"/>
+          </w:rPr>
+          <w:t>詩18:11</w:t>
+        </w:r>
+      </w:hyperlink>
+      <w:r>
+        <w:rPr>
+          <w:lang w:val="zh_TW" w:bidi="zh_TW"/>
+        </w:rPr>
+        <w:t>，</w:t>
+      </w:r>
+      <w:hyperlink r:id="rId26">
+        <w:r>
+          <w:rPr>
+            <w:lang w:val="zh_TW" w:bidi="zh_TW"/>
+          </w:rPr>
+          <w:rPr>
+            <w:color w:val="0000EE"/>
+            <w:u w:val="single"/>
+          </w:rPr>
+          <w:t>97:2</w:t>
+        </w:r>
+      </w:hyperlink>
+      <w:r>
+        <w:rPr>
+          <w:lang w:val="zh_TW" w:bidi="zh_TW"/>
+        </w:rPr>
+        <w:t>）。</w:t>
+      </w:r>
+    </w:p>
+    <w:p>
+      <w:pPr/>
+      <w:r>
+        <w:rPr>
+          <w:lang w:val="zh_TW" w:bidi="zh_TW"/>
+        </w:rPr>
+      </w:r>
+      <w:r>
+        <w:rPr>
+          <w:lang w:val="zh_TW" w:bidi="zh_TW"/>
+        </w:rPr>
+        <w:t>神掌管光明與黑暗：</w:t>
       </w:r>
     </w:p>
     <w:p>
@@ -274,25 +615,25 @@
         <w:rPr>
           <w:lang w:val="zh_TW" w:bidi="zh_TW"/>
         </w:rPr>
-        <w:t>分娩的痛苦（</w:t>
-      </w:r>
-      <w:hyperlink r:id="rId13">
-        <w:r>
-          <w:rPr>
-            <w:lang w:val="zh_TW" w:bidi="zh_TW"/>
-          </w:rPr>
-          <w:rPr>
-            <w:color w:val="0000EE"/>
-            <w:u w:val="single"/>
-          </w:rPr>
-          <w:t>約16:21</w:t>
-        </w:r>
-      </w:hyperlink>
-      <w:r>
-        <w:rPr>
-          <w:lang w:val="zh_TW" w:bidi="zh_TW"/>
-        </w:rPr>
-        <w:t>）</w:t>
+        <w:t>神掌管光明和黑暗的界線（</w:t>
+      </w:r>
+      <w:hyperlink r:id="rId27">
+        <w:r>
+          <w:rPr>
+            <w:lang w:val="zh_TW" w:bidi="zh_TW"/>
+          </w:rPr>
+          <w:rPr>
+            <w:color w:val="0000EE"/>
+            <w:u w:val="single"/>
+          </w:rPr>
+          <w:t>伯26:10</w:t>
+        </w:r>
+      </w:hyperlink>
+      <w:r>
+        <w:rPr>
+          <w:lang w:val="zh_TW" w:bidi="zh_TW"/>
+        </w:rPr>
+        <w:t>）。</w:t>
       </w:r>
     </w:p>
     <w:p>
@@ -310,25 +651,43 @@
         <w:rPr>
           <w:lang w:val="zh_TW" w:bidi="zh_TW"/>
         </w:rPr>
-        <w:t>婚姻中的憂慮（</w:t>
-      </w:r>
-      <w:hyperlink r:id="rId14">
-        <w:r>
-          <w:rPr>
-            <w:lang w:val="zh_TW" w:bidi="zh_TW"/>
-          </w:rPr>
-          <w:rPr>
-            <w:color w:val="0000EE"/>
-            <w:u w:val="single"/>
-          </w:rPr>
-          <w:t>林前7:28</w:t>
-        </w:r>
-      </w:hyperlink>
-      <w:r>
-        <w:rPr>
-          <w:lang w:val="zh_TW" w:bidi="zh_TW"/>
-        </w:rPr>
-        <w:t>）</w:t>
+        <w:t>神使黑暗來臨（</w:t>
+      </w:r>
+      <w:hyperlink r:id="rId28">
+        <w:r>
+          <w:rPr>
+            <w:lang w:val="zh_TW" w:bidi="zh_TW"/>
+          </w:rPr>
+          <w:rPr>
+            <w:color w:val="0000EE"/>
+            <w:u w:val="single"/>
+          </w:rPr>
+          <w:t>詩104:20</w:t>
+        </w:r>
+      </w:hyperlink>
+      <w:r>
+        <w:rPr>
+          <w:lang w:val="zh_TW" w:bidi="zh_TW"/>
+        </w:rPr>
+        <w:t>，</w:t>
+      </w:r>
+      <w:hyperlink r:id="rId29">
+        <w:r>
+          <w:rPr>
+            <w:lang w:val="zh_TW" w:bidi="zh_TW"/>
+          </w:rPr>
+          <w:rPr>
+            <w:color w:val="0000EE"/>
+            <w:u w:val="single"/>
+          </w:rPr>
+          <w:t>105:28</w:t>
+        </w:r>
+      </w:hyperlink>
+      <w:r>
+        <w:rPr>
+          <w:lang w:val="zh_TW" w:bidi="zh_TW"/>
+        </w:rPr>
+        <w:t>）。</w:t>
       </w:r>
     </w:p>
     <w:p>
@@ -346,25 +705,25 @@
         <w:rPr>
           <w:lang w:val="zh_TW" w:bidi="zh_TW"/>
         </w:rPr>
-        <w:t>寡婦的困苦（</w:t>
-      </w:r>
-      <w:hyperlink r:id="rId15">
-        <w:r>
-          <w:rPr>
-            <w:lang w:val="zh_TW" w:bidi="zh_TW"/>
-          </w:rPr>
-          <w:rPr>
-            <w:color w:val="0000EE"/>
-            <w:u w:val="single"/>
-          </w:rPr>
-          <w:t>雅1:27</w:t>
-        </w:r>
-      </w:hyperlink>
-      <w:r>
-        <w:rPr>
-          <w:lang w:val="zh_TW" w:bidi="zh_TW"/>
-        </w:rPr>
-        <w:t>）</w:t>
+        <w:t>神造光和暗（</w:t>
+      </w:r>
+      <w:hyperlink r:id="rId30">
+        <w:r>
+          <w:rPr>
+            <w:lang w:val="zh_TW" w:bidi="zh_TW"/>
+          </w:rPr>
+          <w:rPr>
+            <w:color w:val="0000EE"/>
+            <w:u w:val="single"/>
+          </w:rPr>
+          <w:t>賽45:7</w:t>
+        </w:r>
+      </w:hyperlink>
+      <w:r>
+        <w:rPr>
+          <w:lang w:val="zh_TW" w:bidi="zh_TW"/>
+        </w:rPr>
+        <w:t>）。</w:t>
       </w:r>
     </w:p>
     <w:p>
@@ -378,18 +737,84 @@
         <w:rPr>
           <w:lang w:val="zh_TW" w:bidi="zh_TW"/>
         </w:rPr>
-        <w:t>這些都被稱為患難。像饑荒這樣的重大災難則被稱為「大患難」（</w:t>
-      </w:r>
-      <w:hyperlink r:id="rId16">
-        <w:r>
-          <w:rPr>
-            <w:lang w:val="zh_TW" w:bidi="zh_TW"/>
-          </w:rPr>
-          <w:rPr>
-            <w:color w:val="0000EE"/>
-            <w:u w:val="single"/>
-          </w:rPr>
-          <w:t>徒7:11</w:t>
+        <w:t>聖經也說神住在幽暗之處（</w:t>
+      </w:r>
+      <w:hyperlink r:id="rId31">
+        <w:r>
+          <w:rPr>
+            <w:lang w:val="zh_TW" w:bidi="zh_TW"/>
+          </w:rPr>
+          <w:rPr>
+            <w:color w:val="0000EE"/>
+            <w:u w:val="single"/>
+          </w:rPr>
+          <w:t>王上8:12</w:t>
+        </w:r>
+      </w:hyperlink>
+      <w:r>
+        <w:rPr>
+          <w:lang w:val="zh_TW" w:bidi="zh_TW"/>
+        </w:rPr>
+        <w:t>；</w:t>
+      </w:r>
+      <w:hyperlink r:id="rId32">
+        <w:r>
+          <w:rPr>
+            <w:lang w:val="zh_TW" w:bidi="zh_TW"/>
+          </w:rPr>
+          <w:rPr>
+            <w:color w:val="0000EE"/>
+            <w:u w:val="single"/>
+          </w:rPr>
+          <w:t>代下6:1</w:t>
+        </w:r>
+      </w:hyperlink>
+      <w:r>
+        <w:rPr>
+          <w:lang w:val="zh_TW" w:bidi="zh_TW"/>
+        </w:rPr>
+        <w:t>）。</w:t>
+      </w:r>
+      <w:r>
+        <w:rPr>
+          <w:lang w:val="zh_TW" w:bidi="zh_TW"/>
+        </w:rPr>
+        <w:t>黑雲</w:t>
+      </w:r>
+      <w:r>
+        <w:rPr>
+          <w:lang w:val="zh_TW" w:bidi="zh_TW"/>
+        </w:rPr>
+        <w:t>在祂腳下（</w:t>
+      </w:r>
+      <w:hyperlink r:id="rId33">
+        <w:r>
+          <w:rPr>
+            <w:lang w:val="zh_TW" w:bidi="zh_TW"/>
+          </w:rPr>
+          <w:rPr>
+            <w:color w:val="0000EE"/>
+            <w:u w:val="single"/>
+          </w:rPr>
+          <w:t>撒下22:10</w:t>
+        </w:r>
+      </w:hyperlink>
+      <w:r>
+        <w:rPr>
+          <w:lang w:val="zh_TW" w:bidi="zh_TW"/>
+        </w:rPr>
+        <w:t>；</w:t>
+      </w:r>
+      <w:hyperlink r:id="rId34">
+        <w:r>
+          <w:rPr>
+            <w:lang w:val="zh_TW" w:bidi="zh_TW"/>
+          </w:rPr>
+          <w:rPr>
+            <w:color w:val="0000EE"/>
+            <w:u w:val="single"/>
+          </w:rPr>
+          <w:t>詩18:9</w:t>
         </w:r>
       </w:hyperlink>
       <w:r>
@@ -407,7 +832,7 @@
         <w:rPr>
           <w:lang w:val="zh_TW" w:bidi="zh_TW"/>
         </w:rPr>
-        <w:t>耶穌如何講論患難？</w:t>
+        <w:t>黑暗的象徵意義</w:t>
       </w:r>
     </w:p>
     <w:p>
@@ -421,18 +846,126 @@
         <w:rPr>
           <w:lang w:val="zh_TW" w:bidi="zh_TW"/>
         </w:rPr>
-        <w:t>「患難」一詞有更為具體的意義，就是基督徒的特定經歷。基督的教導，基本上定義了「患難」這個詞語的意義。耶穌說，無論任何時候，只要福音存在於世，大災難就是不可避免的。隨著福音的傳播，大災難和迫害也會隨之出現（</w:t>
-      </w:r>
-      <w:hyperlink r:id="rId17">
-        <w:r>
-          <w:rPr>
-            <w:lang w:val="zh_TW" w:bidi="zh_TW"/>
-          </w:rPr>
-          <w:rPr>
-            <w:color w:val="0000EE"/>
-            <w:u w:val="single"/>
-          </w:rPr>
-          <w:t>太13:21</w:t>
+        <w:t>聖經經常使用「黑暗」象徵上的意義，特別是在約伯記、詩篇和以賽亞書等詩詞中。當聖經這樣使用黑暗時，通常表示人不明白神的旨意。聖經用光與黑暗來解釋一個重要真理：當人認識神，就好像有光；當人不認識神，就好像在黑暗中（</w:t>
+      </w:r>
+      <w:hyperlink r:id="rId35">
+        <w:r>
+          <w:rPr>
+            <w:lang w:val="zh_TW" w:bidi="zh_TW"/>
+          </w:rPr>
+          <w:rPr>
+            <w:color w:val="0000EE"/>
+            <w:u w:val="single"/>
+          </w:rPr>
+          <w:t>伯12:24–25</w:t>
+        </w:r>
+      </w:hyperlink>
+      <w:r>
+        <w:rPr>
+          <w:lang w:val="zh_TW" w:bidi="zh_TW"/>
+        </w:rPr>
+        <w:t>；</w:t>
+      </w:r>
+      <w:hyperlink r:id="rId36">
+        <w:r>
+          <w:rPr>
+            <w:lang w:val="zh_TW" w:bidi="zh_TW"/>
+          </w:rPr>
+          <w:rPr>
+            <w:color w:val="0000EE"/>
+            <w:u w:val="single"/>
+          </w:rPr>
+          <w:t>太4:16</w:t>
+        </w:r>
+      </w:hyperlink>
+      <w:r>
+        <w:rPr>
+          <w:lang w:val="zh_TW" w:bidi="zh_TW"/>
+        </w:rPr>
+        <w:t>；</w:t>
+      </w:r>
+      <w:hyperlink r:id="rId37">
+        <w:r>
+          <w:rPr>
+            <w:lang w:val="zh_TW" w:bidi="zh_TW"/>
+          </w:rPr>
+          <w:rPr>
+            <w:color w:val="0000EE"/>
+            <w:u w:val="single"/>
+          </w:rPr>
+          <w:t>約1:5</w:t>
+        </w:r>
+      </w:hyperlink>
+      <w:r>
+        <w:rPr>
+          <w:lang w:val="zh_TW" w:bidi="zh_TW"/>
+        </w:rPr>
+        <w:t>，</w:t>
+      </w:r>
+      <w:hyperlink r:id="rId38">
+        <w:r>
+          <w:rPr>
+            <w:lang w:val="zh_TW" w:bidi="zh_TW"/>
+          </w:rPr>
+          <w:rPr>
+            <w:color w:val="0000EE"/>
+            <w:u w:val="single"/>
+          </w:rPr>
+          <w:t>8:12</w:t>
+        </w:r>
+      </w:hyperlink>
+      <w:r>
+        <w:rPr>
+          <w:lang w:val="zh_TW" w:bidi="zh_TW"/>
+        </w:rPr>
+        <w:t>，</w:t>
+      </w:r>
+      <w:hyperlink r:id="rId39">
+        <w:r>
+          <w:rPr>
+            <w:lang w:val="zh_TW" w:bidi="zh_TW"/>
+          </w:rPr>
+          <w:rPr>
+            <w:color w:val="0000EE"/>
+            <w:u w:val="single"/>
+          </w:rPr>
+          <w:t>12:35、46</w:t>
+        </w:r>
+      </w:hyperlink>
+      <w:r>
+        <w:rPr>
+          <w:lang w:val="zh_TW" w:bidi="zh_TW"/>
+        </w:rPr>
+        <w:t>；</w:t>
+      </w:r>
+      <w:hyperlink r:id="rId40">
+        <w:r>
+          <w:rPr>
+            <w:lang w:val="zh_TW" w:bidi="zh_TW"/>
+          </w:rPr>
+          <w:rPr>
+            <w:color w:val="0000EE"/>
+            <w:u w:val="single"/>
+          </w:rPr>
+          <w:t>約一1:5</w:t>
+        </w:r>
+      </w:hyperlink>
+      <w:r>
+        <w:rPr>
+          <w:lang w:val="zh_TW" w:bidi="zh_TW"/>
+        </w:rPr>
+        <w:t>，</w:t>
+      </w:r>
+      <w:hyperlink r:id="rId41">
+        <w:r>
+          <w:rPr>
+            <w:lang w:val="zh_TW" w:bidi="zh_TW"/>
+          </w:rPr>
+          <w:rPr>
+            <w:color w:val="0000EE"/>
+            <w:u w:val="single"/>
+          </w:rPr>
+          <w:t>2:8–9、11</w:t>
         </w:r>
       </w:hyperlink>
       <w:r>
@@ -453,18 +986,90 @@
         <w:rPr>
           <w:lang w:val="zh_TW" w:bidi="zh_TW"/>
         </w:rPr>
-        <w:t>耶穌講論末後的時候，仔細發展在教會時代的患難觀念。這個教導的主要出處，來自耶穌在橄欖山上的講章（</w:t>
-      </w:r>
-      <w:hyperlink r:id="rId18">
-        <w:r>
-          <w:rPr>
-            <w:lang w:val="zh_TW" w:bidi="zh_TW"/>
-          </w:rPr>
-          <w:rPr>
-            <w:color w:val="0000EE"/>
-            <w:u w:val="single"/>
-          </w:rPr>
-          <w:t>太24–25</w:t>
+        <w:t>在約伯記中，黑暗有時意味著完全的虛空（</w:t>
+      </w:r>
+      <w:hyperlink r:id="rId42">
+        <w:r>
+          <w:rPr>
+            <w:lang w:val="zh_TW" w:bidi="zh_TW"/>
+          </w:rPr>
+          <w:rPr>
+            <w:color w:val="0000EE"/>
+            <w:u w:val="single"/>
+          </w:rPr>
+          <w:t>伯3:4–6</w:t>
+        </w:r>
+      </w:hyperlink>
+      <w:r>
+        <w:rPr>
+          <w:lang w:val="zh_TW" w:bidi="zh_TW"/>
+        </w:rPr>
+        <w:t>）。聖經也用黑暗來談論死亡，描述死人之地為沒有光的幽暗之地（</w:t>
+      </w:r>
+      <w:hyperlink r:id="rId43">
+        <w:r>
+          <w:rPr>
+            <w:lang w:val="zh_TW" w:bidi="zh_TW"/>
+          </w:rPr>
+          <w:rPr>
+            <w:color w:val="0000EE"/>
+            <w:u w:val="single"/>
+          </w:rPr>
+          <w:t>伯10:21–22</w:t>
+        </w:r>
+      </w:hyperlink>
+      <w:r>
+        <w:rPr>
+          <w:lang w:val="zh_TW" w:bidi="zh_TW"/>
+        </w:rPr>
+        <w:t>，</w:t>
+      </w:r>
+      <w:hyperlink r:id="rId44">
+        <w:r>
+          <w:rPr>
+            <w:lang w:val="zh_TW" w:bidi="zh_TW"/>
+          </w:rPr>
+          <w:rPr>
+            <w:color w:val="0000EE"/>
+            <w:u w:val="single"/>
+          </w:rPr>
+          <w:t>15:24</w:t>
+        </w:r>
+      </w:hyperlink>
+      <w:r>
+        <w:rPr>
+          <w:lang w:val="zh_TW" w:bidi="zh_TW"/>
+        </w:rPr>
+        <w:t>，</w:t>
+      </w:r>
+      <w:hyperlink r:id="rId45">
+        <w:r>
+          <w:rPr>
+            <w:lang w:val="zh_TW" w:bidi="zh_TW"/>
+          </w:rPr>
+          <w:rPr>
+            <w:color w:val="0000EE"/>
+            <w:u w:val="single"/>
+          </w:rPr>
+          <w:t>17:12–13</w:t>
+        </w:r>
+      </w:hyperlink>
+      <w:r>
+        <w:rPr>
+          <w:lang w:val="zh_TW" w:bidi="zh_TW"/>
+        </w:rPr>
+        <w:t>，</w:t>
+      </w:r>
+      <w:hyperlink r:id="rId46">
+        <w:r>
+          <w:rPr>
+            <w:lang w:val="zh_TW" w:bidi="zh_TW"/>
+          </w:rPr>
+          <w:rPr>
+            <w:color w:val="0000EE"/>
+            <w:u w:val="single"/>
+          </w:rPr>
+          <w:t>18:18</w:t>
         </w:r>
       </w:hyperlink>
       <w:r>
@@ -473,52 +1078,34 @@
         </w:rPr>
         <w:t>；</w:t>
       </w:r>
-      <w:hyperlink r:id="rId19">
-        <w:r>
-          <w:rPr>
-            <w:lang w:val="zh_TW" w:bidi="zh_TW"/>
-          </w:rPr>
-          <w:rPr>
-            <w:color w:val="0000EE"/>
-            <w:u w:val="single"/>
-          </w:rPr>
-          <w:t>可13</w:t>
-        </w:r>
-      </w:hyperlink>
-      <w:r>
-        <w:rPr>
-          <w:lang w:val="zh_TW" w:bidi="zh_TW"/>
-        </w:rPr>
-        <w:t>；</w:t>
-      </w:r>
-      <w:hyperlink r:id="rId20">
-        <w:r>
-          <w:rPr>
-            <w:lang w:val="zh_TW" w:bidi="zh_TW"/>
-          </w:rPr>
-          <w:rPr>
-            <w:color w:val="0000EE"/>
-            <w:u w:val="single"/>
-          </w:rPr>
-          <w:t>路21</w:t>
-        </w:r>
-      </w:hyperlink>
-      <w:r>
-        <w:rPr>
-          <w:lang w:val="zh_TW" w:bidi="zh_TW"/>
-        </w:rPr>
-        <w:t>）。這個唯一的教導為門徒說明，末後大災難的情況和明確的時間框架。耶穌預測了大災難的開始、規模和結局。這個大災難的教導，是耶穌私下給予十二門徒的（</w:t>
-      </w:r>
-      <w:hyperlink r:id="rId21">
-        <w:r>
-          <w:rPr>
-            <w:lang w:val="zh_TW" w:bidi="zh_TW"/>
-          </w:rPr>
-          <w:rPr>
-            <w:color w:val="0000EE"/>
-            <w:u w:val="single"/>
-          </w:rPr>
-          <w:t>太24:3</w:t>
+      <w:hyperlink r:id="rId47">
+        <w:r>
+          <w:rPr>
+            <w:lang w:val="zh_TW" w:bidi="zh_TW"/>
+          </w:rPr>
+          <w:rPr>
+            <w:color w:val="0000EE"/>
+            <w:u w:val="single"/>
+          </w:rPr>
+          <w:t>傳6:4</w:t>
+        </w:r>
+      </w:hyperlink>
+      <w:r>
+        <w:rPr>
+          <w:lang w:val="zh_TW" w:bidi="zh_TW"/>
+        </w:rPr>
+        <w:t>，</w:t>
+      </w:r>
+      <w:hyperlink r:id="rId48">
+        <w:r>
+          <w:rPr>
+            <w:lang w:val="zh_TW" w:bidi="zh_TW"/>
+          </w:rPr>
+          <w:rPr>
+            <w:color w:val="0000EE"/>
+            <w:u w:val="single"/>
+          </w:rPr>
+          <w:t>11:8</w:t>
         </w:r>
       </w:hyperlink>
       <w:r>
@@ -539,43 +1126,385 @@
         <w:rPr>
           <w:lang w:val="zh_TW" w:bidi="zh_TW"/>
         </w:rPr>
-        <w:t>耶穌告訴十二門徒，他們將會承受患難。這患難意味著，門徒會因祂的名字而遭受致死的逼迫（</w:t>
-      </w:r>
-      <w:hyperlink r:id="rId22">
-        <w:r>
-          <w:rPr>
-            <w:lang w:val="zh_TW" w:bidi="zh_TW"/>
-          </w:rPr>
-          <w:rPr>
-            <w:color w:val="0000EE"/>
-            <w:u w:val="single"/>
-          </w:rPr>
-          <w:t>太24:9</w:t>
-        </w:r>
-      </w:hyperlink>
-      <w:r>
-        <w:rPr>
-          <w:lang w:val="zh_TW" w:bidi="zh_TW"/>
-        </w:rPr>
-        <w:t>）。這教導指向一個觀念，即患難將在歷史上影響許多地方的基督徒。耶穌對十二門徒預言，說他們將成為災難的直接受害者（</w:t>
-      </w:r>
-      <w:hyperlink r:id="rId23">
-        <w:r>
-          <w:rPr>
-            <w:lang w:val="zh_TW" w:bidi="zh_TW"/>
-          </w:rPr>
-          <w:rPr>
-            <w:color w:val="0000EE"/>
-            <w:u w:val="single"/>
-          </w:rPr>
-          <w:t>太24:8</w:t>
-        </w:r>
-      </w:hyperlink>
-      <w:r>
-        <w:rPr>
-          <w:lang w:val="zh_TW" w:bidi="zh_TW"/>
-        </w:rPr>
-        <w:t>），就是明確的起點。</w:t>
+        <w:t>黑暗也常象徵負面的情緒，如恐懼與憂愁；它也代表罪人所遭遇的苦難（</w:t>
+      </w:r>
+      <w:hyperlink r:id="rId49">
+        <w:r>
+          <w:rPr>
+            <w:lang w:val="zh_TW" w:bidi="zh_TW"/>
+          </w:rPr>
+          <w:rPr>
+            <w:color w:val="0000EE"/>
+            <w:u w:val="single"/>
+          </w:rPr>
+          <w:t>創15:12</w:t>
+        </w:r>
+      </w:hyperlink>
+      <w:r>
+        <w:rPr>
+          <w:lang w:val="zh_TW" w:bidi="zh_TW"/>
+        </w:rPr>
+        <w:t>；</w:t>
+      </w:r>
+      <w:hyperlink r:id="rId50">
+        <w:r>
+          <w:rPr>
+            <w:lang w:val="zh_TW" w:bidi="zh_TW"/>
+          </w:rPr>
+          <w:rPr>
+            <w:color w:val="0000EE"/>
+            <w:u w:val="single"/>
+          </w:rPr>
+          <w:t>伯5:14</w:t>
+        </w:r>
+      </w:hyperlink>
+      <w:r>
+        <w:rPr>
+          <w:lang w:val="zh_TW" w:bidi="zh_TW"/>
+        </w:rPr>
+        <w:t>，</w:t>
+      </w:r>
+      <w:hyperlink r:id="rId51">
+        <w:r>
+          <w:rPr>
+            <w:lang w:val="zh_TW" w:bidi="zh_TW"/>
+          </w:rPr>
+          <w:rPr>
+            <w:color w:val="0000EE"/>
+            <w:u w:val="single"/>
+          </w:rPr>
+          <w:t>12:25</w:t>
+        </w:r>
+      </w:hyperlink>
+      <w:r>
+        <w:rPr>
+          <w:lang w:val="zh_TW" w:bidi="zh_TW"/>
+        </w:rPr>
+        <w:t>，</w:t>
+      </w:r>
+      <w:hyperlink r:id="rId52">
+        <w:r>
+          <w:rPr>
+            <w:lang w:val="zh_TW" w:bidi="zh_TW"/>
+          </w:rPr>
+          <w:rPr>
+            <w:color w:val="0000EE"/>
+            <w:u w:val="single"/>
+          </w:rPr>
+          <w:t>15:22、30</w:t>
+        </w:r>
+      </w:hyperlink>
+      <w:r>
+        <w:rPr>
+          <w:lang w:val="zh_TW" w:bidi="zh_TW"/>
+        </w:rPr>
+        <w:t>，</w:t>
+      </w:r>
+      <w:hyperlink r:id="rId53">
+        <w:r>
+          <w:rPr>
+            <w:lang w:val="zh_TW" w:bidi="zh_TW"/>
+          </w:rPr>
+          <w:rPr>
+            <w:color w:val="0000EE"/>
+            <w:u w:val="single"/>
+          </w:rPr>
+          <w:t>19:8</w:t>
+        </w:r>
+      </w:hyperlink>
+      <w:r>
+        <w:rPr>
+          <w:lang w:val="zh_TW" w:bidi="zh_TW"/>
+        </w:rPr>
+        <w:t>，</w:t>
+      </w:r>
+      <w:hyperlink r:id="rId54">
+        <w:r>
+          <w:rPr>
+            <w:lang w:val="zh_TW" w:bidi="zh_TW"/>
+          </w:rPr>
+          <w:rPr>
+            <w:color w:val="0000EE"/>
+            <w:u w:val="single"/>
+          </w:rPr>
+          <w:t>22:11</w:t>
+        </w:r>
+      </w:hyperlink>
+      <w:r>
+        <w:rPr>
+          <w:lang w:val="zh_TW" w:bidi="zh_TW"/>
+        </w:rPr>
+        <w:t>；</w:t>
+      </w:r>
+      <w:hyperlink r:id="rId55">
+        <w:r>
+          <w:rPr>
+            <w:lang w:val="zh_TW" w:bidi="zh_TW"/>
+          </w:rPr>
+          <w:rPr>
+            <w:color w:val="0000EE"/>
+            <w:u w:val="single"/>
+          </w:rPr>
+          <w:t>詩35:6</w:t>
+        </w:r>
+      </w:hyperlink>
+      <w:r>
+        <w:rPr>
+          <w:lang w:val="zh_TW" w:bidi="zh_TW"/>
+        </w:rPr>
+        <w:t>，</w:t>
+      </w:r>
+      <w:hyperlink r:id="rId56">
+        <w:r>
+          <w:rPr>
+            <w:lang w:val="zh_TW" w:bidi="zh_TW"/>
+          </w:rPr>
+          <w:rPr>
+            <w:color w:val="0000EE"/>
+            <w:u w:val="single"/>
+          </w:rPr>
+          <w:t>107:10、14</w:t>
+        </w:r>
+      </w:hyperlink>
+      <w:r>
+        <w:rPr>
+          <w:lang w:val="zh_TW" w:bidi="zh_TW"/>
+        </w:rPr>
+        <w:t>；</w:t>
+      </w:r>
+      <w:hyperlink r:id="rId57">
+        <w:r>
+          <w:rPr>
+            <w:lang w:val="zh_TW" w:bidi="zh_TW"/>
+          </w:rPr>
+          <w:rPr>
+            <w:color w:val="0000EE"/>
+            <w:u w:val="single"/>
+          </w:rPr>
+          <w:t>傳5:17</w:t>
+        </w:r>
+      </w:hyperlink>
+      <w:r>
+        <w:rPr>
+          <w:lang w:val="zh_TW" w:bidi="zh_TW"/>
+        </w:rPr>
+        <w:t>；</w:t>
+      </w:r>
+      <w:hyperlink r:id="rId58">
+        <w:r>
+          <w:rPr>
+            <w:lang w:val="zh_TW" w:bidi="zh_TW"/>
+          </w:rPr>
+          <w:rPr>
+            <w:color w:val="0000EE"/>
+            <w:u w:val="single"/>
+          </w:rPr>
+          <w:t>賽5:30</w:t>
+        </w:r>
+      </w:hyperlink>
+      <w:r>
+        <w:rPr>
+          <w:lang w:val="zh_TW" w:bidi="zh_TW"/>
+        </w:rPr>
+        <w:t>）。有時黑暗象徵邪惡的行為（</w:t>
+      </w:r>
+      <w:hyperlink r:id="rId59">
+        <w:r>
+          <w:rPr>
+            <w:lang w:val="zh_TW" w:bidi="zh_TW"/>
+          </w:rPr>
+          <w:rPr>
+            <w:color w:val="0000EE"/>
+            <w:u w:val="single"/>
+          </w:rPr>
+          <w:t>箴2:13</w:t>
+        </w:r>
+      </w:hyperlink>
+      <w:r>
+        <w:rPr>
+          <w:lang w:val="zh_TW" w:bidi="zh_TW"/>
+        </w:rPr>
+        <w:t>，</w:t>
+      </w:r>
+      <w:hyperlink r:id="rId60">
+        <w:r>
+          <w:rPr>
+            <w:lang w:val="zh_TW" w:bidi="zh_TW"/>
+          </w:rPr>
+          <w:rPr>
+            <w:color w:val="0000EE"/>
+            <w:u w:val="single"/>
+          </w:rPr>
+          <w:t>4:19</w:t>
+        </w:r>
+      </w:hyperlink>
+      <w:r>
+        <w:rPr>
+          <w:lang w:val="zh_TW" w:bidi="zh_TW"/>
+        </w:rPr>
+        <w:t>；</w:t>
+      </w:r>
+      <w:hyperlink r:id="rId61">
+        <w:r>
+          <w:rPr>
+            <w:lang w:val="zh_TW" w:bidi="zh_TW"/>
+          </w:rPr>
+          <w:rPr>
+            <w:color w:val="0000EE"/>
+            <w:u w:val="single"/>
+          </w:rPr>
+          <w:t>賽5:20</w:t>
+        </w:r>
+      </w:hyperlink>
+      <w:r>
+        <w:rPr>
+          <w:lang w:val="zh_TW" w:bidi="zh_TW"/>
+        </w:rPr>
+        <w:t>，</w:t>
+      </w:r>
+      <w:hyperlink r:id="rId62">
+        <w:r>
+          <w:rPr>
+            <w:lang w:val="zh_TW" w:bidi="zh_TW"/>
+          </w:rPr>
+          <w:rPr>
+            <w:color w:val="0000EE"/>
+            <w:u w:val="single"/>
+          </w:rPr>
+          <w:t>60:2</w:t>
+        </w:r>
+      </w:hyperlink>
+      <w:r>
+        <w:rPr>
+          <w:lang w:val="zh_TW" w:bidi="zh_TW"/>
+        </w:rPr>
+        <w:t>）。在新約中，「黑暗」通常有兩層意思：指人行惡事，或指人不明白神的真理（</w:t>
+      </w:r>
+      <w:hyperlink r:id="rId36">
+        <w:r>
+          <w:rPr>
+            <w:lang w:val="zh_TW" w:bidi="zh_TW"/>
+          </w:rPr>
+          <w:rPr>
+            <w:color w:val="0000EE"/>
+            <w:u w:val="single"/>
+          </w:rPr>
+          <w:t>太4:16</w:t>
+        </w:r>
+      </w:hyperlink>
+      <w:r>
+        <w:rPr>
+          <w:lang w:val="zh_TW" w:bidi="zh_TW"/>
+        </w:rPr>
+        <w:t>，</w:t>
+      </w:r>
+      <w:hyperlink r:id="rId63">
+        <w:r>
+          <w:rPr>
+            <w:lang w:val="zh_TW" w:bidi="zh_TW"/>
+          </w:rPr>
+          <w:rPr>
+            <w:color w:val="0000EE"/>
+            <w:u w:val="single"/>
+          </w:rPr>
+          <w:t>6:23</w:t>
+        </w:r>
+      </w:hyperlink>
+      <w:r>
+        <w:rPr>
+          <w:lang w:val="zh_TW" w:bidi="zh_TW"/>
+        </w:rPr>
+        <w:t>；</w:t>
+      </w:r>
+      <w:hyperlink r:id="rId64">
+        <w:r>
+          <w:rPr>
+            <w:lang w:val="zh_TW" w:bidi="zh_TW"/>
+          </w:rPr>
+          <w:rPr>
+            <w:color w:val="0000EE"/>
+            <w:u w:val="single"/>
+          </w:rPr>
+          <w:t>路1:79</w:t>
+        </w:r>
+      </w:hyperlink>
+      <w:r>
+        <w:rPr>
+          <w:lang w:val="zh_TW" w:bidi="zh_TW"/>
+        </w:rPr>
+        <w:t>，</w:t>
+      </w:r>
+      <w:hyperlink r:id="rId65">
+        <w:r>
+          <w:rPr>
+            <w:lang w:val="zh_TW" w:bidi="zh_TW"/>
+          </w:rPr>
+          <w:rPr>
+            <w:color w:val="0000EE"/>
+            <w:u w:val="single"/>
+          </w:rPr>
+          <w:t>11:35</w:t>
+        </w:r>
+      </w:hyperlink>
+      <w:r>
+        <w:rPr>
+          <w:lang w:val="zh_TW" w:bidi="zh_TW"/>
+        </w:rPr>
+        <w:t>，</w:t>
+      </w:r>
+      <w:hyperlink r:id="rId66">
+        <w:r>
+          <w:rPr>
+            <w:lang w:val="zh_TW" w:bidi="zh_TW"/>
+          </w:rPr>
+          <w:rPr>
+            <w:color w:val="0000EE"/>
+            <w:u w:val="single"/>
+          </w:rPr>
+          <w:t>22:53</w:t>
+        </w:r>
+      </w:hyperlink>
+      <w:r>
+        <w:rPr>
+          <w:lang w:val="zh_TW" w:bidi="zh_TW"/>
+        </w:rPr>
+        <w:t>；</w:t>
+      </w:r>
+      <w:hyperlink r:id="rId67">
+        <w:r>
+          <w:rPr>
+            <w:lang w:val="zh_TW" w:bidi="zh_TW"/>
+          </w:rPr>
+          <w:rPr>
+            <w:color w:val="0000EE"/>
+            <w:u w:val="single"/>
+          </w:rPr>
+          <w:t>羅2:19</w:t>
+        </w:r>
+      </w:hyperlink>
+      <w:r>
+        <w:rPr>
+          <w:lang w:val="zh_TW" w:bidi="zh_TW"/>
+        </w:rPr>
+        <w:t>；</w:t>
+      </w:r>
+      <w:hyperlink r:id="rId68">
+        <w:r>
+          <w:rPr>
+            <w:lang w:val="zh_TW" w:bidi="zh_TW"/>
+          </w:rPr>
+          <w:rPr>
+            <w:color w:val="0000EE"/>
+            <w:u w:val="single"/>
+          </w:rPr>
+          <w:t>西1:13</w:t>
+        </w:r>
+      </w:hyperlink>
+      <w:r>
+        <w:rPr>
+          <w:lang w:val="zh_TW" w:bidi="zh_TW"/>
+        </w:rPr>
+        <w:t>）。</w:t>
       </w:r>
     </w:p>
     <w:p>
@@ -589,108 +1518,277 @@
         <w:rPr>
           <w:lang w:val="zh_TW" w:bidi="zh_TW"/>
         </w:rPr>
-        <w:t>同一群門徒將見證先知但以理所預言的耶路撒冷「大災難」（</w:t>
-      </w:r>
-      <w:hyperlink r:id="rId24">
-        <w:r>
-          <w:rPr>
-            <w:lang w:val="zh_TW" w:bidi="zh_TW"/>
-          </w:rPr>
-          <w:rPr>
-            <w:color w:val="0000EE"/>
-            <w:u w:val="single"/>
-          </w:rPr>
-          <w:t>太24:15</w:t>
-        </w:r>
-      </w:hyperlink>
-      <w:hyperlink r:id="rId18">
-        <w:r>
-          <w:rPr>
-            <w:lang w:val="zh_TW" w:bidi="zh_TW"/>
-          </w:rPr>
-          <w:rPr>
-            <w:color w:val="0000EE"/>
-            <w:u w:val="single"/>
-          </w:rPr>
-          <w:t>–</w:t>
-        </w:r>
-      </w:hyperlink>
-      <w:hyperlink r:id="rId24">
-        <w:r>
-          <w:rPr>
-            <w:lang w:val="zh_TW" w:bidi="zh_TW"/>
-          </w:rPr>
-          <w:rPr>
-            <w:color w:val="0000EE"/>
-            <w:u w:val="single"/>
-          </w:rPr>
-          <w:t>21</w:t>
-        </w:r>
-      </w:hyperlink>
-      <w:r>
-        <w:rPr>
-          <w:lang w:val="zh_TW" w:bidi="zh_TW"/>
-        </w:rPr>
-        <w:t>）。這段經文清楚表明，耶穌指的是公元70年耶路撒冷被毀滅。耶路撒冷被羅馬軍團攻陷，被視為持續大災難的象徵。馬太本人在</w:t>
-      </w:r>
-      <w:hyperlink r:id="rId25">
-        <w:r>
-          <w:rPr>
-            <w:lang w:val="zh_TW" w:bidi="zh_TW"/>
-          </w:rPr>
-          <w:rPr>
-            <w:color w:val="0000EE"/>
-            <w:u w:val="single"/>
-          </w:rPr>
-          <w:t>二十四章15節</w:t>
-        </w:r>
-      </w:hyperlink>
-      <w:r>
-        <w:rPr>
-          <w:lang w:val="zh_TW" w:bidi="zh_TW"/>
-        </w:rPr>
-        <w:t>中作了評語，說「</w:t>
-      </w:r>
-      <w:r>
-        <w:rPr>
-          <w:lang w:val="zh_TW" w:bidi="zh_TW"/>
-        </w:rPr>
-        <w:t>讀這經的人須要會意</w:t>
-      </w:r>
-      <w:r>
-        <w:rPr>
-          <w:lang w:val="zh_TW" w:bidi="zh_TW"/>
-        </w:rPr>
-        <w:t>」。這提醒了他的原始讀者，耶穌的預言會在他們有生之年應驗。</w:t>
-      </w:r>
-      <w:hyperlink r:id="rId26">
-        <w:r>
-          <w:rPr>
-            <w:lang w:val="zh_TW" w:bidi="zh_TW"/>
-          </w:rPr>
-          <w:rPr>
-            <w:color w:val="0000EE"/>
-            <w:u w:val="single"/>
-          </w:rPr>
-          <w:t>路加福音二十一章20至24節</w:t>
-        </w:r>
-      </w:hyperlink>
-      <w:r>
-        <w:rPr>
-          <w:lang w:val="zh_TW" w:bidi="zh_TW"/>
-        </w:rPr>
-        <w:t>的平行段落清楚表明，非猶太人將在猶太耶路撒冷毀滅後長期統治。這就是公元70年耶路撒冷淪陷後發生的事情。</w:t>
-      </w:r>
-    </w:p>
-    <w:p>
-      <w:pPr>
-        <w:pStyle w:val="Heading3"/>
-      </w:pPr>
-      <w:r>
-        <w:rPr>
-          <w:lang w:val="zh_TW" w:bidi="zh_TW"/>
-        </w:rPr>
-        <w:t>基督徒應如何回應患難？</w:t>
+        <w:t>舊約先知常提到一個特別的時間，稱為「耶和華的日子」，並形容那日是極其黑暗的（</w:t>
+      </w:r>
+      <w:hyperlink r:id="rId69">
+        <w:r>
+          <w:rPr>
+            <w:lang w:val="zh_TW" w:bidi="zh_TW"/>
+          </w:rPr>
+          <w:rPr>
+            <w:color w:val="0000EE"/>
+            <w:u w:val="single"/>
+          </w:rPr>
+          <w:t>結32:8</w:t>
+        </w:r>
+      </w:hyperlink>
+      <w:r>
+        <w:rPr>
+          <w:lang w:val="zh_TW" w:bidi="zh_TW"/>
+        </w:rPr>
+        <w:t>；</w:t>
+      </w:r>
+      <w:hyperlink r:id="rId70">
+        <w:r>
+          <w:rPr>
+            <w:lang w:val="zh_TW" w:bidi="zh_TW"/>
+          </w:rPr>
+          <w:rPr>
+            <w:color w:val="0000EE"/>
+            <w:u w:val="single"/>
+          </w:rPr>
+          <w:t>珥2:2、31</w:t>
+        </w:r>
+      </w:hyperlink>
+      <w:r>
+        <w:rPr>
+          <w:lang w:val="zh_TW" w:bidi="zh_TW"/>
+        </w:rPr>
+        <w:t>；</w:t>
+      </w:r>
+      <w:hyperlink r:id="rId71">
+        <w:r>
+          <w:rPr>
+            <w:lang w:val="zh_TW" w:bidi="zh_TW"/>
+          </w:rPr>
+          <w:rPr>
+            <w:color w:val="0000EE"/>
+            <w:u w:val="single"/>
+          </w:rPr>
+          <w:t>摩5:18、20</w:t>
+        </w:r>
+      </w:hyperlink>
+      <w:r>
+        <w:rPr>
+          <w:lang w:val="zh_TW" w:bidi="zh_TW"/>
+        </w:rPr>
+        <w:t>；</w:t>
+      </w:r>
+      <w:hyperlink r:id="rId72">
+        <w:r>
+          <w:rPr>
+            <w:lang w:val="zh_TW" w:bidi="zh_TW"/>
+          </w:rPr>
+          <w:rPr>
+            <w:color w:val="0000EE"/>
+            <w:u w:val="single"/>
+          </w:rPr>
+          <w:t>番1:15</w:t>
+        </w:r>
+      </w:hyperlink>
+      <w:r>
+        <w:rPr>
+          <w:lang w:val="zh_TW" w:bidi="zh_TW"/>
+        </w:rPr>
+        <w:t>）。新約也提到這樣的黑暗，用來描述耶穌再來審判世界的時候（</w:t>
+      </w:r>
+      <w:hyperlink r:id="rId73">
+        <w:r>
+          <w:rPr>
+            <w:lang w:val="zh_TW" w:bidi="zh_TW"/>
+          </w:rPr>
+          <w:rPr>
+            <w:color w:val="0000EE"/>
+            <w:u w:val="single"/>
+          </w:rPr>
+          <w:t>太8:12</w:t>
+        </w:r>
+      </w:hyperlink>
+      <w:r>
+        <w:rPr>
+          <w:lang w:val="zh_TW" w:bidi="zh_TW"/>
+        </w:rPr>
+        <w:t>，</w:t>
+      </w:r>
+      <w:hyperlink r:id="rId74">
+        <w:r>
+          <w:rPr>
+            <w:lang w:val="zh_TW" w:bidi="zh_TW"/>
+          </w:rPr>
+          <w:rPr>
+            <w:color w:val="0000EE"/>
+            <w:u w:val="single"/>
+          </w:rPr>
+          <w:t>22:13</w:t>
+        </w:r>
+      </w:hyperlink>
+      <w:r>
+        <w:rPr>
+          <w:lang w:val="zh_TW" w:bidi="zh_TW"/>
+        </w:rPr>
+        <w:t>，</w:t>
+      </w:r>
+      <w:hyperlink r:id="rId75">
+        <w:r>
+          <w:rPr>
+            <w:lang w:val="zh_TW" w:bidi="zh_TW"/>
+          </w:rPr>
+          <w:rPr>
+            <w:color w:val="0000EE"/>
+            <w:u w:val="single"/>
+          </w:rPr>
+          <w:t>25:30</w:t>
+        </w:r>
+      </w:hyperlink>
+      <w:r>
+        <w:rPr>
+          <w:lang w:val="zh_TW" w:bidi="zh_TW"/>
+        </w:rPr>
+        <w:t>；</w:t>
+      </w:r>
+      <w:hyperlink r:id="rId76">
+        <w:r>
+          <w:rPr>
+            <w:lang w:val="zh_TW" w:bidi="zh_TW"/>
+          </w:rPr>
+          <w:rPr>
+            <w:color w:val="0000EE"/>
+            <w:u w:val="single"/>
+          </w:rPr>
+          <w:t>彼後2:17</w:t>
+        </w:r>
+      </w:hyperlink>
+      <w:r>
+        <w:rPr>
+          <w:lang w:val="zh_TW" w:bidi="zh_TW"/>
+        </w:rPr>
+        <w:t>；</w:t>
+      </w:r>
+      <w:hyperlink r:id="rId77">
+        <w:r>
+          <w:rPr>
+            <w:lang w:val="zh_TW" w:bidi="zh_TW"/>
+          </w:rPr>
+          <w:rPr>
+            <w:color w:val="0000EE"/>
+            <w:u w:val="single"/>
+          </w:rPr>
+          <w:t>猶6、13</w:t>
+        </w:r>
+      </w:hyperlink>
+      <w:r>
+        <w:rPr>
+          <w:lang w:val="zh_TW" w:bidi="zh_TW"/>
+        </w:rPr>
+        <w:t>）。聖經說，人若認識神，就好像從黑暗進入光明（</w:t>
+      </w:r>
+      <w:hyperlink r:id="rId78">
+        <w:r>
+          <w:rPr>
+            <w:lang w:val="zh_TW" w:bidi="zh_TW"/>
+          </w:rPr>
+          <w:rPr>
+            <w:color w:val="0000EE"/>
+            <w:u w:val="single"/>
+          </w:rPr>
+          <w:t>賽9:2</w:t>
+        </w:r>
+      </w:hyperlink>
+      <w:r>
+        <w:rPr>
+          <w:lang w:val="zh_TW" w:bidi="zh_TW"/>
+        </w:rPr>
+        <w:t>，</w:t>
+      </w:r>
+      <w:hyperlink r:id="rId79">
+        <w:r>
+          <w:rPr>
+            <w:lang w:val="zh_TW" w:bidi="zh_TW"/>
+          </w:rPr>
+          <w:rPr>
+            <w:color w:val="0000EE"/>
+            <w:u w:val="single"/>
+          </w:rPr>
+          <w:t>29:18</w:t>
+        </w:r>
+      </w:hyperlink>
+      <w:r>
+        <w:rPr>
+          <w:lang w:val="zh_TW" w:bidi="zh_TW"/>
+        </w:rPr>
+        <w:t>，</w:t>
+      </w:r>
+      <w:hyperlink r:id="rId80">
+        <w:r>
+          <w:rPr>
+            <w:lang w:val="zh_TW" w:bidi="zh_TW"/>
+          </w:rPr>
+          <w:rPr>
+            <w:color w:val="0000EE"/>
+            <w:u w:val="single"/>
+          </w:rPr>
+          <w:t>42:7</w:t>
+        </w:r>
+      </w:hyperlink>
+      <w:r>
+        <w:rPr>
+          <w:lang w:val="zh_TW" w:bidi="zh_TW"/>
+        </w:rPr>
+        <w:t>）。黑暗不能成為人躲避神的地方（</w:t>
+      </w:r>
+      <w:hyperlink r:id="rId81">
+        <w:r>
+          <w:rPr>
+            <w:lang w:val="zh_TW" w:bidi="zh_TW"/>
+          </w:rPr>
+          <w:rPr>
+            <w:color w:val="0000EE"/>
+            <w:u w:val="single"/>
+          </w:rPr>
+          <w:t>伯34:22</w:t>
+        </w:r>
+      </w:hyperlink>
+      <w:r>
+        <w:rPr>
+          <w:lang w:val="zh_TW" w:bidi="zh_TW"/>
+        </w:rPr>
+        <w:t>；</w:t>
+      </w:r>
+      <w:hyperlink r:id="rId82">
+        <w:r>
+          <w:rPr>
+            <w:lang w:val="zh_TW" w:bidi="zh_TW"/>
+          </w:rPr>
+          <w:rPr>
+            <w:color w:val="0000EE"/>
+            <w:u w:val="single"/>
+          </w:rPr>
+          <w:t>詩139:11–12</w:t>
+        </w:r>
+      </w:hyperlink>
+      <w:r>
+        <w:rPr>
+          <w:lang w:val="zh_TW" w:bidi="zh_TW"/>
+        </w:rPr>
+        <w:t>；</w:t>
+      </w:r>
+      <w:hyperlink r:id="rId83">
+        <w:r>
+          <w:rPr>
+            <w:lang w:val="zh_TW" w:bidi="zh_TW"/>
+          </w:rPr>
+          <w:rPr>
+            <w:color w:val="0000EE"/>
+            <w:u w:val="single"/>
+          </w:rPr>
+          <w:t>賽29:15</w:t>
+        </w:r>
+      </w:hyperlink>
+      <w:r>
+        <w:rPr>
+          <w:lang w:val="zh_TW" w:bidi="zh_TW"/>
+        </w:rPr>
+        <w:t>）。</w:t>
       </w:r>
     </w:p>
     <w:p>
@@ -702,260 +1800,16 @@
       </w:r>
       <w:r>
         <w:rPr>
-          <w:lang w:val="zh_TW" w:bidi="zh_TW"/>
-        </w:rPr>
-        <w:t>新約聖經警告信徒，要知道患難將會發生。新約聖經也定義了信徒對患難的適當回應：</w:t>
-      </w:r>
-    </w:p>
-    <w:p>
-      <w:pPr>
-        <w:pStyle w:val="ListBullet"/>
-        <w:spacing w:line="240" w:lineRule="auto"/>
-        <w:ind w:left="720"/>
-      </w:pPr>
-      <w:r>
-        <w:rPr>
-          <w:lang w:val="zh_TW" w:bidi="zh_TW"/>
-        </w:rPr>
-      </w:r>
-      <w:r>
-        <w:rPr>
-          <w:lang w:val="zh_TW" w:bidi="zh_TW"/>
-        </w:rPr>
-        <w:t>基督徒應該在苦難中滿有喜樂，因為他們結出好果子。患難能使人生出忍耐和老練的力量（</w:t>
-      </w:r>
-      <w:hyperlink r:id="rId27">
-        <w:r>
-          <w:rPr>
-            <w:lang w:val="zh_TW" w:bidi="zh_TW"/>
-          </w:rPr>
-          <w:rPr>
-            <w:color w:val="0000EE"/>
-            <w:u w:val="single"/>
-          </w:rPr>
-          <w:t>羅5:3</w:t>
-        </w:r>
-      </w:hyperlink>
-      <w:hyperlink r:id="rId18">
-        <w:r>
-          <w:rPr>
-            <w:lang w:val="zh_TW" w:bidi="zh_TW"/>
-          </w:rPr>
-          <w:rPr>
-            <w:color w:val="0000EE"/>
-            <w:u w:val="single"/>
-          </w:rPr>
-          <w:t>–</w:t>
-        </w:r>
-      </w:hyperlink>
-      <w:hyperlink r:id="rId27">
-        <w:r>
-          <w:rPr>
-            <w:lang w:val="zh_TW" w:bidi="zh_TW"/>
-          </w:rPr>
-          <w:rPr>
-            <w:color w:val="0000EE"/>
-            <w:u w:val="single"/>
-          </w:rPr>
-          <w:t>4</w:t>
-        </w:r>
-      </w:hyperlink>
-      <w:r>
-        <w:rPr>
-          <w:lang w:val="zh_TW" w:bidi="zh_TW"/>
-        </w:rPr>
-        <w:t>）。</w:t>
-      </w:r>
-    </w:p>
-    <w:p>
-      <w:pPr>
-        <w:pStyle w:val="ListBullet"/>
-        <w:spacing w:line="240" w:lineRule="auto"/>
-        <w:ind w:left="720"/>
-      </w:pPr>
-      <w:r>
-        <w:rPr>
-          <w:lang w:val="zh_TW" w:bidi="zh_TW"/>
-        </w:rPr>
-      </w:r>
-      <w:r>
-        <w:rPr>
-          <w:lang w:val="zh_TW" w:bidi="zh_TW"/>
-        </w:rPr>
-        <w:t>他們應該心存忍耐，因為神會安慰忠心的人（</w:t>
-      </w:r>
-      <w:hyperlink r:id="rId28">
-        <w:r>
-          <w:rPr>
-            <w:lang w:val="zh_TW" w:bidi="zh_TW"/>
-          </w:rPr>
-          <w:rPr>
-            <w:color w:val="0000EE"/>
-            <w:u w:val="single"/>
-          </w:rPr>
-          <w:t>羅12:12</w:t>
-        </w:r>
-      </w:hyperlink>
-      <w:r>
-        <w:rPr>
-          <w:lang w:val="zh_TW" w:bidi="zh_TW"/>
-        </w:rPr>
-        <w:t>；</w:t>
-      </w:r>
-      <w:hyperlink r:id="rId29">
-        <w:r>
-          <w:rPr>
-            <w:lang w:val="zh_TW" w:bidi="zh_TW"/>
-          </w:rPr>
-          <w:rPr>
-            <w:color w:val="0000EE"/>
-            <w:u w:val="single"/>
-          </w:rPr>
-          <w:t>林後1:4</w:t>
-        </w:r>
-      </w:hyperlink>
-      <w:r>
-        <w:rPr>
-          <w:lang w:val="zh_TW" w:bidi="zh_TW"/>
-        </w:rPr>
-        <w:t>）。</w:t>
-      </w:r>
-    </w:p>
-    <w:p>
-      <w:pPr>
-        <w:pStyle w:val="ListBullet"/>
-        <w:spacing w:line="240" w:lineRule="auto"/>
-        <w:ind w:left="720"/>
-      </w:pPr>
-      <w:r>
-        <w:rPr>
-          <w:lang w:val="zh_TW" w:bidi="zh_TW"/>
-        </w:rPr>
-      </w:r>
-      <w:r>
-        <w:rPr>
-          <w:lang w:val="zh_TW" w:bidi="zh_TW"/>
-        </w:rPr>
-        <w:t>他們應該明白，患難是為了預備信徒，迎接在永恆中的榮耀（</w:t>
-      </w:r>
-      <w:hyperlink r:id="rId30">
-        <w:r>
-          <w:rPr>
-            <w:lang w:val="zh_TW" w:bidi="zh_TW"/>
-          </w:rPr>
-          <w:rPr>
-            <w:color w:val="0000EE"/>
-            <w:u w:val="single"/>
-          </w:rPr>
-          <w:t>林後4:17</w:t>
-        </w:r>
-      </w:hyperlink>
-      <w:r>
-        <w:rPr>
-          <w:lang w:val="zh_TW" w:bidi="zh_TW"/>
-        </w:rPr>
-        <w:t>）。</w:t>
-      </w:r>
-    </w:p>
-    <w:p>
-      <w:pPr/>
-      <w:r>
-        <w:rPr>
-          <w:lang w:val="zh_TW" w:bidi="zh_TW"/>
-        </w:rPr>
-      </w:r>
-      <w:r>
-        <w:rPr>
-          <w:lang w:val="zh_TW" w:bidi="zh_TW"/>
-        </w:rPr>
-        <w:t>在歷史上，基督徒享有財富和自由是罕見的。歷史上大多數信徒都經歷苦難。教會一直是遭受逼迫的小數群體，在一個不友好的世界堅忍。對於免受患難的基督徒來說，患難似乎適用歷史上較後的時段。</w:t>
-      </w:r>
-    </w:p>
-    <w:p>
-      <w:pPr/>
-      <w:r>
-        <w:rPr>
-          <w:lang w:val="zh_TW" w:bidi="zh_TW"/>
-        </w:rPr>
-      </w:r>
-      <w:r>
-        <w:rPr>
-          <w:lang w:val="zh_TW" w:bidi="zh_TW"/>
-        </w:rPr>
-        <w:t>大多數基督徒正面臨壓迫、拒絕、困難和迫害。由於這個原因，耶穌預言的患難是持續存在的現實。患難的嚴重程度可能會有所不同，惟基督的承諾依然真實：「</w:t>
-      </w:r>
-      <w:r>
-        <w:rPr>
-          <w:lang w:val="zh_TW" w:bidi="zh_TW"/>
-        </w:rPr>
-        <w:t>在世上，你們有苦難；但你們可以放心，我已經勝了世界。</w:t>
-      </w:r>
-      <w:r>
-        <w:rPr>
-          <w:lang w:val="zh_TW" w:bidi="zh_TW"/>
-        </w:rPr>
-        <w:t>」（</w:t>
-      </w:r>
-      <w:hyperlink r:id="rId31">
-        <w:r>
-          <w:rPr>
-            <w:lang w:val="zh_TW" w:bidi="zh_TW"/>
-          </w:rPr>
-          <w:rPr>
-            <w:color w:val="0000EE"/>
-            <w:u w:val="single"/>
-          </w:rPr>
-          <w:t>約16:33</w:t>
-        </w:r>
-      </w:hyperlink>
-      <w:r>
-        <w:rPr>
-          <w:lang w:val="zh_TW" w:bidi="zh_TW"/>
-        </w:rPr>
-        <w:t>）。</w:t>
-      </w:r>
-      <w:r>
-        <w:rPr>
           <w:i/>
           <w:lang w:val="zh_TW" w:bidi="zh_TW"/>
         </w:rPr>
-        <w:t>見</w:t>
-      </w:r>
-      <w:r>
-        <w:rPr>
-          <w:lang w:val="zh_TW" w:bidi="zh_TW"/>
-        </w:rPr>
-        <w:t xml:space="preserve"> </w:t>
-      </w:r>
-      <w:r>
-        <w:rPr>
-          <w:lang w:val="zh_TW" w:bidi="zh_TW"/>
-        </w:rPr>
-        <w:t>苦難</w:t>
-      </w:r>
-      <w:r>
-        <w:rPr>
-          <w:lang w:val="zh_TW" w:bidi="zh_TW"/>
-        </w:rPr>
-        <w:t>；</w:t>
-      </w:r>
-      <w:r>
-        <w:rPr>
-          <w:lang w:val="zh_TW" w:bidi="zh_TW"/>
-        </w:rPr>
-        <w:t>末世論</w:t>
-      </w:r>
-      <w:r>
-        <w:rPr>
-          <w:lang w:val="zh_TW" w:bidi="zh_TW"/>
-        </w:rPr>
-        <w:t>；</w:t>
-      </w:r>
-      <w:r>
-        <w:rPr>
-          <w:lang w:val="zh_TW" w:bidi="zh_TW"/>
-        </w:rPr>
-        <w:t>迫害</w:t>
+        <w:t>另見</w:t>
+      </w:r>
+      <w:r>
+        <w:rPr>
+          <w:lang w:val="zh_TW" w:bidi="zh_TW"/>
+        </w:rPr>
+        <w:t>光</w:t>
       </w:r>
       <w:r>
         <w:rPr>

--- a/zht/docx/055.content.docx
+++ b/zht/docx/055.content.docx
@@ -149,7 +149,7 @@
         <w:rPr>
           <w:lang w:val="zh_TW" w:bidi="zh_TW"/>
         </w:rPr>
-        <w:t>hei</w:t>
+        <w:t>he</w:t>
       </w:r>
       <w:r>
         <w:rPr>
@@ -212,7 +212,7 @@
         <w:rPr>
           <w:lang w:val="zh_TW" w:bidi="zh_TW"/>
         </w:rPr>
-        <w:t>黑暗</w:t>
+        <w:t>何把</w:t>
       </w:r>
       <w:r>
         <w:rPr>
@@ -231,7 +231,515 @@
         <w:rPr>
           <w:lang w:val="zh_TW" w:bidi="zh_TW"/>
         </w:rPr>
-        <w:t>缺乏光或光明。在聖經中，「黑暗」一詞通常帶有象徵意義，不僅僅是指沒有光的地方。</w:t>
+        <w:t>亞伯拉罕追擊基大老瑪的軍隊時所到的地方（</w:t>
+      </w:r>
+      <w:hyperlink r:id="rId13">
+        <w:r>
+          <w:rPr>
+            <w:lang w:val="zh_TW" w:bidi="zh_TW"/>
+          </w:rPr>
+          <w:rPr>
+            <w:color w:val="0000EE"/>
+            <w:u w:val="single"/>
+          </w:rPr>
+          <w:t>創14:15</w:t>
+        </w:r>
+      </w:hyperlink>
+      <w:r>
+        <w:rPr>
+          <w:lang w:val="zh_TW" w:bidi="zh_TW"/>
+        </w:rPr>
+        <w:t>）。其位置不確定，但有各種說法。有些人認為是距大馬士革西北約50英里（80公里）的何把；另一些人則認為是阿瑪爾那信件中的胡北（Ube）地區；還有一些人認為是距大馬士革東方10英里（16公里）的伊勒·薩利希特（Tell el-Salihite）。</w:t>
+      </w:r>
+      <w:r>
+        <w:rPr>
+          <w:lang w:val="zh_TW" w:bidi="zh_TW"/>
+        </w:rPr>
+      </w:r>
+      <w:r>
+        <w:rPr>
+          <w:lang w:val="zh_TW" w:bidi="zh_TW"/>
+        </w:rPr>
+      </w:r>
+    </w:p>
+    <w:p>
+      <w:pPr/>
+      <w:r>
+        <w:rPr>
+          <w:lang w:val="zh_TW" w:bidi="zh_TW"/>
+        </w:rPr>
+      </w:r>
+    </w:p>
+    <w:p>
+      <w:pPr>
+        <w:pStyle w:val="Heading2"/>
+      </w:pPr>
+      <w:r>
+        <w:rPr>
+          <w:lang w:val="zh_TW" w:bidi="zh_TW"/>
+        </w:rPr>
+        <w:t>何利人</w:t>
+      </w:r>
+      <w:r>
+        <w:rPr>
+          <w:lang w:val="zh_TW" w:bidi="zh_TW"/>
+        </w:rPr>
+      </w:r>
+    </w:p>
+    <w:p>
+      <w:pPr/>
+      <w:r>
+        <w:rPr>
+          <w:lang w:val="zh_TW" w:bidi="zh_TW"/>
+        </w:rPr>
+      </w:r>
+      <w:r>
+        <w:rPr>
+          <w:lang w:val="zh_TW" w:bidi="zh_TW"/>
+        </w:rPr>
+        <w:t>傳統認為他們是住在西珥山洞穴的人，他們在以東人之前居住該處，被稱為西珥的子孫（</w:t>
+      </w:r>
+      <w:hyperlink r:id="rId14">
+        <w:r>
+          <w:rPr>
+            <w:lang w:val="zh_TW" w:bidi="zh_TW"/>
+          </w:rPr>
+          <w:rPr>
+            <w:color w:val="0000EE"/>
+            <w:u w:val="single"/>
+          </w:rPr>
+          <w:t>創36:20</w:t>
+        </w:r>
+      </w:hyperlink>
+      <w:r>
+        <w:rPr>
+          <w:lang w:val="zh_TW" w:bidi="zh_TW"/>
+        </w:rPr>
+        <w:t>）。在聖經中，他們被基大老瑪和他的盟友擊敗（</w:t>
+      </w:r>
+      <w:hyperlink r:id="rId15">
+        <w:r>
+          <w:rPr>
+            <w:lang w:val="zh_TW" w:bidi="zh_TW"/>
+          </w:rPr>
+          <w:rPr>
+            <w:color w:val="0000EE"/>
+            <w:u w:val="single"/>
+          </w:rPr>
+          <w:t>創14:6</w:t>
+        </w:r>
+      </w:hyperlink>
+      <w:r>
+        <w:rPr>
+          <w:lang w:val="zh_TW" w:bidi="zh_TW"/>
+        </w:rPr>
+        <w:t>）。他們由族長統治（</w:t>
+      </w:r>
+      <w:hyperlink r:id="rId16">
+        <w:r>
+          <w:rPr>
+            <w:lang w:val="zh_TW" w:bidi="zh_TW"/>
+          </w:rPr>
+          <w:rPr>
+            <w:color w:val="0000EE"/>
+            <w:u w:val="single"/>
+          </w:rPr>
+          <w:t>創36:29–30</w:t>
+        </w:r>
+      </w:hyperlink>
+      <w:r>
+        <w:rPr>
+          <w:lang w:val="zh_TW" w:bidi="zh_TW"/>
+        </w:rPr>
+        <w:t>），最終被以掃的後代消滅（</w:t>
+      </w:r>
+      <w:hyperlink r:id="rId17">
+        <w:r>
+          <w:rPr>
+            <w:lang w:val="zh_TW" w:bidi="zh_TW"/>
+          </w:rPr>
+          <w:rPr>
+            <w:color w:val="0000EE"/>
+            <w:u w:val="single"/>
+          </w:rPr>
+          <w:t>申2:12、22</w:t>
+        </w:r>
+      </w:hyperlink>
+      <w:r>
+        <w:rPr>
+          <w:lang w:val="zh_TW" w:bidi="zh_TW"/>
+        </w:rPr>
+        <w:t>）。</w:t>
+      </w:r>
+    </w:p>
+    <w:p>
+      <w:pPr/>
+      <w:r>
+        <w:rPr>
+          <w:lang w:val="zh_TW" w:bidi="zh_TW"/>
+        </w:rPr>
+      </w:r>
+      <w:r>
+        <w:rPr>
+          <w:lang w:val="zh_TW" w:bidi="zh_TW"/>
+        </w:rPr>
+        <w:t>自從發現戶利安人是許多近東民族的前身開始，「何利人」這個流行且出自聖經的詞源，就一直受到爭議。戶利安人是來自山上的非閃族人。大約在公元前二千年，他們遷移到美索不達米亞的北部和東北部，後來移居到敘利亞和巴勒斯坦地區。由於戶利安語在約旦河西部地區盛行，且從語音上看，舊約希伯來語中的「何利人」對應聖經外的「戶利安」，因此幾位學者和翻譯者用「戶利安」代替「何利人」。許多人將屬於戶利安語言和文化群體的希未人與何利人等同起來。這些評鑒學者認為何利人（Ho</w:t>
+      </w:r>
+      <w:r>
+        <w:rPr>
+          <w:i/>
+          <w:lang w:val="zh_TW" w:bidi="zh_TW"/>
+        </w:rPr>
+        <w:t>r</w:t>
+      </w:r>
+      <w:r>
+        <w:rPr>
+          <w:lang w:val="zh_TW" w:bidi="zh_TW"/>
+        </w:rPr>
+        <w:t>ite）中的</w:t>
+      </w:r>
+      <w:r>
+        <w:rPr>
+          <w:i/>
+          <w:lang w:val="zh_TW" w:bidi="zh_TW"/>
+        </w:rPr>
+        <w:t>r(esh)</w:t>
+      </w:r>
+      <w:r>
+        <w:rPr>
+          <w:lang w:val="zh_TW" w:bidi="zh_TW"/>
+        </w:rPr>
+        <w:t>，在早期文本被誤認希未人（Hivite）中的</w:t>
+      </w:r>
+      <w:r>
+        <w:rPr>
+          <w:i/>
+          <w:lang w:val="zh_TW" w:bidi="zh_TW"/>
+        </w:rPr>
+        <w:t>w(aw)</w:t>
+      </w:r>
+      <w:r>
+        <w:rPr>
+          <w:lang w:val="zh_TW" w:bidi="zh_TW"/>
+        </w:rPr>
+        <w:t>。</w:t>
+      </w:r>
+      <w:hyperlink r:id="rId18">
+        <w:r>
+          <w:rPr>
+            <w:lang w:val="zh_TW" w:bidi="zh_TW"/>
+          </w:rPr>
+          <w:rPr>
+            <w:color w:val="0000EE"/>
+            <w:u w:val="single"/>
+          </w:rPr>
+          <w:t>創世記三十六章20至30節</w:t>
+        </w:r>
+      </w:hyperlink>
+      <w:r>
+        <w:rPr>
+          <w:lang w:val="zh_TW" w:bidi="zh_TW"/>
+        </w:rPr>
+        <w:t>中的祭便被稱為何利人，而在第</w:t>
+      </w:r>
+      <w:hyperlink r:id="rId19">
+        <w:r>
+          <w:rPr>
+            <w:lang w:val="zh_TW" w:bidi="zh_TW"/>
+          </w:rPr>
+          <w:rPr>
+            <w:color w:val="0000EE"/>
+            <w:u w:val="single"/>
+          </w:rPr>
+          <w:t>2</w:t>
+        </w:r>
+      </w:hyperlink>
+      <w:r>
+        <w:rPr>
+          <w:lang w:val="zh_TW" w:bidi="zh_TW"/>
+        </w:rPr>
+        <w:t>節中，此人被稱為希未人。</w:t>
+      </w:r>
+      <w:hyperlink r:id="rId20">
+        <w:r>
+          <w:rPr>
+            <w:lang w:val="zh_TW" w:bidi="zh_TW"/>
+          </w:rPr>
+          <w:rPr>
+            <w:color w:val="0000EE"/>
+            <w:u w:val="single"/>
+          </w:rPr>
+          <w:t>約書亞記九章7節</w:t>
+        </w:r>
+      </w:hyperlink>
+      <w:r>
+        <w:rPr>
+          <w:lang w:val="zh_TW" w:bidi="zh_TW"/>
+        </w:rPr>
+        <w:t>和</w:t>
+      </w:r>
+      <w:hyperlink r:id="rId21">
+        <w:r>
+          <w:rPr>
+            <w:lang w:val="zh_TW" w:bidi="zh_TW"/>
+          </w:rPr>
+          <w:rPr>
+            <w:color w:val="0000EE"/>
+            <w:u w:val="single"/>
+          </w:rPr>
+          <w:t>創世記三十四章2節</w:t>
+        </w:r>
+      </w:hyperlink>
+      <w:r>
+        <w:rPr>
+          <w:lang w:val="zh_TW" w:bidi="zh_TW"/>
+        </w:rPr>
+        <w:t>的七十士譯本中是「何利人」，而馬所拉文本則為「希未人」。一些七十士譯本的抄本將馬所拉文本中的「希未人」寫作「赫人」（</w:t>
+      </w:r>
+      <w:hyperlink r:id="rId22">
+        <w:r>
+          <w:rPr>
+            <w:lang w:val="zh_TW" w:bidi="zh_TW"/>
+          </w:rPr>
+          <w:rPr>
+            <w:color w:val="0000EE"/>
+            <w:u w:val="single"/>
+          </w:rPr>
+          <w:t>書11:3</w:t>
+        </w:r>
+      </w:hyperlink>
+      <w:r>
+        <w:rPr>
+          <w:lang w:val="zh_TW" w:bidi="zh_TW"/>
+        </w:rPr>
+        <w:t>，</w:t>
+      </w:r>
+      <w:hyperlink r:id="rId23">
+        <w:r>
+          <w:rPr>
+            <w:lang w:val="zh_TW" w:bidi="zh_TW"/>
+          </w:rPr>
+          <w:rPr>
+            <w:color w:val="0000EE"/>
+            <w:u w:val="single"/>
+          </w:rPr>
+          <w:t>士3:3</w:t>
+        </w:r>
+      </w:hyperlink>
+      <w:r>
+        <w:rPr>
+          <w:lang w:val="zh_TW" w:bidi="zh_TW"/>
+        </w:rPr>
+        <w:t>）。在</w:t>
+      </w:r>
+      <w:hyperlink r:id="rId19">
+        <w:r>
+          <w:rPr>
+            <w:lang w:val="zh_TW" w:bidi="zh_TW"/>
+          </w:rPr>
+          <w:rPr>
+            <w:color w:val="0000EE"/>
+            <w:u w:val="single"/>
+          </w:rPr>
+          <w:t>創世記三十六章2節</w:t>
+        </w:r>
+      </w:hyperlink>
+      <w:r>
+        <w:rPr>
+          <w:lang w:val="zh_TW" w:bidi="zh_TW"/>
+        </w:rPr>
+        <w:t>中，現存的希伯來抄本錯誤地將「何利人」寫作「希未人」。看來舊約中的這些經文不適用於戶利安人，何利人的個人名字也不符合戶利安的例子（</w:t>
+      </w:r>
+      <w:hyperlink r:id="rId18">
+        <w:r>
+          <w:rPr>
+            <w:lang w:val="zh_TW" w:bidi="zh_TW"/>
+          </w:rPr>
+          <w:rPr>
+            <w:color w:val="0000EE"/>
+            <w:u w:val="single"/>
+          </w:rPr>
+          <w:t>創36:20–30</w:t>
+        </w:r>
+      </w:hyperlink>
+      <w:r>
+        <w:rPr>
+          <w:lang w:val="zh_TW" w:bidi="zh_TW"/>
+        </w:rPr>
+        <w:t>）。他們似乎是閃族人。何利人來自約旦河東岸，是以東人的前身（</w:t>
+      </w:r>
+      <w:hyperlink r:id="rId15">
+        <w:r>
+          <w:rPr>
+            <w:lang w:val="zh_TW" w:bidi="zh_TW"/>
+          </w:rPr>
+          <w:rPr>
+            <w:color w:val="0000EE"/>
+            <w:u w:val="single"/>
+          </w:rPr>
+          <w:t>14:6</w:t>
+        </w:r>
+      </w:hyperlink>
+      <w:r>
+        <w:rPr>
+          <w:lang w:val="zh_TW" w:bidi="zh_TW"/>
+        </w:rPr>
+        <w:t>）。後來所說的何利人可能是指西部的何利人，他們可能是戶利安人（</w:t>
+      </w:r>
+      <w:hyperlink r:id="rId24">
+        <w:r>
+          <w:rPr>
+            <w:lang w:val="zh_TW" w:bidi="zh_TW"/>
+          </w:rPr>
+          <w:rPr>
+            <w:color w:val="0000EE"/>
+            <w:u w:val="single"/>
+          </w:rPr>
+          <w:t>賽17:9</w:t>
+        </w:r>
+      </w:hyperlink>
+      <w:r>
+        <w:rPr>
+          <w:lang w:val="zh_TW" w:bidi="zh_TW"/>
+        </w:rPr>
+        <w:t>），非閃族，但與以東人的前身東部何利人截然不同。</w:t>
+      </w:r>
+      <w:hyperlink r:id="rId21">
+        <w:r>
+          <w:rPr>
+            <w:lang w:val="zh_TW" w:bidi="zh_TW"/>
+          </w:rPr>
+          <w:rPr>
+            <w:color w:val="0000EE"/>
+            <w:u w:val="single"/>
+          </w:rPr>
+          <w:t>創世記三十章2節</w:t>
+        </w:r>
+      </w:hyperlink>
+      <w:r>
+        <w:rPr>
+          <w:lang w:val="zh_TW" w:bidi="zh_TW"/>
+        </w:rPr>
+        <w:t>和</w:t>
+      </w:r>
+      <w:hyperlink r:id="rId20">
+        <w:r>
+          <w:rPr>
+            <w:lang w:val="zh_TW" w:bidi="zh_TW"/>
+          </w:rPr>
+          <w:rPr>
+            <w:color w:val="0000EE"/>
+            <w:u w:val="single"/>
+          </w:rPr>
+          <w:t>約書亞記九章7節</w:t>
+        </w:r>
+      </w:hyperlink>
+      <w:r>
+        <w:rPr>
+          <w:lang w:val="zh_TW" w:bidi="zh_TW"/>
+        </w:rPr>
+        <w:t>的希伯來文抄本，與七十士譯本譯者所用的抄本，可能來自不同譜系的抄本，其中保留了其自身的民族傳統。將希未人和何利人，視為在語言和文化上與戶利安人有關的民族群體，似乎較為理想。</w:t>
+      </w:r>
+    </w:p>
+    <w:p>
+      <w:pPr/>
+      <w:r>
+        <w:rPr>
+          <w:lang w:val="zh_TW" w:bidi="zh_TW"/>
+        </w:rPr>
+      </w:r>
+      <w:r>
+        <w:rPr>
+          <w:i/>
+          <w:lang w:val="zh_TW" w:bidi="zh_TW"/>
+        </w:rPr>
+        <w:t>另見</w:t>
+      </w:r>
+      <w:r>
+        <w:rPr>
+          <w:lang w:val="zh_TW" w:bidi="zh_TW"/>
+        </w:rPr>
+        <w:t>戶利安人</w:t>
+      </w:r>
+      <w:r>
+        <w:rPr>
+          <w:lang w:val="zh_TW" w:bidi="zh_TW"/>
+        </w:rPr>
+        <w:t>、</w:t>
+      </w:r>
+      <w:r>
+        <w:rPr>
+          <w:lang w:val="zh_TW" w:bidi="zh_TW"/>
+        </w:rPr>
+        <w:t>希未人</w:t>
+      </w:r>
+      <w:r>
+        <w:rPr>
+          <w:lang w:val="zh_TW" w:bidi="zh_TW"/>
+        </w:rPr>
+        <w:t>。</w:t>
+      </w:r>
+      <w:r>
+        <w:rPr>
+          <w:lang w:val="zh_TW" w:bidi="zh_TW"/>
+        </w:rPr>
+      </w:r>
+      <w:r>
+        <w:rPr>
+          <w:lang w:val="zh_TW" w:bidi="zh_TW"/>
+        </w:rPr>
+      </w:r>
+    </w:p>
+    <w:p>
+      <w:pPr/>
+      <w:r>
+        <w:rPr>
+          <w:lang w:val="zh_TW" w:bidi="zh_TW"/>
+        </w:rPr>
+      </w:r>
+    </w:p>
+    <w:p>
+      <w:pPr>
+        <w:pStyle w:val="Heading2"/>
+      </w:pPr>
+      <w:r>
+        <w:rPr>
+          <w:lang w:val="zh_TW" w:bidi="zh_TW"/>
+        </w:rPr>
+        <w:t>何西阿書</w:t>
+      </w:r>
+      <w:r>
+        <w:rPr>
+          <w:lang w:val="zh_TW" w:bidi="zh_TW"/>
+        </w:rPr>
+      </w:r>
+    </w:p>
+    <w:p>
+      <w:pPr/>
+      <w:r>
+        <w:rPr>
+          <w:lang w:val="zh_TW" w:bidi="zh_TW"/>
+        </w:rPr>
+      </w:r>
+      <w:r>
+        <w:rPr>
+          <w:lang w:val="zh_TW" w:bidi="zh_TW"/>
+        </w:rPr>
+        <w:t>何西阿書在舊約聖經書卷的傳統次序中，是十二小先知書的第一卷，成書於公元前八世紀後期。</w:t>
+      </w:r>
+    </w:p>
+    <w:p>
+      <w:pPr/>
+      <w:r>
+        <w:rPr>
+          <w:lang w:val="zh_TW" w:bidi="zh_TW"/>
+        </w:rPr>
+      </w:r>
+      <w:r>
+        <w:rPr>
+          <w:lang w:val="zh_TW" w:bidi="zh_TW"/>
+        </w:rPr>
+        <w:t>何西阿是在以色列北國最後的歲月中，向百姓宣講神話語的先知，也是唯一一位長期居住在北國並事奉的先知。神揀選何西阿，為要揭露當時以色列普遍存在的信仰背離與道德敗壞的光景。何西阿呼籲百姓要悔改、離棄惡行，歸回耶和華；同時，也透過何西阿自身的生命經歷，神也彰顯出祂對以色列那份信實、不改變、且永不止息的愛。</w:t>
       </w:r>
     </w:p>
     <w:p>
@@ -242,362 +750,7 @@
         <w:rPr>
           <w:lang w:val="zh_TW" w:bidi="zh_TW"/>
         </w:rPr>
-        <w:t>聖經中字面意義上的黑暗</w:t>
-      </w:r>
-    </w:p>
-    <w:p>
-      <w:pPr/>
-      <w:r>
-        <w:rPr>
-          <w:lang w:val="zh_TW" w:bidi="zh_TW"/>
-        </w:rPr>
-      </w:r>
-      <w:r>
-        <w:rPr>
-          <w:lang w:val="zh_TW" w:bidi="zh_TW"/>
-        </w:rPr>
-        <w:t>在創造故事中，神首先創造了沒有光的世界。然後神命令光出現，分開光與黑暗。祂稱黑暗為「夜」（</w:t>
-      </w:r>
-      <w:hyperlink r:id="rId13">
-        <w:r>
-          <w:rPr>
-            <w:lang w:val="zh_TW" w:bidi="zh_TW"/>
-          </w:rPr>
-          <w:rPr>
-            <w:color w:val="0000EE"/>
-            <w:u w:val="single"/>
-          </w:rPr>
-          <w:t>創1:2、4–5、18</w:t>
-        </w:r>
-      </w:hyperlink>
-      <w:r>
-        <w:rPr>
-          <w:lang w:val="zh_TW" w:bidi="zh_TW"/>
-        </w:rPr>
-        <w:t>）。在字面上的黑暗也出現在埃及的十災之中，第九災是人能「感覺」得到的黑暗（</w:t>
-      </w:r>
-      <w:hyperlink r:id="rId14">
-        <w:r>
-          <w:rPr>
-            <w:lang w:val="zh_TW" w:bidi="zh_TW"/>
-          </w:rPr>
-          <w:rPr>
-            <w:color w:val="0000EE"/>
-            <w:u w:val="single"/>
-          </w:rPr>
-          <w:t>出10:21–23</w:t>
-        </w:r>
-      </w:hyperlink>
-      <w:r>
-        <w:rPr>
-          <w:lang w:val="zh_TW" w:bidi="zh_TW"/>
-        </w:rPr>
-        <w:t>）。黑暗持續了三天，僅影響埃及人；無論埃及人在哪裡，所見都是黑暗，但以色列人居住的地方卻仍然有光。以色列人出埃及時，雲彩為以色列人發光，卻使埃及人陷入黑暗（</w:t>
-      </w:r>
-      <w:hyperlink r:id="rId15">
-        <w:r>
-          <w:rPr>
-            <w:lang w:val="zh_TW" w:bidi="zh_TW"/>
-          </w:rPr>
-          <w:rPr>
-            <w:color w:val="0000EE"/>
-            <w:u w:val="single"/>
-          </w:rPr>
-          <w:t>出14:20</w:t>
-        </w:r>
-      </w:hyperlink>
-      <w:r>
-        <w:rPr>
-          <w:lang w:val="zh_TW" w:bidi="zh_TW"/>
-        </w:rPr>
-        <w:t>）。聖經也提到，盜賊與淫婦都在黑暗或夜間行惡（</w:t>
-      </w:r>
-      <w:hyperlink r:id="rId16">
-        <w:r>
-          <w:rPr>
-            <w:lang w:val="zh_TW" w:bidi="zh_TW"/>
-          </w:rPr>
-          <w:rPr>
-            <w:color w:val="0000EE"/>
-            <w:u w:val="single"/>
-          </w:rPr>
-          <w:t>伯24:16–17</w:t>
-        </w:r>
-      </w:hyperlink>
-      <w:r>
-        <w:rPr>
-          <w:lang w:val="zh_TW" w:bidi="zh_TW"/>
-        </w:rPr>
-        <w:t>）。</w:t>
-      </w:r>
-    </w:p>
-    <w:p>
-      <w:pPr/>
-      <w:r>
-        <w:rPr>
-          <w:lang w:val="zh_TW" w:bidi="zh_TW"/>
-        </w:rPr>
-      </w:r>
-      <w:r>
-        <w:rPr>
-          <w:lang w:val="zh_TW" w:bidi="zh_TW"/>
-        </w:rPr>
-        <w:t>新約僅有兩次提到字面上的黑暗（不是象徵性的黑暗）。第一次是耶穌被釘十字架時，從正午到下午三時，全地被黑暗遮蓋了三小時（</w:t>
-      </w:r>
-      <w:hyperlink r:id="rId17">
-        <w:r>
-          <w:rPr>
-            <w:lang w:val="zh_TW" w:bidi="zh_TW"/>
-          </w:rPr>
-          <w:rPr>
-            <w:color w:val="0000EE"/>
-            <w:u w:val="single"/>
-          </w:rPr>
-          <w:t>太27:45</w:t>
-        </w:r>
-      </w:hyperlink>
-      <w:r>
-        <w:rPr>
-          <w:lang w:val="zh_TW" w:bidi="zh_TW"/>
-        </w:rPr>
-        <w:t>；</w:t>
-      </w:r>
-      <w:hyperlink r:id="rId18">
-        <w:r>
-          <w:rPr>
-            <w:lang w:val="zh_TW" w:bidi="zh_TW"/>
-          </w:rPr>
-          <w:rPr>
-            <w:color w:val="0000EE"/>
-            <w:u w:val="single"/>
-          </w:rPr>
-          <w:t>可15:33</w:t>
-        </w:r>
-      </w:hyperlink>
-      <w:r>
-        <w:rPr>
-          <w:lang w:val="zh_TW" w:bidi="zh_TW"/>
-        </w:rPr>
-        <w:t>；</w:t>
-      </w:r>
-      <w:hyperlink r:id="rId19">
-        <w:r>
-          <w:rPr>
-            <w:lang w:val="zh_TW" w:bidi="zh_TW"/>
-          </w:rPr>
-          <w:rPr>
-            <w:color w:val="0000EE"/>
-            <w:u w:val="single"/>
-          </w:rPr>
-          <w:t>路23:44</w:t>
-        </w:r>
-      </w:hyperlink>
-      <w:r>
-        <w:rPr>
-          <w:lang w:val="zh_TW" w:bidi="zh_TW"/>
-        </w:rPr>
-        <w:t>）。第二次是在基督再來的時候，「</w:t>
-      </w:r>
-      <w:r>
-        <w:rPr>
-          <w:lang w:val="zh_TW" w:bidi="zh_TW"/>
-        </w:rPr>
-        <w:t>日頭就變黑了， 月亮也不放光</w:t>
-      </w:r>
-      <w:r>
-        <w:rPr>
-          <w:lang w:val="zh_TW" w:bidi="zh_TW"/>
-        </w:rPr>
-        <w:t>」（</w:t>
-      </w:r>
-      <w:hyperlink r:id="rId20">
-        <w:r>
-          <w:rPr>
-            <w:lang w:val="zh_TW" w:bidi="zh_TW"/>
-          </w:rPr>
-          <w:rPr>
-            <w:color w:val="0000EE"/>
-            <w:u w:val="single"/>
-          </w:rPr>
-          <w:t>太24:29</w:t>
-        </w:r>
-      </w:hyperlink>
-      <w:r>
-        <w:rPr>
-          <w:lang w:val="zh_TW" w:bidi="zh_TW"/>
-        </w:rPr>
-        <w:t>）。</w:t>
-      </w:r>
-    </w:p>
-    <w:p>
-      <w:pPr>
-        <w:pStyle w:val="Heading3"/>
-      </w:pPr>
-      <w:r>
-        <w:rPr>
-          <w:lang w:val="zh_TW" w:bidi="zh_TW"/>
-        </w:rPr>
-        <w:t>神掌管光明與黑暗</w:t>
-      </w:r>
-    </w:p>
-    <w:p>
-      <w:pPr/>
-      <w:r>
-        <w:rPr>
-          <w:lang w:val="zh_TW" w:bidi="zh_TW"/>
-        </w:rPr>
-      </w:r>
-      <w:r>
-        <w:rPr>
-          <w:lang w:val="zh_TW" w:bidi="zh_TW"/>
-        </w:rPr>
-        <w:t>聖經有多處提到黑暗圍繞著神，一開始只是指缺乏光，但後來逐漸延伸出更深的意義。神在西奈山上，</w:t>
-      </w:r>
-      <w:r>
-        <w:rPr>
-          <w:lang w:val="zh_TW" w:bidi="zh_TW"/>
-        </w:rPr>
-        <w:t>幽暗之中</w:t>
-      </w:r>
-      <w:r>
-        <w:rPr>
-          <w:lang w:val="zh_TW" w:bidi="zh_TW"/>
-        </w:rPr>
-        <w:t>向摩西說話（</w:t>
-      </w:r>
-      <w:hyperlink r:id="rId21">
-        <w:r>
-          <w:rPr>
-            <w:lang w:val="zh_TW" w:bidi="zh_TW"/>
-          </w:rPr>
-          <w:rPr>
-            <w:color w:val="0000EE"/>
-            <w:u w:val="single"/>
-          </w:rPr>
-          <w:t>出20:21</w:t>
-        </w:r>
-      </w:hyperlink>
-      <w:r>
-        <w:rPr>
-          <w:lang w:val="zh_TW" w:bidi="zh_TW"/>
-        </w:rPr>
-        <w:t>；</w:t>
-      </w:r>
-      <w:hyperlink r:id="rId22">
-        <w:r>
-          <w:rPr>
-            <w:lang w:val="zh_TW" w:bidi="zh_TW"/>
-          </w:rPr>
-          <w:rPr>
-            <w:color w:val="0000EE"/>
-            <w:u w:val="single"/>
-          </w:rPr>
-          <w:t>申4:11</w:t>
-        </w:r>
-      </w:hyperlink>
-      <w:r>
-        <w:rPr>
-          <w:lang w:val="zh_TW" w:bidi="zh_TW"/>
-        </w:rPr>
-        <w:t>），或是從黑暗中說話（</w:t>
-      </w:r>
-      <w:hyperlink r:id="rId23">
-        <w:r>
-          <w:rPr>
-            <w:lang w:val="zh_TW" w:bidi="zh_TW"/>
-          </w:rPr>
-          <w:rPr>
-            <w:color w:val="0000EE"/>
-            <w:u w:val="single"/>
-          </w:rPr>
-          <w:t>申5:23</w:t>
-        </w:r>
-      </w:hyperlink>
-      <w:r>
-        <w:rPr>
-          <w:lang w:val="zh_TW" w:bidi="zh_TW"/>
-        </w:rPr>
-        <w:t>）。黑暗又被描述為神的</w:t>
-      </w:r>
-      <w:r>
-        <w:rPr>
-          <w:lang w:val="zh_TW" w:bidi="zh_TW"/>
-        </w:rPr>
-        <w:t>藏身之處和行宮</w:t>
-      </w:r>
-      <w:r>
-        <w:rPr>
-          <w:lang w:val="zh_TW" w:bidi="zh_TW"/>
-        </w:rPr>
-        <w:t>（</w:t>
-      </w:r>
-      <w:hyperlink r:id="rId24">
-        <w:r>
-          <w:rPr>
-            <w:lang w:val="zh_TW" w:bidi="zh_TW"/>
-          </w:rPr>
-          <w:rPr>
-            <w:color w:val="0000EE"/>
-            <w:u w:val="single"/>
-          </w:rPr>
-          <w:t>撒下22:12</w:t>
-        </w:r>
-      </w:hyperlink>
-      <w:r>
-        <w:rPr>
-          <w:lang w:val="zh_TW" w:bidi="zh_TW"/>
-        </w:rPr>
-        <w:t>；</w:t>
-      </w:r>
-      <w:hyperlink r:id="rId25">
-        <w:r>
-          <w:rPr>
-            <w:lang w:val="zh_TW" w:bidi="zh_TW"/>
-          </w:rPr>
-          <w:rPr>
-            <w:color w:val="0000EE"/>
-            <w:u w:val="single"/>
-          </w:rPr>
-          <w:t>詩18:11</w:t>
-        </w:r>
-      </w:hyperlink>
-      <w:r>
-        <w:rPr>
-          <w:lang w:val="zh_TW" w:bidi="zh_TW"/>
-        </w:rPr>
-        <w:t>，</w:t>
-      </w:r>
-      <w:hyperlink r:id="rId26">
-        <w:r>
-          <w:rPr>
-            <w:lang w:val="zh_TW" w:bidi="zh_TW"/>
-          </w:rPr>
-          <w:rPr>
-            <w:color w:val="0000EE"/>
-            <w:u w:val="single"/>
-          </w:rPr>
-          <w:t>97:2</w:t>
-        </w:r>
-      </w:hyperlink>
-      <w:r>
-        <w:rPr>
-          <w:lang w:val="zh_TW" w:bidi="zh_TW"/>
-        </w:rPr>
-        <w:t>）。</w:t>
-      </w:r>
-    </w:p>
-    <w:p>
-      <w:pPr/>
-      <w:r>
-        <w:rPr>
-          <w:lang w:val="zh_TW" w:bidi="zh_TW"/>
-        </w:rPr>
-      </w:r>
-      <w:r>
-        <w:rPr>
-          <w:lang w:val="zh_TW" w:bidi="zh_TW"/>
-        </w:rPr>
-        <w:t>神掌管光明與黑暗：</w:t>
+        <w:t>概述</w:t>
       </w:r>
     </w:p>
     <w:p>
@@ -615,25 +768,7 @@
         <w:rPr>
           <w:lang w:val="zh_TW" w:bidi="zh_TW"/>
         </w:rPr>
-        <w:t>神掌管光明和黑暗的界線（</w:t>
-      </w:r>
-      <w:hyperlink r:id="rId27">
-        <w:r>
-          <w:rPr>
-            <w:lang w:val="zh_TW" w:bidi="zh_TW"/>
-          </w:rPr>
-          <w:rPr>
-            <w:color w:val="0000EE"/>
-            <w:u w:val="single"/>
-          </w:rPr>
-          <w:t>伯26:10</w:t>
-        </w:r>
-      </w:hyperlink>
-      <w:r>
-        <w:rPr>
-          <w:lang w:val="zh_TW" w:bidi="zh_TW"/>
-        </w:rPr>
-        <w:t>）。</w:t>
+        <w:t>何西阿書的的作者是誰？</w:t>
       </w:r>
     </w:p>
     <w:p>
@@ -651,43 +786,7 @@
         <w:rPr>
           <w:lang w:val="zh_TW" w:bidi="zh_TW"/>
         </w:rPr>
-        <w:t>神使黑暗來臨（</w:t>
-      </w:r>
-      <w:hyperlink r:id="rId28">
-        <w:r>
-          <w:rPr>
-            <w:lang w:val="zh_TW" w:bidi="zh_TW"/>
-          </w:rPr>
-          <w:rPr>
-            <w:color w:val="0000EE"/>
-            <w:u w:val="single"/>
-          </w:rPr>
-          <w:t>詩104:20</w:t>
-        </w:r>
-      </w:hyperlink>
-      <w:r>
-        <w:rPr>
-          <w:lang w:val="zh_TW" w:bidi="zh_TW"/>
-        </w:rPr>
-        <w:t>，</w:t>
-      </w:r>
-      <w:hyperlink r:id="rId29">
-        <w:r>
-          <w:rPr>
-            <w:lang w:val="zh_TW" w:bidi="zh_TW"/>
-          </w:rPr>
-          <w:rPr>
-            <w:color w:val="0000EE"/>
-            <w:u w:val="single"/>
-          </w:rPr>
-          <w:t>105:28</w:t>
-        </w:r>
-      </w:hyperlink>
-      <w:r>
-        <w:rPr>
-          <w:lang w:val="zh_TW" w:bidi="zh_TW"/>
-        </w:rPr>
-        <w:t>）。</w:t>
+        <w:t>何西阿書是否具有歷史真實性？</w:t>
       </w:r>
     </w:p>
     <w:p>
@@ -705,7 +804,357 @@
         <w:rPr>
           <w:lang w:val="zh_TW" w:bidi="zh_TW"/>
         </w:rPr>
-        <w:t>神造光和暗（</w:t>
+        <w:t>何西阿書的故事內容是什麼？</w:t>
+      </w:r>
+    </w:p>
+    <w:p>
+      <w:pPr>
+        <w:pStyle w:val="ListBullet"/>
+        <w:spacing w:line="240" w:lineRule="auto"/>
+        <w:ind w:left="720"/>
+      </w:pPr>
+      <w:r>
+        <w:rPr>
+          <w:lang w:val="zh_TW" w:bidi="zh_TW"/>
+        </w:rPr>
+      </w:r>
+      <w:r>
+        <w:rPr>
+          <w:lang w:val="zh_TW" w:bidi="zh_TW"/>
+        </w:rPr>
+        <w:t>何西阿書於何時寫成？</w:t>
+      </w:r>
+    </w:p>
+    <w:p>
+      <w:pPr>
+        <w:pStyle w:val="ListBullet"/>
+        <w:spacing w:line="240" w:lineRule="auto"/>
+        <w:ind w:left="720"/>
+      </w:pPr>
+      <w:r>
+        <w:rPr>
+          <w:lang w:val="zh_TW" w:bidi="zh_TW"/>
+        </w:rPr>
+      </w:r>
+      <w:r>
+        <w:rPr>
+          <w:lang w:val="zh_TW" w:bidi="zh_TW"/>
+        </w:rPr>
+        <w:t>何西阿書寫於何地？寫給誰？</w:t>
+      </w:r>
+    </w:p>
+    <w:p>
+      <w:pPr>
+        <w:pStyle w:val="ListBullet"/>
+        <w:spacing w:line="240" w:lineRule="auto"/>
+        <w:ind w:left="720"/>
+      </w:pPr>
+      <w:r>
+        <w:rPr>
+          <w:lang w:val="zh_TW" w:bidi="zh_TW"/>
+        </w:rPr>
+      </w:r>
+      <w:r>
+        <w:rPr>
+          <w:lang w:val="zh_TW" w:bidi="zh_TW"/>
+        </w:rPr>
+        <w:t>為何要寫何西阿書？</w:t>
+      </w:r>
+    </w:p>
+    <w:p>
+      <w:pPr>
+        <w:pStyle w:val="ListBullet"/>
+        <w:spacing w:line="240" w:lineRule="auto"/>
+        <w:ind w:left="720"/>
+      </w:pPr>
+      <w:r>
+        <w:rPr>
+          <w:lang w:val="zh_TW" w:bidi="zh_TW"/>
+        </w:rPr>
+      </w:r>
+      <w:r>
+        <w:rPr>
+          <w:lang w:val="zh_TW" w:bidi="zh_TW"/>
+        </w:rPr>
+        <w:t>何西阿書的主題是什麼？</w:t>
+      </w:r>
+    </w:p>
+    <w:p>
+      <w:pPr>
+        <w:pStyle w:val="ListBullet"/>
+        <w:spacing w:line="240" w:lineRule="auto"/>
+        <w:ind w:left="720"/>
+      </w:pPr>
+      <w:r>
+        <w:rPr>
+          <w:lang w:val="zh_TW" w:bidi="zh_TW"/>
+        </w:rPr>
+      </w:r>
+      <w:r>
+        <w:rPr>
+          <w:lang w:val="zh_TW" w:bidi="zh_TW"/>
+        </w:rPr>
+        <w:t>何西阿書的核心信息是什麼？</w:t>
+      </w:r>
+    </w:p>
+    <w:p>
+      <w:pPr>
+        <w:pStyle w:val="Heading3"/>
+      </w:pPr>
+      <w:r>
+        <w:rPr>
+          <w:lang w:val="zh_TW" w:bidi="zh_TW"/>
+        </w:rPr>
+        <w:t>何西阿書的作者是誰？</w:t>
+      </w:r>
+    </w:p>
+    <w:p>
+      <w:pPr/>
+      <w:r>
+        <w:rPr>
+          <w:lang w:val="zh_TW" w:bidi="zh_TW"/>
+        </w:rPr>
+      </w:r>
+      <w:r>
+        <w:rPr>
+          <w:lang w:val="zh_TW" w:bidi="zh_TW"/>
+        </w:rPr>
+        <w:t>何西阿的事奉至少持續了三十八年，約在公元前 753 年至 715 年間。無論他出身於農民階層，或以色列較富裕的社會群體，他都顯示出相當的學識。</w:t>
+      </w:r>
+    </w:p>
+    <w:p>
+      <w:pPr/>
+      <w:r>
+        <w:rPr>
+          <w:lang w:val="zh_TW" w:bidi="zh_TW"/>
+        </w:rPr>
+      </w:r>
+      <w:r>
+        <w:rPr>
+          <w:lang w:val="zh_TW" w:bidi="zh_TW"/>
+        </w:rPr>
+        <w:t>何西阿與妓女歌篾的婚姻，在當時極可能引起極大的爭議。並在歷世歷代的讀者與解經家之間引發熱烈的討論。然而，從信仰的角度來看，歌篾確是眾所皆知的妓女；何西阿蒙召娶她，並非出於個人感情，而是要成為以色列屬靈不忠的具體象徵，並藉此彰顯神對悖逆子民不變的慈愛與信實的盟約之愛。</w:t>
+      </w:r>
+    </w:p>
+    <w:p>
+      <w:pPr>
+        <w:pStyle w:val="Heading3"/>
+      </w:pPr>
+      <w:r>
+        <w:rPr>
+          <w:lang w:val="zh_TW" w:bidi="zh_TW"/>
+        </w:rPr>
+        <w:t>何西阿書是否具有歷史真實性？</w:t>
+      </w:r>
+    </w:p>
+    <w:p>
+      <w:pPr/>
+      <w:r>
+        <w:rPr>
+          <w:lang w:val="zh_TW" w:bidi="zh_TW"/>
+        </w:rPr>
+      </w:r>
+      <w:r>
+        <w:rPr>
+          <w:lang w:val="zh_TW" w:bidi="zh_TW"/>
+        </w:rPr>
+        <w:t>多數學者認同何西阿書具有高度的歷史真實性與文學整體性。然而，學界主要聚焦於兩項討論焦點：</w:t>
+      </w:r>
+    </w:p>
+    <w:p>
+      <w:pPr>
+        <w:pStyle w:val="ListNumber"/>
+        <w:numPr>
+          <w:ilvl w:val="0"/>
+          <w:numId w:val="14"/>
+        </w:numPr>
+        <w:spacing w:line="240" w:lineRule="auto"/>
+        <w:ind w:left="720"/>
+      </w:pPr>
+      <w:r>
+        <w:rPr>
+          <w:lang w:val="zh_TW" w:bidi="zh_TW"/>
+        </w:rPr>
+      </w:r>
+      <w:r>
+        <w:rPr>
+          <w:lang w:val="zh_TW" w:bidi="zh_TW"/>
+        </w:rPr>
+        <w:t>書中提及猶大的經文段落（例：</w:t>
+      </w:r>
+      <w:hyperlink r:id="rId25">
+        <w:r>
+          <w:rPr>
+            <w:lang w:val="zh_TW" w:bidi="zh_TW"/>
+          </w:rPr>
+          <w:rPr>
+            <w:color w:val="0000EE"/>
+            <w:u w:val="single"/>
+          </w:rPr>
+          <w:t>何1:1</w:t>
+        </w:r>
+      </w:hyperlink>
+      <w:r>
+        <w:rPr>
+          <w:lang w:val="zh_TW" w:bidi="zh_TW"/>
+        </w:rPr>
+        <w:t>、</w:t>
+      </w:r>
+      <w:hyperlink r:id="rId25">
+        <w:r>
+          <w:rPr>
+            <w:lang w:val="zh_TW" w:bidi="zh_TW"/>
+          </w:rPr>
+          <w:rPr>
+            <w:color w:val="0000EE"/>
+            <w:u w:val="single"/>
+          </w:rPr>
+          <w:t>7</w:t>
+        </w:r>
+      </w:hyperlink>
+      <w:r>
+        <w:rPr>
+          <w:lang w:val="zh_TW" w:bidi="zh_TW"/>
+        </w:rPr>
+        <w:t>、</w:t>
+      </w:r>
+      <w:hyperlink r:id="rId25">
+        <w:r>
+          <w:rPr>
+            <w:lang w:val="zh_TW" w:bidi="zh_TW"/>
+          </w:rPr>
+          <w:rPr>
+            <w:color w:val="0000EE"/>
+            <w:u w:val="single"/>
+          </w:rPr>
+          <w:t>11</w:t>
+        </w:r>
+      </w:hyperlink>
+      <w:r>
+        <w:rPr>
+          <w:lang w:val="zh_TW" w:bidi="zh_TW"/>
+        </w:rPr>
+        <w:t>，</w:t>
+      </w:r>
+      <w:hyperlink r:id="rId26">
+        <w:r>
+          <w:rPr>
+            <w:lang w:val="zh_TW" w:bidi="zh_TW"/>
+          </w:rPr>
+          <w:rPr>
+            <w:color w:val="0000EE"/>
+            <w:u w:val="single"/>
+          </w:rPr>
+          <w:t>4:15</w:t>
+        </w:r>
+      </w:hyperlink>
+      <w:r>
+        <w:rPr>
+          <w:lang w:val="zh_TW" w:bidi="zh_TW"/>
+        </w:rPr>
+        <w:t>，</w:t>
+      </w:r>
+      <w:hyperlink r:id="rId27">
+        <w:r>
+          <w:rPr>
+            <w:lang w:val="zh_TW" w:bidi="zh_TW"/>
+          </w:rPr>
+          <w:rPr>
+            <w:color w:val="0000EE"/>
+            <w:u w:val="single"/>
+          </w:rPr>
+          <w:t>5:5</w:t>
+        </w:r>
+      </w:hyperlink>
+      <w:r>
+        <w:rPr>
+          <w:lang w:val="zh_TW" w:bidi="zh_TW"/>
+        </w:rPr>
+        <w:t>、</w:t>
+      </w:r>
+      <w:hyperlink r:id="rId27">
+        <w:r>
+          <w:rPr>
+            <w:lang w:val="zh_TW" w:bidi="zh_TW"/>
+          </w:rPr>
+          <w:rPr>
+            <w:color w:val="0000EE"/>
+            <w:u w:val="single"/>
+          </w:rPr>
+          <w:t>10</w:t>
+        </w:r>
+      </w:hyperlink>
+      <w:hyperlink r:id="rId27">
+        <w:r>
+          <w:rPr>
+            <w:lang w:val="zh_TW" w:bidi="zh_TW"/>
+          </w:rPr>
+          <w:rPr>
+            <w:color w:val="0000EE"/>
+            <w:u w:val="single"/>
+          </w:rPr>
+          <w:t>-1</w:t>
+        </w:r>
+      </w:hyperlink>
+      <w:r>
+        <w:rPr>
+          <w:lang w:val="zh_TW" w:bidi="zh_TW"/>
+        </w:rPr>
+        <w:t>4，</w:t>
+      </w:r>
+      <w:hyperlink r:id="rId28">
+        <w:r>
+          <w:rPr>
+            <w:lang w:val="zh_TW" w:bidi="zh_TW"/>
+          </w:rPr>
+          <w:rPr>
+            <w:color w:val="0000EE"/>
+            <w:u w:val="single"/>
+          </w:rPr>
+          <w:t>6:4</w:t>
+        </w:r>
+      </w:hyperlink>
+      <w:r>
+        <w:rPr>
+          <w:lang w:val="zh_TW" w:bidi="zh_TW"/>
+        </w:rPr>
+        <w:t>、</w:t>
+      </w:r>
+      <w:hyperlink r:id="rId28">
+        <w:r>
+          <w:rPr>
+            <w:lang w:val="zh_TW" w:bidi="zh_TW"/>
+          </w:rPr>
+          <w:rPr>
+            <w:color w:val="0000EE"/>
+            <w:u w:val="single"/>
+          </w:rPr>
+          <w:t>11</w:t>
+        </w:r>
+      </w:hyperlink>
+      <w:r>
+        <w:rPr>
+          <w:lang w:val="zh_TW" w:bidi="zh_TW"/>
+        </w:rPr>
+        <w:t>，</w:t>
+      </w:r>
+      <w:hyperlink r:id="rId29">
+        <w:r>
+          <w:rPr>
+            <w:lang w:val="zh_TW" w:bidi="zh_TW"/>
+          </w:rPr>
+          <w:rPr>
+            <w:color w:val="0000EE"/>
+            <w:u w:val="single"/>
+          </w:rPr>
+          <w:t>8:14</w:t>
+        </w:r>
+      </w:hyperlink>
+      <w:r>
+        <w:rPr>
+          <w:lang w:val="zh_TW" w:bidi="zh_TW"/>
+        </w:rPr>
+        <w:t>，</w:t>
       </w:r>
       <w:hyperlink r:id="rId30">
         <w:r>
@@ -716,7 +1165,398 @@
             <w:color w:val="0000EE"/>
             <w:u w:val="single"/>
           </w:rPr>
-          <w:t>賽45:7</w:t>
+          <w:t>11:12</w:t>
+        </w:r>
+      </w:hyperlink>
+      <w:r>
+        <w:rPr>
+          <w:lang w:val="zh_TW" w:bidi="zh_TW"/>
+        </w:rPr>
+        <w:t>，</w:t>
+      </w:r>
+      <w:hyperlink r:id="rId31">
+        <w:r>
+          <w:rPr>
+            <w:lang w:val="zh_TW" w:bidi="zh_TW"/>
+          </w:rPr>
+          <w:rPr>
+            <w:color w:val="0000EE"/>
+            <w:u w:val="single"/>
+          </w:rPr>
+          <w:t>12:2</w:t>
+        </w:r>
+      </w:hyperlink>
+      <w:r>
+        <w:rPr>
+          <w:lang w:val="zh_TW" w:bidi="zh_TW"/>
+        </w:rPr>
+        <w:t>）</w:t>
+      </w:r>
+    </w:p>
+    <w:p>
+      <w:pPr>
+        <w:pStyle w:val="ListNumber"/>
+        <w:spacing w:line="240" w:lineRule="auto"/>
+        <w:ind w:left="720"/>
+      </w:pPr>
+      <w:r>
+        <w:rPr>
+          <w:lang w:val="zh_TW" w:bidi="zh_TW"/>
+        </w:rPr>
+      </w:r>
+      <w:r>
+        <w:rPr>
+          <w:lang w:val="zh_TW" w:bidi="zh_TW"/>
+        </w:rPr>
+        <w:t>論及未來祝福與民族拯救的段落（例：</w:t>
+      </w:r>
+      <w:hyperlink r:id="rId32">
+        <w:r>
+          <w:rPr>
+            <w:lang w:val="zh_TW" w:bidi="zh_TW"/>
+          </w:rPr>
+          <w:rPr>
+            <w:color w:val="0000EE"/>
+            <w:u w:val="single"/>
+          </w:rPr>
+          <w:t>何11:8–11</w:t>
+        </w:r>
+      </w:hyperlink>
+      <w:r>
+        <w:rPr>
+          <w:lang w:val="zh_TW" w:bidi="zh_TW"/>
+        </w:rPr>
+        <w:t>，</w:t>
+      </w:r>
+      <w:hyperlink r:id="rId33">
+        <w:r>
+          <w:rPr>
+            <w:lang w:val="zh_TW" w:bidi="zh_TW"/>
+          </w:rPr>
+          <w:rPr>
+            <w:color w:val="0000EE"/>
+            <w:u w:val="single"/>
+          </w:rPr>
+          <w:t>14:2–9</w:t>
+        </w:r>
+      </w:hyperlink>
+      <w:r>
+        <w:rPr>
+          <w:lang w:val="zh_TW" w:bidi="zh_TW"/>
+        </w:rPr>
+        <w:t>）</w:t>
+      </w:r>
+    </w:p>
+    <w:p>
+      <w:pPr/>
+      <w:r>
+        <w:rPr>
+          <w:lang w:val="zh_TW" w:bidi="zh_TW"/>
+        </w:rPr>
+      </w:r>
+      <w:r>
+        <w:rPr>
+          <w:lang w:val="zh_TW" w:bidi="zh_TW"/>
+        </w:rPr>
+        <w:t>何西阿提及猶大是可以理解的。作為神的僕人，他為北國以色列偏離大衛王朝正統、落入不敬虔君王的統治而深感憂傷。而北國由不敬虔的君王掌權必然面臨神的審判。藉著屬天的啓示，何西阿明白神對猶大與以色列的整體歷史的主權安排。</w:t>
+      </w:r>
+    </w:p>
+    <w:p>
+      <w:pPr/>
+      <w:r>
+        <w:rPr>
+          <w:lang w:val="zh_TW" w:bidi="zh_TW"/>
+        </w:rPr>
+      </w:r>
+      <w:r>
+        <w:rPr>
+          <w:lang w:val="zh_TW" w:bidi="zh_TW"/>
+        </w:rPr>
+        <w:t>此外，未來的拯救與祝福，並不會削弱神對罪惡的審判。正如何西阿對歌篾的愛與接納，並未否定她過去的罪行；和好與赦免，從來不是忽視罪，而是在悔改與公義中實現的恢復。</w:t>
+      </w:r>
+    </w:p>
+    <w:p>
+      <w:pPr>
+        <w:pStyle w:val="Heading3"/>
+      </w:pPr>
+      <w:r>
+        <w:rPr>
+          <w:lang w:val="zh_TW" w:bidi="zh_TW"/>
+        </w:rPr>
+        <w:t>何西阿書的故事內容是什麼？</w:t>
+      </w:r>
+    </w:p>
+    <w:p>
+      <w:pPr/>
+      <w:r>
+        <w:rPr>
+          <w:lang w:val="zh_TW" w:bidi="zh_TW"/>
+        </w:rPr>
+      </w:r>
+      <w:r>
+        <w:rPr>
+          <w:lang w:val="zh_TW" w:bidi="zh_TW"/>
+        </w:rPr>
+        <w:t>何西阿生活於以色列北國最繁榮的時期，是耶羅波安二世在位期間（約公元前793年至753年）。他同時也見證了北國以色列在公元前722年被亞述攻陷、百姓被擄的國難。</w:t>
+      </w:r>
+    </w:p>
+    <w:p>
+      <w:pPr/>
+      <w:r>
+        <w:rPr>
+          <w:lang w:val="zh_TW" w:bidi="zh_TW"/>
+        </w:rPr>
+      </w:r>
+      <w:hyperlink r:id="rId34">
+        <w:r>
+          <w:rPr>
+            <w:lang w:val="zh_TW" w:bidi="zh_TW"/>
+          </w:rPr>
+          <w:rPr>
+            <w:color w:val="0000EE"/>
+            <w:u w:val="single"/>
+          </w:rPr>
+          <w:t>何西阿書一章1節</w:t>
+        </w:r>
+      </w:hyperlink>
+      <w:r>
+        <w:rPr>
+          <w:lang w:val="zh_TW" w:bidi="zh_TW"/>
+        </w:rPr>
+        <w:t xml:space="preserve"> 提到了幾位猶大的王：</w:t>
+      </w:r>
+    </w:p>
+    <w:p>
+      <w:pPr>
+        <w:pStyle w:val="ListBullet"/>
+        <w:spacing w:line="240" w:lineRule="auto"/>
+        <w:ind w:left="720"/>
+      </w:pPr>
+      <w:r>
+        <w:rPr>
+          <w:lang w:val="zh_TW" w:bidi="zh_TW"/>
+        </w:rPr>
+      </w:r>
+      <w:r>
+        <w:rPr>
+          <w:lang w:val="zh_TW" w:bidi="zh_TW"/>
+        </w:rPr>
+        <w:t>烏西雅</w:t>
+      </w:r>
+    </w:p>
+    <w:p>
+      <w:pPr>
+        <w:pStyle w:val="ListBullet"/>
+        <w:spacing w:line="240" w:lineRule="auto"/>
+        <w:ind w:left="720"/>
+      </w:pPr>
+      <w:r>
+        <w:rPr>
+          <w:lang w:val="zh_TW" w:bidi="zh_TW"/>
+        </w:rPr>
+      </w:r>
+      <w:r>
+        <w:rPr>
+          <w:lang w:val="zh_TW" w:bidi="zh_TW"/>
+        </w:rPr>
+        <w:t>約坦</w:t>
+      </w:r>
+    </w:p>
+    <w:p>
+      <w:pPr>
+        <w:pStyle w:val="ListBullet"/>
+        <w:spacing w:line="240" w:lineRule="auto"/>
+        <w:ind w:left="720"/>
+      </w:pPr>
+      <w:r>
+        <w:rPr>
+          <w:lang w:val="zh_TW" w:bidi="zh_TW"/>
+        </w:rPr>
+      </w:r>
+      <w:r>
+        <w:rPr>
+          <w:lang w:val="zh_TW" w:bidi="zh_TW"/>
+        </w:rPr>
+        <w:t>亞哈斯</w:t>
+      </w:r>
+    </w:p>
+    <w:p>
+      <w:pPr>
+        <w:pStyle w:val="ListBullet"/>
+        <w:spacing w:line="240" w:lineRule="auto"/>
+        <w:ind w:left="720"/>
+      </w:pPr>
+      <w:r>
+        <w:rPr>
+          <w:lang w:val="zh_TW" w:bidi="zh_TW"/>
+        </w:rPr>
+      </w:r>
+      <w:r>
+        <w:rPr>
+          <w:lang w:val="zh_TW" w:bidi="zh_TW"/>
+        </w:rPr>
+        <w:t>希西家</w:t>
+      </w:r>
+    </w:p>
+    <w:p>
+      <w:pPr/>
+      <w:r>
+        <w:rPr>
+          <w:lang w:val="zh_TW" w:bidi="zh_TW"/>
+        </w:rPr>
+      </w:r>
+      <w:r>
+        <w:rPr>
+          <w:lang w:val="zh_TW" w:bidi="zh_TW"/>
+        </w:rPr>
+        <w:t>同一節經文也提到了以色列的兩位王：</w:t>
+      </w:r>
+    </w:p>
+    <w:p>
+      <w:pPr>
+        <w:pStyle w:val="ListBullet"/>
+        <w:spacing w:line="240" w:lineRule="auto"/>
+        <w:ind w:left="720"/>
+      </w:pPr>
+      <w:r>
+        <w:rPr>
+          <w:lang w:val="zh_TW" w:bidi="zh_TW"/>
+        </w:rPr>
+      </w:r>
+      <w:r>
+        <w:rPr>
+          <w:lang w:val="zh_TW" w:bidi="zh_TW"/>
+        </w:rPr>
+        <w:t>約阿施</w:t>
+      </w:r>
+    </w:p>
+    <w:p>
+      <w:pPr>
+        <w:pStyle w:val="ListBullet"/>
+        <w:spacing w:line="240" w:lineRule="auto"/>
+        <w:ind w:left="720"/>
+      </w:pPr>
+      <w:r>
+        <w:rPr>
+          <w:lang w:val="zh_TW" w:bidi="zh_TW"/>
+        </w:rPr>
+      </w:r>
+      <w:r>
+        <w:rPr>
+          <w:lang w:val="zh_TW" w:bidi="zh_TW"/>
+        </w:rPr>
+        <w:t>耶羅波安</w:t>
+      </w:r>
+    </w:p>
+    <w:p>
+      <w:pPr/>
+      <w:r>
+        <w:rPr>
+          <w:lang w:val="zh_TW" w:bidi="zh_TW"/>
+        </w:rPr>
+      </w:r>
+      <w:r>
+        <w:rPr>
+          <w:lang w:val="zh_TW" w:bidi="zh_TW"/>
+        </w:rPr>
+        <w:t>烏西雅與約阿施、耶羅波安在位時間部分重疊；亞哈斯作猶大王時，正值亞述入侵並攻陷以色列；而希西家則可能在亞述擄掠期間與亞哈斯共同統治猶大。</w:t>
+      </w:r>
+    </w:p>
+    <w:p>
+      <w:pPr/>
+      <w:r>
+        <w:rPr>
+          <w:lang w:val="zh_TW" w:bidi="zh_TW"/>
+        </w:rPr>
+      </w:r>
+      <w:r>
+        <w:rPr>
+          <w:lang w:val="zh_TW" w:bidi="zh_TW"/>
+        </w:rPr>
+        <w:t>耶羅波安在位四十一年，但卻效法他父親尼八的惡行（</w:t>
+      </w:r>
+      <w:hyperlink r:id="rId35">
+        <w:r>
+          <w:rPr>
+            <w:lang w:val="zh_TW" w:bidi="zh_TW"/>
+          </w:rPr>
+          <w:rPr>
+            <w:color w:val="0000EE"/>
+            <w:u w:val="single"/>
+          </w:rPr>
+          <w:t>王下14:23–24</w:t>
+        </w:r>
+      </w:hyperlink>
+      <w:r>
+        <w:rPr>
+          <w:lang w:val="zh_TW" w:bidi="zh_TW"/>
+        </w:rPr>
+        <w:t>）。雖然以色列的國勢在他統治時一時昌盛，但政府的腐敗及屬靈的敗壞，為日後的動盪埋下了伏筆，並最終導致以色列的滅亡。富有的地主——包括王在內——壓迫窮苦的農民，使許多較低階層的小地主被迫離開田地，湧入城裡。這些社會問題很快引發以色列全面的腐敗，最終使國家陷入混亂的狀態之中（</w:t>
+      </w:r>
+      <w:hyperlink r:id="rId36">
+        <w:r>
+          <w:rPr>
+            <w:lang w:val="zh_TW" w:bidi="zh_TW"/>
+          </w:rPr>
+          <w:rPr>
+            <w:color w:val="0000EE"/>
+            <w:u w:val="single"/>
+          </w:rPr>
+          <w:t>何4:1–2</w:t>
+        </w:r>
+      </w:hyperlink>
+      <w:r>
+        <w:rPr>
+          <w:lang w:val="zh_TW" w:bidi="zh_TW"/>
+        </w:rPr>
+        <w:t>，</w:t>
+      </w:r>
+      <w:hyperlink r:id="rId37">
+        <w:r>
+          <w:rPr>
+            <w:lang w:val="zh_TW" w:bidi="zh_TW"/>
+          </w:rPr>
+          <w:rPr>
+            <w:color w:val="0000EE"/>
+            <w:u w:val="single"/>
+          </w:rPr>
+          <w:t>7:1–7</w:t>
+        </w:r>
+      </w:hyperlink>
+      <w:r>
+        <w:rPr>
+          <w:lang w:val="zh_TW" w:bidi="zh_TW"/>
+        </w:rPr>
+        <w:t>，</w:t>
+      </w:r>
+      <w:hyperlink r:id="rId38">
+        <w:r>
+          <w:rPr>
+            <w:lang w:val="zh_TW" w:bidi="zh_TW"/>
+          </w:rPr>
+          <w:rPr>
+            <w:color w:val="0000EE"/>
+            <w:u w:val="single"/>
+          </w:rPr>
+          <w:t>8:3–4</w:t>
+        </w:r>
+      </w:hyperlink>
+      <w:r>
+        <w:rPr>
+          <w:lang w:val="zh_TW" w:bidi="zh_TW"/>
+        </w:rPr>
+        <w:t>，</w:t>
+      </w:r>
+      <w:hyperlink r:id="rId39">
+        <w:r>
+          <w:rPr>
+            <w:lang w:val="zh_TW" w:bidi="zh_TW"/>
+          </w:rPr>
+          <w:rPr>
+            <w:color w:val="0000EE"/>
+            <w:u w:val="single"/>
+          </w:rPr>
+          <w:t>9:15</w:t>
         </w:r>
       </w:hyperlink>
       <w:r>
@@ -727,6 +1567,17 @@
       </w:r>
     </w:p>
     <w:p>
+      <w:pPr>
+        <w:pStyle w:val="Heading3"/>
+      </w:pPr>
+      <w:r>
+        <w:rPr>
+          <w:lang w:val="zh_TW" w:bidi="zh_TW"/>
+        </w:rPr>
+        <w:t>何西阿書寫於何時？</w:t>
+      </w:r>
+    </w:p>
+    <w:p>
       <w:pPr/>
       <w:r>
         <w:rPr>
@@ -737,18 +1588,828 @@
         <w:rPr>
           <w:lang w:val="zh_TW" w:bidi="zh_TW"/>
         </w:rPr>
-        <w:t>聖經也說神住在幽暗之處（</w:t>
-      </w:r>
-      <w:hyperlink r:id="rId31">
-        <w:r>
-          <w:rPr>
-            <w:lang w:val="zh_TW" w:bidi="zh_TW"/>
-          </w:rPr>
-          <w:rPr>
-            <w:color w:val="0000EE"/>
-            <w:u w:val="single"/>
-          </w:rPr>
-          <w:t>王上8:12</w:t>
+        <w:t>何西阿約在耶羅波安二世在位期間（公元前793至753年）開始作為祂的使者事奉神；其事奉一直延續到猶大王希西家在位的時期（公元前715至686年）。</w:t>
+      </w:r>
+    </w:p>
+    <w:p>
+      <w:pPr/>
+      <w:r>
+        <w:rPr>
+          <w:lang w:val="zh_TW" w:bidi="zh_TW"/>
+        </w:rPr>
+      </w:r>
+      <w:r>
+        <w:rPr>
+          <w:lang w:val="zh_TW" w:bidi="zh_TW"/>
+        </w:rPr>
+        <w:t>多項事實顯示，何西阿很可能也在以色列王何細亞統治期間（公元前732至722年）持續傳講預言信息，具體理由包括：</w:t>
+      </w:r>
+    </w:p>
+    <w:p>
+      <w:pPr>
+        <w:pStyle w:val="ListNumber"/>
+        <w:numPr>
+          <w:ilvl w:val="0"/>
+          <w:numId w:val="15"/>
+        </w:numPr>
+        <w:spacing w:line="240" w:lineRule="auto"/>
+        <w:ind w:left="720"/>
+      </w:pPr>
+      <w:r>
+        <w:rPr>
+          <w:lang w:val="zh_TW" w:bidi="zh_TW"/>
+        </w:rPr>
+      </w:r>
+      <w:r>
+        <w:rPr>
+          <w:lang w:val="zh_TW" w:bidi="zh_TW"/>
+        </w:rPr>
+        <w:t>「沙勒幔」（</w:t>
+      </w:r>
+      <w:hyperlink r:id="rId40">
+        <w:r>
+          <w:rPr>
+            <w:lang w:val="zh_TW" w:bidi="zh_TW"/>
+          </w:rPr>
+          <w:rPr>
+            <w:color w:val="0000EE"/>
+            <w:u w:val="single"/>
+          </w:rPr>
+          <w:t>何10:14</w:t>
+        </w:r>
+      </w:hyperlink>
+      <w:r>
+        <w:rPr>
+          <w:lang w:val="zh_TW" w:bidi="zh_TW"/>
+        </w:rPr>
+        <w:t>）可能指的是亞述王撒縵以色，他在何細亞王統治初期入侵以色列（</w:t>
+      </w:r>
+      <w:hyperlink r:id="rId41">
+        <w:r>
+          <w:rPr>
+            <w:lang w:val="zh_TW" w:bidi="zh_TW"/>
+          </w:rPr>
+          <w:rPr>
+            <w:color w:val="0000EE"/>
+            <w:u w:val="single"/>
+          </w:rPr>
+          <w:t>王下17:3</w:t>
+        </w:r>
+      </w:hyperlink>
+      <w:r>
+        <w:rPr>
+          <w:lang w:val="zh_TW" w:bidi="zh_TW"/>
+        </w:rPr>
+        <w:t>）。</w:t>
+      </w:r>
+    </w:p>
+    <w:p>
+      <w:pPr>
+        <w:pStyle w:val="ListNumber"/>
+        <w:spacing w:line="240" w:lineRule="auto"/>
+        <w:ind w:left="720"/>
+      </w:pPr>
+      <w:r>
+        <w:rPr>
+          <w:lang w:val="zh_TW" w:bidi="zh_TW"/>
+        </w:rPr>
+      </w:r>
+      <w:r>
+        <w:rPr>
+          <w:lang w:val="zh_TW" w:bidi="zh_TW"/>
+        </w:rPr>
+        <w:t>「耶雷布」（</w:t>
+      </w:r>
+      <w:hyperlink r:id="rId42">
+        <w:r>
+          <w:rPr>
+            <w:lang w:val="zh_TW" w:bidi="zh_TW"/>
+          </w:rPr>
+          <w:rPr>
+            <w:color w:val="0000EE"/>
+            <w:u w:val="single"/>
+          </w:rPr>
+          <w:t>何5:13</w:t>
+        </w:r>
+      </w:hyperlink>
+      <w:r>
+        <w:rPr>
+          <w:lang w:val="zh_TW" w:bidi="zh_TW"/>
+        </w:rPr>
+        <w:t>，</w:t>
+      </w:r>
+      <w:hyperlink r:id="rId43">
+        <w:r>
+          <w:rPr>
+            <w:lang w:val="zh_TW" w:bidi="zh_TW"/>
+          </w:rPr>
+          <w:rPr>
+            <w:color w:val="0000EE"/>
+            <w:u w:val="single"/>
+          </w:rPr>
+          <w:t>10:6</w:t>
+        </w:r>
+      </w:hyperlink>
+      <w:r>
+        <w:rPr>
+          <w:lang w:val="zh_TW" w:bidi="zh_TW"/>
+        </w:rPr>
+        <w:t>）可能是對亞述王撒珥根二世的稱呼，其統治時間約為公元前722至705年。</w:t>
+      </w:r>
+    </w:p>
+    <w:p>
+      <w:pPr>
+        <w:pStyle w:val="ListNumber"/>
+        <w:spacing w:line="240" w:lineRule="auto"/>
+        <w:ind w:left="720"/>
+      </w:pPr>
+      <w:r>
+        <w:rPr>
+          <w:lang w:val="zh_TW" w:bidi="zh_TW"/>
+        </w:rPr>
+      </w:r>
+      <w:r>
+        <w:rPr>
+          <w:lang w:val="zh_TW" w:bidi="zh_TW"/>
+        </w:rPr>
+        <w:t>亞述入侵的預言的語氣顯示出這個事件迫在眉睫（</w:t>
+      </w:r>
+      <w:hyperlink r:id="rId44">
+        <w:r>
+          <w:rPr>
+            <w:lang w:val="zh_TW" w:bidi="zh_TW"/>
+          </w:rPr>
+          <w:rPr>
+            <w:color w:val="0000EE"/>
+            <w:u w:val="single"/>
+          </w:rPr>
+          <w:t>何10:5–6</w:t>
+        </w:r>
+      </w:hyperlink>
+      <w:r>
+        <w:rPr>
+          <w:lang w:val="zh_TW" w:bidi="zh_TW"/>
+        </w:rPr>
+        <w:t>，</w:t>
+      </w:r>
+      <w:hyperlink r:id="rId45">
+        <w:r>
+          <w:rPr>
+            <w:lang w:val="zh_TW" w:bidi="zh_TW"/>
+          </w:rPr>
+          <w:rPr>
+            <w:color w:val="0000EE"/>
+            <w:u w:val="single"/>
+          </w:rPr>
+          <w:t>13:15–16</w:t>
+        </w:r>
+      </w:hyperlink>
+      <w:r>
+        <w:rPr>
+          <w:lang w:val="zh_TW" w:bidi="zh_TW"/>
+        </w:rPr>
+        <w:t>）。</w:t>
+      </w:r>
+    </w:p>
+    <w:p>
+      <w:pPr>
+        <w:pStyle w:val="ListNumber"/>
+        <w:spacing w:line="240" w:lineRule="auto"/>
+        <w:ind w:left="720"/>
+      </w:pPr>
+      <w:r>
+        <w:rPr>
+          <w:lang w:val="zh_TW" w:bidi="zh_TW"/>
+        </w:rPr>
+      </w:r>
+      <w:r>
+        <w:rPr>
+          <w:lang w:val="zh_TW" w:bidi="zh_TW"/>
+        </w:rPr>
+        <w:t>書中多次提及以色列倚靠埃及尋求政治援助，這正符合何細亞王在期間北國所面臨的政治處境（</w:t>
+      </w:r>
+      <w:hyperlink r:id="rId46">
+        <w:r>
+          <w:rPr>
+            <w:lang w:val="zh_TW" w:bidi="zh_TW"/>
+          </w:rPr>
+          <w:rPr>
+            <w:color w:val="0000EE"/>
+            <w:u w:val="single"/>
+          </w:rPr>
+          <w:t>何7:11</w:t>
+        </w:r>
+      </w:hyperlink>
+      <w:r>
+        <w:rPr>
+          <w:lang w:val="zh_TW" w:bidi="zh_TW"/>
+        </w:rPr>
+        <w:t>，</w:t>
+      </w:r>
+      <w:hyperlink r:id="rId47">
+        <w:r>
+          <w:rPr>
+            <w:lang w:val="zh_TW" w:bidi="zh_TW"/>
+          </w:rPr>
+          <w:rPr>
+            <w:color w:val="0000EE"/>
+            <w:u w:val="single"/>
+          </w:rPr>
+          <w:t>11:11</w:t>
+        </w:r>
+      </w:hyperlink>
+      <w:r>
+        <w:rPr>
+          <w:lang w:val="zh_TW" w:bidi="zh_TW"/>
+        </w:rPr>
+        <w:t>）。</w:t>
+      </w:r>
+    </w:p>
+    <w:p>
+      <w:pPr/>
+      <w:r>
+        <w:rPr>
+          <w:lang w:val="zh_TW" w:bidi="zh_TW"/>
+        </w:rPr>
+      </w:r>
+      <w:r>
+        <w:rPr>
+          <w:lang w:val="zh_TW" w:bidi="zh_TW"/>
+        </w:rPr>
+        <w:t>綜合以上因素可見，何西阿的信息極有可能是在公元前722年，以色列滅亡前後不久彙編完成的。</w:t>
+      </w:r>
+    </w:p>
+    <w:p>
+      <w:pPr>
+        <w:pStyle w:val="Heading3"/>
+      </w:pPr>
+      <w:r>
+        <w:rPr>
+          <w:lang w:val="zh_TW" w:bidi="zh_TW"/>
+        </w:rPr>
+        <w:t>何西阿書寫於何地？寫給誰？</w:t>
+      </w:r>
+    </w:p>
+    <w:p>
+      <w:pPr/>
+      <w:r>
+        <w:rPr>
+          <w:lang w:val="zh_TW" w:bidi="zh_TW"/>
+        </w:rPr>
+      </w:r>
+      <w:r>
+        <w:rPr>
+          <w:lang w:val="zh_TW" w:bidi="zh_TW"/>
+        </w:rPr>
+        <w:t>何西阿是在以色列境內傳講神話語的先知。書中他稱撒馬利亞的君王為「我們的王」（</w:t>
+      </w:r>
+      <w:hyperlink r:id="rId48">
+        <w:r>
+          <w:rPr>
+            <w:lang w:val="zh_TW" w:bidi="zh_TW"/>
+          </w:rPr>
+          <w:rPr>
+            <w:color w:val="0000EE"/>
+            <w:u w:val="single"/>
+          </w:rPr>
+          <w:t>何7:5</w:t>
+        </w:r>
+      </w:hyperlink>
+      <w:r>
+        <w:rPr>
+          <w:lang w:val="zh_TW" w:bidi="zh_TW"/>
+        </w:rPr>
+        <w:t>）。他對以色列各地的地理環境的描寫十分深刻。當他提及基列時的語氣，彷彿親眼見過該地的情景（</w:t>
+      </w:r>
+      <w:hyperlink r:id="rId49">
+        <w:r>
+          <w:rPr>
+            <w:lang w:val="zh_TW" w:bidi="zh_TW"/>
+          </w:rPr>
+          <w:rPr>
+            <w:color w:val="0000EE"/>
+            <w:u w:val="single"/>
+          </w:rPr>
+          <w:t>何6:8</w:t>
+        </w:r>
+      </w:hyperlink>
+      <w:r>
+        <w:rPr>
+          <w:lang w:val="zh_TW" w:bidi="zh_TW"/>
+        </w:rPr>
+        <w:t>，</w:t>
+      </w:r>
+      <w:hyperlink r:id="rId50">
+        <w:r>
+          <w:rPr>
+            <w:lang w:val="zh_TW" w:bidi="zh_TW"/>
+          </w:rPr>
+          <w:rPr>
+            <w:color w:val="0000EE"/>
+            <w:u w:val="single"/>
+          </w:rPr>
+          <w:t>12:11</w:t>
+        </w:r>
+      </w:hyperlink>
+      <w:r>
+        <w:rPr>
+          <w:lang w:val="zh_TW" w:bidi="zh_TW"/>
+        </w:rPr>
+        <w:t>）。因此，何西阿極有可能是唯一一位在整個先知事奉期間始終居住於北國以色列的先知。</w:t>
+      </w:r>
+    </w:p>
+    <w:p>
+      <w:pPr>
+        <w:pStyle w:val="Heading3"/>
+      </w:pPr>
+      <w:r>
+        <w:rPr>
+          <w:lang w:val="zh_TW" w:bidi="zh_TW"/>
+        </w:rPr>
+        <w:t>為何要寫何西阿書？</w:t>
+      </w:r>
+    </w:p>
+    <w:p>
+      <w:pPr/>
+      <w:r>
+        <w:rPr>
+          <w:lang w:val="zh_TW" w:bidi="zh_TW"/>
+        </w:rPr>
+      </w:r>
+      <w:r>
+        <w:rPr>
+          <w:lang w:val="zh_TW" w:bidi="zh_TW"/>
+        </w:rPr>
+        <w:t>先知何西阿受召的主要使命，是呼籲以色列悔改，離棄罪惡，歸回耶和華。他描繪以色列的神乃是一位滿有忍耐與慈愛、並始終信實的神。這一神學核心，是何西阿的信息最鮮明的特色之一（見</w:t>
+      </w:r>
+      <w:hyperlink r:id="rId51">
+        <w:r>
+          <w:rPr>
+            <w:lang w:val="zh_TW" w:bidi="zh_TW"/>
+          </w:rPr>
+          <w:rPr>
+            <w:color w:val="0000EE"/>
+            <w:u w:val="single"/>
+          </w:rPr>
+          <w:t>何2:19</w:t>
+        </w:r>
+      </w:hyperlink>
+      <w:r>
+        <w:rPr>
+          <w:lang w:val="zh_TW" w:bidi="zh_TW"/>
+        </w:rPr>
+        <w:t>）。</w:t>
+      </w:r>
+    </w:p>
+    <w:p>
+      <w:pPr/>
+      <w:r>
+        <w:rPr>
+          <w:lang w:val="zh_TW" w:bidi="zh_TW"/>
+        </w:rPr>
+      </w:r>
+      <w:r>
+        <w:rPr>
+          <w:lang w:val="zh_TW" w:bidi="zh_TW"/>
+        </w:rPr>
+        <w:t>「慈愛與忠誠（Loving devotion）」最能表現出耶和華對祂子民不變的愛與信實。何西阿的家庭生活正是這份慈愛忠誠的象徵。</w:t>
+      </w:r>
+    </w:p>
+    <w:p>
+      <w:pPr>
+        <w:pStyle w:val="Heading3"/>
+      </w:pPr>
+      <w:r>
+        <w:rPr>
+          <w:lang w:val="zh_TW" w:bidi="zh_TW"/>
+        </w:rPr>
+        <w:t>何西阿書的主題是什麼？</w:t>
+      </w:r>
+    </w:p>
+    <w:p>
+      <w:pPr/>
+      <w:r>
+        <w:rPr>
+          <w:lang w:val="zh_TW" w:bidi="zh_TW"/>
+        </w:rPr>
+      </w:r>
+      <w:r>
+        <w:rPr>
+          <w:lang w:val="zh_TW" w:bidi="zh_TW"/>
+        </w:rPr>
+        <w:t>何西阿書的主要段落與核心主題，可概述如下。</w:t>
+      </w:r>
+    </w:p>
+    <w:p>
+      <w:pPr>
+        <w:pStyle w:val="Heading4"/>
+      </w:pPr>
+      <w:r>
+        <w:rPr>
+          <w:lang w:val="zh_TW" w:bidi="zh_TW"/>
+        </w:rPr>
+        <w:t>第一至三章</w:t>
+      </w:r>
+    </w:p>
+    <w:p>
+      <w:pPr/>
+      <w:r>
+        <w:rPr>
+          <w:lang w:val="zh_TW" w:bidi="zh_TW"/>
+        </w:rPr>
+      </w:r>
+      <w:r>
+        <w:rPr>
+          <w:lang w:val="zh_TW" w:bidi="zh_TW"/>
+        </w:rPr>
+        <w:t>何西阿書的前面三章聚焦於先知何西阿個人的生命經歷，尤其突顯出他對不忠之妻所表現出的忠誠與愛。</w:t>
+      </w:r>
+    </w:p>
+    <w:p>
+      <w:pPr/>
+      <w:r>
+        <w:rPr>
+          <w:lang w:val="zh_TW" w:bidi="zh_TW"/>
+        </w:rPr>
+      </w:r>
+      <w:r>
+        <w:rPr>
+          <w:lang w:val="zh_TW" w:bidi="zh_TW"/>
+        </w:rPr>
+        <w:t>神吩咐何西阿娶妓女歌篾為妻，並與她生兒育女（</w:t>
+      </w:r>
+      <w:hyperlink r:id="rId52">
+        <w:r>
+          <w:rPr>
+            <w:lang w:val="zh_TW" w:bidi="zh_TW"/>
+          </w:rPr>
+          <w:rPr>
+            <w:color w:val="0000EE"/>
+            <w:u w:val="single"/>
+          </w:rPr>
+          <w:t>何1:2–3:5</w:t>
+        </w:r>
+      </w:hyperlink>
+      <w:r>
+        <w:rPr>
+          <w:lang w:val="zh_TW" w:bidi="zh_TW"/>
+        </w:rPr>
+        <w:t>）。這一命令長久以來使許多解經家感到困惑，因為在以色列中，祭司與先知並不會與妓女結婚。中世紀的猶太作家多半將此段敘事視為象徵性的記載，而非實際歷史事件。後來有些學者則發現</w:t>
+      </w:r>
+      <w:hyperlink r:id="rId53">
+        <w:r>
+          <w:rPr>
+            <w:lang w:val="zh_TW" w:bidi="zh_TW"/>
+          </w:rPr>
+          <w:rPr>
+            <w:color w:val="0000EE"/>
+            <w:u w:val="single"/>
+          </w:rPr>
+          <w:t>何西阿書第一章</w:t>
+        </w:r>
+      </w:hyperlink>
+      <w:r>
+        <w:rPr>
+          <w:lang w:val="zh_TW" w:bidi="zh_TW"/>
+        </w:rPr>
+        <w:t>與</w:t>
+      </w:r>
+      <w:hyperlink r:id="rId54">
+        <w:r>
+          <w:rPr>
+            <w:lang w:val="zh_TW" w:bidi="zh_TW"/>
+          </w:rPr>
+          <w:rPr>
+            <w:color w:val="0000EE"/>
+            <w:u w:val="single"/>
+          </w:rPr>
+          <w:t>第三章</w:t>
+        </w:r>
+      </w:hyperlink>
+      <w:r>
+        <w:rPr>
+          <w:lang w:val="zh_TW" w:bidi="zh_TW"/>
+        </w:rPr>
+        <w:t>間的差異，認為第三章是何西阿對自身婚姻的個人敘述，而第一章則是他對早期先知事奉經歷的回顧。另有部分解經家主張這兩章皆為真實歷史；但也有學者認為</w:t>
+      </w:r>
+      <w:hyperlink r:id="rId53">
+        <w:r>
+          <w:rPr>
+            <w:lang w:val="zh_TW" w:bidi="zh_TW"/>
+          </w:rPr>
+          <w:rPr>
+            <w:color w:val="0000EE"/>
+            <w:u w:val="single"/>
+          </w:rPr>
+          <w:t>第一章</w:t>
+        </w:r>
+      </w:hyperlink>
+      <w:r>
+        <w:rPr>
+          <w:lang w:val="zh_TW" w:bidi="zh_TW"/>
+        </w:rPr>
+        <w:t>屬於歷史記載，而</w:t>
+      </w:r>
+      <w:hyperlink r:id="rId54">
+        <w:r>
+          <w:rPr>
+            <w:lang w:val="zh_TW" w:bidi="zh_TW"/>
+          </w:rPr>
+          <w:rPr>
+            <w:color w:val="0000EE"/>
+            <w:u w:val="single"/>
+          </w:rPr>
+          <w:t>第三章</w:t>
+        </w:r>
+      </w:hyperlink>
+      <w:r>
+        <w:rPr>
+          <w:lang w:val="zh_TW" w:bidi="zh_TW"/>
+        </w:rPr>
+        <w:t>則是何西阿對婚姻關係的寓意性詮釋。</w:t>
+      </w:r>
+    </w:p>
+    <w:p>
+      <w:pPr/>
+      <w:r>
+        <w:rPr>
+          <w:lang w:val="zh_TW" w:bidi="zh_TW"/>
+        </w:rPr>
+      </w:r>
+      <w:r>
+        <w:rPr>
+          <w:lang w:val="zh_TW" w:bidi="zh_TW"/>
+        </w:rPr>
+        <w:t>關於歌篾的性行為，人們長期以來有廣泛的討論，主要形成了兩種觀點：</w:t>
+      </w:r>
+    </w:p>
+    <w:p>
+      <w:pPr>
+        <w:pStyle w:val="ListNumber"/>
+        <w:numPr>
+          <w:ilvl w:val="0"/>
+          <w:numId w:val="16"/>
+        </w:numPr>
+        <w:spacing w:line="240" w:lineRule="auto"/>
+        <w:ind w:left="720"/>
+      </w:pPr>
+      <w:r>
+        <w:rPr>
+          <w:lang w:val="zh_TW" w:bidi="zh_TW"/>
+        </w:rPr>
+      </w:r>
+      <w:r>
+        <w:rPr>
+          <w:lang w:val="zh_TW" w:bidi="zh_TW"/>
+        </w:rPr>
+        <w:t>第一種觀點認為，歌篾在與何西阿婚姻的初期可能是一位忠誠的妻子。「娶淫婦為妻」（</w:t>
+      </w:r>
+      <w:hyperlink r:id="rId55">
+        <w:r>
+          <w:rPr>
+            <w:lang w:val="zh_TW" w:bidi="zh_TW"/>
+          </w:rPr>
+          <w:rPr>
+            <w:color w:val="0000EE"/>
+            <w:u w:val="single"/>
+          </w:rPr>
+          <w:t>何1:2</w:t>
+        </w:r>
+      </w:hyperlink>
+      <w:r>
+        <w:rPr>
+          <w:lang w:val="zh_TW" w:bidi="zh_TW"/>
+        </w:rPr>
+        <w:t>）並非是在描述她當時實際的行為，而是指她內在的罪性與悖逆本質。神隨後將這一特質顯露出來，藉此揭露以色列陷入偶像崇拜的屬靈光景。</w:t>
+      </w:r>
+    </w:p>
+    <w:p>
+      <w:pPr>
+        <w:pStyle w:val="ListNumber"/>
+        <w:spacing w:line="240" w:lineRule="auto"/>
+        <w:ind w:left="720"/>
+      </w:pPr>
+      <w:r>
+        <w:rPr>
+          <w:lang w:val="zh_TW" w:bidi="zh_TW"/>
+        </w:rPr>
+      </w:r>
+      <w:r>
+        <w:rPr>
+          <w:lang w:val="zh_TW" w:bidi="zh_TW"/>
+        </w:rPr>
+        <w:t>第二種觀點則認為，歌篾本身就是一位眾所周知的妓女，而神吩咐何西阿娶她為妻，正是為了具體呈現以色列的屬靈淫亂，以及神信實的慈愛。此一觀點在福音派學者中最為常見，並且在採取字義、文法與歷史並重的詮釋原則下，被視為最單純的理解。</w:t>
+      </w:r>
+    </w:p>
+    <w:p>
+      <w:pPr/>
+      <w:r>
+        <w:rPr>
+          <w:lang w:val="zh_TW" w:bidi="zh_TW"/>
+        </w:rPr>
+      </w:r>
+      <w:r>
+        <w:rPr>
+          <w:lang w:val="zh_TW" w:bidi="zh_TW"/>
+        </w:rPr>
+        <w:t>至於何西阿為何需要將歌篾贖回，經文並未明確地説明其具體原因；同樣地，贖價為何部分以糧食、部分以金錢支付，也無從得知。這一交易或許象徵著神將來要將以色列從被擄之地拯救出來。然而，北國的十個支派最終並未從亞述的被擄中歸回。儘管猶大也曾領受警告（</w:t>
+      </w:r>
+      <w:hyperlink r:id="rId56">
+        <w:r>
+          <w:rPr>
+            <w:lang w:val="zh_TW" w:bidi="zh_TW"/>
+          </w:rPr>
+          <w:rPr>
+            <w:color w:val="0000EE"/>
+            <w:u w:val="single"/>
+          </w:rPr>
+          <w:t>何6:11</w:t>
+        </w:r>
+      </w:hyperlink>
+      <w:r>
+        <w:rPr>
+          <w:lang w:val="zh_TW" w:bidi="zh_TW"/>
+        </w:rPr>
+        <w:t>），但因為這樣的詮釋並不適用於南國猶大，所以何西阿的信息主要是針對北國。</w:t>
+      </w:r>
+    </w:p>
+    <w:p>
+      <w:pPr/>
+      <w:r>
+        <w:rPr>
+          <w:lang w:val="zh_TW" w:bidi="zh_TW"/>
+        </w:rPr>
+      </w:r>
+      <w:r>
+        <w:rPr>
+          <w:lang w:val="zh_TW" w:bidi="zh_TW"/>
+        </w:rPr>
+        <w:t>何西阿與歌篾所生的孩子，都被賦予具有象徵意義的名字。第一個孩子是兒子，名叫耶斯列（</w:t>
+      </w:r>
+      <w:hyperlink r:id="rId57">
+        <w:r>
+          <w:rPr>
+            <w:lang w:val="zh_TW" w:bidi="zh_TW"/>
+          </w:rPr>
+          <w:rPr>
+            <w:color w:val="0000EE"/>
+            <w:u w:val="single"/>
+          </w:rPr>
+          <w:t>何1:4a</w:t>
+        </w:r>
+      </w:hyperlink>
+      <w:r>
+        <w:rPr>
+          <w:lang w:val="zh_TW" w:bidi="zh_TW"/>
+        </w:rPr>
+        <w:t>），象徵神對耶戶家族的審判，因耶戶曾在耶斯列平原殺滅亞哈的家族（</w:t>
+      </w:r>
+      <w:hyperlink r:id="rId58">
+        <w:r>
+          <w:rPr>
+            <w:lang w:val="zh_TW" w:bidi="zh_TW"/>
+          </w:rPr>
+          <w:rPr>
+            <w:color w:val="0000EE"/>
+            <w:u w:val="single"/>
+          </w:rPr>
+          <w:t>王下10:1–11</w:t>
+        </w:r>
+      </w:hyperlink>
+      <w:r>
+        <w:rPr>
+          <w:lang w:val="zh_TW" w:bidi="zh_TW"/>
+        </w:rPr>
+        <w:t>，</w:t>
+      </w:r>
+      <w:hyperlink r:id="rId58">
+        <w:r>
+          <w:rPr>
+            <w:lang w:val="zh_TW" w:bidi="zh_TW"/>
+          </w:rPr>
+          <w:rPr>
+            <w:color w:val="0000EE"/>
+            <w:u w:val="single"/>
+          </w:rPr>
+          <w:t>30</w:t>
+        </w:r>
+      </w:hyperlink>
+      <w:r>
+        <w:rPr>
+          <w:lang w:val="zh_TW" w:bidi="zh_TW"/>
+        </w:rPr>
+        <w:t>）。</w:t>
+      </w:r>
+    </w:p>
+    <w:p>
+      <w:pPr/>
+      <w:r>
+        <w:rPr>
+          <w:lang w:val="zh_TW" w:bidi="zh_TW"/>
+        </w:rPr>
+      </w:r>
+      <w:r>
+        <w:rPr>
+          <w:lang w:val="zh_TW" w:bidi="zh_TW"/>
+        </w:rPr>
+        <w:t>第二個孩子是女兒，名叫羅‧路哈瑪（</w:t>
+      </w:r>
+      <w:hyperlink r:id="rId59">
+        <w:r>
+          <w:rPr>
+            <w:lang w:val="zh_TW" w:bidi="zh_TW"/>
+          </w:rPr>
+          <w:rPr>
+            <w:color w:val="0000EE"/>
+            <w:u w:val="single"/>
+          </w:rPr>
+          <w:t>何1:6a</w:t>
+        </w:r>
+      </w:hyperlink>
+      <w:r>
+        <w:rPr>
+          <w:lang w:val="zh_TW" w:bidi="zh_TW"/>
+        </w:rPr>
+        <w:t xml:space="preserve"> ），意為「不蒙憐憫」或「未得慈愛」，象徵北國以色列即將臨到的審判：其屬靈敗壞已達極點，終必被擊敗，並被擄到外邦（</w:t>
+      </w:r>
+      <w:hyperlink r:id="rId59">
+        <w:r>
+          <w:rPr>
+            <w:lang w:val="zh_TW" w:bidi="zh_TW"/>
+          </w:rPr>
+          <w:rPr>
+            <w:color w:val="0000EE"/>
+            <w:u w:val="single"/>
+          </w:rPr>
+          <w:t>何1:6b</w:t>
+        </w:r>
+      </w:hyperlink>
+      <w:r>
+        <w:rPr>
+          <w:lang w:val="zh_TW" w:bidi="zh_TW"/>
+        </w:rPr>
+        <w:t>）。</w:t>
+      </w:r>
+    </w:p>
+    <w:p>
+      <w:pPr/>
+      <w:r>
+        <w:rPr>
+          <w:lang w:val="zh_TW" w:bidi="zh_TW"/>
+        </w:rPr>
+      </w:r>
+      <w:r>
+        <w:rPr>
+          <w:lang w:val="zh_TW" w:bidi="zh_TW"/>
+        </w:rPr>
+        <w:t>第三個孩子是兒子，名叫羅‧阿米，意為「非我子民」（</w:t>
+      </w:r>
+      <w:hyperlink r:id="rId60">
+        <w:r>
+          <w:rPr>
+            <w:lang w:val="zh_TW" w:bidi="zh_TW"/>
+          </w:rPr>
+          <w:rPr>
+            <w:color w:val="0000EE"/>
+            <w:u w:val="single"/>
+          </w:rPr>
+          <w:t>何1:8–9</w:t>
+        </w:r>
+      </w:hyperlink>
+      <w:r>
+        <w:rPr>
+          <w:lang w:val="zh_TW" w:bidi="zh_TW"/>
+        </w:rPr>
+        <w:t>），表明神暫時否定以色列作為祂子民的身分。然而，這樣的否定並非是永久的（</w:t>
+      </w:r>
+      <w:hyperlink r:id="rId61">
+        <w:r>
+          <w:rPr>
+            <w:lang w:val="zh_TW" w:bidi="zh_TW"/>
+          </w:rPr>
+          <w:rPr>
+            <w:color w:val="0000EE"/>
+            <w:u w:val="single"/>
+          </w:rPr>
+          <w:t>何1:10–2:1</w:t>
+        </w:r>
+      </w:hyperlink>
+      <w:r>
+        <w:rPr>
+          <w:lang w:val="zh_TW" w:bidi="zh_TW"/>
+        </w:rPr>
+        <w:t>）。儘管某一世代悖逆不順服，神仍必信實地成就祂對亞伯拉罕的應許（</w:t>
+      </w:r>
+      <w:hyperlink r:id="rId62">
+        <w:r>
+          <w:rPr>
+            <w:lang w:val="zh_TW" w:bidi="zh_TW"/>
+          </w:rPr>
+          <w:rPr>
+            <w:color w:val="0000EE"/>
+            <w:u w:val="single"/>
+          </w:rPr>
+          <w:t>何1:10</w:t>
         </w:r>
       </w:hyperlink>
       <w:r>
@@ -757,16 +2418,34 @@
         </w:rPr>
         <w:t>；</w:t>
       </w:r>
-      <w:hyperlink r:id="rId32">
-        <w:r>
-          <w:rPr>
-            <w:lang w:val="zh_TW" w:bidi="zh_TW"/>
-          </w:rPr>
-          <w:rPr>
-            <w:color w:val="0000EE"/>
-            <w:u w:val="single"/>
-          </w:rPr>
-          <w:t>代下6:1</w:t>
+      <w:hyperlink r:id="rId63">
+        <w:r>
+          <w:rPr>
+            <w:lang w:val="zh_TW" w:bidi="zh_TW"/>
+          </w:rPr>
+          <w:rPr>
+            <w:color w:val="0000EE"/>
+            <w:u w:val="single"/>
+          </w:rPr>
+          <w:t>創22:17</w:t>
+        </w:r>
+      </w:hyperlink>
+      <w:r>
+        <w:rPr>
+          <w:lang w:val="zh_TW" w:bidi="zh_TW"/>
+        </w:rPr>
+        <w:t>），以及祂對與摩西所立的約（</w:t>
+      </w:r>
+      <w:hyperlink r:id="rId64">
+        <w:r>
+          <w:rPr>
+            <w:lang w:val="zh_TW" w:bidi="zh_TW"/>
+          </w:rPr>
+          <w:rPr>
+            <w:color w:val="0000EE"/>
+            <w:u w:val="single"/>
+          </w:rPr>
+          <w:t>出19:1–7</w:t>
         </w:r>
       </w:hyperlink>
       <w:r>
@@ -775,28 +2454,214 @@
         </w:rPr>
         <w:t>）。</w:t>
       </w:r>
-      <w:r>
-        <w:rPr>
-          <w:lang w:val="zh_TW" w:bidi="zh_TW"/>
-        </w:rPr>
-        <w:t>黑雲</w:t>
-      </w:r>
-      <w:r>
-        <w:rPr>
-          <w:lang w:val="zh_TW" w:bidi="zh_TW"/>
-        </w:rPr>
-        <w:t>在祂腳下（</w:t>
-      </w:r>
-      <w:hyperlink r:id="rId33">
-        <w:r>
-          <w:rPr>
-            <w:lang w:val="zh_TW" w:bidi="zh_TW"/>
-          </w:rPr>
-          <w:rPr>
-            <w:color w:val="0000EE"/>
-            <w:u w:val="single"/>
-          </w:rPr>
-          <w:t>撒下22:10</w:t>
+    </w:p>
+    <w:p>
+      <w:pPr/>
+      <w:r>
+        <w:rPr>
+          <w:lang w:val="zh_TW" w:bidi="zh_TW"/>
+        </w:rPr>
+      </w:r>
+      <w:r>
+        <w:rPr>
+          <w:lang w:val="zh_TW" w:bidi="zh_TW"/>
+        </w:rPr>
+        <w:t>歌篾並不喜悅她的婚姻，便轉而尋求其他情人；正如以色列藉著敬拜假神來尋求滿足。他們錯誤地將一切美善與賜福歸功於外邦偶像，而非滿有憐憫的神（</w:t>
+      </w:r>
+      <w:hyperlink r:id="rId65">
+        <w:r>
+          <w:rPr>
+            <w:lang w:val="zh_TW" w:bidi="zh_TW"/>
+          </w:rPr>
+          <w:rPr>
+            <w:color w:val="0000EE"/>
+            <w:u w:val="single"/>
+          </w:rPr>
+          <w:t>何2:8</w:t>
+        </w:r>
+      </w:hyperlink>
+      <w:r>
+        <w:rPr>
+          <w:lang w:val="zh_TW" w:bidi="zh_TW"/>
+        </w:rPr>
+        <w:t>、</w:t>
+      </w:r>
+      <w:hyperlink r:id="rId65">
+        <w:r>
+          <w:rPr>
+            <w:lang w:val="zh_TW" w:bidi="zh_TW"/>
+          </w:rPr>
+          <w:rPr>
+            <w:color w:val="0000EE"/>
+            <w:u w:val="single"/>
+          </w:rPr>
+          <w:t>12</w:t>
+        </w:r>
+      </w:hyperlink>
+      <w:r>
+        <w:rPr>
+          <w:lang w:val="zh_TW" w:bidi="zh_TW"/>
+        </w:rPr>
+        <w:t>）。然而，當他們終於明白罪惡不能帶來持久的喜樂時，悔改的以色列便會回轉、歸向起初所愛的神。</w:t>
+      </w:r>
+    </w:p>
+    <w:p>
+      <w:pPr/>
+      <w:r>
+        <w:rPr>
+          <w:lang w:val="zh_TW" w:bidi="zh_TW"/>
+        </w:rPr>
+      </w:r>
+      <w:r>
+        <w:rPr>
+          <w:lang w:val="zh_TW" w:bidi="zh_TW"/>
+        </w:rPr>
+        <w:t>何西阿因歌篾犯姦淫而宣告與她離婚，象徵耶和華因以色列的不忠而與她離異（</w:t>
+      </w:r>
+      <w:hyperlink r:id="rId66">
+        <w:r>
+          <w:rPr>
+            <w:lang w:val="zh_TW" w:bidi="zh_TW"/>
+          </w:rPr>
+          <w:rPr>
+            <w:color w:val="0000EE"/>
+            <w:u w:val="single"/>
+          </w:rPr>
+          <w:t>何2:2</w:t>
+        </w:r>
+      </w:hyperlink>
+      <w:r>
+        <w:rPr>
+          <w:lang w:val="zh_TW" w:bidi="zh_TW"/>
+        </w:rPr>
+        <w:t>；另見</w:t>
+      </w:r>
+      <w:hyperlink r:id="rId67">
+        <w:r>
+          <w:rPr>
+            <w:lang w:val="zh_TW" w:bidi="zh_TW"/>
+          </w:rPr>
+          <w:rPr>
+            <w:color w:val="0000EE"/>
+            <w:u w:val="single"/>
+          </w:rPr>
+          <w:t>耶3:1–4:2</w:t>
+        </w:r>
+      </w:hyperlink>
+      <w:r>
+        <w:rPr>
+          <w:lang w:val="zh_TW" w:bidi="zh_TW"/>
+        </w:rPr>
+        <w:t>）。他們的孩子則代表當時以色列民族中的每一個成員（</w:t>
+      </w:r>
+      <w:hyperlink r:id="rId68">
+        <w:r>
+          <w:rPr>
+            <w:lang w:val="zh_TW" w:bidi="zh_TW"/>
+          </w:rPr>
+          <w:rPr>
+            <w:color w:val="0000EE"/>
+            <w:u w:val="single"/>
+          </w:rPr>
+          <w:t>何2:2–5</w:t>
+        </w:r>
+      </w:hyperlink>
+      <w:r>
+        <w:rPr>
+          <w:lang w:val="zh_TW" w:bidi="zh_TW"/>
+        </w:rPr>
+        <w:t>）。</w:t>
+      </w:r>
+    </w:p>
+    <w:p>
+      <w:pPr/>
+      <w:r>
+        <w:rPr>
+          <w:lang w:val="zh_TW" w:bidi="zh_TW"/>
+        </w:rPr>
+      </w:r>
+      <w:hyperlink r:id="rId54">
+        <w:r>
+          <w:rPr>
+            <w:lang w:val="zh_TW" w:bidi="zh_TW"/>
+          </w:rPr>
+          <w:rPr>
+            <w:color w:val="0000EE"/>
+            <w:u w:val="single"/>
+          </w:rPr>
+          <w:t>第三章</w:t>
+        </w:r>
+      </w:hyperlink>
+      <w:r>
+        <w:rPr>
+          <w:lang w:val="zh_TW" w:bidi="zh_TW"/>
+        </w:rPr>
+        <w:t>以恢復為主題，總結以色列的歷史。何西阿為歌篾所付出的贖價（</w:t>
+      </w:r>
+      <w:hyperlink r:id="rId69">
+        <w:r>
+          <w:rPr>
+            <w:lang w:val="zh_TW" w:bidi="zh_TW"/>
+          </w:rPr>
+          <w:rPr>
+            <w:color w:val="0000EE"/>
+            <w:u w:val="single"/>
+          </w:rPr>
+          <w:t>何3:2</w:t>
+        </w:r>
+      </w:hyperlink>
+      <w:r>
+        <w:rPr>
+          <w:lang w:val="zh_TW" w:bidi="zh_TW"/>
+        </w:rPr>
+        <w:t>）顯明以色列受制於罪與撒但的捆綁（</w:t>
+      </w:r>
+      <w:hyperlink r:id="rId70">
+        <w:r>
+          <w:rPr>
+            <w:lang w:val="zh_TW" w:bidi="zh_TW"/>
+          </w:rPr>
+          <w:rPr>
+            <w:color w:val="0000EE"/>
+            <w:u w:val="single"/>
+          </w:rPr>
+          <w:t>來2:14–15</w:t>
+        </w:r>
+      </w:hyperlink>
+      <w:r>
+        <w:rPr>
+          <w:lang w:val="zh_TW" w:bidi="zh_TW"/>
+        </w:rPr>
+        <w:t>）。這筆贖價是為女奴而付，因歌篾因其淫行而淪為奴隸（見</w:t>
+      </w:r>
+      <w:hyperlink r:id="rId71">
+        <w:r>
+          <w:rPr>
+            <w:lang w:val="zh_TW" w:bidi="zh_TW"/>
+          </w:rPr>
+          <w:rPr>
+            <w:color w:val="0000EE"/>
+            <w:u w:val="single"/>
+          </w:rPr>
+          <w:t>出21:32</w:t>
+        </w:r>
+      </w:hyperlink>
+      <w:r>
+        <w:rPr>
+          <w:lang w:val="zh_TW" w:bidi="zh_TW"/>
+        </w:rPr>
+        <w:t>）。歌篾被隔離的狀態，如同以色列被擄的處境，其目的乃是為了潔淨（</w:t>
+      </w:r>
+      <w:hyperlink r:id="rId72">
+        <w:r>
+          <w:rPr>
+            <w:lang w:val="zh_TW" w:bidi="zh_TW"/>
+          </w:rPr>
+          <w:rPr>
+            <w:color w:val="0000EE"/>
+            <w:u w:val="single"/>
+          </w:rPr>
+          <w:t>何3:3</w:t>
         </w:r>
       </w:hyperlink>
       <w:r>
@@ -805,16 +2670,34 @@
         </w:rPr>
         <w:t>；</w:t>
       </w:r>
-      <w:hyperlink r:id="rId34">
-        <w:r>
-          <w:rPr>
-            <w:lang w:val="zh_TW" w:bidi="zh_TW"/>
-          </w:rPr>
-          <w:rPr>
-            <w:color w:val="0000EE"/>
-            <w:u w:val="single"/>
-          </w:rPr>
-          <w:t>詩18:9</w:t>
+      <w:hyperlink r:id="rId73">
+        <w:r>
+          <w:rPr>
+            <w:lang w:val="zh_TW" w:bidi="zh_TW"/>
+          </w:rPr>
+          <w:rPr>
+            <w:color w:val="0000EE"/>
+            <w:u w:val="single"/>
+          </w:rPr>
+          <w:t>申21:13</w:t>
+        </w:r>
+      </w:hyperlink>
+      <w:r>
+        <w:rPr>
+          <w:lang w:val="zh_TW" w:bidi="zh_TW"/>
+        </w:rPr>
+        <w:t>，</w:t>
+      </w:r>
+      <w:hyperlink r:id="rId74">
+        <w:r>
+          <w:rPr>
+            <w:lang w:val="zh_TW" w:bidi="zh_TW"/>
+          </w:rPr>
+          <w:rPr>
+            <w:color w:val="0000EE"/>
+            <w:u w:val="single"/>
+          </w:rPr>
+          <w:t>30:2</w:t>
         </w:r>
       </w:hyperlink>
       <w:r>
@@ -825,6 +2708,2201 @@
       </w:r>
     </w:p>
     <w:p>
+      <w:pPr/>
+      <w:r>
+        <w:rPr>
+          <w:lang w:val="zh_TW" w:bidi="zh_TW"/>
+        </w:rPr>
+      </w:r>
+      <w:r>
+        <w:rPr>
+          <w:lang w:val="zh_TW" w:bidi="zh_TW"/>
+        </w:rPr>
+        <w:t>在被擄到巴比倫之後（「後來」），並且在「末後的日子」，以色列將回轉歸向她的丈夫，重新享受這段更新的關係所帶來的祝福。經文中提到彌賽亞——「大衛他們的王」——將要興起，帶領以色列歸向耶和華（</w:t>
+      </w:r>
+      <w:hyperlink r:id="rId75">
+        <w:r>
+          <w:rPr>
+            <w:lang w:val="zh_TW" w:bidi="zh_TW"/>
+          </w:rPr>
+          <w:rPr>
+            <w:color w:val="0000EE"/>
+            <w:u w:val="single"/>
+          </w:rPr>
+          <w:t>何3:5</w:t>
+        </w:r>
+      </w:hyperlink>
+      <w:r>
+        <w:rPr>
+          <w:lang w:val="zh_TW" w:bidi="zh_TW"/>
+        </w:rPr>
+        <w:t>）。</w:t>
+      </w:r>
+    </w:p>
+    <w:p>
+      <w:pPr/>
+      <w:r>
+        <w:rPr>
+          <w:lang w:val="zh_TW" w:bidi="zh_TW"/>
+        </w:rPr>
+      </w:r>
+      <w:r>
+        <w:rPr>
+          <w:lang w:val="zh_TW" w:bidi="zh_TW"/>
+        </w:rPr>
+        <w:t>何西阿書的最後一個主要段落，進一步詳述並展開了</w:t>
+      </w:r>
+      <w:hyperlink r:id="rId76">
+        <w:r>
+          <w:rPr>
+            <w:lang w:val="zh_TW" w:bidi="zh_TW"/>
+          </w:rPr>
+          <w:rPr>
+            <w:color w:val="0000EE"/>
+            <w:u w:val="single"/>
+          </w:rPr>
+          <w:t>第一至第三章</w:t>
+        </w:r>
+      </w:hyperlink>
+      <w:r>
+        <w:rPr>
+          <w:lang w:val="zh_TW" w:bidi="zh_TW"/>
+        </w:rPr>
+        <w:t>所呈現的核心主題。何西阿在此宣告並預言了：</w:t>
+      </w:r>
+    </w:p>
+    <w:p>
+      <w:pPr>
+        <w:pStyle w:val="ListBullet"/>
+        <w:spacing w:line="240" w:lineRule="auto"/>
+        <w:ind w:left="720"/>
+      </w:pPr>
+      <w:r>
+        <w:rPr>
+          <w:lang w:val="zh_TW" w:bidi="zh_TW"/>
+        </w:rPr>
+      </w:r>
+      <w:r>
+        <w:rPr>
+          <w:lang w:val="zh_TW" w:bidi="zh_TW"/>
+        </w:rPr>
+        <w:t>以色列的背道（</w:t>
+      </w:r>
+      <w:hyperlink r:id="rId77">
+        <w:r>
+          <w:rPr>
+            <w:lang w:val="zh_TW" w:bidi="zh_TW"/>
+          </w:rPr>
+          <w:rPr>
+            <w:color w:val="0000EE"/>
+            <w:u w:val="single"/>
+          </w:rPr>
+          <w:t>何4:1–7:16</w:t>
+        </w:r>
+      </w:hyperlink>
+      <w:r>
+        <w:rPr>
+          <w:lang w:val="zh_TW" w:bidi="zh_TW"/>
+        </w:rPr>
+        <w:t>）</w:t>
+      </w:r>
+    </w:p>
+    <w:p>
+      <w:pPr>
+        <w:pStyle w:val="ListBullet"/>
+        <w:spacing w:line="240" w:lineRule="auto"/>
+        <w:ind w:left="720"/>
+      </w:pPr>
+      <w:r>
+        <w:rPr>
+          <w:lang w:val="zh_TW" w:bidi="zh_TW"/>
+        </w:rPr>
+      </w:r>
+      <w:r>
+        <w:rPr>
+          <w:lang w:val="zh_TW" w:bidi="zh_TW"/>
+        </w:rPr>
+        <w:t>懲罰（</w:t>
+      </w:r>
+      <w:hyperlink r:id="rId78">
+        <w:r>
+          <w:rPr>
+            <w:lang w:val="zh_TW" w:bidi="zh_TW"/>
+          </w:rPr>
+          <w:rPr>
+            <w:color w:val="0000EE"/>
+            <w:u w:val="single"/>
+          </w:rPr>
+          <w:t>何8:1–10:15</w:t>
+        </w:r>
+      </w:hyperlink>
+      <w:r>
+        <w:rPr>
+          <w:lang w:val="zh_TW" w:bidi="zh_TW"/>
+        </w:rPr>
+        <w:t>）</w:t>
+      </w:r>
+    </w:p>
+    <w:p>
+      <w:pPr>
+        <w:pStyle w:val="ListBullet"/>
+        <w:spacing w:line="240" w:lineRule="auto"/>
+        <w:ind w:left="720"/>
+      </w:pPr>
+      <w:r>
+        <w:rPr>
+          <w:lang w:val="zh_TW" w:bidi="zh_TW"/>
+        </w:rPr>
+      </w:r>
+      <w:r>
+        <w:rPr>
+          <w:lang w:val="zh_TW" w:bidi="zh_TW"/>
+        </w:rPr>
+        <w:t>恢復（</w:t>
+      </w:r>
+      <w:hyperlink r:id="rId79">
+        <w:r>
+          <w:rPr>
+            <w:lang w:val="zh_TW" w:bidi="zh_TW"/>
+          </w:rPr>
+          <w:rPr>
+            <w:color w:val="0000EE"/>
+            <w:u w:val="single"/>
+          </w:rPr>
+          <w:t>何11:1–14:9</w:t>
+        </w:r>
+      </w:hyperlink>
+      <w:r>
+        <w:rPr>
+          <w:lang w:val="zh_TW" w:bidi="zh_TW"/>
+        </w:rPr>
+        <w:t>）</w:t>
+      </w:r>
+    </w:p>
+    <w:p>
+      <w:pPr>
+        <w:pStyle w:val="Heading4"/>
+      </w:pPr>
+      <w:r>
+        <w:rPr>
+          <w:lang w:val="zh_TW" w:bidi="zh_TW"/>
+        </w:rPr>
+        <w:t>第四章</w:t>
+      </w:r>
+    </w:p>
+    <w:p>
+      <w:pPr/>
+      <w:r>
+        <w:rPr>
+          <w:lang w:val="zh_TW" w:bidi="zh_TW"/>
+        </w:rPr>
+      </w:r>
+      <w:r>
+        <w:rPr>
+          <w:lang w:val="zh_TW" w:bidi="zh_TW"/>
+        </w:rPr>
+        <w:t>以色列深深陷入不敬虔的行為，並逐漸遠離神（</w:t>
+      </w:r>
+      <w:hyperlink r:id="rId36">
+        <w:r>
+          <w:rPr>
+            <w:lang w:val="zh_TW" w:bidi="zh_TW"/>
+          </w:rPr>
+          <w:rPr>
+            <w:color w:val="0000EE"/>
+            <w:u w:val="single"/>
+          </w:rPr>
+          <w:t>何4:1–2</w:t>
+        </w:r>
+      </w:hyperlink>
+      <w:r>
+        <w:rPr>
+          <w:lang w:val="zh_TW" w:bidi="zh_TW"/>
+        </w:rPr>
+        <w:t>；參</w:t>
+      </w:r>
+      <w:hyperlink r:id="rId80">
+        <w:r>
+          <w:rPr>
+            <w:lang w:val="zh_TW" w:bidi="zh_TW"/>
+          </w:rPr>
+          <w:rPr>
+            <w:color w:val="0000EE"/>
+            <w:u w:val="single"/>
+          </w:rPr>
+          <w:t>出20:1–17</w:t>
+        </w:r>
+      </w:hyperlink>
+      <w:r>
+        <w:rPr>
+          <w:lang w:val="zh_TW" w:bidi="zh_TW"/>
+        </w:rPr>
+        <w:t>）。百姓因冷漠及而祭司的欺騙忽視神的話語（</w:t>
+      </w:r>
+      <w:hyperlink r:id="rId81">
+        <w:r>
+          <w:rPr>
+            <w:lang w:val="zh_TW" w:bidi="zh_TW"/>
+          </w:rPr>
+          <w:rPr>
+            <w:color w:val="0000EE"/>
+            <w:u w:val="single"/>
+          </w:rPr>
+          <w:t>何4:6–9</w:t>
+        </w:r>
+      </w:hyperlink>
+      <w:r>
+        <w:rPr>
+          <w:lang w:val="zh_TW" w:bidi="zh_TW"/>
+        </w:rPr>
+        <w:t>；參</w:t>
+      </w:r>
+      <w:hyperlink r:id="rId82">
+        <w:r>
+          <w:rPr>
+            <w:lang w:val="zh_TW" w:bidi="zh_TW"/>
+          </w:rPr>
+          <w:rPr>
+            <w:color w:val="0000EE"/>
+            <w:u w:val="single"/>
+          </w:rPr>
+          <w:t>賽5:13</w:t>
+        </w:r>
+      </w:hyperlink>
+      <w:r>
+        <w:rPr>
+          <w:lang w:val="zh_TW" w:bidi="zh_TW"/>
+        </w:rPr>
+        <w:t>；</w:t>
+      </w:r>
+      <w:hyperlink r:id="rId83">
+        <w:r>
+          <w:rPr>
+            <w:lang w:val="zh_TW" w:bidi="zh_TW"/>
+          </w:rPr>
+          <w:rPr>
+            <w:color w:val="0000EE"/>
+            <w:u w:val="single"/>
+          </w:rPr>
+          <w:t>摩8:11–12</w:t>
+        </w:r>
+      </w:hyperlink>
+      <w:r>
+        <w:rPr>
+          <w:lang w:val="zh_TW" w:bidi="zh_TW"/>
+        </w:rPr>
+        <w:t>；</w:t>
+      </w:r>
+      <w:hyperlink r:id="rId84">
+        <w:r>
+          <w:rPr>
+            <w:lang w:val="zh_TW" w:bidi="zh_TW"/>
+          </w:rPr>
+          <w:rPr>
+            <w:color w:val="0000EE"/>
+            <w:u w:val="single"/>
+          </w:rPr>
+          <w:t>番1:6</w:t>
+        </w:r>
+      </w:hyperlink>
+      <w:r>
+        <w:rPr>
+          <w:lang w:val="zh_TW" w:bidi="zh_TW"/>
+        </w:rPr>
+        <w:t>）。以色列跟隨著敗壞的宗教領袖，正如他們的君王效法先前邪惡君王的腐敗行徑一般（</w:t>
+      </w:r>
+      <w:hyperlink r:id="rId85">
+        <w:r>
+          <w:rPr>
+            <w:lang w:val="zh_TW" w:bidi="zh_TW"/>
+          </w:rPr>
+          <w:rPr>
+            <w:color w:val="0000EE"/>
+            <w:u w:val="single"/>
+          </w:rPr>
+          <w:t>何4:9</w:t>
+        </w:r>
+      </w:hyperlink>
+      <w:r>
+        <w:rPr>
+          <w:lang w:val="zh_TW" w:bidi="zh_TW"/>
+        </w:rPr>
+        <w:t>）。他們不再尋求神的話，反而向偶像與占卜求問指引（</w:t>
+      </w:r>
+      <w:hyperlink r:id="rId86">
+        <w:r>
+          <w:rPr>
+            <w:lang w:val="zh_TW" w:bidi="zh_TW"/>
+          </w:rPr>
+          <w:rPr>
+            <w:color w:val="0000EE"/>
+            <w:u w:val="single"/>
+          </w:rPr>
+          <w:t>何4:12–13</w:t>
+        </w:r>
+      </w:hyperlink>
+      <w:r>
+        <w:rPr>
+          <w:lang w:val="zh_TW" w:bidi="zh_TW"/>
+        </w:rPr>
+        <w:t>）。最終，以色列喪失了其作為祭司的身分（</w:t>
+      </w:r>
+      <w:hyperlink r:id="rId87">
+        <w:r>
+          <w:rPr>
+            <w:lang w:val="zh_TW" w:bidi="zh_TW"/>
+          </w:rPr>
+          <w:rPr>
+            <w:color w:val="0000EE"/>
+            <w:u w:val="single"/>
+          </w:rPr>
+          <w:t>何4:6</w:t>
+        </w:r>
+      </w:hyperlink>
+      <w:r>
+        <w:rPr>
+          <w:lang w:val="zh_TW" w:bidi="zh_TW"/>
+        </w:rPr>
+        <w:t>；參</w:t>
+      </w:r>
+      <w:hyperlink r:id="rId88">
+        <w:r>
+          <w:rPr>
+            <w:lang w:val="zh_TW" w:bidi="zh_TW"/>
+          </w:rPr>
+          <w:rPr>
+            <w:color w:val="0000EE"/>
+            <w:u w:val="single"/>
+          </w:rPr>
+          <w:t>出19:6</w:t>
+        </w:r>
+      </w:hyperlink>
+      <w:r>
+        <w:rPr>
+          <w:lang w:val="zh_TW" w:bidi="zh_TW"/>
+        </w:rPr>
+        <w:t>），因為祭司在很大程度上要為國家背離信仰負責（</w:t>
+      </w:r>
+      <w:hyperlink r:id="rId89">
+        <w:r>
+          <w:rPr>
+            <w:lang w:val="zh_TW" w:bidi="zh_TW"/>
+          </w:rPr>
+          <w:rPr>
+            <w:color w:val="0000EE"/>
+            <w:u w:val="single"/>
+          </w:rPr>
+          <w:t>何5:1</w:t>
+        </w:r>
+      </w:hyperlink>
+      <w:r>
+        <w:rPr>
+          <w:lang w:val="zh_TW" w:bidi="zh_TW"/>
+        </w:rPr>
+        <w:t>）。</w:t>
+      </w:r>
+    </w:p>
+    <w:p>
+      <w:pPr>
+        <w:pStyle w:val="Heading4"/>
+      </w:pPr>
+      <w:r>
+        <w:rPr>
+          <w:lang w:val="zh_TW" w:bidi="zh_TW"/>
+        </w:rPr>
+        <w:t>第五至第六章</w:t>
+      </w:r>
+    </w:p>
+    <w:p>
+      <w:pPr/>
+      <w:r>
+        <w:rPr>
+          <w:lang w:val="zh_TW" w:bidi="zh_TW"/>
+        </w:rPr>
+      </w:r>
+      <w:r>
+        <w:rPr>
+          <w:lang w:val="zh_TW" w:bidi="zh_TW"/>
+        </w:rPr>
+        <w:t>在對北國以色列提出控訴之後，神隨即發出嚴厲的警告（</w:t>
+      </w:r>
+      <w:hyperlink r:id="rId90">
+        <w:r>
+          <w:rPr>
+            <w:lang w:val="zh_TW" w:bidi="zh_TW"/>
+          </w:rPr>
+          <w:rPr>
+            <w:color w:val="0000EE"/>
+            <w:u w:val="single"/>
+          </w:rPr>
+          <w:t>何5:8–14</w:t>
+        </w:r>
+      </w:hyperlink>
+      <w:r>
+        <w:rPr>
+          <w:lang w:val="zh_TW" w:bidi="zh_TW"/>
+        </w:rPr>
+        <w:t>）。號角將在便雅憫的山地吹響（</w:t>
+      </w:r>
+      <w:hyperlink r:id="rId91">
+        <w:r>
+          <w:rPr>
+            <w:lang w:val="zh_TW" w:bidi="zh_TW"/>
+          </w:rPr>
+          <w:rPr>
+            <w:color w:val="0000EE"/>
+            <w:u w:val="single"/>
+          </w:rPr>
+          <w:t>何5:8</w:t>
+        </w:r>
+      </w:hyperlink>
+      <w:r>
+        <w:rPr>
+          <w:lang w:val="zh_TW" w:bidi="zh_TW"/>
+        </w:rPr>
+        <w:t>），這地帶位於以色列與猶大之間。此處的警報表明以色列正遭受入侵，而猶大也同樣面臨危險（</w:t>
+      </w:r>
+      <w:hyperlink r:id="rId92">
+        <w:r>
+          <w:rPr>
+            <w:lang w:val="zh_TW" w:bidi="zh_TW"/>
+          </w:rPr>
+          <w:rPr>
+            <w:color w:val="0000EE"/>
+            <w:u w:val="single"/>
+          </w:rPr>
+          <w:t>何5:9–12</w:t>
+        </w:r>
+      </w:hyperlink>
+      <w:r>
+        <w:rPr>
+          <w:lang w:val="zh_TW" w:bidi="zh_TW"/>
+        </w:rPr>
+        <w:t>）。北國不倚靠神的誡命，反而順從人的命令（</w:t>
+      </w:r>
+      <w:hyperlink r:id="rId93">
+        <w:r>
+          <w:rPr>
+            <w:lang w:val="zh_TW" w:bidi="zh_TW"/>
+          </w:rPr>
+          <w:rPr>
+            <w:color w:val="0000EE"/>
+            <w:u w:val="single"/>
+          </w:rPr>
+          <w:t>何5:11</w:t>
+        </w:r>
+      </w:hyperlink>
+      <w:r>
+        <w:rPr>
+          <w:lang w:val="zh_TW" w:bidi="zh_TW"/>
+        </w:rPr>
+        <w:t>）。以色列曾向亞述求助，卻最終遭到背叛並走向失敗（</w:t>
+      </w:r>
+      <w:hyperlink r:id="rId42">
+        <w:r>
+          <w:rPr>
+            <w:lang w:val="zh_TW" w:bidi="zh_TW"/>
+          </w:rPr>
+          <w:rPr>
+            <w:color w:val="0000EE"/>
+            <w:u w:val="single"/>
+          </w:rPr>
+          <w:t>何5:13</w:t>
+        </w:r>
+      </w:hyperlink>
+      <w:r>
+        <w:rPr>
+          <w:lang w:val="zh_TW" w:bidi="zh_TW"/>
+        </w:rPr>
+        <w:t>）。在這段關於公元前722年以色列被亞述滅亡的預言中，何西阿將神描繪為最終的管教者（</w:t>
+      </w:r>
+      <w:hyperlink r:id="rId94">
+        <w:r>
+          <w:rPr>
+            <w:lang w:val="zh_TW" w:bidi="zh_TW"/>
+          </w:rPr>
+          <w:rPr>
+            <w:color w:val="0000EE"/>
+            <w:u w:val="single"/>
+          </w:rPr>
+          <w:t>何5:14</w:t>
+        </w:r>
+      </w:hyperlink>
+      <w:r>
+        <w:rPr>
+          <w:lang w:val="zh_TW" w:bidi="zh_TW"/>
+        </w:rPr>
+        <w:t>）。</w:t>
+      </w:r>
+    </w:p>
+    <w:p>
+      <w:pPr/>
+      <w:r>
+        <w:rPr>
+          <w:lang w:val="zh_TW" w:bidi="zh_TW"/>
+        </w:rPr>
+      </w:r>
+      <w:r>
+        <w:rPr>
+          <w:lang w:val="zh_TW" w:bidi="zh_TW"/>
+        </w:rPr>
+        <w:t>在揭示刑罰之後，神立刻發出悔改的呼召（</w:t>
+      </w:r>
+      <w:hyperlink r:id="rId95">
+        <w:r>
+          <w:rPr>
+            <w:lang w:val="zh_TW" w:bidi="zh_TW"/>
+          </w:rPr>
+          <w:rPr>
+            <w:color w:val="0000EE"/>
+            <w:u w:val="single"/>
+          </w:rPr>
+          <w:t>何5:15–6:3</w:t>
+        </w:r>
+      </w:hyperlink>
+      <w:r>
+        <w:rPr>
+          <w:lang w:val="zh_TW" w:bidi="zh_TW"/>
+        </w:rPr>
+        <w:t>）。（此處的章節劃分並不理想，因為</w:t>
+      </w:r>
+      <w:hyperlink r:id="rId96">
+        <w:r>
+          <w:rPr>
+            <w:lang w:val="zh_TW" w:bidi="zh_TW"/>
+          </w:rPr>
+          <w:rPr>
+            <w:color w:val="0000EE"/>
+            <w:u w:val="single"/>
+          </w:rPr>
+          <w:t>何西阿書六章1至3節</w:t>
+        </w:r>
+      </w:hyperlink>
+      <w:r>
+        <w:rPr>
+          <w:lang w:val="zh_TW" w:bidi="zh_TW"/>
+        </w:rPr>
+        <w:t>應與</w:t>
+      </w:r>
+      <w:hyperlink r:id="rId97">
+        <w:r>
+          <w:rPr>
+            <w:lang w:val="zh_TW" w:bidi="zh_TW"/>
+          </w:rPr>
+          <w:rPr>
+            <w:color w:val="0000EE"/>
+            <w:u w:val="single"/>
+          </w:rPr>
+          <w:t>五章15節</w:t>
+        </w:r>
+      </w:hyperlink>
+      <w:r>
+        <w:rPr>
+          <w:lang w:val="zh_TW" w:bidi="zh_TW"/>
+        </w:rPr>
+        <w:t>連在一起理解。）這段呼籲歸向耶和華的話，或可被視為何西阿在領受啟示後的個人回應；然而，更恰當的理解是將</w:t>
+      </w:r>
+      <w:hyperlink r:id="rId96">
+        <w:r>
+          <w:rPr>
+            <w:lang w:val="zh_TW" w:bidi="zh_TW"/>
+          </w:rPr>
+          <w:rPr>
+            <w:color w:val="0000EE"/>
+            <w:u w:val="single"/>
+          </w:rPr>
+          <w:t>何西阿書六章1至3節</w:t>
+        </w:r>
+      </w:hyperlink>
+      <w:r>
+        <w:rPr>
+          <w:lang w:val="zh_TW" w:bidi="zh_TW"/>
+        </w:rPr>
+        <w:t>代表將來悔改歸回的餘民之呼聲。亞述無法帶來醫治，任何列國亦然；惟有神能在屬靈、政治與身體各層面醫治以色列（</w:t>
+      </w:r>
+      <w:hyperlink r:id="rId98">
+        <w:r>
+          <w:rPr>
+            <w:lang w:val="zh_TW" w:bidi="zh_TW"/>
+          </w:rPr>
+          <w:rPr>
+            <w:color w:val="0000EE"/>
+            <w:u w:val="single"/>
+          </w:rPr>
+          <w:t>何6:1</w:t>
+        </w:r>
+      </w:hyperlink>
+      <w:r>
+        <w:rPr>
+          <w:lang w:val="zh_TW" w:bidi="zh_TW"/>
+        </w:rPr>
+        <w:t>；另見</w:t>
+      </w:r>
+      <w:hyperlink r:id="rId99">
+        <w:r>
+          <w:rPr>
+            <w:lang w:val="zh_TW" w:bidi="zh_TW"/>
+          </w:rPr>
+          <w:rPr>
+            <w:color w:val="0000EE"/>
+            <w:u w:val="single"/>
+          </w:rPr>
+          <w:t>出15:26</w:t>
+        </w:r>
+      </w:hyperlink>
+      <w:r>
+        <w:rPr>
+          <w:lang w:val="zh_TW" w:bidi="zh_TW"/>
+        </w:rPr>
+        <w:t>；</w:t>
+      </w:r>
+      <w:hyperlink r:id="rId100">
+        <w:r>
+          <w:rPr>
+            <w:lang w:val="zh_TW" w:bidi="zh_TW"/>
+          </w:rPr>
+          <w:rPr>
+            <w:color w:val="0000EE"/>
+            <w:u w:val="single"/>
+          </w:rPr>
+          <w:t>申32:39</w:t>
+        </w:r>
+      </w:hyperlink>
+      <w:r>
+        <w:rPr>
+          <w:lang w:val="zh_TW" w:bidi="zh_TW"/>
+        </w:rPr>
+        <w:t>；</w:t>
+      </w:r>
+      <w:hyperlink r:id="rId101">
+        <w:r>
+          <w:rPr>
+            <w:lang w:val="zh_TW" w:bidi="zh_TW"/>
+          </w:rPr>
+          <w:rPr>
+            <w:color w:val="0000EE"/>
+            <w:u w:val="single"/>
+          </w:rPr>
+          <w:t>賽53:5</w:t>
+        </w:r>
+      </w:hyperlink>
+      <w:r>
+        <w:rPr>
+          <w:lang w:val="zh_TW" w:bidi="zh_TW"/>
+        </w:rPr>
+        <w:t>；</w:t>
+      </w:r>
+      <w:hyperlink r:id="rId102">
+        <w:r>
+          <w:rPr>
+            <w:lang w:val="zh_TW" w:bidi="zh_TW"/>
+          </w:rPr>
+          <w:rPr>
+            <w:color w:val="0000EE"/>
+            <w:u w:val="single"/>
+          </w:rPr>
+          <w:t>結37:1–14</w:t>
+        </w:r>
+      </w:hyperlink>
+      <w:r>
+        <w:rPr>
+          <w:lang w:val="zh_TW" w:bidi="zh_TW"/>
+        </w:rPr>
+        <w:t>；</w:t>
+      </w:r>
+      <w:hyperlink r:id="rId103">
+        <w:r>
+          <w:rPr>
+            <w:lang w:val="zh_TW" w:bidi="zh_TW"/>
+          </w:rPr>
+          <w:rPr>
+            <w:color w:val="0000EE"/>
+            <w:u w:val="single"/>
+          </w:rPr>
+          <w:t>瑪4:2</w:t>
+        </w:r>
+      </w:hyperlink>
+      <w:r>
+        <w:rPr>
+          <w:lang w:val="zh_TW" w:bidi="zh_TW"/>
+        </w:rPr>
+        <w:t>）。</w:t>
+      </w:r>
+    </w:p>
+    <w:p>
+      <w:pPr/>
+      <w:r>
+        <w:rPr>
+          <w:lang w:val="zh_TW" w:bidi="zh_TW"/>
+        </w:rPr>
+      </w:r>
+      <w:r>
+        <w:rPr>
+          <w:lang w:val="zh_TW" w:bidi="zh_TW"/>
+        </w:rPr>
+        <w:t>在呼召悔改之後，神再次將焦點轉向以色列（</w:t>
+      </w:r>
+      <w:hyperlink r:id="rId104">
+        <w:r>
+          <w:rPr>
+            <w:lang w:val="zh_TW" w:bidi="zh_TW"/>
+          </w:rPr>
+          <w:rPr>
+            <w:color w:val="0000EE"/>
+            <w:u w:val="single"/>
+          </w:rPr>
+          <w:t>何6:4–11</w:t>
+        </w:r>
+      </w:hyperlink>
+      <w:r>
+        <w:rPr>
+          <w:lang w:val="zh_TW" w:bidi="zh_TW"/>
+        </w:rPr>
+        <w:t>，另見</w:t>
+      </w:r>
+      <w:hyperlink r:id="rId26">
+        <w:r>
+          <w:rPr>
+            <w:lang w:val="zh_TW" w:bidi="zh_TW"/>
+          </w:rPr>
+          <w:rPr>
+            <w:color w:val="0000EE"/>
+            <w:u w:val="single"/>
+          </w:rPr>
+          <w:t>4:15</w:t>
+        </w:r>
+      </w:hyperlink>
+      <w:r>
+        <w:rPr>
+          <w:lang w:val="zh_TW" w:bidi="zh_TW"/>
+        </w:rPr>
+        <w:t>）。以色列背離了其創造主，違背了祂的信息（</w:t>
+      </w:r>
+      <w:hyperlink r:id="rId105">
+        <w:r>
+          <w:rPr>
+            <w:lang w:val="zh_TW" w:bidi="zh_TW"/>
+          </w:rPr>
+          <w:rPr>
+            <w:color w:val="0000EE"/>
+            <w:u w:val="single"/>
+          </w:rPr>
+          <w:t>何6:7</w:t>
+        </w:r>
+      </w:hyperlink>
+      <w:r>
+        <w:rPr>
+          <w:lang w:val="zh_TW" w:bidi="zh_TW"/>
+        </w:rPr>
+        <w:t>）。基列只是以色列暴力本性的其中一個例證（</w:t>
+      </w:r>
+      <w:hyperlink r:id="rId49">
+        <w:r>
+          <w:rPr>
+            <w:lang w:val="zh_TW" w:bidi="zh_TW"/>
+          </w:rPr>
+          <w:rPr>
+            <w:color w:val="0000EE"/>
+            <w:u w:val="single"/>
+          </w:rPr>
+          <w:t>何6:8</w:t>
+        </w:r>
+      </w:hyperlink>
+      <w:r>
+        <w:rPr>
+          <w:lang w:val="zh_TW" w:bidi="zh_TW"/>
+        </w:rPr>
+        <w:t>）。甚至連祭司也以暴力聞名（</w:t>
+      </w:r>
+      <w:hyperlink r:id="rId106">
+        <w:r>
+          <w:rPr>
+            <w:lang w:val="zh_TW" w:bidi="zh_TW"/>
+          </w:rPr>
+          <w:rPr>
+            <w:color w:val="0000EE"/>
+            <w:u w:val="single"/>
+          </w:rPr>
+          <w:t>何6:9</w:t>
+        </w:r>
+      </w:hyperlink>
+      <w:r>
+        <w:rPr>
+          <w:lang w:val="zh_TW" w:bidi="zh_TW"/>
+        </w:rPr>
+        <w:t>；另見</w:t>
+      </w:r>
+      <w:hyperlink r:id="rId107">
+        <w:r>
+          <w:rPr>
+            <w:lang w:val="zh_TW" w:bidi="zh_TW"/>
+          </w:rPr>
+          <w:rPr>
+            <w:color w:val="0000EE"/>
+            <w:u w:val="single"/>
+          </w:rPr>
+          <w:t>撒上2:12–17</w:t>
+        </w:r>
+      </w:hyperlink>
+      <w:r>
+        <w:rPr>
+          <w:lang w:val="zh_TW" w:bidi="zh_TW"/>
+        </w:rPr>
+        <w:t>；</w:t>
+      </w:r>
+      <w:hyperlink r:id="rId108">
+        <w:r>
+          <w:rPr>
+            <w:lang w:val="zh_TW" w:bidi="zh_TW"/>
+          </w:rPr>
+          <w:rPr>
+            <w:color w:val="0000EE"/>
+            <w:u w:val="single"/>
+          </w:rPr>
+          <w:t>耶5:31</w:t>
+        </w:r>
+      </w:hyperlink>
+      <w:r>
+        <w:rPr>
+          <w:lang w:val="zh_TW" w:bidi="zh_TW"/>
+        </w:rPr>
+        <w:t>）。因此，神宣告以色列的罪惡是「可憎的」（</w:t>
+      </w:r>
+      <w:hyperlink r:id="rId109">
+        <w:r>
+          <w:rPr>
+            <w:lang w:val="zh_TW" w:bidi="zh_TW"/>
+          </w:rPr>
+          <w:rPr>
+            <w:color w:val="0000EE"/>
+            <w:u w:val="single"/>
+          </w:rPr>
+          <w:t>何6:10</w:t>
+        </w:r>
+      </w:hyperlink>
+      <w:r>
+        <w:rPr>
+          <w:lang w:val="zh_TW" w:bidi="zh_TW"/>
+        </w:rPr>
+        <w:t>）。</w:t>
+      </w:r>
+    </w:p>
+    <w:p>
+      <w:pPr>
+        <w:pStyle w:val="Heading4"/>
+      </w:pPr>
+      <w:r>
+        <w:rPr>
+          <w:lang w:val="zh_TW" w:bidi="zh_TW"/>
+        </w:rPr>
+        <w:t>第七章</w:t>
+      </w:r>
+    </w:p>
+    <w:p>
+      <w:pPr/>
+      <w:r>
+        <w:rPr>
+          <w:lang w:val="zh_TW" w:bidi="zh_TW"/>
+        </w:rPr>
+      </w:r>
+      <w:hyperlink r:id="rId110">
+        <w:r>
+          <w:rPr>
+            <w:lang w:val="zh_TW" w:bidi="zh_TW"/>
+          </w:rPr>
+          <w:rPr>
+            <w:color w:val="0000EE"/>
+            <w:u w:val="single"/>
+          </w:rPr>
+          <w:t>何西阿書第七章</w:t>
+        </w:r>
+      </w:hyperlink>
+      <w:r>
+        <w:rPr>
+          <w:lang w:val="zh_TW" w:bidi="zh_TW"/>
+        </w:rPr>
+        <w:t>呈現了神對以色列最終的看法。神一切試圖使以色列悔改的作為，反而更加顯明了他們的罪惡（</w:t>
+      </w:r>
+      <w:hyperlink r:id="rId111">
+        <w:r>
+          <w:rPr>
+            <w:lang w:val="zh_TW" w:bidi="zh_TW"/>
+          </w:rPr>
+          <w:rPr>
+            <w:color w:val="0000EE"/>
+            <w:u w:val="single"/>
+          </w:rPr>
+          <w:t>何7:1</w:t>
+        </w:r>
+      </w:hyperlink>
+      <w:r>
+        <w:rPr>
+          <w:lang w:val="zh_TW" w:bidi="zh_TW"/>
+        </w:rPr>
+        <w:t>）。他們自以為可以犯罪而不被神察覺（</w:t>
+      </w:r>
+      <w:hyperlink r:id="rId112">
+        <w:r>
+          <w:rPr>
+            <w:lang w:val="zh_TW" w:bidi="zh_TW"/>
+          </w:rPr>
+          <w:rPr>
+            <w:color w:val="0000EE"/>
+            <w:u w:val="single"/>
+          </w:rPr>
+          <w:t>何7:2</w:t>
+        </w:r>
+      </w:hyperlink>
+      <w:r>
+        <w:rPr>
+          <w:lang w:val="zh_TW" w:bidi="zh_TW"/>
+        </w:rPr>
+        <w:t>；另見</w:t>
+      </w:r>
+      <w:hyperlink r:id="rId113">
+        <w:r>
+          <w:rPr>
+            <w:lang w:val="zh_TW" w:bidi="zh_TW"/>
+          </w:rPr>
+          <w:rPr>
+            <w:color w:val="0000EE"/>
+            <w:u w:val="single"/>
+          </w:rPr>
+          <w:t>詩90:8</w:t>
+        </w:r>
+      </w:hyperlink>
+      <w:r>
+        <w:rPr>
+          <w:lang w:val="zh_TW" w:bidi="zh_TW"/>
+        </w:rPr>
+        <w:t>；</w:t>
+      </w:r>
+      <w:hyperlink r:id="rId114">
+        <w:r>
+          <w:rPr>
+            <w:lang w:val="zh_TW" w:bidi="zh_TW"/>
+          </w:rPr>
+          <w:rPr>
+            <w:color w:val="0000EE"/>
+            <w:u w:val="single"/>
+          </w:rPr>
+          <w:t>太12:36–37</w:t>
+        </w:r>
+      </w:hyperlink>
+      <w:r>
+        <w:rPr>
+          <w:lang w:val="zh_TW" w:bidi="zh_TW"/>
+        </w:rPr>
+        <w:t>）。以色列的領袖見百姓與君王與首領一樣敗壞，反而以此為樂（</w:t>
+      </w:r>
+      <w:hyperlink r:id="rId115">
+        <w:r>
+          <w:rPr>
+            <w:lang w:val="zh_TW" w:bidi="zh_TW"/>
+          </w:rPr>
+          <w:rPr>
+            <w:color w:val="0000EE"/>
+            <w:u w:val="single"/>
+          </w:rPr>
+          <w:t>何7:3</w:t>
+        </w:r>
+      </w:hyperlink>
+      <w:r>
+        <w:rPr>
+          <w:lang w:val="zh_TW" w:bidi="zh_TW"/>
+        </w:rPr>
+        <w:t>）。整個以色列因持續不斷的淫亂而惡名昭彰（</w:t>
+      </w:r>
+      <w:hyperlink r:id="rId116">
+        <w:r>
+          <w:rPr>
+            <w:lang w:val="zh_TW" w:bidi="zh_TW"/>
+          </w:rPr>
+          <w:rPr>
+            <w:color w:val="0000EE"/>
+            <w:u w:val="single"/>
+          </w:rPr>
+          <w:t>何7:4</w:t>
+        </w:r>
+      </w:hyperlink>
+      <w:r>
+        <w:rPr>
+          <w:lang w:val="zh_TW" w:bidi="zh_TW"/>
+        </w:rPr>
+        <w:t>）。以色列沒有將自身與不信之人分別出來（</w:t>
+      </w:r>
+      <w:hyperlink r:id="rId117">
+        <w:r>
+          <w:rPr>
+            <w:lang w:val="zh_TW" w:bidi="zh_TW"/>
+          </w:rPr>
+          <w:rPr>
+            <w:color w:val="0000EE"/>
+            <w:u w:val="single"/>
+          </w:rPr>
+          <w:t>何7:8</w:t>
+        </w:r>
+      </w:hyperlink>
+      <w:r>
+        <w:rPr>
+          <w:lang w:val="zh_TW" w:bidi="zh_TW"/>
+        </w:rPr>
+        <w:t xml:space="preserve">；另見 </w:t>
+      </w:r>
+      <w:hyperlink r:id="rId118">
+        <w:r>
+          <w:rPr>
+            <w:lang w:val="zh_TW" w:bidi="zh_TW"/>
+          </w:rPr>
+          <w:rPr>
+            <w:color w:val="0000EE"/>
+            <w:u w:val="single"/>
+          </w:rPr>
+          <w:t>出34:12–16</w:t>
+        </w:r>
+      </w:hyperlink>
+      <w:r>
+        <w:rPr>
+          <w:lang w:val="zh_TW" w:bidi="zh_TW"/>
+        </w:rPr>
+        <w:t>；</w:t>
+      </w:r>
+      <w:hyperlink r:id="rId119">
+        <w:r>
+          <w:rPr>
+            <w:lang w:val="zh_TW" w:bidi="zh_TW"/>
+          </w:rPr>
+          <w:rPr>
+            <w:color w:val="0000EE"/>
+            <w:u w:val="single"/>
+          </w:rPr>
+          <w:t>林後6:14–7:1</w:t>
+        </w:r>
+      </w:hyperlink>
+      <w:r>
+        <w:rPr>
+          <w:lang w:val="zh_TW" w:bidi="zh_TW"/>
+        </w:rPr>
+        <w:t>）。何西阿以「沒有翻過的餅」來形容以色列（</w:t>
+      </w:r>
+      <w:hyperlink r:id="rId117">
+        <w:r>
+          <w:rPr>
+            <w:lang w:val="zh_TW" w:bidi="zh_TW"/>
+          </w:rPr>
+          <w:rPr>
+            <w:color w:val="0000EE"/>
+            <w:u w:val="single"/>
+          </w:rPr>
+          <w:t>何7:8</w:t>
+        </w:r>
+      </w:hyperlink>
+      <w:r>
+        <w:rPr>
+          <w:lang w:val="zh_TW" w:bidi="zh_TW"/>
+        </w:rPr>
+        <w:t>），指出其在屬靈與政治上極不平衡，一面過熟，一面卻仍生。</w:t>
+      </w:r>
+    </w:p>
+    <w:p>
+      <w:pPr/>
+      <w:r>
+        <w:rPr>
+          <w:lang w:val="zh_TW" w:bidi="zh_TW"/>
+        </w:rPr>
+      </w:r>
+      <w:r>
+        <w:rPr>
+          <w:lang w:val="zh_TW" w:bidi="zh_TW"/>
+        </w:rPr>
+        <w:t>在外交事務上，以色列如「</w:t>
+      </w:r>
+      <w:r>
+        <w:rPr>
+          <w:lang w:val="zh_TW" w:bidi="zh_TW"/>
+        </w:rPr>
+        <w:t>鴿子愚蠢無知</w:t>
+      </w:r>
+      <w:r>
+        <w:rPr>
+          <w:lang w:val="zh_TW" w:bidi="zh_TW"/>
+        </w:rPr>
+        <w:t>」，在埃及與亞述之間來回擺盪，卻毫無分辨能力（</w:t>
+      </w:r>
+      <w:hyperlink r:id="rId46">
+        <w:r>
+          <w:rPr>
+            <w:lang w:val="zh_TW" w:bidi="zh_TW"/>
+          </w:rPr>
+          <w:rPr>
+            <w:color w:val="0000EE"/>
+            <w:u w:val="single"/>
+          </w:rPr>
+          <w:t>何7:11</w:t>
+        </w:r>
+      </w:hyperlink>
+      <w:r>
+        <w:rPr>
+          <w:lang w:val="zh_TW" w:bidi="zh_TW"/>
+        </w:rPr>
+        <w:t>）。他們在需要指引之時並未尋求耶和華的旨意，反而倚靠世上的強權。正因他們對耶和華缺乏信心，且未與罪惡分別，神的管教必然臨到（</w:t>
+      </w:r>
+      <w:hyperlink r:id="rId120">
+        <w:r>
+          <w:rPr>
+            <w:lang w:val="zh_TW" w:bidi="zh_TW"/>
+          </w:rPr>
+          <w:rPr>
+            <w:color w:val="0000EE"/>
+            <w:u w:val="single"/>
+          </w:rPr>
+          <w:t>何7:12</w:t>
+        </w:r>
+      </w:hyperlink>
+      <w:r>
+        <w:rPr>
+          <w:lang w:val="zh_TW" w:bidi="zh_TW"/>
+        </w:rPr>
+        <w:t>；另見</w:t>
+      </w:r>
+      <w:hyperlink r:id="rId121">
+        <w:r>
+          <w:rPr>
+            <w:lang w:val="zh_TW" w:bidi="zh_TW"/>
+          </w:rPr>
+          <w:rPr>
+            <w:color w:val="0000EE"/>
+            <w:u w:val="single"/>
+          </w:rPr>
+          <w:t>林前11:32</w:t>
+        </w:r>
+      </w:hyperlink>
+      <w:r>
+        <w:rPr>
+          <w:lang w:val="zh_TW" w:bidi="zh_TW"/>
+        </w:rPr>
+        <w:t>；</w:t>
+      </w:r>
+      <w:hyperlink r:id="rId122">
+        <w:r>
+          <w:rPr>
+            <w:lang w:val="zh_TW" w:bidi="zh_TW"/>
+          </w:rPr>
+          <w:rPr>
+            <w:color w:val="0000EE"/>
+            <w:u w:val="single"/>
+          </w:rPr>
+          <w:t>來12:5–15</w:t>
+        </w:r>
+      </w:hyperlink>
+      <w:r>
+        <w:rPr>
+          <w:lang w:val="zh_TW" w:bidi="zh_TW"/>
+        </w:rPr>
+        <w:t>）。</w:t>
+      </w:r>
+    </w:p>
+    <w:p>
+      <w:pPr>
+        <w:pStyle w:val="Heading4"/>
+      </w:pPr>
+      <w:r>
+        <w:rPr>
+          <w:lang w:val="zh_TW" w:bidi="zh_TW"/>
+        </w:rPr>
+        <w:t>第八章</w:t>
+      </w:r>
+    </w:p>
+    <w:p>
+      <w:pPr/>
+      <w:r>
+        <w:rPr>
+          <w:lang w:val="zh_TW" w:bidi="zh_TW"/>
+        </w:rPr>
+      </w:r>
+      <w:hyperlink r:id="rId123">
+        <w:r>
+          <w:rPr>
+            <w:lang w:val="zh_TW" w:bidi="zh_TW"/>
+          </w:rPr>
+          <w:rPr>
+            <w:color w:val="0000EE"/>
+            <w:u w:val="single"/>
+          </w:rPr>
+          <w:t>何西阿書第八章</w:t>
+        </w:r>
+      </w:hyperlink>
+      <w:r>
+        <w:rPr>
+          <w:lang w:val="zh_TW" w:bidi="zh_TW"/>
+        </w:rPr>
+        <w:t xml:space="preserve">論及以色列即將臨到的審判（見 </w:t>
+      </w:r>
+      <w:hyperlink r:id="rId124">
+        <w:r>
+          <w:rPr>
+            <w:lang w:val="zh_TW" w:bidi="zh_TW"/>
+          </w:rPr>
+          <w:rPr>
+            <w:color w:val="0000EE"/>
+            <w:u w:val="single"/>
+          </w:rPr>
+          <w:t>何8:7</w:t>
+        </w:r>
+      </w:hyperlink>
+      <w:r>
+        <w:rPr>
+          <w:lang w:val="zh_TW" w:bidi="zh_TW"/>
+        </w:rPr>
+        <w:t>）。警報已響起，警告百姓亞述人的逼近（</w:t>
+      </w:r>
+      <w:hyperlink r:id="rId125">
+        <w:r>
+          <w:rPr>
+            <w:lang w:val="zh_TW" w:bidi="zh_TW"/>
+          </w:rPr>
+          <w:rPr>
+            <w:color w:val="0000EE"/>
+            <w:u w:val="single"/>
+          </w:rPr>
+          <w:t>何8:1</w:t>
+        </w:r>
+      </w:hyperlink>
+      <w:r>
+        <w:rPr>
+          <w:lang w:val="zh_TW" w:bidi="zh_TW"/>
+        </w:rPr>
+        <w:t>；另見</w:t>
+      </w:r>
+      <w:hyperlink r:id="rId126">
+        <w:r>
+          <w:rPr>
+            <w:lang w:val="zh_TW" w:bidi="zh_TW"/>
+          </w:rPr>
+          <w:rPr>
+            <w:color w:val="0000EE"/>
+            <w:u w:val="single"/>
+          </w:rPr>
+          <w:t>結17:2–21</w:t>
+        </w:r>
+      </w:hyperlink>
+      <w:r>
+        <w:rPr>
+          <w:lang w:val="zh_TW" w:bidi="zh_TW"/>
+        </w:rPr>
+        <w:t>）。亞述將攻擊以色列（</w:t>
+      </w:r>
+      <w:hyperlink r:id="rId125">
+        <w:r>
+          <w:rPr>
+            <w:lang w:val="zh_TW" w:bidi="zh_TW"/>
+          </w:rPr>
+          <w:rPr>
+            <w:color w:val="0000EE"/>
+            <w:u w:val="single"/>
+          </w:rPr>
+          <w:t>何8:1</w:t>
+        </w:r>
+      </w:hyperlink>
+      <w:r>
+        <w:rPr>
+          <w:lang w:val="zh_TW" w:bidi="zh_TW"/>
+        </w:rPr>
+        <w:t>），因為以色列違背了西奈之約（見</w:t>
+      </w:r>
+      <w:hyperlink r:id="rId127">
+        <w:r>
+          <w:rPr>
+            <w:lang w:val="zh_TW" w:bidi="zh_TW"/>
+          </w:rPr>
+          <w:rPr>
+            <w:color w:val="0000EE"/>
+            <w:u w:val="single"/>
+          </w:rPr>
+          <w:t>申27:9–29:29</w:t>
+        </w:r>
+      </w:hyperlink>
+      <w:r>
+        <w:rPr>
+          <w:lang w:val="zh_TW" w:bidi="zh_TW"/>
+        </w:rPr>
+        <w:t>），也不遵守摩西的律法。以色列虛假地向神呼求拯救，企圖逃避即將臨到的刑罰（見</w:t>
+      </w:r>
+      <w:hyperlink r:id="rId128">
+        <w:r>
+          <w:rPr>
+            <w:lang w:val="zh_TW" w:bidi="zh_TW"/>
+          </w:rPr>
+          <w:rPr>
+            <w:color w:val="0000EE"/>
+            <w:u w:val="single"/>
+          </w:rPr>
+          <w:t>賽10:5</w:t>
+        </w:r>
+      </w:hyperlink>
+      <w:r>
+        <w:rPr>
+          <w:lang w:val="zh_TW" w:bidi="zh_TW"/>
+        </w:rPr>
+        <w:t>），然而神並不回應，亞述仍將持續追擊這十個支派（</w:t>
+      </w:r>
+      <w:hyperlink r:id="rId129">
+        <w:r>
+          <w:rPr>
+            <w:lang w:val="zh_TW" w:bidi="zh_TW"/>
+          </w:rPr>
+          <w:rPr>
+            <w:color w:val="0000EE"/>
+            <w:u w:val="single"/>
+          </w:rPr>
+          <w:t>何8:2–3</w:t>
+        </w:r>
+      </w:hyperlink>
+      <w:r>
+        <w:rPr>
+          <w:lang w:val="zh_TW" w:bidi="zh_TW"/>
+        </w:rPr>
+        <w:t>）。神施行審判的其它原因還包含了：以色列在未尋求神旨意的情況下擅自立王（</w:t>
+      </w:r>
+      <w:hyperlink r:id="rId130">
+        <w:r>
+          <w:rPr>
+            <w:lang w:val="zh_TW" w:bidi="zh_TW"/>
+          </w:rPr>
+          <w:rPr>
+            <w:color w:val="0000EE"/>
+            <w:u w:val="single"/>
+          </w:rPr>
+          <w:t>何8:4a</w:t>
+        </w:r>
+      </w:hyperlink>
+      <w:r>
+        <w:rPr>
+          <w:lang w:val="zh_TW" w:bidi="zh_TW"/>
+        </w:rPr>
+        <w:t>），以及他們對偶像的崇拜（</w:t>
+      </w:r>
+      <w:hyperlink r:id="rId131">
+        <w:r>
+          <w:rPr>
+            <w:lang w:val="zh_TW" w:bidi="zh_TW"/>
+          </w:rPr>
+          <w:rPr>
+            <w:color w:val="0000EE"/>
+            <w:u w:val="single"/>
+          </w:rPr>
+          <w:t>何8:4b-6</w:t>
+        </w:r>
+      </w:hyperlink>
+      <w:r>
+        <w:rPr>
+          <w:lang w:val="zh_TW" w:bidi="zh_TW"/>
+        </w:rPr>
+        <w:t>）。由於全國的悖逆，他們所獻的祭並不蒙悅納（見</w:t>
+      </w:r>
+      <w:hyperlink r:id="rId132">
+        <w:r>
+          <w:rPr>
+            <w:lang w:val="zh_TW" w:bidi="zh_TW"/>
+          </w:rPr>
+          <w:rPr>
+            <w:color w:val="0000EE"/>
+            <w:u w:val="single"/>
+          </w:rPr>
+          <w:t>撒上15:22</w:t>
+        </w:r>
+      </w:hyperlink>
+      <w:r>
+        <w:rPr>
+          <w:lang w:val="zh_TW" w:bidi="zh_TW"/>
+        </w:rPr>
+        <w:t>；</w:t>
+      </w:r>
+      <w:hyperlink r:id="rId133">
+        <w:r>
+          <w:rPr>
+            <w:lang w:val="zh_TW" w:bidi="zh_TW"/>
+          </w:rPr>
+          <w:rPr>
+            <w:color w:val="0000EE"/>
+            <w:u w:val="single"/>
+          </w:rPr>
+          <w:t>賽1:11–15</w:t>
+        </w:r>
+      </w:hyperlink>
+      <w:r>
+        <w:rPr>
+          <w:lang w:val="zh_TW" w:bidi="zh_TW"/>
+        </w:rPr>
+        <w:t>）。因此，以色列將再次被擄，彷彿先前在埃及的被擄（</w:t>
+      </w:r>
+      <w:hyperlink r:id="rId134">
+        <w:r>
+          <w:rPr>
+            <w:lang w:val="zh_TW" w:bidi="zh_TW"/>
+          </w:rPr>
+          <w:rPr>
+            <w:color w:val="0000EE"/>
+            <w:u w:val="single"/>
+          </w:rPr>
+          <w:t>何8:13</w:t>
+        </w:r>
+      </w:hyperlink>
+      <w:r>
+        <w:rPr>
+          <w:lang w:val="zh_TW" w:bidi="zh_TW"/>
+        </w:rPr>
+        <w:t>）。</w:t>
+      </w:r>
+    </w:p>
+    <w:p>
+      <w:pPr>
+        <w:pStyle w:val="Heading4"/>
+      </w:pPr>
+      <w:r>
+        <w:rPr>
+          <w:lang w:val="zh_TW" w:bidi="zh_TW"/>
+        </w:rPr>
+        <w:t>第九章</w:t>
+      </w:r>
+    </w:p>
+    <w:p>
+      <w:pPr/>
+      <w:r>
+        <w:rPr>
+          <w:lang w:val="zh_TW" w:bidi="zh_TW"/>
+        </w:rPr>
+      </w:r>
+      <w:hyperlink r:id="rId135">
+        <w:r>
+          <w:rPr>
+            <w:lang w:val="zh_TW" w:bidi="zh_TW"/>
+          </w:rPr>
+          <w:rPr>
+            <w:color w:val="0000EE"/>
+            <w:u w:val="single"/>
+          </w:rPr>
+          <w:t>何西阿書第九章</w:t>
+        </w:r>
+      </w:hyperlink>
+      <w:r>
+        <w:rPr>
+          <w:lang w:val="zh_TW" w:bidi="zh_TW"/>
+        </w:rPr>
+        <w:t>繼續深化被擄的主題。以色列將失去一切喜樂（</w:t>
+      </w:r>
+      <w:hyperlink r:id="rId136">
+        <w:r>
+          <w:rPr>
+            <w:lang w:val="zh_TW" w:bidi="zh_TW"/>
+          </w:rPr>
+          <w:rPr>
+            <w:color w:val="0000EE"/>
+            <w:u w:val="single"/>
+          </w:rPr>
+          <w:t>何9:1</w:t>
+        </w:r>
+      </w:hyperlink>
+      <w:r>
+        <w:rPr>
+          <w:lang w:val="zh_TW" w:bidi="zh_TW"/>
+        </w:rPr>
+        <w:t>）。土地的出產不再供養他們，因為他們將不再居住在那地（</w:t>
+      </w:r>
+      <w:hyperlink r:id="rId137">
+        <w:r>
+          <w:rPr>
+            <w:lang w:val="zh_TW" w:bidi="zh_TW"/>
+          </w:rPr>
+          <w:rPr>
+            <w:color w:val="0000EE"/>
+            <w:u w:val="single"/>
+          </w:rPr>
+          <w:t>何9:2–3</w:t>
+        </w:r>
+      </w:hyperlink>
+      <w:r>
+        <w:rPr>
+          <w:lang w:val="zh_TW" w:bidi="zh_TW"/>
+        </w:rPr>
+        <w:t>）。部分以色列人將逃往埃及，其餘的人則被擄到亞述。所有獻祭都會停止，他們甚至必須為了生存而耗用原本屬於獻祭用的酒與肉（</w:t>
+      </w:r>
+      <w:hyperlink r:id="rId138">
+        <w:r>
+          <w:rPr>
+            <w:lang w:val="zh_TW" w:bidi="zh_TW"/>
+          </w:rPr>
+          <w:rPr>
+            <w:color w:val="0000EE"/>
+            <w:u w:val="single"/>
+          </w:rPr>
+          <w:t>何9:4–5</w:t>
+        </w:r>
+      </w:hyperlink>
+      <w:r>
+        <w:rPr>
+          <w:lang w:val="zh_TW" w:bidi="zh_TW"/>
+        </w:rPr>
+        <w:t>）。那些逃往埃及的人也難逃死亡，他們也將被埃及人所殺（</w:t>
+      </w:r>
+      <w:hyperlink r:id="rId139">
+        <w:r>
+          <w:rPr>
+            <w:lang w:val="zh_TW" w:bidi="zh_TW"/>
+          </w:rPr>
+          <w:rPr>
+            <w:color w:val="0000EE"/>
+            <w:u w:val="single"/>
+          </w:rPr>
+          <w:t>何9:6</w:t>
+        </w:r>
+      </w:hyperlink>
+      <w:r>
+        <w:rPr>
+          <w:lang w:val="zh_TW" w:bidi="zh_TW"/>
+        </w:rPr>
+        <w:t>）。</w:t>
+      </w:r>
+    </w:p>
+    <w:p>
+      <w:pPr>
+        <w:pStyle w:val="Heading4"/>
+      </w:pPr>
+      <w:r>
+        <w:rPr>
+          <w:lang w:val="zh_TW" w:bidi="zh_TW"/>
+        </w:rPr>
+        <w:t>第十章</w:t>
+      </w:r>
+    </w:p>
+    <w:p>
+      <w:pPr/>
+      <w:r>
+        <w:rPr>
+          <w:lang w:val="zh_TW" w:bidi="zh_TW"/>
+        </w:rPr>
+      </w:r>
+      <w:hyperlink r:id="rId140">
+        <w:r>
+          <w:rPr>
+            <w:lang w:val="zh_TW" w:bidi="zh_TW"/>
+          </w:rPr>
+          <w:rPr>
+            <w:color w:val="0000EE"/>
+            <w:u w:val="single"/>
+          </w:rPr>
+          <w:t>何西阿書第十章</w:t>
+        </w:r>
+      </w:hyperlink>
+      <w:r>
+        <w:rPr>
+          <w:lang w:val="zh_TW" w:bidi="zh_TW"/>
+        </w:rPr>
+        <w:t>進一步描寫以色列的惡行所帶來的後果。以色列原本如同一棵結實纍纍的葡萄樹（</w:t>
+      </w:r>
+      <w:hyperlink r:id="rId141">
+        <w:r>
+          <w:rPr>
+            <w:lang w:val="zh_TW" w:bidi="zh_TW"/>
+          </w:rPr>
+          <w:rPr>
+            <w:color w:val="0000EE"/>
+            <w:u w:val="single"/>
+          </w:rPr>
+          <w:t>何10:1</w:t>
+        </w:r>
+      </w:hyperlink>
+      <w:r>
+        <w:rPr>
+          <w:lang w:val="zh_TW" w:bidi="zh_TW"/>
+        </w:rPr>
+        <w:t>），卻將其豐盛的祝福濫用於異教祭壇的獻祭。他們在神面前成為有罪的百姓，且神將拆毀他們的祭壇，並廢去他們的君王（</w:t>
+      </w:r>
+      <w:hyperlink r:id="rId142">
+        <w:r>
+          <w:rPr>
+            <w:lang w:val="zh_TW" w:bidi="zh_TW"/>
+          </w:rPr>
+          <w:rPr>
+            <w:color w:val="0000EE"/>
+            <w:u w:val="single"/>
+          </w:rPr>
+          <w:t>何10:2–3</w:t>
+        </w:r>
+      </w:hyperlink>
+      <w:r>
+        <w:rPr>
+          <w:lang w:val="zh_TW" w:bidi="zh_TW"/>
+        </w:rPr>
+        <w:t>）。基比亞事件再次被提及（</w:t>
+      </w:r>
+      <w:hyperlink r:id="rId143">
+        <w:r>
+          <w:rPr>
+            <w:lang w:val="zh_TW" w:bidi="zh_TW"/>
+          </w:rPr>
+          <w:rPr>
+            <w:color w:val="0000EE"/>
+            <w:u w:val="single"/>
+          </w:rPr>
+          <w:t>何9:9</w:t>
+        </w:r>
+      </w:hyperlink>
+      <w:r>
+        <w:rPr>
+          <w:lang w:val="zh_TW" w:bidi="zh_TW"/>
+        </w:rPr>
+        <w:t>），為要提醒以色列：偏離神的罪惡不僅具有傳染性，而且會帶來長久而深遠的後果（</w:t>
+      </w:r>
+      <w:hyperlink r:id="rId143">
+        <w:r>
+          <w:rPr>
+            <w:lang w:val="zh_TW" w:bidi="zh_TW"/>
+          </w:rPr>
+          <w:rPr>
+            <w:color w:val="0000EE"/>
+            <w:u w:val="single"/>
+          </w:rPr>
+          <w:t>何9:10</w:t>
+        </w:r>
+      </w:hyperlink>
+      <w:r>
+        <w:rPr>
+          <w:lang w:val="zh_TW" w:bidi="zh_TW"/>
+        </w:rPr>
+        <w:t>）。</w:t>
+      </w:r>
+      <w:hyperlink r:id="rId144">
+        <w:r>
+          <w:rPr>
+            <w:lang w:val="zh_TW" w:bidi="zh_TW"/>
+          </w:rPr>
+          <w:rPr>
+            <w:color w:val="0000EE"/>
+            <w:u w:val="single"/>
+          </w:rPr>
+          <w:t>何西阿書十章10節</w:t>
+        </w:r>
+      </w:hyperlink>
+      <w:r>
+        <w:rPr>
+          <w:lang w:val="zh_TW" w:bidi="zh_TW"/>
+        </w:rPr>
+        <w:t>所提到的「兩樣的罪」，很可能是指在伯特利與但所設立的兩個金牛犢偶像，這些都招致了神的刑罰。而其結果將是沉重勞役與嚴厲的轄制（</w:t>
+      </w:r>
+      <w:hyperlink r:id="rId145">
+        <w:r>
+          <w:rPr>
+            <w:lang w:val="zh_TW" w:bidi="zh_TW"/>
+          </w:rPr>
+          <w:rPr>
+            <w:color w:val="0000EE"/>
+            <w:u w:val="single"/>
+          </w:rPr>
+          <w:t>何10:11</w:t>
+        </w:r>
+      </w:hyperlink>
+      <w:r>
+        <w:rPr>
+          <w:lang w:val="zh_TW" w:bidi="zh_TW"/>
+        </w:rPr>
+        <w:t>）。</w:t>
+      </w:r>
+    </w:p>
+    <w:p>
+      <w:pPr>
+        <w:pStyle w:val="Heading4"/>
+      </w:pPr>
+      <w:r>
+        <w:rPr>
+          <w:lang w:val="zh_TW" w:bidi="zh_TW"/>
+        </w:rPr>
+        <w:t>第十一至十四章</w:t>
+      </w:r>
+    </w:p>
+    <w:p>
+      <w:pPr/>
+      <w:r>
+        <w:rPr>
+          <w:lang w:val="zh_TW" w:bidi="zh_TW"/>
+        </w:rPr>
+      </w:r>
+      <w:r>
+        <w:rPr>
+          <w:lang w:val="zh_TW" w:bidi="zh_TW"/>
+        </w:rPr>
+        <w:t>第十一至第十四章總結了何西阿的預言，宣告了以色列將來得以恢復的信息。這恢復的根基在於父不變的慈愛（</w:t>
+      </w:r>
+      <w:hyperlink r:id="rId146">
+        <w:r>
+          <w:rPr>
+            <w:lang w:val="zh_TW" w:bidi="zh_TW"/>
+          </w:rPr>
+          <w:rPr>
+            <w:color w:val="0000EE"/>
+            <w:u w:val="single"/>
+          </w:rPr>
+          <w:t>何11:1–12</w:t>
+        </w:r>
+      </w:hyperlink>
+      <w:r>
+        <w:rPr>
+          <w:lang w:val="zh_TW" w:bidi="zh_TW"/>
+        </w:rPr>
+        <w:t>）。作為一個民族，以色列曾被呼召出埃及，成為耶和華的兒子（</w:t>
+      </w:r>
+      <w:hyperlink r:id="rId147">
+        <w:r>
+          <w:rPr>
+            <w:lang w:val="zh_TW" w:bidi="zh_TW"/>
+          </w:rPr>
+          <w:rPr>
+            <w:color w:val="0000EE"/>
+            <w:u w:val="single"/>
+          </w:rPr>
+          <w:t>何11:1</w:t>
+        </w:r>
+      </w:hyperlink>
+      <w:r>
+        <w:rPr>
+          <w:lang w:val="zh_TW" w:bidi="zh_TW"/>
+        </w:rPr>
+        <w:t>；另見</w:t>
+      </w:r>
+      <w:hyperlink r:id="rId148">
+        <w:r>
+          <w:rPr>
+            <w:lang w:val="zh_TW" w:bidi="zh_TW"/>
+          </w:rPr>
+          <w:rPr>
+            <w:color w:val="0000EE"/>
+            <w:u w:val="single"/>
+          </w:rPr>
+          <w:t>出4:22–23</w:t>
+        </w:r>
+      </w:hyperlink>
+      <w:r>
+        <w:rPr>
+          <w:lang w:val="zh_TW" w:bidi="zh_TW"/>
+        </w:rPr>
+        <w:t>）。然而，以色列並未回應父的愛，反而轉向與外邦結盟（</w:t>
+      </w:r>
+      <w:hyperlink r:id="rId149">
+        <w:r>
+          <w:rPr>
+            <w:lang w:val="zh_TW" w:bidi="zh_TW"/>
+          </w:rPr>
+          <w:rPr>
+            <w:color w:val="0000EE"/>
+            <w:u w:val="single"/>
+          </w:rPr>
+          <w:t>何11:5</w:t>
+        </w:r>
+      </w:hyperlink>
+      <w:r>
+        <w:rPr>
+          <w:lang w:val="zh_TW" w:bidi="zh_TW"/>
+        </w:rPr>
+        <w:t>），因此招致審判（</w:t>
+      </w:r>
+      <w:hyperlink r:id="rId150">
+        <w:r>
+          <w:rPr>
+            <w:lang w:val="zh_TW" w:bidi="zh_TW"/>
+          </w:rPr>
+          <w:rPr>
+            <w:color w:val="0000EE"/>
+            <w:u w:val="single"/>
+          </w:rPr>
+          <w:t>何11:5–7</w:t>
+        </w:r>
+      </w:hyperlink>
+      <w:r>
+        <w:rPr>
+          <w:lang w:val="zh_TW" w:bidi="zh_TW"/>
+        </w:rPr>
+        <w:t>）。耶和華的話語顯明，因祂完全的聖潔與公義，祂的審判決不改變（</w:t>
+      </w:r>
+      <w:hyperlink r:id="rId151">
+        <w:r>
+          <w:rPr>
+            <w:lang w:val="zh_TW" w:bidi="zh_TW"/>
+          </w:rPr>
+          <w:rPr>
+            <w:color w:val="0000EE"/>
+            <w:u w:val="single"/>
+          </w:rPr>
+          <w:t>何12:1–13:16</w:t>
+        </w:r>
+      </w:hyperlink>
+      <w:r>
+        <w:rPr>
+          <w:lang w:val="zh_TW" w:bidi="zh_TW"/>
+        </w:rPr>
+        <w:t>）。以色列的罪惡要求公正的刑罰（</w:t>
+      </w:r>
+      <w:hyperlink r:id="rId152">
+        <w:r>
+          <w:rPr>
+            <w:lang w:val="zh_TW" w:bidi="zh_TW"/>
+          </w:rPr>
+          <w:rPr>
+            <w:color w:val="0000EE"/>
+            <w:u w:val="single"/>
+          </w:rPr>
+          <w:t>何12:1–2</w:t>
+        </w:r>
+      </w:hyperlink>
+      <w:r>
+        <w:rPr>
+          <w:lang w:val="zh_TW" w:bidi="zh_TW"/>
+        </w:rPr>
+        <w:t>），而北國的滅亡正是以色列自己所造成的結果。儘管如此，神仍宣告祂可以成為以色列的幫助（</w:t>
+      </w:r>
+      <w:hyperlink r:id="rId153">
+        <w:r>
+          <w:rPr>
+            <w:lang w:val="zh_TW" w:bidi="zh_TW"/>
+          </w:rPr>
+          <w:rPr>
+            <w:color w:val="0000EE"/>
+            <w:u w:val="single"/>
+          </w:rPr>
+          <w:t>何13:9</w:t>
+        </w:r>
+      </w:hyperlink>
+      <w:r>
+        <w:rPr>
+          <w:lang w:val="zh_TW" w:bidi="zh_TW"/>
+        </w:rPr>
+        <w:t>）。</w:t>
+      </w:r>
+    </w:p>
+    <w:p>
+      <w:pPr/>
+      <w:r>
+        <w:rPr>
+          <w:lang w:val="zh_TW" w:bidi="zh_TW"/>
+        </w:rPr>
+      </w:r>
+      <w:r>
+        <w:rPr>
+          <w:lang w:val="zh_TW" w:bidi="zh_TW"/>
+        </w:rPr>
+        <w:t>以色列本應及時悔改，卻始終沒有作為（</w:t>
+      </w:r>
+      <w:hyperlink r:id="rId154">
+        <w:r>
+          <w:rPr>
+            <w:lang w:val="zh_TW" w:bidi="zh_TW"/>
+          </w:rPr>
+          <w:rPr>
+            <w:color w:val="0000EE"/>
+            <w:u w:val="single"/>
+          </w:rPr>
+          <w:t>何13:13</w:t>
+        </w:r>
+      </w:hyperlink>
+      <w:r>
+        <w:rPr>
+          <w:lang w:val="zh_TW" w:bidi="zh_TW"/>
+        </w:rPr>
+        <w:t>）。然而，耶和華的憐憫最終將勝過死亡，使以色列在屬靈、政治，甚至可能在身體層面得以存活（</w:t>
+      </w:r>
+      <w:hyperlink r:id="rId155">
+        <w:r>
+          <w:rPr>
+            <w:lang w:val="zh_TW" w:bidi="zh_TW"/>
+          </w:rPr>
+          <w:rPr>
+            <w:color w:val="0000EE"/>
+            <w:u w:val="single"/>
+          </w:rPr>
+          <w:t>13:14</w:t>
+        </w:r>
+      </w:hyperlink>
+      <w:r>
+        <w:rPr>
+          <w:lang w:val="zh_TW" w:bidi="zh_TW"/>
+        </w:rPr>
+        <w:t>；另見</w:t>
+      </w:r>
+      <w:hyperlink r:id="rId102">
+        <w:r>
+          <w:rPr>
+            <w:lang w:val="zh_TW" w:bidi="zh_TW"/>
+          </w:rPr>
+          <w:rPr>
+            <w:color w:val="0000EE"/>
+            <w:u w:val="single"/>
+          </w:rPr>
+          <w:t>拉37:1–14</w:t>
+        </w:r>
+      </w:hyperlink>
+      <w:r>
+        <w:rPr>
+          <w:lang w:val="zh_TW" w:bidi="zh_TW"/>
+        </w:rPr>
+        <w:t>；</w:t>
+      </w:r>
+      <w:hyperlink r:id="rId156">
+        <w:r>
+          <w:rPr>
+            <w:lang w:val="zh_TW" w:bidi="zh_TW"/>
+          </w:rPr>
+          <w:rPr>
+            <w:color w:val="0000EE"/>
+            <w:u w:val="single"/>
+          </w:rPr>
+          <w:t>但12:1–2</w:t>
+        </w:r>
+      </w:hyperlink>
+      <w:r>
+        <w:rPr>
+          <w:lang w:val="zh_TW" w:bidi="zh_TW"/>
+        </w:rPr>
+        <w:t>、</w:t>
+      </w:r>
+      <w:hyperlink r:id="rId156">
+        <w:r>
+          <w:rPr>
+            <w:lang w:val="zh_TW" w:bidi="zh_TW"/>
+          </w:rPr>
+          <w:rPr>
+            <w:color w:val="0000EE"/>
+            <w:u w:val="single"/>
+          </w:rPr>
+          <w:t>13</w:t>
+        </w:r>
+      </w:hyperlink>
+      <w:r>
+        <w:rPr>
+          <w:lang w:val="zh_TW" w:bidi="zh_TW"/>
+        </w:rPr>
+        <w:t>）。</w:t>
+      </w:r>
+    </w:p>
+    <w:p>
+      <w:pPr/>
+      <w:r>
+        <w:rPr>
+          <w:lang w:val="zh_TW" w:bidi="zh_TW"/>
+        </w:rPr>
+      </w:r>
+      <w:hyperlink r:id="rId157">
+        <w:r>
+          <w:rPr>
+            <w:lang w:val="zh_TW" w:bidi="zh_TW"/>
+          </w:rPr>
+          <w:rPr>
+            <w:color w:val="0000EE"/>
+            <w:u w:val="single"/>
+          </w:rPr>
+          <w:t>何西阿書十四章</w:t>
+        </w:r>
+      </w:hyperlink>
+      <w:r>
+        <w:rPr>
+          <w:lang w:val="zh_TW" w:bidi="zh_TW"/>
+        </w:rPr>
+        <w:t>呈現了神滿有慈愛的邀請，呼籲以色列藉著認罪、禱告與讚美回轉歸向祂（</w:t>
+      </w:r>
+      <w:hyperlink r:id="rId158">
+        <w:r>
+          <w:rPr>
+            <w:lang w:val="zh_TW" w:bidi="zh_TW"/>
+          </w:rPr>
+          <w:rPr>
+            <w:color w:val="0000EE"/>
+            <w:u w:val="single"/>
+          </w:rPr>
+          <w:t>何14:2</w:t>
+        </w:r>
+      </w:hyperlink>
+      <w:r>
+        <w:rPr>
+          <w:lang w:val="zh_TW" w:bidi="zh_TW"/>
+        </w:rPr>
+        <w:t>）。「嘴唇的祭」（</w:t>
+      </w:r>
+      <w:hyperlink r:id="rId158">
+        <w:r>
+          <w:rPr>
+            <w:lang w:val="zh_TW" w:bidi="zh_TW"/>
+          </w:rPr>
+          <w:rPr>
+            <w:color w:val="0000EE"/>
+            <w:u w:val="single"/>
+          </w:rPr>
+          <w:t>何14:2</w:t>
+        </w:r>
+      </w:hyperlink>
+      <w:r>
+        <w:rPr>
+          <w:lang w:val="zh_TW" w:bidi="zh_TW"/>
+        </w:rPr>
+        <w:t>）指的是感謝祭，這類祭物通常包括年幼的公牛（</w:t>
+      </w:r>
+      <w:hyperlink r:id="rId159">
+        <w:r>
+          <w:rPr>
+            <w:lang w:val="zh_TW" w:bidi="zh_TW"/>
+          </w:rPr>
+          <w:rPr>
+            <w:color w:val="0000EE"/>
+            <w:u w:val="single"/>
+          </w:rPr>
+          <w:t>出24:5</w:t>
+        </w:r>
+      </w:hyperlink>
+      <w:r>
+        <w:rPr>
+          <w:lang w:val="zh_TW" w:bidi="zh_TW"/>
+        </w:rPr>
+        <w:t>；</w:t>
+      </w:r>
+      <w:hyperlink r:id="rId160">
+        <w:r>
+          <w:rPr>
+            <w:lang w:val="zh_TW" w:bidi="zh_TW"/>
+          </w:rPr>
+          <w:rPr>
+            <w:color w:val="0000EE"/>
+            <w:u w:val="single"/>
+          </w:rPr>
+          <w:t>利7:11–15</w:t>
+        </w:r>
+      </w:hyperlink>
+      <w:r>
+        <w:rPr>
+          <w:lang w:val="zh_TW" w:bidi="zh_TW"/>
+        </w:rPr>
+        <w:t>；另見</w:t>
+      </w:r>
+      <w:hyperlink r:id="rId161">
+        <w:r>
+          <w:rPr>
+            <w:lang w:val="zh_TW" w:bidi="zh_TW"/>
+          </w:rPr>
+          <w:rPr>
+            <w:color w:val="0000EE"/>
+            <w:u w:val="single"/>
+          </w:rPr>
+          <w:t>詩51:17–19</w:t>
+        </w:r>
+      </w:hyperlink>
+      <w:r>
+        <w:rPr>
+          <w:lang w:val="zh_TW" w:bidi="zh_TW"/>
+        </w:rPr>
+        <w:t>，</w:t>
+      </w:r>
+      <w:hyperlink r:id="rId162">
+        <w:r>
+          <w:rPr>
+            <w:lang w:val="zh_TW" w:bidi="zh_TW"/>
+          </w:rPr>
+          <w:rPr>
+            <w:color w:val="0000EE"/>
+            <w:u w:val="single"/>
+          </w:rPr>
+          <w:t>69:30–31</w:t>
+        </w:r>
+      </w:hyperlink>
+      <w:r>
+        <w:rPr>
+          <w:lang w:val="zh_TW" w:bidi="zh_TW"/>
+        </w:rPr>
+        <w:t>；</w:t>
+      </w:r>
+      <w:hyperlink r:id="rId163">
+        <w:r>
+          <w:rPr>
+            <w:lang w:val="zh_TW" w:bidi="zh_TW"/>
+          </w:rPr>
+          <w:rPr>
+            <w:color w:val="0000EE"/>
+            <w:u w:val="single"/>
+          </w:rPr>
+          <w:t>來13:15–16</w:t>
+        </w:r>
+      </w:hyperlink>
+      <w:r>
+        <w:rPr>
+          <w:lang w:val="zh_TW" w:bidi="zh_TW"/>
+        </w:rPr>
+        <w:t>）。以色列在認罪時，也必須承認拯救既不來自亞述（政治聯盟），也不來自偶像（</w:t>
+      </w:r>
+      <w:hyperlink r:id="rId164">
+        <w:r>
+          <w:rPr>
+            <w:lang w:val="zh_TW" w:bidi="zh_TW"/>
+          </w:rPr>
+          <w:rPr>
+            <w:color w:val="0000EE"/>
+            <w:u w:val="single"/>
+          </w:rPr>
+          <w:t>何14:3</w:t>
+        </w:r>
+      </w:hyperlink>
+      <w:r>
+        <w:rPr>
+          <w:lang w:val="zh_TW" w:bidi="zh_TW"/>
+        </w:rPr>
+        <w:t>）。</w:t>
+      </w:r>
+    </w:p>
+    <w:p>
+      <w:pPr/>
+      <w:r>
+        <w:rPr>
+          <w:lang w:val="zh_TW" w:bidi="zh_TW"/>
+        </w:rPr>
+      </w:r>
+      <w:r>
+        <w:rPr>
+          <w:lang w:val="zh_TW" w:bidi="zh_TW"/>
+        </w:rPr>
+        <w:t>神在以色列恢復的過程中屢次應許祂的祝福（請注意</w:t>
+      </w:r>
+      <w:hyperlink r:id="rId165">
+        <w:r>
+          <w:rPr>
+            <w:lang w:val="zh_TW" w:bidi="zh_TW"/>
+          </w:rPr>
+          <w:rPr>
+            <w:color w:val="0000EE"/>
+            <w:u w:val="single"/>
+          </w:rPr>
+          <w:t>何14:4–5</w:t>
+        </w:r>
+      </w:hyperlink>
+      <w:r>
+        <w:rPr>
+          <w:lang w:val="zh_TW" w:bidi="zh_TW"/>
+        </w:rPr>
+        <w:t>中反覆出現「我必」）。耶和華將在屬靈上醫治以色列、無條件地愛他們、使他們全然昌盛，並完全保護他們（</w:t>
+      </w:r>
+      <w:hyperlink r:id="rId166">
+        <w:r>
+          <w:rPr>
+            <w:lang w:val="zh_TW" w:bidi="zh_TW"/>
+          </w:rPr>
+          <w:rPr>
+            <w:color w:val="0000EE"/>
+            <w:u w:val="single"/>
+          </w:rPr>
+          <w:t>何14:4–7</w:t>
+        </w:r>
+      </w:hyperlink>
+      <w:r>
+        <w:rPr>
+          <w:lang w:val="zh_TW" w:bidi="zh_TW"/>
+        </w:rPr>
+        <w:t>）。以色列將如百合花般美麗、如香柏樹般堅固、又如橄欖樹般多結果子。</w:t>
+      </w:r>
+    </w:p>
+    <w:p>
       <w:pPr>
         <w:pStyle w:val="Heading3"/>
       </w:pPr>
@@ -832,7 +4910,7 @@
         <w:rPr>
           <w:lang w:val="zh_TW" w:bidi="zh_TW"/>
         </w:rPr>
-        <w:t>黑暗的象徵意義</w:t>
+        <w:t>何西阿書的核心信息是什麼？</w:t>
       </w:r>
     </w:p>
     <w:p>
@@ -846,54 +4924,1637 @@
         <w:rPr>
           <w:lang w:val="zh_TW" w:bidi="zh_TW"/>
         </w:rPr>
-        <w:t>聖經經常使用「黑暗」象徵上的意義，特別是在約伯記、詩篇和以賽亞書等詩詞中。當聖經這樣使用黑暗時，通常表示人不明白神的旨意。聖經用光與黑暗來解釋一個重要真理：當人認識神，就好像有光；當人不認識神，就好像在黑暗中（</w:t>
-      </w:r>
-      <w:hyperlink r:id="rId35">
-        <w:r>
-          <w:rPr>
-            <w:lang w:val="zh_TW" w:bidi="zh_TW"/>
-          </w:rPr>
-          <w:rPr>
-            <w:color w:val="0000EE"/>
-            <w:u w:val="single"/>
-          </w:rPr>
-          <w:t>伯12:24–25</w:t>
-        </w:r>
-      </w:hyperlink>
+        <w:t>何西阿書的核心信息集中在全書最後一節經文（</w:t>
+      </w:r>
+      <w:hyperlink r:id="rId167">
+        <w:r>
+          <w:rPr>
+            <w:lang w:val="zh_TW" w:bidi="zh_TW"/>
+          </w:rPr>
+          <w:rPr>
+            <w:color w:val="0000EE"/>
+            <w:u w:val="single"/>
+          </w:rPr>
+          <w:t>何14:9</w:t>
+        </w:r>
+      </w:hyperlink>
+      <w:r>
+        <w:rPr>
+          <w:lang w:val="zh_TW" w:bidi="zh_TW"/>
+        </w:rPr>
+        <w:t>）。智慧人必行在敬虔的道路上，愚昧人卻行在悖逆不敬虔的路徑中。凡選擇敬虔生活的人，將經歷以下恩典：</w:t>
+      </w:r>
+    </w:p>
+    <w:p>
+      <w:pPr>
+        <w:pStyle w:val="ListBullet"/>
+        <w:spacing w:line="240" w:lineRule="auto"/>
+        <w:ind w:left="720"/>
+      </w:pPr>
+      <w:r>
+        <w:rPr>
+          <w:lang w:val="zh_TW" w:bidi="zh_TW"/>
+        </w:rPr>
+      </w:r>
+      <w:r>
+        <w:rPr>
+          <w:lang w:val="zh_TW" w:bidi="zh_TW"/>
+        </w:rPr>
+        <w:t>恢復</w:t>
+      </w:r>
+    </w:p>
+    <w:p>
+      <w:pPr>
+        <w:pStyle w:val="ListBullet"/>
+        <w:spacing w:line="240" w:lineRule="auto"/>
+        <w:ind w:left="720"/>
+      </w:pPr>
+      <w:r>
+        <w:rPr>
+          <w:lang w:val="zh_TW" w:bidi="zh_TW"/>
+        </w:rPr>
+      </w:r>
+      <w:r>
+        <w:rPr>
+          <w:lang w:val="zh_TW" w:bidi="zh_TW"/>
+        </w:rPr>
+        <w:t>勝過死亡（</w:t>
+      </w:r>
+      <w:hyperlink r:id="rId155">
+        <w:r>
+          <w:rPr>
+            <w:lang w:val="zh_TW" w:bidi="zh_TW"/>
+          </w:rPr>
+          <w:rPr>
+            <w:color w:val="0000EE"/>
+            <w:u w:val="single"/>
+          </w:rPr>
+          <w:t>何13:14</w:t>
+        </w:r>
+      </w:hyperlink>
+      <w:r>
+        <w:rPr>
+          <w:lang w:val="zh_TW" w:bidi="zh_TW"/>
+        </w:rPr>
+        <w:t>）</w:t>
+      </w:r>
+    </w:p>
+    <w:p>
+      <w:pPr>
+        <w:pStyle w:val="ListBullet"/>
+        <w:spacing w:line="240" w:lineRule="auto"/>
+        <w:ind w:left="720"/>
+      </w:pPr>
+      <w:r>
+        <w:rPr>
+          <w:lang w:val="zh_TW" w:bidi="zh_TW"/>
+        </w:rPr>
+      </w:r>
+      <w:r>
+        <w:rPr>
+          <w:lang w:val="zh_TW" w:bidi="zh_TW"/>
+        </w:rPr>
+        <w:t>祝福（</w:t>
+      </w:r>
+      <w:hyperlink r:id="rId166">
+        <w:r>
+          <w:rPr>
+            <w:lang w:val="zh_TW" w:bidi="zh_TW"/>
+          </w:rPr>
+          <w:rPr>
+            <w:color w:val="0000EE"/>
+            <w:u w:val="single"/>
+          </w:rPr>
+          <w:t>何14:4–7</w:t>
+        </w:r>
+      </w:hyperlink>
+      <w:r>
+        <w:rPr>
+          <w:lang w:val="zh_TW" w:bidi="zh_TW"/>
+        </w:rPr>
+        <w:t>）</w:t>
+      </w:r>
+    </w:p>
+    <w:p>
+      <w:pPr/>
+      <w:r>
+        <w:rPr>
+          <w:lang w:val="zh_TW" w:bidi="zh_TW"/>
+        </w:rPr>
+      </w:r>
+      <w:r>
+        <w:rPr>
+          <w:lang w:val="zh_TW" w:bidi="zh_TW"/>
+        </w:rPr>
+        <w:t>偶像崇拜，是指任何取代神、佔據人心位置的事物。以色列並沒有尋求神的：</w:t>
+      </w:r>
+    </w:p>
+    <w:p>
+      <w:pPr>
+        <w:pStyle w:val="ListBullet"/>
+        <w:spacing w:line="240" w:lineRule="auto"/>
+        <w:ind w:left="720"/>
+      </w:pPr>
+      <w:r>
+        <w:rPr>
+          <w:lang w:val="zh_TW" w:bidi="zh_TW"/>
+        </w:rPr>
+      </w:r>
+      <w:r>
+        <w:rPr>
+          <w:lang w:val="zh_TW" w:bidi="zh_TW"/>
+        </w:rPr>
+        <w:t>引導</w:t>
+      </w:r>
+    </w:p>
+    <w:p>
+      <w:pPr>
+        <w:pStyle w:val="ListBullet"/>
+        <w:spacing w:line="240" w:lineRule="auto"/>
+        <w:ind w:left="720"/>
+      </w:pPr>
+      <w:r>
+        <w:rPr>
+          <w:lang w:val="zh_TW" w:bidi="zh_TW"/>
+        </w:rPr>
+      </w:r>
+      <w:r>
+        <w:rPr>
+          <w:lang w:val="zh_TW" w:bidi="zh_TW"/>
+        </w:rPr>
+        <w:t>幫助</w:t>
+      </w:r>
+    </w:p>
+    <w:p>
+      <w:pPr>
+        <w:pStyle w:val="ListBullet"/>
+        <w:spacing w:line="240" w:lineRule="auto"/>
+        <w:ind w:left="720"/>
+      </w:pPr>
+      <w:r>
+        <w:rPr>
+          <w:lang w:val="zh_TW" w:bidi="zh_TW"/>
+        </w:rPr>
+      </w:r>
+      <w:r>
+        <w:rPr>
+          <w:lang w:val="zh_TW" w:bidi="zh_TW"/>
+        </w:rPr>
+        <w:t>祝福</w:t>
+      </w:r>
+    </w:p>
+    <w:p>
+      <w:pPr>
+        <w:pStyle w:val="ListBullet"/>
+        <w:spacing w:line="240" w:lineRule="auto"/>
+        <w:ind w:left="720"/>
+      </w:pPr>
+      <w:r>
+        <w:rPr>
+          <w:lang w:val="zh_TW" w:bidi="zh_TW"/>
+        </w:rPr>
+      </w:r>
+      <w:r>
+        <w:rPr>
+          <w:lang w:val="zh_TW" w:bidi="zh_TW"/>
+        </w:rPr>
+        <w:t>拯救</w:t>
+      </w:r>
+    </w:p>
+    <w:p>
+      <w:pPr/>
+      <w:r>
+        <w:rPr>
+          <w:lang w:val="zh_TW" w:bidi="zh_TW"/>
+        </w:rPr>
+      </w:r>
+      <w:r>
+        <w:rPr>
+          <w:lang w:val="zh_TW" w:bidi="zh_TW"/>
+        </w:rPr>
+        <w:t>相反地，以色列轉而倚靠：</w:t>
+      </w:r>
+    </w:p>
+    <w:p>
+      <w:pPr>
+        <w:pStyle w:val="ListBullet"/>
+        <w:spacing w:line="240" w:lineRule="auto"/>
+        <w:ind w:left="720"/>
+      </w:pPr>
+      <w:r>
+        <w:rPr>
+          <w:lang w:val="zh_TW" w:bidi="zh_TW"/>
+        </w:rPr>
+      </w:r>
+      <w:r>
+        <w:rPr>
+          <w:lang w:val="zh_TW" w:bidi="zh_TW"/>
+        </w:rPr>
+        <w:t>外邦神明（</w:t>
+      </w:r>
+      <w:hyperlink r:id="rId168">
+        <w:r>
+          <w:rPr>
+            <w:lang w:val="zh_TW" w:bidi="zh_TW"/>
+          </w:rPr>
+          <w:rPr>
+            <w:color w:val="0000EE"/>
+            <w:u w:val="single"/>
+          </w:rPr>
+          <w:t>何4:12–19</w:t>
+        </w:r>
+      </w:hyperlink>
+      <w:r>
+        <w:rPr>
+          <w:lang w:val="zh_TW" w:bidi="zh_TW"/>
+        </w:rPr>
+        <w:t>）</w:t>
+      </w:r>
+    </w:p>
+    <w:p>
+      <w:pPr>
+        <w:pStyle w:val="ListBullet"/>
+        <w:spacing w:line="240" w:lineRule="auto"/>
+        <w:ind w:left="720"/>
+      </w:pPr>
+      <w:r>
+        <w:rPr>
+          <w:lang w:val="zh_TW" w:bidi="zh_TW"/>
+        </w:rPr>
+      </w:r>
+      <w:r>
+        <w:rPr>
+          <w:lang w:val="zh_TW" w:bidi="zh_TW"/>
+        </w:rPr>
+        <w:t>民族驕傲（</w:t>
+      </w:r>
+      <w:hyperlink r:id="rId169">
+        <w:r>
+          <w:rPr>
+            <w:lang w:val="zh_TW" w:bidi="zh_TW"/>
+          </w:rPr>
+          <w:rPr>
+            <w:color w:val="0000EE"/>
+            <w:u w:val="single"/>
+          </w:rPr>
+          <w:t>何5:5</w:t>
+        </w:r>
+      </w:hyperlink>
+      <w:r>
+        <w:rPr>
+          <w:lang w:val="zh_TW" w:bidi="zh_TW"/>
+        </w:rPr>
+        <w:t>）</w:t>
+      </w:r>
+    </w:p>
+    <w:p>
+      <w:pPr>
+        <w:pStyle w:val="ListBullet"/>
+        <w:spacing w:line="240" w:lineRule="auto"/>
+        <w:ind w:left="720"/>
+      </w:pPr>
+      <w:r>
+        <w:rPr>
+          <w:lang w:val="zh_TW" w:bidi="zh_TW"/>
+        </w:rPr>
+      </w:r>
+      <w:r>
+        <w:rPr>
+          <w:lang w:val="zh_TW" w:bidi="zh_TW"/>
+        </w:rPr>
+        <w:t>宗教儀式（</w:t>
+      </w:r>
+      <w:hyperlink r:id="rId170">
+        <w:r>
+          <w:rPr>
+            <w:lang w:val="zh_TW" w:bidi="zh_TW"/>
+          </w:rPr>
+          <w:rPr>
+            <w:color w:val="0000EE"/>
+            <w:u w:val="single"/>
+          </w:rPr>
+          <w:t>何6:6</w:t>
+        </w:r>
+      </w:hyperlink>
+      <w:r>
+        <w:rPr>
+          <w:lang w:val="zh_TW" w:bidi="zh_TW"/>
+        </w:rPr>
+        <w:t>）</w:t>
+      </w:r>
+    </w:p>
+    <w:p>
+      <w:pPr>
+        <w:pStyle w:val="ListBullet"/>
+        <w:spacing w:line="240" w:lineRule="auto"/>
+        <w:ind w:left="720"/>
+      </w:pPr>
+      <w:r>
+        <w:rPr>
+          <w:lang w:val="zh_TW" w:bidi="zh_TW"/>
+        </w:rPr>
+      </w:r>
+      <w:r>
+        <w:rPr>
+          <w:lang w:val="zh_TW" w:bidi="zh_TW"/>
+        </w:rPr>
+        <w:t>政治上的權宜之計（</w:t>
+      </w:r>
+      <w:hyperlink r:id="rId115">
+        <w:r>
+          <w:rPr>
+            <w:lang w:val="zh_TW" w:bidi="zh_TW"/>
+          </w:rPr>
+          <w:rPr>
+            <w:color w:val="0000EE"/>
+            <w:u w:val="single"/>
+          </w:rPr>
+          <w:t>何7:3</w:t>
+        </w:r>
+      </w:hyperlink>
+      <w:r>
+        <w:rPr>
+          <w:lang w:val="zh_TW" w:bidi="zh_TW"/>
+        </w:rPr>
+        <w:t>）</w:t>
+      </w:r>
+    </w:p>
+    <w:p>
+      <w:pPr>
+        <w:pStyle w:val="ListBullet"/>
+        <w:spacing w:line="240" w:lineRule="auto"/>
+        <w:ind w:left="720"/>
+      </w:pPr>
+      <w:r>
+        <w:rPr>
+          <w:lang w:val="zh_TW" w:bidi="zh_TW"/>
+        </w:rPr>
+      </w:r>
+      <w:r>
+        <w:rPr>
+          <w:lang w:val="zh_TW" w:bidi="zh_TW"/>
+        </w:rPr>
+        <w:t>政治聯盟（</w:t>
+      </w:r>
+      <w:hyperlink r:id="rId46">
+        <w:r>
+          <w:rPr>
+            <w:lang w:val="zh_TW" w:bidi="zh_TW"/>
+          </w:rPr>
+          <w:rPr>
+            <w:color w:val="0000EE"/>
+            <w:u w:val="single"/>
+          </w:rPr>
+          <w:t>何7:11</w:t>
+        </w:r>
+      </w:hyperlink>
+      <w:r>
+        <w:rPr>
+          <w:lang w:val="zh_TW" w:bidi="zh_TW"/>
+        </w:rPr>
+        <w:t>）</w:t>
+      </w:r>
+    </w:p>
+    <w:p>
+      <w:pPr>
+        <w:pStyle w:val="ListBullet"/>
+        <w:spacing w:line="240" w:lineRule="auto"/>
+        <w:ind w:left="720"/>
+      </w:pPr>
+      <w:r>
+        <w:rPr>
+          <w:lang w:val="zh_TW" w:bidi="zh_TW"/>
+        </w:rPr>
+      </w:r>
+      <w:r>
+        <w:rPr>
+          <w:lang w:val="zh_TW" w:bidi="zh_TW"/>
+        </w:rPr>
+        <w:t>世俗政權（</w:t>
+      </w:r>
+      <w:hyperlink r:id="rId130">
+        <w:r>
+          <w:rPr>
+            <w:lang w:val="zh_TW" w:bidi="zh_TW"/>
+          </w:rPr>
+          <w:rPr>
+            <w:color w:val="0000EE"/>
+            <w:u w:val="single"/>
+          </w:rPr>
+          <w:t>何8:4</w:t>
+        </w:r>
+      </w:hyperlink>
+      <w:r>
+        <w:rPr>
+          <w:lang w:val="zh_TW" w:bidi="zh_TW"/>
+        </w:rPr>
+        <w:t>）</w:t>
+      </w:r>
+    </w:p>
+    <w:p>
+      <w:pPr>
+        <w:pStyle w:val="ListBullet"/>
+        <w:spacing w:line="240" w:lineRule="auto"/>
+        <w:ind w:left="720"/>
+      </w:pPr>
+      <w:r>
+        <w:rPr>
+          <w:lang w:val="zh_TW" w:bidi="zh_TW"/>
+        </w:rPr>
+      </w:r>
+      <w:r>
+        <w:rPr>
+          <w:lang w:val="zh_TW" w:bidi="zh_TW"/>
+        </w:rPr>
+        <w:t>建設工程（</w:t>
+      </w:r>
+      <w:hyperlink r:id="rId29">
+        <w:r>
+          <w:rPr>
+            <w:lang w:val="zh_TW" w:bidi="zh_TW"/>
+          </w:rPr>
+          <w:rPr>
+            <w:color w:val="0000EE"/>
+            <w:u w:val="single"/>
+          </w:rPr>
+          <w:t>何8:14</w:t>
+        </w:r>
+      </w:hyperlink>
+      <w:r>
+        <w:rPr>
+          <w:lang w:val="zh_TW" w:bidi="zh_TW"/>
+        </w:rPr>
+        <w:t>）</w:t>
+      </w:r>
+    </w:p>
+    <w:p>
+      <w:pPr>
+        <w:pStyle w:val="ListBullet"/>
+        <w:spacing w:line="240" w:lineRule="auto"/>
+        <w:ind w:left="720"/>
+      </w:pPr>
+      <w:r>
+        <w:rPr>
+          <w:lang w:val="zh_TW" w:bidi="zh_TW"/>
+        </w:rPr>
+      </w:r>
+      <w:r>
+        <w:rPr>
+          <w:lang w:val="zh_TW" w:bidi="zh_TW"/>
+        </w:rPr>
+        <w:t>自私的財富（</w:t>
+      </w:r>
+      <w:hyperlink r:id="rId141">
+        <w:r>
+          <w:rPr>
+            <w:lang w:val="zh_TW" w:bidi="zh_TW"/>
+          </w:rPr>
+          <w:rPr>
+            <w:color w:val="0000EE"/>
+            <w:u w:val="single"/>
+          </w:rPr>
+          <w:t>何10:1</w:t>
+        </w:r>
+      </w:hyperlink>
+      <w:r>
+        <w:rPr>
+          <w:lang w:val="zh_TW" w:bidi="zh_TW"/>
+        </w:rPr>
+        <w:t>）</w:t>
+      </w:r>
+    </w:p>
+    <w:p>
+      <w:pPr>
+        <w:pStyle w:val="ListBullet"/>
+        <w:spacing w:line="240" w:lineRule="auto"/>
+        <w:ind w:left="720"/>
+      </w:pPr>
+      <w:r>
+        <w:rPr>
+          <w:lang w:val="zh_TW" w:bidi="zh_TW"/>
+        </w:rPr>
+      </w:r>
+      <w:r>
+        <w:rPr>
+          <w:lang w:val="zh_TW" w:bidi="zh_TW"/>
+        </w:rPr>
+        <w:t>偶像崇拜（</w:t>
+      </w:r>
+      <w:hyperlink r:id="rId171">
+        <w:r>
+          <w:rPr>
+            <w:lang w:val="zh_TW" w:bidi="zh_TW"/>
+          </w:rPr>
+          <w:rPr>
+            <w:color w:val="0000EE"/>
+            <w:u w:val="single"/>
+          </w:rPr>
+          <w:t>何13:2</w:t>
+        </w:r>
+      </w:hyperlink>
+      <w:r>
+        <w:rPr>
+          <w:lang w:val="zh_TW" w:bidi="zh_TW"/>
+        </w:rPr>
+        <w:t>）</w:t>
+      </w:r>
+    </w:p>
+    <w:p>
+      <w:pPr/>
+      <w:r>
+        <w:rPr>
+          <w:lang w:val="zh_TW" w:bidi="zh_TW"/>
+        </w:rPr>
+      </w:r>
+      <w:r>
+        <w:rPr>
+          <w:lang w:val="zh_TW" w:bidi="zh_TW"/>
+        </w:rPr>
+        <w:t>然而，真正的祝福與安全，唯有在神裡面才能尋得（</w:t>
+      </w:r>
+      <w:hyperlink r:id="rId172">
+        <w:r>
+          <w:rPr>
+            <w:lang w:val="zh_TW" w:bidi="zh_TW"/>
+          </w:rPr>
+          <w:rPr>
+            <w:color w:val="0000EE"/>
+            <w:u w:val="single"/>
+          </w:rPr>
+          <w:t>何13:4</w:t>
+        </w:r>
+      </w:hyperlink>
+      <w:r>
+        <w:rPr>
+          <w:lang w:val="zh_TW" w:bidi="zh_TW"/>
+        </w:rPr>
+        <w:t>、</w:t>
+      </w:r>
+      <w:hyperlink r:id="rId172">
+        <w:r>
+          <w:rPr>
+            <w:lang w:val="zh_TW" w:bidi="zh_TW"/>
+          </w:rPr>
+          <w:rPr>
+            <w:color w:val="0000EE"/>
+            <w:u w:val="single"/>
+          </w:rPr>
+          <w:t>9</w:t>
+        </w:r>
+      </w:hyperlink>
+      <w:r>
+        <w:rPr>
+          <w:lang w:val="zh_TW" w:bidi="zh_TW"/>
+        </w:rPr>
+        <w:t>，</w:t>
+      </w:r>
+      <w:hyperlink r:id="rId166">
+        <w:r>
+          <w:rPr>
+            <w:lang w:val="zh_TW" w:bidi="zh_TW"/>
+          </w:rPr>
+          <w:rPr>
+            <w:color w:val="0000EE"/>
+            <w:u w:val="single"/>
+          </w:rPr>
+          <w:t>14:4–7</w:t>
+        </w:r>
+      </w:hyperlink>
+      <w:r>
+        <w:rPr>
+          <w:lang w:val="zh_TW" w:bidi="zh_TW"/>
+        </w:rPr>
+        <w:t>）。</w:t>
+      </w:r>
+    </w:p>
+    <w:p>
+      <w:pPr/>
+      <w:r>
+        <w:rPr>
+          <w:lang w:val="zh_TW" w:bidi="zh_TW"/>
+        </w:rPr>
+      </w:r>
+      <w:r>
+        <w:rPr>
+          <w:lang w:val="zh_TW" w:bidi="zh_TW"/>
+        </w:rPr>
+        <w:t>何西阿將背道（離棄信仰）描述為具有傳染性的罪。它可能會從屬靈領袖或百姓中的任何一方開始，隨後在彼此之間蔓延擴散（</w:t>
+      </w:r>
+      <w:hyperlink r:id="rId85">
+        <w:r>
+          <w:rPr>
+            <w:lang w:val="zh_TW" w:bidi="zh_TW"/>
+          </w:rPr>
+          <w:rPr>
+            <w:color w:val="0000EE"/>
+            <w:u w:val="single"/>
+          </w:rPr>
+          <w:t>何4:9</w:t>
+        </w:r>
+      </w:hyperlink>
+      <w:r>
+        <w:rPr>
+          <w:lang w:val="zh_TW" w:bidi="zh_TW"/>
+        </w:rPr>
+        <w:t>）。而對背道的懲罰，則取決於個人所承擔的責任大小（</w:t>
+      </w:r>
+      <w:hyperlink r:id="rId89">
+        <w:r>
+          <w:rPr>
+            <w:lang w:val="zh_TW" w:bidi="zh_TW"/>
+          </w:rPr>
+          <w:rPr>
+            <w:color w:val="0000EE"/>
+            <w:u w:val="single"/>
+          </w:rPr>
+          <w:t>何5:1</w:t>
+        </w:r>
+      </w:hyperlink>
+      <w:r>
+        <w:rPr>
+          <w:lang w:val="zh_TW" w:bidi="zh_TW"/>
+        </w:rPr>
+        <w:t>，</w:t>
+      </w:r>
+      <w:hyperlink r:id="rId153">
+        <w:r>
+          <w:rPr>
+            <w:lang w:val="zh_TW" w:bidi="zh_TW"/>
+          </w:rPr>
+          <w:rPr>
+            <w:color w:val="0000EE"/>
+            <w:u w:val="single"/>
+          </w:rPr>
+          <w:t>13:9</w:t>
+        </w:r>
+      </w:hyperlink>
+      <w:r>
+        <w:rPr>
+          <w:lang w:val="zh_TW" w:bidi="zh_TW"/>
+        </w:rPr>
+        <w:t>，</w:t>
+      </w:r>
+      <w:hyperlink r:id="rId173">
+        <w:r>
+          <w:rPr>
+            <w:lang w:val="zh_TW" w:bidi="zh_TW"/>
+          </w:rPr>
+          <w:rPr>
+            <w:color w:val="0000EE"/>
+            <w:u w:val="single"/>
+          </w:rPr>
+          <w:t>14:4</w:t>
+        </w:r>
+      </w:hyperlink>
+      <w:r>
+        <w:rPr>
+          <w:lang w:val="zh_TW" w:bidi="zh_TW"/>
+        </w:rPr>
+        <w:t>）。</w:t>
+      </w:r>
+    </w:p>
+    <w:p>
+      <w:pPr/>
+      <w:r>
+        <w:rPr>
+          <w:lang w:val="zh_TW" w:bidi="zh_TW"/>
+        </w:rPr>
+      </w:r>
+      <w:r>
+        <w:rPr>
+          <w:i/>
+          <w:lang w:val="zh_TW" w:bidi="zh_TW"/>
+        </w:rPr>
+        <w:t>另見</w:t>
+      </w:r>
+      <w:r>
+        <w:rPr>
+          <w:lang w:val="zh_TW" w:bidi="zh_TW"/>
+        </w:rPr>
+        <w:t xml:space="preserve"> </w:t>
+      </w:r>
+      <w:r>
+        <w:rPr>
+          <w:lang w:val="zh_TW" w:bidi="zh_TW"/>
+        </w:rPr>
+        <w:t>何西阿（人物）</w:t>
+      </w:r>
       <w:r>
         <w:rPr>
           <w:lang w:val="zh_TW" w:bidi="zh_TW"/>
         </w:rPr>
         <w:t>；</w:t>
       </w:r>
-      <w:hyperlink r:id="rId36">
-        <w:r>
-          <w:rPr>
-            <w:lang w:val="zh_TW" w:bidi="zh_TW"/>
-          </w:rPr>
-          <w:rPr>
-            <w:color w:val="0000EE"/>
-            <w:u w:val="single"/>
-          </w:rPr>
-          <w:t>太4:16</w:t>
-        </w:r>
-      </w:hyperlink>
+      <w:r>
+        <w:rPr>
+          <w:lang w:val="zh_TW" w:bidi="zh_TW"/>
+        </w:rPr>
+        <w:t>以色列的歷史</w:t>
+      </w:r>
       <w:r>
         <w:rPr>
           <w:lang w:val="zh_TW" w:bidi="zh_TW"/>
         </w:rPr>
         <w:t>；</w:t>
       </w:r>
-      <w:hyperlink r:id="rId37">
-        <w:r>
-          <w:rPr>
-            <w:lang w:val="zh_TW" w:bidi="zh_TW"/>
-          </w:rPr>
-          <w:rPr>
-            <w:color w:val="0000EE"/>
-            <w:u w:val="single"/>
-          </w:rPr>
-          <w:t>約1:5</w:t>
+      <w:r>
+        <w:rPr>
+          <w:lang w:val="zh_TW" w:bidi="zh_TW"/>
+        </w:rPr>
+        <w:t>預言</w:t>
+      </w:r>
+      <w:r>
+        <w:rPr>
+          <w:lang w:val="zh_TW" w:bidi="zh_TW"/>
+        </w:rPr>
+        <w:t>；</w:t>
+      </w:r>
+      <w:r>
+        <w:rPr>
+          <w:lang w:val="zh_TW" w:bidi="zh_TW"/>
+        </w:rPr>
+        <w:t>先知、女先知</w:t>
+      </w:r>
+      <w:r>
+        <w:rPr>
+          <w:lang w:val="zh_TW" w:bidi="zh_TW"/>
+        </w:rPr>
+        <w:t>。</w:t>
+      </w:r>
+      <w:r>
+        <w:rPr>
+          <w:lang w:val="zh_TW" w:bidi="zh_TW"/>
+        </w:rPr>
+      </w:r>
+      <w:r>
+        <w:rPr>
+          <w:lang w:val="zh_TW" w:bidi="zh_TW"/>
+        </w:rPr>
+      </w:r>
+    </w:p>
+    <w:p>
+      <w:pPr/>
+      <w:r>
+        <w:rPr>
+          <w:lang w:val="zh_TW" w:bidi="zh_TW"/>
+        </w:rPr>
+      </w:r>
+    </w:p>
+    <w:p>
+      <w:pPr>
+        <w:pStyle w:val="Heading2"/>
+      </w:pPr>
+      <w:r>
+        <w:rPr>
+          <w:lang w:val="zh_TW" w:bidi="zh_TW"/>
+        </w:rPr>
+        <w:t>和撒那</w:t>
+      </w:r>
+      <w:r>
+        <w:rPr>
+          <w:lang w:val="zh_TW" w:bidi="zh_TW"/>
+        </w:rPr>
+      </w:r>
+    </w:p>
+    <w:p>
+      <w:pPr/>
+      <w:r>
+        <w:rPr>
+          <w:lang w:val="zh_TW" w:bidi="zh_TW"/>
+        </w:rPr>
+      </w:r>
+      <w:r>
+        <w:rPr>
+          <w:lang w:val="zh_TW" w:bidi="zh_TW"/>
+        </w:rPr>
+        <w:t>希伯來文的意思是「拯救」。它來自</w:t>
+      </w:r>
+      <w:hyperlink r:id="rId174">
+        <w:r>
+          <w:rPr>
+            <w:lang w:val="zh_TW" w:bidi="zh_TW"/>
+          </w:rPr>
+          <w:rPr>
+            <w:color w:val="0000EE"/>
+            <w:u w:val="single"/>
+          </w:rPr>
+          <w:t>詩篇一一八篇25節</w:t>
+        </w:r>
+      </w:hyperlink>
+      <w:r>
+        <w:rPr>
+          <w:lang w:val="zh_TW" w:bidi="zh_TW"/>
+        </w:rPr>
+        <w:t>：「耶和華啊，求你拯救！」</w:t>
+      </w:r>
+    </w:p>
+    <w:p>
+      <w:pPr/>
+      <w:r>
+        <w:rPr>
+          <w:lang w:val="zh_TW" w:bidi="zh_TW"/>
+        </w:rPr>
+      </w:r>
+      <w:hyperlink r:id="rId175">
+        <w:r>
+          <w:rPr>
+            <w:lang w:val="zh_TW" w:bidi="zh_TW"/>
+          </w:rPr>
+          <w:rPr>
+            <w:color w:val="0000EE"/>
+            <w:u w:val="single"/>
+          </w:rPr>
+          <w:t>詩篇一一八篇</w:t>
+        </w:r>
+      </w:hyperlink>
+      <w:r>
+        <w:rPr>
+          <w:lang w:val="zh_TW" w:bidi="zh_TW"/>
+        </w:rPr>
+        <w:t>是一首表達信靠耶和華幫助的詩歌。當人需要神的幫助時，就會這樣說。整首詩篇是「讚美詩」（Hallel）的一部分，是猶太人在重要節日中吟唱的詩歌。第</w:t>
+      </w:r>
+      <w:hyperlink r:id="rId174">
+        <w:r>
+          <w:rPr>
+            <w:lang w:val="zh_TW" w:bidi="zh_TW"/>
+          </w:rPr>
+          <w:rPr>
+            <w:color w:val="0000EE"/>
+            <w:u w:val="single"/>
+          </w:rPr>
+          <w:t>25</w:t>
+        </w:r>
+      </w:hyperlink>
+      <w:r>
+        <w:rPr>
+          <w:lang w:val="zh_TW" w:bidi="zh_TW"/>
+        </w:rPr>
+        <w:t>節在住棚節中被使用，當經文被誦讀時，人們會揮動番石榴樹、柳樹和棕樹的枝條。此外，在其它慶典中，人們也可能以揮動枝條的方式來表達喜樂。例如，在</w:t>
+      </w:r>
+      <w:hyperlink r:id="rId176">
+        <w:r>
+          <w:rPr>
+            <w:lang w:val="zh_TW" w:bidi="zh_TW"/>
+          </w:rPr>
+          <w:rPr>
+            <w:color w:val="0000EE"/>
+            <w:u w:val="single"/>
+          </w:rPr>
+          <w:t>馬加比二書十章6至7節</w:t>
+        </w:r>
+      </w:hyperlink>
+      <w:r>
+        <w:rPr>
+          <w:lang w:val="zh_TW" w:bidi="zh_TW"/>
+        </w:rPr>
+        <w:t>記載中，人們在為了使聖殿恢復聖潔而舉行的儀式上，也揮動枝條。</w:t>
+      </w:r>
+    </w:p>
+    <w:p>
+      <w:pPr/>
+      <w:r>
+        <w:rPr>
+          <w:lang w:val="zh_TW" w:bidi="zh_TW"/>
+        </w:rPr>
+      </w:r>
+      <w:r>
+        <w:rPr>
+          <w:lang w:val="zh_TW" w:bidi="zh_TW"/>
+        </w:rPr>
+        <w:t>當耶穌進入耶路撒冷時，群眾高喊「和散那」（</w:t>
+      </w:r>
+      <w:hyperlink r:id="rId177">
+        <w:r>
+          <w:rPr>
+            <w:lang w:val="zh_TW" w:bidi="zh_TW"/>
+          </w:rPr>
+          <w:rPr>
+            <w:color w:val="0000EE"/>
+            <w:u w:val="single"/>
+          </w:rPr>
+          <w:t>太21:9；</w:t>
+        </w:r>
+      </w:hyperlink>
+      <w:hyperlink r:id="rId178">
+        <w:r>
+          <w:rPr>
+            <w:lang w:val="zh_TW" w:bidi="zh_TW"/>
+          </w:rPr>
+          <w:rPr>
+            <w:color w:val="0000EE"/>
+            <w:u w:val="single"/>
+          </w:rPr>
+          <w:t>可11:9–10；</w:t>
+        </w:r>
+      </w:hyperlink>
+      <w:hyperlink r:id="rId179">
+        <w:r>
+          <w:rPr>
+            <w:lang w:val="zh_TW" w:bidi="zh_TW"/>
+          </w:rPr>
+          <w:rPr>
+            <w:color w:val="0000EE"/>
+            <w:u w:val="single"/>
+          </w:rPr>
+          <w:t>約12:13</w:t>
+        </w:r>
+      </w:hyperlink>
+      <w:r>
+        <w:rPr>
+          <w:lang w:val="zh_TW" w:bidi="zh_TW"/>
+        </w:rPr>
+        <w:t>）。然後他們說：「奉耶和華名來的是應當稱頌的！」（</w:t>
+      </w:r>
+      <w:hyperlink r:id="rId180">
+        <w:r>
+          <w:rPr>
+            <w:lang w:val="zh_TW" w:bidi="zh_TW"/>
+          </w:rPr>
+          <w:rPr>
+            <w:color w:val="0000EE"/>
+            <w:u w:val="single"/>
+          </w:rPr>
+          <w:t>詩118:26</w:t>
+        </w:r>
+      </w:hyperlink>
+      <w:r>
+        <w:rPr>
+          <w:lang w:val="zh_TW" w:bidi="zh_TW"/>
+        </w:rPr>
+        <w:t>）。這表明群眾正在迎接耶穌為彌賽亞（神所揀選的救主）。</w:t>
+      </w:r>
+    </w:p>
+    <w:p>
+      <w:pPr/>
+      <w:r>
+        <w:rPr>
+          <w:lang w:val="zh_TW" w:bidi="zh_TW"/>
+        </w:rPr>
+      </w:r>
+      <w:r>
+        <w:rPr>
+          <w:lang w:val="zh_TW" w:bidi="zh_TW"/>
+        </w:rPr>
+        <w:t>在耶穌之前，人們就已認為「奉耶和華名來的是應當稱頌的」這句話指向彌賽亞。也可能「和散那」一詞本身就帶有關於彌賽亞的含義。</w:t>
+      </w:r>
+    </w:p>
+    <w:p>
+      <w:pPr/>
+      <w:r>
+        <w:rPr>
+          <w:lang w:val="zh_TW" w:bidi="zh_TW"/>
+        </w:rPr>
+      </w:r>
+      <w:r>
+        <w:rPr>
+          <w:lang w:val="zh_TW" w:bidi="zh_TW"/>
+        </w:rPr>
+        <w:t>耶穌進入耶路撒冷時，群眾的其他稱呼也支持這一觀點。在</w:t>
+      </w:r>
+      <w:hyperlink r:id="rId177">
+        <w:r>
+          <w:rPr>
+            <w:lang w:val="zh_TW" w:bidi="zh_TW"/>
+          </w:rPr>
+          <w:rPr>
+            <w:color w:val="0000EE"/>
+            <w:u w:val="single"/>
+          </w:rPr>
+          <w:t>馬太福音二十章9節</w:t>
+        </w:r>
+      </w:hyperlink>
+      <w:r>
+        <w:rPr>
+          <w:lang w:val="zh_TW" w:bidi="zh_TW"/>
+        </w:rPr>
+        <w:t>中，耶穌被稱為「大衛的子孫」；在</w:t>
+      </w:r>
+      <w:hyperlink r:id="rId181">
+        <w:r>
+          <w:rPr>
+            <w:lang w:val="zh_TW" w:bidi="zh_TW"/>
+          </w:rPr>
+          <w:rPr>
+            <w:color w:val="0000EE"/>
+            <w:u w:val="single"/>
+          </w:rPr>
+          <w:t>馬可福音十一章10節</w:t>
+        </w:r>
+      </w:hyperlink>
+      <w:r>
+        <w:rPr>
+          <w:lang w:val="zh_TW" w:bidi="zh_TW"/>
+        </w:rPr>
+        <w:t>中，提到了「我祖大衛之國」。在</w:t>
+      </w:r>
+      <w:hyperlink r:id="rId179">
+        <w:r>
+          <w:rPr>
+            <w:lang w:val="zh_TW" w:bidi="zh_TW"/>
+          </w:rPr>
+          <w:rPr>
+            <w:color w:val="0000EE"/>
+            <w:u w:val="single"/>
+          </w:rPr>
+          <w:t>約翰福音十二章13節</w:t>
+        </w:r>
+      </w:hyperlink>
+      <w:r>
+        <w:rPr>
+          <w:lang w:val="zh_TW" w:bidi="zh_TW"/>
+        </w:rPr>
+        <w:t>中，耶穌被稱為「以色列王」。這些稱呼都表明群眾相信耶穌是彌賽亞。</w:t>
+      </w:r>
+    </w:p>
+    <w:p>
+      <w:pPr/>
+      <w:r>
+        <w:rPr>
+          <w:lang w:val="zh_TW" w:bidi="zh_TW"/>
+        </w:rPr>
+      </w:r>
+      <w:r>
+        <w:rPr>
+          <w:lang w:val="zh_TW" w:bidi="zh_TW"/>
+        </w:rPr>
+        <w:t>當群眾高喊「和散那」時，我們不必認為他們是在期待脫離羅馬的統治。他們可能並不清楚耶穌會如何拯救他們。我們所能確定的是，他們相信耶穌是神所差派來拯救他們的。如果這種讚美中沒有耶穌認為是正確敬拜的元素，祂大概也不會接受。直到耶穌死而復活後，人們才真正明白耶穌作為彌賽亞的真意。</w:t>
+      </w:r>
+    </w:p>
+    <w:p>
+      <w:pPr/>
+      <w:r>
+        <w:rPr>
+          <w:lang w:val="zh_TW" w:bidi="zh_TW"/>
+        </w:rPr>
+      </w:r>
+      <w:r>
+        <w:rPr>
+          <w:i/>
+          <w:lang w:val="zh_TW" w:bidi="zh_TW"/>
+        </w:rPr>
+        <w:t>另見</w:t>
+      </w:r>
+      <w:r>
+        <w:rPr>
+          <w:lang w:val="zh_TW" w:bidi="zh_TW"/>
+        </w:rPr>
+        <w:t xml:space="preserve"> </w:t>
+      </w:r>
+      <w:r>
+        <w:rPr>
+          <w:lang w:val="zh_TW" w:bidi="zh_TW"/>
+        </w:rPr>
+        <w:t>讚美詩；</w:t>
+      </w:r>
+      <w:r>
+        <w:rPr>
+          <w:lang w:val="zh_TW" w:bidi="zh_TW"/>
+        </w:rPr>
+        <w:t>哈利路亞；</w:t>
+      </w:r>
+      <w:r>
+        <w:rPr>
+          <w:lang w:val="zh_TW" w:bidi="zh_TW"/>
+        </w:rPr>
+        <w:t>彌賽亞</w:t>
+      </w:r>
+      <w:r>
+        <w:rPr>
+          <w:lang w:val="zh_TW" w:bidi="zh_TW"/>
+        </w:rPr>
+        <w:t>。</w:t>
+      </w:r>
+      <w:r>
+        <w:rPr>
+          <w:lang w:val="zh_TW" w:bidi="zh_TW"/>
+        </w:rPr>
+      </w:r>
+      <w:r>
+        <w:rPr>
+          <w:lang w:val="zh_TW" w:bidi="zh_TW"/>
+        </w:rPr>
+      </w:r>
+    </w:p>
+    <w:p>
+      <w:pPr/>
+      <w:r>
+        <w:rPr>
+          <w:lang w:val="zh_TW" w:bidi="zh_TW"/>
+        </w:rPr>
+      </w:r>
+    </w:p>
+    <w:p>
+      <w:pPr>
+        <w:pStyle w:val="Heading2"/>
+      </w:pPr>
+      <w:r>
+        <w:rPr>
+          <w:lang w:val="zh_TW" w:bidi="zh_TW"/>
+        </w:rPr>
+        <w:t>赫</w:t>
+      </w:r>
+      <w:r>
+        <w:rPr>
+          <w:lang w:val="zh_TW" w:bidi="zh_TW"/>
+        </w:rPr>
+      </w:r>
+    </w:p>
+    <w:p>
+      <w:pPr/>
+      <w:r>
+        <w:rPr>
+          <w:lang w:val="zh_TW" w:bidi="zh_TW"/>
+        </w:rPr>
+      </w:r>
+      <w:r>
+        <w:rPr>
+          <w:lang w:val="zh_TW" w:bidi="zh_TW"/>
+        </w:rPr>
+        <w:t>含的後代，迦南的後裔，赫人之祖（</w:t>
+      </w:r>
+      <w:hyperlink r:id="rId182">
+        <w:r>
+          <w:rPr>
+            <w:lang w:val="zh_TW" w:bidi="zh_TW"/>
+          </w:rPr>
+          <w:rPr>
+            <w:color w:val="0000EE"/>
+            <w:u w:val="single"/>
+          </w:rPr>
+          <w:t>創10:15</w:t>
+        </w:r>
+      </w:hyperlink>
+      <w:r>
+        <w:rPr>
+          <w:lang w:val="zh_TW" w:bidi="zh_TW"/>
+        </w:rPr>
+        <w:t>；</w:t>
+      </w:r>
+      <w:hyperlink r:id="rId183">
+        <w:r>
+          <w:rPr>
+            <w:lang w:val="zh_TW" w:bidi="zh_TW"/>
+          </w:rPr>
+          <w:rPr>
+            <w:color w:val="0000EE"/>
+            <w:u w:val="single"/>
+          </w:rPr>
+          <w:t>代上1:13</w:t>
+        </w:r>
+      </w:hyperlink>
+      <w:r>
+        <w:rPr>
+          <w:lang w:val="zh_TW" w:bidi="zh_TW"/>
+        </w:rPr>
+        <w:t>）。</w:t>
+      </w:r>
+      <w:r>
+        <w:rPr>
+          <w:i/>
+          <w:lang w:val="zh_TW" w:bidi="zh_TW"/>
+        </w:rPr>
+        <w:t>見</w:t>
+      </w:r>
+      <w:r>
+        <w:rPr>
+          <w:lang w:val="zh_TW" w:bidi="zh_TW"/>
+        </w:rPr>
+        <w:t>赫人</w:t>
+      </w:r>
+      <w:r>
+        <w:rPr>
+          <w:lang w:val="zh_TW" w:bidi="zh_TW"/>
+        </w:rPr>
+        <w:t>。</w:t>
+      </w:r>
+      <w:r>
+        <w:rPr>
+          <w:lang w:val="zh_TW" w:bidi="zh_TW"/>
+        </w:rPr>
+      </w:r>
+      <w:r>
+        <w:rPr>
+          <w:lang w:val="zh_TW" w:bidi="zh_TW"/>
+        </w:rPr>
+      </w:r>
+    </w:p>
+    <w:p>
+      <w:pPr/>
+      <w:r>
+        <w:rPr>
+          <w:lang w:val="zh_TW" w:bidi="zh_TW"/>
+        </w:rPr>
+      </w:r>
+    </w:p>
+    <w:p>
+      <w:pPr>
+        <w:pStyle w:val="Heading2"/>
+      </w:pPr>
+      <w:r>
+        <w:rPr>
+          <w:lang w:val="zh_TW" w:bidi="zh_TW"/>
+        </w:rPr>
+        <w:t>赫人</w:t>
+      </w:r>
+      <w:r>
+        <w:rPr>
+          <w:lang w:val="zh_TW" w:bidi="zh_TW"/>
+        </w:rPr>
+      </w:r>
+    </w:p>
+    <w:p>
+      <w:pPr/>
+      <w:r>
+        <w:rPr>
+          <w:lang w:val="zh_TW" w:bidi="zh_TW"/>
+        </w:rPr>
+      </w:r>
+      <w:r>
+        <w:rPr>
+          <w:lang w:val="zh_TW" w:bidi="zh_TW"/>
+        </w:rPr>
+        <w:t>聖經中的民族，在亞伯蘭的後裔和以色列的子孫要得地為業的應許中，扮演重要角色。赫人的資料，在世俗歷史上並不為人知，並被一些聖經歷史的評論者認為是神話中的民族。然而考古學家和歷史學家發現了有關赫人的資料，現在已知他們曾在小亞細亞建立一個帝國。他們擁有足夠的軍事力量，能夠挑戰自負的拉美西斯二世統治下的埃及軍隊，並在奧倫特斯河的加低斯（Kadesh）與他打成平手。</w:t>
+      </w:r>
+    </w:p>
+    <w:p>
+      <w:pPr/>
+      <w:r>
+        <w:rPr>
+          <w:lang w:val="zh_TW" w:bidi="zh_TW"/>
+        </w:rPr>
+      </w:r>
+      <w:r>
+        <w:rPr>
+          <w:lang w:val="zh_TW" w:bidi="zh_TW"/>
+        </w:rPr>
+        <w:t>多數時候，聖經的描述暗示赫人不過是小群體。然而赫人諸王與埃及的聯繫，以及他們參與所羅門的馬匹貿易，加上他們參與敘利亞與以色列分裂王國的衝突，表明赫人是具有重大影響力的民族。</w:t>
+      </w:r>
+    </w:p>
+    <w:p>
+      <w:pPr>
+        <w:pStyle w:val="Heading3"/>
+      </w:pPr>
+      <w:r>
+        <w:rPr>
+          <w:lang w:val="zh_TW" w:bidi="zh_TW"/>
+        </w:rPr>
+        <w:t>地理</w:t>
+      </w:r>
+    </w:p>
+    <w:p>
+      <w:pPr/>
+      <w:r>
+        <w:rPr>
+          <w:lang w:val="zh_TW" w:bidi="zh_TW"/>
+        </w:rPr>
+      </w:r>
+      <w:r>
+        <w:rPr>
+          <w:lang w:val="zh_TW" w:bidi="zh_TW"/>
+        </w:rPr>
+        <w:t>赫人帝國的中心位於安納托利亞（小亞細亞，現代土耳其），首都在哈圖沙斯（Hattusas，現代的巴哈茲科伊，Baghazkoy），位於哈利斯河（Halys River，現今的基齊爾伊爾馬克）的河彎處。這個帝國有時擴展到更大的地區，但沒有明確邊界，因為它包括了安納托利亞王國附庸的城邦國家，這些國家通過條約與其建立關係，但不屬於國家的一部分。由於赫人廣泛存在於巴勒斯坦－敘利亞，所以他們在埃及的影響力顯著，他們也在埃及的藝術和銘文中廣為人知。赫人活躍在巴勒斯坦的情況，從聖經多處可見，而赫人在諸如希伯崙這樣的巴勒斯坦城市的作用，在族長時代就已顯示出來。</w:t>
+      </w:r>
+    </w:p>
+    <w:p>
+      <w:pPr>
+        <w:pStyle w:val="Heading3"/>
+      </w:pPr>
+      <w:r>
+        <w:rPr>
+          <w:lang w:val="zh_TW" w:bidi="zh_TW"/>
+        </w:rPr>
+        <w:t>歷史</w:t>
+      </w:r>
+    </w:p>
+    <w:p>
+      <w:pPr/>
+      <w:r>
+        <w:rPr>
+          <w:lang w:val="zh_TW" w:bidi="zh_TW"/>
+        </w:rPr>
+      </w:r>
+      <w:r>
+        <w:rPr>
+          <w:lang w:val="zh_TW" w:bidi="zh_TW"/>
+        </w:rPr>
+        <w:t>人們認為，赫人（也稱為哈提人，Hattians）既非閃族特人，也不屬非印歐人的族群。他們在公元前三千年佔據了安納托利亞高原。在這一千年的後期，印歐人侵占該地區，並掌握了政治權力。</w:t>
+      </w:r>
+    </w:p>
+    <w:p>
+      <w:pPr/>
+      <w:r>
+        <w:rPr>
+          <w:lang w:val="zh_TW" w:bidi="zh_TW"/>
+        </w:rPr>
+      </w:r>
+      <w:r>
+        <w:rPr>
+          <w:lang w:val="zh_TW" w:bidi="zh_TW"/>
+        </w:rPr>
+        <w:t>真正意義上的歷史，即基於書面記錄的歷史，始於公元前1900年左右亞述商人抵達安納托利亞時期。這些商人在各個城市建立據點，並使用楔形文字泥板與他們的家鄉通信。在凱瑟里（Kayseri）附近發現了許多這樣的記錄。這些記錄提到赫人諸侯之間爭奪安納托利亞霸權的鬥爭，並提到一位名為阿尼塔斯（Anittas）的王，他在後來的赫人資料中有所記載。</w:t>
+      </w:r>
+    </w:p>
+    <w:p>
+      <w:pPr/>
+      <w:r>
+        <w:rPr>
+          <w:lang w:val="zh_TW" w:bidi="zh_TW"/>
+        </w:rPr>
+      </w:r>
+      <w:r>
+        <w:rPr>
+          <w:lang w:val="zh_TW" w:bidi="zh_TW"/>
+        </w:rPr>
+        <w:t>公元前15世紀，戶利安人（Hurrians）的統治被埃及法老圖特摩斯三世的戰役打破，但另一個戶利安王國米坦尼（Mitanni）很快在西亞細亞崛起。米坦尼對赫人構成威脅，但隨著雄心勃勃且精力充沛的君主蘇庇努利瑪一世（Suppiluliuma I，約公元前1380–1340）的到來，赫人帝國的活力和力量重新崛起。這是阿瑪爾那書信寫作的時期，這些書信見證了巴勒斯坦－敘利亞的混亂局勢。</w:t>
+      </w:r>
+    </w:p>
+    <w:p>
+      <w:pPr/>
+      <w:r>
+        <w:rPr>
+          <w:lang w:val="zh_TW" w:bidi="zh_TW"/>
+        </w:rPr>
+      </w:r>
+      <w:r>
+        <w:rPr>
+          <w:lang w:val="zh_TW" w:bidi="zh_TW"/>
+        </w:rPr>
+        <w:t>蘇庇努利瑪對米坦尼進行一次出色的軍事遠征，隨後通過結合武力和外交天才，為自己建立了附庸城邦國的緩衝區。這些城邦國家透過條約與他結盟，而這些條約的文本可見於赫人的文獻中。</w:t>
+      </w:r>
+    </w:p>
+    <w:p>
+      <w:pPr/>
+      <w:r>
+        <w:rPr>
+          <w:lang w:val="zh_TW" w:bidi="zh_TW"/>
+        </w:rPr>
+      </w:r>
+      <w:r>
+        <w:rPr>
+          <w:lang w:val="zh_TW" w:bidi="zh_TW"/>
+        </w:rPr>
+        <w:t>14世紀上半葉，因著阿蒙霍特普三世（Amenhotep III）昏庸和阿肯那頓（Akhenaten）只重視宗教，埃及作為亞洲帝國的角色逐漸成為記憶。隨著第十九王朝開始，埃及人開始有意奪回失去的領土。雙方爭奪巴勒斯坦－敘利亞，最為激烈的一次就是奧倫特斯河上著名的加低斯戰役。起初，赫人的戰車取得優勢。拉美西斯二世慶祝戰役的勝利，但他只不過是勉強逃過一劫。赫人的王穆瓦塔里斯（Muwatallis）也聲稱取得勝利，但從政治角度來看，這場戰役並未分出勝負。在他之後的王哈圖西里斯三世（Hattusilis III），在埃及法老拉美西斯二世統治的第21年，與他簽署條約；協議透過哈圖西里斯的女兒與拉美西斯二世成婚得到確認。</w:t>
+      </w:r>
+    </w:p>
+    <w:p>
+      <w:pPr/>
+      <w:r>
+        <w:rPr>
+          <w:lang w:val="zh_TW" w:bidi="zh_TW"/>
+        </w:rPr>
+      </w:r>
+      <w:r>
+        <w:rPr>
+          <w:lang w:val="zh_TW" w:bidi="zh_TW"/>
+        </w:rPr>
+        <w:t>約在公元前13世紀中期，赫人受到來自西方的阿希亞瓦（Ahhiyawa）的威脅，他們可能與阿卡伊人（Achaeans）和海上民族有關（見</w:t>
+      </w:r>
+      <w:r>
+        <w:rPr>
+          <w:lang w:val="zh_TW" w:bidi="zh_TW"/>
+        </w:rPr>
+        <w:t>非利士、非利士人</w:t>
+      </w:r>
+      <w:r>
+        <w:rPr>
+          <w:lang w:val="zh_TW" w:bidi="zh_TW"/>
+        </w:rPr>
+        <w:t>）。海上民族到來的浪潮，使赫人帝國在公元前1190年左右終結；他們沿著地中海東部海岸推進，直到最終在尼羅河三角洲被拉美西斯三世阻止。</w:t>
+      </w:r>
+    </w:p>
+    <w:p>
+      <w:pPr/>
+      <w:r>
+        <w:rPr>
+          <w:lang w:val="zh_TW" w:bidi="zh_TW"/>
+        </w:rPr>
+      </w:r>
+      <w:r>
+        <w:rPr>
+          <w:lang w:val="zh_TW" w:bidi="zh_TW"/>
+        </w:rPr>
+        <w:t>在敘利亞北部，獨立的城邦繼續由擁有赫人名字的王統治，並豎立刻有赫人象形文字的紀念碑。亞述人將該地區繼續稱為赫人之地，舊約聖經提到這些國家的統治者為「赫人的王」。這些小國很快被納入向亞述進貢的國家，並在撒縵以色五世和撒珥根二世統治期間成為亞述的省份，這些亞述的統治者也在公元前721年征服撒馬利亞，結束了北國以色列。</w:t>
+      </w:r>
+    </w:p>
+    <w:p>
+      <w:pPr>
+        <w:pStyle w:val="Heading3"/>
+      </w:pPr>
+      <w:r>
+        <w:rPr>
+          <w:lang w:val="zh_TW" w:bidi="zh_TW"/>
+        </w:rPr>
+        <w:t>語言與文學</w:t>
+      </w:r>
+    </w:p>
+    <w:p>
+      <w:pPr/>
+      <w:r>
+        <w:rPr>
+          <w:lang w:val="zh_TW" w:bidi="zh_TW"/>
+        </w:rPr>
+      </w:r>
+      <w:r>
+        <w:rPr>
+          <w:lang w:val="zh_TW" w:bidi="zh_TW"/>
+        </w:rPr>
+        <w:t>在博加茲柯伊（Boghazkoy）發現的文獻上，可見人們使用了八種不同的語言。其中只有兩種語言──赫梯語和亞喀得語，被用於官方的王室記錄。亞喀得語是帝國的通用語言，也是阿瑪爾那泥板的主要語言。戶利安是唯一有完整文本書寫的另一種語言。其它的語言主要出現在赫人的短篇宗教文獻中，其中一種語言僅由一些專門術語識別出來。</w:t>
+      </w:r>
+    </w:p>
+    <w:p>
+      <w:pPr/>
+      <w:r>
+        <w:rPr>
+          <w:lang w:val="zh_TW" w:bidi="zh_TW"/>
+        </w:rPr>
+      </w:r>
+      <w:r>
+        <w:rPr>
+          <w:lang w:val="zh_TW" w:bidi="zh_TW"/>
+        </w:rPr>
+        <w:t>該八種語言分別是：（1）赫梯語，也稱為涅西特語（Nesite），洪茲尼（B. Hrozny）認定其與印歐語系有關聯。這說法曾一度受到學者質疑，但已被無可置疑地證實。（2）哈提語（Hattic，或哈提安語，Hattian），是安納托利亞原住民的語言，祭司在執行與赫人神廟相關的宗教禮儀時說這種語言。（3）盧維語（Luwian）是另一種印歐語言，與赫梯語密切相關。（4）帕萊語（Palaic），一種鮮為人知的語言，也是印歐語系。（5）戶利安語（Hurrian）出現在許多儀式和禮儀文獻中，人們也發現了吉爾伽美什史詩的戶利安語譯文片段。米坦尼王圖什拉塔（Tushratta）寫給阿蒙霍特普三世的阿瑪爾那泥板，就是用戶利安語寫成的。還有（6）米坦尼統治者的雅利安語，（7）亞喀得語和（8）蘇美語。除了楔形文字外，赫人還使用象形文字，這些文字刻寫在石頭和鉛上。</w:t>
+      </w:r>
+    </w:p>
+    <w:p>
+      <w:pPr/>
+      <w:r>
+        <w:rPr>
+          <w:lang w:val="zh_TW" w:bidi="zh_TW"/>
+        </w:rPr>
+      </w:r>
+      <w:r>
+        <w:rPr>
+          <w:lang w:val="zh_TW" w:bidi="zh_TW"/>
+        </w:rPr>
+        <w:t>赫人的檔案包含官方文件的文獻，例如條約、法律、指令、君王編年史、信件和其他歷史記錄。還有許多宗教文獻，包括神話、傳說、史詩、咒語、儀式、預兆、祈禱，以及節日和慶祝活動的描述。</w:t>
+      </w:r>
+    </w:p>
+    <w:p>
+      <w:pPr>
+        <w:pStyle w:val="Heading3"/>
+      </w:pPr>
+      <w:r>
+        <w:rPr>
+          <w:lang w:val="zh_TW" w:bidi="zh_TW"/>
+        </w:rPr>
+        <w:t>人</w:t>
+      </w:r>
+    </w:p>
+    <w:p>
+      <w:pPr/>
+      <w:r>
+        <w:rPr>
+          <w:lang w:val="zh_TW" w:bidi="zh_TW"/>
+        </w:rPr>
+      </w:r>
+      <w:r>
+        <w:rPr>
+          <w:lang w:val="zh_TW" w:bidi="zh_TW"/>
+        </w:rPr>
+        <w:t>赫人文明的多樣性語言，與民族背景的多樣性相輔相成，在帝國所覆蓋的地理範圍內尤其如此。赫人的外貌可以從他們的浮雕和埃及紀念碑上的描繪得知。他們的描繪表明赫梯人的面容不太吸引人，並穿戴厚重的外套、高尖的帽子和上翹的鞋子。</w:t>
+      </w:r>
+    </w:p>
+    <w:p>
+      <w:pPr>
+        <w:pStyle w:val="Heading3"/>
+      </w:pPr>
+      <w:r>
+        <w:rPr>
+          <w:lang w:val="zh_TW" w:bidi="zh_TW"/>
+        </w:rPr>
+        <w:t>宗教</w:t>
+      </w:r>
+    </w:p>
+    <w:p>
+      <w:pPr/>
+      <w:r>
+        <w:rPr>
+          <w:lang w:val="zh_TW" w:bidi="zh_TW"/>
+        </w:rPr>
+      </w:r>
+      <w:r>
+        <w:rPr>
+          <w:lang w:val="zh_TW" w:bidi="zh_TW"/>
+        </w:rPr>
+        <w:t>赫人有一個諸神的神廟，從銘文中的名字，以及從浮雕中的外觀得知。人們可以從神明右手所持的武器或工具，左手的符號，翅膀或類似的附屬物，以及神明站立其上的動物，識別出這些神明。</w:t>
+      </w:r>
+    </w:p>
+    <w:p>
+      <w:pPr/>
+      <w:r>
+        <w:rPr>
+          <w:lang w:val="zh_TW" w:bidi="zh_TW"/>
+        </w:rPr>
+      </w:r>
+      <w:r>
+        <w:rPr>
+          <w:lang w:val="zh_TW" w:bidi="zh_TW"/>
+        </w:rPr>
+        <w:t>神廟的主神是掌管天氣的神，他的動物是公牛。在眾多當地神明中，逐漸出現一群官方諸神，由太陽女神阿里娜（Arinna）領導，她是國家和君王的最高神明。赫人的條約中，通常列有一串神明，作為條約和誓言的見證者。</w:t>
+      </w:r>
+    </w:p>
+    <w:p>
+      <w:pPr>
+        <w:pStyle w:val="Heading3"/>
+      </w:pPr>
+      <w:r>
+        <w:rPr>
+          <w:lang w:val="zh_TW" w:bidi="zh_TW"/>
+        </w:rPr>
+        <w:t>赫人與聖經</w:t>
+      </w:r>
+    </w:p>
+    <w:p>
+      <w:pPr/>
+      <w:r>
+        <w:rPr>
+          <w:lang w:val="zh_TW" w:bidi="zh_TW"/>
+        </w:rPr>
+      </w:r>
+      <w:r>
+        <w:rPr>
+          <w:lang w:val="zh_TW" w:bidi="zh_TW"/>
+        </w:rPr>
+        <w:t>「赫人」這個名字在舊約中出現近50次，但在新約則沒有出現；如果將赫人的祖先赫的名字包括在內，那出現的次數就超過60次。其中許多次，是與迦南的赫人有關。他們的祖先和同名的赫在「國家列表」中，被列為迦南的一個兒子（</w:t>
+      </w:r>
+      <w:hyperlink r:id="rId182">
+        <w:r>
+          <w:rPr>
+            <w:lang w:val="zh_TW" w:bidi="zh_TW"/>
+          </w:rPr>
+          <w:rPr>
+            <w:color w:val="0000EE"/>
+            <w:u w:val="single"/>
+          </w:rPr>
+          <w:t>創10:15</w:t>
+        </w:r>
+      </w:hyperlink>
+      <w:r>
+        <w:rPr>
+          <w:lang w:val="zh_TW" w:bidi="zh_TW"/>
+        </w:rPr>
+        <w:t>；參</w:t>
+      </w:r>
+      <w:hyperlink r:id="rId183">
+        <w:r>
+          <w:rPr>
+            <w:lang w:val="zh_TW" w:bidi="zh_TW"/>
+          </w:rPr>
+          <w:rPr>
+            <w:color w:val="0000EE"/>
+            <w:u w:val="single"/>
+          </w:rPr>
+          <w:t>代上1:13</w:t>
+        </w:r>
+      </w:hyperlink>
+      <w:r>
+        <w:rPr>
+          <w:lang w:val="zh_TW" w:bidi="zh_TW"/>
+        </w:rPr>
+        <w:t>）。大多數提到「赫人的兒子」（sons of Heth，和合本作「赫人」）的經文，出現在亞伯拉罕購買麥比拉洞的敘述中（</w:t>
+      </w:r>
+      <w:hyperlink r:id="rId184">
+        <w:r>
+          <w:rPr>
+            <w:lang w:val="zh_TW" w:bidi="zh_TW"/>
+          </w:rPr>
+          <w:rPr>
+            <w:color w:val="0000EE"/>
+            <w:u w:val="single"/>
+          </w:rPr>
+          <w:t>創23</w:t>
+        </w:r>
+      </w:hyperlink>
+      <w:r>
+        <w:rPr>
+          <w:lang w:val="zh_TW" w:bidi="zh_TW"/>
+        </w:rPr>
+        <w:t>）。</w:t>
+      </w:r>
+    </w:p>
+    <w:p>
+      <w:pPr/>
+      <w:r>
+        <w:rPr>
+          <w:lang w:val="zh_TW" w:bidi="zh_TW"/>
+        </w:rPr>
+      </w:r>
+      <w:r>
+        <w:rPr>
+          <w:lang w:val="zh_TW" w:bidi="zh_TW"/>
+        </w:rPr>
+        <w:t>舊約提到赫人的地方，包括</w:t>
+      </w:r>
+      <w:hyperlink r:id="rId185">
+        <w:r>
+          <w:rPr>
+            <w:lang w:val="zh_TW" w:bidi="zh_TW"/>
+          </w:rPr>
+          <w:rPr>
+            <w:color w:val="0000EE"/>
+            <w:u w:val="single"/>
+          </w:rPr>
+          <w:t>創世記二十六章34節</w:t>
         </w:r>
       </w:hyperlink>
       <w:r>
@@ -902,16 +6563,34 @@
         </w:rPr>
         <w:t>，</w:t>
       </w:r>
-      <w:hyperlink r:id="rId38">
-        <w:r>
-          <w:rPr>
-            <w:lang w:val="zh_TW" w:bidi="zh_TW"/>
-          </w:rPr>
-          <w:rPr>
-            <w:color w:val="0000EE"/>
-            <w:u w:val="single"/>
-          </w:rPr>
-          <w:t>8:12</w:t>
+      <w:hyperlink r:id="rId186">
+        <w:r>
+          <w:rPr>
+            <w:lang w:val="zh_TW" w:bidi="zh_TW"/>
+          </w:rPr>
+          <w:rPr>
+            <w:color w:val="0000EE"/>
+            <w:u w:val="single"/>
+          </w:rPr>
+          <w:t>二十七章46節</w:t>
+        </w:r>
+      </w:hyperlink>
+      <w:r>
+        <w:rPr>
+          <w:lang w:val="zh_TW" w:bidi="zh_TW"/>
+        </w:rPr>
+        <w:t>（赫人的女子），</w:t>
+      </w:r>
+      <w:hyperlink r:id="rId187">
+        <w:r>
+          <w:rPr>
+            <w:lang w:val="zh_TW" w:bidi="zh_TW"/>
+          </w:rPr>
+          <w:rPr>
+            <w:color w:val="0000EE"/>
+            <w:u w:val="single"/>
+          </w:rPr>
+          <w:t>四十九章29至32節</w:t>
         </w:r>
       </w:hyperlink>
       <w:r>
@@ -920,16 +6599,34 @@
         </w:rPr>
         <w:t>，</w:t>
       </w:r>
-      <w:hyperlink r:id="rId39">
-        <w:r>
-          <w:rPr>
-            <w:lang w:val="zh_TW" w:bidi="zh_TW"/>
-          </w:rPr>
-          <w:rPr>
-            <w:color w:val="0000EE"/>
-            <w:u w:val="single"/>
-          </w:rPr>
-          <w:t>12:35、46</w:t>
+      <w:hyperlink r:id="rId188">
+        <w:r>
+          <w:rPr>
+            <w:lang w:val="zh_TW" w:bidi="zh_TW"/>
+          </w:rPr>
+          <w:rPr>
+            <w:color w:val="0000EE"/>
+            <w:u w:val="single"/>
+          </w:rPr>
+          <w:t>五十章13節</w:t>
+        </w:r>
+      </w:hyperlink>
+      <w:r>
+        <w:rPr>
+          <w:lang w:val="zh_TW" w:bidi="zh_TW"/>
+        </w:rPr>
+        <w:t>（以弗崙）；</w:t>
+      </w:r>
+      <w:hyperlink r:id="rId189">
+        <w:r>
+          <w:rPr>
+            <w:lang w:val="zh_TW" w:bidi="zh_TW"/>
+          </w:rPr>
+          <w:rPr>
+            <w:color w:val="0000EE"/>
+            <w:u w:val="single"/>
+          </w:rPr>
+          <w:t>出埃及記三十三章2節</w:t>
         </w:r>
       </w:hyperlink>
       <w:r>
@@ -938,16 +6635,34 @@
         </w:rPr>
         <w:t>；</w:t>
       </w:r>
-      <w:hyperlink r:id="rId40">
-        <w:r>
-          <w:rPr>
-            <w:lang w:val="zh_TW" w:bidi="zh_TW"/>
-          </w:rPr>
-          <w:rPr>
-            <w:color w:val="0000EE"/>
-            <w:u w:val="single"/>
-          </w:rPr>
-          <w:t>約一1:5</w:t>
+      <w:hyperlink r:id="rId190">
+        <w:r>
+          <w:rPr>
+            <w:lang w:val="zh_TW" w:bidi="zh_TW"/>
+          </w:rPr>
+          <w:rPr>
+            <w:color w:val="0000EE"/>
+            <w:u w:val="single"/>
+          </w:rPr>
+          <w:t>民數記十三章29節</w:t>
+        </w:r>
+      </w:hyperlink>
+      <w:r>
+        <w:rPr>
+          <w:lang w:val="zh_TW" w:bidi="zh_TW"/>
+        </w:rPr>
+        <w:t>；</w:t>
+      </w:r>
+      <w:hyperlink r:id="rId191">
+        <w:r>
+          <w:rPr>
+            <w:lang w:val="zh_TW" w:bidi="zh_TW"/>
+          </w:rPr>
+          <w:rPr>
+            <w:color w:val="0000EE"/>
+            <w:u w:val="single"/>
+          </w:rPr>
+          <w:t>申命記七章1節</w:t>
         </w:r>
       </w:hyperlink>
       <w:r>
@@ -956,66 +6671,46 @@
         </w:rPr>
         <w:t>，</w:t>
       </w:r>
-      <w:hyperlink r:id="rId41">
-        <w:r>
-          <w:rPr>
-            <w:lang w:val="zh_TW" w:bidi="zh_TW"/>
-          </w:rPr>
-          <w:rPr>
-            <w:color w:val="0000EE"/>
-            <w:u w:val="single"/>
-          </w:rPr>
-          <w:t>2:8–9、11</w:t>
-        </w:r>
-      </w:hyperlink>
-      <w:r>
-        <w:rPr>
-          <w:lang w:val="zh_TW" w:bidi="zh_TW"/>
-        </w:rPr>
-        <w:t>）。</w:t>
-      </w:r>
-    </w:p>
-    <w:p>
-      <w:pPr/>
-      <w:r>
-        <w:rPr>
-          <w:lang w:val="zh_TW" w:bidi="zh_TW"/>
-        </w:rPr>
-      </w:r>
-      <w:r>
-        <w:rPr>
-          <w:lang w:val="zh_TW" w:bidi="zh_TW"/>
-        </w:rPr>
-        <w:t>在約伯記中，黑暗有時意味著完全的虛空（</w:t>
-      </w:r>
-      <w:hyperlink r:id="rId42">
-        <w:r>
-          <w:rPr>
-            <w:lang w:val="zh_TW" w:bidi="zh_TW"/>
-          </w:rPr>
-          <w:rPr>
-            <w:color w:val="0000EE"/>
-            <w:u w:val="single"/>
-          </w:rPr>
-          <w:t>伯3:4–6</w:t>
-        </w:r>
-      </w:hyperlink>
-      <w:r>
-        <w:rPr>
-          <w:lang w:val="zh_TW" w:bidi="zh_TW"/>
-        </w:rPr>
-        <w:t>）。聖經也用黑暗來談論死亡，描述死人之地為沒有光的幽暗之地（</w:t>
-      </w:r>
-      <w:hyperlink r:id="rId43">
-        <w:r>
-          <w:rPr>
-            <w:lang w:val="zh_TW" w:bidi="zh_TW"/>
-          </w:rPr>
-          <w:rPr>
-            <w:color w:val="0000EE"/>
-            <w:u w:val="single"/>
-          </w:rPr>
-          <w:t>伯10:21–22</w:t>
+      <w:hyperlink r:id="rId192">
+        <w:r>
+          <w:rPr>
+            <w:lang w:val="zh_TW" w:bidi="zh_TW"/>
+          </w:rPr>
+          <w:rPr>
+            <w:color w:val="0000EE"/>
+            <w:u w:val="single"/>
+          </w:rPr>
+          <w:t>二十章17節</w:t>
+        </w:r>
+      </w:hyperlink>
+      <w:r>
+        <w:rPr>
+          <w:lang w:val="zh_TW" w:bidi="zh_TW"/>
+        </w:rPr>
+        <w:t>（</w:t>
+      </w:r>
+      <w:r>
+        <w:rPr>
+          <w:lang w:val="zh_TW" w:bidi="zh_TW"/>
+        </w:rPr>
+        <w:t>滅絕淨盡</w:t>
+      </w:r>
+      <w:r>
+        <w:rPr>
+          <w:lang w:val="zh_TW" w:bidi="zh_TW"/>
+        </w:rPr>
+        <w:t>）；</w:t>
+      </w:r>
+      <w:hyperlink r:id="rId22">
+        <w:r>
+          <w:rPr>
+            <w:lang w:val="zh_TW" w:bidi="zh_TW"/>
+          </w:rPr>
+          <w:rPr>
+            <w:color w:val="0000EE"/>
+            <w:u w:val="single"/>
+          </w:rPr>
+          <w:t>約書亞記十一章3節</w:t>
         </w:r>
       </w:hyperlink>
       <w:r>
@@ -1024,16 +6719,70 @@
         </w:rPr>
         <w:t>，</w:t>
       </w:r>
-      <w:hyperlink r:id="rId44">
-        <w:r>
-          <w:rPr>
-            <w:lang w:val="zh_TW" w:bidi="zh_TW"/>
-          </w:rPr>
-          <w:rPr>
-            <w:color w:val="0000EE"/>
-            <w:u w:val="single"/>
-          </w:rPr>
-          <w:t>15:24</w:t>
+      <w:hyperlink r:id="rId193">
+        <w:r>
+          <w:rPr>
+            <w:lang w:val="zh_TW" w:bidi="zh_TW"/>
+          </w:rPr>
+          <w:rPr>
+            <w:color w:val="0000EE"/>
+            <w:u w:val="single"/>
+          </w:rPr>
+          <w:t>十二章8節</w:t>
+        </w:r>
+      </w:hyperlink>
+      <w:r>
+        <w:rPr>
+          <w:lang w:val="zh_TW" w:bidi="zh_TW"/>
+        </w:rPr>
+        <w:t>（住在迦南的民）；</w:t>
+      </w:r>
+      <w:hyperlink r:id="rId194">
+        <w:r>
+          <w:rPr>
+            <w:lang w:val="zh_TW" w:bidi="zh_TW"/>
+          </w:rPr>
+          <w:rPr>
+            <w:color w:val="0000EE"/>
+            <w:u w:val="single"/>
+          </w:rPr>
+          <w:t>撒母耳記上二十六章6節</w:t>
+        </w:r>
+      </w:hyperlink>
+      <w:r>
+        <w:rPr>
+          <w:lang w:val="zh_TW" w:bidi="zh_TW"/>
+        </w:rPr>
+        <w:t>；</w:t>
+      </w:r>
+      <w:hyperlink r:id="rId195">
+        <w:r>
+          <w:rPr>
+            <w:lang w:val="zh_TW" w:bidi="zh_TW"/>
+          </w:rPr>
+          <w:rPr>
+            <w:color w:val="0000EE"/>
+            <w:u w:val="single"/>
+          </w:rPr>
+          <w:t>撒母耳記下十一至十二章</w:t>
+        </w:r>
+      </w:hyperlink>
+      <w:r>
+        <w:rPr>
+          <w:lang w:val="zh_TW" w:bidi="zh_TW"/>
+        </w:rPr>
+        <w:t>（大衛的勇士烏利亞）；</w:t>
+      </w:r>
+      <w:hyperlink r:id="rId196">
+        <w:r>
+          <w:rPr>
+            <w:lang w:val="zh_TW" w:bidi="zh_TW"/>
+          </w:rPr>
+          <w:rPr>
+            <w:color w:val="0000EE"/>
+            <w:u w:val="single"/>
+          </w:rPr>
+          <w:t>列王紀上九章20節</w:t>
         </w:r>
       </w:hyperlink>
       <w:r>
@@ -1042,780 +6791,77 @@
         </w:rPr>
         <w:t>，</w:t>
       </w:r>
-      <w:hyperlink r:id="rId45">
-        <w:r>
-          <w:rPr>
-            <w:lang w:val="zh_TW" w:bidi="zh_TW"/>
-          </w:rPr>
-          <w:rPr>
-            <w:color w:val="0000EE"/>
-            <w:u w:val="single"/>
-          </w:rPr>
-          <w:t>17:12–13</w:t>
-        </w:r>
-      </w:hyperlink>
-      <w:r>
-        <w:rPr>
-          <w:lang w:val="zh_TW" w:bidi="zh_TW"/>
-        </w:rPr>
-        <w:t>，</w:t>
-      </w:r>
-      <w:hyperlink r:id="rId46">
-        <w:r>
-          <w:rPr>
-            <w:lang w:val="zh_TW" w:bidi="zh_TW"/>
-          </w:rPr>
-          <w:rPr>
-            <w:color w:val="0000EE"/>
-            <w:u w:val="single"/>
-          </w:rPr>
-          <w:t>18:18</w:t>
-        </w:r>
-      </w:hyperlink>
-      <w:r>
-        <w:rPr>
-          <w:lang w:val="zh_TW" w:bidi="zh_TW"/>
-        </w:rPr>
-        <w:t>；</w:t>
-      </w:r>
-      <w:hyperlink r:id="rId47">
-        <w:r>
-          <w:rPr>
-            <w:lang w:val="zh_TW" w:bidi="zh_TW"/>
-          </w:rPr>
-          <w:rPr>
-            <w:color w:val="0000EE"/>
-            <w:u w:val="single"/>
-          </w:rPr>
-          <w:t>傳6:4</w:t>
-        </w:r>
-      </w:hyperlink>
-      <w:r>
-        <w:rPr>
-          <w:lang w:val="zh_TW" w:bidi="zh_TW"/>
-        </w:rPr>
-        <w:t>，</w:t>
-      </w:r>
-      <w:hyperlink r:id="rId48">
-        <w:r>
-          <w:rPr>
-            <w:lang w:val="zh_TW" w:bidi="zh_TW"/>
-          </w:rPr>
-          <w:rPr>
-            <w:color w:val="0000EE"/>
-            <w:u w:val="single"/>
-          </w:rPr>
-          <w:t>11:8</w:t>
-        </w:r>
-      </w:hyperlink>
-      <w:r>
-        <w:rPr>
-          <w:lang w:val="zh_TW" w:bidi="zh_TW"/>
-        </w:rPr>
-        <w:t>）。</w:t>
-      </w:r>
-    </w:p>
-    <w:p>
-      <w:pPr/>
-      <w:r>
-        <w:rPr>
-          <w:lang w:val="zh_TW" w:bidi="zh_TW"/>
-        </w:rPr>
-      </w:r>
-      <w:r>
-        <w:rPr>
-          <w:lang w:val="zh_TW" w:bidi="zh_TW"/>
-        </w:rPr>
-        <w:t>黑暗也常象徵負面的情緒，如恐懼與憂愁；它也代表罪人所遭遇的苦難（</w:t>
-      </w:r>
-      <w:hyperlink r:id="rId49">
-        <w:r>
-          <w:rPr>
-            <w:lang w:val="zh_TW" w:bidi="zh_TW"/>
-          </w:rPr>
-          <w:rPr>
-            <w:color w:val="0000EE"/>
-            <w:u w:val="single"/>
-          </w:rPr>
-          <w:t>創15:12</w:t>
-        </w:r>
-      </w:hyperlink>
-      <w:r>
-        <w:rPr>
-          <w:lang w:val="zh_TW" w:bidi="zh_TW"/>
-        </w:rPr>
-        <w:t>；</w:t>
-      </w:r>
-      <w:hyperlink r:id="rId50">
-        <w:r>
-          <w:rPr>
-            <w:lang w:val="zh_TW" w:bidi="zh_TW"/>
-          </w:rPr>
-          <w:rPr>
-            <w:color w:val="0000EE"/>
-            <w:u w:val="single"/>
-          </w:rPr>
-          <w:t>伯5:14</w:t>
-        </w:r>
-      </w:hyperlink>
-      <w:r>
-        <w:rPr>
-          <w:lang w:val="zh_TW" w:bidi="zh_TW"/>
-        </w:rPr>
-        <w:t>，</w:t>
-      </w:r>
-      <w:hyperlink r:id="rId51">
-        <w:r>
-          <w:rPr>
-            <w:lang w:val="zh_TW" w:bidi="zh_TW"/>
-          </w:rPr>
-          <w:rPr>
-            <w:color w:val="0000EE"/>
-            <w:u w:val="single"/>
-          </w:rPr>
-          <w:t>12:25</w:t>
-        </w:r>
-      </w:hyperlink>
-      <w:r>
-        <w:rPr>
-          <w:lang w:val="zh_TW" w:bidi="zh_TW"/>
-        </w:rPr>
-        <w:t>，</w:t>
-      </w:r>
-      <w:hyperlink r:id="rId52">
-        <w:r>
-          <w:rPr>
-            <w:lang w:val="zh_TW" w:bidi="zh_TW"/>
-          </w:rPr>
-          <w:rPr>
-            <w:color w:val="0000EE"/>
-            <w:u w:val="single"/>
-          </w:rPr>
-          <w:t>15:22、30</w:t>
-        </w:r>
-      </w:hyperlink>
-      <w:r>
-        <w:rPr>
-          <w:lang w:val="zh_TW" w:bidi="zh_TW"/>
-        </w:rPr>
-        <w:t>，</w:t>
-      </w:r>
-      <w:hyperlink r:id="rId53">
-        <w:r>
-          <w:rPr>
-            <w:lang w:val="zh_TW" w:bidi="zh_TW"/>
-          </w:rPr>
-          <w:rPr>
-            <w:color w:val="0000EE"/>
-            <w:u w:val="single"/>
-          </w:rPr>
-          <w:t>19:8</w:t>
-        </w:r>
-      </w:hyperlink>
-      <w:r>
-        <w:rPr>
-          <w:lang w:val="zh_TW" w:bidi="zh_TW"/>
-        </w:rPr>
-        <w:t>，</w:t>
-      </w:r>
-      <w:hyperlink r:id="rId54">
-        <w:r>
-          <w:rPr>
-            <w:lang w:val="zh_TW" w:bidi="zh_TW"/>
-          </w:rPr>
-          <w:rPr>
-            <w:color w:val="0000EE"/>
-            <w:u w:val="single"/>
-          </w:rPr>
-          <w:t>22:11</w:t>
-        </w:r>
-      </w:hyperlink>
-      <w:r>
-        <w:rPr>
-          <w:lang w:val="zh_TW" w:bidi="zh_TW"/>
-        </w:rPr>
-        <w:t>；</w:t>
-      </w:r>
-      <w:hyperlink r:id="rId55">
-        <w:r>
-          <w:rPr>
-            <w:lang w:val="zh_TW" w:bidi="zh_TW"/>
-          </w:rPr>
-          <w:rPr>
-            <w:color w:val="0000EE"/>
-            <w:u w:val="single"/>
-          </w:rPr>
-          <w:t>詩35:6</w:t>
-        </w:r>
-      </w:hyperlink>
-      <w:r>
-        <w:rPr>
-          <w:lang w:val="zh_TW" w:bidi="zh_TW"/>
-        </w:rPr>
-        <w:t>，</w:t>
-      </w:r>
-      <w:hyperlink r:id="rId56">
-        <w:r>
-          <w:rPr>
-            <w:lang w:val="zh_TW" w:bidi="zh_TW"/>
-          </w:rPr>
-          <w:rPr>
-            <w:color w:val="0000EE"/>
-            <w:u w:val="single"/>
-          </w:rPr>
-          <w:t>107:10、14</w:t>
-        </w:r>
-      </w:hyperlink>
-      <w:r>
-        <w:rPr>
-          <w:lang w:val="zh_TW" w:bidi="zh_TW"/>
-        </w:rPr>
-        <w:t>；</w:t>
-      </w:r>
-      <w:hyperlink r:id="rId57">
-        <w:r>
-          <w:rPr>
-            <w:lang w:val="zh_TW" w:bidi="zh_TW"/>
-          </w:rPr>
-          <w:rPr>
-            <w:color w:val="0000EE"/>
-            <w:u w:val="single"/>
-          </w:rPr>
-          <w:t>傳5:17</w:t>
-        </w:r>
-      </w:hyperlink>
-      <w:r>
-        <w:rPr>
-          <w:lang w:val="zh_TW" w:bidi="zh_TW"/>
-        </w:rPr>
-        <w:t>；</w:t>
-      </w:r>
-      <w:hyperlink r:id="rId58">
-        <w:r>
-          <w:rPr>
-            <w:lang w:val="zh_TW" w:bidi="zh_TW"/>
-          </w:rPr>
-          <w:rPr>
-            <w:color w:val="0000EE"/>
-            <w:u w:val="single"/>
-          </w:rPr>
-          <w:t>賽5:30</w:t>
-        </w:r>
-      </w:hyperlink>
-      <w:r>
-        <w:rPr>
-          <w:lang w:val="zh_TW" w:bidi="zh_TW"/>
-        </w:rPr>
-        <w:t>）。有時黑暗象徵邪惡的行為（</w:t>
-      </w:r>
-      <w:hyperlink r:id="rId59">
-        <w:r>
-          <w:rPr>
-            <w:lang w:val="zh_TW" w:bidi="zh_TW"/>
-          </w:rPr>
-          <w:rPr>
-            <w:color w:val="0000EE"/>
-            <w:u w:val="single"/>
-          </w:rPr>
-          <w:t>箴2:13</w:t>
-        </w:r>
-      </w:hyperlink>
-      <w:r>
-        <w:rPr>
-          <w:lang w:val="zh_TW" w:bidi="zh_TW"/>
-        </w:rPr>
-        <w:t>，</w:t>
-      </w:r>
-      <w:hyperlink r:id="rId60">
-        <w:r>
-          <w:rPr>
-            <w:lang w:val="zh_TW" w:bidi="zh_TW"/>
-          </w:rPr>
-          <w:rPr>
-            <w:color w:val="0000EE"/>
-            <w:u w:val="single"/>
-          </w:rPr>
-          <w:t>4:19</w:t>
-        </w:r>
-      </w:hyperlink>
-      <w:r>
-        <w:rPr>
-          <w:lang w:val="zh_TW" w:bidi="zh_TW"/>
-        </w:rPr>
-        <w:t>；</w:t>
-      </w:r>
-      <w:hyperlink r:id="rId61">
-        <w:r>
-          <w:rPr>
-            <w:lang w:val="zh_TW" w:bidi="zh_TW"/>
-          </w:rPr>
-          <w:rPr>
-            <w:color w:val="0000EE"/>
-            <w:u w:val="single"/>
-          </w:rPr>
-          <w:t>賽5:20</w:t>
-        </w:r>
-      </w:hyperlink>
-      <w:r>
-        <w:rPr>
-          <w:lang w:val="zh_TW" w:bidi="zh_TW"/>
-        </w:rPr>
-        <w:t>，</w:t>
-      </w:r>
-      <w:hyperlink r:id="rId62">
-        <w:r>
-          <w:rPr>
-            <w:lang w:val="zh_TW" w:bidi="zh_TW"/>
-          </w:rPr>
-          <w:rPr>
-            <w:color w:val="0000EE"/>
-            <w:u w:val="single"/>
-          </w:rPr>
-          <w:t>60:2</w:t>
-        </w:r>
-      </w:hyperlink>
-      <w:r>
-        <w:rPr>
-          <w:lang w:val="zh_TW" w:bidi="zh_TW"/>
-        </w:rPr>
-        <w:t>）。在新約中，「黑暗」通常有兩層意思：指人行惡事，或指人不明白神的真理（</w:t>
-      </w:r>
-      <w:hyperlink r:id="rId36">
-        <w:r>
-          <w:rPr>
-            <w:lang w:val="zh_TW" w:bidi="zh_TW"/>
-          </w:rPr>
-          <w:rPr>
-            <w:color w:val="0000EE"/>
-            <w:u w:val="single"/>
-          </w:rPr>
-          <w:t>太4:16</w:t>
-        </w:r>
-      </w:hyperlink>
-      <w:r>
-        <w:rPr>
-          <w:lang w:val="zh_TW" w:bidi="zh_TW"/>
-        </w:rPr>
-        <w:t>，</w:t>
-      </w:r>
-      <w:hyperlink r:id="rId63">
-        <w:r>
-          <w:rPr>
-            <w:lang w:val="zh_TW" w:bidi="zh_TW"/>
-          </w:rPr>
-          <w:rPr>
-            <w:color w:val="0000EE"/>
-            <w:u w:val="single"/>
-          </w:rPr>
-          <w:t>6:23</w:t>
-        </w:r>
-      </w:hyperlink>
-      <w:r>
-        <w:rPr>
-          <w:lang w:val="zh_TW" w:bidi="zh_TW"/>
-        </w:rPr>
-        <w:t>；</w:t>
-      </w:r>
-      <w:hyperlink r:id="rId64">
-        <w:r>
-          <w:rPr>
-            <w:lang w:val="zh_TW" w:bidi="zh_TW"/>
-          </w:rPr>
-          <w:rPr>
-            <w:color w:val="0000EE"/>
-            <w:u w:val="single"/>
-          </w:rPr>
-          <w:t>路1:79</w:t>
-        </w:r>
-      </w:hyperlink>
-      <w:r>
-        <w:rPr>
-          <w:lang w:val="zh_TW" w:bidi="zh_TW"/>
-        </w:rPr>
-        <w:t>，</w:t>
-      </w:r>
-      <w:hyperlink r:id="rId65">
-        <w:r>
-          <w:rPr>
-            <w:lang w:val="zh_TW" w:bidi="zh_TW"/>
-          </w:rPr>
-          <w:rPr>
-            <w:color w:val="0000EE"/>
-            <w:u w:val="single"/>
-          </w:rPr>
-          <w:t>11:35</w:t>
-        </w:r>
-      </w:hyperlink>
-      <w:r>
-        <w:rPr>
-          <w:lang w:val="zh_TW" w:bidi="zh_TW"/>
-        </w:rPr>
-        <w:t>，</w:t>
-      </w:r>
-      <w:hyperlink r:id="rId66">
-        <w:r>
-          <w:rPr>
-            <w:lang w:val="zh_TW" w:bidi="zh_TW"/>
-          </w:rPr>
-          <w:rPr>
-            <w:color w:val="0000EE"/>
-            <w:u w:val="single"/>
-          </w:rPr>
-          <w:t>22:53</w:t>
-        </w:r>
-      </w:hyperlink>
-      <w:r>
-        <w:rPr>
-          <w:lang w:val="zh_TW" w:bidi="zh_TW"/>
-        </w:rPr>
-        <w:t>；</w:t>
-      </w:r>
-      <w:hyperlink r:id="rId67">
-        <w:r>
-          <w:rPr>
-            <w:lang w:val="zh_TW" w:bidi="zh_TW"/>
-          </w:rPr>
-          <w:rPr>
-            <w:color w:val="0000EE"/>
-            <w:u w:val="single"/>
-          </w:rPr>
-          <w:t>羅2:19</w:t>
-        </w:r>
-      </w:hyperlink>
-      <w:r>
-        <w:rPr>
-          <w:lang w:val="zh_TW" w:bidi="zh_TW"/>
-        </w:rPr>
-        <w:t>；</w:t>
-      </w:r>
-      <w:hyperlink r:id="rId68">
-        <w:r>
-          <w:rPr>
-            <w:lang w:val="zh_TW" w:bidi="zh_TW"/>
-          </w:rPr>
-          <w:rPr>
-            <w:color w:val="0000EE"/>
-            <w:u w:val="single"/>
-          </w:rPr>
-          <w:t>西1:13</w:t>
-        </w:r>
-      </w:hyperlink>
-      <w:r>
-        <w:rPr>
-          <w:lang w:val="zh_TW" w:bidi="zh_TW"/>
-        </w:rPr>
-        <w:t>）。</w:t>
-      </w:r>
-    </w:p>
-    <w:p>
-      <w:pPr/>
-      <w:r>
-        <w:rPr>
-          <w:lang w:val="zh_TW" w:bidi="zh_TW"/>
-        </w:rPr>
-      </w:r>
-      <w:r>
-        <w:rPr>
-          <w:lang w:val="zh_TW" w:bidi="zh_TW"/>
-        </w:rPr>
-        <w:t>舊約先知常提到一個特別的時間，稱為「耶和華的日子」，並形容那日是極其黑暗的（</w:t>
-      </w:r>
-      <w:hyperlink r:id="rId69">
-        <w:r>
-          <w:rPr>
-            <w:lang w:val="zh_TW" w:bidi="zh_TW"/>
-          </w:rPr>
-          <w:rPr>
-            <w:color w:val="0000EE"/>
-            <w:u w:val="single"/>
-          </w:rPr>
-          <w:t>結32:8</w:t>
-        </w:r>
-      </w:hyperlink>
-      <w:r>
-        <w:rPr>
-          <w:lang w:val="zh_TW" w:bidi="zh_TW"/>
-        </w:rPr>
-        <w:t>；</w:t>
-      </w:r>
-      <w:hyperlink r:id="rId70">
-        <w:r>
-          <w:rPr>
-            <w:lang w:val="zh_TW" w:bidi="zh_TW"/>
-          </w:rPr>
-          <w:rPr>
-            <w:color w:val="0000EE"/>
-            <w:u w:val="single"/>
-          </w:rPr>
-          <w:t>珥2:2、31</w:t>
-        </w:r>
-      </w:hyperlink>
-      <w:r>
-        <w:rPr>
-          <w:lang w:val="zh_TW" w:bidi="zh_TW"/>
-        </w:rPr>
-        <w:t>；</w:t>
-      </w:r>
-      <w:hyperlink r:id="rId71">
-        <w:r>
-          <w:rPr>
-            <w:lang w:val="zh_TW" w:bidi="zh_TW"/>
-          </w:rPr>
-          <w:rPr>
-            <w:color w:val="0000EE"/>
-            <w:u w:val="single"/>
-          </w:rPr>
-          <w:t>摩5:18、20</w:t>
-        </w:r>
-      </w:hyperlink>
-      <w:r>
-        <w:rPr>
-          <w:lang w:val="zh_TW" w:bidi="zh_TW"/>
-        </w:rPr>
-        <w:t>；</w:t>
-      </w:r>
-      <w:hyperlink r:id="rId72">
-        <w:r>
-          <w:rPr>
-            <w:lang w:val="zh_TW" w:bidi="zh_TW"/>
-          </w:rPr>
-          <w:rPr>
-            <w:color w:val="0000EE"/>
-            <w:u w:val="single"/>
-          </w:rPr>
-          <w:t>番1:15</w:t>
-        </w:r>
-      </w:hyperlink>
-      <w:r>
-        <w:rPr>
-          <w:lang w:val="zh_TW" w:bidi="zh_TW"/>
-        </w:rPr>
-        <w:t>）。新約也提到這樣的黑暗，用來描述耶穌再來審判世界的時候（</w:t>
-      </w:r>
-      <w:hyperlink r:id="rId73">
-        <w:r>
-          <w:rPr>
-            <w:lang w:val="zh_TW" w:bidi="zh_TW"/>
-          </w:rPr>
-          <w:rPr>
-            <w:color w:val="0000EE"/>
-            <w:u w:val="single"/>
-          </w:rPr>
-          <w:t>太8:12</w:t>
-        </w:r>
-      </w:hyperlink>
-      <w:r>
-        <w:rPr>
-          <w:lang w:val="zh_TW" w:bidi="zh_TW"/>
-        </w:rPr>
-        <w:t>，</w:t>
-      </w:r>
-      <w:hyperlink r:id="rId74">
-        <w:r>
-          <w:rPr>
-            <w:lang w:val="zh_TW" w:bidi="zh_TW"/>
-          </w:rPr>
-          <w:rPr>
-            <w:color w:val="0000EE"/>
-            <w:u w:val="single"/>
-          </w:rPr>
-          <w:t>22:13</w:t>
-        </w:r>
-      </w:hyperlink>
-      <w:r>
-        <w:rPr>
-          <w:lang w:val="zh_TW" w:bidi="zh_TW"/>
-        </w:rPr>
-        <w:t>，</w:t>
-      </w:r>
-      <w:hyperlink r:id="rId75">
-        <w:r>
-          <w:rPr>
-            <w:lang w:val="zh_TW" w:bidi="zh_TW"/>
-          </w:rPr>
-          <w:rPr>
-            <w:color w:val="0000EE"/>
-            <w:u w:val="single"/>
-          </w:rPr>
-          <w:t>25:30</w:t>
-        </w:r>
-      </w:hyperlink>
-      <w:r>
-        <w:rPr>
-          <w:lang w:val="zh_TW" w:bidi="zh_TW"/>
-        </w:rPr>
-        <w:t>；</w:t>
-      </w:r>
-      <w:hyperlink r:id="rId76">
-        <w:r>
-          <w:rPr>
-            <w:lang w:val="zh_TW" w:bidi="zh_TW"/>
-          </w:rPr>
-          <w:rPr>
-            <w:color w:val="0000EE"/>
-            <w:u w:val="single"/>
-          </w:rPr>
-          <w:t>彼後2:17</w:t>
-        </w:r>
-      </w:hyperlink>
-      <w:r>
-        <w:rPr>
-          <w:lang w:val="zh_TW" w:bidi="zh_TW"/>
-        </w:rPr>
-        <w:t>；</w:t>
-      </w:r>
-      <w:hyperlink r:id="rId77">
-        <w:r>
-          <w:rPr>
-            <w:lang w:val="zh_TW" w:bidi="zh_TW"/>
-          </w:rPr>
-          <w:rPr>
-            <w:color w:val="0000EE"/>
-            <w:u w:val="single"/>
-          </w:rPr>
-          <w:t>猶6、13</w:t>
-        </w:r>
-      </w:hyperlink>
-      <w:r>
-        <w:rPr>
-          <w:lang w:val="zh_TW" w:bidi="zh_TW"/>
-        </w:rPr>
-        <w:t>）。聖經說，人若認識神，就好像從黑暗進入光明（</w:t>
-      </w:r>
-      <w:hyperlink r:id="rId78">
-        <w:r>
-          <w:rPr>
-            <w:lang w:val="zh_TW" w:bidi="zh_TW"/>
-          </w:rPr>
-          <w:rPr>
-            <w:color w:val="0000EE"/>
-            <w:u w:val="single"/>
-          </w:rPr>
-          <w:t>賽9:2</w:t>
-        </w:r>
-      </w:hyperlink>
-      <w:r>
-        <w:rPr>
-          <w:lang w:val="zh_TW" w:bidi="zh_TW"/>
-        </w:rPr>
-        <w:t>，</w:t>
-      </w:r>
-      <w:hyperlink r:id="rId79">
-        <w:r>
-          <w:rPr>
-            <w:lang w:val="zh_TW" w:bidi="zh_TW"/>
-          </w:rPr>
-          <w:rPr>
-            <w:color w:val="0000EE"/>
-            <w:u w:val="single"/>
-          </w:rPr>
-          <w:t>29:18</w:t>
-        </w:r>
-      </w:hyperlink>
-      <w:r>
-        <w:rPr>
-          <w:lang w:val="zh_TW" w:bidi="zh_TW"/>
-        </w:rPr>
-        <w:t>，</w:t>
-      </w:r>
-      <w:hyperlink r:id="rId80">
-        <w:r>
-          <w:rPr>
-            <w:lang w:val="zh_TW" w:bidi="zh_TW"/>
-          </w:rPr>
-          <w:rPr>
-            <w:color w:val="0000EE"/>
-            <w:u w:val="single"/>
-          </w:rPr>
-          <w:t>42:7</w:t>
-        </w:r>
-      </w:hyperlink>
-      <w:r>
-        <w:rPr>
-          <w:lang w:val="zh_TW" w:bidi="zh_TW"/>
-        </w:rPr>
-        <w:t>）。黑暗不能成為人躲避神的地方（</w:t>
-      </w:r>
-      <w:hyperlink r:id="rId81">
-        <w:r>
-          <w:rPr>
-            <w:lang w:val="zh_TW" w:bidi="zh_TW"/>
-          </w:rPr>
-          <w:rPr>
-            <w:color w:val="0000EE"/>
-            <w:u w:val="single"/>
-          </w:rPr>
-          <w:t>伯34:22</w:t>
-        </w:r>
-      </w:hyperlink>
-      <w:r>
-        <w:rPr>
-          <w:lang w:val="zh_TW" w:bidi="zh_TW"/>
-        </w:rPr>
-        <w:t>；</w:t>
-      </w:r>
-      <w:hyperlink r:id="rId82">
-        <w:r>
-          <w:rPr>
-            <w:lang w:val="zh_TW" w:bidi="zh_TW"/>
-          </w:rPr>
-          <w:rPr>
-            <w:color w:val="0000EE"/>
-            <w:u w:val="single"/>
-          </w:rPr>
-          <w:t>詩139:11–12</w:t>
-        </w:r>
-      </w:hyperlink>
-      <w:r>
-        <w:rPr>
-          <w:lang w:val="zh_TW" w:bidi="zh_TW"/>
-        </w:rPr>
-        <w:t>；</w:t>
-      </w:r>
-      <w:hyperlink r:id="rId83">
-        <w:r>
-          <w:rPr>
-            <w:lang w:val="zh_TW" w:bidi="zh_TW"/>
-          </w:rPr>
-          <w:rPr>
-            <w:color w:val="0000EE"/>
-            <w:u w:val="single"/>
-          </w:rPr>
-          <w:t>賽29:15</w:t>
-        </w:r>
-      </w:hyperlink>
-      <w:r>
-        <w:rPr>
-          <w:lang w:val="zh_TW" w:bidi="zh_TW"/>
-        </w:rPr>
-        <w:t>）。</w:t>
-      </w:r>
-    </w:p>
-    <w:p>
-      <w:pPr/>
-      <w:r>
-        <w:rPr>
-          <w:lang w:val="zh_TW" w:bidi="zh_TW"/>
-        </w:rPr>
-      </w:r>
-      <w:r>
-        <w:rPr>
-          <w:i/>
-          <w:lang w:val="zh_TW" w:bidi="zh_TW"/>
-        </w:rPr>
-        <w:t>另見</w:t>
-      </w:r>
-      <w:r>
-        <w:rPr>
-          <w:lang w:val="zh_TW" w:bidi="zh_TW"/>
-        </w:rPr>
-        <w:t>光</w:t>
-      </w:r>
-      <w:r>
-        <w:rPr>
-          <w:lang w:val="zh_TW" w:bidi="zh_TW"/>
-        </w:rPr>
-        <w:t>。</w:t>
+      <w:hyperlink r:id="rId197">
+        <w:r>
+          <w:rPr>
+            <w:lang w:val="zh_TW" w:bidi="zh_TW"/>
+          </w:rPr>
+          <w:rPr>
+            <w:color w:val="0000EE"/>
+            <w:u w:val="single"/>
+          </w:rPr>
+          <w:t>十章29節</w:t>
+        </w:r>
+      </w:hyperlink>
+      <w:r>
+        <w:rPr>
+          <w:lang w:val="zh_TW" w:bidi="zh_TW"/>
+        </w:rPr>
+        <w:t>（所羅門的工人或交易的人），</w:t>
+      </w:r>
+      <w:hyperlink r:id="rId198">
+        <w:r>
+          <w:rPr>
+            <w:lang w:val="zh_TW" w:bidi="zh_TW"/>
+          </w:rPr>
+          <w:rPr>
+            <w:color w:val="0000EE"/>
+            <w:u w:val="single"/>
+          </w:rPr>
+          <w:t>十一章1節</w:t>
+        </w:r>
+      </w:hyperlink>
+      <w:r>
+        <w:rPr>
+          <w:lang w:val="zh_TW" w:bidi="zh_TW"/>
+        </w:rPr>
+        <w:t>（所羅門的妃子）、</w:t>
+      </w:r>
+      <w:hyperlink r:id="rId199">
+        <w:r>
+          <w:rPr>
+            <w:lang w:val="zh_TW" w:bidi="zh_TW"/>
+          </w:rPr>
+          <w:rPr>
+            <w:color w:val="0000EE"/>
+            <w:u w:val="single"/>
+          </w:rPr>
+          <w:t>以斯拉記九章1節</w:t>
+        </w:r>
+      </w:hyperlink>
+      <w:r>
+        <w:rPr>
+          <w:lang w:val="zh_TW" w:bidi="zh_TW"/>
+        </w:rPr>
+        <w:t>（外邦人）；</w:t>
+      </w:r>
+      <w:hyperlink r:id="rId200">
+        <w:r>
+          <w:rPr>
+            <w:lang w:val="zh_TW" w:bidi="zh_TW"/>
+          </w:rPr>
+          <w:rPr>
+            <w:color w:val="0000EE"/>
+            <w:u w:val="single"/>
+          </w:rPr>
+          <w:t>以西結書十六章3節、45節</w:t>
+        </w:r>
+      </w:hyperlink>
+      <w:r>
+        <w:rPr>
+          <w:lang w:val="zh_TW" w:bidi="zh_TW"/>
+        </w:rPr>
+        <w:t>（耶路撒冷的先祖）。</w:t>
       </w:r>
       <w:r>
         <w:rPr>
@@ -3718,6 +8764,24 @@
   <w:num w:numId="13" w16cid:durableId="592781308">
     <w:abstractNumId w:val="11"/>
   </w:num>
+  <w:num w:numId="14">
+    <w:abstractNumId w:val="3"/>
+    <w:lvlOverride w:ilvl="0">
+      <w:startOverride w:val="1"/>
+    </w:lvlOverride>
+  </w:num>
+  <w:num w:numId="15">
+    <w:abstractNumId w:val="3"/>
+    <w:lvlOverride w:ilvl="0">
+      <w:startOverride w:val="1"/>
+    </w:lvlOverride>
+  </w:num>
+  <w:num w:numId="16">
+    <w:abstractNumId w:val="3"/>
+    <w:lvlOverride w:ilvl="0">
+      <w:startOverride w:val="1"/>
+    </w:lvlOverride>
+  </w:num>
   <w:numIdMacAtCleanup w:val="10"/>
 </w:numbering>
 </file>

--- a/zht/docx/055.content.docx
+++ b/zht/docx/055.content.docx
@@ -19,7 +19,7 @@
         <w:rPr>
           <w:lang w:val="zh_TW" w:bidi="zh_TW"/>
         </w:rPr>
-        <w:t>Resource: Tyndale Open Bible Dictionary</w:t>
+        <w:t>Resource: Aquifer Open Bible Dictionary</w:t>
       </w:r>
       <w:r>
         <w:rPr>
@@ -112,7 +112,7 @@
         <w:rPr>
           <w:lang w:val="zh_TW" w:bidi="zh_TW"/>
         </w:rPr>
-        <w:t>Tyndale Open Bible Dictionary</w:t>
+        <w:t>Aquifer Open Bible Dictionary</w:t>
       </w:r>
     </w:p>
     <w:p>

--- a/zht/docx/055.content.docx
+++ b/zht/docx/055.content.docx
@@ -149,7 +149,7 @@
         <w:rPr>
           <w:lang w:val="zh_TW" w:bidi="zh_TW"/>
         </w:rPr>
-        <w:t>han</w:t>
+        <w:t>ha</w:t>
       </w:r>
       <w:r>
         <w:rPr>
@@ -212,12 +212,128 @@
         <w:rPr>
           <w:lang w:val="zh_TW" w:bidi="zh_TW"/>
         </w:rPr>
-        <w:t>含（人物）</w:t>
-      </w:r>
-      <w:r>
-        <w:rPr>
-          <w:lang w:val="zh_TW" w:bidi="zh_TW"/>
-        </w:rPr>
+        <w:t>哈達</w:t>
+      </w:r>
+      <w:r>
+        <w:rPr>
+          <w:lang w:val="zh_TW" w:bidi="zh_TW"/>
+        </w:rPr>
+      </w:r>
+    </w:p>
+    <w:p>
+      <w:pPr>
+        <w:pStyle w:val="ListNumber"/>
+        <w:numPr>
+          <w:ilvl w:val="0"/>
+          <w:numId w:val="14"/>
+        </w:numPr>
+        <w:spacing w:line="240" w:lineRule="auto"/>
+        <w:ind w:left="720"/>
+      </w:pPr>
+      <w:r>
+        <w:rPr>
+          <w:lang w:val="zh_TW" w:bidi="zh_TW"/>
+        </w:rPr>
+      </w:r>
+      <w:r>
+        <w:rPr>
+          <w:lang w:val="zh_TW" w:bidi="zh_TW"/>
+        </w:rPr>
+        <w:t>在</w:t>
+      </w:r>
+      <w:hyperlink r:id="rId13">
+        <w:r>
+          <w:rPr>
+            <w:lang w:val="zh_TW" w:bidi="zh_TW"/>
+          </w:rPr>
+          <w:rPr>
+            <w:color w:val="0000EE"/>
+            <w:u w:val="single"/>
+          </w:rPr>
+          <w:t>創世記二十五章15節</w:t>
+        </w:r>
+      </w:hyperlink>
+      <w:r>
+        <w:rPr>
+          <w:lang w:val="zh_TW" w:bidi="zh_TW"/>
+        </w:rPr>
+        <w:t>中，有些譯本將以實瑪利的兒子哈大（Hadad）拼寫為哈達（Hadar）。</w:t>
+        <w:br/>
+      </w:r>
+      <w:r>
+        <w:rPr>
+          <w:i/>
+          <w:lang w:val="zh_TW" w:bidi="zh_TW"/>
+        </w:rPr>
+        <w:t xml:space="preserve">見 </w:t>
+      </w:r>
+      <w:r>
+        <w:rPr>
+          <w:lang w:val="zh_TW" w:bidi="zh_TW"/>
+        </w:rPr>
+        <w:t>哈大 #1</w:t>
+      </w:r>
+      <w:r>
+        <w:rPr>
+          <w:lang w:val="zh_TW" w:bidi="zh_TW"/>
+        </w:rPr>
+        <w:t>。</w:t>
+      </w:r>
+    </w:p>
+    <w:p>
+      <w:pPr>
+        <w:pStyle w:val="ListNumber"/>
+        <w:spacing w:line="240" w:lineRule="auto"/>
+        <w:ind w:left="720"/>
+      </w:pPr>
+      <w:r>
+        <w:rPr>
+          <w:lang w:val="zh_TW" w:bidi="zh_TW"/>
+        </w:rPr>
+      </w:r>
+      <w:r>
+        <w:rPr>
+          <w:lang w:val="zh_TW" w:bidi="zh_TW"/>
+        </w:rPr>
+        <w:t>在</w:t>
+      </w:r>
+      <w:hyperlink r:id="rId14">
+        <w:r>
+          <w:rPr>
+            <w:lang w:val="zh_TW" w:bidi="zh_TW"/>
+          </w:rPr>
+          <w:rPr>
+            <w:color w:val="0000EE"/>
+            <w:u w:val="single"/>
+          </w:rPr>
+          <w:t>創世記三十六章39節</w:t>
+        </w:r>
+      </w:hyperlink>
+      <w:r>
+        <w:rPr>
+          <w:lang w:val="zh_TW" w:bidi="zh_TW"/>
+        </w:rPr>
+        <w:t>中，哈達（Hadar）是以東王哈大（Hadad）的另一種拼寫形式（譯註：和合本譯為「哈達」）。</w:t>
+        <w:br/>
+      </w:r>
+      <w:r>
+        <w:rPr>
+          <w:i/>
+          <w:lang w:val="zh_TW" w:bidi="zh_TW"/>
+        </w:rPr>
+        <w:t xml:space="preserve">見 </w:t>
+      </w:r>
+      <w:r>
+        <w:rPr>
+          <w:lang w:val="zh_TW" w:bidi="zh_TW"/>
+        </w:rPr>
+        <w:t>哈大 #3</w:t>
+      </w:r>
+      <w:r>
+        <w:rPr>
+          <w:lang w:val="zh_TW" w:bidi="zh_TW"/>
+        </w:rPr>
+        <w:t>。</w:t>
       </w:r>
     </w:p>
     <w:p>
@@ -231,7 +347,57 @@
         <w:rPr>
           <w:lang w:val="zh_TW" w:bidi="zh_TW"/>
         </w:rPr>
-        <w:t>挪亞的次子（</w:t>
+      </w:r>
+      <w:r>
+        <w:rPr>
+          <w:lang w:val="zh_TW" w:bidi="zh_TW"/>
+        </w:rPr>
+      </w:r>
+    </w:p>
+    <w:p>
+      <w:pPr/>
+      <w:r>
+        <w:rPr>
+          <w:lang w:val="zh_TW" w:bidi="zh_TW"/>
+        </w:rPr>
+      </w:r>
+    </w:p>
+    <w:p>
+      <w:pPr>
+        <w:pStyle w:val="Heading2"/>
+      </w:pPr>
+      <w:r>
+        <w:rPr>
+          <w:lang w:val="zh_TW" w:bidi="zh_TW"/>
+        </w:rPr>
+        <w:t>哈大</w:t>
+      </w:r>
+      <w:r>
+        <w:rPr>
+          <w:lang w:val="zh_TW" w:bidi="zh_TW"/>
+        </w:rPr>
+      </w:r>
+    </w:p>
+    <w:p>
+      <w:pPr>
+        <w:pStyle w:val="ListNumber"/>
+        <w:numPr>
+          <w:ilvl w:val="0"/>
+          <w:numId w:val="15"/>
+        </w:numPr>
+        <w:spacing w:line="240" w:lineRule="auto"/>
+        <w:ind w:left="720"/>
+      </w:pPr>
+      <w:r>
+        <w:rPr>
+          <w:lang w:val="zh_TW" w:bidi="zh_TW"/>
+        </w:rPr>
+      </w:r>
+      <w:r>
+        <w:rPr>
+          <w:lang w:val="zh_TW" w:bidi="zh_TW"/>
+        </w:rPr>
+        <w:t>哈大是以實瑪利十二個兒子中的第八位，因此也是亞伯拉罕的子孫（</w:t>
       </w:r>
       <w:hyperlink r:id="rId13">
         <w:r>
@@ -242,9 +408,141 @@
             <w:color w:val="0000EE"/>
             <w:u w:val="single"/>
           </w:rPr>
-          <w:t>創5:32，</w:t>
-        </w:r>
-      </w:hyperlink>
+          <w:t>創25:15</w:t>
+        </w:r>
+      </w:hyperlink>
+      <w:r>
+        <w:rPr>
+          <w:lang w:val="zh_TW" w:bidi="zh_TW"/>
+        </w:rPr>
+        <w:t>；</w:t>
+      </w:r>
+      <w:hyperlink r:id="rId15">
+        <w:r>
+          <w:rPr>
+            <w:lang w:val="zh_TW" w:bidi="zh_TW"/>
+          </w:rPr>
+          <w:rPr>
+            <w:color w:val="0000EE"/>
+            <w:u w:val="single"/>
+          </w:rPr>
+          <w:t>代上1:30</w:t>
+        </w:r>
+      </w:hyperlink>
+      <w:r>
+        <w:rPr>
+          <w:lang w:val="zh_TW" w:bidi="zh_TW"/>
+        </w:rPr>
+        <w:t>）。在有些聖經譯本中，</w:t>
+      </w:r>
+      <w:hyperlink r:id="rId13">
+        <w:r>
+          <w:rPr>
+            <w:lang w:val="zh_TW" w:bidi="zh_TW"/>
+          </w:rPr>
+          <w:rPr>
+            <w:color w:val="0000EE"/>
+            <w:u w:val="single"/>
+          </w:rPr>
+          <w:t>創世記二十五章15節</w:t>
+        </w:r>
+      </w:hyperlink>
+      <w:r>
+        <w:rPr>
+          <w:lang w:val="zh_TW" w:bidi="zh_TW"/>
+        </w:rPr>
+        <w:t>將其譯為「哈達（Hadar）」（和合本譯為：哈大），而</w:t>
+      </w:r>
+      <w:hyperlink r:id="rId15">
+        <w:r>
+          <w:rPr>
+            <w:lang w:val="zh_TW" w:bidi="zh_TW"/>
+          </w:rPr>
+          <w:rPr>
+            <w:color w:val="0000EE"/>
+            <w:u w:val="single"/>
+          </w:rPr>
+          <w:t>歷代志上一章30節</w:t>
+        </w:r>
+      </w:hyperlink>
+      <w:r>
+        <w:rPr>
+          <w:lang w:val="zh_TW" w:bidi="zh_TW"/>
+        </w:rPr>
+        <w:t>則譯作「哈大（Hadad）」（和合本譯為：哈達）；然而，另外兩個聖經譯本在兩處經文中皆一致譯爲「哈大」。</w:t>
+      </w:r>
+    </w:p>
+    <w:p>
+      <w:pPr>
+        <w:pStyle w:val="ListNumber"/>
+        <w:spacing w:line="240" w:lineRule="auto"/>
+        <w:ind w:left="720"/>
+      </w:pPr>
+      <w:r>
+        <w:rPr>
+          <w:lang w:val="zh_TW" w:bidi="zh_TW"/>
+        </w:rPr>
+      </w:r>
+      <w:r>
+        <w:rPr>
+          <w:lang w:val="zh_TW" w:bidi="zh_TW"/>
+        </w:rPr>
+        <w:t>比達的兒子哈大（和合本譯為：哈達）為以東的一位君王，在希伯來人下到埃及之前統治以東。他曾在摩押平原擊敗米甸人，取得一次重要的軍事勝利（</w:t>
+      </w:r>
+      <w:hyperlink r:id="rId16">
+        <w:r>
+          <w:rPr>
+            <w:lang w:val="zh_TW" w:bidi="zh_TW"/>
+          </w:rPr>
+          <w:rPr>
+            <w:color w:val="0000EE"/>
+            <w:u w:val="single"/>
+          </w:rPr>
+          <w:t>創36:35–36</w:t>
+        </w:r>
+      </w:hyperlink>
+      <w:r>
+        <w:rPr>
+          <w:lang w:val="zh_TW" w:bidi="zh_TW"/>
+        </w:rPr>
+        <w:t>；</w:t>
+      </w:r>
+      <w:hyperlink r:id="rId17">
+        <w:r>
+          <w:rPr>
+            <w:lang w:val="zh_TW" w:bidi="zh_TW"/>
+          </w:rPr>
+          <w:rPr>
+            <w:color w:val="0000EE"/>
+            <w:u w:val="single"/>
+          </w:rPr>
+          <w:t>代上1:46–47</w:t>
+        </w:r>
+      </w:hyperlink>
+      <w:r>
+        <w:rPr>
+          <w:lang w:val="zh_TW" w:bidi="zh_TW"/>
+        </w:rPr>
+        <w:t>）。</w:t>
+      </w:r>
+    </w:p>
+    <w:p>
+      <w:pPr>
+        <w:pStyle w:val="ListNumber"/>
+        <w:spacing w:line="240" w:lineRule="auto"/>
+        <w:ind w:left="720"/>
+      </w:pPr>
+      <w:r>
+        <w:rPr>
+          <w:lang w:val="zh_TW" w:bidi="zh_TW"/>
+        </w:rPr>
+      </w:r>
+      <w:r>
+        <w:rPr>
+          <w:lang w:val="zh_TW" w:bidi="zh_TW"/>
+        </w:rPr>
+        <w:t>哈大（和合本譯為：哈達）是以東的另一位君王，是少數其妻子名字被記載下來的君王之一；其妻子名叫米希她別。他的首都設於巴烏（</w:t>
+      </w:r>
       <w:hyperlink r:id="rId14">
         <w:r>
           <w:rPr>
@@ -254,50 +552,14 @@
             <w:color w:val="0000EE"/>
             <w:u w:val="single"/>
           </w:rPr>
-          <w:t>6:10，</w:t>
-        </w:r>
-      </w:hyperlink>
-      <w:hyperlink r:id="rId15">
-        <w:r>
-          <w:rPr>
-            <w:lang w:val="zh_TW" w:bidi="zh_TW"/>
-          </w:rPr>
-          <w:rPr>
-            <w:color w:val="0000EE"/>
-            <w:u w:val="single"/>
-          </w:rPr>
-          <w:t>7:13，</w:t>
-        </w:r>
-      </w:hyperlink>
-      <w:hyperlink r:id="rId16">
-        <w:r>
-          <w:rPr>
-            <w:lang w:val="zh_TW" w:bidi="zh_TW"/>
-          </w:rPr>
-          <w:rPr>
-            <w:color w:val="0000EE"/>
-            <w:u w:val="single"/>
-          </w:rPr>
-          <w:t>9:18、22，</w:t>
-        </w:r>
-      </w:hyperlink>
-      <w:hyperlink r:id="rId17">
-        <w:r>
-          <w:rPr>
-            <w:lang w:val="zh_TW" w:bidi="zh_TW"/>
-          </w:rPr>
-          <w:rPr>
-            <w:color w:val="0000EE"/>
-            <w:u w:val="single"/>
-          </w:rPr>
-          <w:t>10:1、6、20</w:t>
-        </w:r>
-      </w:hyperlink>
-      <w:r>
-        <w:rPr>
-          <w:lang w:val="zh_TW" w:bidi="zh_TW"/>
-        </w:rPr>
-        <w:t>）。含有四個兒子，他們的名字是古實、麥西（希伯來文指埃及）、弗和迦南（</w:t>
+          <w:t>創36:39</w:t>
+        </w:r>
+      </w:hyperlink>
+      <w:r>
+        <w:rPr>
+          <w:lang w:val="zh_TW" w:bidi="zh_TW"/>
+        </w:rPr>
+        <w:t>；</w:t>
       </w:r>
       <w:hyperlink r:id="rId18">
         <w:r>
@@ -308,7 +570,109 @@
             <w:color w:val="0000EE"/>
             <w:u w:val="single"/>
           </w:rPr>
-          <w:t>創10:6</w:t>
+          <w:t>代上1:50–51</w:t>
+        </w:r>
+      </w:hyperlink>
+      <w:r>
+        <w:rPr>
+          <w:lang w:val="zh_TW" w:bidi="zh_TW"/>
+        </w:rPr>
+        <w:t>）。</w:t>
+      </w:r>
+    </w:p>
+    <w:p>
+      <w:pPr>
+        <w:pStyle w:val="ListNumber"/>
+        <w:spacing w:line="240" w:lineRule="auto"/>
+        <w:ind w:left="720"/>
+      </w:pPr>
+      <w:r>
+        <w:rPr>
+          <w:lang w:val="zh_TW" w:bidi="zh_TW"/>
+        </w:rPr>
+      </w:r>
+      <w:r>
+        <w:rPr>
+          <w:lang w:val="zh_TW" w:bidi="zh_TW"/>
+        </w:rPr>
+        <w:t>哈大（和合本譯為：哈達）為以東王室中的王子。當大衛與約押征服以東、並全面佔領該地時，他逃往埃及、在那裡成長，並深得法老恩待；法老甚至將自己妻子的姐妹嫁給他為妻。大衛去世後，哈大渴望返回以東，並試圖起來反抗所羅門的統治（</w:t>
+      </w:r>
+      <w:hyperlink r:id="rId19">
+        <w:r>
+          <w:rPr>
+            <w:lang w:val="zh_TW" w:bidi="zh_TW"/>
+          </w:rPr>
+          <w:rPr>
+            <w:color w:val="0000EE"/>
+            <w:u w:val="single"/>
+          </w:rPr>
+          <w:t>王上11:14–25</w:t>
+        </w:r>
+      </w:hyperlink>
+      <w:r>
+        <w:rPr>
+          <w:lang w:val="zh_TW" w:bidi="zh_TW"/>
+        </w:rPr>
+        <w:t>）。有學者認為，這位哈大可能與上述第三位所提及的以東王為同一人。</w:t>
+      </w:r>
+      <w:r>
+        <w:rPr>
+          <w:lang w:val="zh_TW" w:bidi="zh_TW"/>
+        </w:rPr>
+      </w:r>
+      <w:r>
+        <w:rPr>
+          <w:lang w:val="zh_TW" w:bidi="zh_TW"/>
+        </w:rPr>
+      </w:r>
+    </w:p>
+    <w:p>
+      <w:pPr/>
+      <w:r>
+        <w:rPr>
+          <w:lang w:val="zh_TW" w:bidi="zh_TW"/>
+        </w:rPr>
+      </w:r>
+    </w:p>
+    <w:p>
+      <w:pPr>
+        <w:pStyle w:val="Heading2"/>
+      </w:pPr>
+      <w:r>
+        <w:rPr>
+          <w:lang w:val="zh_TW" w:bidi="zh_TW"/>
+        </w:rPr>
+        <w:t>哈多蘭</w:t>
+      </w:r>
+      <w:r>
+        <w:rPr>
+          <w:lang w:val="zh_TW" w:bidi="zh_TW"/>
+        </w:rPr>
+      </w:r>
+    </w:p>
+    <w:p>
+      <w:pPr/>
+      <w:r>
+        <w:rPr>
+          <w:lang w:val="zh_TW" w:bidi="zh_TW"/>
+        </w:rPr>
+      </w:r>
+      <w:r>
+        <w:rPr>
+          <w:lang w:val="zh_TW" w:bidi="zh_TW"/>
+        </w:rPr>
+        <w:t>1. 約坍的第五子；哈多蘭和他的兄弟是從挪亞開始的第六代（</w:t>
+      </w:r>
+      <w:hyperlink r:id="rId20">
+        <w:r>
+          <w:rPr>
+            <w:lang w:val="zh_TW" w:bidi="zh_TW"/>
+          </w:rPr>
+          <w:rPr>
+            <w:color w:val="0000EE"/>
+            <w:u w:val="single"/>
+          </w:rPr>
+          <w:t>創10:27</w:t>
         </w:r>
       </w:hyperlink>
       <w:r>
@@ -317,23 +681,23 @@
         </w:rPr>
         <w:t>；</w:t>
       </w:r>
-      <w:hyperlink r:id="rId19">
-        <w:r>
-          <w:rPr>
-            <w:lang w:val="zh_TW" w:bidi="zh_TW"/>
-          </w:rPr>
-          <w:rPr>
-            <w:color w:val="0000EE"/>
-            <w:u w:val="single"/>
-          </w:rPr>
-          <w:t>代上1:8</w:t>
-        </w:r>
-      </w:hyperlink>
-      <w:r>
-        <w:rPr>
-          <w:lang w:val="zh_TW" w:bidi="zh_TW"/>
-        </w:rPr>
-        <w:t>）。因此，人們視含為埃及人（雖然後來似乎出現了混血種族）的先祖，也是非洲、阿拉伯和迦南地諸民族的先祖。</w:t>
+      <w:hyperlink r:id="rId21">
+        <w:r>
+          <w:rPr>
+            <w:lang w:val="zh_TW" w:bidi="zh_TW"/>
+          </w:rPr>
+          <w:rPr>
+            <w:color w:val="0000EE"/>
+            <w:u w:val="single"/>
+          </w:rPr>
+          <w:t>代上1:21</w:t>
+        </w:r>
+      </w:hyperlink>
+      <w:r>
+        <w:rPr>
+          <w:lang w:val="zh_TW" w:bidi="zh_TW"/>
+        </w:rPr>
+        <w:t>）。</w:t>
       </w:r>
     </w:p>
     <w:p>
@@ -347,98 +711,8 @@
         <w:rPr>
           <w:lang w:val="zh_TW" w:bidi="zh_TW"/>
         </w:rPr>
-        <w:t>洪水之後，挪亞開始種植葡萄園，有一次因喝醉酒而露出身體 （</w:t>
-      </w:r>
-      <w:hyperlink r:id="rId20">
-        <w:r>
-          <w:rPr>
-            <w:lang w:val="zh_TW" w:bidi="zh_TW"/>
-          </w:rPr>
-          <w:rPr>
-            <w:color w:val="0000EE"/>
-            <w:u w:val="single"/>
-          </w:rPr>
-          <w:t>創9:20–24</w:t>
-        </w:r>
-      </w:hyperlink>
-      <w:r>
-        <w:rPr>
-          <w:lang w:val="zh_TW" w:bidi="zh_TW"/>
-        </w:rPr>
-        <w:t>）。含看見父親赤身躺著，便把這件事告訴了閃和雅弗；閃和雅弗卻小心地替挪亞遮蓋身體。挪亞醒來後，知道他「小兒子」（有人認為指含）所做的事，便咒詛含的兒子迦南，說他的弟兄（古實、麥西、弗）以及閃和雅弗都要管轄他。不過，如果</w:t>
-      </w:r>
-      <w:hyperlink r:id="rId21">
-        <w:r>
-          <w:rPr>
-            <w:lang w:val="zh_TW" w:bidi="zh_TW"/>
-          </w:rPr>
-          <w:rPr>
-            <w:color w:val="0000EE"/>
-            <w:u w:val="single"/>
-          </w:rPr>
-          <w:t>九章24節</w:t>
-        </w:r>
-      </w:hyperlink>
-      <w:r>
-        <w:rPr>
-          <w:lang w:val="zh_TW" w:bidi="zh_TW"/>
-        </w:rPr>
-        <w:t>所指得罪挪亞的人是含，為甚麼咒詛卻落在他的兒子迦南身上呢？最可能的解釋是：第</w:t>
-      </w:r>
-      <w:hyperlink r:id="rId21">
-        <w:r>
-          <w:rPr>
-            <w:lang w:val="zh_TW" w:bidi="zh_TW"/>
-          </w:rPr>
-          <w:rPr>
-            <w:color w:val="0000EE"/>
-            <w:u w:val="single"/>
-          </w:rPr>
-          <w:t>24</w:t>
-        </w:r>
-      </w:hyperlink>
-      <w:r>
-        <w:rPr>
-          <w:lang w:val="zh_TW" w:bidi="zh_TW"/>
-        </w:rPr>
-        <w:t>節所指的並不是含。經文中的用語是他的「小兒子」（有英文譯本譯為younger，這個用法在希伯來文幾乎不可能出現），然而多處經文都明顯把含列為三兄弟中的第二個，而不是最小的 （</w:t>
-      </w:r>
-      <w:hyperlink r:id="rId13">
-        <w:r>
-          <w:rPr>
-            <w:lang w:val="zh_TW" w:bidi="zh_TW"/>
-          </w:rPr>
-          <w:rPr>
-            <w:color w:val="0000EE"/>
-            <w:u w:val="single"/>
-          </w:rPr>
-          <w:t>5:32，</w:t>
-        </w:r>
-      </w:hyperlink>
-      <w:hyperlink r:id="rId14">
-        <w:r>
-          <w:rPr>
-            <w:lang w:val="zh_TW" w:bidi="zh_TW"/>
-          </w:rPr>
-          <w:rPr>
-            <w:color w:val="0000EE"/>
-            <w:u w:val="single"/>
-          </w:rPr>
-          <w:t>6:10，</w:t>
-        </w:r>
-      </w:hyperlink>
-      <w:hyperlink r:id="rId15">
-        <w:r>
-          <w:rPr>
-            <w:lang w:val="zh_TW" w:bidi="zh_TW"/>
-          </w:rPr>
-          <w:rPr>
-            <w:color w:val="0000EE"/>
-            <w:u w:val="single"/>
-          </w:rPr>
-          <w:t>7:13，</w:t>
-        </w:r>
-      </w:hyperlink>
+        <w:t>2. 在</w:t>
+      </w:r>
       <w:hyperlink r:id="rId22">
         <w:r>
           <w:rPr>
@@ -448,9 +722,48 @@
             <w:color w:val="0000EE"/>
             <w:u w:val="single"/>
           </w:rPr>
-          <w:t>9:18，</w:t>
-        </w:r>
-      </w:hyperlink>
+          <w:t>歷代志上十八章10節</w:t>
+        </w:r>
+      </w:hyperlink>
+      <w:r>
+        <w:rPr>
+          <w:lang w:val="zh_TW" w:bidi="zh_TW"/>
+        </w:rPr>
+        <w:t>中，是約蘭的另一種拼寫。</w:t>
+      </w:r>
+      <w:r>
+        <w:rPr>
+          <w:i/>
+          <w:lang w:val="zh_TW" w:bidi="zh_TW"/>
+        </w:rPr>
+        <w:t>見</w:t>
+      </w:r>
+      <w:r>
+        <w:rPr>
+          <w:lang w:val="zh_TW" w:bidi="zh_TW"/>
+        </w:rPr>
+        <w:t>約蘭 #1</w:t>
+      </w:r>
+      <w:r>
+        <w:rPr>
+          <w:lang w:val="zh_TW" w:bidi="zh_TW"/>
+        </w:rPr>
+        <w:t>。</w:t>
+      </w:r>
+    </w:p>
+    <w:p>
+      <w:pPr/>
+      <w:r>
+        <w:rPr>
+          <w:lang w:val="zh_TW" w:bidi="zh_TW"/>
+        </w:rPr>
+      </w:r>
+      <w:r>
+        <w:rPr>
+          <w:lang w:val="zh_TW" w:bidi="zh_TW"/>
+        </w:rPr>
+        <w:t>3. 在</w:t>
+      </w:r>
       <w:hyperlink r:id="rId23">
         <w:r>
           <w:rPr>
@@ -460,14 +773,43 @@
             <w:color w:val="0000EE"/>
             <w:u w:val="single"/>
           </w:rPr>
-          <w:t>10:1</w:t>
-        </w:r>
-      </w:hyperlink>
-      <w:r>
-        <w:rPr>
-          <w:lang w:val="zh_TW" w:bidi="zh_TW"/>
-        </w:rPr>
-        <w:t>），這些經文所列的兒子次序清楚顯示其年齡排列。相反，他的「小兒子」是指迦南，咒詛是臨到他身上，而經文並未記錄這惡行。在閃族的語言表達中，「兒子」常用來指「孫子」，而這裡似乎就是這樣使用，因為迦南確實是眾（孫）子中最小的。因此，咒詛的對象是迦南（正如經文清楚指出的），而不是含。迦南（以及他的後裔）將要作雅弗和閃的奴僕；到了新約時代，迦南人終於在歷史中消失。</w:t>
+          <w:t>歷代志下十章18節</w:t>
+        </w:r>
+      </w:hyperlink>
+      <w:r>
+        <w:rPr>
+          <w:lang w:val="zh_TW" w:bidi="zh_TW"/>
+        </w:rPr>
+        <w:t>中，是亞多尼蘭的另一種拼寫。</w:t>
+      </w:r>
+      <w:r>
+        <w:rPr>
+          <w:i/>
+          <w:lang w:val="zh_TW" w:bidi="zh_TW"/>
+        </w:rPr>
+        <w:t>見</w:t>
+      </w:r>
+      <w:r>
+        <w:rPr>
+          <w:lang w:val="zh_TW" w:bidi="zh_TW"/>
+        </w:rPr>
+        <w:t>亞多尼蘭</w:t>
+      </w:r>
+      <w:r>
+        <w:rPr>
+          <w:lang w:val="zh_TW" w:bidi="zh_TW"/>
+        </w:rPr>
+        <w:t>。</w:t>
+      </w:r>
+      <w:r>
+        <w:rPr>
+          <w:lang w:val="zh_TW" w:bidi="zh_TW"/>
+        </w:rPr>
+      </w:r>
+      <w:r>
+        <w:rPr>
+          <w:lang w:val="zh_TW" w:bidi="zh_TW"/>
+        </w:rPr>
       </w:r>
     </w:p>
     <w:p>
@@ -477,6 +819,1121 @@
           <w:lang w:val="zh_TW" w:bidi="zh_TW"/>
         </w:rPr>
       </w:r>
+    </w:p>
+    <w:p>
+      <w:pPr>
+        <w:pStyle w:val="Heading2"/>
+      </w:pPr>
+      <w:r>
+        <w:rPr>
+          <w:lang w:val="zh_TW" w:bidi="zh_TW"/>
+        </w:rPr>
+        <w:t>哈腓拉（地名）</w:t>
+      </w:r>
+      <w:r>
+        <w:rPr>
+          <w:lang w:val="zh_TW" w:bidi="zh_TW"/>
+        </w:rPr>
+      </w:r>
+    </w:p>
+    <w:p>
+      <w:pPr/>
+      <w:r>
+        <w:rPr>
+          <w:lang w:val="zh_TW" w:bidi="zh_TW"/>
+        </w:rPr>
+      </w:r>
+      <w:r>
+        <w:rPr>
+          <w:lang w:val="zh_TW" w:bidi="zh_TW"/>
+        </w:rPr>
+        <w:t>哈腓拉（Havilah）是一個位於伊甸附近的地區，現今的確切位置已不可考。聖經說它由比遜河灌溉，境內有豐富的金子、珍珠和紅瑪瑙 （</w:t>
+      </w:r>
+      <w:hyperlink r:id="rId24">
+        <w:r>
+          <w:rPr>
+            <w:lang w:val="zh_TW" w:bidi="zh_TW"/>
+          </w:rPr>
+          <w:rPr>
+            <w:color w:val="0000EE"/>
+            <w:u w:val="single"/>
+          </w:rPr>
+          <w:t>創2:11–12</w:t>
+        </w:r>
+      </w:hyperlink>
+      <w:r>
+        <w:rPr>
+          <w:lang w:val="zh_TW" w:bidi="zh_TW"/>
+        </w:rPr>
+        <w:t>）。關於哈腓拉的地點，歷來爭論甚多。它不可能與</w:t>
+      </w:r>
+      <w:hyperlink r:id="rId25">
+        <w:r>
+          <w:rPr>
+            <w:lang w:val="zh_TW" w:bidi="zh_TW"/>
+          </w:rPr>
+          <w:rPr>
+            <w:color w:val="0000EE"/>
+            <w:u w:val="single"/>
+          </w:rPr>
+          <w:t>撒母耳記上十五章7節</w:t>
+        </w:r>
+      </w:hyperlink>
+      <w:r>
+        <w:rPr>
+          <w:lang w:val="zh_TW" w:bidi="zh_TW"/>
+        </w:rPr>
+        <w:t>中掃羅攻打亞瑪力人的那個哈腓拉有任何關聯，因為伊甸的敘述地點在美索不達米亞，而非巴勒斯坦。基於同樣的理由，若將哈腓拉定位於阿拉伯南部、索馬利蘭（Somaliland）或印度，也是不正確的。所謂的比遜「河」很可能是一條灌溉渠道，因為在亞喀得文（Akkadian）中，河與灌溉渠道並無不同的詞彙，而美索不達米亞的習慣是把主要的灌溉渠稱作河。這或許能解釋為何「比遜」這個名稱能在水渠乾涸後仍被保存下來。比遜是那條從伊甸流出的河所分出的四道支流之一，因此哈腓拉應位於北方，因為這段敘述是從上游的角度來描寫的。哈腓拉很可能位於示拿平原一帶，由一條主要灌溉渠灌溉；如今，無論這片地區或那條水渠，都早已消失無蹤。</w:t>
+      </w:r>
+      <w:r>
+        <w:rPr>
+          <w:lang w:val="zh_TW" w:bidi="zh_TW"/>
+        </w:rPr>
+      </w:r>
+      <w:r>
+        <w:rPr>
+          <w:lang w:val="zh_TW" w:bidi="zh_TW"/>
+        </w:rPr>
+      </w:r>
+    </w:p>
+    <w:p>
+      <w:pPr/>
+      <w:r>
+        <w:rPr>
+          <w:lang w:val="zh_TW" w:bidi="zh_TW"/>
+        </w:rPr>
+      </w:r>
+    </w:p>
+    <w:p>
+      <w:pPr>
+        <w:pStyle w:val="Heading2"/>
+      </w:pPr>
+      <w:r>
+        <w:rPr>
+          <w:lang w:val="zh_TW" w:bidi="zh_TW"/>
+        </w:rPr>
+        <w:t>哈腓拉（人物）</w:t>
+      </w:r>
+      <w:r>
+        <w:rPr>
+          <w:lang w:val="zh_TW" w:bidi="zh_TW"/>
+        </w:rPr>
+      </w:r>
+    </w:p>
+    <w:p>
+      <w:pPr/>
+      <w:r>
+        <w:rPr>
+          <w:lang w:val="zh_TW" w:bidi="zh_TW"/>
+        </w:rPr>
+      </w:r>
+      <w:r>
+        <w:rPr>
+          <w:lang w:val="zh_TW" w:bidi="zh_TW"/>
+        </w:rPr>
+        <w:t>1. 古實的後裔（</w:t>
+      </w:r>
+      <w:hyperlink r:id="rId26">
+        <w:r>
+          <w:rPr>
+            <w:lang w:val="zh_TW" w:bidi="zh_TW"/>
+          </w:rPr>
+          <w:rPr>
+            <w:color w:val="0000EE"/>
+            <w:u w:val="single"/>
+          </w:rPr>
+          <w:t>創10:7</w:t>
+        </w:r>
+      </w:hyperlink>
+      <w:r>
+        <w:rPr>
+          <w:lang w:val="zh_TW" w:bidi="zh_TW"/>
+        </w:rPr>
+        <w:t>；</w:t>
+      </w:r>
+      <w:hyperlink r:id="rId27">
+        <w:r>
+          <w:rPr>
+            <w:lang w:val="zh_TW" w:bidi="zh_TW"/>
+          </w:rPr>
+          <w:rPr>
+            <w:color w:val="0000EE"/>
+            <w:u w:val="single"/>
+          </w:rPr>
+          <w:t>代上1:9</w:t>
+        </w:r>
+      </w:hyperlink>
+      <w:r>
+        <w:rPr>
+          <w:lang w:val="zh_TW" w:bidi="zh_TW"/>
+        </w:rPr>
+        <w:t>）。</w:t>
+      </w:r>
+    </w:p>
+    <w:p>
+      <w:pPr/>
+      <w:r>
+        <w:rPr>
+          <w:lang w:val="zh_TW" w:bidi="zh_TW"/>
+        </w:rPr>
+      </w:r>
+      <w:r>
+        <w:rPr>
+          <w:lang w:val="zh_TW" w:bidi="zh_TW"/>
+        </w:rPr>
+        <w:t>2. 閃的後裔約坍的兒子（</w:t>
+      </w:r>
+      <w:hyperlink r:id="rId28">
+        <w:r>
+          <w:rPr>
+            <w:lang w:val="zh_TW" w:bidi="zh_TW"/>
+          </w:rPr>
+          <w:rPr>
+            <w:color w:val="0000EE"/>
+            <w:u w:val="single"/>
+          </w:rPr>
+          <w:t>創10:29</w:t>
+        </w:r>
+      </w:hyperlink>
+      <w:r>
+        <w:rPr>
+          <w:lang w:val="zh_TW" w:bidi="zh_TW"/>
+        </w:rPr>
+        <w:t>；</w:t>
+      </w:r>
+      <w:hyperlink r:id="rId29">
+        <w:r>
+          <w:rPr>
+            <w:lang w:val="zh_TW" w:bidi="zh_TW"/>
+          </w:rPr>
+          <w:rPr>
+            <w:color w:val="0000EE"/>
+            <w:u w:val="single"/>
+          </w:rPr>
+          <w:t>代上1:23</w:t>
+        </w:r>
+      </w:hyperlink>
+      <w:r>
+        <w:rPr>
+          <w:lang w:val="zh_TW" w:bidi="zh_TW"/>
+        </w:rPr>
+        <w:t>）。</w:t>
+      </w:r>
+      <w:r>
+        <w:rPr>
+          <w:lang w:val="zh_TW" w:bidi="zh_TW"/>
+        </w:rPr>
+      </w:r>
+      <w:r>
+        <w:rPr>
+          <w:lang w:val="zh_TW" w:bidi="zh_TW"/>
+        </w:rPr>
+      </w:r>
+    </w:p>
+    <w:p>
+      <w:pPr/>
+      <w:r>
+        <w:rPr>
+          <w:lang w:val="zh_TW" w:bidi="zh_TW"/>
+        </w:rPr>
+      </w:r>
+    </w:p>
+    <w:p>
+      <w:pPr>
+        <w:pStyle w:val="Heading2"/>
+      </w:pPr>
+      <w:r>
+        <w:rPr>
+          <w:lang w:val="zh_TW" w:bidi="zh_TW"/>
+        </w:rPr>
+        <w:t>哈基</w:t>
+      </w:r>
+      <w:r>
+        <w:rPr>
+          <w:lang w:val="zh_TW" w:bidi="zh_TW"/>
+        </w:rPr>
+      </w:r>
+    </w:p>
+    <w:p>
+      <w:pPr/>
+      <w:r>
+        <w:rPr>
+          <w:lang w:val="zh_TW" w:bidi="zh_TW"/>
+        </w:rPr>
+      </w:r>
+      <w:r>
+        <w:rPr>
+          <w:lang w:val="zh_TW" w:bidi="zh_TW"/>
+        </w:rPr>
+        <w:t>迦得的兒子，也是哈基族的祖先（</w:t>
+      </w:r>
+      <w:hyperlink r:id="rId30">
+        <w:r>
+          <w:rPr>
+            <w:lang w:val="zh_TW" w:bidi="zh_TW"/>
+          </w:rPr>
+          <w:rPr>
+            <w:color w:val="0000EE"/>
+            <w:u w:val="single"/>
+          </w:rPr>
+          <w:t>創46:16</w:t>
+        </w:r>
+      </w:hyperlink>
+      <w:r>
+        <w:rPr>
+          <w:lang w:val="zh_TW" w:bidi="zh_TW"/>
+        </w:rPr>
+        <w:t>；</w:t>
+      </w:r>
+      <w:hyperlink r:id="rId31">
+        <w:r>
+          <w:rPr>
+            <w:lang w:val="zh_TW" w:bidi="zh_TW"/>
+          </w:rPr>
+          <w:rPr>
+            <w:color w:val="0000EE"/>
+            <w:u w:val="single"/>
+          </w:rPr>
+          <w:t>民26:15</w:t>
+        </w:r>
+      </w:hyperlink>
+      <w:r>
+        <w:rPr>
+          <w:lang w:val="zh_TW" w:bidi="zh_TW"/>
+        </w:rPr>
+        <w:t>）。</w:t>
+      </w:r>
+      <w:r>
+        <w:rPr>
+          <w:lang w:val="zh_TW" w:bidi="zh_TW"/>
+        </w:rPr>
+      </w:r>
+      <w:r>
+        <w:rPr>
+          <w:lang w:val="zh_TW" w:bidi="zh_TW"/>
+        </w:rPr>
+      </w:r>
+    </w:p>
+    <w:p>
+      <w:pPr/>
+      <w:r>
+        <w:rPr>
+          <w:lang w:val="zh_TW" w:bidi="zh_TW"/>
+        </w:rPr>
+      </w:r>
+    </w:p>
+    <w:p>
+      <w:pPr>
+        <w:pStyle w:val="Heading2"/>
+      </w:pPr>
+      <w:r>
+        <w:rPr>
+          <w:lang w:val="zh_TW" w:bidi="zh_TW"/>
+        </w:rPr>
+        <w:t>哈蘭（地點）</w:t>
+      </w:r>
+      <w:r>
+        <w:rPr>
+          <w:lang w:val="zh_TW" w:bidi="zh_TW"/>
+        </w:rPr>
+      </w:r>
+    </w:p>
+    <w:p>
+      <w:pPr/>
+      <w:r>
+        <w:rPr>
+          <w:lang w:val="zh_TW" w:bidi="zh_TW"/>
+        </w:rPr>
+      </w:r>
+      <w:r>
+        <w:rPr>
+          <w:lang w:val="zh_TW" w:bidi="zh_TW"/>
+        </w:rPr>
+        <w:t>北美索不達米亞的城市，首次出現</w:t>
+      </w:r>
+      <w:hyperlink r:id="rId32">
+        <w:r>
+          <w:rPr>
+            <w:lang w:val="zh_TW" w:bidi="zh_TW"/>
+          </w:rPr>
+          <w:rPr>
+            <w:color w:val="0000EE"/>
+            <w:u w:val="single"/>
+          </w:rPr>
+          <w:t>創世記十一章31節</w:t>
+        </w:r>
+      </w:hyperlink>
+      <w:r>
+        <w:rPr>
+          <w:lang w:val="zh_TW" w:bidi="zh_TW"/>
+        </w:rPr>
+        <w:t>，是亞伯拉罕的父親他拉從迦勒底的吾珥遷移的目的地，他拉在此居住直到去世。亞伯拉罕75歲時，神命令他遷移到為他預備的土地（</w:t>
+      </w:r>
+      <w:hyperlink r:id="rId33">
+        <w:r>
+          <w:rPr>
+            <w:lang w:val="zh_TW" w:bidi="zh_TW"/>
+          </w:rPr>
+          <w:rPr>
+            <w:color w:val="0000EE"/>
+            <w:u w:val="single"/>
+          </w:rPr>
+          <w:t>創12:1–4</w:t>
+        </w:r>
+      </w:hyperlink>
+      <w:r>
+        <w:rPr>
+          <w:lang w:val="zh_TW" w:bidi="zh_TW"/>
+        </w:rPr>
+        <w:t>）。然而，亞伯拉罕有一些親人留在哈蘭，亞伯拉罕的孫子雅各因害怕以掃而逃往那裡（</w:t>
+      </w:r>
+      <w:hyperlink r:id="rId34">
+        <w:r>
+          <w:rPr>
+            <w:lang w:val="zh_TW" w:bidi="zh_TW"/>
+          </w:rPr>
+          <w:rPr>
+            <w:color w:val="0000EE"/>
+            <w:u w:val="single"/>
+          </w:rPr>
+          <w:t>創27:42–43</w:t>
+        </w:r>
+      </w:hyperlink>
+      <w:r>
+        <w:rPr>
+          <w:lang w:val="zh_TW" w:bidi="zh_TW"/>
+        </w:rPr>
+        <w:t>）。雅各在哈蘭住了多年，為他的舅舅拉班作工，並娶了利亞和拉結為妻，還獲得了許多綿羊和山羊、僕人、駱駝和驢子（</w:t>
+      </w:r>
+      <w:hyperlink r:id="rId35">
+        <w:r>
+          <w:rPr>
+            <w:lang w:val="zh_TW" w:bidi="zh_TW"/>
+          </w:rPr>
+          <w:rPr>
+            <w:color w:val="0000EE"/>
+            <w:u w:val="single"/>
+          </w:rPr>
+          <w:t>創30:43</w:t>
+        </w:r>
+      </w:hyperlink>
+      <w:r>
+        <w:rPr>
+          <w:lang w:val="zh_TW" w:bidi="zh_TW"/>
+        </w:rPr>
+        <w:t>）。</w:t>
+      </w:r>
+    </w:p>
+    <w:p>
+      <w:pPr/>
+      <w:r>
+        <w:rPr>
+          <w:lang w:val="zh_TW" w:bidi="zh_TW"/>
+        </w:rPr>
+      </w:r>
+      <w:r>
+        <w:rPr>
+          <w:lang w:val="zh_TW" w:bidi="zh_TW"/>
+        </w:rPr>
+        <w:t>這座「拿鶴的城」（</w:t>
+      </w:r>
+      <w:hyperlink r:id="rId36">
+        <w:r>
+          <w:rPr>
+            <w:lang w:val="zh_TW" w:bidi="zh_TW"/>
+          </w:rPr>
+          <w:rPr>
+            <w:color w:val="0000EE"/>
+            <w:u w:val="single"/>
+          </w:rPr>
+          <w:t>創11:27–29</w:t>
+        </w:r>
+      </w:hyperlink>
+      <w:r>
+        <w:rPr>
+          <w:lang w:val="zh_TW" w:bidi="zh_TW"/>
+        </w:rPr>
+        <w:t>，</w:t>
+      </w:r>
+      <w:hyperlink r:id="rId37">
+        <w:r>
+          <w:rPr>
+            <w:lang w:val="zh_TW" w:bidi="zh_TW"/>
+          </w:rPr>
+          <w:rPr>
+            <w:color w:val="0000EE"/>
+            <w:u w:val="single"/>
+          </w:rPr>
+          <w:t>24:10</w:t>
+        </w:r>
+      </w:hyperlink>
+      <w:r>
+        <w:rPr>
+          <w:lang w:val="zh_TW" w:bidi="zh_TW"/>
+        </w:rPr>
+        <w:t>，</w:t>
+      </w:r>
+      <w:hyperlink r:id="rId38">
+        <w:r>
+          <w:rPr>
+            <w:lang w:val="zh_TW" w:bidi="zh_TW"/>
+          </w:rPr>
+          <w:rPr>
+            <w:color w:val="0000EE"/>
+            <w:u w:val="single"/>
+          </w:rPr>
+          <w:t>27:43</w:t>
+        </w:r>
+      </w:hyperlink>
+      <w:r>
+        <w:rPr>
+          <w:lang w:val="zh_TW" w:bidi="zh_TW"/>
+        </w:rPr>
+        <w:t>） 建於公元前三千年，位於幼發拉底河的一條支流上，很快成為一個重要的商業中心。也許連接大馬士革、尼尼微和迦基米施的古代貿易路線，就經過哈蘭。以西結提到哈蘭和泰爾之間的貿易（</w:t>
+      </w:r>
+      <w:hyperlink r:id="rId39">
+        <w:r>
+          <w:rPr>
+            <w:lang w:val="zh_TW" w:bidi="zh_TW"/>
+          </w:rPr>
+          <w:rPr>
+            <w:color w:val="0000EE"/>
+            <w:u w:val="single"/>
+          </w:rPr>
+          <w:t>結27:23</w:t>
+        </w:r>
+      </w:hyperlink>
+      <w:r>
+        <w:rPr>
+          <w:lang w:val="zh_TW" w:bidi="zh_TW"/>
+        </w:rPr>
+        <w:t>）。哈蘭是一座亞蘭人的城市，以其對月神欣（Sin）和尼卡爾神（Nikkal）的崇拜而聞名。這個系統是蘇美人在吾珥的宗教體系的分支。欣和配偶尼卡爾不僅在這裡受到尊崇，還在迦南甚至埃及受到尊崇。這個崇拜持續到新約時代，其聖殿最終在公元13世紀被蒙古人摧毀。難怪神命令亞伯拉罕離開這個偶像崇拜的中心。現代的哈蘭保留了這個名字的古代楔形文字拼寫（有英文譯本為「Charran」，</w:t>
+      </w:r>
+      <w:hyperlink r:id="rId40">
+        <w:r>
+          <w:rPr>
+            <w:lang w:val="zh_TW" w:bidi="zh_TW"/>
+          </w:rPr>
+          <w:rPr>
+            <w:color w:val="0000EE"/>
+            <w:u w:val="single"/>
+          </w:rPr>
+          <w:t>徒7:2、4</w:t>
+        </w:r>
+      </w:hyperlink>
+      <w:r>
+        <w:rPr>
+          <w:lang w:val="zh_TW" w:bidi="zh_TW"/>
+        </w:rPr>
+        <w:t>）。</w:t>
+      </w:r>
+      <w:r>
+        <w:rPr>
+          <w:lang w:val="zh_TW" w:bidi="zh_TW"/>
+        </w:rPr>
+      </w:r>
+      <w:r>
+        <w:rPr>
+          <w:lang w:val="zh_TW" w:bidi="zh_TW"/>
+        </w:rPr>
+      </w:r>
+    </w:p>
+    <w:p>
+      <w:pPr/>
+      <w:r>
+        <w:rPr>
+          <w:lang w:val="zh_TW" w:bidi="zh_TW"/>
+        </w:rPr>
+      </w:r>
+    </w:p>
+    <w:p>
+      <w:pPr>
+        <w:pStyle w:val="Heading2"/>
+      </w:pPr>
+      <w:r>
+        <w:rPr>
+          <w:lang w:val="zh_TW" w:bidi="zh_TW"/>
+        </w:rPr>
+        <w:t>哈蘭（人物）</w:t>
+      </w:r>
+      <w:r>
+        <w:rPr>
+          <w:lang w:val="zh_TW" w:bidi="zh_TW"/>
+        </w:rPr>
+      </w:r>
+    </w:p>
+    <w:p>
+      <w:pPr/>
+      <w:r>
+        <w:rPr>
+          <w:lang w:val="zh_TW" w:bidi="zh_TW"/>
+        </w:rPr>
+      </w:r>
+      <w:r>
+        <w:rPr>
+          <w:lang w:val="zh_TW" w:bidi="zh_TW"/>
+        </w:rPr>
+        <w:t>1. 他拉的兒子、亞伯拉罕的兄弟、羅得的父親（</w:t>
+      </w:r>
+      <w:hyperlink r:id="rId41">
+        <w:r>
+          <w:rPr>
+            <w:lang w:val="zh_TW" w:bidi="zh_TW"/>
+          </w:rPr>
+          <w:rPr>
+            <w:color w:val="0000EE"/>
+            <w:u w:val="single"/>
+          </w:rPr>
+          <w:t>創11:26–31</w:t>
+        </w:r>
+      </w:hyperlink>
+      <w:r>
+        <w:rPr>
+          <w:lang w:val="zh_TW" w:bidi="zh_TW"/>
+        </w:rPr>
+        <w:t>）。</w:t>
+      </w:r>
+    </w:p>
+    <w:p>
+      <w:pPr/>
+      <w:r>
+        <w:rPr>
+          <w:lang w:val="zh_TW" w:bidi="zh_TW"/>
+        </w:rPr>
+      </w:r>
+      <w:r>
+        <w:rPr>
+          <w:lang w:val="zh_TW" w:bidi="zh_TW"/>
+        </w:rPr>
+        <w:t>2. 迦勒的妾以法所生的兒子，屬於猶大支派，是</w:t>
+      </w:r>
+      <w:r>
+        <w:rPr>
+          <w:lang w:val="zh_TW" w:bidi="zh_TW"/>
+        </w:rPr>
+        <w:t>迦卸</w:t>
+      </w:r>
+      <w:r>
+        <w:rPr>
+          <w:lang w:val="zh_TW" w:bidi="zh_TW"/>
+        </w:rPr>
+        <w:t>的父親（</w:t>
+      </w:r>
+      <w:hyperlink r:id="rId42">
+        <w:r>
+          <w:rPr>
+            <w:lang w:val="zh_TW" w:bidi="zh_TW"/>
+          </w:rPr>
+          <w:rPr>
+            <w:color w:val="0000EE"/>
+            <w:u w:val="single"/>
+          </w:rPr>
+          <w:t>代上2:46</w:t>
+        </w:r>
+      </w:hyperlink>
+      <w:r>
+        <w:rPr>
+          <w:lang w:val="zh_TW" w:bidi="zh_TW"/>
+        </w:rPr>
+        <w:t>）。</w:t>
+      </w:r>
+    </w:p>
+    <w:p>
+      <w:pPr/>
+      <w:r>
+        <w:rPr>
+          <w:lang w:val="zh_TW" w:bidi="zh_TW"/>
+        </w:rPr>
+      </w:r>
+      <w:r>
+        <w:rPr>
+          <w:lang w:val="zh_TW" w:bidi="zh_TW"/>
+        </w:rPr>
+        <w:t>3. 示每的兒子，屬於利未支派的革順族 （</w:t>
+      </w:r>
+      <w:hyperlink r:id="rId43">
+        <w:r>
+          <w:rPr>
+            <w:lang w:val="zh_TW" w:bidi="zh_TW"/>
+          </w:rPr>
+          <w:rPr>
+            <w:color w:val="0000EE"/>
+            <w:u w:val="single"/>
+          </w:rPr>
+          <w:t>代上23:9</w:t>
+        </w:r>
+      </w:hyperlink>
+      <w:r>
+        <w:rPr>
+          <w:lang w:val="zh_TW" w:bidi="zh_TW"/>
+        </w:rPr>
+        <w:t>）。</w:t>
+      </w:r>
+      <w:r>
+        <w:rPr>
+          <w:lang w:val="zh_TW" w:bidi="zh_TW"/>
+        </w:rPr>
+      </w:r>
+      <w:r>
+        <w:rPr>
+          <w:lang w:val="zh_TW" w:bidi="zh_TW"/>
+        </w:rPr>
+      </w:r>
+    </w:p>
+    <w:p>
+      <w:pPr/>
+      <w:r>
+        <w:rPr>
+          <w:lang w:val="zh_TW" w:bidi="zh_TW"/>
+        </w:rPr>
+      </w:r>
+    </w:p>
+    <w:p>
+      <w:pPr>
+        <w:pStyle w:val="Heading2"/>
+      </w:pPr>
+      <w:r>
+        <w:rPr>
+          <w:lang w:val="zh_TW" w:bidi="zh_TW"/>
+        </w:rPr>
+        <w:t>哈馬</w:t>
+      </w:r>
+      <w:r>
+        <w:rPr>
+          <w:lang w:val="zh_TW" w:bidi="zh_TW"/>
+        </w:rPr>
+      </w:r>
+    </w:p>
+    <w:p>
+      <w:pPr>
+        <w:pStyle w:val="ListNumber"/>
+        <w:numPr>
+          <w:ilvl w:val="0"/>
+          <w:numId w:val="16"/>
+        </w:numPr>
+        <w:spacing w:line="240" w:lineRule="auto"/>
+        <w:ind w:left="720"/>
+      </w:pPr>
+      <w:r>
+        <w:rPr>
+          <w:lang w:val="zh_TW" w:bidi="zh_TW"/>
+        </w:rPr>
+      </w:r>
+      <w:r>
+        <w:rPr>
+          <w:lang w:val="zh_TW" w:bidi="zh_TW"/>
+        </w:rPr>
+        <w:t>位於現今屬敘利亞的大馬士革以北約201公里（125英里）的城市和地區，坐落在奧龍特斯河（Orontes River）畔。</w:t>
+        <w:br/>
+      </w:r>
+      <w:r>
+        <w:rPr>
+          <w:lang w:val="zh_TW" w:bidi="zh_TW"/>
+        </w:rPr>
+        <w:t>起初，住在哈馬的人是來自迦南的民族（</w:t>
+      </w:r>
+      <w:hyperlink r:id="rId44">
+        <w:r>
+          <w:rPr>
+            <w:lang w:val="zh_TW" w:bidi="zh_TW"/>
+          </w:rPr>
+          <w:rPr>
+            <w:color w:val="0000EE"/>
+            <w:u w:val="single"/>
+          </w:rPr>
+          <w:t>創10:18</w:t>
+        </w:r>
+      </w:hyperlink>
+      <w:r>
+        <w:rPr>
+          <w:lang w:val="zh_TW" w:bidi="zh_TW"/>
+        </w:rPr>
+        <w:t>）。後來，閃族人（包括以色列人、亞蘭人等）住在那裡。聖經有時稱該地區為「哈馬口」（</w:t>
+      </w:r>
+      <w:hyperlink r:id="rId45">
+        <w:r>
+          <w:rPr>
+            <w:lang w:val="zh_TW" w:bidi="zh_TW"/>
+          </w:rPr>
+          <w:rPr>
+            <w:color w:val="0000EE"/>
+            <w:u w:val="single"/>
+          </w:rPr>
+          <w:t>民34:7–8</w:t>
+        </w:r>
+      </w:hyperlink>
+      <w:r>
+        <w:rPr>
+          <w:lang w:val="zh_TW" w:bidi="zh_TW"/>
+        </w:rPr>
+        <w:t>；</w:t>
+      </w:r>
+      <w:hyperlink r:id="rId46">
+        <w:r>
+          <w:rPr>
+            <w:lang w:val="zh_TW" w:bidi="zh_TW"/>
+          </w:rPr>
+          <w:rPr>
+            <w:color w:val="0000EE"/>
+            <w:u w:val="single"/>
+          </w:rPr>
+          <w:t>書13:5</w:t>
+        </w:r>
+      </w:hyperlink>
+      <w:r>
+        <w:rPr>
+          <w:lang w:val="zh_TW" w:bidi="zh_TW"/>
+        </w:rPr>
+        <w:t>）。這個地區標誌著以色列應許之地北部的邊界。在以色列早期王國時期，以及在耶羅波安二世統治期間，從公元前793年到753年，以色列控制了這片土地。</w:t>
+        <w:br/>
+      </w:r>
+      <w:r>
+        <w:rPr>
+          <w:lang w:val="zh_TW" w:bidi="zh_TW"/>
+        </w:rPr>
+        <w:t>名為「哈馬口」（意指「哈馬的入口」）的確切位置尚不確定。一些學者認為它是位於奧龍特斯河畔，一個名為勒布韋（Lebweh）的城市，位於黎巴嫩和外黎巴嫩山脈之間。其他人則認為它位於敘利亞的其他地方。</w:t>
+        <w:br/>
+      </w:r>
+      <w:r>
+        <w:rPr>
+          <w:lang w:val="zh_TW" w:bidi="zh_TW"/>
+        </w:rPr>
+        <w:t>人們最早居住在哈馬是在新石器時代（石器時代的晚期）。約在公元前1750年，該城被摧毀（可能是被稱為希克索斯的群體摧毀）。後來，城市被重建。埃及法老圖特摩斯三世（統治時間為公元前1502年至1448年）控制此處。在埃及統治敘利亞的期間，哈馬成為一個繁榮的城市。在公元前900年之前，哈馬是一個小型赫人王國的首都。人們發現赫人的記錄（稱為銘文），講述這段時期的情況。</w:t>
+      </w:r>
+    </w:p>
+    <w:p>
+      <w:pPr>
+        <w:pStyle w:val="Heading3"/>
+      </w:pPr>
+      <w:r>
+        <w:rPr>
+          <w:lang w:val="zh_TW" w:bidi="zh_TW"/>
+        </w:rPr>
+        <w:t>聖經中的哈馬</w:t>
+      </w:r>
+      <w:r>
+        <w:rPr>
+          <w:lang w:val="zh_TW" w:bidi="zh_TW"/>
+        </w:rPr>
+        <w:t>大衛與瑣巴王哈大底謝爭戰並擊敗了他。隨後，哈馬王陀以派他的兒子去祝賀大衛（</w:t>
+      </w:r>
+      <w:hyperlink r:id="rId47">
+        <w:r>
+          <w:rPr>
+            <w:lang w:val="zh_TW" w:bidi="zh_TW"/>
+          </w:rPr>
+          <w:rPr>
+            <w:color w:val="0000EE"/>
+            <w:u w:val="single"/>
+          </w:rPr>
+          <w:t>撒下8:9–10</w:t>
+        </w:r>
+      </w:hyperlink>
+      <w:r>
+        <w:rPr>
+          <w:lang w:val="zh_TW" w:bidi="zh_TW"/>
+        </w:rPr>
+        <w:t>）。所羅門在哈馬地區建造了</w:t>
+      </w:r>
+      <w:r>
+        <w:rPr>
+          <w:lang w:val="zh_TW" w:bidi="zh_TW"/>
+        </w:rPr>
+        <w:t>積貨城</w:t>
+      </w:r>
+      <w:r>
+        <w:rPr>
+          <w:lang w:val="zh_TW" w:bidi="zh_TW"/>
+        </w:rPr>
+        <w:t>（</w:t>
+      </w:r>
+      <w:hyperlink r:id="rId48">
+        <w:r>
+          <w:rPr>
+            <w:lang w:val="zh_TW" w:bidi="zh_TW"/>
+          </w:rPr>
+          <w:rPr>
+            <w:color w:val="0000EE"/>
+            <w:u w:val="single"/>
+          </w:rPr>
+          <w:t>代下8:4</w:t>
+        </w:r>
+      </w:hyperlink>
+      <w:r>
+        <w:rPr>
+          <w:lang w:val="zh_TW" w:bidi="zh_TW"/>
+        </w:rPr>
+        <w:t>），可能意味著哈馬成為向以色列進貢的國家（定期進貢商品或金錢）。</w:t>
+        <w:br/>
+      </w:r>
+      <w:r>
+        <w:rPr>
+          <w:lang w:val="zh_TW" w:bidi="zh_TW"/>
+        </w:rPr>
+        <w:t>在以色列的亞哈王時期，哈馬的王名叫伊胡利尼（Irhulini）。他與來自大馬士革、以色列和其他12個城市的王聯合起來，對抗亞述王撒縵以色三世（公元前860年至825年在位）。這些人暫時阻止了亞述王。但在公元前846年左右，撒縵以色擊敗了他們，哈馬落入亞述的統治之下。</w:t>
+        <w:br/>
+      </w:r>
+      <w:r>
+        <w:rPr>
+          <w:lang w:val="zh_TW" w:bidi="zh_TW"/>
+        </w:rPr>
+        <w:t>在公元前 730 年，哈馬王埃尼·伊盧斯（Eni-Ilus）向亞述國王提革拉毗列色三世進貢。大約10年後，在公元前 720 年，亞述國王撒珥根二世強迫 4300 名亞述人居住在哈馬。他還將許多人從哈馬和其他地方遷移到撒馬利亞（</w:t>
+      </w:r>
+      <w:hyperlink r:id="rId49">
+        <w:r>
+          <w:rPr>
+            <w:lang w:val="zh_TW" w:bidi="zh_TW"/>
+          </w:rPr>
+          <w:rPr>
+            <w:color w:val="0000EE"/>
+            <w:u w:val="single"/>
+          </w:rPr>
+          <w:t>王下17:24</w:t>
+        </w:r>
+      </w:hyperlink>
+      <w:r>
+        <w:rPr>
+          <w:lang w:val="zh_TW" w:bidi="zh_TW"/>
+        </w:rPr>
+        <w:t>）。一些以色列人可能也被送往哈馬居住（</w:t>
+      </w:r>
+      <w:hyperlink r:id="rId50">
+        <w:r>
+          <w:rPr>
+            <w:lang w:val="zh_TW" w:bidi="zh_TW"/>
+          </w:rPr>
+          <w:rPr>
+            <w:color w:val="0000EE"/>
+            <w:u w:val="single"/>
+          </w:rPr>
+          <w:t>賽11:11</w:t>
+        </w:r>
+      </w:hyperlink>
+      <w:r>
+        <w:rPr>
+          <w:lang w:val="zh_TW" w:bidi="zh_TW"/>
+        </w:rPr>
+        <w:t>）。其他提到亞述控制哈馬的舊約聖經經文包括</w:t>
+      </w:r>
+      <w:hyperlink r:id="rId51">
+        <w:r>
+          <w:rPr>
+            <w:lang w:val="zh_TW" w:bidi="zh_TW"/>
+          </w:rPr>
+          <w:rPr>
+            <w:color w:val="0000EE"/>
+            <w:u w:val="single"/>
+          </w:rPr>
+          <w:t>列王紀下十八章34節</w:t>
+        </w:r>
+      </w:hyperlink>
+      <w:r>
+        <w:rPr>
+          <w:lang w:val="zh_TW" w:bidi="zh_TW"/>
+        </w:rPr>
+        <w:t>，</w:t>
+      </w:r>
+      <w:hyperlink r:id="rId52">
+        <w:r>
+          <w:rPr>
+            <w:lang w:val="zh_TW" w:bidi="zh_TW"/>
+          </w:rPr>
+          <w:rPr>
+            <w:color w:val="0000EE"/>
+            <w:u w:val="single"/>
+          </w:rPr>
+          <w:t>十九章13節</w:t>
+        </w:r>
+      </w:hyperlink>
+      <w:r>
+        <w:rPr>
+          <w:lang w:val="zh_TW" w:bidi="zh_TW"/>
+        </w:rPr>
+        <w:t>；</w:t>
+      </w:r>
+      <w:hyperlink r:id="rId53">
+        <w:r>
+          <w:rPr>
+            <w:lang w:val="zh_TW" w:bidi="zh_TW"/>
+          </w:rPr>
+          <w:rPr>
+            <w:color w:val="0000EE"/>
+            <w:u w:val="single"/>
+          </w:rPr>
+          <w:t>以賽亞書十章9節</w:t>
+        </w:r>
+      </w:hyperlink>
+      <w:r>
+        <w:rPr>
+          <w:lang w:val="zh_TW" w:bidi="zh_TW"/>
+        </w:rPr>
+        <w:t>，</w:t>
+      </w:r>
+      <w:hyperlink r:id="rId54">
+        <w:r>
+          <w:rPr>
+            <w:lang w:val="zh_TW" w:bidi="zh_TW"/>
+          </w:rPr>
+          <w:rPr>
+            <w:color w:val="0000EE"/>
+            <w:u w:val="single"/>
+          </w:rPr>
+          <w:t>三十六章19節</w:t>
+        </w:r>
+      </w:hyperlink>
+      <w:r>
+        <w:rPr>
+          <w:lang w:val="zh_TW" w:bidi="zh_TW"/>
+        </w:rPr>
+        <w:t>，</w:t>
+      </w:r>
+      <w:hyperlink r:id="rId55">
+        <w:r>
+          <w:rPr>
+            <w:lang w:val="zh_TW" w:bidi="zh_TW"/>
+          </w:rPr>
+          <w:rPr>
+            <w:color w:val="0000EE"/>
+            <w:u w:val="single"/>
+          </w:rPr>
+          <w:t>三十七章13節</w:t>
+        </w:r>
+      </w:hyperlink>
+      <w:r>
+        <w:rPr>
+          <w:lang w:val="zh_TW" w:bidi="zh_TW"/>
+        </w:rPr>
+        <w:t>和</w:t>
+      </w:r>
+      <w:hyperlink r:id="rId56">
+        <w:r>
+          <w:rPr>
+            <w:lang w:val="zh_TW" w:bidi="zh_TW"/>
+          </w:rPr>
+          <w:rPr>
+            <w:color w:val="0000EE"/>
+            <w:u w:val="single"/>
+          </w:rPr>
+          <w:t>阿摩司書六章2節</w:t>
+        </w:r>
+      </w:hyperlink>
+      <w:r>
+        <w:rPr>
+          <w:lang w:val="zh_TW" w:bidi="zh_TW"/>
+        </w:rPr>
+        <w:t>。</w:t>
+        <w:br/>
+      </w:r>
+      <w:r>
+        <w:rPr>
+          <w:lang w:val="zh_TW" w:bidi="zh_TW"/>
+        </w:rPr>
+        <w:t>後來，哈馬似乎被大馬士革控制 （</w:t>
+      </w:r>
+      <w:hyperlink r:id="rId57">
+        <w:r>
+          <w:rPr>
+            <w:lang w:val="zh_TW" w:bidi="zh_TW"/>
+          </w:rPr>
+          <w:rPr>
+            <w:color w:val="0000EE"/>
+            <w:u w:val="single"/>
+          </w:rPr>
+          <w:t>耶49:23</w:t>
+        </w:r>
+      </w:hyperlink>
+      <w:r>
+        <w:rPr>
+          <w:lang w:val="zh_TW" w:bidi="zh_TW"/>
+        </w:rPr>
+        <w:t>）。一些先知預言，說以色列有天會再次將邊界擴展到哈馬 （</w:t>
+      </w:r>
+      <w:hyperlink r:id="rId58">
+        <w:r>
+          <w:rPr>
+            <w:lang w:val="zh_TW" w:bidi="zh_TW"/>
+          </w:rPr>
+          <w:rPr>
+            <w:color w:val="0000EE"/>
+            <w:u w:val="single"/>
+          </w:rPr>
+          <w:t>結47:16–17</w:t>
+        </w:r>
+      </w:hyperlink>
+      <w:r>
+        <w:rPr>
+          <w:lang w:val="zh_TW" w:bidi="zh_TW"/>
+        </w:rPr>
+        <w:t>，</w:t>
+      </w:r>
+      <w:hyperlink r:id="rId59">
+        <w:r>
+          <w:rPr>
+            <w:lang w:val="zh_TW" w:bidi="zh_TW"/>
+          </w:rPr>
+          <w:rPr>
+            <w:color w:val="0000EE"/>
+            <w:u w:val="single"/>
+          </w:rPr>
+          <w:t>48:1</w:t>
+        </w:r>
+      </w:hyperlink>
+      <w:hyperlink r:id="rId60">
+        <w:r>
+          <w:rPr>
+            <w:lang w:val="zh_TW" w:bidi="zh_TW"/>
+          </w:rPr>
+          <w:rPr>
+            <w:color w:val="0000EE"/>
+            <w:u w:val="single"/>
+          </w:rPr>
+          <w:t>；亞9:2</w:t>
+        </w:r>
+      </w:hyperlink>
+      <w:r>
+        <w:rPr>
+          <w:lang w:val="zh_TW" w:bidi="zh_TW"/>
+        </w:rPr>
+        <w:t>）。</w:t>
+        <w:br/>
+      </w:r>
+      <w:r>
+        <w:rPr>
+          <w:lang w:val="zh_TW" w:bidi="zh_TW"/>
+        </w:rPr>
+        <w:t>在馬加比時期，約拿單·馬加比和他的軍隊在哈馬遭遇底米丟王（Demetrius）的軍隊 （</w:t>
+      </w:r>
+      <w:hyperlink r:id="rId61">
+        <w:r>
+          <w:rPr>
+            <w:lang w:val="zh_TW" w:bidi="zh_TW"/>
+          </w:rPr>
+          <w:rPr>
+            <w:color w:val="0000EE"/>
+            <w:u w:val="single"/>
+          </w:rPr>
+          <w:t>馬加比一書12:25</w:t>
+        </w:r>
+      </w:hyperlink>
+      <w:r>
+        <w:rPr>
+          <w:lang w:val="zh_TW" w:bidi="zh_TW"/>
+        </w:rPr>
+        <w:t>）。根據猶太歷史學家約瑟夫的記載，安提阿古·伊皮法尼（安提阿古四世，Antiochus Epiphanes）將這些城市的名字改為</w:t>
+      </w:r>
+      <w:r>
+        <w:rPr>
+          <w:lang w:val="zh_TW" w:bidi="zh_TW"/>
+        </w:rPr>
+        <w:t>伊匹法尼亞</w:t>
+      </w:r>
+      <w:r>
+        <w:rPr>
+          <w:lang w:val="zh_TW" w:bidi="zh_TW"/>
+        </w:rPr>
+        <w:t xml:space="preserve"> （Epiphania，《猶太古史記》1.4.2）。這是希臘人和羅馬人使用的名字。</w:t>
+        <w:br/>
+      </w:r>
       <w:r>
         <w:rPr>
           <w:i/>
@@ -488,31 +1945,1189 @@
         <w:rPr>
           <w:lang w:val="zh_TW" w:bidi="zh_TW"/>
         </w:rPr>
-        <w:t xml:space="preserve"> </w:t>
-      </w:r>
-      <w:r>
-        <w:rPr>
-          <w:lang w:val="zh_TW" w:bidi="zh_TW"/>
-        </w:rPr>
-        <w:t>列國</w:t>
-      </w:r>
+        <w:t>哈馬口</w:t>
+      </w:r>
+      <w:r>
+        <w:rPr>
+          <w:lang w:val="zh_TW" w:bidi="zh_TW"/>
+        </w:rPr>
+        <w:t>。</w:t>
+      </w:r>
+    </w:p>
+    <w:p>
+      <w:pPr>
+        <w:pStyle w:val="ListNumber"/>
+        <w:numPr>
+          <w:ilvl w:val="0"/>
+          <w:numId w:val="17"/>
+        </w:numPr>
+        <w:spacing w:line="240" w:lineRule="auto"/>
+        <w:ind w:left="720"/>
+      </w:pPr>
+      <w:r>
+        <w:rPr>
+          <w:lang w:val="zh_TW" w:bidi="zh_TW"/>
+        </w:rPr>
+      </w:r>
+      <w:hyperlink r:id="rId62">
+        <w:r>
+          <w:rPr>
+            <w:lang w:val="zh_TW" w:bidi="zh_TW"/>
+          </w:rPr>
+          <w:rPr>
+            <w:color w:val="0000EE"/>
+            <w:u w:val="single"/>
+          </w:rPr>
+          <w:t>歷代志下八章3節</w:t>
+        </w:r>
+      </w:hyperlink>
+      <w:r>
+        <w:rPr>
+          <w:lang w:val="zh_TW" w:bidi="zh_TW"/>
+        </w:rPr>
+        <w:t>提到哈馬瑣巴，是所羅門征服的城市。有些人認為它與哈馬是同一個城市，其他人則認為它是瑣巴地區的另一個城市。</w:t>
+        <w:br/>
+      </w:r>
+      <w:r>
+        <w:rPr>
+          <w:i/>
+          <w:lang w:val="zh_TW" w:bidi="zh_TW"/>
+        </w:rPr>
+        <w:t>另見</w:t>
+      </w:r>
+      <w:r>
+        <w:rPr>
+          <w:lang w:val="zh_TW" w:bidi="zh_TW"/>
+        </w:rPr>
+        <w:t>哈馬瑣巴</w:t>
+      </w:r>
+      <w:r>
+        <w:rPr>
+          <w:lang w:val="zh_TW" w:bidi="zh_TW"/>
+        </w:rPr>
+        <w:t>。</w:t>
+      </w:r>
+      <w:r>
+        <w:rPr>
+          <w:lang w:val="zh_TW" w:bidi="zh_TW"/>
+        </w:rPr>
+      </w:r>
+      <w:r>
+        <w:rPr>
+          <w:lang w:val="zh_TW" w:bidi="zh_TW"/>
+        </w:rPr>
+      </w:r>
+    </w:p>
+    <w:p>
+      <w:pPr/>
+      <w:r>
+        <w:rPr>
+          <w:lang w:val="zh_TW" w:bidi="zh_TW"/>
+        </w:rPr>
+      </w:r>
+    </w:p>
+    <w:p>
+      <w:pPr>
+        <w:pStyle w:val="Heading2"/>
+      </w:pPr>
+      <w:r>
+        <w:rPr>
+          <w:lang w:val="zh_TW" w:bidi="zh_TW"/>
+        </w:rPr>
+        <w:t>哈馬人</w:t>
+      </w:r>
+      <w:r>
+        <w:rPr>
+          <w:lang w:val="zh_TW" w:bidi="zh_TW"/>
+        </w:rPr>
+      </w:r>
+    </w:p>
+    <w:p>
+      <w:pPr/>
+      <w:r>
+        <w:rPr>
+          <w:lang w:val="zh_TW" w:bidi="zh_TW"/>
+        </w:rPr>
+      </w:r>
+      <w:r>
+        <w:rPr>
+          <w:lang w:val="zh_TW" w:bidi="zh_TW"/>
+        </w:rPr>
+        <w:t>哈馬的居民（</w:t>
+      </w:r>
+      <w:hyperlink r:id="rId44">
+        <w:r>
+          <w:rPr>
+            <w:lang w:val="zh_TW" w:bidi="zh_TW"/>
+          </w:rPr>
+          <w:rPr>
+            <w:color w:val="0000EE"/>
+            <w:u w:val="single"/>
+          </w:rPr>
+          <w:t>創10:18</w:t>
+        </w:r>
+      </w:hyperlink>
       <w:r>
         <w:rPr>
           <w:lang w:val="zh_TW" w:bidi="zh_TW"/>
         </w:rPr>
         <w:t>；</w:t>
       </w:r>
-      <w:r>
-        <w:rPr>
-          <w:lang w:val="zh_TW" w:bidi="zh_TW"/>
-        </w:rPr>
-        <w:t>挪亞 #1</w:t>
+      <w:hyperlink r:id="rId63">
+        <w:r>
+          <w:rPr>
+            <w:lang w:val="zh_TW" w:bidi="zh_TW"/>
+          </w:rPr>
+          <w:rPr>
+            <w:color w:val="0000EE"/>
+            <w:u w:val="single"/>
+          </w:rPr>
+          <w:t>代上1:16</w:t>
+        </w:r>
+      </w:hyperlink>
+      <w:r>
+        <w:rPr>
+          <w:lang w:val="zh_TW" w:bidi="zh_TW"/>
+        </w:rPr>
+        <w:t>）。</w:t>
+      </w:r>
+      <w:r>
+        <w:rPr>
+          <w:i/>
+          <w:lang w:val="zh_TW" w:bidi="zh_TW"/>
+        </w:rPr>
+        <w:t>見</w:t>
+      </w:r>
+      <w:r>
+        <w:rPr>
+          <w:lang w:val="zh_TW" w:bidi="zh_TW"/>
+        </w:rPr>
+        <w:t>哈馬 #1</w:t>
       </w:r>
       <w:r>
         <w:rPr>
           <w:lang w:val="zh_TW" w:bidi="zh_TW"/>
         </w:rPr>
         <w:t>。</w:t>
+      </w:r>
+      <w:r>
+        <w:rPr>
+          <w:lang w:val="zh_TW" w:bidi="zh_TW"/>
+        </w:rPr>
+      </w:r>
+      <w:r>
+        <w:rPr>
+          <w:lang w:val="zh_TW" w:bidi="zh_TW"/>
+        </w:rPr>
+      </w:r>
+    </w:p>
+    <w:p>
+      <w:pPr/>
+      <w:r>
+        <w:rPr>
+          <w:lang w:val="zh_TW" w:bidi="zh_TW"/>
+        </w:rPr>
+      </w:r>
+    </w:p>
+    <w:p>
+      <w:pPr>
+        <w:pStyle w:val="Heading2"/>
+      </w:pPr>
+      <w:r>
+        <w:rPr>
+          <w:lang w:val="zh_TW" w:bidi="zh_TW"/>
+        </w:rPr>
+        <w:t>哈麥（地點）</w:t>
+      </w:r>
+      <w:r>
+        <w:rPr>
+          <w:lang w:val="zh_TW" w:bidi="zh_TW"/>
+        </w:rPr>
+      </w:r>
+    </w:p>
+    <w:p>
+      <w:pPr>
+        <w:pStyle w:val="Heading2"/>
+      </w:pPr>
+      <w:r>
+        <w:rPr>
+          <w:lang w:val="zh_TW" w:bidi="zh_TW"/>
+        </w:rPr>
+        <w:t>哈麥</w:t>
+      </w:r>
+      <w:r>
+        <w:rPr>
+          <w:lang w:val="zh_TW" w:bidi="zh_TW"/>
+        </w:rPr>
+        <w:t>（地點）</w:t>
+      </w:r>
+    </w:p>
+    <w:p>
+      <w:pPr/>
+      <w:r>
+        <w:rPr>
+          <w:lang w:val="zh_TW" w:bidi="zh_TW"/>
+        </w:rPr>
+      </w:r>
+      <w:r>
+        <w:rPr>
+          <w:lang w:val="zh_TW" w:bidi="zh_TW"/>
+        </w:rPr>
+        <w:t>基大老瑪和</w:t>
+      </w:r>
+      <w:r>
+        <w:rPr>
+          <w:lang w:val="zh_TW" w:bidi="zh_TW"/>
+        </w:rPr>
+        <w:t>同盟的王</w:t>
+      </w:r>
+      <w:r>
+        <w:rPr>
+          <w:lang w:val="zh_TW" w:bidi="zh_TW"/>
+        </w:rPr>
+        <w:t>擊敗</w:t>
+      </w:r>
+      <w:r>
+        <w:rPr>
+          <w:lang w:val="zh_TW" w:bidi="zh_TW"/>
+        </w:rPr>
+        <w:t>蘇西</w:t>
+      </w:r>
+      <w:r>
+        <w:rPr>
+          <w:lang w:val="zh_TW" w:bidi="zh_TW"/>
+        </w:rPr>
+        <w:t>人的地方（</w:t>
+      </w:r>
+      <w:hyperlink r:id="rId64">
+        <w:r>
+          <w:rPr>
+            <w:lang w:val="zh_TW" w:bidi="zh_TW"/>
+          </w:rPr>
+          <w:rPr>
+            <w:color w:val="0000EE"/>
+            <w:u w:val="single"/>
+          </w:rPr>
+          <w:t>創14:5</w:t>
+        </w:r>
+      </w:hyperlink>
+      <w:r>
+        <w:rPr>
+          <w:lang w:val="zh_TW" w:bidi="zh_TW"/>
+        </w:rPr>
+        <w:t>）。這個名字可能由現代的瓦迪爾雷吉拉（Wadi er-Rejeilah）附近的哈麥山丘（Tell Ham）存留下來。那裡已經發掘出青銅時代和鐵器時代，人們定居的地方。</w:t>
+      </w:r>
+      <w:r>
+        <w:rPr>
+          <w:lang w:val="zh_TW" w:bidi="zh_TW"/>
+        </w:rPr>
+      </w:r>
+      <w:r>
+        <w:rPr>
+          <w:lang w:val="zh_TW" w:bidi="zh_TW"/>
+        </w:rPr>
+      </w:r>
+    </w:p>
+    <w:p>
+      <w:pPr/>
+      <w:r>
+        <w:rPr>
+          <w:lang w:val="zh_TW" w:bidi="zh_TW"/>
+        </w:rPr>
+      </w:r>
+    </w:p>
+    <w:p>
+      <w:pPr>
+        <w:pStyle w:val="Heading2"/>
+      </w:pPr>
+      <w:r>
+        <w:rPr>
+          <w:lang w:val="zh_TW" w:bidi="zh_TW"/>
+        </w:rPr>
+        <w:t>哈抹</w:t>
+      </w:r>
+      <w:r>
+        <w:rPr>
+          <w:lang w:val="zh_TW" w:bidi="zh_TW"/>
+        </w:rPr>
+      </w:r>
+    </w:p>
+    <w:p>
+      <w:pPr/>
+      <w:r>
+        <w:rPr>
+          <w:lang w:val="zh_TW" w:bidi="zh_TW"/>
+        </w:rPr>
+      </w:r>
+      <w:r>
+        <w:rPr>
+          <w:lang w:val="zh_TW" w:bidi="zh_TW"/>
+        </w:rPr>
+        <w:t>統治示劍附近地區的一位希未人或何利人的首領（</w:t>
+      </w:r>
+      <w:hyperlink r:id="rId65">
+        <w:r>
+          <w:rPr>
+            <w:lang w:val="zh_TW" w:bidi="zh_TW"/>
+          </w:rPr>
+          <w:rPr>
+            <w:color w:val="0000EE"/>
+            <w:u w:val="single"/>
+          </w:rPr>
+          <w:t>創34:2</w:t>
+        </w:r>
+      </w:hyperlink>
+      <w:r>
+        <w:rPr>
+          <w:lang w:val="zh_TW" w:bidi="zh_TW"/>
+        </w:rPr>
+        <w:t>）。當雅各帶著家人從巴旦‧亞蘭歸回時，曾向哈抹購買土地。就在那段期間，哈抹的兒子示劍強迫雅各的女兒底拿與他發生性關係。</w:t>
+      </w:r>
+    </w:p>
+    <w:p>
+      <w:pPr/>
+      <w:r>
+        <w:rPr>
+          <w:lang w:val="zh_TW" w:bidi="zh_TW"/>
+        </w:rPr>
+      </w:r>
+      <w:r>
+        <w:rPr>
+          <w:lang w:val="zh_TW" w:bidi="zh_TW"/>
+        </w:rPr>
+        <w:t>後來，哈抹應兒子的要求向雅各求親，希望示劍能娶底拿為妻，並提出聘禮。西緬和利未假意與他們和好，欺騙那城所有男子接受割禮。趁著他們的傷口尚未痊癒，西緬和利未攻擊並殺死了他們，為妹妹所受的羞辱報仇。</w:t>
+      </w:r>
+    </w:p>
+    <w:p>
+      <w:pPr/>
+      <w:r>
+        <w:rPr>
+          <w:lang w:val="zh_TW" w:bidi="zh_TW"/>
+        </w:rPr>
+      </w:r>
+      <w:r>
+        <w:rPr>
+          <w:lang w:val="zh_TW" w:bidi="zh_TW"/>
+        </w:rPr>
+        <w:t>「哈抹」也是雅各為兒子以薩迦祝福時所使用的一個希伯來文詞語（</w:t>
+      </w:r>
+      <w:hyperlink r:id="rId66">
+        <w:r>
+          <w:rPr>
+            <w:lang w:val="zh_TW" w:bidi="zh_TW"/>
+          </w:rPr>
+          <w:rPr>
+            <w:color w:val="0000EE"/>
+            <w:u w:val="single"/>
+          </w:rPr>
+          <w:t>創49:14</w:t>
+        </w:r>
+      </w:hyperlink>
+      <w:r>
+        <w:rPr>
+          <w:lang w:val="zh_TW" w:bidi="zh_TW"/>
+        </w:rPr>
+        <w:t>）。這個詞在舊約聖經中通常是指「驢」（例：</w:t>
+      </w:r>
+      <w:hyperlink r:id="rId67">
+        <w:r>
+          <w:rPr>
+            <w:lang w:val="zh_TW" w:bidi="zh_TW"/>
+          </w:rPr>
+          <w:rPr>
+            <w:color w:val="0000EE"/>
+            <w:u w:val="single"/>
+          </w:rPr>
+          <w:t>創42:26</w:t>
+        </w:r>
+      </w:hyperlink>
+      <w:r>
+        <w:rPr>
+          <w:lang w:val="zh_TW" w:bidi="zh_TW"/>
+        </w:rPr>
+        <w:t>；</w:t>
+      </w:r>
+      <w:hyperlink r:id="rId68">
+        <w:r>
+          <w:rPr>
+            <w:lang w:val="zh_TW" w:bidi="zh_TW"/>
+          </w:rPr>
+          <w:rPr>
+            <w:color w:val="0000EE"/>
+            <w:u w:val="single"/>
+          </w:rPr>
+          <w:t>出20:17</w:t>
+        </w:r>
+      </w:hyperlink>
+      <w:r>
+        <w:rPr>
+          <w:lang w:val="zh_TW" w:bidi="zh_TW"/>
+        </w:rPr>
+        <w:t>；</w:t>
+      </w:r>
+      <w:hyperlink r:id="rId69">
+        <w:r>
+          <w:rPr>
+            <w:lang w:val="zh_TW" w:bidi="zh_TW"/>
+          </w:rPr>
+          <w:rPr>
+            <w:color w:val="0000EE"/>
+            <w:u w:val="single"/>
+          </w:rPr>
+          <w:t>士15:15</w:t>
+        </w:r>
+      </w:hyperlink>
+      <w:r>
+        <w:rPr>
+          <w:lang w:val="zh_TW" w:bidi="zh_TW"/>
+        </w:rPr>
+        <w:t>；</w:t>
+      </w:r>
+      <w:hyperlink r:id="rId70">
+        <w:r>
+          <w:rPr>
+            <w:lang w:val="zh_TW" w:bidi="zh_TW"/>
+          </w:rPr>
+          <w:rPr>
+            <w:color w:val="0000EE"/>
+            <w:u w:val="single"/>
+          </w:rPr>
+          <w:t>賽1:3</w:t>
+        </w:r>
+      </w:hyperlink>
+      <w:r>
+        <w:rPr>
+          <w:lang w:val="zh_TW" w:bidi="zh_TW"/>
+        </w:rPr>
+        <w:t>；</w:t>
+      </w:r>
+      <w:hyperlink r:id="rId71">
+        <w:r>
+          <w:rPr>
+            <w:lang w:val="zh_TW" w:bidi="zh_TW"/>
+          </w:rPr>
+          <w:rPr>
+            <w:color w:val="0000EE"/>
+            <w:u w:val="single"/>
+          </w:rPr>
+          <w:t>亞9:9</w:t>
+        </w:r>
+      </w:hyperlink>
+      <w:r>
+        <w:rPr>
+          <w:lang w:val="zh_TW" w:bidi="zh_TW"/>
+        </w:rPr>
+        <w:t>）。</w:t>
+      </w:r>
+      <w:r>
+        <w:rPr>
+          <w:lang w:val="zh_TW" w:bidi="zh_TW"/>
+        </w:rPr>
+      </w:r>
+      <w:r>
+        <w:rPr>
+          <w:lang w:val="zh_TW" w:bidi="zh_TW"/>
+        </w:rPr>
+      </w:r>
+    </w:p>
+    <w:p>
+      <w:pPr/>
+      <w:r>
+        <w:rPr>
+          <w:lang w:val="zh_TW" w:bidi="zh_TW"/>
+        </w:rPr>
+      </w:r>
+    </w:p>
+    <w:p>
+      <w:pPr>
+        <w:pStyle w:val="Heading2"/>
+      </w:pPr>
+      <w:r>
+        <w:rPr>
+          <w:lang w:val="zh_TW" w:bidi="zh_TW"/>
+        </w:rPr>
+        <w:t>哈母勒，哈母勒族</w:t>
+      </w:r>
+      <w:r>
+        <w:rPr>
+          <w:lang w:val="zh_TW" w:bidi="zh_TW"/>
+        </w:rPr>
+      </w:r>
+    </w:p>
+    <w:p>
+      <w:pPr/>
+      <w:r>
+        <w:rPr>
+          <w:lang w:val="zh_TW" w:bidi="zh_TW"/>
+        </w:rPr>
+      </w:r>
+      <w:r>
+        <w:rPr>
+          <w:lang w:val="zh_TW" w:bidi="zh_TW"/>
+        </w:rPr>
+        <w:t>法勒斯的小兒子（</w:t>
+      </w:r>
+      <w:hyperlink r:id="rId72">
+        <w:r>
+          <w:rPr>
+            <w:lang w:val="zh_TW" w:bidi="zh_TW"/>
+          </w:rPr>
+          <w:rPr>
+            <w:color w:val="0000EE"/>
+            <w:u w:val="single"/>
+          </w:rPr>
+          <w:t>創46:12</w:t>
+        </w:r>
+      </w:hyperlink>
+      <w:r>
+        <w:rPr>
+          <w:lang w:val="zh_TW" w:bidi="zh_TW"/>
+        </w:rPr>
+        <w:t>；</w:t>
+      </w:r>
+      <w:hyperlink r:id="rId73">
+        <w:r>
+          <w:rPr>
+            <w:lang w:val="zh_TW" w:bidi="zh_TW"/>
+          </w:rPr>
+          <w:rPr>
+            <w:color w:val="0000EE"/>
+            <w:u w:val="single"/>
+          </w:rPr>
+          <w:t>代上2:5</w:t>
+        </w:r>
+      </w:hyperlink>
+      <w:r>
+        <w:rPr>
+          <w:lang w:val="zh_TW" w:bidi="zh_TW"/>
+        </w:rPr>
+        <w:t>），也是哈母勒族的祖先（</w:t>
+      </w:r>
+      <w:hyperlink r:id="rId74">
+        <w:r>
+          <w:rPr>
+            <w:lang w:val="zh_TW" w:bidi="zh_TW"/>
+          </w:rPr>
+          <w:rPr>
+            <w:color w:val="0000EE"/>
+            <w:u w:val="single"/>
+          </w:rPr>
+          <w:t>民26:21</w:t>
+        </w:r>
+      </w:hyperlink>
+      <w:r>
+        <w:rPr>
+          <w:lang w:val="zh_TW" w:bidi="zh_TW"/>
+        </w:rPr>
+        <w:t>）。</w:t>
+      </w:r>
+      <w:r>
+        <w:rPr>
+          <w:lang w:val="zh_TW" w:bidi="zh_TW"/>
+        </w:rPr>
+      </w:r>
+      <w:r>
+        <w:rPr>
+          <w:lang w:val="zh_TW" w:bidi="zh_TW"/>
+        </w:rPr>
+      </w:r>
+    </w:p>
+    <w:p>
+      <w:pPr/>
+      <w:r>
+        <w:rPr>
+          <w:lang w:val="zh_TW" w:bidi="zh_TW"/>
+        </w:rPr>
+      </w:r>
+    </w:p>
+    <w:p>
+      <w:pPr>
+        <w:pStyle w:val="Heading2"/>
+      </w:pPr>
+      <w:r>
+        <w:rPr>
+          <w:lang w:val="zh_TW" w:bidi="zh_TW"/>
+        </w:rPr>
+        <w:t>哈諾</w:t>
+      </w:r>
+      <w:r>
+        <w:rPr>
+          <w:lang w:val="zh_TW" w:bidi="zh_TW"/>
+        </w:rPr>
+      </w:r>
+    </w:p>
+    <w:p>
+      <w:pPr>
+        <w:pStyle w:val="ListNumber"/>
+        <w:numPr>
+          <w:ilvl w:val="0"/>
+          <w:numId w:val="18"/>
+        </w:numPr>
+        <w:spacing w:line="240" w:lineRule="auto"/>
+        <w:ind w:left="720"/>
+      </w:pPr>
+      <w:r>
+        <w:rPr>
+          <w:lang w:val="zh_TW" w:bidi="zh_TW"/>
+        </w:rPr>
+      </w:r>
+      <w:r>
+        <w:rPr>
+          <w:lang w:val="zh_TW" w:bidi="zh_TW"/>
+        </w:rPr>
+        <w:t>米甸的第三個兒子，也是亞伯拉罕與基土拉的後裔（</w:t>
+      </w:r>
+      <w:hyperlink r:id="rId75">
+        <w:r>
+          <w:rPr>
+            <w:lang w:val="zh_TW" w:bidi="zh_TW"/>
+          </w:rPr>
+          <w:rPr>
+            <w:color w:val="0000EE"/>
+            <w:u w:val="single"/>
+          </w:rPr>
+          <w:t>創25:4</w:t>
+        </w:r>
+      </w:hyperlink>
+      <w:r>
+        <w:rPr>
+          <w:lang w:val="zh_TW" w:bidi="zh_TW"/>
+        </w:rPr>
+        <w:t>；</w:t>
+      </w:r>
+      <w:hyperlink r:id="rId76">
+        <w:r>
+          <w:rPr>
+            <w:lang w:val="zh_TW" w:bidi="zh_TW"/>
+          </w:rPr>
+          <w:rPr>
+            <w:color w:val="0000EE"/>
+            <w:u w:val="single"/>
+          </w:rPr>
+          <w:t>代上1:33</w:t>
+        </w:r>
+      </w:hyperlink>
+      <w:r>
+        <w:rPr>
+          <w:lang w:val="zh_TW" w:bidi="zh_TW"/>
+        </w:rPr>
+        <w:t>）。</w:t>
+      </w:r>
+    </w:p>
+    <w:p>
+      <w:pPr>
+        <w:pStyle w:val="ListNumber"/>
+        <w:spacing w:line="240" w:lineRule="auto"/>
+        <w:ind w:left="720"/>
+      </w:pPr>
+      <w:r>
+        <w:rPr>
+          <w:lang w:val="zh_TW" w:bidi="zh_TW"/>
+        </w:rPr>
+      </w:r>
+      <w:r>
+        <w:rPr>
+          <w:lang w:val="zh_TW" w:bidi="zh_TW"/>
+        </w:rPr>
+        <w:t>呂便的長子（</w:t>
+      </w:r>
+      <w:hyperlink r:id="rId77">
+        <w:r>
+          <w:rPr>
+            <w:lang w:val="zh_TW" w:bidi="zh_TW"/>
+          </w:rPr>
+          <w:rPr>
+            <w:color w:val="0000EE"/>
+            <w:u w:val="single"/>
+          </w:rPr>
+          <w:t>創46:9</w:t>
+        </w:r>
+      </w:hyperlink>
+      <w:r>
+        <w:rPr>
+          <w:lang w:val="zh_TW" w:bidi="zh_TW"/>
+        </w:rPr>
+        <w:t>；</w:t>
+      </w:r>
+      <w:hyperlink r:id="rId78">
+        <w:r>
+          <w:rPr>
+            <w:lang w:val="zh_TW" w:bidi="zh_TW"/>
+          </w:rPr>
+          <w:rPr>
+            <w:color w:val="0000EE"/>
+            <w:u w:val="single"/>
+          </w:rPr>
+          <w:t>出6:14</w:t>
+        </w:r>
+      </w:hyperlink>
+      <w:r>
+        <w:rPr>
+          <w:lang w:val="zh_TW" w:bidi="zh_TW"/>
+        </w:rPr>
+        <w:t>；</w:t>
+      </w:r>
+      <w:hyperlink r:id="rId79">
+        <w:r>
+          <w:rPr>
+            <w:lang w:val="zh_TW" w:bidi="zh_TW"/>
+          </w:rPr>
+          <w:rPr>
+            <w:color w:val="0000EE"/>
+            <w:u w:val="single"/>
+          </w:rPr>
+          <w:t>代上5:3</w:t>
+        </w:r>
+      </w:hyperlink>
+      <w:r>
+        <w:rPr>
+          <w:lang w:val="zh_TW" w:bidi="zh_TW"/>
+        </w:rPr>
+        <w:t>）以及哈諾族的祖先（</w:t>
+      </w:r>
+      <w:hyperlink r:id="rId80">
+        <w:r>
+          <w:rPr>
+            <w:lang w:val="zh_TW" w:bidi="zh_TW"/>
+          </w:rPr>
+          <w:rPr>
+            <w:color w:val="0000EE"/>
+            <w:u w:val="single"/>
+          </w:rPr>
+          <w:t>民26:5</w:t>
+        </w:r>
+      </w:hyperlink>
+      <w:r>
+        <w:rPr>
+          <w:lang w:val="zh_TW" w:bidi="zh_TW"/>
+        </w:rPr>
+        <w:t>）。</w:t>
+      </w:r>
+      <w:r>
+        <w:rPr>
+          <w:lang w:val="zh_TW" w:bidi="zh_TW"/>
+        </w:rPr>
+      </w:r>
+      <w:r>
+        <w:rPr>
+          <w:lang w:val="zh_TW" w:bidi="zh_TW"/>
+        </w:rPr>
+      </w:r>
+    </w:p>
+    <w:p>
+      <w:pPr/>
+      <w:r>
+        <w:rPr>
+          <w:lang w:val="zh_TW" w:bidi="zh_TW"/>
+        </w:rPr>
+      </w:r>
+    </w:p>
+    <w:p>
+      <w:pPr>
+        <w:pStyle w:val="Heading2"/>
+      </w:pPr>
+      <w:r>
+        <w:rPr>
+          <w:lang w:val="zh_TW" w:bidi="zh_TW"/>
+        </w:rPr>
+        <w:t>哈薩瑪非</w:t>
+      </w:r>
+      <w:r>
+        <w:rPr>
+          <w:lang w:val="zh_TW" w:bidi="zh_TW"/>
+        </w:rPr>
+      </w:r>
+    </w:p>
+    <w:p>
+      <w:pPr/>
+      <w:r>
+        <w:rPr>
+          <w:lang w:val="zh_TW" w:bidi="zh_TW"/>
+        </w:rPr>
+      </w:r>
+      <w:r>
+        <w:rPr>
+          <w:lang w:val="zh_TW" w:bidi="zh_TW"/>
+        </w:rPr>
+        <w:t>閃的後裔約坍的兒子（</w:t>
+      </w:r>
+      <w:hyperlink r:id="rId81">
+        <w:r>
+          <w:rPr>
+            <w:lang w:val="zh_TW" w:bidi="zh_TW"/>
+          </w:rPr>
+          <w:rPr>
+            <w:color w:val="0000EE"/>
+            <w:u w:val="single"/>
+          </w:rPr>
+          <w:t>創10:26</w:t>
+        </w:r>
+      </w:hyperlink>
+      <w:r>
+        <w:rPr>
+          <w:lang w:val="zh_TW" w:bidi="zh_TW"/>
+        </w:rPr>
+        <w:t>；</w:t>
+      </w:r>
+      <w:hyperlink r:id="rId82">
+        <w:r>
+          <w:rPr>
+            <w:lang w:val="zh_TW" w:bidi="zh_TW"/>
+          </w:rPr>
+          <w:rPr>
+            <w:color w:val="0000EE"/>
+            <w:u w:val="single"/>
+          </w:rPr>
+          <w:t>代上1:20</w:t>
+        </w:r>
+      </w:hyperlink>
+      <w:r>
+        <w:rPr>
+          <w:lang w:val="zh_TW" w:bidi="zh_TW"/>
+        </w:rPr>
+        <w:t>），其後代居住在阿拉伯南部（</w:t>
+      </w:r>
+      <w:hyperlink r:id="rId83">
+        <w:r>
+          <w:rPr>
+            <w:lang w:val="zh_TW" w:bidi="zh_TW"/>
+          </w:rPr>
+          <w:rPr>
+            <w:color w:val="0000EE"/>
+            <w:u w:val="single"/>
+          </w:rPr>
+          <w:t>創10:30</w:t>
+        </w:r>
+      </w:hyperlink>
+      <w:r>
+        <w:rPr>
+          <w:lang w:val="zh_TW" w:bidi="zh_TW"/>
+        </w:rPr>
+        <w:t>）的哈德拉毛谷（Wadi Hadhramaut）。那裡的考古發掘結果顯示，在公元前五世紀，該地區因乳香貿易而經濟繁榮。這種貿易在公元前二世紀復興，使該地區富強且具有影響力。</w:t>
+      </w:r>
+      <w:r>
+        <w:rPr>
+          <w:lang w:val="zh_TW" w:bidi="zh_TW"/>
+        </w:rPr>
+      </w:r>
+      <w:r>
+        <w:rPr>
+          <w:lang w:val="zh_TW" w:bidi="zh_TW"/>
+        </w:rPr>
+      </w:r>
+    </w:p>
+    <w:p>
+      <w:pPr/>
+      <w:r>
+        <w:rPr>
+          <w:lang w:val="zh_TW" w:bidi="zh_TW"/>
+        </w:rPr>
+      </w:r>
+    </w:p>
+    <w:p>
+      <w:pPr>
+        <w:pStyle w:val="Heading2"/>
+      </w:pPr>
+      <w:r>
+        <w:rPr>
+          <w:lang w:val="zh_TW" w:bidi="zh_TW"/>
+        </w:rPr>
+        <w:t>哈瑣</w:t>
+      </w:r>
+      <w:r>
+        <w:rPr>
+          <w:lang w:val="zh_TW" w:bidi="zh_TW"/>
+        </w:rPr>
+      </w:r>
+    </w:p>
+    <w:p>
+      <w:pPr/>
+      <w:r>
+        <w:rPr>
+          <w:lang w:val="zh_TW" w:bidi="zh_TW"/>
+        </w:rPr>
+      </w:r>
+      <w:r>
+        <w:rPr>
+          <w:lang w:val="zh_TW" w:bidi="zh_TW"/>
+        </w:rPr>
+        <w:t>哈瑣是拿鶴的第五個兒子（</w:t>
+      </w:r>
+      <w:hyperlink r:id="rId84">
+        <w:r>
+          <w:rPr>
+            <w:lang w:val="zh_TW" w:bidi="zh_TW"/>
+          </w:rPr>
+          <w:rPr>
+            <w:color w:val="0000EE"/>
+            <w:u w:val="single"/>
+          </w:rPr>
+          <w:t>創22:22</w:t>
+        </w:r>
+      </w:hyperlink>
+      <w:r>
+        <w:rPr>
+          <w:lang w:val="zh_TW" w:bidi="zh_TW"/>
+        </w:rPr>
+        <w:t>）；也很可能用作拿鶴後裔某支族的名稱。它也被識別為名為Hazu的地區，此名稱是指阿拉伯北部一帶的山地地區，該地區出現在一則記載亞述王以撒哈頓對阿拉伯遠征的銘文中。</w:t>
+      </w:r>
+      <w:r>
+        <w:rPr>
+          <w:lang w:val="zh_TW" w:bidi="zh_TW"/>
+        </w:rPr>
+      </w:r>
+      <w:r>
+        <w:rPr>
+          <w:lang w:val="zh_TW" w:bidi="zh_TW"/>
+        </w:rPr>
+      </w:r>
+    </w:p>
+    <w:p>
+      <w:pPr/>
+      <w:r>
+        <w:rPr>
+          <w:lang w:val="zh_TW" w:bidi="zh_TW"/>
+        </w:rPr>
+      </w:r>
+    </w:p>
+    <w:p>
+      <w:pPr>
+        <w:pStyle w:val="Heading2"/>
+      </w:pPr>
+      <w:r>
+        <w:rPr>
+          <w:lang w:val="zh_TW" w:bidi="zh_TW"/>
+        </w:rPr>
+        <w:t>哈洗遜‧他瑪</w:t>
+      </w:r>
+      <w:r>
+        <w:rPr>
+          <w:lang w:val="zh_TW" w:bidi="zh_TW"/>
+        </w:rPr>
+      </w:r>
+    </w:p>
+    <w:p>
+      <w:pPr>
+        <w:pStyle w:val="Heading2"/>
+      </w:pPr>
+      <w:r>
+        <w:rPr>
+          <w:lang w:val="zh_TW" w:bidi="zh_TW"/>
+        </w:rPr>
+        <w:t>哈洗遜</w:t>
+      </w:r>
+      <w:r>
+        <w:rPr>
+          <w:lang w:val="zh_TW" w:bidi="zh_TW"/>
+        </w:rPr>
+        <w:t>‧他瑪</w:t>
+      </w:r>
+      <w:r>
+        <w:rPr>
+          <w:lang w:val="zh_TW" w:bidi="zh_TW"/>
+        </w:rPr>
+        <w:t>*</w:t>
+      </w:r>
+    </w:p>
+    <w:p>
+      <w:pPr/>
+      <w:r>
+        <w:rPr>
+          <w:lang w:val="zh_TW" w:bidi="zh_TW"/>
+        </w:rPr>
+      </w:r>
+      <w:r>
+        <w:rPr>
+          <w:lang w:val="zh_TW" w:bidi="zh_TW"/>
+        </w:rPr>
+        <w:t>有些譯本將</w:t>
+      </w:r>
+      <w:hyperlink r:id="rId85">
+        <w:r>
+          <w:rPr>
+            <w:lang w:val="zh_TW" w:bidi="zh_TW"/>
+          </w:rPr>
+          <w:rPr>
+            <w:color w:val="0000EE"/>
+            <w:u w:val="single"/>
+          </w:rPr>
+          <w:t>創世記十四章7節</w:t>
+        </w:r>
+      </w:hyperlink>
+      <w:r>
+        <w:rPr>
+          <w:lang w:val="zh_TW" w:bidi="zh_TW"/>
+        </w:rPr>
+        <w:t>的哈洗遜‧他瑪拼寫為哈洗遜‧達莫。</w:t>
+      </w:r>
+      <w:r>
+        <w:rPr>
+          <w:i/>
+          <w:lang w:val="zh_TW" w:bidi="zh_TW"/>
+        </w:rPr>
+        <w:t>見</w:t>
+      </w:r>
+      <w:r>
+        <w:rPr>
+          <w:lang w:val="zh_TW" w:bidi="zh_TW"/>
+        </w:rPr>
+        <w:t>哈洗遜‧他瑪</w:t>
+      </w:r>
+      <w:r>
+        <w:rPr>
+          <w:lang w:val="zh_TW" w:bidi="zh_TW"/>
+        </w:rPr>
+        <w:t>。</w:t>
+      </w:r>
+      <w:r>
+        <w:rPr>
+          <w:lang w:val="zh_TW" w:bidi="zh_TW"/>
+        </w:rPr>
+      </w:r>
+      <w:r>
+        <w:rPr>
+          <w:lang w:val="zh_TW" w:bidi="zh_TW"/>
+        </w:rPr>
+      </w:r>
+    </w:p>
+    <w:p>
+      <w:pPr/>
+      <w:r>
+        <w:rPr>
+          <w:lang w:val="zh_TW" w:bidi="zh_TW"/>
+        </w:rPr>
+      </w:r>
+    </w:p>
+    <w:p>
+      <w:pPr>
+        <w:pStyle w:val="Heading2"/>
+      </w:pPr>
+      <w:r>
+        <w:rPr>
+          <w:lang w:val="zh_TW" w:bidi="zh_TW"/>
+        </w:rPr>
+        <w:t>哈洗遜他瑪</w:t>
+      </w:r>
+      <w:r>
+        <w:rPr>
+          <w:lang w:val="zh_TW" w:bidi="zh_TW"/>
+        </w:rPr>
+      </w:r>
+    </w:p>
+    <w:p>
+      <w:pPr/>
+      <w:r>
+        <w:rPr>
+          <w:lang w:val="zh_TW" w:bidi="zh_TW"/>
+        </w:rPr>
+      </w:r>
+      <w:r>
+        <w:rPr>
+          <w:lang w:val="zh_TW" w:bidi="zh_TW"/>
+        </w:rPr>
+        <w:t>即</w:t>
+      </w:r>
+      <w:hyperlink r:id="rId86">
+        <w:r>
+          <w:rPr>
+            <w:lang w:val="zh_TW" w:bidi="zh_TW"/>
+          </w:rPr>
+          <w:rPr>
+            <w:color w:val="0000EE"/>
+            <w:u w:val="single"/>
+          </w:rPr>
+          <w:t>歷代志下二十章2節</w:t>
+        </w:r>
+      </w:hyperlink>
+      <w:r>
+        <w:rPr>
+          <w:lang w:val="zh_TW" w:bidi="zh_TW"/>
+        </w:rPr>
+        <w:t>的隱‧基底。在亞伯拉罕的時代，亞摩利人居住在這裡，他們被基大老瑪征服，當時他和其他東方的王橫掃該地區（</w:t>
+      </w:r>
+      <w:hyperlink r:id="rId85">
+        <w:r>
+          <w:rPr>
+            <w:lang w:val="zh_TW" w:bidi="zh_TW"/>
+          </w:rPr>
+          <w:rPr>
+            <w:color w:val="0000EE"/>
+            <w:u w:val="single"/>
+          </w:rPr>
+          <w:t>創14:7</w:t>
+        </w:r>
+      </w:hyperlink>
+      <w:r>
+        <w:rPr>
+          <w:lang w:val="zh_TW" w:bidi="zh_TW"/>
+        </w:rPr>
+        <w:t>）。有人認為這可能是所羅門加固修築的達莫（</w:t>
+      </w:r>
+      <w:hyperlink r:id="rId87">
+        <w:r>
+          <w:rPr>
+            <w:lang w:val="zh_TW" w:bidi="zh_TW"/>
+          </w:rPr>
+          <w:rPr>
+            <w:color w:val="0000EE"/>
+            <w:u w:val="single"/>
+          </w:rPr>
+          <w:t>王上9:18</w:t>
+        </w:r>
+      </w:hyperlink>
+      <w:r>
+        <w:rPr>
+          <w:lang w:val="zh_TW" w:bidi="zh_TW"/>
+        </w:rPr>
+        <w:t>），是以西結所說在以色列東南方的</w:t>
+      </w:r>
+      <w:r>
+        <w:rPr>
+          <w:lang w:val="zh_TW" w:bidi="zh_TW"/>
+        </w:rPr>
+        <w:t>他瑪</w:t>
+      </w:r>
+      <w:r>
+        <w:rPr>
+          <w:lang w:val="zh_TW" w:bidi="zh_TW"/>
+        </w:rPr>
+        <w:t>（</w:t>
+      </w:r>
+      <w:hyperlink r:id="rId88">
+        <w:r>
+          <w:rPr>
+            <w:lang w:val="zh_TW" w:bidi="zh_TW"/>
+          </w:rPr>
+          <w:rPr>
+            <w:color w:val="0000EE"/>
+            <w:u w:val="single"/>
+          </w:rPr>
+          <w:t>結47:18–19</w:t>
+        </w:r>
+      </w:hyperlink>
+      <w:r>
+        <w:rPr>
+          <w:lang w:val="zh_TW" w:bidi="zh_TW"/>
+        </w:rPr>
+        <w:t>，</w:t>
+      </w:r>
+      <w:hyperlink r:id="rId89">
+        <w:r>
+          <w:rPr>
+            <w:lang w:val="zh_TW" w:bidi="zh_TW"/>
+          </w:rPr>
+          <w:rPr>
+            <w:color w:val="0000EE"/>
+            <w:u w:val="single"/>
+          </w:rPr>
+          <w:t>48:28</w:t>
+        </w:r>
+      </w:hyperlink>
+      <w:r>
+        <w:rPr>
+          <w:lang w:val="zh_TW" w:bidi="zh_TW"/>
+        </w:rPr>
+        <w:t>）。哈薩薩谷（Wadi Hasasa）顯然是以這個古老的地點命名。</w:t>
       </w:r>
       <w:r>
         <w:rPr>
@@ -2414,6 +5029,36 @@
   </w:num>
   <w:num w:numId="13" w16cid:durableId="592781308">
     <w:abstractNumId w:val="11"/>
+  </w:num>
+  <w:num w:numId="14">
+    <w:abstractNumId w:val="3"/>
+    <w:lvlOverride w:ilvl="0">
+      <w:startOverride w:val="1"/>
+    </w:lvlOverride>
+  </w:num>
+  <w:num w:numId="15">
+    <w:abstractNumId w:val="3"/>
+    <w:lvlOverride w:ilvl="0">
+      <w:startOverride w:val="1"/>
+    </w:lvlOverride>
+  </w:num>
+  <w:num w:numId="16">
+    <w:abstractNumId w:val="3"/>
+    <w:lvlOverride w:ilvl="0">
+      <w:startOverride w:val="1"/>
+    </w:lvlOverride>
+  </w:num>
+  <w:num w:numId="17">
+    <w:abstractNumId w:val="3"/>
+    <w:lvlOverride w:ilvl="0">
+      <w:startOverride w:val="1"/>
+    </w:lvlOverride>
+  </w:num>
+  <w:num w:numId="18">
+    <w:abstractNumId w:val="3"/>
+    <w:lvlOverride w:ilvl="0">
+      <w:startOverride w:val="1"/>
+    </w:lvlOverride>
   </w:num>
   <w:numIdMacAtCleanup w:val="10"/>
 </w:numbering>

--- a/zht/docx/055.content.docx
+++ b/zht/docx/055.content.docx
@@ -149,7 +149,7 @@
         <w:rPr>
           <w:lang w:val="zh_TW" w:bidi="zh_TW"/>
         </w:rPr>
-        <w:t>ha</w:t>
+        <w:t>gui</w:t>
       </w:r>
       <w:r>
         <w:rPr>
@@ -212,12 +212,192 @@
         <w:rPr>
           <w:lang w:val="zh_TW" w:bidi="zh_TW"/>
         </w:rPr>
-        <w:t>哈達</w:t>
-      </w:r>
-      <w:r>
-        <w:rPr>
-          <w:lang w:val="zh_TW" w:bidi="zh_TW"/>
-        </w:rPr>
+        <w:t>歸算</w:t>
+      </w:r>
+      <w:r>
+        <w:rPr>
+          <w:lang w:val="zh_TW" w:bidi="zh_TW"/>
+        </w:rPr>
+      </w:r>
+    </w:p>
+    <w:p>
+      <w:pPr>
+        <w:pStyle w:val="Heading3"/>
+      </w:pPr>
+      <w:r>
+        <w:rPr>
+          <w:lang w:val="zh_TW" w:bidi="zh_TW"/>
+        </w:rPr>
+        <w:t>什麼是歸算？</w:t>
+      </w:r>
+    </w:p>
+    <w:p>
+      <w:pPr/>
+      <w:r>
+        <w:rPr>
+          <w:lang w:val="zh_TW" w:bidi="zh_TW"/>
+        </w:rPr>
+      </w:r>
+      <w:r>
+        <w:rPr>
+          <w:lang w:val="zh_TW" w:bidi="zh_TW"/>
+        </w:rPr>
+        <w:t>歸算是指記入賬戶。在聖經中，該詞帶有法律上的含義，指罪和救恩被神記錄下來。歸算的教導是基督教信仰的重要部分。</w:t>
+      </w:r>
+    </w:p>
+    <w:p>
+      <w:pPr/>
+      <w:r>
+        <w:rPr>
+          <w:lang w:val="zh_TW" w:bidi="zh_TW"/>
+        </w:rPr>
+      </w:r>
+      <w:r>
+        <w:rPr>
+          <w:lang w:val="zh_TW" w:bidi="zh_TW"/>
+        </w:rPr>
+        <w:t>雖然名詞「歸算」沒有見於聖經，但動詞「歸算」在舊約和新約中經常出現。「歸算」的基本意思是「記錄在賬本或賬戶中」。在救恩的語境中，這個詞通常表示法律意義。一個很好的例子是在</w:t>
+      </w:r>
+      <w:hyperlink r:id="rId13">
+        <w:r>
+          <w:rPr>
+            <w:lang w:val="zh_TW" w:bidi="zh_TW"/>
+          </w:rPr>
+          <w:rPr>
+            <w:color w:val="0000EE"/>
+            <w:u w:val="single"/>
+          </w:rPr>
+          <w:t>腓利門書一章18節</w:t>
+        </w:r>
+      </w:hyperlink>
+      <w:r>
+        <w:rPr>
+          <w:lang w:val="zh_TW" w:bidi="zh_TW"/>
+        </w:rPr>
+        <w:t>，使徒保羅承擔阿尼西謀的債務，說：「</w:t>
+      </w:r>
+      <w:r>
+        <w:rPr>
+          <w:lang w:val="zh_TW" w:bidi="zh_TW"/>
+        </w:rPr>
+        <w:t>他若……欠你甚麼，都歸在我的帳上。</w:t>
+      </w:r>
+      <w:r>
+        <w:rPr>
+          <w:lang w:val="zh_TW" w:bidi="zh_TW"/>
+        </w:rPr>
+        <w:t>」</w:t>
+      </w:r>
+    </w:p>
+    <w:p>
+      <w:pPr/>
+      <w:r>
+        <w:rPr>
+          <w:lang w:val="zh_TW" w:bidi="zh_TW"/>
+        </w:rPr>
+      </w:r>
+      <w:r>
+        <w:rPr>
+          <w:lang w:val="zh_TW" w:bidi="zh_TW"/>
+        </w:rPr>
+        <w:t>當聖經談到歸算善或惡時，並不意味一個人的道德品格發生變化。相反，這意味著從神的角度來看，公義或罪惡被歸入一個人的帳戶。從最廣泛的意義上來說，聖經教導我們，神（</w:t>
+      </w:r>
+      <w:hyperlink r:id="rId14">
+        <w:r>
+          <w:rPr>
+            <w:lang w:val="zh_TW" w:bidi="zh_TW"/>
+          </w:rPr>
+          <w:rPr>
+            <w:color w:val="0000EE"/>
+            <w:u w:val="single"/>
+          </w:rPr>
+          <w:t>詩32:2</w:t>
+        </w:r>
+      </w:hyperlink>
+      <w:r>
+        <w:rPr>
+          <w:lang w:val="zh_TW" w:bidi="zh_TW"/>
+        </w:rPr>
+        <w:t>）和人（</w:t>
+      </w:r>
+      <w:hyperlink r:id="rId15">
+        <w:r>
+          <w:rPr>
+            <w:lang w:val="zh_TW" w:bidi="zh_TW"/>
+          </w:rPr>
+          <w:rPr>
+            <w:color w:val="0000EE"/>
+            <w:u w:val="single"/>
+          </w:rPr>
+          <w:t>撒上22:15</w:t>
+        </w:r>
+      </w:hyperlink>
+      <w:r>
+        <w:rPr>
+          <w:lang w:val="zh_TW" w:bidi="zh_TW"/>
+        </w:rPr>
+        <w:t>）都參與這個過程。善行常常被算為獎賞（</w:t>
+      </w:r>
+      <w:hyperlink r:id="rId16">
+        <w:r>
+          <w:rPr>
+            <w:lang w:val="zh_TW" w:bidi="zh_TW"/>
+          </w:rPr>
+          <w:rPr>
+            <w:color w:val="0000EE"/>
+            <w:u w:val="single"/>
+          </w:rPr>
+          <w:t>詩106:30–31</w:t>
+        </w:r>
+      </w:hyperlink>
+      <w:r>
+        <w:rPr>
+          <w:lang w:val="zh_TW" w:bidi="zh_TW"/>
+        </w:rPr>
+        <w:t>），而惡行則被算為懲罰（</w:t>
+      </w:r>
+      <w:hyperlink r:id="rId17">
+        <w:r>
+          <w:rPr>
+            <w:lang w:val="zh_TW" w:bidi="zh_TW"/>
+          </w:rPr>
+          <w:rPr>
+            <w:color w:val="0000EE"/>
+            <w:u w:val="single"/>
+          </w:rPr>
+          <w:t>利17:3–4</w:t>
+        </w:r>
+      </w:hyperlink>
+      <w:r>
+        <w:rPr>
+          <w:lang w:val="zh_TW" w:bidi="zh_TW"/>
+        </w:rPr>
+        <w:t>）。</w:t>
+      </w:r>
+    </w:p>
+    <w:p>
+      <w:pPr>
+        <w:pStyle w:val="Heading3"/>
+      </w:pPr>
+      <w:r>
+        <w:rPr>
+          <w:lang w:val="zh_TW" w:bidi="zh_TW"/>
+        </w:rPr>
+        <w:t>聖經解釋歸算的三種方式</w:t>
+      </w:r>
+    </w:p>
+    <w:p>
+      <w:pPr/>
+      <w:r>
+        <w:rPr>
+          <w:lang w:val="zh_TW" w:bidi="zh_TW"/>
+        </w:rPr>
+      </w:r>
+      <w:r>
+        <w:rPr>
+          <w:lang w:val="zh_TW" w:bidi="zh_TW"/>
+        </w:rPr>
+        <w:t>聖經以三種主要方式解釋歸算：</w:t>
       </w:r>
     </w:p>
     <w:p>
@@ -239,45 +419,7 @@
         <w:rPr>
           <w:lang w:val="zh_TW" w:bidi="zh_TW"/>
         </w:rPr>
-        <w:t>在</w:t>
-      </w:r>
-      <w:hyperlink r:id="rId13">
-        <w:r>
-          <w:rPr>
-            <w:lang w:val="zh_TW" w:bidi="zh_TW"/>
-          </w:rPr>
-          <w:rPr>
-            <w:color w:val="0000EE"/>
-            <w:u w:val="single"/>
-          </w:rPr>
-          <w:t>創世記二十五章15節</w:t>
-        </w:r>
-      </w:hyperlink>
-      <w:r>
-        <w:rPr>
-          <w:lang w:val="zh_TW" w:bidi="zh_TW"/>
-        </w:rPr>
-        <w:t>中，有些譯本將以實瑪利的兒子哈大（Hadad）拼寫為哈達（Hadar）。</w:t>
-        <w:br/>
-      </w:r>
-      <w:r>
-        <w:rPr>
-          <w:i/>
-          <w:lang w:val="zh_TW" w:bidi="zh_TW"/>
-        </w:rPr>
-        <w:t xml:space="preserve">見 </w:t>
-      </w:r>
-      <w:r>
-        <w:rPr>
-          <w:lang w:val="zh_TW" w:bidi="zh_TW"/>
-        </w:rPr>
-        <w:t>哈大 #1</w:t>
-      </w:r>
-      <w:r>
-        <w:rPr>
-          <w:lang w:val="zh_TW" w:bidi="zh_TW"/>
-        </w:rPr>
-        <w:t>。</w:t>
+        <w:t>亞當的原罪被歸算給所有人。在神的計劃中，亞當一開始所犯的罪被歸給所有人。因此，每個人都承擔了那罪的罪責和懲罰。</w:t>
       </w:r>
     </w:p>
     <w:p>
@@ -295,45 +437,36 @@
         <w:rPr>
           <w:lang w:val="zh_TW" w:bidi="zh_TW"/>
         </w:rPr>
-        <w:t>在</w:t>
-      </w:r>
-      <w:hyperlink r:id="rId14">
-        <w:r>
-          <w:rPr>
-            <w:lang w:val="zh_TW" w:bidi="zh_TW"/>
-          </w:rPr>
-          <w:rPr>
-            <w:color w:val="0000EE"/>
-            <w:u w:val="single"/>
-          </w:rPr>
-          <w:t>創世記三十六章39節</w:t>
-        </w:r>
-      </w:hyperlink>
-      <w:r>
-        <w:rPr>
-          <w:lang w:val="zh_TW" w:bidi="zh_TW"/>
-        </w:rPr>
-        <w:t>中，哈達（Hadar）是以東王哈大（Hadad）的另一種拼寫形式（譯註：和合本譯為「哈達」）。</w:t>
-        <w:br/>
-      </w:r>
-      <w:r>
-        <w:rPr>
-          <w:i/>
-          <w:lang w:val="zh_TW" w:bidi="zh_TW"/>
-        </w:rPr>
-        <w:t xml:space="preserve">見 </w:t>
-      </w:r>
-      <w:r>
-        <w:rPr>
-          <w:lang w:val="zh_TW" w:bidi="zh_TW"/>
-        </w:rPr>
-        <w:t>哈大 #3</w:t>
-      </w:r>
-      <w:r>
-        <w:rPr>
-          <w:lang w:val="zh_TW" w:bidi="zh_TW"/>
-        </w:rPr>
-        <w:t>。</w:t>
+        <w:t>所有人的罪債和罪疚都歸算給基督。雖然耶穌是無罪的，但祂承擔了罪的刑罰。</w:t>
+      </w:r>
+    </w:p>
+    <w:p>
+      <w:pPr>
+        <w:pStyle w:val="ListNumber"/>
+        <w:spacing w:line="240" w:lineRule="auto"/>
+        <w:ind w:left="720"/>
+      </w:pPr>
+      <w:r>
+        <w:rPr>
+          <w:lang w:val="zh_TW" w:bidi="zh_TW"/>
+        </w:rPr>
+      </w:r>
+      <w:r>
+        <w:rPr>
+          <w:lang w:val="zh_TW" w:bidi="zh_TW"/>
+        </w:rPr>
+        <w:t>聖經教導，基督的公義因為祂在十字架上的工作，而歸於信徒。即使信徒並非完全聖潔，他們在神的律法前被稱為義（被宣告與神和好），並且「穿上」基督的公義。</w:t>
+      </w:r>
+    </w:p>
+    <w:p>
+      <w:pPr>
+        <w:pStyle w:val="Heading3"/>
+      </w:pPr>
+      <w:r>
+        <w:rPr>
+          <w:lang w:val="zh_TW" w:bidi="zh_TW"/>
+        </w:rPr>
+        <w:t>歸算與救恩</w:t>
       </w:r>
     </w:p>
     <w:p>
@@ -347,11 +480,97 @@
         <w:rPr>
           <w:lang w:val="zh_TW" w:bidi="zh_TW"/>
         </w:rPr>
-      </w:r>
-      <w:r>
-        <w:rPr>
-          <w:lang w:val="zh_TW" w:bidi="zh_TW"/>
-        </w:rPr>
+        <w:t>保羅解釋說，基督在十字架上承擔了信徒罪的刑罰。他寫道，神「使那無罪的替我們成為罪」（</w:t>
+      </w:r>
+      <w:hyperlink r:id="rId18">
+        <w:r>
+          <w:rPr>
+            <w:lang w:val="zh_TW" w:bidi="zh_TW"/>
+          </w:rPr>
+          <w:rPr>
+            <w:color w:val="0000EE"/>
+            <w:u w:val="single"/>
+          </w:rPr>
+          <w:t>林後5:21</w:t>
+        </w:r>
+      </w:hyperlink>
+      <w:r>
+        <w:rPr>
+          <w:lang w:val="zh_TW" w:bidi="zh_TW"/>
+        </w:rPr>
+        <w:t>）。保羅還說，基督承擔了摩西律法的咒詛（</w:t>
+      </w:r>
+      <w:hyperlink r:id="rId19">
+        <w:r>
+          <w:rPr>
+            <w:lang w:val="zh_TW" w:bidi="zh_TW"/>
+          </w:rPr>
+          <w:rPr>
+            <w:color w:val="0000EE"/>
+            <w:u w:val="single"/>
+          </w:rPr>
+          <w:t>加3:13</w:t>
+        </w:r>
+      </w:hyperlink>
+      <w:r>
+        <w:rPr>
+          <w:lang w:val="zh_TW" w:bidi="zh_TW"/>
+        </w:rPr>
+        <w:t>）。彼得在思考</w:t>
+      </w:r>
+      <w:hyperlink r:id="rId20">
+        <w:r>
+          <w:rPr>
+            <w:lang w:val="zh_TW" w:bidi="zh_TW"/>
+          </w:rPr>
+          <w:rPr>
+            <w:color w:val="0000EE"/>
+            <w:u w:val="single"/>
+          </w:rPr>
+          <w:t>以賽亞書五十三章</w:t>
+        </w:r>
+      </w:hyperlink>
+      <w:r>
+        <w:rPr>
+          <w:lang w:val="zh_TW" w:bidi="zh_TW"/>
+        </w:rPr>
+        <w:t>時說，基督「在木頭上親身擔當了我們的罪」（</w:t>
+      </w:r>
+      <w:hyperlink r:id="rId21">
+        <w:r>
+          <w:rPr>
+            <w:lang w:val="zh_TW" w:bidi="zh_TW"/>
+          </w:rPr>
+          <w:rPr>
+            <w:color w:val="0000EE"/>
+            <w:u w:val="single"/>
+          </w:rPr>
+          <w:t>彼前2:24</w:t>
+        </w:r>
+      </w:hyperlink>
+      <w:r>
+        <w:rPr>
+          <w:lang w:val="zh_TW" w:bidi="zh_TW"/>
+        </w:rPr>
+        <w:t>）。世界的罪債被加在無罪的救主身上，這觀念有助解釋基督在十字架上的呼喊：「我的神，我的神，為什麼離棄我？」（</w:t>
+      </w:r>
+      <w:hyperlink r:id="rId22">
+        <w:r>
+          <w:rPr>
+            <w:lang w:val="zh_TW" w:bidi="zh_TW"/>
+          </w:rPr>
+          <w:rPr>
+            <w:color w:val="0000EE"/>
+            <w:u w:val="single"/>
+          </w:rPr>
+          <w:t>太27:46</w:t>
+        </w:r>
+      </w:hyperlink>
+      <w:r>
+        <w:rPr>
+          <w:lang w:val="zh_TW" w:bidi="zh_TW"/>
+        </w:rPr>
+        <w:t>）。</w:t>
       </w:r>
     </w:p>
     <w:p>
@@ -361,8 +580,313 @@
           <w:lang w:val="zh_TW" w:bidi="zh_TW"/>
         </w:rPr>
       </w:r>
+      <w:r>
+        <w:rPr>
+          <w:lang w:val="zh_TW" w:bidi="zh_TW"/>
+        </w:rPr>
+        <w:t>歸算也意味著基督的公義被歸於信徒。亞伯拉罕生命中的例子說明這一點。在神應許亞伯拉罕祝福之後，</w:t>
+      </w:r>
+      <w:hyperlink r:id="rId23">
+        <w:r>
+          <w:rPr>
+            <w:lang w:val="zh_TW" w:bidi="zh_TW"/>
+          </w:rPr>
+          <w:rPr>
+            <w:color w:val="0000EE"/>
+            <w:u w:val="single"/>
+          </w:rPr>
+          <w:t>創世記十五章6節</w:t>
+        </w:r>
+      </w:hyperlink>
+      <w:r>
+        <w:rPr>
+          <w:lang w:val="zh_TW" w:bidi="zh_TW"/>
+        </w:rPr>
+        <w:t>說亞伯拉罕「信耶和華，</w:t>
+      </w:r>
+      <w:r>
+        <w:rPr>
+          <w:lang w:val="zh_TW" w:bidi="zh_TW"/>
+        </w:rPr>
+        <w:t>耶和華就以此為他的義</w:t>
+      </w:r>
+      <w:r>
+        <w:rPr>
+          <w:lang w:val="zh_TW" w:bidi="zh_TW"/>
+        </w:rPr>
+        <w:t>。」聖經教導說，沒有人生來有神所要求的公義（</w:t>
+      </w:r>
+      <w:hyperlink r:id="rId24">
+        <w:r>
+          <w:rPr>
+            <w:lang w:val="zh_TW" w:bidi="zh_TW"/>
+          </w:rPr>
+          <w:rPr>
+            <w:color w:val="0000EE"/>
+            <w:u w:val="single"/>
+          </w:rPr>
+          <w:t>詩130:3</w:t>
+        </w:r>
+      </w:hyperlink>
+      <w:r>
+        <w:rPr>
+          <w:lang w:val="zh_TW" w:bidi="zh_TW"/>
+        </w:rPr>
+        <w:t>；</w:t>
+      </w:r>
+      <w:hyperlink r:id="rId25">
+        <w:r>
+          <w:rPr>
+            <w:lang w:val="zh_TW" w:bidi="zh_TW"/>
+          </w:rPr>
+          <w:rPr>
+            <w:color w:val="0000EE"/>
+            <w:u w:val="single"/>
+          </w:rPr>
+          <w:t>賽64:6</w:t>
+        </w:r>
+      </w:hyperlink>
+      <w:r>
+        <w:rPr>
+          <w:lang w:val="zh_TW" w:bidi="zh_TW"/>
+        </w:rPr>
+        <w:t>；</w:t>
+      </w:r>
+      <w:hyperlink r:id="rId26">
+        <w:r>
+          <w:rPr>
+            <w:lang w:val="zh_TW" w:bidi="zh_TW"/>
+          </w:rPr>
+          <w:rPr>
+            <w:color w:val="0000EE"/>
+            <w:u w:val="single"/>
+          </w:rPr>
+          <w:t>羅3:10</w:t>
+        </w:r>
+      </w:hyperlink>
+      <w:r>
+        <w:rPr>
+          <w:lang w:val="zh_TW" w:bidi="zh_TW"/>
+        </w:rPr>
+        <w:t>）。但在神的救恩計劃中，祂提供了所需的公義（</w:t>
+      </w:r>
+      <w:hyperlink r:id="rId27">
+        <w:r>
+          <w:rPr>
+            <w:lang w:val="zh_TW" w:bidi="zh_TW"/>
+          </w:rPr>
+          <w:rPr>
+            <w:color w:val="0000EE"/>
+            <w:u w:val="single"/>
+          </w:rPr>
+          <w:t>賽45:24</w:t>
+        </w:r>
+      </w:hyperlink>
+      <w:r>
+        <w:rPr>
+          <w:lang w:val="zh_TW" w:bidi="zh_TW"/>
+        </w:rPr>
+        <w:t>，</w:t>
+      </w:r>
+      <w:hyperlink r:id="rId28">
+        <w:r>
+          <w:rPr>
+            <w:lang w:val="zh_TW" w:bidi="zh_TW"/>
+          </w:rPr>
+          <w:rPr>
+            <w:color w:val="0000EE"/>
+            <w:u w:val="single"/>
+          </w:rPr>
+          <w:t>54:17</w:t>
+        </w:r>
+      </w:hyperlink>
+      <w:r>
+        <w:rPr>
+          <w:lang w:val="zh_TW" w:bidi="zh_TW"/>
+        </w:rPr>
+        <w:t>；</w:t>
+      </w:r>
+      <w:hyperlink r:id="rId29">
+        <w:r>
+          <w:rPr>
+            <w:lang w:val="zh_TW" w:bidi="zh_TW"/>
+          </w:rPr>
+          <w:rPr>
+            <w:color w:val="0000EE"/>
+            <w:u w:val="single"/>
+          </w:rPr>
+          <w:t>何10:12</w:t>
+        </w:r>
+      </w:hyperlink>
+      <w:r>
+        <w:rPr>
+          <w:lang w:val="zh_TW" w:bidi="zh_TW"/>
+        </w:rPr>
+        <w:t>）。當一個人憑信心接受基督的工作時，神就將基督的公義歸給他們。</w:t>
+      </w:r>
     </w:p>
     <w:p>
+      <w:pPr/>
+      <w:r>
+        <w:rPr>
+          <w:lang w:val="zh_TW" w:bidi="zh_TW"/>
+        </w:rPr>
+      </w:r>
+      <w:r>
+        <w:rPr>
+          <w:lang w:val="zh_TW" w:bidi="zh_TW"/>
+        </w:rPr>
+        <w:t>將神的公義歸算給信徒，是保羅在羅馬書中的主要主題 （</w:t>
+      </w:r>
+      <w:hyperlink r:id="rId30">
+        <w:r>
+          <w:rPr>
+            <w:lang w:val="zh_TW" w:bidi="zh_TW"/>
+          </w:rPr>
+          <w:rPr>
+            <w:color w:val="0000EE"/>
+            <w:u w:val="single"/>
+          </w:rPr>
+          <w:t>羅3:21–5:21</w:t>
+        </w:r>
+      </w:hyperlink>
+      <w:r>
+        <w:rPr>
+          <w:lang w:val="zh_TW" w:bidi="zh_TW"/>
+        </w:rPr>
+        <w:t>）。保羅談到罪人</w:t>
+      </w:r>
+      <w:r>
+        <w:rPr>
+          <w:lang w:val="zh_TW" w:bidi="zh_TW"/>
+        </w:rPr>
+        <w:t>蒙神算為義</w:t>
+      </w:r>
+      <w:r>
+        <w:rPr>
+          <w:lang w:val="zh_TW" w:bidi="zh_TW"/>
+        </w:rPr>
+        <w:t>的喜樂（</w:t>
+      </w:r>
+      <w:hyperlink r:id="rId31">
+        <w:r>
+          <w:rPr>
+            <w:lang w:val="zh_TW" w:bidi="zh_TW"/>
+          </w:rPr>
+          <w:rPr>
+            <w:color w:val="0000EE"/>
+            <w:u w:val="single"/>
+          </w:rPr>
+          <w:t>羅4:6</w:t>
+        </w:r>
+      </w:hyperlink>
+      <w:r>
+        <w:rPr>
+          <w:lang w:val="zh_TW" w:bidi="zh_TW"/>
+        </w:rPr>
+        <w:t>）。基督的公義被歸算給人，也使人在神的法庭中得以稱為義 （</w:t>
+      </w:r>
+      <w:hyperlink r:id="rId32">
+        <w:r>
+          <w:rPr>
+            <w:lang w:val="zh_TW" w:bidi="zh_TW"/>
+          </w:rPr>
+          <w:rPr>
+            <w:color w:val="0000EE"/>
+            <w:u w:val="single"/>
+          </w:rPr>
+          <w:t>羅5:18</w:t>
+        </w:r>
+      </w:hyperlink>
+      <w:r>
+        <w:rPr>
+          <w:lang w:val="zh_TW" w:bidi="zh_TW"/>
+        </w:rPr>
+        <w:t>）。基督的死，被歸算給罪人，是聖潔的神赦免罪人的原因。聖經教導說，亞當的罪對人的負面影響被歸算給所有人，但對於相信基督的人來說，這些影響都被逆轉了。將人類的罪歸算給基督，這使祂的義可以歸算給信徒。</w:t>
+      </w:r>
+    </w:p>
+    <w:p>
+      <w:pPr/>
+      <w:r>
+        <w:rPr>
+          <w:lang w:val="zh_TW" w:bidi="zh_TW"/>
+        </w:rPr>
+      </w:r>
+      <w:r>
+        <w:rPr>
+          <w:i/>
+          <w:lang w:val="zh_TW" w:bidi="zh_TW"/>
+        </w:rPr>
+        <w:t>另見</w:t>
+      </w:r>
+      <w:r>
+        <w:rPr>
+          <w:lang w:val="zh_TW" w:bidi="zh_TW"/>
+        </w:rPr>
+        <w:t>亞當（人）</w:t>
+      </w:r>
+      <w:r>
+        <w:rPr>
+          <w:lang w:val="zh_TW" w:bidi="zh_TW"/>
+        </w:rPr>
+        <w:t>、</w:t>
+      </w:r>
+      <w:r>
+        <w:rPr>
+          <w:lang w:val="zh_TW" w:bidi="zh_TW"/>
+        </w:rPr>
+        <w:t>基督論</w:t>
+      </w:r>
+      <w:r>
+        <w:rPr>
+          <w:lang w:val="zh_TW" w:bidi="zh_TW"/>
+        </w:rPr>
+        <w:t>、</w:t>
+      </w:r>
+      <w:r>
+        <w:rPr>
+          <w:lang w:val="zh_TW" w:bidi="zh_TW"/>
+        </w:rPr>
+        <w:t>人類墮落</w:t>
+      </w:r>
+      <w:r>
+        <w:rPr>
+          <w:lang w:val="zh_TW" w:bidi="zh_TW"/>
+        </w:rPr>
+        <w:t>、</w:t>
+      </w:r>
+      <w:r>
+        <w:rPr>
+          <w:lang w:val="zh_TW" w:bidi="zh_TW"/>
+        </w:rPr>
+        <w:t>罪</w:t>
+      </w:r>
+      <w:r>
+        <w:rPr>
+          <w:lang w:val="zh_TW" w:bidi="zh_TW"/>
+        </w:rPr>
+        <w:t>。</w:t>
+      </w:r>
+      <w:r>
+        <w:rPr>
+          <w:lang w:val="zh_TW" w:bidi="zh_TW"/>
+        </w:rPr>
+      </w:r>
+      <w:r>
+        <w:rPr>
+          <w:lang w:val="zh_TW" w:bidi="zh_TW"/>
+        </w:rPr>
+      </w:r>
+    </w:p>
+    <w:p>
+      <w:pPr/>
+      <w:r>
+        <w:rPr>
+          <w:lang w:val="zh_TW" w:bidi="zh_TW"/>
+        </w:rPr>
+      </w:r>
+    </w:p>
+    <w:p>
       <w:pPr>
         <w:pStyle w:val="Heading2"/>
       </w:pPr>
@@ -370,12 +894,820 @@
         <w:rPr>
           <w:lang w:val="zh_TW" w:bidi="zh_TW"/>
         </w:rPr>
-        <w:t>哈大</w:t>
-      </w:r>
-      <w:r>
-        <w:rPr>
-          <w:lang w:val="zh_TW" w:bidi="zh_TW"/>
-        </w:rPr>
+        <w:t>歸信</w:t>
+      </w:r>
+      <w:r>
+        <w:rPr>
+          <w:lang w:val="zh_TW" w:bidi="zh_TW"/>
+        </w:rPr>
+      </w:r>
+    </w:p>
+    <w:p>
+      <w:pPr/>
+      <w:r>
+        <w:rPr>
+          <w:lang w:val="zh_TW" w:bidi="zh_TW"/>
+        </w:rPr>
+      </w:r>
+      <w:r>
+        <w:rPr>
+          <w:lang w:val="zh_TW" w:bidi="zh_TW"/>
+        </w:rPr>
+        <w:t>一個人在生活和思想上的徹底改變。對基督徒來說，這意味著從忽視神的生活方式轉變為順服基督的生活方式。歸信是悔改的結果。</w:t>
+      </w:r>
+    </w:p>
+    <w:p>
+      <w:pPr>
+        <w:pStyle w:val="Heading3"/>
+      </w:pPr>
+      <w:r>
+        <w:rPr>
+          <w:lang w:val="zh_TW" w:bidi="zh_TW"/>
+        </w:rPr>
+        <w:t>舊約中的歸信</w:t>
+      </w:r>
+    </w:p>
+    <w:p>
+      <w:pPr/>
+      <w:r>
+        <w:rPr>
+          <w:lang w:val="zh_TW" w:bidi="zh_TW"/>
+        </w:rPr>
+      </w:r>
+      <w:r>
+        <w:rPr>
+          <w:lang w:val="zh_TW" w:bidi="zh_TW"/>
+        </w:rPr>
+        <w:t>在舊約中，歸信基本上是從以前的生活方式，轉向或歸回以色列的神耶和華。以色列經常需要歸回他們的神（</w:t>
+      </w:r>
+      <w:hyperlink r:id="rId33">
+        <w:r>
+          <w:rPr>
+            <w:lang w:val="zh_TW" w:bidi="zh_TW"/>
+          </w:rPr>
+          <w:rPr>
+            <w:color w:val="0000EE"/>
+            <w:u w:val="single"/>
+          </w:rPr>
+          <w:t>申4:30</w:t>
+        </w:r>
+      </w:hyperlink>
+      <w:r>
+        <w:rPr>
+          <w:lang w:val="zh_TW" w:bidi="zh_TW"/>
+        </w:rPr>
+        <w:t>），無論是個人（</w:t>
+      </w:r>
+      <w:hyperlink r:id="rId34">
+        <w:r>
+          <w:rPr>
+            <w:lang w:val="zh_TW" w:bidi="zh_TW"/>
+          </w:rPr>
+          <w:rPr>
+            <w:color w:val="0000EE"/>
+            <w:u w:val="single"/>
+          </w:rPr>
+          <w:t>詩51篇</w:t>
+        </w:r>
+      </w:hyperlink>
+      <w:r>
+        <w:rPr>
+          <w:lang w:val="zh_TW" w:bidi="zh_TW"/>
+        </w:rPr>
+        <w:t>）還是整個民族（</w:t>
+      </w:r>
+      <w:hyperlink r:id="rId35">
+        <w:r>
+          <w:rPr>
+            <w:lang w:val="zh_TW" w:bidi="zh_TW"/>
+          </w:rPr>
+          <w:rPr>
+            <w:color w:val="0000EE"/>
+            <w:u w:val="single"/>
+          </w:rPr>
+          <w:t>耶4:1</w:t>
+        </w:r>
+      </w:hyperlink>
+      <w:r>
+        <w:rPr>
+          <w:lang w:val="zh_TW" w:bidi="zh_TW"/>
+        </w:rPr>
+        <w:t>）。其它列國需要初次轉向神（</w:t>
+      </w:r>
+      <w:hyperlink r:id="rId36">
+        <w:r>
+          <w:rPr>
+            <w:lang w:val="zh_TW" w:bidi="zh_TW"/>
+          </w:rPr>
+          <w:rPr>
+            <w:color w:val="0000EE"/>
+            <w:u w:val="single"/>
+          </w:rPr>
+          <w:t>詩22:27</w:t>
+        </w:r>
+      </w:hyperlink>
+      <w:r>
+        <w:rPr>
+          <w:lang w:val="zh_TW" w:bidi="zh_TW"/>
+        </w:rPr>
+        <w:t>）。其特徵是遠離邪惡的行為（</w:t>
+      </w:r>
+      <w:hyperlink r:id="rId37">
+        <w:r>
+          <w:rPr>
+            <w:lang w:val="zh_TW" w:bidi="zh_TW"/>
+          </w:rPr>
+          <w:rPr>
+            <w:color w:val="0000EE"/>
+            <w:u w:val="single"/>
+          </w:rPr>
+          <w:t>耶26:3</w:t>
+        </w:r>
+      </w:hyperlink>
+      <w:r>
+        <w:rPr>
+          <w:lang w:val="zh_TW" w:bidi="zh_TW"/>
+        </w:rPr>
+        <w:t>，</w:t>
+      </w:r>
+      <w:hyperlink r:id="rId38">
+        <w:r>
+          <w:rPr>
+            <w:lang w:val="zh_TW" w:bidi="zh_TW"/>
+          </w:rPr>
+          <w:rPr>
+            <w:color w:val="0000EE"/>
+            <w:u w:val="single"/>
+          </w:rPr>
+          <w:t>36:3</w:t>
+        </w:r>
+      </w:hyperlink>
+      <w:r>
+        <w:rPr>
+          <w:lang w:val="zh_TW" w:bidi="zh_TW"/>
+        </w:rPr>
+        <w:t>；</w:t>
+      </w:r>
+      <w:hyperlink r:id="rId39">
+        <w:r>
+          <w:rPr>
+            <w:lang w:val="zh_TW" w:bidi="zh_TW"/>
+          </w:rPr>
+          <w:rPr>
+            <w:color w:val="0000EE"/>
+            <w:u w:val="single"/>
+          </w:rPr>
+          <w:t>結18:21、27</w:t>
+        </w:r>
+      </w:hyperlink>
+      <w:r>
+        <w:rPr>
+          <w:lang w:val="zh_TW" w:bidi="zh_TW"/>
+        </w:rPr>
+        <w:t>，</w:t>
+      </w:r>
+      <w:hyperlink r:id="rId40">
+        <w:r>
+          <w:rPr>
+            <w:lang w:val="zh_TW" w:bidi="zh_TW"/>
+          </w:rPr>
+          <w:rPr>
+            <w:color w:val="0000EE"/>
+            <w:u w:val="single"/>
+          </w:rPr>
+          <w:t>33:9、11</w:t>
+        </w:r>
+      </w:hyperlink>
+      <w:r>
+        <w:rPr>
+          <w:lang w:val="zh_TW" w:bidi="zh_TW"/>
+        </w:rPr>
+        <w:t>）。歸信是從對神不忠的生活轉向對神順服的生活（</w:t>
+      </w:r>
+      <w:hyperlink r:id="rId41">
+        <w:r>
+          <w:rPr>
+            <w:lang w:val="zh_TW" w:bidi="zh_TW"/>
+          </w:rPr>
+          <w:rPr>
+            <w:color w:val="0000EE"/>
+            <w:u w:val="single"/>
+          </w:rPr>
+          <w:t>賽10:20–21</w:t>
+        </w:r>
+      </w:hyperlink>
+      <w:r>
+        <w:rPr>
+          <w:lang w:val="zh_TW" w:bidi="zh_TW"/>
+        </w:rPr>
+        <w:t>，</w:t>
+      </w:r>
+      <w:hyperlink r:id="rId42">
+        <w:r>
+          <w:rPr>
+            <w:lang w:val="zh_TW" w:bidi="zh_TW"/>
+          </w:rPr>
+          <w:rPr>
+            <w:color w:val="0000EE"/>
+            <w:u w:val="single"/>
+          </w:rPr>
+          <w:t>14:2</w:t>
+        </w:r>
+      </w:hyperlink>
+      <w:r>
+        <w:rPr>
+          <w:lang w:val="zh_TW" w:bidi="zh_TW"/>
+        </w:rPr>
+        <w:t>；</w:t>
+      </w:r>
+      <w:hyperlink r:id="rId43">
+        <w:r>
+          <w:rPr>
+            <w:lang w:val="zh_TW" w:bidi="zh_TW"/>
+          </w:rPr>
+          <w:rPr>
+            <w:color w:val="0000EE"/>
+            <w:u w:val="single"/>
+          </w:rPr>
+          <w:t>耶34:15</w:t>
+        </w:r>
+      </w:hyperlink>
+      <w:r>
+        <w:rPr>
+          <w:lang w:val="zh_TW" w:bidi="zh_TW"/>
+        </w:rPr>
+        <w:t>；</w:t>
+      </w:r>
+      <w:hyperlink r:id="rId44">
+        <w:r>
+          <w:rPr>
+            <w:lang w:val="zh_TW" w:bidi="zh_TW"/>
+          </w:rPr>
+          <w:rPr>
+            <w:color w:val="0000EE"/>
+            <w:u w:val="single"/>
+          </w:rPr>
+          <w:t>何14:4</w:t>
+        </w:r>
+      </w:hyperlink>
+      <w:r>
+        <w:rPr>
+          <w:lang w:val="zh_TW" w:bidi="zh_TW"/>
+        </w:rPr>
+        <w:t>）。歸信意味著內心方向的改變，並在生活方式上表現出來。</w:t>
+      </w:r>
+    </w:p>
+    <w:p>
+      <w:pPr>
+        <w:pStyle w:val="Heading3"/>
+      </w:pPr>
+      <w:r>
+        <w:rPr>
+          <w:lang w:val="zh_TW" w:bidi="zh_TW"/>
+        </w:rPr>
+        <w:t>新約中的歸信</w:t>
+      </w:r>
+    </w:p>
+    <w:p>
+      <w:pPr/>
+      <w:r>
+        <w:rPr>
+          <w:lang w:val="zh_TW" w:bidi="zh_TW"/>
+        </w:rPr>
+      </w:r>
+      <w:r>
+        <w:rPr>
+          <w:lang w:val="zh_TW" w:bidi="zh_TW"/>
+        </w:rPr>
+        <w:t>在新約中，施洗約翰首先呼籲歸信（</w:t>
+      </w:r>
+      <w:hyperlink r:id="rId45">
+        <w:r>
+          <w:rPr>
+            <w:lang w:val="zh_TW" w:bidi="zh_TW"/>
+          </w:rPr>
+          <w:rPr>
+            <w:color w:val="0000EE"/>
+            <w:u w:val="single"/>
+          </w:rPr>
+          <w:t>太3:2</w:t>
+        </w:r>
+      </w:hyperlink>
+      <w:r>
+        <w:rPr>
+          <w:lang w:val="zh_TW" w:bidi="zh_TW"/>
+        </w:rPr>
+        <w:t>；</w:t>
+      </w:r>
+      <w:hyperlink r:id="rId46">
+        <w:r>
+          <w:rPr>
+            <w:lang w:val="zh_TW" w:bidi="zh_TW"/>
+          </w:rPr>
+          <w:rPr>
+            <w:color w:val="0000EE"/>
+            <w:u w:val="single"/>
+          </w:rPr>
+          <w:t>可1:4</w:t>
+        </w:r>
+      </w:hyperlink>
+      <w:r>
+        <w:rPr>
+          <w:lang w:val="zh_TW" w:bidi="zh_TW"/>
+        </w:rPr>
+        <w:t>；</w:t>
+      </w:r>
+      <w:hyperlink r:id="rId47">
+        <w:r>
+          <w:rPr>
+            <w:lang w:val="zh_TW" w:bidi="zh_TW"/>
+          </w:rPr>
+          <w:rPr>
+            <w:color w:val="0000EE"/>
+            <w:u w:val="single"/>
+          </w:rPr>
+          <w:t>路3:3</w:t>
+        </w:r>
+      </w:hyperlink>
+      <w:r>
+        <w:rPr>
+          <w:lang w:val="zh_TW" w:bidi="zh_TW"/>
+        </w:rPr>
+        <w:t>），他發出先知的呼籲，要求人們改變心意（這是此希臘文詞語的根本含義），因為神的國近了。這種生命的改變必須包括行為的改變，以證明其真實性（</w:t>
+      </w:r>
+      <w:hyperlink r:id="rId48">
+        <w:r>
+          <w:rPr>
+            <w:lang w:val="zh_TW" w:bidi="zh_TW"/>
+          </w:rPr>
+          <w:rPr>
+            <w:color w:val="0000EE"/>
+            <w:u w:val="single"/>
+          </w:rPr>
+          <w:t>太3:8</w:t>
+        </w:r>
+      </w:hyperlink>
+      <w:r>
+        <w:rPr>
+          <w:lang w:val="zh_TW" w:bidi="zh_TW"/>
+        </w:rPr>
+        <w:t>；</w:t>
+      </w:r>
+      <w:hyperlink r:id="rId49">
+        <w:r>
+          <w:rPr>
+            <w:lang w:val="zh_TW" w:bidi="zh_TW"/>
+          </w:rPr>
+          <w:rPr>
+            <w:color w:val="0000EE"/>
+            <w:u w:val="single"/>
+          </w:rPr>
+          <w:t>路3:8</w:t>
+        </w:r>
+      </w:hyperlink>
+      <w:r>
+        <w:rPr>
+          <w:lang w:val="zh_TW" w:bidi="zh_TW"/>
+        </w:rPr>
+        <w:t>）。耶穌也傳講同樣的信息（</w:t>
+      </w:r>
+      <w:hyperlink r:id="rId50">
+        <w:r>
+          <w:rPr>
+            <w:lang w:val="zh_TW" w:bidi="zh_TW"/>
+          </w:rPr>
+          <w:rPr>
+            <w:color w:val="0000EE"/>
+            <w:u w:val="single"/>
+          </w:rPr>
+          <w:t>太4:17</w:t>
+        </w:r>
+      </w:hyperlink>
+      <w:r>
+        <w:rPr>
+          <w:lang w:val="zh_TW" w:bidi="zh_TW"/>
+        </w:rPr>
+        <w:t>；</w:t>
+      </w:r>
+      <w:hyperlink r:id="rId51">
+        <w:r>
+          <w:rPr>
+            <w:lang w:val="zh_TW" w:bidi="zh_TW"/>
+          </w:rPr>
+          <w:rPr>
+            <w:color w:val="0000EE"/>
+            <w:u w:val="single"/>
+          </w:rPr>
+          <w:t>可1:15</w:t>
+        </w:r>
+      </w:hyperlink>
+      <w:r>
+        <w:rPr>
+          <w:lang w:val="zh_TW" w:bidi="zh_TW"/>
+        </w:rPr>
+        <w:t>）。祂還說，由於神的國度已經在祂身上到來，順服祂是歸信好消息的一部分。然而，這也可能是壞消息，因為如果不做出這種徹底的改變，就會被定罪（</w:t>
+      </w:r>
+      <w:hyperlink r:id="rId52">
+        <w:r>
+          <w:rPr>
+            <w:lang w:val="zh_TW" w:bidi="zh_TW"/>
+          </w:rPr>
+          <w:rPr>
+            <w:color w:val="0000EE"/>
+            <w:u w:val="single"/>
+          </w:rPr>
+          <w:t>太11:20</w:t>
+        </w:r>
+      </w:hyperlink>
+      <w:r>
+        <w:rPr>
+          <w:lang w:val="zh_TW" w:bidi="zh_TW"/>
+        </w:rPr>
+        <w:t>；</w:t>
+      </w:r>
+      <w:hyperlink r:id="rId53">
+        <w:r>
+          <w:rPr>
+            <w:lang w:val="zh_TW" w:bidi="zh_TW"/>
+          </w:rPr>
+          <w:rPr>
+            <w:color w:val="0000EE"/>
+            <w:u w:val="single"/>
+          </w:rPr>
+          <w:t>路13:3–5</w:t>
+        </w:r>
+      </w:hyperlink>
+      <w:r>
+        <w:rPr>
+          <w:lang w:val="zh_TW" w:bidi="zh_TW"/>
+        </w:rPr>
+        <w:t>）。歸信是徹底的，但也是簡單的。它要求我們像小孩子一樣全然委身，而不是像成人的算計和自我保護（</w:t>
+      </w:r>
+      <w:hyperlink r:id="rId54">
+        <w:r>
+          <w:rPr>
+            <w:lang w:val="zh_TW" w:bidi="zh_TW"/>
+          </w:rPr>
+          <w:rPr>
+            <w:color w:val="0000EE"/>
+            <w:u w:val="single"/>
+          </w:rPr>
+          <w:t>太18:3</w:t>
+        </w:r>
+      </w:hyperlink>
+      <w:r>
+        <w:rPr>
+          <w:lang w:val="zh_TW" w:bidi="zh_TW"/>
+        </w:rPr>
+        <w:t>）。成人謹慎、自我保護的態度，與孩子的簡單、真誠信任和開放的態度，形成對比。</w:t>
+      </w:r>
+    </w:p>
+    <w:p>
+      <w:pPr/>
+      <w:r>
+        <w:rPr>
+          <w:lang w:val="zh_TW" w:bidi="zh_TW"/>
+        </w:rPr>
+      </w:r>
+      <w:r>
+        <w:rPr>
+          <w:lang w:val="zh_TW" w:bidi="zh_TW"/>
+        </w:rPr>
+        <w:t>除了四福音書和使徒行傳，歸信在新約中並不常見。當它在使徒行傳中使用時，歸信</w:t>
+      </w:r>
+    </w:p>
+    <w:p>
+      <w:pPr>
+        <w:pStyle w:val="ListBullet"/>
+        <w:spacing w:line="240" w:lineRule="auto"/>
+        <w:ind w:left="720"/>
+      </w:pPr>
+      <w:r>
+        <w:rPr>
+          <w:lang w:val="zh_TW" w:bidi="zh_TW"/>
+        </w:rPr>
+      </w:r>
+      <w:r>
+        <w:rPr>
+          <w:lang w:val="zh_TW" w:bidi="zh_TW"/>
+        </w:rPr>
+        <w:t>構成福音講道中最重要的部分——形成委身的呼召（</w:t>
+      </w:r>
+      <w:hyperlink r:id="rId55">
+        <w:r>
+          <w:rPr>
+            <w:lang w:val="zh_TW" w:bidi="zh_TW"/>
+          </w:rPr>
+          <w:rPr>
+            <w:color w:val="0000EE"/>
+            <w:u w:val="single"/>
+          </w:rPr>
+          <w:t>2:38</w:t>
+        </w:r>
+      </w:hyperlink>
+      <w:r>
+        <w:rPr>
+          <w:lang w:val="zh_TW" w:bidi="zh_TW"/>
+        </w:rPr>
+        <w:t>，</w:t>
+      </w:r>
+      <w:hyperlink r:id="rId56">
+        <w:r>
+          <w:rPr>
+            <w:lang w:val="zh_TW" w:bidi="zh_TW"/>
+          </w:rPr>
+          <w:rPr>
+            <w:color w:val="0000EE"/>
+            <w:u w:val="single"/>
+          </w:rPr>
+          <w:t>3:19</w:t>
+        </w:r>
+      </w:hyperlink>
+      <w:r>
+        <w:rPr>
+          <w:lang w:val="zh_TW" w:bidi="zh_TW"/>
+        </w:rPr>
+        <w:t>，</w:t>
+      </w:r>
+      <w:hyperlink r:id="rId57">
+        <w:r>
+          <w:rPr>
+            <w:lang w:val="zh_TW" w:bidi="zh_TW"/>
+          </w:rPr>
+          <w:rPr>
+            <w:color w:val="0000EE"/>
+            <w:u w:val="single"/>
+          </w:rPr>
+          <w:t>8:22</w:t>
+        </w:r>
+      </w:hyperlink>
+      <w:r>
+        <w:rPr>
+          <w:lang w:val="zh_TW" w:bidi="zh_TW"/>
+        </w:rPr>
+        <w:t>），</w:t>
+      </w:r>
+    </w:p>
+    <w:p>
+      <w:pPr>
+        <w:pStyle w:val="ListBullet"/>
+        <w:spacing w:line="240" w:lineRule="auto"/>
+        <w:ind w:left="720"/>
+      </w:pPr>
+      <w:r>
+        <w:rPr>
+          <w:lang w:val="zh_TW" w:bidi="zh_TW"/>
+        </w:rPr>
+      </w:r>
+      <w:r>
+        <w:rPr>
+          <w:lang w:val="zh_TW" w:bidi="zh_TW"/>
+        </w:rPr>
+        <w:t>描述新基督徒對主的委身（</w:t>
+      </w:r>
+      <w:hyperlink r:id="rId58">
+        <w:r>
+          <w:rPr>
+            <w:lang w:val="zh_TW" w:bidi="zh_TW"/>
+          </w:rPr>
+          <w:rPr>
+            <w:color w:val="0000EE"/>
+            <w:u w:val="single"/>
+          </w:rPr>
+          <w:t>9:35</w:t>
+        </w:r>
+      </w:hyperlink>
+      <w:r>
+        <w:rPr>
+          <w:lang w:val="zh_TW" w:bidi="zh_TW"/>
+        </w:rPr>
+        <w:t>，</w:t>
+      </w:r>
+      <w:hyperlink r:id="rId59">
+        <w:r>
+          <w:rPr>
+            <w:lang w:val="zh_TW" w:bidi="zh_TW"/>
+          </w:rPr>
+          <w:rPr>
+            <w:color w:val="0000EE"/>
+            <w:u w:val="single"/>
+          </w:rPr>
+          <w:t>11:21</w:t>
+        </w:r>
+      </w:hyperlink>
+      <w:r>
+        <w:rPr>
+          <w:lang w:val="zh_TW" w:bidi="zh_TW"/>
+        </w:rPr>
+        <w:t>），以及</w:t>
+      </w:r>
+    </w:p>
+    <w:p>
+      <w:pPr>
+        <w:pStyle w:val="ListBullet"/>
+        <w:spacing w:line="240" w:lineRule="auto"/>
+        <w:ind w:left="720"/>
+      </w:pPr>
+      <w:r>
+        <w:rPr>
+          <w:lang w:val="zh_TW" w:bidi="zh_TW"/>
+        </w:rPr>
+      </w:r>
+      <w:r>
+        <w:rPr>
+          <w:lang w:val="zh_TW" w:bidi="zh_TW"/>
+        </w:rPr>
+        <w:t>描繪生命從黑暗轉向光明的改變（</w:t>
+      </w:r>
+      <w:hyperlink r:id="rId60">
+        <w:r>
+          <w:rPr>
+            <w:lang w:val="zh_TW" w:bidi="zh_TW"/>
+          </w:rPr>
+          <w:rPr>
+            <w:color w:val="0000EE"/>
+            <w:u w:val="single"/>
+          </w:rPr>
+          <w:t>26:18–20</w:t>
+        </w:r>
+      </w:hyperlink>
+      <w:r>
+        <w:rPr>
+          <w:lang w:val="zh_TW" w:bidi="zh_TW"/>
+        </w:rPr>
+        <w:t>）。</w:t>
+      </w:r>
+    </w:p>
+    <w:p>
+      <w:pPr/>
+      <w:r>
+        <w:rPr>
+          <w:lang w:val="zh_TW" w:bidi="zh_TW"/>
+        </w:rPr>
+      </w:r>
+      <w:r>
+        <w:rPr>
+          <w:lang w:val="zh_TW" w:bidi="zh_TW"/>
+        </w:rPr>
+        <w:t>在提到歸信時，後來的福音書作者則</w:t>
+      </w:r>
+    </w:p>
+    <w:p>
+      <w:pPr>
+        <w:pStyle w:val="ListBullet"/>
+        <w:spacing w:line="240" w:lineRule="auto"/>
+        <w:ind w:left="720"/>
+      </w:pPr>
+      <w:r>
+        <w:rPr>
+          <w:lang w:val="zh_TW" w:bidi="zh_TW"/>
+        </w:rPr>
+      </w:r>
+      <w:r>
+        <w:rPr>
+          <w:lang w:val="zh_TW" w:bidi="zh_TW"/>
+        </w:rPr>
+        <w:t>回顧歸信經歷（</w:t>
+      </w:r>
+      <w:hyperlink r:id="rId61">
+        <w:r>
+          <w:rPr>
+            <w:lang w:val="zh_TW" w:bidi="zh_TW"/>
+          </w:rPr>
+          <w:rPr>
+            <w:color w:val="0000EE"/>
+            <w:u w:val="single"/>
+          </w:rPr>
+          <w:t>林書3:16</w:t>
+        </w:r>
+      </w:hyperlink>
+      <w:r>
+        <w:rPr>
+          <w:lang w:val="zh_TW" w:bidi="zh_TW"/>
+        </w:rPr>
+        <w:t>），</w:t>
+      </w:r>
+    </w:p>
+    <w:p>
+      <w:pPr>
+        <w:pStyle w:val="ListBullet"/>
+        <w:spacing w:line="240" w:lineRule="auto"/>
+        <w:ind w:left="720"/>
+      </w:pPr>
+      <w:r>
+        <w:rPr>
+          <w:lang w:val="zh_TW" w:bidi="zh_TW"/>
+        </w:rPr>
+      </w:r>
+      <w:r>
+        <w:rPr>
+          <w:lang w:val="zh_TW" w:bidi="zh_TW"/>
+        </w:rPr>
+        <w:t>擔心基督徒轉向異教或猶太教（</w:t>
+      </w:r>
+      <w:hyperlink r:id="rId62">
+        <w:r>
+          <w:rPr>
+            <w:lang w:val="zh_TW" w:bidi="zh_TW"/>
+          </w:rPr>
+          <w:rPr>
+            <w:color w:val="0000EE"/>
+            <w:u w:val="single"/>
+          </w:rPr>
+          <w:t>加4:9</w:t>
+        </w:r>
+      </w:hyperlink>
+      <w:r>
+        <w:rPr>
+          <w:lang w:val="zh_TW" w:bidi="zh_TW"/>
+        </w:rPr>
+        <w:t>），以及</w:t>
+      </w:r>
+    </w:p>
+    <w:p>
+      <w:pPr>
+        <w:pStyle w:val="ListBullet"/>
+        <w:spacing w:line="240" w:lineRule="auto"/>
+        <w:ind w:left="720"/>
+      </w:pPr>
+      <w:r>
+        <w:rPr>
+          <w:lang w:val="zh_TW" w:bidi="zh_TW"/>
+        </w:rPr>
+      </w:r>
+      <w:r>
+        <w:rPr>
+          <w:lang w:val="zh_TW" w:bidi="zh_TW"/>
+        </w:rPr>
+        <w:t>呼籲那些離開信仰並面臨審判危險的基督徒，重新歸信（</w:t>
+      </w:r>
+      <w:hyperlink r:id="rId63">
+        <w:r>
+          <w:rPr>
+            <w:lang w:val="zh_TW" w:bidi="zh_TW"/>
+          </w:rPr>
+          <w:rPr>
+            <w:color w:val="0000EE"/>
+            <w:u w:val="single"/>
+          </w:rPr>
+          <w:t>雅5:19–20</w:t>
+        </w:r>
+      </w:hyperlink>
+      <w:r>
+        <w:rPr>
+          <w:lang w:val="zh_TW" w:bidi="zh_TW"/>
+        </w:rPr>
+        <w:t>；</w:t>
+      </w:r>
+      <w:hyperlink r:id="rId64">
+        <w:r>
+          <w:rPr>
+            <w:lang w:val="zh_TW" w:bidi="zh_TW"/>
+          </w:rPr>
+          <w:rPr>
+            <w:color w:val="0000EE"/>
+            <w:u w:val="single"/>
+          </w:rPr>
+          <w:t>啟2:5、16、22</w:t>
+        </w:r>
+      </w:hyperlink>
+      <w:r>
+        <w:rPr>
+          <w:lang w:val="zh_TW" w:bidi="zh_TW"/>
+        </w:rPr>
+        <w:t>，</w:t>
+      </w:r>
+      <w:hyperlink r:id="rId65">
+        <w:r>
+          <w:rPr>
+            <w:lang w:val="zh_TW" w:bidi="zh_TW"/>
+          </w:rPr>
+          <w:rPr>
+            <w:color w:val="0000EE"/>
+            <w:u w:val="single"/>
+          </w:rPr>
+          <w:t>3:19</w:t>
+        </w:r>
+      </w:hyperlink>
+      <w:r>
+        <w:rPr>
+          <w:lang w:val="zh_TW" w:bidi="zh_TW"/>
+        </w:rPr>
+        <w:t>）。</w:t>
+      </w:r>
+    </w:p>
+    <w:p>
+      <w:pPr/>
+      <w:r>
+        <w:rPr>
+          <w:lang w:val="zh_TW" w:bidi="zh_TW"/>
+        </w:rPr>
+      </w:r>
+      <w:r>
+        <w:rPr>
+          <w:lang w:val="zh_TW" w:bidi="zh_TW"/>
+        </w:rPr>
+        <w:t>正如舊約以及約翰和耶穌的宣講，歸信包含三個要素。</w:t>
       </w:r>
     </w:p>
     <w:p>
@@ -397,18 +1729,31 @@
         <w:rPr>
           <w:lang w:val="zh_TW" w:bidi="zh_TW"/>
         </w:rPr>
-        <w:t>哈大是以實瑪利十二個兒子中的第八位，因此也是亞伯拉罕的子孫（</w:t>
-      </w:r>
-      <w:hyperlink r:id="rId13">
-        <w:r>
-          <w:rPr>
-            <w:lang w:val="zh_TW" w:bidi="zh_TW"/>
-          </w:rPr>
-          <w:rPr>
-            <w:color w:val="0000EE"/>
-            <w:u w:val="single"/>
-          </w:rPr>
-          <w:t>創25:15</w:t>
+        <w:t>歸信是</w:t>
+      </w:r>
+      <w:r>
+        <w:rPr>
+          <w:i/>
+          <w:lang w:val="zh_TW" w:bidi="zh_TW"/>
+        </w:rPr>
+        <w:t>從</w:t>
+      </w:r>
+      <w:r>
+        <w:rPr>
+          <w:lang w:val="zh_TW" w:bidi="zh_TW"/>
+        </w:rPr>
+        <w:t>某些事物中轉離，包括具體的罪、假神或僅僅是為自己而活的生活（</w:t>
+      </w:r>
+      <w:hyperlink r:id="rId66">
+        <w:r>
+          <w:rPr>
+            <w:lang w:val="zh_TW" w:bidi="zh_TW"/>
+          </w:rPr>
+          <w:rPr>
+            <w:color w:val="0000EE"/>
+            <w:u w:val="single"/>
+          </w:rPr>
+          <w:t>帖前1:9</w:t>
         </w:r>
       </w:hyperlink>
       <w:r>
@@ -417,59 +1762,41 @@
         </w:rPr>
         <w:t>；</w:t>
       </w:r>
-      <w:hyperlink r:id="rId15">
-        <w:r>
-          <w:rPr>
-            <w:lang w:val="zh_TW" w:bidi="zh_TW"/>
-          </w:rPr>
-          <w:rPr>
-            <w:color w:val="0000EE"/>
-            <w:u w:val="single"/>
-          </w:rPr>
-          <w:t>代上1:30</w:t>
-        </w:r>
-      </w:hyperlink>
-      <w:r>
-        <w:rPr>
-          <w:lang w:val="zh_TW" w:bidi="zh_TW"/>
-        </w:rPr>
-        <w:t>）。在有些聖經譯本中，</w:t>
-      </w:r>
-      <w:hyperlink r:id="rId13">
-        <w:r>
-          <w:rPr>
-            <w:lang w:val="zh_TW" w:bidi="zh_TW"/>
-          </w:rPr>
-          <w:rPr>
-            <w:color w:val="0000EE"/>
-            <w:u w:val="single"/>
-          </w:rPr>
-          <w:t>創世記二十五章15節</w:t>
-        </w:r>
-      </w:hyperlink>
-      <w:r>
-        <w:rPr>
-          <w:lang w:val="zh_TW" w:bidi="zh_TW"/>
-        </w:rPr>
-        <w:t>將其譯為「哈達（Hadar）」（和合本譯為：哈大），而</w:t>
-      </w:r>
-      <w:hyperlink r:id="rId15">
-        <w:r>
-          <w:rPr>
-            <w:lang w:val="zh_TW" w:bidi="zh_TW"/>
-          </w:rPr>
-          <w:rPr>
-            <w:color w:val="0000EE"/>
-            <w:u w:val="single"/>
-          </w:rPr>
-          <w:t>歷代志上一章30節</w:t>
-        </w:r>
-      </w:hyperlink>
-      <w:r>
-        <w:rPr>
-          <w:lang w:val="zh_TW" w:bidi="zh_TW"/>
-        </w:rPr>
-        <w:t>則譯作「哈大（Hadad）」（和合本譯為：哈達）；然而，另外兩個聖經譯本在兩處經文中皆一致譯爲「哈大」。</w:t>
+      <w:hyperlink r:id="rId67">
+        <w:r>
+          <w:rPr>
+            <w:lang w:val="zh_TW" w:bidi="zh_TW"/>
+          </w:rPr>
+          <w:rPr>
+            <w:color w:val="0000EE"/>
+            <w:u w:val="single"/>
+          </w:rPr>
+          <w:t>啟9:20–21</w:t>
+        </w:r>
+      </w:hyperlink>
+      <w:r>
+        <w:rPr>
+          <w:lang w:val="zh_TW" w:bidi="zh_TW"/>
+        </w:rPr>
+        <w:t>，</w:t>
+      </w:r>
+      <w:hyperlink r:id="rId68">
+        <w:r>
+          <w:rPr>
+            <w:lang w:val="zh_TW" w:bidi="zh_TW"/>
+          </w:rPr>
+          <w:rPr>
+            <w:color w:val="0000EE"/>
+            <w:u w:val="single"/>
+          </w:rPr>
+          <w:t>16:11</w:t>
+        </w:r>
+      </w:hyperlink>
+      <w:r>
+        <w:rPr>
+          <w:lang w:val="zh_TW" w:bidi="zh_TW"/>
+        </w:rPr>
+        <w:t>）。</w:t>
       </w:r>
     </w:p>
     <w:p>
@@ -487,18 +1814,18 @@
         <w:rPr>
           <w:lang w:val="zh_TW" w:bidi="zh_TW"/>
         </w:rPr>
-        <w:t>比達的兒子哈大（和合本譯為：哈達）為以東的一位君王，在希伯來人下到埃及之前統治以東。他曾在摩押平原擊敗米甸人，取得一次重要的軍事勝利（</w:t>
-      </w:r>
-      <w:hyperlink r:id="rId16">
-        <w:r>
-          <w:rPr>
-            <w:lang w:val="zh_TW" w:bidi="zh_TW"/>
-          </w:rPr>
-          <w:rPr>
-            <w:color w:val="0000EE"/>
-            <w:u w:val="single"/>
-          </w:rPr>
-          <w:t>創36:35–36</w:t>
+        <w:t>歸信是神的旨意，也是祂在世界上恩典工作的結果（</w:t>
+      </w:r>
+      <w:hyperlink r:id="rId69">
+        <w:r>
+          <w:rPr>
+            <w:lang w:val="zh_TW" w:bidi="zh_TW"/>
+          </w:rPr>
+          <w:rPr>
+            <w:color w:val="0000EE"/>
+            <w:u w:val="single"/>
+          </w:rPr>
+          <w:t>徒11:18</w:t>
         </w:r>
       </w:hyperlink>
       <w:r>
@@ -507,16 +1834,70 @@
         </w:rPr>
         <w:t>；</w:t>
       </w:r>
-      <w:hyperlink r:id="rId17">
-        <w:r>
-          <w:rPr>
-            <w:lang w:val="zh_TW" w:bidi="zh_TW"/>
-          </w:rPr>
-          <w:rPr>
-            <w:color w:val="0000EE"/>
-            <w:u w:val="single"/>
-          </w:rPr>
-          <w:t>代上1:46–47</w:t>
+      <w:hyperlink r:id="rId70">
+        <w:r>
+          <w:rPr>
+            <w:lang w:val="zh_TW" w:bidi="zh_TW"/>
+          </w:rPr>
+          <w:rPr>
+            <w:color w:val="0000EE"/>
+            <w:u w:val="single"/>
+          </w:rPr>
+          <w:t>羅2:4</w:t>
+        </w:r>
+      </w:hyperlink>
+      <w:r>
+        <w:rPr>
+          <w:lang w:val="zh_TW" w:bidi="zh_TW"/>
+        </w:rPr>
+        <w:t>；</w:t>
+      </w:r>
+      <w:hyperlink r:id="rId71">
+        <w:r>
+          <w:rPr>
+            <w:lang w:val="zh_TW" w:bidi="zh_TW"/>
+          </w:rPr>
+          <w:rPr>
+            <w:color w:val="0000EE"/>
+            <w:u w:val="single"/>
+          </w:rPr>
+          <w:t>林後7:10</w:t>
+        </w:r>
+      </w:hyperlink>
+      <w:r>
+        <w:rPr>
+          <w:lang w:val="zh_TW" w:bidi="zh_TW"/>
+        </w:rPr>
+        <w:t>；</w:t>
+      </w:r>
+      <w:hyperlink r:id="rId72">
+        <w:r>
+          <w:rPr>
+            <w:lang w:val="zh_TW" w:bidi="zh_TW"/>
+          </w:rPr>
+          <w:rPr>
+            <w:color w:val="0000EE"/>
+            <w:u w:val="single"/>
+          </w:rPr>
+          <w:t>提後2:25</w:t>
+        </w:r>
+      </w:hyperlink>
+      <w:r>
+        <w:rPr>
+          <w:lang w:val="zh_TW" w:bidi="zh_TW"/>
+        </w:rPr>
+        <w:t>；</w:t>
+      </w:r>
+      <w:hyperlink r:id="rId73">
+        <w:r>
+          <w:rPr>
+            <w:lang w:val="zh_TW" w:bidi="zh_TW"/>
+          </w:rPr>
+          <w:rPr>
+            <w:color w:val="0000EE"/>
+            <w:u w:val="single"/>
+          </w:rPr>
+          <w:t>彼後3:9</w:t>
         </w:r>
       </w:hyperlink>
       <w:r>
@@ -541,18 +1922,31 @@
         <w:rPr>
           <w:lang w:val="zh_TW" w:bidi="zh_TW"/>
         </w:rPr>
-        <w:t>哈大（和合本譯為：哈達）是以東的另一位君王，是少數其妻子名字被記載下來的君王之一；其妻子名叫米希她別。他的首都設於巴烏（</w:t>
-      </w:r>
-      <w:hyperlink r:id="rId14">
-        <w:r>
-          <w:rPr>
-            <w:lang w:val="zh_TW" w:bidi="zh_TW"/>
-          </w:rPr>
-          <w:rPr>
-            <w:color w:val="0000EE"/>
-            <w:u w:val="single"/>
-          </w:rPr>
-          <w:t>創36:39</w:t>
+        <w:t>歸信是轉</w:t>
+      </w:r>
+      <w:r>
+        <w:rPr>
+          <w:i/>
+          <w:lang w:val="zh_TW" w:bidi="zh_TW"/>
+        </w:rPr>
+        <w:t>向</w:t>
+      </w:r>
+      <w:r>
+        <w:rPr>
+          <w:lang w:val="zh_TW" w:bidi="zh_TW"/>
+        </w:rPr>
+        <w:t>某人，即將整個生命委身給神，歸向耶穌基督（</w:t>
+      </w:r>
+      <w:hyperlink r:id="rId74">
+        <w:r>
+          <w:rPr>
+            <w:lang w:val="zh_TW" w:bidi="zh_TW"/>
+          </w:rPr>
+          <w:rPr>
+            <w:color w:val="0000EE"/>
+            <w:u w:val="single"/>
+          </w:rPr>
+          <w:t>徒14:15</w:t>
         </w:r>
       </w:hyperlink>
       <w:r>
@@ -561,16 +1955,34 @@
         </w:rPr>
         <w:t>；</w:t>
       </w:r>
-      <w:hyperlink r:id="rId18">
-        <w:r>
-          <w:rPr>
-            <w:lang w:val="zh_TW" w:bidi="zh_TW"/>
-          </w:rPr>
-          <w:rPr>
-            <w:color w:val="0000EE"/>
-            <w:u w:val="single"/>
-          </w:rPr>
-          <w:t>代上1:50–51</w:t>
+      <w:hyperlink r:id="rId66">
+        <w:r>
+          <w:rPr>
+            <w:lang w:val="zh_TW" w:bidi="zh_TW"/>
+          </w:rPr>
+          <w:rPr>
+            <w:color w:val="0000EE"/>
+            <w:u w:val="single"/>
+          </w:rPr>
+          <w:t>帖前1:9</w:t>
+        </w:r>
+      </w:hyperlink>
+      <w:r>
+        <w:rPr>
+          <w:lang w:val="zh_TW" w:bidi="zh_TW"/>
+        </w:rPr>
+        <w:t>；</w:t>
+      </w:r>
+      <w:hyperlink r:id="rId75">
+        <w:r>
+          <w:rPr>
+            <w:lang w:val="zh_TW" w:bidi="zh_TW"/>
+          </w:rPr>
+          <w:rPr>
+            <w:color w:val="0000EE"/>
+            <w:u w:val="single"/>
+          </w:rPr>
+          <w:t>彼前2:25</w:t>
         </w:r>
       </w:hyperlink>
       <w:r>
@@ -578,52 +1990,6 @@
           <w:lang w:val="zh_TW" w:bidi="zh_TW"/>
         </w:rPr>
         <w:t>）。</w:t>
-      </w:r>
-    </w:p>
-    <w:p>
-      <w:pPr>
-        <w:pStyle w:val="ListNumber"/>
-        <w:spacing w:line="240" w:lineRule="auto"/>
-        <w:ind w:left="720"/>
-      </w:pPr>
-      <w:r>
-        <w:rPr>
-          <w:lang w:val="zh_TW" w:bidi="zh_TW"/>
-        </w:rPr>
-      </w:r>
-      <w:r>
-        <w:rPr>
-          <w:lang w:val="zh_TW" w:bidi="zh_TW"/>
-        </w:rPr>
-        <w:t>哈大（和合本譯為：哈達）為以東王室中的王子。當大衛與約押征服以東、並全面佔領該地時，他逃往埃及、在那裡成長，並深得法老恩待；法老甚至將自己妻子的姐妹嫁給他為妻。大衛去世後，哈大渴望返回以東，並試圖起來反抗所羅門的統治（</w:t>
-      </w:r>
-      <w:hyperlink r:id="rId19">
-        <w:r>
-          <w:rPr>
-            <w:lang w:val="zh_TW" w:bidi="zh_TW"/>
-          </w:rPr>
-          <w:rPr>
-            <w:color w:val="0000EE"/>
-            <w:u w:val="single"/>
-          </w:rPr>
-          <w:t>王上11:14–25</w:t>
-        </w:r>
-      </w:hyperlink>
-      <w:r>
-        <w:rPr>
-          <w:lang w:val="zh_TW" w:bidi="zh_TW"/>
-        </w:rPr>
-        <w:t>）。有學者認為，這位哈大可能與上述第三位所提及的以東王為同一人。</w:t>
-      </w:r>
-      <w:r>
-        <w:rPr>
-          <w:lang w:val="zh_TW" w:bidi="zh_TW"/>
-        </w:rPr>
-      </w:r>
-      <w:r>
-        <w:rPr>
-          <w:lang w:val="zh_TW" w:bidi="zh_TW"/>
-        </w:rPr>
       </w:r>
     </w:p>
     <w:p>
@@ -633,21 +1999,11 @@
           <w:lang w:val="zh_TW" w:bidi="zh_TW"/>
         </w:rPr>
       </w:r>
-    </w:p>
-    <w:p>
-      <w:pPr>
-        <w:pStyle w:val="Heading2"/>
-      </w:pPr>
-      <w:r>
-        <w:rPr>
-          <w:lang w:val="zh_TW" w:bidi="zh_TW"/>
-        </w:rPr>
-        <w:t>哈多蘭</w:t>
-      </w:r>
-      <w:r>
-        <w:rPr>
-          <w:lang w:val="zh_TW" w:bidi="zh_TW"/>
-        </w:rPr>
+      <w:r>
+        <w:rPr>
+          <w:lang w:val="zh_TW" w:bidi="zh_TW"/>
+        </w:rPr>
+        <w:t>因此，無論是卓越的還是不起眼的，瞬間的還是逐漸的，情緒激動的還是平靜的，這是一個徹底的重新定位，是個人將他或她的全部忠誠，徹底轉移到神身上的改變。</w:t>
       </w:r>
     </w:p>
     <w:p>
@@ -659,45 +2015,86 @@
       </w:r>
       <w:r>
         <w:rPr>
-          <w:lang w:val="zh_TW" w:bidi="zh_TW"/>
-        </w:rPr>
-        <w:t>1. 約坍的第五子；哈多蘭和他的兄弟是從挪亞開始的第六代（</w:t>
-      </w:r>
-      <w:hyperlink r:id="rId20">
-        <w:r>
-          <w:rPr>
-            <w:lang w:val="zh_TW" w:bidi="zh_TW"/>
-          </w:rPr>
-          <w:rPr>
-            <w:color w:val="0000EE"/>
-            <w:u w:val="single"/>
-          </w:rPr>
-          <w:t>創10:27</w:t>
-        </w:r>
-      </w:hyperlink>
+          <w:i/>
+          <w:lang w:val="zh_TW" w:bidi="zh_TW"/>
+        </w:rPr>
+        <w:t>另見</w:t>
+      </w:r>
+      <w:r>
+        <w:rPr>
+          <w:lang w:val="zh_TW" w:bidi="zh_TW"/>
+        </w:rPr>
+        <w:t xml:space="preserve"> </w:t>
+      </w:r>
+      <w:r>
+        <w:rPr>
+          <w:lang w:val="zh_TW" w:bidi="zh_TW"/>
+        </w:rPr>
+        <w:t>信心</w:t>
+      </w:r>
       <w:r>
         <w:rPr>
           <w:lang w:val="zh_TW" w:bidi="zh_TW"/>
         </w:rPr>
         <w:t>；</w:t>
       </w:r>
-      <w:hyperlink r:id="rId21">
-        <w:r>
-          <w:rPr>
-            <w:lang w:val="zh_TW" w:bidi="zh_TW"/>
-          </w:rPr>
-          <w:rPr>
-            <w:color w:val="0000EE"/>
-            <w:u w:val="single"/>
-          </w:rPr>
-          <w:t>代上1:21</w:t>
-        </w:r>
-      </w:hyperlink>
-      <w:r>
-        <w:rPr>
-          <w:lang w:val="zh_TW" w:bidi="zh_TW"/>
-        </w:rPr>
-        <w:t>）。</w:t>
+      <w:r>
+        <w:rPr>
+          <w:lang w:val="zh_TW" w:bidi="zh_TW"/>
+        </w:rPr>
+        <w:t>恩典</w:t>
+      </w:r>
+      <w:r>
+        <w:rPr>
+          <w:lang w:val="zh_TW" w:bidi="zh_TW"/>
+        </w:rPr>
+        <w:t>；</w:t>
+      </w:r>
+      <w:r>
+        <w:rPr>
+          <w:lang w:val="zh_TW" w:bidi="zh_TW"/>
+        </w:rPr>
+        <w:t>稱義，被稱義</w:t>
+      </w:r>
+      <w:r>
+        <w:rPr>
+          <w:lang w:val="zh_TW" w:bidi="zh_TW"/>
+        </w:rPr>
+        <w:t>；</w:t>
+      </w:r>
+      <w:r>
+        <w:rPr>
+          <w:lang w:val="zh_TW" w:bidi="zh_TW"/>
+        </w:rPr>
+        <w:t>悔改</w:t>
+      </w:r>
+      <w:r>
+        <w:rPr>
+          <w:lang w:val="zh_TW" w:bidi="zh_TW"/>
+        </w:rPr>
+        <w:t>；</w:t>
+      </w:r>
+      <w:r>
+        <w:rPr>
+          <w:lang w:val="zh_TW" w:bidi="zh_TW"/>
+        </w:rPr>
+        <w:t>成聖</w:t>
+      </w:r>
+      <w:r>
+        <w:rPr>
+          <w:lang w:val="zh_TW" w:bidi="zh_TW"/>
+        </w:rPr>
+        <w:t>。</w:t>
+      </w:r>
+      <w:r>
+        <w:rPr>
+          <w:lang w:val="zh_TW" w:bidi="zh_TW"/>
+        </w:rPr>
+      </w:r>
+      <w:r>
+        <w:rPr>
+          <w:lang w:val="zh_TW" w:bidi="zh_TW"/>
+        </w:rPr>
       </w:r>
     </w:p>
     <w:p>
@@ -707,48 +2104,21 @@
           <w:lang w:val="zh_TW" w:bidi="zh_TW"/>
         </w:rPr>
       </w:r>
-      <w:r>
-        <w:rPr>
-          <w:lang w:val="zh_TW" w:bidi="zh_TW"/>
-        </w:rPr>
-        <w:t>2. 在</w:t>
-      </w:r>
-      <w:hyperlink r:id="rId22">
-        <w:r>
-          <w:rPr>
-            <w:lang w:val="zh_TW" w:bidi="zh_TW"/>
-          </w:rPr>
-          <w:rPr>
-            <w:color w:val="0000EE"/>
-            <w:u w:val="single"/>
-          </w:rPr>
-          <w:t>歷代志上十八章10節</w:t>
-        </w:r>
-      </w:hyperlink>
-      <w:r>
-        <w:rPr>
-          <w:lang w:val="zh_TW" w:bidi="zh_TW"/>
-        </w:rPr>
-        <w:t>中，是約蘭的另一種拼寫。</w:t>
-      </w:r>
-      <w:r>
-        <w:rPr>
-          <w:i/>
-          <w:lang w:val="zh_TW" w:bidi="zh_TW"/>
-        </w:rPr>
-        <w:t>見</w:t>
-      </w:r>
-      <w:r>
-        <w:rPr>
-          <w:lang w:val="zh_TW" w:bidi="zh_TW"/>
-        </w:rPr>
-        <w:t>約蘭 #1</w:t>
-      </w:r>
-      <w:r>
-        <w:rPr>
-          <w:lang w:val="zh_TW" w:bidi="zh_TW"/>
-        </w:rPr>
-        <w:t>。</w:t>
+    </w:p>
+    <w:p>
+      <w:pPr>
+        <w:pStyle w:val="Heading2"/>
+      </w:pPr>
+      <w:r>
+        <w:rPr>
+          <w:lang w:val="zh_TW" w:bidi="zh_TW"/>
+        </w:rPr>
+        <w:t>鬼</w:t>
+      </w:r>
+      <w:r>
+        <w:rPr>
+          <w:lang w:val="zh_TW" w:bidi="zh_TW"/>
+        </w:rPr>
       </w:r>
     </w:p>
     <w:p>
@@ -762,54 +2132,54 @@
         <w:rPr>
           <w:lang w:val="zh_TW" w:bidi="zh_TW"/>
         </w:rPr>
-        <w:t>3. 在</w:t>
-      </w:r>
-      <w:hyperlink r:id="rId23">
-        <w:r>
-          <w:rPr>
-            <w:lang w:val="zh_TW" w:bidi="zh_TW"/>
-          </w:rPr>
-          <w:rPr>
-            <w:color w:val="0000EE"/>
-            <w:u w:val="single"/>
-          </w:rPr>
-          <w:t>歷代志下十章18節</w:t>
-        </w:r>
-      </w:hyperlink>
-      <w:r>
-        <w:rPr>
-          <w:lang w:val="zh_TW" w:bidi="zh_TW"/>
-        </w:rPr>
-        <w:t>中，是亞多尼蘭的另一種拼寫。</w:t>
-      </w:r>
-      <w:r>
-        <w:rPr>
-          <w:i/>
-          <w:lang w:val="zh_TW" w:bidi="zh_TW"/>
-        </w:rPr>
-        <w:t>見</w:t>
-      </w:r>
-      <w:r>
-        <w:rPr>
-          <w:lang w:val="zh_TW" w:bidi="zh_TW"/>
-        </w:rPr>
-        <w:t>亞多尼蘭</w:t>
-      </w:r>
-      <w:r>
-        <w:rPr>
-          <w:lang w:val="zh_TW" w:bidi="zh_TW"/>
-        </w:rPr>
-        <w:t>。</w:t>
-      </w:r>
-      <w:r>
-        <w:rPr>
-          <w:lang w:val="zh_TW" w:bidi="zh_TW"/>
-        </w:rPr>
-      </w:r>
-      <w:r>
-        <w:rPr>
-          <w:lang w:val="zh_TW" w:bidi="zh_TW"/>
-        </w:rPr>
+        <w:t>在撒但的領導下悖逆神的墮落天使。鬼活動（demonism）是指鬼的作為，而鬼論（demonology）是研究鬼及其活動，以了解敵人的策略（</w:t>
+      </w:r>
+      <w:hyperlink r:id="rId76">
+        <w:r>
+          <w:rPr>
+            <w:lang w:val="zh_TW" w:bidi="zh_TW"/>
+          </w:rPr>
+          <w:rPr>
+            <w:color w:val="0000EE"/>
+            <w:u w:val="single"/>
+          </w:rPr>
+          <w:t>林後2:11</w:t>
+        </w:r>
+      </w:hyperlink>
+      <w:r>
+        <w:rPr>
+          <w:lang w:val="zh_TW" w:bidi="zh_TW"/>
+        </w:rPr>
+        <w:t>），以便正確行使制伏祂們的權柄（</w:t>
+      </w:r>
+      <w:hyperlink r:id="rId77">
+        <w:r>
+          <w:rPr>
+            <w:lang w:val="zh_TW" w:bidi="zh_TW"/>
+          </w:rPr>
+          <w:rPr>
+            <w:color w:val="0000EE"/>
+            <w:u w:val="single"/>
+          </w:rPr>
+          <w:t>路10:19</w:t>
+        </w:r>
+      </w:hyperlink>
+      <w:r>
+        <w:rPr>
+          <w:lang w:val="zh_TW" w:bidi="zh_TW"/>
+        </w:rPr>
+        <w:t>）。</w:t>
+      </w:r>
+    </w:p>
+    <w:p>
+      <w:pPr>
+        <w:pStyle w:val="Heading3"/>
+      </w:pPr>
+      <w:r>
+        <w:rPr>
+          <w:lang w:val="zh_TW" w:bidi="zh_TW"/>
+        </w:rPr>
+        <w:t>鬼是誰</w:t>
       </w:r>
     </w:p>
     <w:p>
@@ -819,21 +2189,42 @@
           <w:lang w:val="zh_TW" w:bidi="zh_TW"/>
         </w:rPr>
       </w:r>
-    </w:p>
-    <w:p>
-      <w:pPr>
-        <w:pStyle w:val="Heading2"/>
-      </w:pPr>
-      <w:r>
-        <w:rPr>
-          <w:lang w:val="zh_TW" w:bidi="zh_TW"/>
-        </w:rPr>
-        <w:t>哈腓拉（地名）</w:t>
-      </w:r>
-      <w:r>
-        <w:rPr>
-          <w:lang w:val="zh_TW" w:bidi="zh_TW"/>
-        </w:rPr>
+      <w:r>
+        <w:rPr>
+          <w:lang w:val="zh_TW" w:bidi="zh_TW"/>
+        </w:rPr>
+        <w:t>英文單詞demon源自希臘文daimon</w:t>
+      </w:r>
+      <w:r>
+        <w:rPr>
+          <w:i/>
+          <w:lang w:val="zh_TW" w:bidi="zh_TW"/>
+        </w:rPr>
+        <w:t>，</w:t>
+      </w:r>
+      <w:r>
+        <w:rPr>
+          <w:lang w:val="zh_TW" w:bidi="zh_TW"/>
+        </w:rPr>
+        <w:t>其基本意思是「神明，神祇」（即假神、鬼；參</w:t>
+      </w:r>
+      <w:hyperlink r:id="rId78">
+        <w:r>
+          <w:rPr>
+            <w:lang w:val="zh_TW" w:bidi="zh_TW"/>
+          </w:rPr>
+          <w:rPr>
+            <w:color w:val="0000EE"/>
+            <w:u w:val="single"/>
+          </w:rPr>
+          <w:t>林前10:20</w:t>
+        </w:r>
+      </w:hyperlink>
+      <w:r>
+        <w:rPr>
+          <w:lang w:val="zh_TW" w:bidi="zh_TW"/>
+        </w:rPr>
+        <w:t>）。獨一真神以外的任何神祇都是與神對立的靈，因此，這樣的靈是邪靈，也就是鬼。demon這個詞未出現在某些英譯本中，有些英譯本將daimon錯譯為devil（魔鬼）。聖經中只有一個魔鬼（希臘文diabolos），牠有許多不同的名字、頭銜和稱號。牠是所有其他鬼的首領或統治者，其他鬼都服從牠。</w:t>
       </w:r>
     </w:p>
     <w:p>
@@ -847,53 +2238,115 @@
         <w:rPr>
           <w:lang w:val="zh_TW" w:bidi="zh_TW"/>
         </w:rPr>
-        <w:t>哈腓拉（Havilah）是一個位於伊甸附近的地區，現今的確切位置已不可考。聖經說它由比遜河灌溉，境內有豐富的金子、珍珠和紅瑪瑙 （</w:t>
-      </w:r>
-      <w:hyperlink r:id="rId24">
-        <w:r>
-          <w:rPr>
-            <w:lang w:val="zh_TW" w:bidi="zh_TW"/>
-          </w:rPr>
-          <w:rPr>
-            <w:color w:val="0000EE"/>
-            <w:u w:val="single"/>
-          </w:rPr>
-          <w:t>創2:11–12</w:t>
-        </w:r>
-      </w:hyperlink>
-      <w:r>
-        <w:rPr>
-          <w:lang w:val="zh_TW" w:bidi="zh_TW"/>
-        </w:rPr>
-        <w:t>）。關於哈腓拉的地點，歷來爭論甚多。它不可能與</w:t>
-      </w:r>
-      <w:hyperlink r:id="rId25">
-        <w:r>
-          <w:rPr>
-            <w:lang w:val="zh_TW" w:bidi="zh_TW"/>
-          </w:rPr>
-          <w:rPr>
-            <w:color w:val="0000EE"/>
-            <w:u w:val="single"/>
-          </w:rPr>
-          <w:t>撒母耳記上十五章7節</w:t>
-        </w:r>
-      </w:hyperlink>
-      <w:r>
-        <w:rPr>
-          <w:lang w:val="zh_TW" w:bidi="zh_TW"/>
-        </w:rPr>
-        <w:t>中掃羅攻打亞瑪力人的那個哈腓拉有任何關聯，因為伊甸的敘述地點在美索不達米亞，而非巴勒斯坦。基於同樣的理由，若將哈腓拉定位於阿拉伯南部、索馬利蘭（Somaliland）或印度，也是不正確的。所謂的比遜「河」很可能是一條灌溉渠道，因為在亞喀得文（Akkadian）中，河與灌溉渠道並無不同的詞彙，而美索不達米亞的習慣是把主要的灌溉渠稱作河。這或許能解釋為何「比遜」這個名稱能在水渠乾涸後仍被保存下來。比遜是那條從伊甸流出的河所分出的四道支流之一，因此哈腓拉應位於北方，因為這段敘述是從上游的角度來描寫的。哈腓拉很可能位於示拿平原一帶，由一條主要灌溉渠灌溉；如今，無論這片地區或那條水渠，都早已消失無蹤。</w:t>
-      </w:r>
-      <w:r>
-        <w:rPr>
-          <w:lang w:val="zh_TW" w:bidi="zh_TW"/>
-        </w:rPr>
-      </w:r>
-      <w:r>
-        <w:rPr>
-          <w:lang w:val="zh_TW" w:bidi="zh_TW"/>
-        </w:rPr>
+        <w:t>聖經中常使用「靈」來指鬼魔，並帶有描述性的短語，如「惡鬼（evil spirit）」（</w:t>
+      </w:r>
+      <w:hyperlink r:id="rId79">
+        <w:r>
+          <w:rPr>
+            <w:lang w:val="zh_TW" w:bidi="zh_TW"/>
+          </w:rPr>
+          <w:rPr>
+            <w:color w:val="0000EE"/>
+            <w:u w:val="single"/>
+          </w:rPr>
+          <w:t>徒19:12–13</w:t>
+        </w:r>
+      </w:hyperlink>
+      <w:r>
+        <w:rPr>
+          <w:lang w:val="zh_TW" w:bidi="zh_TW"/>
+        </w:rPr>
+        <w:t>）、「污鬼（unclean spirit）」（</w:t>
+      </w:r>
+      <w:hyperlink r:id="rId80">
+        <w:r>
+          <w:rPr>
+            <w:lang w:val="zh_TW" w:bidi="zh_TW"/>
+          </w:rPr>
+          <w:rPr>
+            <w:color w:val="0000EE"/>
+            <w:u w:val="single"/>
+          </w:rPr>
+          <w:t>太10:1</w:t>
+        </w:r>
+      </w:hyperlink>
+      <w:r>
+        <w:rPr>
+          <w:lang w:val="zh_TW" w:bidi="zh_TW"/>
+        </w:rPr>
+        <w:t>；</w:t>
+      </w:r>
+      <w:hyperlink r:id="rId81">
+        <w:r>
+          <w:rPr>
+            <w:lang w:val="zh_TW" w:bidi="zh_TW"/>
+          </w:rPr>
+          <w:rPr>
+            <w:color w:val="0000EE"/>
+            <w:u w:val="single"/>
+          </w:rPr>
+          <w:t>可1:23、26</w:t>
+        </w:r>
+      </w:hyperlink>
+      <w:r>
+        <w:rPr>
+          <w:lang w:val="zh_TW" w:bidi="zh_TW"/>
+        </w:rPr>
+        <w:t>；</w:t>
+      </w:r>
+      <w:hyperlink r:id="rId82">
+        <w:r>
+          <w:rPr>
+            <w:lang w:val="zh_TW" w:bidi="zh_TW"/>
+          </w:rPr>
+          <w:rPr>
+            <w:color w:val="0000EE"/>
+            <w:u w:val="single"/>
+          </w:rPr>
+          <w:t>徒5:16</w:t>
+        </w:r>
+      </w:hyperlink>
+      <w:r>
+        <w:rPr>
+          <w:lang w:val="zh_TW" w:bidi="zh_TW"/>
+        </w:rPr>
+        <w:t>）、「疾病的靈（spirit of infirmity，和合本譯為鬼）」（</w:t>
+      </w:r>
+      <w:hyperlink r:id="rId83">
+        <w:r>
+          <w:rPr>
+            <w:lang w:val="zh_TW" w:bidi="zh_TW"/>
+          </w:rPr>
+          <w:rPr>
+            <w:color w:val="0000EE"/>
+            <w:u w:val="single"/>
+          </w:rPr>
+          <w:t>路13:11</w:t>
+        </w:r>
+      </w:hyperlink>
+      <w:r>
+        <w:rPr>
+          <w:lang w:val="zh_TW" w:bidi="zh_TW"/>
+        </w:rPr>
+        <w:t>）、「聾啞的鬼（dumb and deaf spirit）」（</w:t>
+      </w:r>
+      <w:hyperlink r:id="rId84">
+        <w:r>
+          <w:rPr>
+            <w:lang w:val="zh_TW" w:bidi="zh_TW"/>
+          </w:rPr>
+          <w:rPr>
+            <w:color w:val="0000EE"/>
+            <w:u w:val="single"/>
+          </w:rPr>
+          <w:t>可9:25</w:t>
+        </w:r>
+      </w:hyperlink>
+      <w:r>
+        <w:rPr>
+          <w:lang w:val="zh_TW" w:bidi="zh_TW"/>
+        </w:rPr>
+        <w:t>）。靈可以根據其具體角色或功能來命名，如謀殺的靈、自殺的靈、情慾的靈、憂鬱的靈、恐懼的靈、說謊的靈等，這些都與各種違背神的罪惡或態度相關聯。</w:t>
       </w:r>
     </w:p>
     <w:p>
@@ -903,21 +2356,221 @@
           <w:lang w:val="zh_TW" w:bidi="zh_TW"/>
         </w:rPr>
       </w:r>
-    </w:p>
-    <w:p>
-      <w:pPr>
-        <w:pStyle w:val="Heading2"/>
-      </w:pPr>
-      <w:r>
-        <w:rPr>
-          <w:lang w:val="zh_TW" w:bidi="zh_TW"/>
-        </w:rPr>
-        <w:t>哈腓拉（人物）</w:t>
-      </w:r>
-      <w:r>
-        <w:rPr>
-          <w:lang w:val="zh_TW" w:bidi="zh_TW"/>
-        </w:rPr>
+      <w:r>
+        <w:rPr>
+          <w:lang w:val="zh_TW" w:bidi="zh_TW"/>
+        </w:rPr>
+        <w:t>在希伯來文舊約中沒有「鬼（demon）」這個詞，但出現了「惡魔（evil spirit）」的說法（</w:t>
+      </w:r>
+      <w:hyperlink r:id="rId85">
+        <w:r>
+          <w:rPr>
+            <w:lang w:val="zh_TW" w:bidi="zh_TW"/>
+          </w:rPr>
+          <w:rPr>
+            <w:color w:val="0000EE"/>
+            <w:u w:val="single"/>
+          </w:rPr>
+          <w:t>士9:23</w:t>
+        </w:r>
+      </w:hyperlink>
+      <w:r>
+        <w:rPr>
+          <w:lang w:val="zh_TW" w:bidi="zh_TW"/>
+        </w:rPr>
+        <w:t>；</w:t>
+      </w:r>
+      <w:hyperlink r:id="rId86">
+        <w:r>
+          <w:rPr>
+            <w:lang w:val="zh_TW" w:bidi="zh_TW"/>
+          </w:rPr>
+          <w:rPr>
+            <w:color w:val="0000EE"/>
+            <w:u w:val="single"/>
+          </w:rPr>
+          <w:t>撒上16:14–23</w:t>
+        </w:r>
+      </w:hyperlink>
+      <w:r>
+        <w:rPr>
+          <w:lang w:val="zh_TW" w:bidi="zh_TW"/>
+        </w:rPr>
+        <w:t>，</w:t>
+      </w:r>
+      <w:hyperlink r:id="rId87">
+        <w:r>
+          <w:rPr>
+            <w:lang w:val="zh_TW" w:bidi="zh_TW"/>
+          </w:rPr>
+          <w:rPr>
+            <w:color w:val="0000EE"/>
+            <w:u w:val="single"/>
+          </w:rPr>
+          <w:t>18:10，</w:t>
+        </w:r>
+      </w:hyperlink>
+      <w:hyperlink r:id="rId88">
+        <w:r>
+          <w:rPr>
+            <w:lang w:val="zh_TW" w:bidi="zh_TW"/>
+          </w:rPr>
+          <w:rPr>
+            <w:color w:val="0000EE"/>
+            <w:u w:val="single"/>
+          </w:rPr>
+          <w:t>19:9</w:t>
+        </w:r>
+      </w:hyperlink>
+      <w:r>
+        <w:rPr>
+          <w:lang w:val="zh_TW" w:bidi="zh_TW"/>
+        </w:rPr>
+        <w:t>）。在一些英譯本中，有提到「謊言的靈」（</w:t>
+      </w:r>
+      <w:hyperlink r:id="rId89">
+        <w:r>
+          <w:rPr>
+            <w:lang w:val="zh_TW" w:bidi="zh_TW"/>
+          </w:rPr>
+          <w:rPr>
+            <w:color w:val="0000EE"/>
+            <w:u w:val="single"/>
+          </w:rPr>
+          <w:t>王上22:22–23</w:t>
+        </w:r>
+      </w:hyperlink>
+      <w:r>
+        <w:rPr>
+          <w:lang w:val="zh_TW" w:bidi="zh_TW"/>
+        </w:rPr>
+        <w:t>；</w:t>
+      </w:r>
+      <w:hyperlink r:id="rId90">
+        <w:r>
+          <w:rPr>
+            <w:lang w:val="zh_TW" w:bidi="zh_TW"/>
+          </w:rPr>
+          <w:rPr>
+            <w:color w:val="0000EE"/>
+            <w:u w:val="single"/>
+          </w:rPr>
+          <w:t>代下18:20–22</w:t>
+        </w:r>
+      </w:hyperlink>
+      <w:r>
+        <w:rPr>
+          <w:lang w:val="zh_TW" w:bidi="zh_TW"/>
+        </w:rPr>
+        <w:t>）、「交鬼的」（</w:t>
+      </w:r>
+      <w:hyperlink r:id="rId91">
+        <w:r>
+          <w:rPr>
+            <w:lang w:val="zh_TW" w:bidi="zh_TW"/>
+          </w:rPr>
+          <w:rPr>
+            <w:color w:val="0000EE"/>
+            <w:u w:val="single"/>
+          </w:rPr>
+          <w:t>代上10:13</w:t>
+        </w:r>
+      </w:hyperlink>
+      <w:r>
+        <w:rPr>
+          <w:lang w:val="zh_TW" w:bidi="zh_TW"/>
+        </w:rPr>
+        <w:t>；</w:t>
+      </w:r>
+      <w:hyperlink r:id="rId92">
+        <w:r>
+          <w:rPr>
+            <w:lang w:val="zh_TW" w:bidi="zh_TW"/>
+          </w:rPr>
+          <w:rPr>
+            <w:color w:val="0000EE"/>
+            <w:u w:val="single"/>
+          </w:rPr>
+          <w:t>代下33:6</w:t>
+        </w:r>
+      </w:hyperlink>
+      <w:r>
+        <w:rPr>
+          <w:lang w:val="zh_TW" w:bidi="zh_TW"/>
+        </w:rPr>
+        <w:t>）、「乖謬的靈」（</w:t>
+      </w:r>
+      <w:hyperlink r:id="rId93">
+        <w:r>
+          <w:rPr>
+            <w:lang w:val="zh_TW" w:bidi="zh_TW"/>
+          </w:rPr>
+          <w:rPr>
+            <w:color w:val="0000EE"/>
+            <w:u w:val="single"/>
+          </w:rPr>
+          <w:t>賽19:14</w:t>
+        </w:r>
+      </w:hyperlink>
+      <w:r>
+        <w:rPr>
+          <w:lang w:val="zh_TW" w:bidi="zh_TW"/>
+        </w:rPr>
+        <w:t>）、「沉睡的靈」（</w:t>
+      </w:r>
+      <w:hyperlink r:id="rId94">
+        <w:r>
+          <w:rPr>
+            <w:lang w:val="zh_TW" w:bidi="zh_TW"/>
+          </w:rPr>
+          <w:rPr>
+            <w:color w:val="0000EE"/>
+            <w:u w:val="single"/>
+          </w:rPr>
+          <w:t>賽29:10</w:t>
+        </w:r>
+      </w:hyperlink>
+      <w:r>
+        <w:rPr>
+          <w:lang w:val="zh_TW" w:bidi="zh_TW"/>
+        </w:rPr>
+        <w:t>）、和「淫心」（</w:t>
+      </w:r>
+      <w:hyperlink r:id="rId95">
+        <w:r>
+          <w:rPr>
+            <w:lang w:val="zh_TW" w:bidi="zh_TW"/>
+          </w:rPr>
+          <w:rPr>
+            <w:color w:val="0000EE"/>
+            <w:u w:val="single"/>
+          </w:rPr>
+          <w:t>何4:12</w:t>
+        </w:r>
+      </w:hyperlink>
+      <w:r>
+        <w:rPr>
+          <w:lang w:val="zh_TW" w:bidi="zh_TW"/>
+        </w:rPr>
+        <w:t>；</w:t>
+      </w:r>
+      <w:hyperlink r:id="rId96">
+        <w:r>
+          <w:rPr>
+            <w:lang w:val="zh_TW" w:bidi="zh_TW"/>
+          </w:rPr>
+          <w:rPr>
+            <w:color w:val="0000EE"/>
+            <w:u w:val="single"/>
+          </w:rPr>
+          <w:t>何5:4</w:t>
+        </w:r>
+      </w:hyperlink>
+      <w:r>
+        <w:rPr>
+          <w:lang w:val="zh_TW" w:bidi="zh_TW"/>
+        </w:rPr>
+        <w:t>）。</w:t>
       </w:r>
     </w:p>
     <w:p>
@@ -931,36 +2584,18 @@
         <w:rPr>
           <w:lang w:val="zh_TW" w:bidi="zh_TW"/>
         </w:rPr>
-        <w:t>1. 古實的後裔（</w:t>
-      </w:r>
-      <w:hyperlink r:id="rId26">
-        <w:r>
-          <w:rPr>
-            <w:lang w:val="zh_TW" w:bidi="zh_TW"/>
-          </w:rPr>
-          <w:rPr>
-            <w:color w:val="0000EE"/>
-            <w:u w:val="single"/>
-          </w:rPr>
-          <w:t>創10:7</w:t>
-        </w:r>
-      </w:hyperlink>
-      <w:r>
-        <w:rPr>
-          <w:lang w:val="zh_TW" w:bidi="zh_TW"/>
-        </w:rPr>
-        <w:t>；</w:t>
-      </w:r>
-      <w:hyperlink r:id="rId27">
-        <w:r>
-          <w:rPr>
-            <w:lang w:val="zh_TW" w:bidi="zh_TW"/>
-          </w:rPr>
-          <w:rPr>
-            <w:color w:val="0000EE"/>
-            <w:u w:val="single"/>
-          </w:rPr>
-          <w:t>代上1:9</w:t>
+        <w:t>舊約中，提到一個具體的強大的鬼是「波斯國的魔君」，牠阻擋天使加百列向但以理傳遞信息，因此天使米迦勒來幫助加百列（</w:t>
+      </w:r>
+      <w:hyperlink r:id="rId97">
+        <w:r>
+          <w:rPr>
+            <w:lang w:val="zh_TW" w:bidi="zh_TW"/>
+          </w:rPr>
+          <w:rPr>
+            <w:color w:val="0000EE"/>
+            <w:u w:val="single"/>
+          </w:rPr>
+          <w:t>但10:13</w:t>
         </w:r>
       </w:hyperlink>
       <w:r>
@@ -981,53 +2616,43 @@
         <w:rPr>
           <w:lang w:val="zh_TW" w:bidi="zh_TW"/>
         </w:rPr>
-        <w:t>2. 閃的後裔約坍的兒子（</w:t>
-      </w:r>
-      <w:hyperlink r:id="rId28">
-        <w:r>
-          <w:rPr>
-            <w:lang w:val="zh_TW" w:bidi="zh_TW"/>
-          </w:rPr>
-          <w:rPr>
-            <w:color w:val="0000EE"/>
-            <w:u w:val="single"/>
-          </w:rPr>
-          <w:t>創10:29</w:t>
-        </w:r>
-      </w:hyperlink>
-      <w:r>
-        <w:rPr>
-          <w:lang w:val="zh_TW" w:bidi="zh_TW"/>
-        </w:rPr>
-        <w:t>；</w:t>
-      </w:r>
-      <w:hyperlink r:id="rId29">
-        <w:r>
-          <w:rPr>
-            <w:lang w:val="zh_TW" w:bidi="zh_TW"/>
-          </w:rPr>
-          <w:rPr>
-            <w:color w:val="0000EE"/>
-            <w:u w:val="single"/>
-          </w:rPr>
-          <w:t>代上1:23</w:t>
-        </w:r>
-      </w:hyperlink>
-      <w:r>
-        <w:rPr>
-          <w:lang w:val="zh_TW" w:bidi="zh_TW"/>
-        </w:rPr>
-        <w:t>）。</w:t>
-      </w:r>
-      <w:r>
-        <w:rPr>
-          <w:lang w:val="zh_TW" w:bidi="zh_TW"/>
-        </w:rPr>
-      </w:r>
-      <w:r>
-        <w:rPr>
-          <w:lang w:val="zh_TW" w:bidi="zh_TW"/>
-        </w:rPr>
+        <w:t>鬼的數量不詳，但似乎非常龐大，甚至無法計算。根據</w:t>
+      </w:r>
+      <w:hyperlink r:id="rId98">
+        <w:r>
+          <w:rPr>
+            <w:lang w:val="zh_TW" w:bidi="zh_TW"/>
+          </w:rPr>
+          <w:rPr>
+            <w:color w:val="0000EE"/>
+            <w:u w:val="single"/>
+          </w:rPr>
+          <w:t>啟示錄十二章4節</w:t>
+        </w:r>
+      </w:hyperlink>
+      <w:r>
+        <w:rPr>
+          <w:lang w:val="zh_TW" w:bidi="zh_TW"/>
+        </w:rPr>
+        <w:t>可以推斷出有三分之一的天使被撒但引誘叛離，這意味著天軍的數量是撒但勢力的兩倍。</w:t>
+      </w:r>
+      <w:hyperlink r:id="rId99">
+        <w:r>
+          <w:rPr>
+            <w:lang w:val="zh_TW" w:bidi="zh_TW"/>
+          </w:rPr>
+          <w:rPr>
+            <w:color w:val="0000EE"/>
+            <w:u w:val="single"/>
+          </w:rPr>
+          <w:t>以弗所書六章12節</w:t>
+        </w:r>
+      </w:hyperlink>
+      <w:r>
+        <w:rPr>
+          <w:lang w:val="zh_TW" w:bidi="zh_TW"/>
+        </w:rPr>
+        <w:t>暗示鬼的等級或階級：「執政的」、「掌權的」、「管轄這幽暗世界的」，「以及天空屬靈氣的惡魔爭戰」。</w:t>
       </w:r>
     </w:p>
     <w:p>
@@ -1037,21 +2662,22 @@
           <w:lang w:val="zh_TW" w:bidi="zh_TW"/>
         </w:rPr>
       </w:r>
+      <w:r>
+        <w:rPr>
+          <w:lang w:val="zh_TW" w:bidi="zh_TW"/>
+        </w:rPr>
+        <w:t>鬼是被造之物——有個性、不死，且無法與神和好。與人類相比，鬼有極大的力量，但與神相比則力量渺小。神已賜給我們權柄，讓我們奉耶穌的名能使鬼魔順服，正如祂們必須順服主一樣。</w:t>
+      </w:r>
     </w:p>
     <w:p>
       <w:pPr>
-        <w:pStyle w:val="Heading2"/>
-      </w:pPr>
-      <w:r>
-        <w:rPr>
-          <w:lang w:val="zh_TW" w:bidi="zh_TW"/>
-        </w:rPr>
-        <w:t>哈基</w:t>
-      </w:r>
-      <w:r>
-        <w:rPr>
-          <w:lang w:val="zh_TW" w:bidi="zh_TW"/>
-        </w:rPr>
+        <w:pStyle w:val="Heading3"/>
+      </w:pPr>
+      <w:r>
+        <w:rPr>
+          <w:lang w:val="zh_TW" w:bidi="zh_TW"/>
+        </w:rPr>
+        <w:t>鬼的作為</w:t>
       </w:r>
     </w:p>
     <w:p>
@@ -1065,53 +2691,25 @@
         <w:rPr>
           <w:lang w:val="zh_TW" w:bidi="zh_TW"/>
         </w:rPr>
-        <w:t>迦得的兒子，也是哈基族的祖先（</w:t>
-      </w:r>
-      <w:hyperlink r:id="rId30">
-        <w:r>
-          <w:rPr>
-            <w:lang w:val="zh_TW" w:bidi="zh_TW"/>
-          </w:rPr>
-          <w:rPr>
-            <w:color w:val="0000EE"/>
-            <w:u w:val="single"/>
-          </w:rPr>
-          <w:t>創46:16</w:t>
-        </w:r>
-      </w:hyperlink>
-      <w:r>
-        <w:rPr>
-          <w:lang w:val="zh_TW" w:bidi="zh_TW"/>
-        </w:rPr>
-        <w:t>；</w:t>
-      </w:r>
-      <w:hyperlink r:id="rId31">
-        <w:r>
-          <w:rPr>
-            <w:lang w:val="zh_TW" w:bidi="zh_TW"/>
-          </w:rPr>
-          <w:rPr>
-            <w:color w:val="0000EE"/>
-            <w:u w:val="single"/>
-          </w:rPr>
-          <w:t>民26:15</w:t>
-        </w:r>
-      </w:hyperlink>
-      <w:r>
-        <w:rPr>
-          <w:lang w:val="zh_TW" w:bidi="zh_TW"/>
-        </w:rPr>
-        <w:t>）。</w:t>
-      </w:r>
-      <w:r>
-        <w:rPr>
-          <w:lang w:val="zh_TW" w:bidi="zh_TW"/>
-        </w:rPr>
-      </w:r>
-      <w:r>
-        <w:rPr>
-          <w:lang w:val="zh_TW" w:bidi="zh_TW"/>
-        </w:rPr>
+        <w:t>天使受造是為了敬拜、讚美神，服事祂，並作為神的使者。聖經說，他們是「服役的靈、奉差遣為那將要承受救恩的人效力」（</w:t>
+      </w:r>
+      <w:hyperlink r:id="rId100">
+        <w:r>
+          <w:rPr>
+            <w:lang w:val="zh_TW" w:bidi="zh_TW"/>
+          </w:rPr>
+          <w:rPr>
+            <w:color w:val="0000EE"/>
+            <w:u w:val="single"/>
+          </w:rPr>
+          <w:t>來1:14</w:t>
+        </w:r>
+      </w:hyperlink>
+      <w:r>
+        <w:rPr>
+          <w:lang w:val="zh_TW" w:bidi="zh_TW"/>
+        </w:rPr>
+        <w:t>）。墮落的天使有類似的職能，但有不同的主人，牠們效忠於魔鬼，牠們的忠誠出於對撒但的恐懼和錯誤的認知。牠們渴望與人類合作，但其目的是實行撒但的計謀，反對神。牠們引誘、欺騙和迷惑人，以致使牠們走向永遠的滅亡。鬼與神為敵的同時，也攻擊、壓制、阻礙並控告神的子民。</w:t>
       </w:r>
     </w:p>
     <w:p>
@@ -1121,21 +2719,119 @@
           <w:lang w:val="zh_TW" w:bidi="zh_TW"/>
         </w:rPr>
       </w:r>
-    </w:p>
-    <w:p>
-      <w:pPr>
-        <w:pStyle w:val="Heading2"/>
-      </w:pPr>
-      <w:r>
-        <w:rPr>
-          <w:lang w:val="zh_TW" w:bidi="zh_TW"/>
-        </w:rPr>
-        <w:t>哈蘭（地點）</w:t>
-      </w:r>
-      <w:r>
-        <w:rPr>
-          <w:lang w:val="zh_TW" w:bidi="zh_TW"/>
-        </w:rPr>
+      <w:r>
+        <w:rPr>
+          <w:lang w:val="zh_TW" w:bidi="zh_TW"/>
+        </w:rPr>
+        <w:t>由於撒但不是無所不在的，所以牠使用牠的鬼的勢力來執行牠的意志。例如，在撒種的比喻中（</w:t>
+      </w:r>
+      <w:hyperlink r:id="rId101">
+        <w:r>
+          <w:rPr>
+            <w:lang w:val="zh_TW" w:bidi="zh_TW"/>
+          </w:rPr>
+          <w:rPr>
+            <w:color w:val="0000EE"/>
+            <w:u w:val="single"/>
+          </w:rPr>
+          <w:t>太13:3–9</w:t>
+        </w:r>
+      </w:hyperlink>
+      <w:r>
+        <w:rPr>
+          <w:lang w:val="zh_TW" w:bidi="zh_TW"/>
+        </w:rPr>
+        <w:t>；</w:t>
+      </w:r>
+      <w:hyperlink r:id="rId102">
+        <w:r>
+          <w:rPr>
+            <w:lang w:val="zh_TW" w:bidi="zh_TW"/>
+          </w:rPr>
+          <w:rPr>
+            <w:color w:val="0000EE"/>
+            <w:u w:val="single"/>
+          </w:rPr>
+          <w:t>可4:1–20</w:t>
+        </w:r>
+      </w:hyperlink>
+      <w:r>
+        <w:rPr>
+          <w:lang w:val="zh_TW" w:bidi="zh_TW"/>
+        </w:rPr>
+        <w:t>；</w:t>
+      </w:r>
+      <w:hyperlink r:id="rId103">
+        <w:r>
+          <w:rPr>
+            <w:lang w:val="zh_TW" w:bidi="zh_TW"/>
+          </w:rPr>
+          <w:rPr>
+            <w:color w:val="0000EE"/>
+            <w:u w:val="single"/>
+          </w:rPr>
+          <w:t>路8:4–15</w:t>
+        </w:r>
+      </w:hyperlink>
+      <w:r>
+        <w:rPr>
+          <w:lang w:val="zh_TW" w:bidi="zh_TW"/>
+        </w:rPr>
+        <w:t>），撒但將神的道奪去，使之無法扎根（</w:t>
+      </w:r>
+      <w:hyperlink r:id="rId104">
+        <w:r>
+          <w:rPr>
+            <w:lang w:val="zh_TW" w:bidi="zh_TW"/>
+          </w:rPr>
+          <w:rPr>
+            <w:color w:val="0000EE"/>
+            <w:u w:val="single"/>
+          </w:rPr>
+          <w:t>可4:15</w:t>
+        </w:r>
+      </w:hyperlink>
+      <w:r>
+        <w:rPr>
+          <w:lang w:val="zh_TW" w:bidi="zh_TW"/>
+        </w:rPr>
+        <w:t>）。撒但藉著逼迫，使一些人在未真正委身之前就跌倒（見</w:t>
+      </w:r>
+      <w:hyperlink r:id="rId105">
+        <w:r>
+          <w:rPr>
+            <w:lang w:val="zh_TW" w:bidi="zh_TW"/>
+          </w:rPr>
+          <w:rPr>
+            <w:color w:val="0000EE"/>
+            <w:u w:val="single"/>
+          </w:rPr>
+          <w:t>17</w:t>
+        </w:r>
+      </w:hyperlink>
+      <w:r>
+        <w:rPr>
+          <w:lang w:val="zh_TW" w:bidi="zh_TW"/>
+        </w:rPr>
+        <w:t>節）。又因世上的思慮、財富的迷惑以及對物質的追求，撒但使神的道窒息，以致果子很少，甚至沒有果子（</w:t>
+      </w:r>
+      <w:hyperlink r:id="rId106">
+        <w:r>
+          <w:rPr>
+            <w:lang w:val="zh_TW" w:bidi="zh_TW"/>
+          </w:rPr>
+          <w:rPr>
+            <w:color w:val="0000EE"/>
+            <w:u w:val="single"/>
+          </w:rPr>
+          <w:t>19</w:t>
+        </w:r>
+      </w:hyperlink>
+      <w:r>
+        <w:rPr>
+          <w:lang w:val="zh_TW" w:bidi="zh_TW"/>
+        </w:rPr>
+        <w:t>節）。</w:t>
       </w:r>
     </w:p>
     <w:p>
@@ -1149,79 +2845,36 @@
         <w:rPr>
           <w:lang w:val="zh_TW" w:bidi="zh_TW"/>
         </w:rPr>
-        <w:t>北美索不達米亞的城市，首次出現</w:t>
-      </w:r>
-      <w:hyperlink r:id="rId32">
-        <w:r>
-          <w:rPr>
-            <w:lang w:val="zh_TW" w:bidi="zh_TW"/>
-          </w:rPr>
-          <w:rPr>
-            <w:color w:val="0000EE"/>
-            <w:u w:val="single"/>
-          </w:rPr>
-          <w:t>創世記十一章31節</w:t>
-        </w:r>
-      </w:hyperlink>
-      <w:r>
-        <w:rPr>
-          <w:lang w:val="zh_TW" w:bidi="zh_TW"/>
-        </w:rPr>
-        <w:t>，是亞伯拉罕的父親他拉從迦勒底的吾珥遷移的目的地，他拉在此居住直到去世。亞伯拉罕75歲時，神命令他遷移到為他預備的土地（</w:t>
-      </w:r>
-      <w:hyperlink r:id="rId33">
-        <w:r>
-          <w:rPr>
-            <w:lang w:val="zh_TW" w:bidi="zh_TW"/>
-          </w:rPr>
-          <w:rPr>
-            <w:color w:val="0000EE"/>
-            <w:u w:val="single"/>
-          </w:rPr>
-          <w:t>創12:1–4</w:t>
-        </w:r>
-      </w:hyperlink>
-      <w:r>
-        <w:rPr>
-          <w:lang w:val="zh_TW" w:bidi="zh_TW"/>
-        </w:rPr>
-        <w:t>）。然而，亞伯拉罕有一些親人留在哈蘭，亞伯拉罕的孫子雅各因害怕以掃而逃往那裡（</w:t>
-      </w:r>
-      <w:hyperlink r:id="rId34">
-        <w:r>
-          <w:rPr>
-            <w:lang w:val="zh_TW" w:bidi="zh_TW"/>
-          </w:rPr>
-          <w:rPr>
-            <w:color w:val="0000EE"/>
-            <w:u w:val="single"/>
-          </w:rPr>
-          <w:t>創27:42–43</w:t>
-        </w:r>
-      </w:hyperlink>
-      <w:r>
-        <w:rPr>
-          <w:lang w:val="zh_TW" w:bidi="zh_TW"/>
-        </w:rPr>
-        <w:t>）。雅各在哈蘭住了多年，為他的舅舅拉班作工，並娶了利亞和拉結為妻，還獲得了許多綿羊和山羊、僕人、駱駝和驢子（</w:t>
-      </w:r>
-      <w:hyperlink r:id="rId35">
-        <w:r>
-          <w:rPr>
-            <w:lang w:val="zh_TW" w:bidi="zh_TW"/>
-          </w:rPr>
-          <w:rPr>
-            <w:color w:val="0000EE"/>
-            <w:u w:val="single"/>
-          </w:rPr>
-          <w:t>創30:43</w:t>
-        </w:r>
-      </w:hyperlink>
-      <w:r>
-        <w:rPr>
-          <w:lang w:val="zh_TW" w:bidi="zh_TW"/>
-        </w:rPr>
-        <w:t>）。</w:t>
+        <w:t>基本上，鬼的行事模式遵循撒但在對夏娃的三重引誘中的模式：（1）牠們否認神話語的真理性，並挑戰神的話語；（2）牠們否認死亡的現實（通常牠們會用輪迴等說法取而代之）；（3）他們利用人類的虛榮和驕傲，說人也可以像神或成為神（</w:t>
+      </w:r>
+      <w:hyperlink r:id="rId107">
+        <w:r>
+          <w:rPr>
+            <w:lang w:val="zh_TW" w:bidi="zh_TW"/>
+          </w:rPr>
+          <w:rPr>
+            <w:color w:val="0000EE"/>
+            <w:u w:val="single"/>
+          </w:rPr>
+          <w:t>創3:1–5</w:t>
+        </w:r>
+      </w:hyperlink>
+      <w:r>
+        <w:rPr>
+          <w:lang w:val="zh_TW" w:bidi="zh_TW"/>
+        </w:rPr>
+        <w:t>）。這些也是大多數異端和假宗教的基本方法和教義。</w:t>
+      </w:r>
+    </w:p>
+    <w:p>
+      <w:pPr>
+        <w:pStyle w:val="Heading3"/>
+      </w:pPr>
+      <w:r>
+        <w:rPr>
+          <w:lang w:val="zh_TW" w:bidi="zh_TW"/>
+        </w:rPr>
+        <w:t>鬼的最終命運</w:t>
       </w:r>
     </w:p>
     <w:p>
@@ -1235,107 +2888,79 @@
         <w:rPr>
           <w:lang w:val="zh_TW" w:bidi="zh_TW"/>
         </w:rPr>
-        <w:t>這座「拿鶴的城」（</w:t>
-      </w:r>
-      <w:hyperlink r:id="rId36">
-        <w:r>
-          <w:rPr>
-            <w:lang w:val="zh_TW" w:bidi="zh_TW"/>
-          </w:rPr>
-          <w:rPr>
-            <w:color w:val="0000EE"/>
-            <w:u w:val="single"/>
-          </w:rPr>
-          <w:t>創11:27–29</w:t>
-        </w:r>
-      </w:hyperlink>
-      <w:r>
-        <w:rPr>
-          <w:lang w:val="zh_TW" w:bidi="zh_TW"/>
-        </w:rPr>
-        <w:t>，</w:t>
-      </w:r>
-      <w:hyperlink r:id="rId37">
-        <w:r>
-          <w:rPr>
-            <w:lang w:val="zh_TW" w:bidi="zh_TW"/>
-          </w:rPr>
-          <w:rPr>
-            <w:color w:val="0000EE"/>
-            <w:u w:val="single"/>
-          </w:rPr>
-          <w:t>24:10</w:t>
-        </w:r>
-      </w:hyperlink>
-      <w:r>
-        <w:rPr>
-          <w:lang w:val="zh_TW" w:bidi="zh_TW"/>
-        </w:rPr>
-        <w:t>，</w:t>
-      </w:r>
-      <w:hyperlink r:id="rId38">
-        <w:r>
-          <w:rPr>
-            <w:lang w:val="zh_TW" w:bidi="zh_TW"/>
-          </w:rPr>
-          <w:rPr>
-            <w:color w:val="0000EE"/>
-            <w:u w:val="single"/>
-          </w:rPr>
-          <w:t>27:43</w:t>
-        </w:r>
-      </w:hyperlink>
-      <w:r>
-        <w:rPr>
-          <w:lang w:val="zh_TW" w:bidi="zh_TW"/>
-        </w:rPr>
-        <w:t>） 建於公元前三千年，位於幼發拉底河的一條支流上，很快成為一個重要的商業中心。也許連接大馬士革、尼尼微和迦基米施的古代貿易路線，就經過哈蘭。以西結提到哈蘭和泰爾之間的貿易（</w:t>
-      </w:r>
-      <w:hyperlink r:id="rId39">
-        <w:r>
-          <w:rPr>
-            <w:lang w:val="zh_TW" w:bidi="zh_TW"/>
-          </w:rPr>
-          <w:rPr>
-            <w:color w:val="0000EE"/>
-            <w:u w:val="single"/>
-          </w:rPr>
-          <w:t>結27:23</w:t>
-        </w:r>
-      </w:hyperlink>
-      <w:r>
-        <w:rPr>
-          <w:lang w:val="zh_TW" w:bidi="zh_TW"/>
-        </w:rPr>
-        <w:t>）。哈蘭是一座亞蘭人的城市，以其對月神欣（Sin）和尼卡爾神（Nikkal）的崇拜而聞名。這個系統是蘇美人在吾珥的宗教體系的分支。欣和配偶尼卡爾不僅在這裡受到尊崇，還在迦南甚至埃及受到尊崇。這個崇拜持續到新約時代，其聖殿最終在公元13世紀被蒙古人摧毀。難怪神命令亞伯拉罕離開這個偶像崇拜的中心。現代的哈蘭保留了這個名字的古代楔形文字拼寫（有英文譯本為「Charran」，</w:t>
-      </w:r>
-      <w:hyperlink r:id="rId40">
-        <w:r>
-          <w:rPr>
-            <w:lang w:val="zh_TW" w:bidi="zh_TW"/>
-          </w:rPr>
-          <w:rPr>
-            <w:color w:val="0000EE"/>
-            <w:u w:val="single"/>
-          </w:rPr>
-          <w:t>徒7:2、4</w:t>
-        </w:r>
-      </w:hyperlink>
-      <w:r>
-        <w:rPr>
-          <w:lang w:val="zh_TW" w:bidi="zh_TW"/>
-        </w:rPr>
-        <w:t>）。</w:t>
-      </w:r>
-      <w:r>
-        <w:rPr>
-          <w:lang w:val="zh_TW" w:bidi="zh_TW"/>
-        </w:rPr>
-      </w:r>
-      <w:r>
-        <w:rPr>
-          <w:lang w:val="zh_TW" w:bidi="zh_TW"/>
-        </w:rPr>
+        <w:t>關於犯罪的天使，經上記載，神「把他們丟在地獄，交在黑暗坑中，等候審判」（</w:t>
+      </w:r>
+      <w:hyperlink r:id="rId108">
+        <w:r>
+          <w:rPr>
+            <w:lang w:val="zh_TW" w:bidi="zh_TW"/>
+          </w:rPr>
+          <w:rPr>
+            <w:color w:val="0000EE"/>
+            <w:u w:val="single"/>
+          </w:rPr>
+          <w:t>彼後2:4</w:t>
+        </w:r>
+      </w:hyperlink>
+      <w:r>
+        <w:rPr>
+          <w:lang w:val="zh_TW" w:bidi="zh_TW"/>
+        </w:rPr>
+        <w:t>）。主耶穌談到那為魔鬼和牠的使者所預備的永火，人類中的被咒詛者也將進入其中（</w:t>
+      </w:r>
+      <w:hyperlink r:id="rId109">
+        <w:r>
+          <w:rPr>
+            <w:lang w:val="zh_TW" w:bidi="zh_TW"/>
+          </w:rPr>
+          <w:rPr>
+            <w:color w:val="0000EE"/>
+            <w:u w:val="single"/>
+          </w:rPr>
+          <w:t>太25:41</w:t>
+        </w:r>
+      </w:hyperlink>
+      <w:r>
+        <w:rPr>
+          <w:lang w:val="zh_TW" w:bidi="zh_TW"/>
+        </w:rPr>
+        <w:t>）。最終，撒但及其勢力將被扔進火湖（</w:t>
+      </w:r>
+      <w:hyperlink r:id="rId110">
+        <w:r>
+          <w:rPr>
+            <w:lang w:val="zh_TW" w:bidi="zh_TW"/>
+          </w:rPr>
+          <w:rPr>
+            <w:color w:val="0000EE"/>
+            <w:u w:val="single"/>
+          </w:rPr>
+          <w:t>啟20:10</w:t>
+        </w:r>
+      </w:hyperlink>
+      <w:r>
+        <w:rPr>
+          <w:lang w:val="zh_TW" w:bidi="zh_TW"/>
+        </w:rPr>
+        <w:t>），那裡也是所有名字未寫在生命冊上的人永遠受痛苦的地方（</w:t>
+      </w:r>
+      <w:hyperlink r:id="rId111">
+        <w:r>
+          <w:rPr>
+            <w:lang w:val="zh_TW" w:bidi="zh_TW"/>
+          </w:rPr>
+          <w:rPr>
+            <w:color w:val="0000EE"/>
+            <w:u w:val="single"/>
+          </w:rPr>
+          <w:t>12–15</w:t>
+        </w:r>
+      </w:hyperlink>
+      <w:r>
+        <w:rPr>
+          <w:lang w:val="zh_TW" w:bidi="zh_TW"/>
+        </w:rPr>
+        <w:t>節）。</w:t>
       </w:r>
     </w:p>
     <w:p>
@@ -1345,1789 +2970,24 @@
           <w:lang w:val="zh_TW" w:bidi="zh_TW"/>
         </w:rPr>
       </w:r>
-    </w:p>
-    <w:p>
-      <w:pPr>
-        <w:pStyle w:val="Heading2"/>
-      </w:pPr>
-      <w:r>
-        <w:rPr>
-          <w:lang w:val="zh_TW" w:bidi="zh_TW"/>
-        </w:rPr>
-        <w:t>哈蘭（人物）</w:t>
-      </w:r>
-      <w:r>
-        <w:rPr>
-          <w:lang w:val="zh_TW" w:bidi="zh_TW"/>
-        </w:rPr>
-      </w:r>
-    </w:p>
-    <w:p>
-      <w:pPr/>
-      <w:r>
-        <w:rPr>
-          <w:lang w:val="zh_TW" w:bidi="zh_TW"/>
-        </w:rPr>
-      </w:r>
-      <w:r>
-        <w:rPr>
-          <w:lang w:val="zh_TW" w:bidi="zh_TW"/>
-        </w:rPr>
-        <w:t>1. 他拉的兒子、亞伯拉罕的兄弟、羅得的父親（</w:t>
-      </w:r>
-      <w:hyperlink r:id="rId41">
-        <w:r>
-          <w:rPr>
-            <w:lang w:val="zh_TW" w:bidi="zh_TW"/>
-          </w:rPr>
-          <w:rPr>
-            <w:color w:val="0000EE"/>
-            <w:u w:val="single"/>
-          </w:rPr>
-          <w:t>創11:26–31</w:t>
-        </w:r>
-      </w:hyperlink>
-      <w:r>
-        <w:rPr>
-          <w:lang w:val="zh_TW" w:bidi="zh_TW"/>
-        </w:rPr>
-        <w:t>）。</w:t>
-      </w:r>
-    </w:p>
-    <w:p>
-      <w:pPr/>
-      <w:r>
-        <w:rPr>
-          <w:lang w:val="zh_TW" w:bidi="zh_TW"/>
-        </w:rPr>
-      </w:r>
-      <w:r>
-        <w:rPr>
-          <w:lang w:val="zh_TW" w:bidi="zh_TW"/>
-        </w:rPr>
-        <w:t>2. 迦勒的妾以法所生的兒子，屬於猶大支派，是</w:t>
-      </w:r>
-      <w:r>
-        <w:rPr>
-          <w:lang w:val="zh_TW" w:bidi="zh_TW"/>
-        </w:rPr>
-        <w:t>迦卸</w:t>
-      </w:r>
-      <w:r>
-        <w:rPr>
-          <w:lang w:val="zh_TW" w:bidi="zh_TW"/>
-        </w:rPr>
-        <w:t>的父親（</w:t>
-      </w:r>
-      <w:hyperlink r:id="rId42">
-        <w:r>
-          <w:rPr>
-            <w:lang w:val="zh_TW" w:bidi="zh_TW"/>
-          </w:rPr>
-          <w:rPr>
-            <w:color w:val="0000EE"/>
-            <w:u w:val="single"/>
-          </w:rPr>
-          <w:t>代上2:46</w:t>
-        </w:r>
-      </w:hyperlink>
-      <w:r>
-        <w:rPr>
-          <w:lang w:val="zh_TW" w:bidi="zh_TW"/>
-        </w:rPr>
-        <w:t>）。</w:t>
-      </w:r>
-    </w:p>
-    <w:p>
-      <w:pPr/>
-      <w:r>
-        <w:rPr>
-          <w:lang w:val="zh_TW" w:bidi="zh_TW"/>
-        </w:rPr>
-      </w:r>
-      <w:r>
-        <w:rPr>
-          <w:lang w:val="zh_TW" w:bidi="zh_TW"/>
-        </w:rPr>
-        <w:t>3. 示每的兒子，屬於利未支派的革順族 （</w:t>
-      </w:r>
-      <w:hyperlink r:id="rId43">
-        <w:r>
-          <w:rPr>
-            <w:lang w:val="zh_TW" w:bidi="zh_TW"/>
-          </w:rPr>
-          <w:rPr>
-            <w:color w:val="0000EE"/>
-            <w:u w:val="single"/>
-          </w:rPr>
-          <w:t>代上23:9</w:t>
-        </w:r>
-      </w:hyperlink>
-      <w:r>
-        <w:rPr>
-          <w:lang w:val="zh_TW" w:bidi="zh_TW"/>
-        </w:rPr>
-        <w:t>）。</w:t>
-      </w:r>
-      <w:r>
-        <w:rPr>
-          <w:lang w:val="zh_TW" w:bidi="zh_TW"/>
-        </w:rPr>
-      </w:r>
-      <w:r>
-        <w:rPr>
-          <w:lang w:val="zh_TW" w:bidi="zh_TW"/>
-        </w:rPr>
-      </w:r>
-    </w:p>
-    <w:p>
-      <w:pPr/>
-      <w:r>
-        <w:rPr>
-          <w:lang w:val="zh_TW" w:bidi="zh_TW"/>
-        </w:rPr>
-      </w:r>
-    </w:p>
-    <w:p>
-      <w:pPr>
-        <w:pStyle w:val="Heading2"/>
-      </w:pPr>
-      <w:r>
-        <w:rPr>
-          <w:lang w:val="zh_TW" w:bidi="zh_TW"/>
-        </w:rPr>
-        <w:t>哈馬</w:t>
-      </w:r>
-      <w:r>
-        <w:rPr>
-          <w:lang w:val="zh_TW" w:bidi="zh_TW"/>
-        </w:rPr>
-      </w:r>
-    </w:p>
-    <w:p>
-      <w:pPr>
-        <w:pStyle w:val="ListNumber"/>
-        <w:numPr>
-          <w:ilvl w:val="0"/>
-          <w:numId w:val="16"/>
-        </w:numPr>
-        <w:spacing w:line="240" w:lineRule="auto"/>
-        <w:ind w:left="720"/>
-      </w:pPr>
-      <w:r>
-        <w:rPr>
-          <w:lang w:val="zh_TW" w:bidi="zh_TW"/>
-        </w:rPr>
-      </w:r>
-      <w:r>
-        <w:rPr>
-          <w:lang w:val="zh_TW" w:bidi="zh_TW"/>
-        </w:rPr>
-        <w:t>位於現今屬敘利亞的大馬士革以北約201公里（125英里）的城市和地區，坐落在奧龍特斯河（Orontes River）畔。</w:t>
-        <w:br/>
-      </w:r>
-      <w:r>
-        <w:rPr>
-          <w:lang w:val="zh_TW" w:bidi="zh_TW"/>
-        </w:rPr>
-        <w:t>起初，住在哈馬的人是來自迦南的民族（</w:t>
-      </w:r>
-      <w:hyperlink r:id="rId44">
-        <w:r>
-          <w:rPr>
-            <w:lang w:val="zh_TW" w:bidi="zh_TW"/>
-          </w:rPr>
-          <w:rPr>
-            <w:color w:val="0000EE"/>
-            <w:u w:val="single"/>
-          </w:rPr>
-          <w:t>創10:18</w:t>
-        </w:r>
-      </w:hyperlink>
-      <w:r>
-        <w:rPr>
-          <w:lang w:val="zh_TW" w:bidi="zh_TW"/>
-        </w:rPr>
-        <w:t>）。後來，閃族人（包括以色列人、亞蘭人等）住在那裡。聖經有時稱該地區為「哈馬口」（</w:t>
-      </w:r>
-      <w:hyperlink r:id="rId45">
-        <w:r>
-          <w:rPr>
-            <w:lang w:val="zh_TW" w:bidi="zh_TW"/>
-          </w:rPr>
-          <w:rPr>
-            <w:color w:val="0000EE"/>
-            <w:u w:val="single"/>
-          </w:rPr>
-          <w:t>民34:7–8</w:t>
-        </w:r>
-      </w:hyperlink>
-      <w:r>
-        <w:rPr>
-          <w:lang w:val="zh_TW" w:bidi="zh_TW"/>
-        </w:rPr>
-        <w:t>；</w:t>
-      </w:r>
-      <w:hyperlink r:id="rId46">
-        <w:r>
-          <w:rPr>
-            <w:lang w:val="zh_TW" w:bidi="zh_TW"/>
-          </w:rPr>
-          <w:rPr>
-            <w:color w:val="0000EE"/>
-            <w:u w:val="single"/>
-          </w:rPr>
-          <w:t>書13:5</w:t>
-        </w:r>
-      </w:hyperlink>
-      <w:r>
-        <w:rPr>
-          <w:lang w:val="zh_TW" w:bidi="zh_TW"/>
-        </w:rPr>
-        <w:t>）。這個地區標誌著以色列應許之地北部的邊界。在以色列早期王國時期，以及在耶羅波安二世統治期間，從公元前793年到753年，以色列控制了這片土地。</w:t>
-        <w:br/>
-      </w:r>
-      <w:r>
-        <w:rPr>
-          <w:lang w:val="zh_TW" w:bidi="zh_TW"/>
-        </w:rPr>
-        <w:t>名為「哈馬口」（意指「哈馬的入口」）的確切位置尚不確定。一些學者認為它是位於奧龍特斯河畔，一個名為勒布韋（Lebweh）的城市，位於黎巴嫩和外黎巴嫩山脈之間。其他人則認為它位於敘利亞的其他地方。</w:t>
-        <w:br/>
-      </w:r>
-      <w:r>
-        <w:rPr>
-          <w:lang w:val="zh_TW" w:bidi="zh_TW"/>
-        </w:rPr>
-        <w:t>人們最早居住在哈馬是在新石器時代（石器時代的晚期）。約在公元前1750年，該城被摧毀（可能是被稱為希克索斯的群體摧毀）。後來，城市被重建。埃及法老圖特摩斯三世（統治時間為公元前1502年至1448年）控制此處。在埃及統治敘利亞的期間，哈馬成為一個繁榮的城市。在公元前900年之前，哈馬是一個小型赫人王國的首都。人們發現赫人的記錄（稱為銘文），講述這段時期的情況。</w:t>
-      </w:r>
-    </w:p>
-    <w:p>
-      <w:pPr>
-        <w:pStyle w:val="Heading3"/>
-      </w:pPr>
-      <w:r>
-        <w:rPr>
-          <w:lang w:val="zh_TW" w:bidi="zh_TW"/>
-        </w:rPr>
-        <w:t>聖經中的哈馬</w:t>
-      </w:r>
-      <w:r>
-        <w:rPr>
-          <w:lang w:val="zh_TW" w:bidi="zh_TW"/>
-        </w:rPr>
-        <w:t>大衛與瑣巴王哈大底謝爭戰並擊敗了他。隨後，哈馬王陀以派他的兒子去祝賀大衛（</w:t>
-      </w:r>
-      <w:hyperlink r:id="rId47">
-        <w:r>
-          <w:rPr>
-            <w:lang w:val="zh_TW" w:bidi="zh_TW"/>
-          </w:rPr>
-          <w:rPr>
-            <w:color w:val="0000EE"/>
-            <w:u w:val="single"/>
-          </w:rPr>
-          <w:t>撒下8:9–10</w:t>
-        </w:r>
-      </w:hyperlink>
-      <w:r>
-        <w:rPr>
-          <w:lang w:val="zh_TW" w:bidi="zh_TW"/>
-        </w:rPr>
-        <w:t>）。所羅門在哈馬地區建造了</w:t>
-      </w:r>
-      <w:r>
-        <w:rPr>
-          <w:lang w:val="zh_TW" w:bidi="zh_TW"/>
-        </w:rPr>
-        <w:t>積貨城</w:t>
-      </w:r>
-      <w:r>
-        <w:rPr>
-          <w:lang w:val="zh_TW" w:bidi="zh_TW"/>
-        </w:rPr>
-        <w:t>（</w:t>
-      </w:r>
-      <w:hyperlink r:id="rId48">
-        <w:r>
-          <w:rPr>
-            <w:lang w:val="zh_TW" w:bidi="zh_TW"/>
-          </w:rPr>
-          <w:rPr>
-            <w:color w:val="0000EE"/>
-            <w:u w:val="single"/>
-          </w:rPr>
-          <w:t>代下8:4</w:t>
-        </w:r>
-      </w:hyperlink>
-      <w:r>
-        <w:rPr>
-          <w:lang w:val="zh_TW" w:bidi="zh_TW"/>
-        </w:rPr>
-        <w:t>），可能意味著哈馬成為向以色列進貢的國家（定期進貢商品或金錢）。</w:t>
-        <w:br/>
-      </w:r>
-      <w:r>
-        <w:rPr>
-          <w:lang w:val="zh_TW" w:bidi="zh_TW"/>
-        </w:rPr>
-        <w:t>在以色列的亞哈王時期，哈馬的王名叫伊胡利尼（Irhulini）。他與來自大馬士革、以色列和其他12個城市的王聯合起來，對抗亞述王撒縵以色三世（公元前860年至825年在位）。這些人暫時阻止了亞述王。但在公元前846年左右，撒縵以色擊敗了他們，哈馬落入亞述的統治之下。</w:t>
-        <w:br/>
-      </w:r>
-      <w:r>
-        <w:rPr>
-          <w:lang w:val="zh_TW" w:bidi="zh_TW"/>
-        </w:rPr>
-        <w:t>在公元前 730 年，哈馬王埃尼·伊盧斯（Eni-Ilus）向亞述國王提革拉毗列色三世進貢。大約10年後，在公元前 720 年，亞述國王撒珥根二世強迫 4300 名亞述人居住在哈馬。他還將許多人從哈馬和其他地方遷移到撒馬利亞（</w:t>
-      </w:r>
-      <w:hyperlink r:id="rId49">
-        <w:r>
-          <w:rPr>
-            <w:lang w:val="zh_TW" w:bidi="zh_TW"/>
-          </w:rPr>
-          <w:rPr>
-            <w:color w:val="0000EE"/>
-            <w:u w:val="single"/>
-          </w:rPr>
-          <w:t>王下17:24</w:t>
-        </w:r>
-      </w:hyperlink>
-      <w:r>
-        <w:rPr>
-          <w:lang w:val="zh_TW" w:bidi="zh_TW"/>
-        </w:rPr>
-        <w:t>）。一些以色列人可能也被送往哈馬居住（</w:t>
-      </w:r>
-      <w:hyperlink r:id="rId50">
-        <w:r>
-          <w:rPr>
-            <w:lang w:val="zh_TW" w:bidi="zh_TW"/>
-          </w:rPr>
-          <w:rPr>
-            <w:color w:val="0000EE"/>
-            <w:u w:val="single"/>
-          </w:rPr>
-          <w:t>賽11:11</w:t>
-        </w:r>
-      </w:hyperlink>
-      <w:r>
-        <w:rPr>
-          <w:lang w:val="zh_TW" w:bidi="zh_TW"/>
-        </w:rPr>
-        <w:t>）。其他提到亞述控制哈馬的舊約聖經經文包括</w:t>
-      </w:r>
-      <w:hyperlink r:id="rId51">
-        <w:r>
-          <w:rPr>
-            <w:lang w:val="zh_TW" w:bidi="zh_TW"/>
-          </w:rPr>
-          <w:rPr>
-            <w:color w:val="0000EE"/>
-            <w:u w:val="single"/>
-          </w:rPr>
-          <w:t>列王紀下十八章34節</w:t>
-        </w:r>
-      </w:hyperlink>
-      <w:r>
-        <w:rPr>
-          <w:lang w:val="zh_TW" w:bidi="zh_TW"/>
-        </w:rPr>
-        <w:t>，</w:t>
-      </w:r>
-      <w:hyperlink r:id="rId52">
-        <w:r>
-          <w:rPr>
-            <w:lang w:val="zh_TW" w:bidi="zh_TW"/>
-          </w:rPr>
-          <w:rPr>
-            <w:color w:val="0000EE"/>
-            <w:u w:val="single"/>
-          </w:rPr>
-          <w:t>十九章13節</w:t>
-        </w:r>
-      </w:hyperlink>
-      <w:r>
-        <w:rPr>
-          <w:lang w:val="zh_TW" w:bidi="zh_TW"/>
-        </w:rPr>
-        <w:t>；</w:t>
-      </w:r>
-      <w:hyperlink r:id="rId53">
-        <w:r>
-          <w:rPr>
-            <w:lang w:val="zh_TW" w:bidi="zh_TW"/>
-          </w:rPr>
-          <w:rPr>
-            <w:color w:val="0000EE"/>
-            <w:u w:val="single"/>
-          </w:rPr>
-          <w:t>以賽亞書十章9節</w:t>
-        </w:r>
-      </w:hyperlink>
-      <w:r>
-        <w:rPr>
-          <w:lang w:val="zh_TW" w:bidi="zh_TW"/>
-        </w:rPr>
-        <w:t>，</w:t>
-      </w:r>
-      <w:hyperlink r:id="rId54">
-        <w:r>
-          <w:rPr>
-            <w:lang w:val="zh_TW" w:bidi="zh_TW"/>
-          </w:rPr>
-          <w:rPr>
-            <w:color w:val="0000EE"/>
-            <w:u w:val="single"/>
-          </w:rPr>
-          <w:t>三十六章19節</w:t>
-        </w:r>
-      </w:hyperlink>
-      <w:r>
-        <w:rPr>
-          <w:lang w:val="zh_TW" w:bidi="zh_TW"/>
-        </w:rPr>
-        <w:t>，</w:t>
-      </w:r>
-      <w:hyperlink r:id="rId55">
-        <w:r>
-          <w:rPr>
-            <w:lang w:val="zh_TW" w:bidi="zh_TW"/>
-          </w:rPr>
-          <w:rPr>
-            <w:color w:val="0000EE"/>
-            <w:u w:val="single"/>
-          </w:rPr>
-          <w:t>三十七章13節</w:t>
-        </w:r>
-      </w:hyperlink>
-      <w:r>
-        <w:rPr>
-          <w:lang w:val="zh_TW" w:bidi="zh_TW"/>
-        </w:rPr>
-        <w:t>和</w:t>
-      </w:r>
-      <w:hyperlink r:id="rId56">
-        <w:r>
-          <w:rPr>
-            <w:lang w:val="zh_TW" w:bidi="zh_TW"/>
-          </w:rPr>
-          <w:rPr>
-            <w:color w:val="0000EE"/>
-            <w:u w:val="single"/>
-          </w:rPr>
-          <w:t>阿摩司書六章2節</w:t>
-        </w:r>
-      </w:hyperlink>
+      <w:r>
+        <w:rPr>
+          <w:i/>
+          <w:lang w:val="zh_TW" w:bidi="zh_TW"/>
+        </w:rPr>
+        <w:t>另見</w:t>
+      </w:r>
+      <w:r>
+        <w:rPr>
+          <w:lang w:val="zh_TW" w:bidi="zh_TW"/>
+        </w:rPr>
+        <w:t>被鬼附</w:t>
+      </w:r>
       <w:r>
         <w:rPr>
           <w:lang w:val="zh_TW" w:bidi="zh_TW"/>
         </w:rPr>
         <w:t>。</w:t>
-        <w:br/>
-      </w:r>
-      <w:r>
-        <w:rPr>
-          <w:lang w:val="zh_TW" w:bidi="zh_TW"/>
-        </w:rPr>
-        <w:t>後來，哈馬似乎被大馬士革控制 （</w:t>
-      </w:r>
-      <w:hyperlink r:id="rId57">
-        <w:r>
-          <w:rPr>
-            <w:lang w:val="zh_TW" w:bidi="zh_TW"/>
-          </w:rPr>
-          <w:rPr>
-            <w:color w:val="0000EE"/>
-            <w:u w:val="single"/>
-          </w:rPr>
-          <w:t>耶49:23</w:t>
-        </w:r>
-      </w:hyperlink>
-      <w:r>
-        <w:rPr>
-          <w:lang w:val="zh_TW" w:bidi="zh_TW"/>
-        </w:rPr>
-        <w:t>）。一些先知預言，說以色列有天會再次將邊界擴展到哈馬 （</w:t>
-      </w:r>
-      <w:hyperlink r:id="rId58">
-        <w:r>
-          <w:rPr>
-            <w:lang w:val="zh_TW" w:bidi="zh_TW"/>
-          </w:rPr>
-          <w:rPr>
-            <w:color w:val="0000EE"/>
-            <w:u w:val="single"/>
-          </w:rPr>
-          <w:t>結47:16–17</w:t>
-        </w:r>
-      </w:hyperlink>
-      <w:r>
-        <w:rPr>
-          <w:lang w:val="zh_TW" w:bidi="zh_TW"/>
-        </w:rPr>
-        <w:t>，</w:t>
-      </w:r>
-      <w:hyperlink r:id="rId59">
-        <w:r>
-          <w:rPr>
-            <w:lang w:val="zh_TW" w:bidi="zh_TW"/>
-          </w:rPr>
-          <w:rPr>
-            <w:color w:val="0000EE"/>
-            <w:u w:val="single"/>
-          </w:rPr>
-          <w:t>48:1</w:t>
-        </w:r>
-      </w:hyperlink>
-      <w:hyperlink r:id="rId60">
-        <w:r>
-          <w:rPr>
-            <w:lang w:val="zh_TW" w:bidi="zh_TW"/>
-          </w:rPr>
-          <w:rPr>
-            <w:color w:val="0000EE"/>
-            <w:u w:val="single"/>
-          </w:rPr>
-          <w:t>；亞9:2</w:t>
-        </w:r>
-      </w:hyperlink>
-      <w:r>
-        <w:rPr>
-          <w:lang w:val="zh_TW" w:bidi="zh_TW"/>
-        </w:rPr>
-        <w:t>）。</w:t>
-        <w:br/>
-      </w:r>
-      <w:r>
-        <w:rPr>
-          <w:lang w:val="zh_TW" w:bidi="zh_TW"/>
-        </w:rPr>
-        <w:t>在馬加比時期，約拿單·馬加比和他的軍隊在哈馬遭遇底米丟王（Demetrius）的軍隊 （</w:t>
-      </w:r>
-      <w:hyperlink r:id="rId61">
-        <w:r>
-          <w:rPr>
-            <w:lang w:val="zh_TW" w:bidi="zh_TW"/>
-          </w:rPr>
-          <w:rPr>
-            <w:color w:val="0000EE"/>
-            <w:u w:val="single"/>
-          </w:rPr>
-          <w:t>馬加比一書12:25</w:t>
-        </w:r>
-      </w:hyperlink>
-      <w:r>
-        <w:rPr>
-          <w:lang w:val="zh_TW" w:bidi="zh_TW"/>
-        </w:rPr>
-        <w:t>）。根據猶太歷史學家約瑟夫的記載，安提阿古·伊皮法尼（安提阿古四世，Antiochus Epiphanes）將這些城市的名字改為</w:t>
-      </w:r>
-      <w:r>
-        <w:rPr>
-          <w:lang w:val="zh_TW" w:bidi="zh_TW"/>
-        </w:rPr>
-        <w:t>伊匹法尼亞</w:t>
-      </w:r>
-      <w:r>
-        <w:rPr>
-          <w:lang w:val="zh_TW" w:bidi="zh_TW"/>
-        </w:rPr>
-        <w:t xml:space="preserve"> （Epiphania，《猶太古史記》1.4.2）。這是希臘人和羅馬人使用的名字。</w:t>
-        <w:br/>
-      </w:r>
-      <w:r>
-        <w:rPr>
-          <w:i/>
-          <w:lang w:val="zh_TW" w:bidi="zh_TW"/>
-        </w:rPr>
-        <w:t>另見</w:t>
-      </w:r>
-      <w:r>
-        <w:rPr>
-          <w:lang w:val="zh_TW" w:bidi="zh_TW"/>
-        </w:rPr>
-        <w:t>哈馬口</w:t>
-      </w:r>
-      <w:r>
-        <w:rPr>
-          <w:lang w:val="zh_TW" w:bidi="zh_TW"/>
-        </w:rPr>
-        <w:t>。</w:t>
-      </w:r>
-    </w:p>
-    <w:p>
-      <w:pPr>
-        <w:pStyle w:val="ListNumber"/>
-        <w:numPr>
-          <w:ilvl w:val="0"/>
-          <w:numId w:val="17"/>
-        </w:numPr>
-        <w:spacing w:line="240" w:lineRule="auto"/>
-        <w:ind w:left="720"/>
-      </w:pPr>
-      <w:r>
-        <w:rPr>
-          <w:lang w:val="zh_TW" w:bidi="zh_TW"/>
-        </w:rPr>
-      </w:r>
-      <w:hyperlink r:id="rId62">
-        <w:r>
-          <w:rPr>
-            <w:lang w:val="zh_TW" w:bidi="zh_TW"/>
-          </w:rPr>
-          <w:rPr>
-            <w:color w:val="0000EE"/>
-            <w:u w:val="single"/>
-          </w:rPr>
-          <w:t>歷代志下八章3節</w:t>
-        </w:r>
-      </w:hyperlink>
-      <w:r>
-        <w:rPr>
-          <w:lang w:val="zh_TW" w:bidi="zh_TW"/>
-        </w:rPr>
-        <w:t>提到哈馬瑣巴，是所羅門征服的城市。有些人認為它與哈馬是同一個城市，其他人則認為它是瑣巴地區的另一個城市。</w:t>
-        <w:br/>
-      </w:r>
-      <w:r>
-        <w:rPr>
-          <w:i/>
-          <w:lang w:val="zh_TW" w:bidi="zh_TW"/>
-        </w:rPr>
-        <w:t>另見</w:t>
-      </w:r>
-      <w:r>
-        <w:rPr>
-          <w:lang w:val="zh_TW" w:bidi="zh_TW"/>
-        </w:rPr>
-        <w:t>哈馬瑣巴</w:t>
-      </w:r>
-      <w:r>
-        <w:rPr>
-          <w:lang w:val="zh_TW" w:bidi="zh_TW"/>
-        </w:rPr>
-        <w:t>。</w:t>
-      </w:r>
-      <w:r>
-        <w:rPr>
-          <w:lang w:val="zh_TW" w:bidi="zh_TW"/>
-        </w:rPr>
-      </w:r>
-      <w:r>
-        <w:rPr>
-          <w:lang w:val="zh_TW" w:bidi="zh_TW"/>
-        </w:rPr>
-      </w:r>
-    </w:p>
-    <w:p>
-      <w:pPr/>
-      <w:r>
-        <w:rPr>
-          <w:lang w:val="zh_TW" w:bidi="zh_TW"/>
-        </w:rPr>
-      </w:r>
-    </w:p>
-    <w:p>
-      <w:pPr>
-        <w:pStyle w:val="Heading2"/>
-      </w:pPr>
-      <w:r>
-        <w:rPr>
-          <w:lang w:val="zh_TW" w:bidi="zh_TW"/>
-        </w:rPr>
-        <w:t>哈馬人</w:t>
-      </w:r>
-      <w:r>
-        <w:rPr>
-          <w:lang w:val="zh_TW" w:bidi="zh_TW"/>
-        </w:rPr>
-      </w:r>
-    </w:p>
-    <w:p>
-      <w:pPr/>
-      <w:r>
-        <w:rPr>
-          <w:lang w:val="zh_TW" w:bidi="zh_TW"/>
-        </w:rPr>
-      </w:r>
-      <w:r>
-        <w:rPr>
-          <w:lang w:val="zh_TW" w:bidi="zh_TW"/>
-        </w:rPr>
-        <w:t>哈馬的居民（</w:t>
-      </w:r>
-      <w:hyperlink r:id="rId44">
-        <w:r>
-          <w:rPr>
-            <w:lang w:val="zh_TW" w:bidi="zh_TW"/>
-          </w:rPr>
-          <w:rPr>
-            <w:color w:val="0000EE"/>
-            <w:u w:val="single"/>
-          </w:rPr>
-          <w:t>創10:18</w:t>
-        </w:r>
-      </w:hyperlink>
-      <w:r>
-        <w:rPr>
-          <w:lang w:val="zh_TW" w:bidi="zh_TW"/>
-        </w:rPr>
-        <w:t>；</w:t>
-      </w:r>
-      <w:hyperlink r:id="rId63">
-        <w:r>
-          <w:rPr>
-            <w:lang w:val="zh_TW" w:bidi="zh_TW"/>
-          </w:rPr>
-          <w:rPr>
-            <w:color w:val="0000EE"/>
-            <w:u w:val="single"/>
-          </w:rPr>
-          <w:t>代上1:16</w:t>
-        </w:r>
-      </w:hyperlink>
-      <w:r>
-        <w:rPr>
-          <w:lang w:val="zh_TW" w:bidi="zh_TW"/>
-        </w:rPr>
-        <w:t>）。</w:t>
-      </w:r>
-      <w:r>
-        <w:rPr>
-          <w:i/>
-          <w:lang w:val="zh_TW" w:bidi="zh_TW"/>
-        </w:rPr>
-        <w:t>見</w:t>
-      </w:r>
-      <w:r>
-        <w:rPr>
-          <w:lang w:val="zh_TW" w:bidi="zh_TW"/>
-        </w:rPr>
-        <w:t>哈馬 #1</w:t>
-      </w:r>
-      <w:r>
-        <w:rPr>
-          <w:lang w:val="zh_TW" w:bidi="zh_TW"/>
-        </w:rPr>
-        <w:t>。</w:t>
-      </w:r>
-      <w:r>
-        <w:rPr>
-          <w:lang w:val="zh_TW" w:bidi="zh_TW"/>
-        </w:rPr>
-      </w:r>
-      <w:r>
-        <w:rPr>
-          <w:lang w:val="zh_TW" w:bidi="zh_TW"/>
-        </w:rPr>
-      </w:r>
-    </w:p>
-    <w:p>
-      <w:pPr/>
-      <w:r>
-        <w:rPr>
-          <w:lang w:val="zh_TW" w:bidi="zh_TW"/>
-        </w:rPr>
-      </w:r>
-    </w:p>
-    <w:p>
-      <w:pPr>
-        <w:pStyle w:val="Heading2"/>
-      </w:pPr>
-      <w:r>
-        <w:rPr>
-          <w:lang w:val="zh_TW" w:bidi="zh_TW"/>
-        </w:rPr>
-        <w:t>哈麥（地點）</w:t>
-      </w:r>
-      <w:r>
-        <w:rPr>
-          <w:lang w:val="zh_TW" w:bidi="zh_TW"/>
-        </w:rPr>
-      </w:r>
-    </w:p>
-    <w:p>
-      <w:pPr>
-        <w:pStyle w:val="Heading2"/>
-      </w:pPr>
-      <w:r>
-        <w:rPr>
-          <w:lang w:val="zh_TW" w:bidi="zh_TW"/>
-        </w:rPr>
-        <w:t>哈麥</w:t>
-      </w:r>
-      <w:r>
-        <w:rPr>
-          <w:lang w:val="zh_TW" w:bidi="zh_TW"/>
-        </w:rPr>
-        <w:t>（地點）</w:t>
-      </w:r>
-    </w:p>
-    <w:p>
-      <w:pPr/>
-      <w:r>
-        <w:rPr>
-          <w:lang w:val="zh_TW" w:bidi="zh_TW"/>
-        </w:rPr>
-      </w:r>
-      <w:r>
-        <w:rPr>
-          <w:lang w:val="zh_TW" w:bidi="zh_TW"/>
-        </w:rPr>
-        <w:t>基大老瑪和</w:t>
-      </w:r>
-      <w:r>
-        <w:rPr>
-          <w:lang w:val="zh_TW" w:bidi="zh_TW"/>
-        </w:rPr>
-        <w:t>同盟的王</w:t>
-      </w:r>
-      <w:r>
-        <w:rPr>
-          <w:lang w:val="zh_TW" w:bidi="zh_TW"/>
-        </w:rPr>
-        <w:t>擊敗</w:t>
-      </w:r>
-      <w:r>
-        <w:rPr>
-          <w:lang w:val="zh_TW" w:bidi="zh_TW"/>
-        </w:rPr>
-        <w:t>蘇西</w:t>
-      </w:r>
-      <w:r>
-        <w:rPr>
-          <w:lang w:val="zh_TW" w:bidi="zh_TW"/>
-        </w:rPr>
-        <w:t>人的地方（</w:t>
-      </w:r>
-      <w:hyperlink r:id="rId64">
-        <w:r>
-          <w:rPr>
-            <w:lang w:val="zh_TW" w:bidi="zh_TW"/>
-          </w:rPr>
-          <w:rPr>
-            <w:color w:val="0000EE"/>
-            <w:u w:val="single"/>
-          </w:rPr>
-          <w:t>創14:5</w:t>
-        </w:r>
-      </w:hyperlink>
-      <w:r>
-        <w:rPr>
-          <w:lang w:val="zh_TW" w:bidi="zh_TW"/>
-        </w:rPr>
-        <w:t>）。這個名字可能由現代的瓦迪爾雷吉拉（Wadi er-Rejeilah）附近的哈麥山丘（Tell Ham）存留下來。那裡已經發掘出青銅時代和鐵器時代，人們定居的地方。</w:t>
-      </w:r>
-      <w:r>
-        <w:rPr>
-          <w:lang w:val="zh_TW" w:bidi="zh_TW"/>
-        </w:rPr>
-      </w:r>
-      <w:r>
-        <w:rPr>
-          <w:lang w:val="zh_TW" w:bidi="zh_TW"/>
-        </w:rPr>
-      </w:r>
-    </w:p>
-    <w:p>
-      <w:pPr/>
-      <w:r>
-        <w:rPr>
-          <w:lang w:val="zh_TW" w:bidi="zh_TW"/>
-        </w:rPr>
-      </w:r>
-    </w:p>
-    <w:p>
-      <w:pPr>
-        <w:pStyle w:val="Heading2"/>
-      </w:pPr>
-      <w:r>
-        <w:rPr>
-          <w:lang w:val="zh_TW" w:bidi="zh_TW"/>
-        </w:rPr>
-        <w:t>哈抹</w:t>
-      </w:r>
-      <w:r>
-        <w:rPr>
-          <w:lang w:val="zh_TW" w:bidi="zh_TW"/>
-        </w:rPr>
-      </w:r>
-    </w:p>
-    <w:p>
-      <w:pPr/>
-      <w:r>
-        <w:rPr>
-          <w:lang w:val="zh_TW" w:bidi="zh_TW"/>
-        </w:rPr>
-      </w:r>
-      <w:r>
-        <w:rPr>
-          <w:lang w:val="zh_TW" w:bidi="zh_TW"/>
-        </w:rPr>
-        <w:t>統治示劍附近地區的一位希未人或何利人的首領（</w:t>
-      </w:r>
-      <w:hyperlink r:id="rId65">
-        <w:r>
-          <w:rPr>
-            <w:lang w:val="zh_TW" w:bidi="zh_TW"/>
-          </w:rPr>
-          <w:rPr>
-            <w:color w:val="0000EE"/>
-            <w:u w:val="single"/>
-          </w:rPr>
-          <w:t>創34:2</w:t>
-        </w:r>
-      </w:hyperlink>
-      <w:r>
-        <w:rPr>
-          <w:lang w:val="zh_TW" w:bidi="zh_TW"/>
-        </w:rPr>
-        <w:t>）。當雅各帶著家人從巴旦‧亞蘭歸回時，曾向哈抹購買土地。就在那段期間，哈抹的兒子示劍強迫雅各的女兒底拿與他發生性關係。</w:t>
-      </w:r>
-    </w:p>
-    <w:p>
-      <w:pPr/>
-      <w:r>
-        <w:rPr>
-          <w:lang w:val="zh_TW" w:bidi="zh_TW"/>
-        </w:rPr>
-      </w:r>
-      <w:r>
-        <w:rPr>
-          <w:lang w:val="zh_TW" w:bidi="zh_TW"/>
-        </w:rPr>
-        <w:t>後來，哈抹應兒子的要求向雅各求親，希望示劍能娶底拿為妻，並提出聘禮。西緬和利未假意與他們和好，欺騙那城所有男子接受割禮。趁著他們的傷口尚未痊癒，西緬和利未攻擊並殺死了他們，為妹妹所受的羞辱報仇。</w:t>
-      </w:r>
-    </w:p>
-    <w:p>
-      <w:pPr/>
-      <w:r>
-        <w:rPr>
-          <w:lang w:val="zh_TW" w:bidi="zh_TW"/>
-        </w:rPr>
-      </w:r>
-      <w:r>
-        <w:rPr>
-          <w:lang w:val="zh_TW" w:bidi="zh_TW"/>
-        </w:rPr>
-        <w:t>「哈抹」也是雅各為兒子以薩迦祝福時所使用的一個希伯來文詞語（</w:t>
-      </w:r>
-      <w:hyperlink r:id="rId66">
-        <w:r>
-          <w:rPr>
-            <w:lang w:val="zh_TW" w:bidi="zh_TW"/>
-          </w:rPr>
-          <w:rPr>
-            <w:color w:val="0000EE"/>
-            <w:u w:val="single"/>
-          </w:rPr>
-          <w:t>創49:14</w:t>
-        </w:r>
-      </w:hyperlink>
-      <w:r>
-        <w:rPr>
-          <w:lang w:val="zh_TW" w:bidi="zh_TW"/>
-        </w:rPr>
-        <w:t>）。這個詞在舊約聖經中通常是指「驢」（例：</w:t>
-      </w:r>
-      <w:hyperlink r:id="rId67">
-        <w:r>
-          <w:rPr>
-            <w:lang w:val="zh_TW" w:bidi="zh_TW"/>
-          </w:rPr>
-          <w:rPr>
-            <w:color w:val="0000EE"/>
-            <w:u w:val="single"/>
-          </w:rPr>
-          <w:t>創42:26</w:t>
-        </w:r>
-      </w:hyperlink>
-      <w:r>
-        <w:rPr>
-          <w:lang w:val="zh_TW" w:bidi="zh_TW"/>
-        </w:rPr>
-        <w:t>；</w:t>
-      </w:r>
-      <w:hyperlink r:id="rId68">
-        <w:r>
-          <w:rPr>
-            <w:lang w:val="zh_TW" w:bidi="zh_TW"/>
-          </w:rPr>
-          <w:rPr>
-            <w:color w:val="0000EE"/>
-            <w:u w:val="single"/>
-          </w:rPr>
-          <w:t>出20:17</w:t>
-        </w:r>
-      </w:hyperlink>
-      <w:r>
-        <w:rPr>
-          <w:lang w:val="zh_TW" w:bidi="zh_TW"/>
-        </w:rPr>
-        <w:t>；</w:t>
-      </w:r>
-      <w:hyperlink r:id="rId69">
-        <w:r>
-          <w:rPr>
-            <w:lang w:val="zh_TW" w:bidi="zh_TW"/>
-          </w:rPr>
-          <w:rPr>
-            <w:color w:val="0000EE"/>
-            <w:u w:val="single"/>
-          </w:rPr>
-          <w:t>士15:15</w:t>
-        </w:r>
-      </w:hyperlink>
-      <w:r>
-        <w:rPr>
-          <w:lang w:val="zh_TW" w:bidi="zh_TW"/>
-        </w:rPr>
-        <w:t>；</w:t>
-      </w:r>
-      <w:hyperlink r:id="rId70">
-        <w:r>
-          <w:rPr>
-            <w:lang w:val="zh_TW" w:bidi="zh_TW"/>
-          </w:rPr>
-          <w:rPr>
-            <w:color w:val="0000EE"/>
-            <w:u w:val="single"/>
-          </w:rPr>
-          <w:t>賽1:3</w:t>
-        </w:r>
-      </w:hyperlink>
-      <w:r>
-        <w:rPr>
-          <w:lang w:val="zh_TW" w:bidi="zh_TW"/>
-        </w:rPr>
-        <w:t>；</w:t>
-      </w:r>
-      <w:hyperlink r:id="rId71">
-        <w:r>
-          <w:rPr>
-            <w:lang w:val="zh_TW" w:bidi="zh_TW"/>
-          </w:rPr>
-          <w:rPr>
-            <w:color w:val="0000EE"/>
-            <w:u w:val="single"/>
-          </w:rPr>
-          <w:t>亞9:9</w:t>
-        </w:r>
-      </w:hyperlink>
-      <w:r>
-        <w:rPr>
-          <w:lang w:val="zh_TW" w:bidi="zh_TW"/>
-        </w:rPr>
-        <w:t>）。</w:t>
-      </w:r>
-      <w:r>
-        <w:rPr>
-          <w:lang w:val="zh_TW" w:bidi="zh_TW"/>
-        </w:rPr>
-      </w:r>
-      <w:r>
-        <w:rPr>
-          <w:lang w:val="zh_TW" w:bidi="zh_TW"/>
-        </w:rPr>
-      </w:r>
-    </w:p>
-    <w:p>
-      <w:pPr/>
-      <w:r>
-        <w:rPr>
-          <w:lang w:val="zh_TW" w:bidi="zh_TW"/>
-        </w:rPr>
-      </w:r>
-    </w:p>
-    <w:p>
-      <w:pPr>
-        <w:pStyle w:val="Heading2"/>
-      </w:pPr>
-      <w:r>
-        <w:rPr>
-          <w:lang w:val="zh_TW" w:bidi="zh_TW"/>
-        </w:rPr>
-        <w:t>哈母勒，哈母勒族</w:t>
-      </w:r>
-      <w:r>
-        <w:rPr>
-          <w:lang w:val="zh_TW" w:bidi="zh_TW"/>
-        </w:rPr>
-      </w:r>
-    </w:p>
-    <w:p>
-      <w:pPr/>
-      <w:r>
-        <w:rPr>
-          <w:lang w:val="zh_TW" w:bidi="zh_TW"/>
-        </w:rPr>
-      </w:r>
-      <w:r>
-        <w:rPr>
-          <w:lang w:val="zh_TW" w:bidi="zh_TW"/>
-        </w:rPr>
-        <w:t>法勒斯的小兒子（</w:t>
-      </w:r>
-      <w:hyperlink r:id="rId72">
-        <w:r>
-          <w:rPr>
-            <w:lang w:val="zh_TW" w:bidi="zh_TW"/>
-          </w:rPr>
-          <w:rPr>
-            <w:color w:val="0000EE"/>
-            <w:u w:val="single"/>
-          </w:rPr>
-          <w:t>創46:12</w:t>
-        </w:r>
-      </w:hyperlink>
-      <w:r>
-        <w:rPr>
-          <w:lang w:val="zh_TW" w:bidi="zh_TW"/>
-        </w:rPr>
-        <w:t>；</w:t>
-      </w:r>
-      <w:hyperlink r:id="rId73">
-        <w:r>
-          <w:rPr>
-            <w:lang w:val="zh_TW" w:bidi="zh_TW"/>
-          </w:rPr>
-          <w:rPr>
-            <w:color w:val="0000EE"/>
-            <w:u w:val="single"/>
-          </w:rPr>
-          <w:t>代上2:5</w:t>
-        </w:r>
-      </w:hyperlink>
-      <w:r>
-        <w:rPr>
-          <w:lang w:val="zh_TW" w:bidi="zh_TW"/>
-        </w:rPr>
-        <w:t>），也是哈母勒族的祖先（</w:t>
-      </w:r>
-      <w:hyperlink r:id="rId74">
-        <w:r>
-          <w:rPr>
-            <w:lang w:val="zh_TW" w:bidi="zh_TW"/>
-          </w:rPr>
-          <w:rPr>
-            <w:color w:val="0000EE"/>
-            <w:u w:val="single"/>
-          </w:rPr>
-          <w:t>民26:21</w:t>
-        </w:r>
-      </w:hyperlink>
-      <w:r>
-        <w:rPr>
-          <w:lang w:val="zh_TW" w:bidi="zh_TW"/>
-        </w:rPr>
-        <w:t>）。</w:t>
-      </w:r>
-      <w:r>
-        <w:rPr>
-          <w:lang w:val="zh_TW" w:bidi="zh_TW"/>
-        </w:rPr>
-      </w:r>
-      <w:r>
-        <w:rPr>
-          <w:lang w:val="zh_TW" w:bidi="zh_TW"/>
-        </w:rPr>
-      </w:r>
-    </w:p>
-    <w:p>
-      <w:pPr/>
-      <w:r>
-        <w:rPr>
-          <w:lang w:val="zh_TW" w:bidi="zh_TW"/>
-        </w:rPr>
-      </w:r>
-    </w:p>
-    <w:p>
-      <w:pPr>
-        <w:pStyle w:val="Heading2"/>
-      </w:pPr>
-      <w:r>
-        <w:rPr>
-          <w:lang w:val="zh_TW" w:bidi="zh_TW"/>
-        </w:rPr>
-        <w:t>哈諾</w:t>
-      </w:r>
-      <w:r>
-        <w:rPr>
-          <w:lang w:val="zh_TW" w:bidi="zh_TW"/>
-        </w:rPr>
-      </w:r>
-    </w:p>
-    <w:p>
-      <w:pPr>
-        <w:pStyle w:val="ListNumber"/>
-        <w:numPr>
-          <w:ilvl w:val="0"/>
-          <w:numId w:val="18"/>
-        </w:numPr>
-        <w:spacing w:line="240" w:lineRule="auto"/>
-        <w:ind w:left="720"/>
-      </w:pPr>
-      <w:r>
-        <w:rPr>
-          <w:lang w:val="zh_TW" w:bidi="zh_TW"/>
-        </w:rPr>
-      </w:r>
-      <w:r>
-        <w:rPr>
-          <w:lang w:val="zh_TW" w:bidi="zh_TW"/>
-        </w:rPr>
-        <w:t>米甸的第三個兒子，也是亞伯拉罕與基土拉的後裔（</w:t>
-      </w:r>
-      <w:hyperlink r:id="rId75">
-        <w:r>
-          <w:rPr>
-            <w:lang w:val="zh_TW" w:bidi="zh_TW"/>
-          </w:rPr>
-          <w:rPr>
-            <w:color w:val="0000EE"/>
-            <w:u w:val="single"/>
-          </w:rPr>
-          <w:t>創25:4</w:t>
-        </w:r>
-      </w:hyperlink>
-      <w:r>
-        <w:rPr>
-          <w:lang w:val="zh_TW" w:bidi="zh_TW"/>
-        </w:rPr>
-        <w:t>；</w:t>
-      </w:r>
-      <w:hyperlink r:id="rId76">
-        <w:r>
-          <w:rPr>
-            <w:lang w:val="zh_TW" w:bidi="zh_TW"/>
-          </w:rPr>
-          <w:rPr>
-            <w:color w:val="0000EE"/>
-            <w:u w:val="single"/>
-          </w:rPr>
-          <w:t>代上1:33</w:t>
-        </w:r>
-      </w:hyperlink>
-      <w:r>
-        <w:rPr>
-          <w:lang w:val="zh_TW" w:bidi="zh_TW"/>
-        </w:rPr>
-        <w:t>）。</w:t>
-      </w:r>
-    </w:p>
-    <w:p>
-      <w:pPr>
-        <w:pStyle w:val="ListNumber"/>
-        <w:spacing w:line="240" w:lineRule="auto"/>
-        <w:ind w:left="720"/>
-      </w:pPr>
-      <w:r>
-        <w:rPr>
-          <w:lang w:val="zh_TW" w:bidi="zh_TW"/>
-        </w:rPr>
-      </w:r>
-      <w:r>
-        <w:rPr>
-          <w:lang w:val="zh_TW" w:bidi="zh_TW"/>
-        </w:rPr>
-        <w:t>呂便的長子（</w:t>
-      </w:r>
-      <w:hyperlink r:id="rId77">
-        <w:r>
-          <w:rPr>
-            <w:lang w:val="zh_TW" w:bidi="zh_TW"/>
-          </w:rPr>
-          <w:rPr>
-            <w:color w:val="0000EE"/>
-            <w:u w:val="single"/>
-          </w:rPr>
-          <w:t>創46:9</w:t>
-        </w:r>
-      </w:hyperlink>
-      <w:r>
-        <w:rPr>
-          <w:lang w:val="zh_TW" w:bidi="zh_TW"/>
-        </w:rPr>
-        <w:t>；</w:t>
-      </w:r>
-      <w:hyperlink r:id="rId78">
-        <w:r>
-          <w:rPr>
-            <w:lang w:val="zh_TW" w:bidi="zh_TW"/>
-          </w:rPr>
-          <w:rPr>
-            <w:color w:val="0000EE"/>
-            <w:u w:val="single"/>
-          </w:rPr>
-          <w:t>出6:14</w:t>
-        </w:r>
-      </w:hyperlink>
-      <w:r>
-        <w:rPr>
-          <w:lang w:val="zh_TW" w:bidi="zh_TW"/>
-        </w:rPr>
-        <w:t>；</w:t>
-      </w:r>
-      <w:hyperlink r:id="rId79">
-        <w:r>
-          <w:rPr>
-            <w:lang w:val="zh_TW" w:bidi="zh_TW"/>
-          </w:rPr>
-          <w:rPr>
-            <w:color w:val="0000EE"/>
-            <w:u w:val="single"/>
-          </w:rPr>
-          <w:t>代上5:3</w:t>
-        </w:r>
-      </w:hyperlink>
-      <w:r>
-        <w:rPr>
-          <w:lang w:val="zh_TW" w:bidi="zh_TW"/>
-        </w:rPr>
-        <w:t>）以及哈諾族的祖先（</w:t>
-      </w:r>
-      <w:hyperlink r:id="rId80">
-        <w:r>
-          <w:rPr>
-            <w:lang w:val="zh_TW" w:bidi="zh_TW"/>
-          </w:rPr>
-          <w:rPr>
-            <w:color w:val="0000EE"/>
-            <w:u w:val="single"/>
-          </w:rPr>
-          <w:t>民26:5</w:t>
-        </w:r>
-      </w:hyperlink>
-      <w:r>
-        <w:rPr>
-          <w:lang w:val="zh_TW" w:bidi="zh_TW"/>
-        </w:rPr>
-        <w:t>）。</w:t>
-      </w:r>
-      <w:r>
-        <w:rPr>
-          <w:lang w:val="zh_TW" w:bidi="zh_TW"/>
-        </w:rPr>
-      </w:r>
-      <w:r>
-        <w:rPr>
-          <w:lang w:val="zh_TW" w:bidi="zh_TW"/>
-        </w:rPr>
-      </w:r>
-    </w:p>
-    <w:p>
-      <w:pPr/>
-      <w:r>
-        <w:rPr>
-          <w:lang w:val="zh_TW" w:bidi="zh_TW"/>
-        </w:rPr>
-      </w:r>
-    </w:p>
-    <w:p>
-      <w:pPr>
-        <w:pStyle w:val="Heading2"/>
-      </w:pPr>
-      <w:r>
-        <w:rPr>
-          <w:lang w:val="zh_TW" w:bidi="zh_TW"/>
-        </w:rPr>
-        <w:t>哈薩瑪非</w:t>
-      </w:r>
-      <w:r>
-        <w:rPr>
-          <w:lang w:val="zh_TW" w:bidi="zh_TW"/>
-        </w:rPr>
-      </w:r>
-    </w:p>
-    <w:p>
-      <w:pPr/>
-      <w:r>
-        <w:rPr>
-          <w:lang w:val="zh_TW" w:bidi="zh_TW"/>
-        </w:rPr>
-      </w:r>
-      <w:r>
-        <w:rPr>
-          <w:lang w:val="zh_TW" w:bidi="zh_TW"/>
-        </w:rPr>
-        <w:t>閃的後裔約坍的兒子（</w:t>
-      </w:r>
-      <w:hyperlink r:id="rId81">
-        <w:r>
-          <w:rPr>
-            <w:lang w:val="zh_TW" w:bidi="zh_TW"/>
-          </w:rPr>
-          <w:rPr>
-            <w:color w:val="0000EE"/>
-            <w:u w:val="single"/>
-          </w:rPr>
-          <w:t>創10:26</w:t>
-        </w:r>
-      </w:hyperlink>
-      <w:r>
-        <w:rPr>
-          <w:lang w:val="zh_TW" w:bidi="zh_TW"/>
-        </w:rPr>
-        <w:t>；</w:t>
-      </w:r>
-      <w:hyperlink r:id="rId82">
-        <w:r>
-          <w:rPr>
-            <w:lang w:val="zh_TW" w:bidi="zh_TW"/>
-          </w:rPr>
-          <w:rPr>
-            <w:color w:val="0000EE"/>
-            <w:u w:val="single"/>
-          </w:rPr>
-          <w:t>代上1:20</w:t>
-        </w:r>
-      </w:hyperlink>
-      <w:r>
-        <w:rPr>
-          <w:lang w:val="zh_TW" w:bidi="zh_TW"/>
-        </w:rPr>
-        <w:t>），其後代居住在阿拉伯南部（</w:t>
-      </w:r>
-      <w:hyperlink r:id="rId83">
-        <w:r>
-          <w:rPr>
-            <w:lang w:val="zh_TW" w:bidi="zh_TW"/>
-          </w:rPr>
-          <w:rPr>
-            <w:color w:val="0000EE"/>
-            <w:u w:val="single"/>
-          </w:rPr>
-          <w:t>創10:30</w:t>
-        </w:r>
-      </w:hyperlink>
-      <w:r>
-        <w:rPr>
-          <w:lang w:val="zh_TW" w:bidi="zh_TW"/>
-        </w:rPr>
-        <w:t>）的哈德拉毛谷（Wadi Hadhramaut）。那裡的考古發掘結果顯示，在公元前五世紀，該地區因乳香貿易而經濟繁榮。這種貿易在公元前二世紀復興，使該地區富強且具有影響力。</w:t>
-      </w:r>
-      <w:r>
-        <w:rPr>
-          <w:lang w:val="zh_TW" w:bidi="zh_TW"/>
-        </w:rPr>
-      </w:r>
-      <w:r>
-        <w:rPr>
-          <w:lang w:val="zh_TW" w:bidi="zh_TW"/>
-        </w:rPr>
-      </w:r>
-    </w:p>
-    <w:p>
-      <w:pPr/>
-      <w:r>
-        <w:rPr>
-          <w:lang w:val="zh_TW" w:bidi="zh_TW"/>
-        </w:rPr>
-      </w:r>
-    </w:p>
-    <w:p>
-      <w:pPr>
-        <w:pStyle w:val="Heading2"/>
-      </w:pPr>
-      <w:r>
-        <w:rPr>
-          <w:lang w:val="zh_TW" w:bidi="zh_TW"/>
-        </w:rPr>
-        <w:t>哈瑣</w:t>
-      </w:r>
-      <w:r>
-        <w:rPr>
-          <w:lang w:val="zh_TW" w:bidi="zh_TW"/>
-        </w:rPr>
-      </w:r>
-    </w:p>
-    <w:p>
-      <w:pPr/>
-      <w:r>
-        <w:rPr>
-          <w:lang w:val="zh_TW" w:bidi="zh_TW"/>
-        </w:rPr>
-      </w:r>
-      <w:r>
-        <w:rPr>
-          <w:lang w:val="zh_TW" w:bidi="zh_TW"/>
-        </w:rPr>
-        <w:t>哈瑣是拿鶴的第五個兒子（</w:t>
-      </w:r>
-      <w:hyperlink r:id="rId84">
-        <w:r>
-          <w:rPr>
-            <w:lang w:val="zh_TW" w:bidi="zh_TW"/>
-          </w:rPr>
-          <w:rPr>
-            <w:color w:val="0000EE"/>
-            <w:u w:val="single"/>
-          </w:rPr>
-          <w:t>創22:22</w:t>
-        </w:r>
-      </w:hyperlink>
-      <w:r>
-        <w:rPr>
-          <w:lang w:val="zh_TW" w:bidi="zh_TW"/>
-        </w:rPr>
-        <w:t>）；也很可能用作拿鶴後裔某支族的名稱。它也被識別為名為Hazu的地區，此名稱是指阿拉伯北部一帶的山地地區，該地區出現在一則記載亞述王以撒哈頓對阿拉伯遠征的銘文中。</w:t>
-      </w:r>
-      <w:r>
-        <w:rPr>
-          <w:lang w:val="zh_TW" w:bidi="zh_TW"/>
-        </w:rPr>
-      </w:r>
-      <w:r>
-        <w:rPr>
-          <w:lang w:val="zh_TW" w:bidi="zh_TW"/>
-        </w:rPr>
-      </w:r>
-    </w:p>
-    <w:p>
-      <w:pPr/>
-      <w:r>
-        <w:rPr>
-          <w:lang w:val="zh_TW" w:bidi="zh_TW"/>
-        </w:rPr>
-      </w:r>
-    </w:p>
-    <w:p>
-      <w:pPr>
-        <w:pStyle w:val="Heading2"/>
-      </w:pPr>
-      <w:r>
-        <w:rPr>
-          <w:lang w:val="zh_TW" w:bidi="zh_TW"/>
-        </w:rPr>
-        <w:t>哈洗遜‧他瑪</w:t>
-      </w:r>
-      <w:r>
-        <w:rPr>
-          <w:lang w:val="zh_TW" w:bidi="zh_TW"/>
-        </w:rPr>
-      </w:r>
-    </w:p>
-    <w:p>
-      <w:pPr>
-        <w:pStyle w:val="Heading2"/>
-      </w:pPr>
-      <w:r>
-        <w:rPr>
-          <w:lang w:val="zh_TW" w:bidi="zh_TW"/>
-        </w:rPr>
-        <w:t>哈洗遜</w:t>
-      </w:r>
-      <w:r>
-        <w:rPr>
-          <w:lang w:val="zh_TW" w:bidi="zh_TW"/>
-        </w:rPr>
-        <w:t>‧他瑪</w:t>
-      </w:r>
-      <w:r>
-        <w:rPr>
-          <w:lang w:val="zh_TW" w:bidi="zh_TW"/>
-        </w:rPr>
-        <w:t>*</w:t>
-      </w:r>
-    </w:p>
-    <w:p>
-      <w:pPr/>
-      <w:r>
-        <w:rPr>
-          <w:lang w:val="zh_TW" w:bidi="zh_TW"/>
-        </w:rPr>
-      </w:r>
-      <w:r>
-        <w:rPr>
-          <w:lang w:val="zh_TW" w:bidi="zh_TW"/>
-        </w:rPr>
-        <w:t>有些譯本將</w:t>
-      </w:r>
-      <w:hyperlink r:id="rId85">
-        <w:r>
-          <w:rPr>
-            <w:lang w:val="zh_TW" w:bidi="zh_TW"/>
-          </w:rPr>
-          <w:rPr>
-            <w:color w:val="0000EE"/>
-            <w:u w:val="single"/>
-          </w:rPr>
-          <w:t>創世記十四章7節</w:t>
-        </w:r>
-      </w:hyperlink>
-      <w:r>
-        <w:rPr>
-          <w:lang w:val="zh_TW" w:bidi="zh_TW"/>
-        </w:rPr>
-        <w:t>的哈洗遜‧他瑪拼寫為哈洗遜‧達莫。</w:t>
-      </w:r>
-      <w:r>
-        <w:rPr>
-          <w:i/>
-          <w:lang w:val="zh_TW" w:bidi="zh_TW"/>
-        </w:rPr>
-        <w:t>見</w:t>
-      </w:r>
-      <w:r>
-        <w:rPr>
-          <w:lang w:val="zh_TW" w:bidi="zh_TW"/>
-        </w:rPr>
-        <w:t>哈洗遜‧他瑪</w:t>
-      </w:r>
-      <w:r>
-        <w:rPr>
-          <w:lang w:val="zh_TW" w:bidi="zh_TW"/>
-        </w:rPr>
-        <w:t>。</w:t>
-      </w:r>
-      <w:r>
-        <w:rPr>
-          <w:lang w:val="zh_TW" w:bidi="zh_TW"/>
-        </w:rPr>
-      </w:r>
-      <w:r>
-        <w:rPr>
-          <w:lang w:val="zh_TW" w:bidi="zh_TW"/>
-        </w:rPr>
-      </w:r>
-    </w:p>
-    <w:p>
-      <w:pPr/>
-      <w:r>
-        <w:rPr>
-          <w:lang w:val="zh_TW" w:bidi="zh_TW"/>
-        </w:rPr>
-      </w:r>
-    </w:p>
-    <w:p>
-      <w:pPr>
-        <w:pStyle w:val="Heading2"/>
-      </w:pPr>
-      <w:r>
-        <w:rPr>
-          <w:lang w:val="zh_TW" w:bidi="zh_TW"/>
-        </w:rPr>
-        <w:t>哈洗遜他瑪</w:t>
-      </w:r>
-      <w:r>
-        <w:rPr>
-          <w:lang w:val="zh_TW" w:bidi="zh_TW"/>
-        </w:rPr>
-      </w:r>
-    </w:p>
-    <w:p>
-      <w:pPr/>
-      <w:r>
-        <w:rPr>
-          <w:lang w:val="zh_TW" w:bidi="zh_TW"/>
-        </w:rPr>
-      </w:r>
-      <w:r>
-        <w:rPr>
-          <w:lang w:val="zh_TW" w:bidi="zh_TW"/>
-        </w:rPr>
-        <w:t>即</w:t>
-      </w:r>
-      <w:hyperlink r:id="rId86">
-        <w:r>
-          <w:rPr>
-            <w:lang w:val="zh_TW" w:bidi="zh_TW"/>
-          </w:rPr>
-          <w:rPr>
-            <w:color w:val="0000EE"/>
-            <w:u w:val="single"/>
-          </w:rPr>
-          <w:t>歷代志下二十章2節</w:t>
-        </w:r>
-      </w:hyperlink>
-      <w:r>
-        <w:rPr>
-          <w:lang w:val="zh_TW" w:bidi="zh_TW"/>
-        </w:rPr>
-        <w:t>的隱‧基底。在亞伯拉罕的時代，亞摩利人居住在這裡，他們被基大老瑪征服，當時他和其他東方的王橫掃該地區（</w:t>
-      </w:r>
-      <w:hyperlink r:id="rId85">
-        <w:r>
-          <w:rPr>
-            <w:lang w:val="zh_TW" w:bidi="zh_TW"/>
-          </w:rPr>
-          <w:rPr>
-            <w:color w:val="0000EE"/>
-            <w:u w:val="single"/>
-          </w:rPr>
-          <w:t>創14:7</w:t>
-        </w:r>
-      </w:hyperlink>
-      <w:r>
-        <w:rPr>
-          <w:lang w:val="zh_TW" w:bidi="zh_TW"/>
-        </w:rPr>
-        <w:t>）。有人認為這可能是所羅門加固修築的達莫（</w:t>
-      </w:r>
-      <w:hyperlink r:id="rId87">
-        <w:r>
-          <w:rPr>
-            <w:lang w:val="zh_TW" w:bidi="zh_TW"/>
-          </w:rPr>
-          <w:rPr>
-            <w:color w:val="0000EE"/>
-            <w:u w:val="single"/>
-          </w:rPr>
-          <w:t>王上9:18</w:t>
-        </w:r>
-      </w:hyperlink>
-      <w:r>
-        <w:rPr>
-          <w:lang w:val="zh_TW" w:bidi="zh_TW"/>
-        </w:rPr>
-        <w:t>），是以西結所說在以色列東南方的</w:t>
-      </w:r>
-      <w:r>
-        <w:rPr>
-          <w:lang w:val="zh_TW" w:bidi="zh_TW"/>
-        </w:rPr>
-        <w:t>他瑪</w:t>
-      </w:r>
-      <w:r>
-        <w:rPr>
-          <w:lang w:val="zh_TW" w:bidi="zh_TW"/>
-        </w:rPr>
-        <w:t>（</w:t>
-      </w:r>
-      <w:hyperlink r:id="rId88">
-        <w:r>
-          <w:rPr>
-            <w:lang w:val="zh_TW" w:bidi="zh_TW"/>
-          </w:rPr>
-          <w:rPr>
-            <w:color w:val="0000EE"/>
-            <w:u w:val="single"/>
-          </w:rPr>
-          <w:t>結47:18–19</w:t>
-        </w:r>
-      </w:hyperlink>
-      <w:r>
-        <w:rPr>
-          <w:lang w:val="zh_TW" w:bidi="zh_TW"/>
-        </w:rPr>
-        <w:t>，</w:t>
-      </w:r>
-      <w:hyperlink r:id="rId89">
-        <w:r>
-          <w:rPr>
-            <w:lang w:val="zh_TW" w:bidi="zh_TW"/>
-          </w:rPr>
-          <w:rPr>
-            <w:color w:val="0000EE"/>
-            <w:u w:val="single"/>
-          </w:rPr>
-          <w:t>48:28</w:t>
-        </w:r>
-      </w:hyperlink>
-      <w:r>
-        <w:rPr>
-          <w:lang w:val="zh_TW" w:bidi="zh_TW"/>
-        </w:rPr>
-        <w:t>）。哈薩薩谷（Wadi Hasasa）顯然是以這個古老的地點命名。</w:t>
       </w:r>
       <w:r>
         <w:rPr>
@@ -5037,24 +4897,6 @@
     </w:lvlOverride>
   </w:num>
   <w:num w:numId="15">
-    <w:abstractNumId w:val="3"/>
-    <w:lvlOverride w:ilvl="0">
-      <w:startOverride w:val="1"/>
-    </w:lvlOverride>
-  </w:num>
-  <w:num w:numId="16">
-    <w:abstractNumId w:val="3"/>
-    <w:lvlOverride w:ilvl="0">
-      <w:startOverride w:val="1"/>
-    </w:lvlOverride>
-  </w:num>
-  <w:num w:numId="17">
-    <w:abstractNumId w:val="3"/>
-    <w:lvlOverride w:ilvl="0">
-      <w:startOverride w:val="1"/>
-    </w:lvlOverride>
-  </w:num>
-  <w:num w:numId="18">
     <w:abstractNumId w:val="3"/>
     <w:lvlOverride w:ilvl="0">
       <w:startOverride w:val="1"/>

--- a/zht/docx/055.content.docx
+++ b/zht/docx/055.content.docx
@@ -149,7 +149,7 @@
         <w:rPr>
           <w:lang w:val="zh_TW" w:bidi="zh_TW"/>
         </w:rPr>
-        <w:t>gui</w:t>
+        <w:t>guang</w:t>
       </w:r>
       <w:r>
         <w:rPr>
@@ -212,23 +212,12 @@
         <w:rPr>
           <w:lang w:val="zh_TW" w:bidi="zh_TW"/>
         </w:rPr>
-        <w:t>歸算</w:t>
-      </w:r>
-      <w:r>
-        <w:rPr>
-          <w:lang w:val="zh_TW" w:bidi="zh_TW"/>
-        </w:rPr>
-      </w:r>
-    </w:p>
-    <w:p>
-      <w:pPr>
-        <w:pStyle w:val="Heading3"/>
-      </w:pPr>
-      <w:r>
-        <w:rPr>
-          <w:lang w:val="zh_TW" w:bidi="zh_TW"/>
-        </w:rPr>
-        <w:t>什麼是歸算？</w:t>
+        <w:t>光</w:t>
+      </w:r>
+      <w:r>
+        <w:rPr>
+          <w:lang w:val="zh_TW" w:bidi="zh_TW"/>
+        </w:rPr>
       </w:r>
     </w:p>
     <w:p>
@@ -242,7 +231,18 @@
         <w:rPr>
           <w:lang w:val="zh_TW" w:bidi="zh_TW"/>
         </w:rPr>
-        <w:t>歸算是指記入賬戶。在聖經中，該詞帶有法律上的含義，指罪和救恩被神記錄下來。歸算的教導是基督教信仰的重要部分。</w:t>
+        <w:t>使眼睛得以看見的亮光。</w:t>
+      </w:r>
+    </w:p>
+    <w:p>
+      <w:pPr>
+        <w:pStyle w:val="Heading3"/>
+      </w:pPr>
+      <w:r>
+        <w:rPr>
+          <w:lang w:val="zh_TW" w:bidi="zh_TW"/>
+        </w:rPr>
+        <w:t>舊約聖經中的光</w:t>
       </w:r>
     </w:p>
     <w:p>
@@ -256,7 +256,7 @@
         <w:rPr>
           <w:lang w:val="zh_TW" w:bidi="zh_TW"/>
         </w:rPr>
-        <w:t>雖然名詞「歸算」沒有見於聖經，但動詞「歸算」在舊約和新約中經常出現。「歸算」的基本意思是「記錄在賬本或賬戶中」。在救恩的語境中，這個詞通常表示法律意義。一個很好的例子是在</w:t>
+        <w:t>在舊約聖經裡，「光」有許多不同的意思。它通常是指普通、物質的光，但也象徵屬靈的真理。神創造的第一樣事物就是光 （</w:t>
       </w:r>
       <w:hyperlink r:id="rId13">
         <w:r>
@@ -267,26 +267,86 @@
             <w:color w:val="0000EE"/>
             <w:u w:val="single"/>
           </w:rPr>
-          <w:t>腓利門書一章18節</w:t>
-        </w:r>
-      </w:hyperlink>
-      <w:r>
-        <w:rPr>
-          <w:lang w:val="zh_TW" w:bidi="zh_TW"/>
-        </w:rPr>
-        <w:t>，使徒保羅承擔阿尼西謀的債務，說：「</w:t>
-      </w:r>
-      <w:r>
-        <w:rPr>
-          <w:lang w:val="zh_TW" w:bidi="zh_TW"/>
-        </w:rPr>
-        <w:t>他若……欠你甚麼，都歸在我的帳上。</w:t>
-      </w:r>
-      <w:r>
-        <w:rPr>
-          <w:lang w:val="zh_TW" w:bidi="zh_TW"/>
-        </w:rPr>
-        <w:t>」</w:t>
+          <w:t>創1:3</w:t>
+        </w:r>
+      </w:hyperlink>
+      <w:r>
+        <w:rPr>
+          <w:lang w:val="zh_TW" w:bidi="zh_TW"/>
+        </w:rPr>
+        <w:t>）。祂也創造了日、月、星辰來發光 （</w:t>
+      </w:r>
+      <w:hyperlink r:id="rId14">
+        <w:r>
+          <w:rPr>
+            <w:lang w:val="zh_TW" w:bidi="zh_TW"/>
+          </w:rPr>
+          <w:rPr>
+            <w:color w:val="0000EE"/>
+            <w:u w:val="single"/>
+          </w:rPr>
+          <w:t>創1:16</w:t>
+        </w:r>
+      </w:hyperlink>
+      <w:r>
+        <w:rPr>
+          <w:lang w:val="zh_TW" w:bidi="zh_TW"/>
+        </w:rPr>
+        <w:t>）。有時候聖經會把光擬人化，例如約伯把光描寫成住在無人能至之處 （</w:t>
+      </w:r>
+      <w:hyperlink r:id="rId15">
+        <w:r>
+          <w:rPr>
+            <w:lang w:val="zh_TW" w:bidi="zh_TW"/>
+          </w:rPr>
+          <w:rPr>
+            <w:color w:val="0000EE"/>
+            <w:u w:val="single"/>
+          </w:rPr>
+          <w:t>伯38:19</w:t>
+        </w:r>
+      </w:hyperlink>
+      <w:r>
+        <w:rPr>
+          <w:lang w:val="zh_TW" w:bidi="zh_TW"/>
+        </w:rPr>
+        <w:t>，參</w:t>
+      </w:r>
+      <w:hyperlink r:id="rId16">
+        <w:r>
+          <w:rPr>
+            <w:lang w:val="zh_TW" w:bidi="zh_TW"/>
+          </w:rPr>
+          <w:rPr>
+            <w:color w:val="0000EE"/>
+            <w:u w:val="single"/>
+          </w:rPr>
+          <w:t>24</w:t>
+        </w:r>
+      </w:hyperlink>
+      <w:r>
+        <w:rPr>
+          <w:lang w:val="zh_TW" w:bidi="zh_TW"/>
+        </w:rPr>
+        <w:t>節）。以色列人在會幕裡也使用人造的光（</w:t>
+      </w:r>
+      <w:hyperlink r:id="rId17">
+        <w:r>
+          <w:rPr>
+            <w:lang w:val="zh_TW" w:bidi="zh_TW"/>
+          </w:rPr>
+          <w:rPr>
+            <w:color w:val="0000EE"/>
+            <w:u w:val="single"/>
+          </w:rPr>
+          <w:t>出25:37</w:t>
+        </w:r>
+      </w:hyperlink>
+      <w:r>
+        <w:rPr>
+          <w:lang w:val="zh_TW" w:bidi="zh_TW"/>
+        </w:rPr>
+        <w:t>）。</w:t>
       </w:r>
     </w:p>
     <w:p>
@@ -300,72 +360,138 @@
         <w:rPr>
           <w:lang w:val="zh_TW" w:bidi="zh_TW"/>
         </w:rPr>
-        <w:t>當聖經談到歸算善或惡時，並不意味一個人的道德品格發生變化。相反，這意味著從神的角度來看，公義或罪惡被歸入一個人的帳戶。從最廣泛的意義上來說，聖經教導我們，神（</w:t>
-      </w:r>
-      <w:hyperlink r:id="rId14">
-        <w:r>
-          <w:rPr>
-            <w:lang w:val="zh_TW" w:bidi="zh_TW"/>
-          </w:rPr>
-          <w:rPr>
-            <w:color w:val="0000EE"/>
-            <w:u w:val="single"/>
-          </w:rPr>
-          <w:t>詩32:2</w:t>
-        </w:r>
-      </w:hyperlink>
-      <w:r>
-        <w:rPr>
-          <w:lang w:val="zh_TW" w:bidi="zh_TW"/>
-        </w:rPr>
-        <w:t>）和人（</w:t>
-      </w:r>
-      <w:hyperlink r:id="rId15">
-        <w:r>
-          <w:rPr>
-            <w:lang w:val="zh_TW" w:bidi="zh_TW"/>
-          </w:rPr>
-          <w:rPr>
-            <w:color w:val="0000EE"/>
-            <w:u w:val="single"/>
-          </w:rPr>
-          <w:t>撒上22:15</w:t>
-        </w:r>
-      </w:hyperlink>
-      <w:r>
-        <w:rPr>
-          <w:lang w:val="zh_TW" w:bidi="zh_TW"/>
-        </w:rPr>
-        <w:t>）都參與這個過程。善行常常被算為獎賞（</w:t>
-      </w:r>
-      <w:hyperlink r:id="rId16">
-        <w:r>
-          <w:rPr>
-            <w:lang w:val="zh_TW" w:bidi="zh_TW"/>
-          </w:rPr>
-          <w:rPr>
-            <w:color w:val="0000EE"/>
-            <w:u w:val="single"/>
-          </w:rPr>
-          <w:t>詩106:30–31</w:t>
-        </w:r>
-      </w:hyperlink>
-      <w:r>
-        <w:rPr>
-          <w:lang w:val="zh_TW" w:bidi="zh_TW"/>
-        </w:rPr>
-        <w:t>），而惡行則被算為懲罰（</w:t>
-      </w:r>
-      <w:hyperlink r:id="rId17">
-        <w:r>
-          <w:rPr>
-            <w:lang w:val="zh_TW" w:bidi="zh_TW"/>
-          </w:rPr>
-          <w:rPr>
-            <w:color w:val="0000EE"/>
-            <w:u w:val="single"/>
-          </w:rPr>
-          <w:t>利17:3–4</w:t>
+        <w:t>光是良善、振奮，或與重要人物（尤其是神）相關的象徵。傳道書中的傳道者說：「光本是佳美的」（</w:t>
+      </w:r>
+      <w:hyperlink r:id="rId18">
+        <w:r>
+          <w:rPr>
+            <w:lang w:val="zh_TW" w:bidi="zh_TW"/>
+          </w:rPr>
+          <w:rPr>
+            <w:color w:val="0000EE"/>
+            <w:u w:val="single"/>
+          </w:rPr>
+          <w:t>傳11:7</w:t>
+        </w:r>
+      </w:hyperlink>
+      <w:r>
+        <w:rPr>
+          <w:lang w:val="zh_TW" w:bidi="zh_TW"/>
+        </w:rPr>
+        <w:t>）。在埃及的十災期間，埃及人陷入黑暗，而以色列人卻有光（</w:t>
+      </w:r>
+      <w:hyperlink r:id="rId19">
+        <w:r>
+          <w:rPr>
+            <w:lang w:val="zh_TW" w:bidi="zh_TW"/>
+          </w:rPr>
+          <w:rPr>
+            <w:color w:val="0000EE"/>
+            <w:u w:val="single"/>
+          </w:rPr>
+          <w:t>出10:23</w:t>
+        </w:r>
+      </w:hyperlink>
+      <w:r>
+        <w:rPr>
+          <w:lang w:val="zh_TW" w:bidi="zh_TW"/>
+        </w:rPr>
+        <w:t>）。當以色列人出埃及時，神在白日用雲柱引導他們，又在黑夜用火柱光照他們（</w:t>
+      </w:r>
+      <w:hyperlink r:id="rId20">
+        <w:r>
+          <w:rPr>
+            <w:lang w:val="zh_TW" w:bidi="zh_TW"/>
+          </w:rPr>
+          <w:rPr>
+            <w:color w:val="0000EE"/>
+            <w:u w:val="single"/>
+          </w:rPr>
+          <w:t>出13:21</w:t>
+        </w:r>
+      </w:hyperlink>
+      <w:r>
+        <w:rPr>
+          <w:lang w:val="zh_TW" w:bidi="zh_TW"/>
+        </w:rPr>
+        <w:t>）。這火柱在仇敵處於黑暗時，給以色列人光明（</w:t>
+      </w:r>
+      <w:hyperlink r:id="rId21">
+        <w:r>
+          <w:rPr>
+            <w:lang w:val="zh_TW" w:bidi="zh_TW"/>
+          </w:rPr>
+          <w:rPr>
+            <w:color w:val="0000EE"/>
+            <w:u w:val="single"/>
+          </w:rPr>
+          <w:t>出14:20</w:t>
+        </w:r>
+      </w:hyperlink>
+      <w:r>
+        <w:rPr>
+          <w:lang w:val="zh_TW" w:bidi="zh_TW"/>
+        </w:rPr>
+        <w:t>）。即使以色列犯罪，他們仍記得神沒有丟棄他們。火柱仍然存在，引導他們（</w:t>
+      </w:r>
+      <w:hyperlink r:id="rId22">
+        <w:r>
+          <w:rPr>
+            <w:lang w:val="zh_TW" w:bidi="zh_TW"/>
+          </w:rPr>
+          <w:rPr>
+            <w:color w:val="0000EE"/>
+            <w:u w:val="single"/>
+          </w:rPr>
+          <w:t>尼9:19</w:t>
+        </w:r>
+      </w:hyperlink>
+      <w:r>
+        <w:rPr>
+          <w:lang w:val="zh_TW" w:bidi="zh_TW"/>
+        </w:rPr>
+        <w:t>；參</w:t>
+      </w:r>
+      <w:hyperlink r:id="rId23">
+        <w:r>
+          <w:rPr>
+            <w:lang w:val="zh_TW" w:bidi="zh_TW"/>
+          </w:rPr>
+          <w:rPr>
+            <w:color w:val="0000EE"/>
+            <w:u w:val="single"/>
+          </w:rPr>
+          <w:t>尼9:12</w:t>
+        </w:r>
+      </w:hyperlink>
+      <w:r>
+        <w:rPr>
+          <w:lang w:val="zh_TW" w:bidi="zh_TW"/>
+        </w:rPr>
+        <w:t>；</w:t>
+      </w:r>
+      <w:hyperlink r:id="rId24">
+        <w:r>
+          <w:rPr>
+            <w:lang w:val="zh_TW" w:bidi="zh_TW"/>
+          </w:rPr>
+          <w:rPr>
+            <w:color w:val="0000EE"/>
+            <w:u w:val="single"/>
+          </w:rPr>
+          <w:t>詩78:14，</w:t>
+        </w:r>
+      </w:hyperlink>
+      <w:hyperlink r:id="rId25">
+        <w:r>
+          <w:rPr>
+            <w:lang w:val="zh_TW" w:bidi="zh_TW"/>
+          </w:rPr>
+          <w:rPr>
+            <w:color w:val="0000EE"/>
+            <w:u w:val="single"/>
+          </w:rPr>
+          <w:t>105:39</w:t>
         </w:r>
       </w:hyperlink>
       <w:r>
@@ -373,17 +499,6 @@
           <w:lang w:val="zh_TW" w:bidi="zh_TW"/>
         </w:rPr>
         <w:t>）。</w:t>
-      </w:r>
-    </w:p>
-    <w:p>
-      <w:pPr>
-        <w:pStyle w:val="Heading3"/>
-      </w:pPr>
-      <w:r>
-        <w:rPr>
-          <w:lang w:val="zh_TW" w:bidi="zh_TW"/>
-        </w:rPr>
-        <w:t>聖經解釋歸算的三種方式</w:t>
       </w:r>
     </w:p>
     <w:p>
@@ -397,76 +512,127 @@
         <w:rPr>
           <w:lang w:val="zh_TW" w:bidi="zh_TW"/>
         </w:rPr>
-        <w:t>聖經以三種主要方式解釋歸算：</w:t>
-      </w:r>
-    </w:p>
-    <w:p>
-      <w:pPr>
-        <w:pStyle w:val="ListNumber"/>
-        <w:numPr>
-          <w:ilvl w:val="0"/>
-          <w:numId w:val="14"/>
-        </w:numPr>
-        <w:spacing w:line="240" w:lineRule="auto"/>
-        <w:ind w:left="720"/>
-      </w:pPr>
-      <w:r>
-        <w:rPr>
-          <w:lang w:val="zh_TW" w:bidi="zh_TW"/>
-        </w:rPr>
-      </w:r>
-      <w:r>
-        <w:rPr>
-          <w:lang w:val="zh_TW" w:bidi="zh_TW"/>
-        </w:rPr>
-        <w:t>亞當的原罪被歸算給所有人。在神的計劃中，亞當一開始所犯的罪被歸給所有人。因此，每個人都承擔了那罪的罪責和懲罰。</w:t>
-      </w:r>
-    </w:p>
-    <w:p>
-      <w:pPr>
-        <w:pStyle w:val="ListNumber"/>
-        <w:spacing w:line="240" w:lineRule="auto"/>
-        <w:ind w:left="720"/>
-      </w:pPr>
-      <w:r>
-        <w:rPr>
-          <w:lang w:val="zh_TW" w:bidi="zh_TW"/>
-        </w:rPr>
-      </w:r>
-      <w:r>
-        <w:rPr>
-          <w:lang w:val="zh_TW" w:bidi="zh_TW"/>
-        </w:rPr>
-        <w:t>所有人的罪債和罪疚都歸算給基督。雖然耶穌是無罪的，但祂承擔了罪的刑罰。</w:t>
-      </w:r>
-    </w:p>
-    <w:p>
-      <w:pPr>
-        <w:pStyle w:val="ListNumber"/>
-        <w:spacing w:line="240" w:lineRule="auto"/>
-        <w:ind w:left="720"/>
-      </w:pPr>
-      <w:r>
-        <w:rPr>
-          <w:lang w:val="zh_TW" w:bidi="zh_TW"/>
-        </w:rPr>
-      </w:r>
-      <w:r>
-        <w:rPr>
-          <w:lang w:val="zh_TW" w:bidi="zh_TW"/>
-        </w:rPr>
-        <w:t>聖經教導，基督的公義因為祂在十字架上的工作，而歸於信徒。即使信徒並非完全聖潔，他們在神的律法前被稱為義（被宣告與神和好），並且「穿上」基督的公義。</w:t>
-      </w:r>
-    </w:p>
-    <w:p>
-      <w:pPr>
-        <w:pStyle w:val="Heading3"/>
-      </w:pPr>
-      <w:r>
-        <w:rPr>
-          <w:lang w:val="zh_TW" w:bidi="zh_TW"/>
-        </w:rPr>
-        <w:t>歸算與救恩</w:t>
+        <w:t>在舊約聖經中，光常代表神的祝福。約伯說：「他將深奧的事從黑暗中彰顯， 使死蔭顯為光明」（</w:t>
+      </w:r>
+      <w:hyperlink r:id="rId26">
+        <w:r>
+          <w:rPr>
+            <w:lang w:val="zh_TW" w:bidi="zh_TW"/>
+          </w:rPr>
+          <w:rPr>
+            <w:color w:val="0000EE"/>
+            <w:u w:val="single"/>
+          </w:rPr>
+          <w:t>伯12:22</w:t>
+        </w:r>
+      </w:hyperlink>
+      <w:r>
+        <w:rPr>
+          <w:lang w:val="zh_TW" w:bidi="zh_TW"/>
+        </w:rPr>
+        <w:t>）。當約伯遭遇患難時，他記得從前神光照他的道路，使他覺得安穩（</w:t>
+      </w:r>
+      <w:hyperlink r:id="rId27">
+        <w:r>
+          <w:rPr>
+            <w:lang w:val="zh_TW" w:bidi="zh_TW"/>
+          </w:rPr>
+          <w:rPr>
+            <w:color w:val="0000EE"/>
+            <w:u w:val="single"/>
+          </w:rPr>
+          <w:t>伯29:2–3</w:t>
+        </w:r>
+      </w:hyperlink>
+      <w:r>
+        <w:rPr>
+          <w:lang w:val="zh_TW" w:bidi="zh_TW"/>
+        </w:rPr>
+        <w:t>）。約伯的朋友以利法也說，若約伯聽從他的勸告，「亮光也必照耀你的路」（</w:t>
+      </w:r>
+      <w:hyperlink r:id="rId28">
+        <w:r>
+          <w:rPr>
+            <w:lang w:val="zh_TW" w:bidi="zh_TW"/>
+          </w:rPr>
+          <w:rPr>
+            <w:color w:val="0000EE"/>
+            <w:u w:val="single"/>
+          </w:rPr>
+          <w:t>伯22:28</w:t>
+        </w:r>
+      </w:hyperlink>
+      <w:r>
+        <w:rPr>
+          <w:lang w:val="zh_TW" w:bidi="zh_TW"/>
+        </w:rPr>
+        <w:t>）。詩篇的作者同樣把神點亮他的燈視為賜福（</w:t>
+      </w:r>
+      <w:hyperlink r:id="rId29">
+        <w:r>
+          <w:rPr>
+            <w:lang w:val="zh_TW" w:bidi="zh_TW"/>
+          </w:rPr>
+          <w:rPr>
+            <w:color w:val="0000EE"/>
+            <w:u w:val="single"/>
+          </w:rPr>
+          <w:t>詩18:28，</w:t>
+        </w:r>
+      </w:hyperlink>
+      <w:hyperlink r:id="rId30">
+        <w:r>
+          <w:rPr>
+            <w:lang w:val="zh_TW" w:bidi="zh_TW"/>
+          </w:rPr>
+          <w:rPr>
+            <w:color w:val="0000EE"/>
+            <w:u w:val="single"/>
+          </w:rPr>
+          <w:t>118:27</w:t>
+        </w:r>
+      </w:hyperlink>
+      <w:r>
+        <w:rPr>
+          <w:lang w:val="zh_TW" w:bidi="zh_TW"/>
+        </w:rPr>
+        <w:t>；參</w:t>
+      </w:r>
+      <w:hyperlink r:id="rId31">
+        <w:r>
+          <w:rPr>
+            <w:lang w:val="zh_TW" w:bidi="zh_TW"/>
+          </w:rPr>
+          <w:rPr>
+            <w:color w:val="0000EE"/>
+            <w:u w:val="single"/>
+          </w:rPr>
+          <w:t>97:11</w:t>
+        </w:r>
+      </w:hyperlink>
+      <w:r>
+        <w:rPr>
+          <w:lang w:val="zh_TW" w:bidi="zh_TW"/>
+        </w:rPr>
+        <w:t>，</w:t>
+      </w:r>
+      <w:hyperlink r:id="rId32">
+        <w:r>
+          <w:rPr>
+            <w:lang w:val="zh_TW" w:bidi="zh_TW"/>
+          </w:rPr>
+          <w:rPr>
+            <w:color w:val="0000EE"/>
+            <w:u w:val="single"/>
+          </w:rPr>
+          <w:t>112:4</w:t>
+        </w:r>
+      </w:hyperlink>
+      <w:r>
+        <w:rPr>
+          <w:lang w:val="zh_TW" w:bidi="zh_TW"/>
+        </w:rPr>
+        <w:t>）。</w:t>
       </w:r>
     </w:p>
     <w:p>
@@ -480,97 +646,115 @@
         <w:rPr>
           <w:lang w:val="zh_TW" w:bidi="zh_TW"/>
         </w:rPr>
-        <w:t>保羅解釋說，基督在十字架上承擔了信徒罪的刑罰。他寫道，神「使那無罪的替我們成為罪」（</w:t>
-      </w:r>
-      <w:hyperlink r:id="rId18">
-        <w:r>
-          <w:rPr>
-            <w:lang w:val="zh_TW" w:bidi="zh_TW"/>
-          </w:rPr>
-          <w:rPr>
-            <w:color w:val="0000EE"/>
-            <w:u w:val="single"/>
-          </w:rPr>
-          <w:t>林後5:21</w:t>
-        </w:r>
-      </w:hyperlink>
-      <w:r>
-        <w:rPr>
-          <w:lang w:val="zh_TW" w:bidi="zh_TW"/>
-        </w:rPr>
-        <w:t>）。保羅還說，基督承擔了摩西律法的咒詛（</w:t>
-      </w:r>
-      <w:hyperlink r:id="rId19">
-        <w:r>
-          <w:rPr>
-            <w:lang w:val="zh_TW" w:bidi="zh_TW"/>
-          </w:rPr>
-          <w:rPr>
-            <w:color w:val="0000EE"/>
-            <w:u w:val="single"/>
-          </w:rPr>
-          <w:t>加3:13</w:t>
-        </w:r>
-      </w:hyperlink>
-      <w:r>
-        <w:rPr>
-          <w:lang w:val="zh_TW" w:bidi="zh_TW"/>
-        </w:rPr>
-        <w:t>）。彼得在思考</w:t>
-      </w:r>
-      <w:hyperlink r:id="rId20">
-        <w:r>
-          <w:rPr>
-            <w:lang w:val="zh_TW" w:bidi="zh_TW"/>
-          </w:rPr>
-          <w:rPr>
-            <w:color w:val="0000EE"/>
-            <w:u w:val="single"/>
-          </w:rPr>
-          <w:t>以賽亞書五十三章</w:t>
-        </w:r>
-      </w:hyperlink>
-      <w:r>
-        <w:rPr>
-          <w:lang w:val="zh_TW" w:bidi="zh_TW"/>
-        </w:rPr>
-        <w:t>時說，基督「在木頭上親身擔當了我們的罪」（</w:t>
-      </w:r>
-      <w:hyperlink r:id="rId21">
-        <w:r>
-          <w:rPr>
-            <w:lang w:val="zh_TW" w:bidi="zh_TW"/>
-          </w:rPr>
-          <w:rPr>
-            <w:color w:val="0000EE"/>
-            <w:u w:val="single"/>
-          </w:rPr>
-          <w:t>彼前2:24</w:t>
-        </w:r>
-      </w:hyperlink>
-      <w:r>
-        <w:rPr>
-          <w:lang w:val="zh_TW" w:bidi="zh_TW"/>
-        </w:rPr>
-        <w:t>）。世界的罪債被加在無罪的救主身上，這觀念有助解釋基督在十字架上的呼喊：「我的神，我的神，為什麼離棄我？」（</w:t>
-      </w:r>
-      <w:hyperlink r:id="rId22">
-        <w:r>
-          <w:rPr>
-            <w:lang w:val="zh_TW" w:bidi="zh_TW"/>
-          </w:rPr>
-          <w:rPr>
-            <w:color w:val="0000EE"/>
-            <w:u w:val="single"/>
-          </w:rPr>
-          <w:t>太27:46</w:t>
-        </w:r>
-      </w:hyperlink>
-      <w:r>
-        <w:rPr>
-          <w:lang w:val="zh_TW" w:bidi="zh_TW"/>
-        </w:rPr>
-        <w:t>）。</w:t>
+        <w:t>光與神密切相連。聖經甚至說神就是光：「耶和華卻要作你永遠的光」（</w:t>
+      </w:r>
+      <w:hyperlink r:id="rId33">
+        <w:r>
+          <w:rPr>
+            <w:lang w:val="zh_TW" w:bidi="zh_TW"/>
+          </w:rPr>
+          <w:rPr>
+            <w:color w:val="0000EE"/>
+            <w:u w:val="single"/>
+          </w:rPr>
+          <w:t>賽60:19–20</w:t>
+        </w:r>
+      </w:hyperlink>
+      <w:r>
+        <w:rPr>
+          <w:lang w:val="zh_TW" w:bidi="zh_TW"/>
+        </w:rPr>
+        <w:t>）。詩人歡欣地說：「耶和華是我的亮光，是我的拯救」（</w:t>
+      </w:r>
+      <w:hyperlink r:id="rId34">
+        <w:r>
+          <w:rPr>
+            <w:lang w:val="zh_TW" w:bidi="zh_TW"/>
+          </w:rPr>
+          <w:rPr>
+            <w:color w:val="0000EE"/>
+            <w:u w:val="single"/>
+          </w:rPr>
+          <w:t>詩27:1</w:t>
+        </w:r>
+      </w:hyperlink>
+      <w:r>
+        <w:rPr>
+          <w:lang w:val="zh_TW" w:bidi="zh_TW"/>
+        </w:rPr>
+        <w:t>）。詩人描述神披上亮光，如披外袍（</w:t>
+      </w:r>
+      <w:hyperlink r:id="rId35">
+        <w:r>
+          <w:rPr>
+            <w:lang w:val="zh_TW" w:bidi="zh_TW"/>
+          </w:rPr>
+          <w:rPr>
+            <w:color w:val="0000EE"/>
+            <w:u w:val="single"/>
+          </w:rPr>
+          <w:t>詩104:2</w:t>
+        </w:r>
+      </w:hyperlink>
+      <w:r>
+        <w:rPr>
+          <w:lang w:val="zh_TW" w:bidi="zh_TW"/>
+        </w:rPr>
+        <w:t>），光明也與祂同居（</w:t>
+      </w:r>
+      <w:hyperlink r:id="rId36">
+        <w:r>
+          <w:rPr>
+            <w:lang w:val="zh_TW" w:bidi="zh_TW"/>
+          </w:rPr>
+          <w:rPr>
+            <w:color w:val="0000EE"/>
+            <w:u w:val="single"/>
+          </w:rPr>
+          <w:t>但2:22</w:t>
+        </w:r>
+      </w:hyperlink>
+      <w:r>
+        <w:rPr>
+          <w:lang w:val="zh_TW" w:bidi="zh_TW"/>
+        </w:rPr>
+        <w:t>）。對神來說，黑暗和光都是一樣的，沒有什麼能向祂隱藏（</w:t>
+      </w:r>
+      <w:hyperlink r:id="rId37">
+        <w:r>
+          <w:rPr>
+            <w:lang w:val="zh_TW" w:bidi="zh_TW"/>
+          </w:rPr>
+          <w:rPr>
+            <w:color w:val="0000EE"/>
+            <w:u w:val="single"/>
+          </w:rPr>
+          <w:t>詩139:12</w:t>
+        </w:r>
+      </w:hyperlink>
+      <w:r>
+        <w:rPr>
+          <w:lang w:val="zh_TW" w:bidi="zh_TW"/>
+        </w:rPr>
+        <w:t>）。先知彌迦也描述神為光，祂要使祂的僕人進入光明（</w:t>
+      </w:r>
+      <w:hyperlink r:id="rId38">
+        <w:r>
+          <w:rPr>
+            <w:lang w:val="zh_TW" w:bidi="zh_TW"/>
+          </w:rPr>
+          <w:rPr>
+            <w:color w:val="0000EE"/>
+            <w:u w:val="single"/>
+          </w:rPr>
+          <w:t>彌7:8–9</w:t>
+        </w:r>
+      </w:hyperlink>
+      <w:r>
+        <w:rPr>
+          <w:lang w:val="zh_TW" w:bidi="zh_TW"/>
+        </w:rPr>
+        <w:t>），顯明神要賜福給祂的百姓，使他們得勝。</w:t>
       </w:r>
     </w:p>
     <w:p>
@@ -584,102 +768,108 @@
         <w:rPr>
           <w:lang w:val="zh_TW" w:bidi="zh_TW"/>
         </w:rPr>
-        <w:t>歸算也意味著基督的公義被歸於信徒。亞伯拉罕生命中的例子說明這一點。在神應許亞伯拉罕祝福之後，</w:t>
-      </w:r>
-      <w:hyperlink r:id="rId23">
-        <w:r>
-          <w:rPr>
-            <w:lang w:val="zh_TW" w:bidi="zh_TW"/>
-          </w:rPr>
-          <w:rPr>
-            <w:color w:val="0000EE"/>
-            <w:u w:val="single"/>
-          </w:rPr>
-          <w:t>創世記十五章6節</w:t>
-        </w:r>
-      </w:hyperlink>
-      <w:r>
-        <w:rPr>
-          <w:lang w:val="zh_TW" w:bidi="zh_TW"/>
-        </w:rPr>
-        <w:t>說亞伯拉罕「信耶和華，</w:t>
-      </w:r>
-      <w:r>
-        <w:rPr>
-          <w:lang w:val="zh_TW" w:bidi="zh_TW"/>
-        </w:rPr>
-        <w:t>耶和華就以此為他的義</w:t>
-      </w:r>
-      <w:r>
-        <w:rPr>
-          <w:lang w:val="zh_TW" w:bidi="zh_TW"/>
-        </w:rPr>
-        <w:t>。」聖經教導說，沒有人生來有神所要求的公義（</w:t>
-      </w:r>
-      <w:hyperlink r:id="rId24">
-        <w:r>
-          <w:rPr>
-            <w:lang w:val="zh_TW" w:bidi="zh_TW"/>
-          </w:rPr>
-          <w:rPr>
-            <w:color w:val="0000EE"/>
-            <w:u w:val="single"/>
-          </w:rPr>
-          <w:t>詩130:3</w:t>
-        </w:r>
-      </w:hyperlink>
-      <w:r>
-        <w:rPr>
-          <w:lang w:val="zh_TW" w:bidi="zh_TW"/>
-        </w:rPr>
-        <w:t>；</w:t>
-      </w:r>
-      <w:hyperlink r:id="rId25">
-        <w:r>
-          <w:rPr>
-            <w:lang w:val="zh_TW" w:bidi="zh_TW"/>
-          </w:rPr>
-          <w:rPr>
-            <w:color w:val="0000EE"/>
-            <w:u w:val="single"/>
-          </w:rPr>
-          <w:t>賽64:6</w:t>
-        </w:r>
-      </w:hyperlink>
-      <w:r>
-        <w:rPr>
-          <w:lang w:val="zh_TW" w:bidi="zh_TW"/>
-        </w:rPr>
-        <w:t>；</w:t>
-      </w:r>
-      <w:hyperlink r:id="rId26">
-        <w:r>
-          <w:rPr>
-            <w:lang w:val="zh_TW" w:bidi="zh_TW"/>
-          </w:rPr>
-          <w:rPr>
-            <w:color w:val="0000EE"/>
-            <w:u w:val="single"/>
-          </w:rPr>
-          <w:t>羅3:10</w:t>
-        </w:r>
-      </w:hyperlink>
-      <w:r>
-        <w:rPr>
-          <w:lang w:val="zh_TW" w:bidi="zh_TW"/>
-        </w:rPr>
-        <w:t>）。但在神的救恩計劃中，祂提供了所需的公義（</w:t>
-      </w:r>
-      <w:hyperlink r:id="rId27">
-        <w:r>
-          <w:rPr>
-            <w:lang w:val="zh_TW" w:bidi="zh_TW"/>
-          </w:rPr>
-          <w:rPr>
-            <w:color w:val="0000EE"/>
-            <w:u w:val="single"/>
-          </w:rPr>
-          <w:t>賽45:24</w:t>
+        <w:t>神的賜福常被形容為「他臉上的光」。在</w:t>
+      </w:r>
+      <w:hyperlink r:id="rId39">
+        <w:r>
+          <w:rPr>
+            <w:lang w:val="zh_TW" w:bidi="zh_TW"/>
+          </w:rPr>
+          <w:rPr>
+            <w:color w:val="0000EE"/>
+            <w:u w:val="single"/>
+          </w:rPr>
+          <w:t>詩篇四篇6節</w:t>
+        </w:r>
+      </w:hyperlink>
+      <w:r>
+        <w:rPr>
+          <w:lang w:val="zh_TW" w:bidi="zh_TW"/>
+        </w:rPr>
+        <w:t>中，詩人說：「耶和華啊，求你仰起臉來，光照我們。」這裡的光就是指神的恩惠。</w:t>
+      </w:r>
+      <w:hyperlink r:id="rId40">
+        <w:r>
+          <w:rPr>
+            <w:lang w:val="zh_TW" w:bidi="zh_TW"/>
+          </w:rPr>
+          <w:rPr>
+            <w:color w:val="0000EE"/>
+            <w:u w:val="single"/>
+          </w:rPr>
+          <w:t>詩篇四十四篇3節</w:t>
+        </w:r>
+      </w:hyperlink>
+      <w:r>
+        <w:rPr>
+          <w:lang w:val="zh_TW" w:bidi="zh_TW"/>
+        </w:rPr>
+        <w:t>表明，神的光、祂的右手和祂的慈愛，使祂的百姓得勝。那些行在神光中的人是有福的（</w:t>
+      </w:r>
+      <w:hyperlink r:id="rId41">
+        <w:r>
+          <w:rPr>
+            <w:lang w:val="zh_TW" w:bidi="zh_TW"/>
+          </w:rPr>
+          <w:rPr>
+            <w:color w:val="0000EE"/>
+            <w:u w:val="single"/>
+          </w:rPr>
+          <w:t>詩89:15</w:t>
+        </w:r>
+      </w:hyperlink>
+      <w:r>
+        <w:rPr>
+          <w:lang w:val="zh_TW" w:bidi="zh_TW"/>
+        </w:rPr>
+        <w:t>），但這光也揭露隱而未現的罪（</w:t>
+      </w:r>
+      <w:hyperlink r:id="rId42">
+        <w:r>
+          <w:rPr>
+            <w:lang w:val="zh_TW" w:bidi="zh_TW"/>
+          </w:rPr>
+          <w:rPr>
+            <w:color w:val="0000EE"/>
+            <w:u w:val="single"/>
+          </w:rPr>
+          <w:t>詩90:8</w:t>
+        </w:r>
+      </w:hyperlink>
+      <w:r>
+        <w:rPr>
+          <w:lang w:val="zh_TW" w:bidi="zh_TW"/>
+        </w:rPr>
+        <w:t>）。沒有人能躲避神的鑒察，但祂的光主要代表祂同在所帶來的賜福。有一次，約伯也用這個詞語來形容來自他人的恩待（</w:t>
+      </w:r>
+      <w:hyperlink r:id="rId43">
+        <w:r>
+          <w:rPr>
+            <w:lang w:val="zh_TW" w:bidi="zh_TW"/>
+          </w:rPr>
+          <w:rPr>
+            <w:color w:val="0000EE"/>
+            <w:u w:val="single"/>
+          </w:rPr>
+          <w:t>約29:24</w:t>
+        </w:r>
+      </w:hyperlink>
+      <w:r>
+        <w:rPr>
+          <w:lang w:val="zh_TW" w:bidi="zh_TW"/>
+        </w:rPr>
+        <w:t>）。神所賜的光，使祂的僕人能與人分享祂的賜福（</w:t>
+      </w:r>
+      <w:hyperlink r:id="rId44">
+        <w:r>
+          <w:rPr>
+            <w:lang w:val="zh_TW" w:bidi="zh_TW"/>
+          </w:rPr>
+          <w:rPr>
+            <w:color w:val="0000EE"/>
+            <w:u w:val="single"/>
+          </w:rPr>
+          <w:t>賽42:6</w:t>
         </w:r>
       </w:hyperlink>
       <w:r>
@@ -688,41 +878,23 @@
         </w:rPr>
         <w:t>，</w:t>
       </w:r>
-      <w:hyperlink r:id="rId28">
-        <w:r>
-          <w:rPr>
-            <w:lang w:val="zh_TW" w:bidi="zh_TW"/>
-          </w:rPr>
-          <w:rPr>
-            <w:color w:val="0000EE"/>
-            <w:u w:val="single"/>
-          </w:rPr>
-          <w:t>54:17</w:t>
-        </w:r>
-      </w:hyperlink>
-      <w:r>
-        <w:rPr>
-          <w:lang w:val="zh_TW" w:bidi="zh_TW"/>
-        </w:rPr>
-        <w:t>；</w:t>
-      </w:r>
-      <w:hyperlink r:id="rId29">
-        <w:r>
-          <w:rPr>
-            <w:lang w:val="zh_TW" w:bidi="zh_TW"/>
-          </w:rPr>
-          <w:rPr>
-            <w:color w:val="0000EE"/>
-            <w:u w:val="single"/>
-          </w:rPr>
-          <w:t>何10:12</w:t>
-        </w:r>
-      </w:hyperlink>
-      <w:r>
-        <w:rPr>
-          <w:lang w:val="zh_TW" w:bidi="zh_TW"/>
-        </w:rPr>
-        <w:t>）。當一個人憑信心接受基督的工作時，神就將基督的公義歸給他們。</w:t>
+      <w:hyperlink r:id="rId45">
+        <w:r>
+          <w:rPr>
+            <w:lang w:val="zh_TW" w:bidi="zh_TW"/>
+          </w:rPr>
+          <w:rPr>
+            <w:color w:val="0000EE"/>
+            <w:u w:val="single"/>
+          </w:rPr>
+          <w:t>49:6</w:t>
+        </w:r>
+      </w:hyperlink>
+      <w:r>
+        <w:rPr>
+          <w:lang w:val="zh_TW" w:bidi="zh_TW"/>
+        </w:rPr>
+        <w:t>）。</w:t>
       </w:r>
     </w:p>
     <w:p>
@@ -736,73 +908,43 @@
         <w:rPr>
           <w:lang w:val="zh_TW" w:bidi="zh_TW"/>
         </w:rPr>
-        <w:t>將神的公義歸算給信徒，是保羅在羅馬書中的主要主題 （</w:t>
-      </w:r>
-      <w:hyperlink r:id="rId30">
-        <w:r>
-          <w:rPr>
-            <w:lang w:val="zh_TW" w:bidi="zh_TW"/>
-          </w:rPr>
-          <w:rPr>
-            <w:color w:val="0000EE"/>
-            <w:u w:val="single"/>
-          </w:rPr>
-          <w:t>羅3:21–5:21</w:t>
-        </w:r>
-      </w:hyperlink>
-      <w:r>
-        <w:rPr>
-          <w:lang w:val="zh_TW" w:bidi="zh_TW"/>
-        </w:rPr>
-        <w:t>）。保羅談到罪人</w:t>
-      </w:r>
-      <w:r>
-        <w:rPr>
-          <w:lang w:val="zh_TW" w:bidi="zh_TW"/>
-        </w:rPr>
-        <w:t>蒙神算為義</w:t>
-      </w:r>
-      <w:r>
-        <w:rPr>
-          <w:lang w:val="zh_TW" w:bidi="zh_TW"/>
-        </w:rPr>
-        <w:t>的喜樂（</w:t>
-      </w:r>
-      <w:hyperlink r:id="rId31">
-        <w:r>
-          <w:rPr>
-            <w:lang w:val="zh_TW" w:bidi="zh_TW"/>
-          </w:rPr>
-          <w:rPr>
-            <w:color w:val="0000EE"/>
-            <w:u w:val="single"/>
-          </w:rPr>
-          <w:t>羅4:6</w:t>
-        </w:r>
-      </w:hyperlink>
-      <w:r>
-        <w:rPr>
-          <w:lang w:val="zh_TW" w:bidi="zh_TW"/>
-        </w:rPr>
-        <w:t>）。基督的公義被歸算給人，也使人在神的法庭中得以稱為義 （</w:t>
-      </w:r>
-      <w:hyperlink r:id="rId32">
-        <w:r>
-          <w:rPr>
-            <w:lang w:val="zh_TW" w:bidi="zh_TW"/>
-          </w:rPr>
-          <w:rPr>
-            <w:color w:val="0000EE"/>
-            <w:u w:val="single"/>
-          </w:rPr>
-          <w:t>羅5:18</w:t>
-        </w:r>
-      </w:hyperlink>
-      <w:r>
-        <w:rPr>
-          <w:lang w:val="zh_TW" w:bidi="zh_TW"/>
-        </w:rPr>
-        <w:t>）。基督的死，被歸算給罪人，是聖潔的神赦免罪人的原因。聖經教導說，亞當的罪對人的負面影響被歸算給所有人，但對於相信基督的人來說，這些影響都被逆轉了。將人類的罪歸算給基督，這使祂的義可以歸算給信徒。</w:t>
+        <w:t>神的公義也與光相連。祂說：「我必堅定我的公理為萬民之光」（</w:t>
+      </w:r>
+      <w:hyperlink r:id="rId46">
+        <w:r>
+          <w:rPr>
+            <w:lang w:val="zh_TW" w:bidi="zh_TW"/>
+          </w:rPr>
+          <w:rPr>
+            <w:color w:val="0000EE"/>
+            <w:u w:val="single"/>
+          </w:rPr>
+          <w:t>賽51:4</w:t>
+        </w:r>
+      </w:hyperlink>
+      <w:r>
+        <w:rPr>
+          <w:lang w:val="zh_TW" w:bidi="zh_TW"/>
+        </w:rPr>
+        <w:t>）。在這上下文中，神的光是大有能力的，好像烈火一般。光也與善行有關，正如箴言所說：「但義人的路好像黎明的光」（</w:t>
+      </w:r>
+      <w:hyperlink r:id="rId47">
+        <w:r>
+          <w:rPr>
+            <w:lang w:val="zh_TW" w:bidi="zh_TW"/>
+          </w:rPr>
+          <w:rPr>
+            <w:color w:val="0000EE"/>
+            <w:u w:val="single"/>
+          </w:rPr>
+          <w:t>箴4:18</w:t>
+        </w:r>
+      </w:hyperlink>
+      <w:r>
+        <w:rPr>
+          <w:lang w:val="zh_TW" w:bidi="zh_TW"/>
+        </w:rPr>
+        <w:t>）。</w:t>
       </w:r>
     </w:p>
     <w:p>
@@ -814,68 +956,74 @@
       </w:r>
       <w:r>
         <w:rPr>
-          <w:i/>
-          <w:lang w:val="zh_TW" w:bidi="zh_TW"/>
-        </w:rPr>
-        <w:t>另見</w:t>
-      </w:r>
-      <w:r>
-        <w:rPr>
-          <w:lang w:val="zh_TW" w:bidi="zh_TW"/>
-        </w:rPr>
-        <w:t>亞當（人）</w:t>
-      </w:r>
-      <w:r>
-        <w:rPr>
-          <w:lang w:val="zh_TW" w:bidi="zh_TW"/>
-        </w:rPr>
-        <w:t>、</w:t>
-      </w:r>
-      <w:r>
-        <w:rPr>
-          <w:lang w:val="zh_TW" w:bidi="zh_TW"/>
-        </w:rPr>
-        <w:t>基督論</w:t>
-      </w:r>
-      <w:r>
-        <w:rPr>
-          <w:lang w:val="zh_TW" w:bidi="zh_TW"/>
-        </w:rPr>
-        <w:t>、</w:t>
-      </w:r>
-      <w:r>
-        <w:rPr>
-          <w:lang w:val="zh_TW" w:bidi="zh_TW"/>
-        </w:rPr>
-        <w:t>人類墮落</w:t>
-      </w:r>
-      <w:r>
-        <w:rPr>
-          <w:lang w:val="zh_TW" w:bidi="zh_TW"/>
-        </w:rPr>
-        <w:t>、</w:t>
-      </w:r>
-      <w:r>
-        <w:rPr>
-          <w:lang w:val="zh_TW" w:bidi="zh_TW"/>
-        </w:rPr>
-        <w:t>罪</w:t>
-      </w:r>
-      <w:r>
-        <w:rPr>
-          <w:lang w:val="zh_TW" w:bidi="zh_TW"/>
-        </w:rPr>
-        <w:t>。</w:t>
-      </w:r>
-      <w:r>
-        <w:rPr>
-          <w:lang w:val="zh_TW" w:bidi="zh_TW"/>
-        </w:rPr>
-      </w:r>
-      <w:r>
-        <w:rPr>
-          <w:lang w:val="zh_TW" w:bidi="zh_TW"/>
-        </w:rPr>
+          <w:lang w:val="zh_TW" w:bidi="zh_TW"/>
+        </w:rPr>
+        <w:t>光的缺乏被用來象徵災難。有些人「無光，在黑暗中摸索」（</w:t>
+      </w:r>
+      <w:hyperlink r:id="rId48">
+        <w:r>
+          <w:rPr>
+            <w:lang w:val="zh_TW" w:bidi="zh_TW"/>
+          </w:rPr>
+          <w:rPr>
+            <w:color w:val="0000EE"/>
+            <w:u w:val="single"/>
+          </w:rPr>
+          <w:t>伯12:25</w:t>
+        </w:r>
+      </w:hyperlink>
+      <w:r>
+        <w:rPr>
+          <w:lang w:val="zh_TW" w:bidi="zh_TW"/>
+        </w:rPr>
+        <w:t>）。約伯的朋友比勒達認為惡人的燈必因懲罰而熄滅（</w:t>
+      </w:r>
+      <w:hyperlink r:id="rId49">
+        <w:r>
+          <w:rPr>
+            <w:lang w:val="zh_TW" w:bidi="zh_TW"/>
+          </w:rPr>
+          <w:rPr>
+            <w:color w:val="0000EE"/>
+            <w:u w:val="single"/>
+          </w:rPr>
+          <w:t>伯18:5–17</w:t>
+        </w:r>
+      </w:hyperlink>
+      <w:r>
+        <w:rPr>
+          <w:lang w:val="zh_TW" w:bidi="zh_TW"/>
+        </w:rPr>
+        <w:t>）。巴比倫毀滅耶路撒冷之後，百姓哀歎說：「他引導我，使我行在黑暗中， 不行在光明裡」（</w:t>
+      </w:r>
+      <w:hyperlink r:id="rId50">
+        <w:r>
+          <w:rPr>
+            <w:lang w:val="zh_TW" w:bidi="zh_TW"/>
+          </w:rPr>
+          <w:rPr>
+            <w:color w:val="0000EE"/>
+            <w:u w:val="single"/>
+          </w:rPr>
+          <w:t>哀3:2</w:t>
+        </w:r>
+      </w:hyperlink>
+      <w:r>
+        <w:rPr>
+          <w:lang w:val="zh_TW" w:bidi="zh_TW"/>
+        </w:rPr>
+        <w:t>）。</w:t>
+      </w:r>
+    </w:p>
+    <w:p>
+      <w:pPr>
+        <w:pStyle w:val="Heading3"/>
+      </w:pPr>
+      <w:r>
+        <w:rPr>
+          <w:lang w:val="zh_TW" w:bidi="zh_TW"/>
+        </w:rPr>
+        <w:t>新約聖經中的光</w:t>
       </w:r>
     </w:p>
     <w:p>
@@ -885,21 +1033,119 @@
           <w:lang w:val="zh_TW" w:bidi="zh_TW"/>
         </w:rPr>
       </w:r>
-    </w:p>
-    <w:p>
-      <w:pPr>
-        <w:pStyle w:val="Heading2"/>
-      </w:pPr>
-      <w:r>
-        <w:rPr>
-          <w:lang w:val="zh_TW" w:bidi="zh_TW"/>
-        </w:rPr>
-        <w:t>歸信</w:t>
-      </w:r>
-      <w:r>
-        <w:rPr>
-          <w:lang w:val="zh_TW" w:bidi="zh_TW"/>
-        </w:rPr>
+      <w:r>
+        <w:rPr>
+          <w:lang w:val="zh_TW" w:bidi="zh_TW"/>
+        </w:rPr>
+        <w:t>新約聖經所提到的光，通常具有象徵意義。例如，大數的掃羅在往大馬士革的路上遇見「從天上發光」（</w:t>
+      </w:r>
+      <w:hyperlink r:id="rId51">
+        <w:r>
+          <w:rPr>
+            <w:lang w:val="zh_TW" w:bidi="zh_TW"/>
+          </w:rPr>
+          <w:rPr>
+            <w:color w:val="0000EE"/>
+            <w:u w:val="single"/>
+          </w:rPr>
+          <w:t>徒9:3</w:t>
+        </w:r>
+      </w:hyperlink>
+      <w:r>
+        <w:rPr>
+          <w:lang w:val="zh_TW" w:bidi="zh_TW"/>
+        </w:rPr>
+        <w:t>；參</w:t>
+      </w:r>
+      <w:hyperlink r:id="rId52">
+        <w:r>
+          <w:rPr>
+            <w:lang w:val="zh_TW" w:bidi="zh_TW"/>
+          </w:rPr>
+          <w:rPr>
+            <w:color w:val="0000EE"/>
+            <w:u w:val="single"/>
+          </w:rPr>
+          <w:t>22:6–11</w:t>
+        </w:r>
+      </w:hyperlink>
+      <w:r>
+        <w:rPr>
+          <w:lang w:val="zh_TW" w:bidi="zh_TW"/>
+        </w:rPr>
+        <w:t>，</w:t>
+      </w:r>
+      <w:hyperlink r:id="rId53">
+        <w:r>
+          <w:rPr>
+            <w:lang w:val="zh_TW" w:bidi="zh_TW"/>
+          </w:rPr>
+          <w:rPr>
+            <w:color w:val="0000EE"/>
+            <w:u w:val="single"/>
+          </w:rPr>
+          <w:t>26:13</w:t>
+        </w:r>
+      </w:hyperlink>
+      <w:r>
+        <w:rPr>
+          <w:lang w:val="zh_TW" w:bidi="zh_TW"/>
+        </w:rPr>
+        <w:t>），那到底是普通的光，還是別的東西，並不明確。同樣，彼得在監獄裡時，「屋裡有光照耀」（</w:t>
+      </w:r>
+      <w:hyperlink r:id="rId54">
+        <w:r>
+          <w:rPr>
+            <w:lang w:val="zh_TW" w:bidi="zh_TW"/>
+          </w:rPr>
+          <w:rPr>
+            <w:color w:val="0000EE"/>
+            <w:u w:val="single"/>
+          </w:rPr>
+          <w:t>徒12:7</w:t>
+        </w:r>
+      </w:hyperlink>
+      <w:r>
+        <w:rPr>
+          <w:lang w:val="zh_TW" w:bidi="zh_TW"/>
+        </w:rPr>
+        <w:t>）。而天上的城不需要物質的光，因為「主神要光照他們」（</w:t>
+      </w:r>
+      <w:hyperlink r:id="rId55">
+        <w:r>
+          <w:rPr>
+            <w:lang w:val="zh_TW" w:bidi="zh_TW"/>
+          </w:rPr>
+          <w:rPr>
+            <w:color w:val="0000EE"/>
+            <w:u w:val="single"/>
+          </w:rPr>
+          <w:t>啟22:5</w:t>
+        </w:r>
+      </w:hyperlink>
+      <w:r>
+        <w:rPr>
+          <w:lang w:val="zh_TW" w:bidi="zh_TW"/>
+        </w:rPr>
+        <w:t>，參</w:t>
+      </w:r>
+      <w:hyperlink r:id="rId56">
+        <w:r>
+          <w:rPr>
+            <w:lang w:val="zh_TW" w:bidi="zh_TW"/>
+          </w:rPr>
+          <w:rPr>
+            <w:color w:val="0000EE"/>
+            <w:u w:val="single"/>
+          </w:rPr>
+          <w:t>21:11、23–24</w:t>
+        </w:r>
+      </w:hyperlink>
+      <w:r>
+        <w:rPr>
+          <w:lang w:val="zh_TW" w:bidi="zh_TW"/>
+        </w:rPr>
+        <w:t>）。</w:t>
       </w:r>
     </w:p>
     <w:p>
@@ -913,18 +1159,253 @@
         <w:rPr>
           <w:lang w:val="zh_TW" w:bidi="zh_TW"/>
         </w:rPr>
-        <w:t>一個人在生活和思想上的徹底改變。對基督徒來說，這意味著從忽視神的生活方式轉變為順服基督的生活方式。歸信是悔改的結果。</w:t>
-      </w:r>
-    </w:p>
-    <w:p>
-      <w:pPr>
-        <w:pStyle w:val="Heading3"/>
-      </w:pPr>
-      <w:r>
-        <w:rPr>
-          <w:lang w:val="zh_TW" w:bidi="zh_TW"/>
-        </w:rPr>
-        <w:t>舊約中的歸信</w:t>
+        <w:t>神與光的連繫是新約聖經的常見主題。使徒約翰寫道：「神就是光，在他毫無黑暗」（</w:t>
+      </w:r>
+      <w:hyperlink r:id="rId57">
+        <w:r>
+          <w:rPr>
+            <w:lang w:val="zh_TW" w:bidi="zh_TW"/>
+          </w:rPr>
+          <w:rPr>
+            <w:color w:val="0000EE"/>
+            <w:u w:val="single"/>
+          </w:rPr>
+          <w:t>約一1:5</w:t>
+        </w:r>
+      </w:hyperlink>
+      <w:r>
+        <w:rPr>
+          <w:lang w:val="zh_TW" w:bidi="zh_TW"/>
+        </w:rPr>
+        <w:t>）。雅各書稱神為「眾光之父」（</w:t>
+      </w:r>
+      <w:hyperlink r:id="rId58">
+        <w:r>
+          <w:rPr>
+            <w:lang w:val="zh_TW" w:bidi="zh_TW"/>
+          </w:rPr>
+          <w:rPr>
+            <w:color w:val="0000EE"/>
+            <w:u w:val="single"/>
+          </w:rPr>
+          <w:t>雅1:17</w:t>
+        </w:r>
+      </w:hyperlink>
+      <w:r>
+        <w:rPr>
+          <w:lang w:val="zh_TW" w:bidi="zh_TW"/>
+        </w:rPr>
+        <w:t>）。聖經也形容神住在人不能靠近的光裡（</w:t>
+      </w:r>
+      <w:hyperlink r:id="rId59">
+        <w:r>
+          <w:rPr>
+            <w:lang w:val="zh_TW" w:bidi="zh_TW"/>
+          </w:rPr>
+          <w:rPr>
+            <w:color w:val="0000EE"/>
+            <w:u w:val="single"/>
+          </w:rPr>
+          <w:t>提前6:16</w:t>
+        </w:r>
+      </w:hyperlink>
+      <w:r>
+        <w:rPr>
+          <w:lang w:val="zh_TW" w:bidi="zh_TW"/>
+        </w:rPr>
+        <w:t>；另見</w:t>
+      </w:r>
+      <w:hyperlink r:id="rId60">
+        <w:r>
+          <w:rPr>
+            <w:lang w:val="zh_TW" w:bidi="zh_TW"/>
+          </w:rPr>
+          <w:rPr>
+            <w:color w:val="0000EE"/>
+            <w:u w:val="single"/>
+          </w:rPr>
+          <w:t>約一1:7</w:t>
+        </w:r>
+      </w:hyperlink>
+      <w:r>
+        <w:rPr>
+          <w:lang w:val="zh_TW" w:bidi="zh_TW"/>
+        </w:rPr>
+        <w:t>）。耶穌說：「我是世界的光」（</w:t>
+      </w:r>
+      <w:hyperlink r:id="rId61">
+        <w:r>
+          <w:rPr>
+            <w:lang w:val="zh_TW" w:bidi="zh_TW"/>
+          </w:rPr>
+          <w:rPr>
+            <w:color w:val="0000EE"/>
+            <w:u w:val="single"/>
+          </w:rPr>
+          <w:t>約8:12</w:t>
+        </w:r>
+      </w:hyperlink>
+      <w:r>
+        <w:rPr>
+          <w:lang w:val="zh_TW" w:bidi="zh_TW"/>
+        </w:rPr>
+        <w:t>，另見</w:t>
+      </w:r>
+      <w:hyperlink r:id="rId62">
+        <w:r>
+          <w:rPr>
+            <w:lang w:val="zh_TW" w:bidi="zh_TW"/>
+          </w:rPr>
+          <w:rPr>
+            <w:color w:val="0000EE"/>
+            <w:u w:val="single"/>
+          </w:rPr>
+          <w:t>9:5</w:t>
+        </w:r>
+      </w:hyperlink>
+      <w:r>
+        <w:rPr>
+          <w:lang w:val="zh_TW" w:bidi="zh_TW"/>
+        </w:rPr>
+        <w:t>），並且「我到世上來，乃是光，叫凡信我的，不住在黑暗裡」（</w:t>
+      </w:r>
+      <w:hyperlink r:id="rId63">
+        <w:r>
+          <w:rPr>
+            <w:lang w:val="zh_TW" w:bidi="zh_TW"/>
+          </w:rPr>
+          <w:rPr>
+            <w:color w:val="0000EE"/>
+            <w:u w:val="single"/>
+          </w:rPr>
+          <w:t>約12:46</w:t>
+        </w:r>
+      </w:hyperlink>
+      <w:r>
+        <w:rPr>
+          <w:lang w:val="zh_TW" w:bidi="zh_TW"/>
+        </w:rPr>
+        <w:t>）。使徒約翰說，耶穌自己就是光（</w:t>
+      </w:r>
+      <w:hyperlink r:id="rId64">
+        <w:r>
+          <w:rPr>
+            <w:lang w:val="zh_TW" w:bidi="zh_TW"/>
+          </w:rPr>
+          <w:rPr>
+            <w:color w:val="0000EE"/>
+            <w:u w:val="single"/>
+          </w:rPr>
+          <w:t>約1:1–10</w:t>
+        </w:r>
+      </w:hyperlink>
+      <w:r>
+        <w:rPr>
+          <w:lang w:val="zh_TW" w:bidi="zh_TW"/>
+        </w:rPr>
+        <w:t>）。施洗約翰來為這光作見證，好叫眾人因他可以信（</w:t>
+      </w:r>
+      <w:hyperlink r:id="rId65">
+        <w:r>
+          <w:rPr>
+            <w:lang w:val="zh_TW" w:bidi="zh_TW"/>
+          </w:rPr>
+          <w:rPr>
+            <w:color w:val="0000EE"/>
+            <w:u w:val="single"/>
+          </w:rPr>
+          <w:t>約1:7–8</w:t>
+        </w:r>
+      </w:hyperlink>
+      <w:r>
+        <w:rPr>
+          <w:lang w:val="zh_TW" w:bidi="zh_TW"/>
+        </w:rPr>
+        <w:t>）。凡接受這光的人，就得著權柄，作神的兒女（</w:t>
+      </w:r>
+      <w:hyperlink r:id="rId66">
+        <w:r>
+          <w:rPr>
+            <w:lang w:val="zh_TW" w:bidi="zh_TW"/>
+          </w:rPr>
+          <w:rPr>
+            <w:color w:val="0000EE"/>
+            <w:u w:val="single"/>
+          </w:rPr>
+          <w:t>約1:9–12</w:t>
+        </w:r>
+      </w:hyperlink>
+      <w:r>
+        <w:rPr>
+          <w:lang w:val="zh_TW" w:bidi="zh_TW"/>
+        </w:rPr>
+        <w:t>）。有時，光也用來表示人認識神與祂救恩的啟示（</w:t>
+      </w:r>
+      <w:hyperlink r:id="rId67">
+        <w:r>
+          <w:rPr>
+            <w:lang w:val="zh_TW" w:bidi="zh_TW"/>
+          </w:rPr>
+          <w:rPr>
+            <w:color w:val="0000EE"/>
+            <w:u w:val="single"/>
+          </w:rPr>
+          <w:t>太4:16</w:t>
+        </w:r>
+      </w:hyperlink>
+      <w:r>
+        <w:rPr>
+          <w:lang w:val="zh_TW" w:bidi="zh_TW"/>
+        </w:rPr>
+        <w:t>；</w:t>
+      </w:r>
+      <w:hyperlink r:id="rId68">
+        <w:r>
+          <w:rPr>
+            <w:lang w:val="zh_TW" w:bidi="zh_TW"/>
+          </w:rPr>
+          <w:rPr>
+            <w:color w:val="0000EE"/>
+            <w:u w:val="single"/>
+          </w:rPr>
+          <w:t>路2:32</w:t>
+        </w:r>
+      </w:hyperlink>
+      <w:r>
+        <w:rPr>
+          <w:lang w:val="zh_TW" w:bidi="zh_TW"/>
+        </w:rPr>
+        <w:t>；</w:t>
+      </w:r>
+      <w:hyperlink r:id="rId69">
+        <w:r>
+          <w:rPr>
+            <w:lang w:val="zh_TW" w:bidi="zh_TW"/>
+          </w:rPr>
+          <w:rPr>
+            <w:color w:val="0000EE"/>
+            <w:u w:val="single"/>
+          </w:rPr>
+          <w:t>徒13:47，</w:t>
+        </w:r>
+      </w:hyperlink>
+      <w:hyperlink r:id="rId70">
+        <w:r>
+          <w:rPr>
+            <w:lang w:val="zh_TW" w:bidi="zh_TW"/>
+          </w:rPr>
+          <w:rPr>
+            <w:color w:val="0000EE"/>
+            <w:u w:val="single"/>
+          </w:rPr>
+          <w:t>26:18</w:t>
+        </w:r>
+      </w:hyperlink>
+      <w:r>
+        <w:rPr>
+          <w:lang w:val="zh_TW" w:bidi="zh_TW"/>
+        </w:rPr>
+        <w:t>）。</w:t>
       </w:r>
     </w:p>
     <w:p>
@@ -938,234 +1419,115 @@
         <w:rPr>
           <w:lang w:val="zh_TW" w:bidi="zh_TW"/>
         </w:rPr>
-        <w:t>在舊約中，歸信基本上是從以前的生活方式，轉向或歸回以色列的神耶和華。以色列經常需要歸回他們的神（</w:t>
-      </w:r>
-      <w:hyperlink r:id="rId33">
-        <w:r>
-          <w:rPr>
-            <w:lang w:val="zh_TW" w:bidi="zh_TW"/>
-          </w:rPr>
-          <w:rPr>
-            <w:color w:val="0000EE"/>
-            <w:u w:val="single"/>
-          </w:rPr>
-          <w:t>申4:30</w:t>
-        </w:r>
-      </w:hyperlink>
-      <w:r>
-        <w:rPr>
-          <w:lang w:val="zh_TW" w:bidi="zh_TW"/>
-        </w:rPr>
-        <w:t>），無論是個人（</w:t>
-      </w:r>
-      <w:hyperlink r:id="rId34">
-        <w:r>
-          <w:rPr>
-            <w:lang w:val="zh_TW" w:bidi="zh_TW"/>
-          </w:rPr>
-          <w:rPr>
-            <w:color w:val="0000EE"/>
-            <w:u w:val="single"/>
-          </w:rPr>
-          <w:t>詩51篇</w:t>
-        </w:r>
-      </w:hyperlink>
-      <w:r>
-        <w:rPr>
-          <w:lang w:val="zh_TW" w:bidi="zh_TW"/>
-        </w:rPr>
-        <w:t>）還是整個民族（</w:t>
-      </w:r>
-      <w:hyperlink r:id="rId35">
-        <w:r>
-          <w:rPr>
-            <w:lang w:val="zh_TW" w:bidi="zh_TW"/>
-          </w:rPr>
-          <w:rPr>
-            <w:color w:val="0000EE"/>
-            <w:u w:val="single"/>
-          </w:rPr>
-          <w:t>耶4:1</w:t>
-        </w:r>
-      </w:hyperlink>
-      <w:r>
-        <w:rPr>
-          <w:lang w:val="zh_TW" w:bidi="zh_TW"/>
-        </w:rPr>
-        <w:t>）。其它列國需要初次轉向神（</w:t>
-      </w:r>
-      <w:hyperlink r:id="rId36">
-        <w:r>
-          <w:rPr>
-            <w:lang w:val="zh_TW" w:bidi="zh_TW"/>
-          </w:rPr>
-          <w:rPr>
-            <w:color w:val="0000EE"/>
-            <w:u w:val="single"/>
-          </w:rPr>
-          <w:t>詩22:27</w:t>
-        </w:r>
-      </w:hyperlink>
-      <w:r>
-        <w:rPr>
-          <w:lang w:val="zh_TW" w:bidi="zh_TW"/>
-        </w:rPr>
-        <w:t>）。其特徵是遠離邪惡的行為（</w:t>
-      </w:r>
-      <w:hyperlink r:id="rId37">
-        <w:r>
-          <w:rPr>
-            <w:lang w:val="zh_TW" w:bidi="zh_TW"/>
-          </w:rPr>
-          <w:rPr>
-            <w:color w:val="0000EE"/>
-            <w:u w:val="single"/>
-          </w:rPr>
-          <w:t>耶26:3</w:t>
-        </w:r>
-      </w:hyperlink>
-      <w:r>
-        <w:rPr>
-          <w:lang w:val="zh_TW" w:bidi="zh_TW"/>
-        </w:rPr>
-        <w:t>，</w:t>
-      </w:r>
-      <w:hyperlink r:id="rId38">
-        <w:r>
-          <w:rPr>
-            <w:lang w:val="zh_TW" w:bidi="zh_TW"/>
-          </w:rPr>
-          <w:rPr>
-            <w:color w:val="0000EE"/>
-            <w:u w:val="single"/>
-          </w:rPr>
-          <w:t>36:3</w:t>
-        </w:r>
-      </w:hyperlink>
-      <w:r>
-        <w:rPr>
-          <w:lang w:val="zh_TW" w:bidi="zh_TW"/>
-        </w:rPr>
-        <w:t>；</w:t>
-      </w:r>
-      <w:hyperlink r:id="rId39">
-        <w:r>
-          <w:rPr>
-            <w:lang w:val="zh_TW" w:bidi="zh_TW"/>
-          </w:rPr>
-          <w:rPr>
-            <w:color w:val="0000EE"/>
-            <w:u w:val="single"/>
-          </w:rPr>
-          <w:t>結18:21、27</w:t>
-        </w:r>
-      </w:hyperlink>
-      <w:r>
-        <w:rPr>
-          <w:lang w:val="zh_TW" w:bidi="zh_TW"/>
-        </w:rPr>
-        <w:t>，</w:t>
-      </w:r>
-      <w:hyperlink r:id="rId40">
-        <w:r>
-          <w:rPr>
-            <w:lang w:val="zh_TW" w:bidi="zh_TW"/>
-          </w:rPr>
-          <w:rPr>
-            <w:color w:val="0000EE"/>
-            <w:u w:val="single"/>
-          </w:rPr>
-          <w:t>33:9、11</w:t>
-        </w:r>
-      </w:hyperlink>
-      <w:r>
-        <w:rPr>
-          <w:lang w:val="zh_TW" w:bidi="zh_TW"/>
-        </w:rPr>
-        <w:t>）。歸信是從對神不忠的生活轉向對神順服的生活（</w:t>
-      </w:r>
-      <w:hyperlink r:id="rId41">
-        <w:r>
-          <w:rPr>
-            <w:lang w:val="zh_TW" w:bidi="zh_TW"/>
-          </w:rPr>
-          <w:rPr>
-            <w:color w:val="0000EE"/>
-            <w:u w:val="single"/>
-          </w:rPr>
-          <w:t>賽10:20–21</w:t>
-        </w:r>
-      </w:hyperlink>
-      <w:r>
-        <w:rPr>
-          <w:lang w:val="zh_TW" w:bidi="zh_TW"/>
-        </w:rPr>
-        <w:t>，</w:t>
-      </w:r>
-      <w:hyperlink r:id="rId42">
-        <w:r>
-          <w:rPr>
-            <w:lang w:val="zh_TW" w:bidi="zh_TW"/>
-          </w:rPr>
-          <w:rPr>
-            <w:color w:val="0000EE"/>
-            <w:u w:val="single"/>
-          </w:rPr>
-          <w:t>14:2</w:t>
-        </w:r>
-      </w:hyperlink>
-      <w:r>
-        <w:rPr>
-          <w:lang w:val="zh_TW" w:bidi="zh_TW"/>
-        </w:rPr>
-        <w:t>；</w:t>
-      </w:r>
-      <w:hyperlink r:id="rId43">
-        <w:r>
-          <w:rPr>
-            <w:lang w:val="zh_TW" w:bidi="zh_TW"/>
-          </w:rPr>
-          <w:rPr>
-            <w:color w:val="0000EE"/>
-            <w:u w:val="single"/>
-          </w:rPr>
-          <w:t>耶34:15</w:t>
-        </w:r>
-      </w:hyperlink>
-      <w:r>
-        <w:rPr>
-          <w:lang w:val="zh_TW" w:bidi="zh_TW"/>
-        </w:rPr>
-        <w:t>；</w:t>
-      </w:r>
-      <w:hyperlink r:id="rId44">
-        <w:r>
-          <w:rPr>
-            <w:lang w:val="zh_TW" w:bidi="zh_TW"/>
-          </w:rPr>
-          <w:rPr>
-            <w:color w:val="0000EE"/>
-            <w:u w:val="single"/>
-          </w:rPr>
-          <w:t>何14:4</w:t>
-        </w:r>
-      </w:hyperlink>
-      <w:r>
-        <w:rPr>
-          <w:lang w:val="zh_TW" w:bidi="zh_TW"/>
-        </w:rPr>
-        <w:t>）。歸信意味著內心方向的改變，並在生活方式上表現出來。</w:t>
-      </w:r>
-    </w:p>
-    <w:p>
-      <w:pPr>
-        <w:pStyle w:val="Heading3"/>
-      </w:pPr>
-      <w:r>
-        <w:rPr>
-          <w:lang w:val="zh_TW" w:bidi="zh_TW"/>
-        </w:rPr>
-        <w:t>新約中的歸信</w:t>
+        <w:t>約翰寫道，那光照在黑暗裡，黑暗卻不接受光（</w:t>
+      </w:r>
+      <w:hyperlink r:id="rId71">
+        <w:r>
+          <w:rPr>
+            <w:lang w:val="zh_TW" w:bidi="zh_TW"/>
+          </w:rPr>
+          <w:rPr>
+            <w:color w:val="0000EE"/>
+            <w:u w:val="single"/>
+          </w:rPr>
+          <w:t>約1:5</w:t>
+        </w:r>
+      </w:hyperlink>
+      <w:r>
+        <w:rPr>
+          <w:lang w:val="zh_TW" w:bidi="zh_TW"/>
+        </w:rPr>
+        <w:t>；參</w:t>
+      </w:r>
+      <w:hyperlink r:id="rId72">
+        <w:r>
+          <w:rPr>
+            <w:lang w:val="zh_TW" w:bidi="zh_TW"/>
+          </w:rPr>
+          <w:rPr>
+            <w:color w:val="0000EE"/>
+            <w:u w:val="single"/>
+          </w:rPr>
+          <w:t>約一2:8</w:t>
+        </w:r>
+      </w:hyperlink>
+      <w:r>
+        <w:rPr>
+          <w:lang w:val="zh_TW" w:bidi="zh_TW"/>
+        </w:rPr>
+        <w:t>）。他還說：「光來到世間，世人因自己的行為是惡的，不愛光，倒愛黑暗」（</w:t>
+      </w:r>
+      <w:hyperlink r:id="rId73">
+        <w:r>
+          <w:rPr>
+            <w:lang w:val="zh_TW" w:bidi="zh_TW"/>
+          </w:rPr>
+          <w:rPr>
+            <w:color w:val="0000EE"/>
+            <w:u w:val="single"/>
+          </w:rPr>
+          <w:t>約3:19</w:t>
+        </w:r>
+      </w:hyperlink>
+      <w:r>
+        <w:rPr>
+          <w:lang w:val="zh_TW" w:bidi="zh_TW"/>
+        </w:rPr>
+        <w:t>）。作惡的人避開光，行真理的人卻來就光（</w:t>
+      </w:r>
+      <w:hyperlink r:id="rId74">
+        <w:r>
+          <w:rPr>
+            <w:lang w:val="zh_TW" w:bidi="zh_TW"/>
+          </w:rPr>
+          <w:rPr>
+            <w:color w:val="0000EE"/>
+            <w:u w:val="single"/>
+          </w:rPr>
+          <w:t>約3:20–21</w:t>
+        </w:r>
+      </w:hyperlink>
+      <w:r>
+        <w:rPr>
+          <w:lang w:val="zh_TW" w:bidi="zh_TW"/>
+        </w:rPr>
+        <w:t>）。當約翰記載拉撒路復活時，耶穌說人若在黑夜行走，就必跌倒，因為他沒有光（</w:t>
+      </w:r>
+      <w:hyperlink r:id="rId75">
+        <w:r>
+          <w:rPr>
+            <w:lang w:val="zh_TW" w:bidi="zh_TW"/>
+          </w:rPr>
+          <w:rPr>
+            <w:color w:val="0000EE"/>
+            <w:u w:val="single"/>
+          </w:rPr>
+          <w:t>約11:10</w:t>
+        </w:r>
+      </w:hyperlink>
+      <w:r>
+        <w:rPr>
+          <w:lang w:val="zh_TW" w:bidi="zh_TW"/>
+        </w:rPr>
+        <w:t>）。耶穌說眾人沒有光「在」他們裡面，表明這光是屬靈的（</w:t>
+      </w:r>
+      <w:hyperlink r:id="rId61">
+        <w:r>
+          <w:rPr>
+            <w:lang w:val="zh_TW" w:bidi="zh_TW"/>
+          </w:rPr>
+          <w:rPr>
+            <w:color w:val="0000EE"/>
+            <w:u w:val="single"/>
+          </w:rPr>
+          <w:t>約8:12</w:t>
+        </w:r>
+      </w:hyperlink>
+      <w:r>
+        <w:rPr>
+          <w:lang w:val="zh_TW" w:bidi="zh_TW"/>
+        </w:rPr>
+        <w:t>）。</w:t>
       </w:r>
     </w:p>
     <w:p>
@@ -1179,187 +1541,79 @@
         <w:rPr>
           <w:lang w:val="zh_TW" w:bidi="zh_TW"/>
         </w:rPr>
-        <w:t>在新約中，施洗約翰首先呼籲歸信（</w:t>
-      </w:r>
-      <w:hyperlink r:id="rId45">
-        <w:r>
-          <w:rPr>
-            <w:lang w:val="zh_TW" w:bidi="zh_TW"/>
-          </w:rPr>
-          <w:rPr>
-            <w:color w:val="0000EE"/>
-            <w:u w:val="single"/>
-          </w:rPr>
-          <w:t>太3:2</w:t>
-        </w:r>
-      </w:hyperlink>
-      <w:r>
-        <w:rPr>
-          <w:lang w:val="zh_TW" w:bidi="zh_TW"/>
-        </w:rPr>
-        <w:t>；</w:t>
-      </w:r>
-      <w:hyperlink r:id="rId46">
-        <w:r>
-          <w:rPr>
-            <w:lang w:val="zh_TW" w:bidi="zh_TW"/>
-          </w:rPr>
-          <w:rPr>
-            <w:color w:val="0000EE"/>
-            <w:u w:val="single"/>
-          </w:rPr>
-          <w:t>可1:4</w:t>
-        </w:r>
-      </w:hyperlink>
-      <w:r>
-        <w:rPr>
-          <w:lang w:val="zh_TW" w:bidi="zh_TW"/>
-        </w:rPr>
-        <w:t>；</w:t>
-      </w:r>
-      <w:hyperlink r:id="rId47">
-        <w:r>
-          <w:rPr>
-            <w:lang w:val="zh_TW" w:bidi="zh_TW"/>
-          </w:rPr>
-          <w:rPr>
-            <w:color w:val="0000EE"/>
-            <w:u w:val="single"/>
-          </w:rPr>
-          <w:t>路3:3</w:t>
-        </w:r>
-      </w:hyperlink>
-      <w:r>
-        <w:rPr>
-          <w:lang w:val="zh_TW" w:bidi="zh_TW"/>
-        </w:rPr>
-        <w:t>），他發出先知的呼籲，要求人們改變心意（這是此希臘文詞語的根本含義），因為神的國近了。這種生命的改變必須包括行為的改變，以證明其真實性（</w:t>
-      </w:r>
-      <w:hyperlink r:id="rId48">
-        <w:r>
-          <w:rPr>
-            <w:lang w:val="zh_TW" w:bidi="zh_TW"/>
-          </w:rPr>
-          <w:rPr>
-            <w:color w:val="0000EE"/>
-            <w:u w:val="single"/>
-          </w:rPr>
-          <w:t>太3:8</w:t>
-        </w:r>
-      </w:hyperlink>
-      <w:r>
-        <w:rPr>
-          <w:lang w:val="zh_TW" w:bidi="zh_TW"/>
-        </w:rPr>
-        <w:t>；</w:t>
-      </w:r>
-      <w:hyperlink r:id="rId49">
-        <w:r>
-          <w:rPr>
-            <w:lang w:val="zh_TW" w:bidi="zh_TW"/>
-          </w:rPr>
-          <w:rPr>
-            <w:color w:val="0000EE"/>
-            <w:u w:val="single"/>
-          </w:rPr>
-          <w:t>路3:8</w:t>
-        </w:r>
-      </w:hyperlink>
-      <w:r>
-        <w:rPr>
-          <w:lang w:val="zh_TW" w:bidi="zh_TW"/>
-        </w:rPr>
-        <w:t>）。耶穌也傳講同樣的信息（</w:t>
-      </w:r>
-      <w:hyperlink r:id="rId50">
-        <w:r>
-          <w:rPr>
-            <w:lang w:val="zh_TW" w:bidi="zh_TW"/>
-          </w:rPr>
-          <w:rPr>
-            <w:color w:val="0000EE"/>
-            <w:u w:val="single"/>
-          </w:rPr>
-          <w:t>太4:17</w:t>
-        </w:r>
-      </w:hyperlink>
-      <w:r>
-        <w:rPr>
-          <w:lang w:val="zh_TW" w:bidi="zh_TW"/>
-        </w:rPr>
-        <w:t>；</w:t>
-      </w:r>
-      <w:hyperlink r:id="rId51">
-        <w:r>
-          <w:rPr>
-            <w:lang w:val="zh_TW" w:bidi="zh_TW"/>
-          </w:rPr>
-          <w:rPr>
-            <w:color w:val="0000EE"/>
-            <w:u w:val="single"/>
-          </w:rPr>
-          <w:t>可1:15</w:t>
-        </w:r>
-      </w:hyperlink>
-      <w:r>
-        <w:rPr>
-          <w:lang w:val="zh_TW" w:bidi="zh_TW"/>
-        </w:rPr>
-        <w:t>）。祂還說，由於神的國度已經在祂身上到來，順服祂是歸信好消息的一部分。然而，這也可能是壞消息，因為如果不做出這種徹底的改變，就會被定罪（</w:t>
-      </w:r>
-      <w:hyperlink r:id="rId52">
-        <w:r>
-          <w:rPr>
-            <w:lang w:val="zh_TW" w:bidi="zh_TW"/>
-          </w:rPr>
-          <w:rPr>
-            <w:color w:val="0000EE"/>
-            <w:u w:val="single"/>
-          </w:rPr>
-          <w:t>太11:20</w:t>
-        </w:r>
-      </w:hyperlink>
-      <w:r>
-        <w:rPr>
-          <w:lang w:val="zh_TW" w:bidi="zh_TW"/>
-        </w:rPr>
-        <w:t>；</w:t>
-      </w:r>
-      <w:hyperlink r:id="rId53">
-        <w:r>
-          <w:rPr>
-            <w:lang w:val="zh_TW" w:bidi="zh_TW"/>
-          </w:rPr>
-          <w:rPr>
-            <w:color w:val="0000EE"/>
-            <w:u w:val="single"/>
-          </w:rPr>
-          <w:t>路13:3–5</w:t>
-        </w:r>
-      </w:hyperlink>
-      <w:r>
-        <w:rPr>
-          <w:lang w:val="zh_TW" w:bidi="zh_TW"/>
-        </w:rPr>
-        <w:t>）。歸信是徹底的，但也是簡單的。它要求我們像小孩子一樣全然委身，而不是像成人的算計和自我保護（</w:t>
-      </w:r>
-      <w:hyperlink r:id="rId54">
-        <w:r>
-          <w:rPr>
-            <w:lang w:val="zh_TW" w:bidi="zh_TW"/>
-          </w:rPr>
-          <w:rPr>
-            <w:color w:val="0000EE"/>
-            <w:u w:val="single"/>
-          </w:rPr>
-          <w:t>太18:3</w:t>
-        </w:r>
-      </w:hyperlink>
-      <w:r>
-        <w:rPr>
-          <w:lang w:val="zh_TW" w:bidi="zh_TW"/>
-        </w:rPr>
-        <w:t>）。成人謹慎、自我保護的態度，與孩子的簡單、真誠信任和開放的態度，形成對比。</w:t>
+        <w:t>信徒被描述為「光明之子」（</w:t>
+      </w:r>
+      <w:hyperlink r:id="rId76">
+        <w:r>
+          <w:rPr>
+            <w:lang w:val="zh_TW" w:bidi="zh_TW"/>
+          </w:rPr>
+          <w:rPr>
+            <w:color w:val="0000EE"/>
+            <w:u w:val="single"/>
+          </w:rPr>
+          <w:t>約12:36</w:t>
+        </w:r>
+      </w:hyperlink>
+      <w:r>
+        <w:rPr>
+          <w:lang w:val="zh_TW" w:bidi="zh_TW"/>
+        </w:rPr>
+        <w:t>；另見</w:t>
+      </w:r>
+      <w:hyperlink r:id="rId77">
+        <w:r>
+          <w:rPr>
+            <w:lang w:val="zh_TW" w:bidi="zh_TW"/>
+          </w:rPr>
+          <w:rPr>
+            <w:color w:val="0000EE"/>
+            <w:u w:val="single"/>
+          </w:rPr>
+          <w:t>路16:8</w:t>
+        </w:r>
+      </w:hyperlink>
+      <w:r>
+        <w:rPr>
+          <w:lang w:val="zh_TW" w:bidi="zh_TW"/>
+        </w:rPr>
+        <w:t>）。他們的生命因與光的連結而改變。保羅也寫道，基督徒「都是光明之子，都是白晝之子」（</w:t>
+      </w:r>
+      <w:hyperlink r:id="rId78">
+        <w:r>
+          <w:rPr>
+            <w:lang w:val="zh_TW" w:bidi="zh_TW"/>
+          </w:rPr>
+          <w:rPr>
+            <w:color w:val="0000EE"/>
+            <w:u w:val="single"/>
+          </w:rPr>
+          <w:t>帖前5:5</w:t>
+        </w:r>
+      </w:hyperlink>
+      <w:r>
+        <w:rPr>
+          <w:lang w:val="zh_TW" w:bidi="zh_TW"/>
+        </w:rPr>
+        <w:t>）。約翰壹書勸勉基督徒要「在光明中行」（</w:t>
+      </w:r>
+      <w:hyperlink r:id="rId60">
+        <w:r>
+          <w:rPr>
+            <w:lang w:val="zh_TW" w:bidi="zh_TW"/>
+          </w:rPr>
+          <w:rPr>
+            <w:color w:val="0000EE"/>
+            <w:u w:val="single"/>
+          </w:rPr>
+          <w:t>約一1:7</w:t>
+        </w:r>
+      </w:hyperlink>
+      <w:r>
+        <w:rPr>
+          <w:lang w:val="zh_TW" w:bidi="zh_TW"/>
+        </w:rPr>
+        <w:t>），意思是他們應當活出良善和真理的生命。</w:t>
       </w:r>
     </w:p>
     <w:p>
@@ -1373,162 +1627,72 @@
         <w:rPr>
           <w:lang w:val="zh_TW" w:bidi="zh_TW"/>
         </w:rPr>
-        <w:t>除了四福音書和使徒行傳，歸信在新約中並不常見。當它在使徒行傳中使用時，歸信</w:t>
-      </w:r>
-    </w:p>
-    <w:p>
-      <w:pPr>
-        <w:pStyle w:val="ListBullet"/>
-        <w:spacing w:line="240" w:lineRule="auto"/>
-        <w:ind w:left="720"/>
-      </w:pPr>
-      <w:r>
-        <w:rPr>
-          <w:lang w:val="zh_TW" w:bidi="zh_TW"/>
-        </w:rPr>
-      </w:r>
-      <w:r>
-        <w:rPr>
-          <w:lang w:val="zh_TW" w:bidi="zh_TW"/>
-        </w:rPr>
-        <w:t>構成福音講道中最重要的部分——形成委身的呼召（</w:t>
-      </w:r>
-      <w:hyperlink r:id="rId55">
-        <w:r>
-          <w:rPr>
-            <w:lang w:val="zh_TW" w:bidi="zh_TW"/>
-          </w:rPr>
-          <w:rPr>
-            <w:color w:val="0000EE"/>
-            <w:u w:val="single"/>
-          </w:rPr>
-          <w:t>2:38</w:t>
-        </w:r>
-      </w:hyperlink>
-      <w:r>
-        <w:rPr>
-          <w:lang w:val="zh_TW" w:bidi="zh_TW"/>
-        </w:rPr>
-        <w:t>，</w:t>
-      </w:r>
-      <w:hyperlink r:id="rId56">
-        <w:r>
-          <w:rPr>
-            <w:lang w:val="zh_TW" w:bidi="zh_TW"/>
-          </w:rPr>
-          <w:rPr>
-            <w:color w:val="0000EE"/>
-            <w:u w:val="single"/>
-          </w:rPr>
-          <w:t>3:19</w:t>
-        </w:r>
-      </w:hyperlink>
-      <w:r>
-        <w:rPr>
-          <w:lang w:val="zh_TW" w:bidi="zh_TW"/>
-        </w:rPr>
-        <w:t>，</w:t>
-      </w:r>
-      <w:hyperlink r:id="rId57">
-        <w:r>
-          <w:rPr>
-            <w:lang w:val="zh_TW" w:bidi="zh_TW"/>
-          </w:rPr>
-          <w:rPr>
-            <w:color w:val="0000EE"/>
-            <w:u w:val="single"/>
-          </w:rPr>
-          <w:t>8:22</w:t>
-        </w:r>
-      </w:hyperlink>
-      <w:r>
-        <w:rPr>
-          <w:lang w:val="zh_TW" w:bidi="zh_TW"/>
-        </w:rPr>
-        <w:t>），</w:t>
-      </w:r>
-    </w:p>
-    <w:p>
-      <w:pPr>
-        <w:pStyle w:val="ListBullet"/>
-        <w:spacing w:line="240" w:lineRule="auto"/>
-        <w:ind w:left="720"/>
-      </w:pPr>
-      <w:r>
-        <w:rPr>
-          <w:lang w:val="zh_TW" w:bidi="zh_TW"/>
-        </w:rPr>
-      </w:r>
-      <w:r>
-        <w:rPr>
-          <w:lang w:val="zh_TW" w:bidi="zh_TW"/>
-        </w:rPr>
-        <w:t>描述新基督徒對主的委身（</w:t>
-      </w:r>
-      <w:hyperlink r:id="rId58">
-        <w:r>
-          <w:rPr>
-            <w:lang w:val="zh_TW" w:bidi="zh_TW"/>
-          </w:rPr>
-          <w:rPr>
-            <w:color w:val="0000EE"/>
-            <w:u w:val="single"/>
-          </w:rPr>
-          <w:t>9:35</w:t>
-        </w:r>
-      </w:hyperlink>
-      <w:r>
-        <w:rPr>
-          <w:lang w:val="zh_TW" w:bidi="zh_TW"/>
-        </w:rPr>
-        <w:t>，</w:t>
-      </w:r>
-      <w:hyperlink r:id="rId59">
-        <w:r>
-          <w:rPr>
-            <w:lang w:val="zh_TW" w:bidi="zh_TW"/>
-          </w:rPr>
-          <w:rPr>
-            <w:color w:val="0000EE"/>
-            <w:u w:val="single"/>
-          </w:rPr>
-          <w:t>11:21</w:t>
-        </w:r>
-      </w:hyperlink>
-      <w:r>
-        <w:rPr>
-          <w:lang w:val="zh_TW" w:bidi="zh_TW"/>
-        </w:rPr>
-        <w:t>），以及</w:t>
-      </w:r>
-    </w:p>
-    <w:p>
-      <w:pPr>
-        <w:pStyle w:val="ListBullet"/>
-        <w:spacing w:line="240" w:lineRule="auto"/>
-        <w:ind w:left="720"/>
-      </w:pPr>
-      <w:r>
-        <w:rPr>
-          <w:lang w:val="zh_TW" w:bidi="zh_TW"/>
-        </w:rPr>
-      </w:r>
-      <w:r>
-        <w:rPr>
-          <w:lang w:val="zh_TW" w:bidi="zh_TW"/>
-        </w:rPr>
-        <w:t>描繪生命從黑暗轉向光明的改變（</w:t>
-      </w:r>
-      <w:hyperlink r:id="rId60">
-        <w:r>
-          <w:rPr>
-            <w:lang w:val="zh_TW" w:bidi="zh_TW"/>
-          </w:rPr>
-          <w:rPr>
-            <w:color w:val="0000EE"/>
-            <w:u w:val="single"/>
-          </w:rPr>
-          <w:t>26:18–20</w:t>
+        <w:t>耶穌告訴祂的跟隨者：「你們是世上的光」（</w:t>
+      </w:r>
+      <w:hyperlink r:id="rId79">
+        <w:r>
+          <w:rPr>
+            <w:lang w:val="zh_TW" w:bidi="zh_TW"/>
+          </w:rPr>
+          <w:rPr>
+            <w:color w:val="0000EE"/>
+            <w:u w:val="single"/>
+          </w:rPr>
+          <w:t>太5:14</w:t>
+        </w:r>
+      </w:hyperlink>
+      <w:r>
+        <w:rPr>
+          <w:lang w:val="zh_TW" w:bidi="zh_TW"/>
+        </w:rPr>
+        <w:t>）。這句話的意思是，基督徒應當藉著敬虔的生活反映神的光。當耶穌被稱為世上的光時，意思是祂能拯救世人，並顯明真理。而當信徒被稱為世上的光時，並不是說他們能拯救世人，而是他們藉著生命指示世人通往救恩的道路。耶穌吩咐他們要藉著善行讓光照在人前，使人將榮耀歸給神（</w:t>
+      </w:r>
+      <w:hyperlink r:id="rId79">
+        <w:r>
+          <w:rPr>
+            <w:lang w:val="zh_TW" w:bidi="zh_TW"/>
+          </w:rPr>
+          <w:rPr>
+            <w:color w:val="0000EE"/>
+            <w:u w:val="single"/>
+          </w:rPr>
+          <w:t>太5:16</w:t>
+        </w:r>
+      </w:hyperlink>
+      <w:r>
+        <w:rPr>
+          <w:lang w:val="zh_TW" w:bidi="zh_TW"/>
+        </w:rPr>
+        <w:t>）。基督徒必須充分使用他們所得的光，若忽視它而仍活在黑暗中，他們的處境更為可悲，因為他們明白真理卻選擇背棄它（</w:t>
+      </w:r>
+      <w:hyperlink r:id="rId80">
+        <w:r>
+          <w:rPr>
+            <w:lang w:val="zh_TW" w:bidi="zh_TW"/>
+          </w:rPr>
+          <w:rPr>
+            <w:color w:val="0000EE"/>
+            <w:u w:val="single"/>
+          </w:rPr>
+          <w:t>太6:23</w:t>
+        </w:r>
+      </w:hyperlink>
+      <w:r>
+        <w:rPr>
+          <w:lang w:val="zh_TW" w:bidi="zh_TW"/>
+        </w:rPr>
+        <w:t>；</w:t>
+      </w:r>
+      <w:hyperlink r:id="rId81">
+        <w:r>
+          <w:rPr>
+            <w:lang w:val="zh_TW" w:bidi="zh_TW"/>
+          </w:rPr>
+          <w:rPr>
+            <w:color w:val="0000EE"/>
+            <w:u w:val="single"/>
+          </w:rPr>
+          <w:t>路11:35</w:t>
         </w:r>
       </w:hyperlink>
       <w:r>
@@ -1549,151 +1713,7 @@
         <w:rPr>
           <w:lang w:val="zh_TW" w:bidi="zh_TW"/>
         </w:rPr>
-        <w:t>在提到歸信時，後來的福音書作者則</w:t>
-      </w:r>
-    </w:p>
-    <w:p>
-      <w:pPr>
-        <w:pStyle w:val="ListBullet"/>
-        <w:spacing w:line="240" w:lineRule="auto"/>
-        <w:ind w:left="720"/>
-      </w:pPr>
-      <w:r>
-        <w:rPr>
-          <w:lang w:val="zh_TW" w:bidi="zh_TW"/>
-        </w:rPr>
-      </w:r>
-      <w:r>
-        <w:rPr>
-          <w:lang w:val="zh_TW" w:bidi="zh_TW"/>
-        </w:rPr>
-        <w:t>回顧歸信經歷（</w:t>
-      </w:r>
-      <w:hyperlink r:id="rId61">
-        <w:r>
-          <w:rPr>
-            <w:lang w:val="zh_TW" w:bidi="zh_TW"/>
-          </w:rPr>
-          <w:rPr>
-            <w:color w:val="0000EE"/>
-            <w:u w:val="single"/>
-          </w:rPr>
-          <w:t>林書3:16</w:t>
-        </w:r>
-      </w:hyperlink>
-      <w:r>
-        <w:rPr>
-          <w:lang w:val="zh_TW" w:bidi="zh_TW"/>
-        </w:rPr>
-        <w:t>），</w:t>
-      </w:r>
-    </w:p>
-    <w:p>
-      <w:pPr>
-        <w:pStyle w:val="ListBullet"/>
-        <w:spacing w:line="240" w:lineRule="auto"/>
-        <w:ind w:left="720"/>
-      </w:pPr>
-      <w:r>
-        <w:rPr>
-          <w:lang w:val="zh_TW" w:bidi="zh_TW"/>
-        </w:rPr>
-      </w:r>
-      <w:r>
-        <w:rPr>
-          <w:lang w:val="zh_TW" w:bidi="zh_TW"/>
-        </w:rPr>
-        <w:t>擔心基督徒轉向異教或猶太教（</w:t>
-      </w:r>
-      <w:hyperlink r:id="rId62">
-        <w:r>
-          <w:rPr>
-            <w:lang w:val="zh_TW" w:bidi="zh_TW"/>
-          </w:rPr>
-          <w:rPr>
-            <w:color w:val="0000EE"/>
-            <w:u w:val="single"/>
-          </w:rPr>
-          <w:t>加4:9</w:t>
-        </w:r>
-      </w:hyperlink>
-      <w:r>
-        <w:rPr>
-          <w:lang w:val="zh_TW" w:bidi="zh_TW"/>
-        </w:rPr>
-        <w:t>），以及</w:t>
-      </w:r>
-    </w:p>
-    <w:p>
-      <w:pPr>
-        <w:pStyle w:val="ListBullet"/>
-        <w:spacing w:line="240" w:lineRule="auto"/>
-        <w:ind w:left="720"/>
-      </w:pPr>
-      <w:r>
-        <w:rPr>
-          <w:lang w:val="zh_TW" w:bidi="zh_TW"/>
-        </w:rPr>
-      </w:r>
-      <w:r>
-        <w:rPr>
-          <w:lang w:val="zh_TW" w:bidi="zh_TW"/>
-        </w:rPr>
-        <w:t>呼籲那些離開信仰並面臨審判危險的基督徒，重新歸信（</w:t>
-      </w:r>
-      <w:hyperlink r:id="rId63">
-        <w:r>
-          <w:rPr>
-            <w:lang w:val="zh_TW" w:bidi="zh_TW"/>
-          </w:rPr>
-          <w:rPr>
-            <w:color w:val="0000EE"/>
-            <w:u w:val="single"/>
-          </w:rPr>
-          <w:t>雅5:19–20</w:t>
-        </w:r>
-      </w:hyperlink>
-      <w:r>
-        <w:rPr>
-          <w:lang w:val="zh_TW" w:bidi="zh_TW"/>
-        </w:rPr>
-        <w:t>；</w:t>
-      </w:r>
-      <w:hyperlink r:id="rId64">
-        <w:r>
-          <w:rPr>
-            <w:lang w:val="zh_TW" w:bidi="zh_TW"/>
-          </w:rPr>
-          <w:rPr>
-            <w:color w:val="0000EE"/>
-            <w:u w:val="single"/>
-          </w:rPr>
-          <w:t>啟2:5、16、22</w:t>
-        </w:r>
-      </w:hyperlink>
-      <w:r>
-        <w:rPr>
-          <w:lang w:val="zh_TW" w:bidi="zh_TW"/>
-        </w:rPr>
-        <w:t>，</w:t>
-      </w:r>
-      <w:hyperlink r:id="rId65">
-        <w:r>
-          <w:rPr>
-            <w:lang w:val="zh_TW" w:bidi="zh_TW"/>
-          </w:rPr>
-          <w:rPr>
-            <w:color w:val="0000EE"/>
-            <w:u w:val="single"/>
-          </w:rPr>
-          <w:t>3:19</w:t>
-        </w:r>
-      </w:hyperlink>
-      <w:r>
-        <w:rPr>
-          <w:lang w:val="zh_TW" w:bidi="zh_TW"/>
-        </w:rPr>
-        <w:t>）。</w:t>
+        <w:t>現代人並不容易接受光的比喻。但聖經教導說，基督的光已經照亮所有基督徒。如果他們忽視這光，仍像活在黑暗裡，那麼他們就仍舊陷在深暗之中。他們比其他人更糟，因為他們知道光是什麼，也知道光對他們的意義，卻轉身離棄它。</w:t>
       </w:r>
     </w:p>
     <w:p>
@@ -1705,319 +1725,9 @@
       </w:r>
       <w:r>
         <w:rPr>
-          <w:lang w:val="zh_TW" w:bidi="zh_TW"/>
-        </w:rPr>
-        <w:t>正如舊約以及約翰和耶穌的宣講，歸信包含三個要素。</w:t>
-      </w:r>
-    </w:p>
-    <w:p>
-      <w:pPr>
-        <w:pStyle w:val="ListNumber"/>
-        <w:numPr>
-          <w:ilvl w:val="0"/>
-          <w:numId w:val="15"/>
-        </w:numPr>
-        <w:spacing w:line="240" w:lineRule="auto"/>
-        <w:ind w:left="720"/>
-      </w:pPr>
-      <w:r>
-        <w:rPr>
-          <w:lang w:val="zh_TW" w:bidi="zh_TW"/>
-        </w:rPr>
-      </w:r>
-      <w:r>
-        <w:rPr>
-          <w:lang w:val="zh_TW" w:bidi="zh_TW"/>
-        </w:rPr>
-        <w:t>歸信是</w:t>
-      </w:r>
-      <w:r>
-        <w:rPr>
           <w:i/>
           <w:lang w:val="zh_TW" w:bidi="zh_TW"/>
         </w:rPr>
-        <w:t>從</w:t>
-      </w:r>
-      <w:r>
-        <w:rPr>
-          <w:lang w:val="zh_TW" w:bidi="zh_TW"/>
-        </w:rPr>
-        <w:t>某些事物中轉離，包括具體的罪、假神或僅僅是為自己而活的生活（</w:t>
-      </w:r>
-      <w:hyperlink r:id="rId66">
-        <w:r>
-          <w:rPr>
-            <w:lang w:val="zh_TW" w:bidi="zh_TW"/>
-          </w:rPr>
-          <w:rPr>
-            <w:color w:val="0000EE"/>
-            <w:u w:val="single"/>
-          </w:rPr>
-          <w:t>帖前1:9</w:t>
-        </w:r>
-      </w:hyperlink>
-      <w:r>
-        <w:rPr>
-          <w:lang w:val="zh_TW" w:bidi="zh_TW"/>
-        </w:rPr>
-        <w:t>；</w:t>
-      </w:r>
-      <w:hyperlink r:id="rId67">
-        <w:r>
-          <w:rPr>
-            <w:lang w:val="zh_TW" w:bidi="zh_TW"/>
-          </w:rPr>
-          <w:rPr>
-            <w:color w:val="0000EE"/>
-            <w:u w:val="single"/>
-          </w:rPr>
-          <w:t>啟9:20–21</w:t>
-        </w:r>
-      </w:hyperlink>
-      <w:r>
-        <w:rPr>
-          <w:lang w:val="zh_TW" w:bidi="zh_TW"/>
-        </w:rPr>
-        <w:t>，</w:t>
-      </w:r>
-      <w:hyperlink r:id="rId68">
-        <w:r>
-          <w:rPr>
-            <w:lang w:val="zh_TW" w:bidi="zh_TW"/>
-          </w:rPr>
-          <w:rPr>
-            <w:color w:val="0000EE"/>
-            <w:u w:val="single"/>
-          </w:rPr>
-          <w:t>16:11</w:t>
-        </w:r>
-      </w:hyperlink>
-      <w:r>
-        <w:rPr>
-          <w:lang w:val="zh_TW" w:bidi="zh_TW"/>
-        </w:rPr>
-        <w:t>）。</w:t>
-      </w:r>
-    </w:p>
-    <w:p>
-      <w:pPr>
-        <w:pStyle w:val="ListNumber"/>
-        <w:spacing w:line="240" w:lineRule="auto"/>
-        <w:ind w:left="720"/>
-      </w:pPr>
-      <w:r>
-        <w:rPr>
-          <w:lang w:val="zh_TW" w:bidi="zh_TW"/>
-        </w:rPr>
-      </w:r>
-      <w:r>
-        <w:rPr>
-          <w:lang w:val="zh_TW" w:bidi="zh_TW"/>
-        </w:rPr>
-        <w:t>歸信是神的旨意，也是祂在世界上恩典工作的結果（</w:t>
-      </w:r>
-      <w:hyperlink r:id="rId69">
-        <w:r>
-          <w:rPr>
-            <w:lang w:val="zh_TW" w:bidi="zh_TW"/>
-          </w:rPr>
-          <w:rPr>
-            <w:color w:val="0000EE"/>
-            <w:u w:val="single"/>
-          </w:rPr>
-          <w:t>徒11:18</w:t>
-        </w:r>
-      </w:hyperlink>
-      <w:r>
-        <w:rPr>
-          <w:lang w:val="zh_TW" w:bidi="zh_TW"/>
-        </w:rPr>
-        <w:t>；</w:t>
-      </w:r>
-      <w:hyperlink r:id="rId70">
-        <w:r>
-          <w:rPr>
-            <w:lang w:val="zh_TW" w:bidi="zh_TW"/>
-          </w:rPr>
-          <w:rPr>
-            <w:color w:val="0000EE"/>
-            <w:u w:val="single"/>
-          </w:rPr>
-          <w:t>羅2:4</w:t>
-        </w:r>
-      </w:hyperlink>
-      <w:r>
-        <w:rPr>
-          <w:lang w:val="zh_TW" w:bidi="zh_TW"/>
-        </w:rPr>
-        <w:t>；</w:t>
-      </w:r>
-      <w:hyperlink r:id="rId71">
-        <w:r>
-          <w:rPr>
-            <w:lang w:val="zh_TW" w:bidi="zh_TW"/>
-          </w:rPr>
-          <w:rPr>
-            <w:color w:val="0000EE"/>
-            <w:u w:val="single"/>
-          </w:rPr>
-          <w:t>林後7:10</w:t>
-        </w:r>
-      </w:hyperlink>
-      <w:r>
-        <w:rPr>
-          <w:lang w:val="zh_TW" w:bidi="zh_TW"/>
-        </w:rPr>
-        <w:t>；</w:t>
-      </w:r>
-      <w:hyperlink r:id="rId72">
-        <w:r>
-          <w:rPr>
-            <w:lang w:val="zh_TW" w:bidi="zh_TW"/>
-          </w:rPr>
-          <w:rPr>
-            <w:color w:val="0000EE"/>
-            <w:u w:val="single"/>
-          </w:rPr>
-          <w:t>提後2:25</w:t>
-        </w:r>
-      </w:hyperlink>
-      <w:r>
-        <w:rPr>
-          <w:lang w:val="zh_TW" w:bidi="zh_TW"/>
-        </w:rPr>
-        <w:t>；</w:t>
-      </w:r>
-      <w:hyperlink r:id="rId73">
-        <w:r>
-          <w:rPr>
-            <w:lang w:val="zh_TW" w:bidi="zh_TW"/>
-          </w:rPr>
-          <w:rPr>
-            <w:color w:val="0000EE"/>
-            <w:u w:val="single"/>
-          </w:rPr>
-          <w:t>彼後3:9</w:t>
-        </w:r>
-      </w:hyperlink>
-      <w:r>
-        <w:rPr>
-          <w:lang w:val="zh_TW" w:bidi="zh_TW"/>
-        </w:rPr>
-        <w:t>）。</w:t>
-      </w:r>
-    </w:p>
-    <w:p>
-      <w:pPr>
-        <w:pStyle w:val="ListNumber"/>
-        <w:spacing w:line="240" w:lineRule="auto"/>
-        <w:ind w:left="720"/>
-      </w:pPr>
-      <w:r>
-        <w:rPr>
-          <w:lang w:val="zh_TW" w:bidi="zh_TW"/>
-        </w:rPr>
-      </w:r>
-      <w:r>
-        <w:rPr>
-          <w:lang w:val="zh_TW" w:bidi="zh_TW"/>
-        </w:rPr>
-        <w:t>歸信是轉</w:t>
-      </w:r>
-      <w:r>
-        <w:rPr>
-          <w:i/>
-          <w:lang w:val="zh_TW" w:bidi="zh_TW"/>
-        </w:rPr>
-        <w:t>向</w:t>
-      </w:r>
-      <w:r>
-        <w:rPr>
-          <w:lang w:val="zh_TW" w:bidi="zh_TW"/>
-        </w:rPr>
-        <w:t>某人，即將整個生命委身給神，歸向耶穌基督（</w:t>
-      </w:r>
-      <w:hyperlink r:id="rId74">
-        <w:r>
-          <w:rPr>
-            <w:lang w:val="zh_TW" w:bidi="zh_TW"/>
-          </w:rPr>
-          <w:rPr>
-            <w:color w:val="0000EE"/>
-            <w:u w:val="single"/>
-          </w:rPr>
-          <w:t>徒14:15</w:t>
-        </w:r>
-      </w:hyperlink>
-      <w:r>
-        <w:rPr>
-          <w:lang w:val="zh_TW" w:bidi="zh_TW"/>
-        </w:rPr>
-        <w:t>；</w:t>
-      </w:r>
-      <w:hyperlink r:id="rId66">
-        <w:r>
-          <w:rPr>
-            <w:lang w:val="zh_TW" w:bidi="zh_TW"/>
-          </w:rPr>
-          <w:rPr>
-            <w:color w:val="0000EE"/>
-            <w:u w:val="single"/>
-          </w:rPr>
-          <w:t>帖前1:9</w:t>
-        </w:r>
-      </w:hyperlink>
-      <w:r>
-        <w:rPr>
-          <w:lang w:val="zh_TW" w:bidi="zh_TW"/>
-        </w:rPr>
-        <w:t>；</w:t>
-      </w:r>
-      <w:hyperlink r:id="rId75">
-        <w:r>
-          <w:rPr>
-            <w:lang w:val="zh_TW" w:bidi="zh_TW"/>
-          </w:rPr>
-          <w:rPr>
-            <w:color w:val="0000EE"/>
-            <w:u w:val="single"/>
-          </w:rPr>
-          <w:t>彼前2:25</w:t>
-        </w:r>
-      </w:hyperlink>
-      <w:r>
-        <w:rPr>
-          <w:lang w:val="zh_TW" w:bidi="zh_TW"/>
-        </w:rPr>
-        <w:t>）。</w:t>
-      </w:r>
-    </w:p>
-    <w:p>
-      <w:pPr/>
-      <w:r>
-        <w:rPr>
-          <w:lang w:val="zh_TW" w:bidi="zh_TW"/>
-        </w:rPr>
-      </w:r>
-      <w:r>
-        <w:rPr>
-          <w:lang w:val="zh_TW" w:bidi="zh_TW"/>
-        </w:rPr>
-        <w:t>因此，無論是卓越的還是不起眼的，瞬間的還是逐漸的，情緒激動的還是平靜的，這是一個徹底的重新定位，是個人將他或她的全部忠誠，徹底轉移到神身上的改變。</w:t>
-      </w:r>
-    </w:p>
-    <w:p>
-      <w:pPr/>
-      <w:r>
-        <w:rPr>
-          <w:lang w:val="zh_TW" w:bidi="zh_TW"/>
-        </w:rPr>
-      </w:r>
-      <w:r>
-        <w:rPr>
-          <w:i/>
-          <w:lang w:val="zh_TW" w:bidi="zh_TW"/>
-        </w:rPr>
         <w:t>另見</w:t>
       </w:r>
       <w:r>
@@ -2030,958 +1740,7 @@
         <w:rPr>
           <w:lang w:val="zh_TW" w:bidi="zh_TW"/>
         </w:rPr>
-        <w:t>信心</w:t>
-      </w:r>
-      <w:r>
-        <w:rPr>
-          <w:lang w:val="zh_TW" w:bidi="zh_TW"/>
-        </w:rPr>
-        <w:t>；</w:t>
-      </w:r>
-      <w:r>
-        <w:rPr>
-          <w:lang w:val="zh_TW" w:bidi="zh_TW"/>
-        </w:rPr>
-        <w:t>恩典</w:t>
-      </w:r>
-      <w:r>
-        <w:rPr>
-          <w:lang w:val="zh_TW" w:bidi="zh_TW"/>
-        </w:rPr>
-        <w:t>；</w:t>
-      </w:r>
-      <w:r>
-        <w:rPr>
-          <w:lang w:val="zh_TW" w:bidi="zh_TW"/>
-        </w:rPr>
-        <w:t>稱義，被稱義</w:t>
-      </w:r>
-      <w:r>
-        <w:rPr>
-          <w:lang w:val="zh_TW" w:bidi="zh_TW"/>
-        </w:rPr>
-        <w:t>；</w:t>
-      </w:r>
-      <w:r>
-        <w:rPr>
-          <w:lang w:val="zh_TW" w:bidi="zh_TW"/>
-        </w:rPr>
-        <w:t>悔改</w:t>
-      </w:r>
-      <w:r>
-        <w:rPr>
-          <w:lang w:val="zh_TW" w:bidi="zh_TW"/>
-        </w:rPr>
-        <w:t>；</w:t>
-      </w:r>
-      <w:r>
-        <w:rPr>
-          <w:lang w:val="zh_TW" w:bidi="zh_TW"/>
-        </w:rPr>
-        <w:t>成聖</w:t>
-      </w:r>
-      <w:r>
-        <w:rPr>
-          <w:lang w:val="zh_TW" w:bidi="zh_TW"/>
-        </w:rPr>
-        <w:t>。</w:t>
-      </w:r>
-      <w:r>
-        <w:rPr>
-          <w:lang w:val="zh_TW" w:bidi="zh_TW"/>
-        </w:rPr>
-      </w:r>
-      <w:r>
-        <w:rPr>
-          <w:lang w:val="zh_TW" w:bidi="zh_TW"/>
-        </w:rPr>
-      </w:r>
-    </w:p>
-    <w:p>
-      <w:pPr/>
-      <w:r>
-        <w:rPr>
-          <w:lang w:val="zh_TW" w:bidi="zh_TW"/>
-        </w:rPr>
-      </w:r>
-    </w:p>
-    <w:p>
-      <w:pPr>
-        <w:pStyle w:val="Heading2"/>
-      </w:pPr>
-      <w:r>
-        <w:rPr>
-          <w:lang w:val="zh_TW" w:bidi="zh_TW"/>
-        </w:rPr>
-        <w:t>鬼</w:t>
-      </w:r>
-      <w:r>
-        <w:rPr>
-          <w:lang w:val="zh_TW" w:bidi="zh_TW"/>
-        </w:rPr>
-      </w:r>
-    </w:p>
-    <w:p>
-      <w:pPr/>
-      <w:r>
-        <w:rPr>
-          <w:lang w:val="zh_TW" w:bidi="zh_TW"/>
-        </w:rPr>
-      </w:r>
-      <w:r>
-        <w:rPr>
-          <w:lang w:val="zh_TW" w:bidi="zh_TW"/>
-        </w:rPr>
-        <w:t>在撒但的領導下悖逆神的墮落天使。鬼活動（demonism）是指鬼的作為，而鬼論（demonology）是研究鬼及其活動，以了解敵人的策略（</w:t>
-      </w:r>
-      <w:hyperlink r:id="rId76">
-        <w:r>
-          <w:rPr>
-            <w:lang w:val="zh_TW" w:bidi="zh_TW"/>
-          </w:rPr>
-          <w:rPr>
-            <w:color w:val="0000EE"/>
-            <w:u w:val="single"/>
-          </w:rPr>
-          <w:t>林後2:11</w:t>
-        </w:r>
-      </w:hyperlink>
-      <w:r>
-        <w:rPr>
-          <w:lang w:val="zh_TW" w:bidi="zh_TW"/>
-        </w:rPr>
-        <w:t>），以便正確行使制伏祂們的權柄（</w:t>
-      </w:r>
-      <w:hyperlink r:id="rId77">
-        <w:r>
-          <w:rPr>
-            <w:lang w:val="zh_TW" w:bidi="zh_TW"/>
-          </w:rPr>
-          <w:rPr>
-            <w:color w:val="0000EE"/>
-            <w:u w:val="single"/>
-          </w:rPr>
-          <w:t>路10:19</w:t>
-        </w:r>
-      </w:hyperlink>
-      <w:r>
-        <w:rPr>
-          <w:lang w:val="zh_TW" w:bidi="zh_TW"/>
-        </w:rPr>
-        <w:t>）。</w:t>
-      </w:r>
-    </w:p>
-    <w:p>
-      <w:pPr>
-        <w:pStyle w:val="Heading3"/>
-      </w:pPr>
-      <w:r>
-        <w:rPr>
-          <w:lang w:val="zh_TW" w:bidi="zh_TW"/>
-        </w:rPr>
-        <w:t>鬼是誰</w:t>
-      </w:r>
-    </w:p>
-    <w:p>
-      <w:pPr/>
-      <w:r>
-        <w:rPr>
-          <w:lang w:val="zh_TW" w:bidi="zh_TW"/>
-        </w:rPr>
-      </w:r>
-      <w:r>
-        <w:rPr>
-          <w:lang w:val="zh_TW" w:bidi="zh_TW"/>
-        </w:rPr>
-        <w:t>英文單詞demon源自希臘文daimon</w:t>
-      </w:r>
-      <w:r>
-        <w:rPr>
-          <w:i/>
-          <w:lang w:val="zh_TW" w:bidi="zh_TW"/>
-        </w:rPr>
-        <w:t>，</w:t>
-      </w:r>
-      <w:r>
-        <w:rPr>
-          <w:lang w:val="zh_TW" w:bidi="zh_TW"/>
-        </w:rPr>
-        <w:t>其基本意思是「神明，神祇」（即假神、鬼；參</w:t>
-      </w:r>
-      <w:hyperlink r:id="rId78">
-        <w:r>
-          <w:rPr>
-            <w:lang w:val="zh_TW" w:bidi="zh_TW"/>
-          </w:rPr>
-          <w:rPr>
-            <w:color w:val="0000EE"/>
-            <w:u w:val="single"/>
-          </w:rPr>
-          <w:t>林前10:20</w:t>
-        </w:r>
-      </w:hyperlink>
-      <w:r>
-        <w:rPr>
-          <w:lang w:val="zh_TW" w:bidi="zh_TW"/>
-        </w:rPr>
-        <w:t>）。獨一真神以外的任何神祇都是與神對立的靈，因此，這樣的靈是邪靈，也就是鬼。demon這個詞未出現在某些英譯本中，有些英譯本將daimon錯譯為devil（魔鬼）。聖經中只有一個魔鬼（希臘文diabolos），牠有許多不同的名字、頭銜和稱號。牠是所有其他鬼的首領或統治者，其他鬼都服從牠。</w:t>
-      </w:r>
-    </w:p>
-    <w:p>
-      <w:pPr/>
-      <w:r>
-        <w:rPr>
-          <w:lang w:val="zh_TW" w:bidi="zh_TW"/>
-        </w:rPr>
-      </w:r>
-      <w:r>
-        <w:rPr>
-          <w:lang w:val="zh_TW" w:bidi="zh_TW"/>
-        </w:rPr>
-        <w:t>聖經中常使用「靈」來指鬼魔，並帶有描述性的短語，如「惡鬼（evil spirit）」（</w:t>
-      </w:r>
-      <w:hyperlink r:id="rId79">
-        <w:r>
-          <w:rPr>
-            <w:lang w:val="zh_TW" w:bidi="zh_TW"/>
-          </w:rPr>
-          <w:rPr>
-            <w:color w:val="0000EE"/>
-            <w:u w:val="single"/>
-          </w:rPr>
-          <w:t>徒19:12–13</w:t>
-        </w:r>
-      </w:hyperlink>
-      <w:r>
-        <w:rPr>
-          <w:lang w:val="zh_TW" w:bidi="zh_TW"/>
-        </w:rPr>
-        <w:t>）、「污鬼（unclean spirit）」（</w:t>
-      </w:r>
-      <w:hyperlink r:id="rId80">
-        <w:r>
-          <w:rPr>
-            <w:lang w:val="zh_TW" w:bidi="zh_TW"/>
-          </w:rPr>
-          <w:rPr>
-            <w:color w:val="0000EE"/>
-            <w:u w:val="single"/>
-          </w:rPr>
-          <w:t>太10:1</w:t>
-        </w:r>
-      </w:hyperlink>
-      <w:r>
-        <w:rPr>
-          <w:lang w:val="zh_TW" w:bidi="zh_TW"/>
-        </w:rPr>
-        <w:t>；</w:t>
-      </w:r>
-      <w:hyperlink r:id="rId81">
-        <w:r>
-          <w:rPr>
-            <w:lang w:val="zh_TW" w:bidi="zh_TW"/>
-          </w:rPr>
-          <w:rPr>
-            <w:color w:val="0000EE"/>
-            <w:u w:val="single"/>
-          </w:rPr>
-          <w:t>可1:23、26</w:t>
-        </w:r>
-      </w:hyperlink>
-      <w:r>
-        <w:rPr>
-          <w:lang w:val="zh_TW" w:bidi="zh_TW"/>
-        </w:rPr>
-        <w:t>；</w:t>
-      </w:r>
-      <w:hyperlink r:id="rId82">
-        <w:r>
-          <w:rPr>
-            <w:lang w:val="zh_TW" w:bidi="zh_TW"/>
-          </w:rPr>
-          <w:rPr>
-            <w:color w:val="0000EE"/>
-            <w:u w:val="single"/>
-          </w:rPr>
-          <w:t>徒5:16</w:t>
-        </w:r>
-      </w:hyperlink>
-      <w:r>
-        <w:rPr>
-          <w:lang w:val="zh_TW" w:bidi="zh_TW"/>
-        </w:rPr>
-        <w:t>）、「疾病的靈（spirit of infirmity，和合本譯為鬼）」（</w:t>
-      </w:r>
-      <w:hyperlink r:id="rId83">
-        <w:r>
-          <w:rPr>
-            <w:lang w:val="zh_TW" w:bidi="zh_TW"/>
-          </w:rPr>
-          <w:rPr>
-            <w:color w:val="0000EE"/>
-            <w:u w:val="single"/>
-          </w:rPr>
-          <w:t>路13:11</w:t>
-        </w:r>
-      </w:hyperlink>
-      <w:r>
-        <w:rPr>
-          <w:lang w:val="zh_TW" w:bidi="zh_TW"/>
-        </w:rPr>
-        <w:t>）、「聾啞的鬼（dumb and deaf spirit）」（</w:t>
-      </w:r>
-      <w:hyperlink r:id="rId84">
-        <w:r>
-          <w:rPr>
-            <w:lang w:val="zh_TW" w:bidi="zh_TW"/>
-          </w:rPr>
-          <w:rPr>
-            <w:color w:val="0000EE"/>
-            <w:u w:val="single"/>
-          </w:rPr>
-          <w:t>可9:25</w:t>
-        </w:r>
-      </w:hyperlink>
-      <w:r>
-        <w:rPr>
-          <w:lang w:val="zh_TW" w:bidi="zh_TW"/>
-        </w:rPr>
-        <w:t>）。靈可以根據其具體角色或功能來命名，如謀殺的靈、自殺的靈、情慾的靈、憂鬱的靈、恐懼的靈、說謊的靈等，這些都與各種違背神的罪惡或態度相關聯。</w:t>
-      </w:r>
-    </w:p>
-    <w:p>
-      <w:pPr/>
-      <w:r>
-        <w:rPr>
-          <w:lang w:val="zh_TW" w:bidi="zh_TW"/>
-        </w:rPr>
-      </w:r>
-      <w:r>
-        <w:rPr>
-          <w:lang w:val="zh_TW" w:bidi="zh_TW"/>
-        </w:rPr>
-        <w:t>在希伯來文舊約中沒有「鬼（demon）」這個詞，但出現了「惡魔（evil spirit）」的說法（</w:t>
-      </w:r>
-      <w:hyperlink r:id="rId85">
-        <w:r>
-          <w:rPr>
-            <w:lang w:val="zh_TW" w:bidi="zh_TW"/>
-          </w:rPr>
-          <w:rPr>
-            <w:color w:val="0000EE"/>
-            <w:u w:val="single"/>
-          </w:rPr>
-          <w:t>士9:23</w:t>
-        </w:r>
-      </w:hyperlink>
-      <w:r>
-        <w:rPr>
-          <w:lang w:val="zh_TW" w:bidi="zh_TW"/>
-        </w:rPr>
-        <w:t>；</w:t>
-      </w:r>
-      <w:hyperlink r:id="rId86">
-        <w:r>
-          <w:rPr>
-            <w:lang w:val="zh_TW" w:bidi="zh_TW"/>
-          </w:rPr>
-          <w:rPr>
-            <w:color w:val="0000EE"/>
-            <w:u w:val="single"/>
-          </w:rPr>
-          <w:t>撒上16:14–23</w:t>
-        </w:r>
-      </w:hyperlink>
-      <w:r>
-        <w:rPr>
-          <w:lang w:val="zh_TW" w:bidi="zh_TW"/>
-        </w:rPr>
-        <w:t>，</w:t>
-      </w:r>
-      <w:hyperlink r:id="rId87">
-        <w:r>
-          <w:rPr>
-            <w:lang w:val="zh_TW" w:bidi="zh_TW"/>
-          </w:rPr>
-          <w:rPr>
-            <w:color w:val="0000EE"/>
-            <w:u w:val="single"/>
-          </w:rPr>
-          <w:t>18:10，</w:t>
-        </w:r>
-      </w:hyperlink>
-      <w:hyperlink r:id="rId88">
-        <w:r>
-          <w:rPr>
-            <w:lang w:val="zh_TW" w:bidi="zh_TW"/>
-          </w:rPr>
-          <w:rPr>
-            <w:color w:val="0000EE"/>
-            <w:u w:val="single"/>
-          </w:rPr>
-          <w:t>19:9</w:t>
-        </w:r>
-      </w:hyperlink>
-      <w:r>
-        <w:rPr>
-          <w:lang w:val="zh_TW" w:bidi="zh_TW"/>
-        </w:rPr>
-        <w:t>）。在一些英譯本中，有提到「謊言的靈」（</w:t>
-      </w:r>
-      <w:hyperlink r:id="rId89">
-        <w:r>
-          <w:rPr>
-            <w:lang w:val="zh_TW" w:bidi="zh_TW"/>
-          </w:rPr>
-          <w:rPr>
-            <w:color w:val="0000EE"/>
-            <w:u w:val="single"/>
-          </w:rPr>
-          <w:t>王上22:22–23</w:t>
-        </w:r>
-      </w:hyperlink>
-      <w:r>
-        <w:rPr>
-          <w:lang w:val="zh_TW" w:bidi="zh_TW"/>
-        </w:rPr>
-        <w:t>；</w:t>
-      </w:r>
-      <w:hyperlink r:id="rId90">
-        <w:r>
-          <w:rPr>
-            <w:lang w:val="zh_TW" w:bidi="zh_TW"/>
-          </w:rPr>
-          <w:rPr>
-            <w:color w:val="0000EE"/>
-            <w:u w:val="single"/>
-          </w:rPr>
-          <w:t>代下18:20–22</w:t>
-        </w:r>
-      </w:hyperlink>
-      <w:r>
-        <w:rPr>
-          <w:lang w:val="zh_TW" w:bidi="zh_TW"/>
-        </w:rPr>
-        <w:t>）、「交鬼的」（</w:t>
-      </w:r>
-      <w:hyperlink r:id="rId91">
-        <w:r>
-          <w:rPr>
-            <w:lang w:val="zh_TW" w:bidi="zh_TW"/>
-          </w:rPr>
-          <w:rPr>
-            <w:color w:val="0000EE"/>
-            <w:u w:val="single"/>
-          </w:rPr>
-          <w:t>代上10:13</w:t>
-        </w:r>
-      </w:hyperlink>
-      <w:r>
-        <w:rPr>
-          <w:lang w:val="zh_TW" w:bidi="zh_TW"/>
-        </w:rPr>
-        <w:t>；</w:t>
-      </w:r>
-      <w:hyperlink r:id="rId92">
-        <w:r>
-          <w:rPr>
-            <w:lang w:val="zh_TW" w:bidi="zh_TW"/>
-          </w:rPr>
-          <w:rPr>
-            <w:color w:val="0000EE"/>
-            <w:u w:val="single"/>
-          </w:rPr>
-          <w:t>代下33:6</w:t>
-        </w:r>
-      </w:hyperlink>
-      <w:r>
-        <w:rPr>
-          <w:lang w:val="zh_TW" w:bidi="zh_TW"/>
-        </w:rPr>
-        <w:t>）、「乖謬的靈」（</w:t>
-      </w:r>
-      <w:hyperlink r:id="rId93">
-        <w:r>
-          <w:rPr>
-            <w:lang w:val="zh_TW" w:bidi="zh_TW"/>
-          </w:rPr>
-          <w:rPr>
-            <w:color w:val="0000EE"/>
-            <w:u w:val="single"/>
-          </w:rPr>
-          <w:t>賽19:14</w:t>
-        </w:r>
-      </w:hyperlink>
-      <w:r>
-        <w:rPr>
-          <w:lang w:val="zh_TW" w:bidi="zh_TW"/>
-        </w:rPr>
-        <w:t>）、「沉睡的靈」（</w:t>
-      </w:r>
-      <w:hyperlink r:id="rId94">
-        <w:r>
-          <w:rPr>
-            <w:lang w:val="zh_TW" w:bidi="zh_TW"/>
-          </w:rPr>
-          <w:rPr>
-            <w:color w:val="0000EE"/>
-            <w:u w:val="single"/>
-          </w:rPr>
-          <w:t>賽29:10</w:t>
-        </w:r>
-      </w:hyperlink>
-      <w:r>
-        <w:rPr>
-          <w:lang w:val="zh_TW" w:bidi="zh_TW"/>
-        </w:rPr>
-        <w:t>）、和「淫心」（</w:t>
-      </w:r>
-      <w:hyperlink r:id="rId95">
-        <w:r>
-          <w:rPr>
-            <w:lang w:val="zh_TW" w:bidi="zh_TW"/>
-          </w:rPr>
-          <w:rPr>
-            <w:color w:val="0000EE"/>
-            <w:u w:val="single"/>
-          </w:rPr>
-          <w:t>何4:12</w:t>
-        </w:r>
-      </w:hyperlink>
-      <w:r>
-        <w:rPr>
-          <w:lang w:val="zh_TW" w:bidi="zh_TW"/>
-        </w:rPr>
-        <w:t>；</w:t>
-      </w:r>
-      <w:hyperlink r:id="rId96">
-        <w:r>
-          <w:rPr>
-            <w:lang w:val="zh_TW" w:bidi="zh_TW"/>
-          </w:rPr>
-          <w:rPr>
-            <w:color w:val="0000EE"/>
-            <w:u w:val="single"/>
-          </w:rPr>
-          <w:t>何5:4</w:t>
-        </w:r>
-      </w:hyperlink>
-      <w:r>
-        <w:rPr>
-          <w:lang w:val="zh_TW" w:bidi="zh_TW"/>
-        </w:rPr>
-        <w:t>）。</w:t>
-      </w:r>
-    </w:p>
-    <w:p>
-      <w:pPr/>
-      <w:r>
-        <w:rPr>
-          <w:lang w:val="zh_TW" w:bidi="zh_TW"/>
-        </w:rPr>
-      </w:r>
-      <w:r>
-        <w:rPr>
-          <w:lang w:val="zh_TW" w:bidi="zh_TW"/>
-        </w:rPr>
-        <w:t>舊約中，提到一個具體的強大的鬼是「波斯國的魔君」，牠阻擋天使加百列向但以理傳遞信息，因此天使米迦勒來幫助加百列（</w:t>
-      </w:r>
-      <w:hyperlink r:id="rId97">
-        <w:r>
-          <w:rPr>
-            <w:lang w:val="zh_TW" w:bidi="zh_TW"/>
-          </w:rPr>
-          <w:rPr>
-            <w:color w:val="0000EE"/>
-            <w:u w:val="single"/>
-          </w:rPr>
-          <w:t>但10:13</w:t>
-        </w:r>
-      </w:hyperlink>
-      <w:r>
-        <w:rPr>
-          <w:lang w:val="zh_TW" w:bidi="zh_TW"/>
-        </w:rPr>
-        <w:t>）。</w:t>
-      </w:r>
-    </w:p>
-    <w:p>
-      <w:pPr/>
-      <w:r>
-        <w:rPr>
-          <w:lang w:val="zh_TW" w:bidi="zh_TW"/>
-        </w:rPr>
-      </w:r>
-      <w:r>
-        <w:rPr>
-          <w:lang w:val="zh_TW" w:bidi="zh_TW"/>
-        </w:rPr>
-        <w:t>鬼的數量不詳，但似乎非常龐大，甚至無法計算。根據</w:t>
-      </w:r>
-      <w:hyperlink r:id="rId98">
-        <w:r>
-          <w:rPr>
-            <w:lang w:val="zh_TW" w:bidi="zh_TW"/>
-          </w:rPr>
-          <w:rPr>
-            <w:color w:val="0000EE"/>
-            <w:u w:val="single"/>
-          </w:rPr>
-          <w:t>啟示錄十二章4節</w:t>
-        </w:r>
-      </w:hyperlink>
-      <w:r>
-        <w:rPr>
-          <w:lang w:val="zh_TW" w:bidi="zh_TW"/>
-        </w:rPr>
-        <w:t>可以推斷出有三分之一的天使被撒但引誘叛離，這意味著天軍的數量是撒但勢力的兩倍。</w:t>
-      </w:r>
-      <w:hyperlink r:id="rId99">
-        <w:r>
-          <w:rPr>
-            <w:lang w:val="zh_TW" w:bidi="zh_TW"/>
-          </w:rPr>
-          <w:rPr>
-            <w:color w:val="0000EE"/>
-            <w:u w:val="single"/>
-          </w:rPr>
-          <w:t>以弗所書六章12節</w:t>
-        </w:r>
-      </w:hyperlink>
-      <w:r>
-        <w:rPr>
-          <w:lang w:val="zh_TW" w:bidi="zh_TW"/>
-        </w:rPr>
-        <w:t>暗示鬼的等級或階級：「執政的」、「掌權的」、「管轄這幽暗世界的」，「以及天空屬靈氣的惡魔爭戰」。</w:t>
-      </w:r>
-    </w:p>
-    <w:p>
-      <w:pPr/>
-      <w:r>
-        <w:rPr>
-          <w:lang w:val="zh_TW" w:bidi="zh_TW"/>
-        </w:rPr>
-      </w:r>
-      <w:r>
-        <w:rPr>
-          <w:lang w:val="zh_TW" w:bidi="zh_TW"/>
-        </w:rPr>
-        <w:t>鬼是被造之物——有個性、不死，且無法與神和好。與人類相比，鬼有極大的力量，但與神相比則力量渺小。神已賜給我們權柄，讓我們奉耶穌的名能使鬼魔順服，正如祂們必須順服主一樣。</w:t>
-      </w:r>
-    </w:p>
-    <w:p>
-      <w:pPr>
-        <w:pStyle w:val="Heading3"/>
-      </w:pPr>
-      <w:r>
-        <w:rPr>
-          <w:lang w:val="zh_TW" w:bidi="zh_TW"/>
-        </w:rPr>
-        <w:t>鬼的作為</w:t>
-      </w:r>
-    </w:p>
-    <w:p>
-      <w:pPr/>
-      <w:r>
-        <w:rPr>
-          <w:lang w:val="zh_TW" w:bidi="zh_TW"/>
-        </w:rPr>
-      </w:r>
-      <w:r>
-        <w:rPr>
-          <w:lang w:val="zh_TW" w:bidi="zh_TW"/>
-        </w:rPr>
-        <w:t>天使受造是為了敬拜、讚美神，服事祂，並作為神的使者。聖經說，他們是「服役的靈、奉差遣為那將要承受救恩的人效力」（</w:t>
-      </w:r>
-      <w:hyperlink r:id="rId100">
-        <w:r>
-          <w:rPr>
-            <w:lang w:val="zh_TW" w:bidi="zh_TW"/>
-          </w:rPr>
-          <w:rPr>
-            <w:color w:val="0000EE"/>
-            <w:u w:val="single"/>
-          </w:rPr>
-          <w:t>來1:14</w:t>
-        </w:r>
-      </w:hyperlink>
-      <w:r>
-        <w:rPr>
-          <w:lang w:val="zh_TW" w:bidi="zh_TW"/>
-        </w:rPr>
-        <w:t>）。墮落的天使有類似的職能，但有不同的主人，牠們效忠於魔鬼，牠們的忠誠出於對撒但的恐懼和錯誤的認知。牠們渴望與人類合作，但其目的是實行撒但的計謀，反對神。牠們引誘、欺騙和迷惑人，以致使牠們走向永遠的滅亡。鬼與神為敵的同時，也攻擊、壓制、阻礙並控告神的子民。</w:t>
-      </w:r>
-    </w:p>
-    <w:p>
-      <w:pPr/>
-      <w:r>
-        <w:rPr>
-          <w:lang w:val="zh_TW" w:bidi="zh_TW"/>
-        </w:rPr>
-      </w:r>
-      <w:r>
-        <w:rPr>
-          <w:lang w:val="zh_TW" w:bidi="zh_TW"/>
-        </w:rPr>
-        <w:t>由於撒但不是無所不在的，所以牠使用牠的鬼的勢力來執行牠的意志。例如，在撒種的比喻中（</w:t>
-      </w:r>
-      <w:hyperlink r:id="rId101">
-        <w:r>
-          <w:rPr>
-            <w:lang w:val="zh_TW" w:bidi="zh_TW"/>
-          </w:rPr>
-          <w:rPr>
-            <w:color w:val="0000EE"/>
-            <w:u w:val="single"/>
-          </w:rPr>
-          <w:t>太13:3–9</w:t>
-        </w:r>
-      </w:hyperlink>
-      <w:r>
-        <w:rPr>
-          <w:lang w:val="zh_TW" w:bidi="zh_TW"/>
-        </w:rPr>
-        <w:t>；</w:t>
-      </w:r>
-      <w:hyperlink r:id="rId102">
-        <w:r>
-          <w:rPr>
-            <w:lang w:val="zh_TW" w:bidi="zh_TW"/>
-          </w:rPr>
-          <w:rPr>
-            <w:color w:val="0000EE"/>
-            <w:u w:val="single"/>
-          </w:rPr>
-          <w:t>可4:1–20</w:t>
-        </w:r>
-      </w:hyperlink>
-      <w:r>
-        <w:rPr>
-          <w:lang w:val="zh_TW" w:bidi="zh_TW"/>
-        </w:rPr>
-        <w:t>；</w:t>
-      </w:r>
-      <w:hyperlink r:id="rId103">
-        <w:r>
-          <w:rPr>
-            <w:lang w:val="zh_TW" w:bidi="zh_TW"/>
-          </w:rPr>
-          <w:rPr>
-            <w:color w:val="0000EE"/>
-            <w:u w:val="single"/>
-          </w:rPr>
-          <w:t>路8:4–15</w:t>
-        </w:r>
-      </w:hyperlink>
-      <w:r>
-        <w:rPr>
-          <w:lang w:val="zh_TW" w:bidi="zh_TW"/>
-        </w:rPr>
-        <w:t>），撒但將神的道奪去，使之無法扎根（</w:t>
-      </w:r>
-      <w:hyperlink r:id="rId104">
-        <w:r>
-          <w:rPr>
-            <w:lang w:val="zh_TW" w:bidi="zh_TW"/>
-          </w:rPr>
-          <w:rPr>
-            <w:color w:val="0000EE"/>
-            <w:u w:val="single"/>
-          </w:rPr>
-          <w:t>可4:15</w:t>
-        </w:r>
-      </w:hyperlink>
-      <w:r>
-        <w:rPr>
-          <w:lang w:val="zh_TW" w:bidi="zh_TW"/>
-        </w:rPr>
-        <w:t>）。撒但藉著逼迫，使一些人在未真正委身之前就跌倒（見</w:t>
-      </w:r>
-      <w:hyperlink r:id="rId105">
-        <w:r>
-          <w:rPr>
-            <w:lang w:val="zh_TW" w:bidi="zh_TW"/>
-          </w:rPr>
-          <w:rPr>
-            <w:color w:val="0000EE"/>
-            <w:u w:val="single"/>
-          </w:rPr>
-          <w:t>17</w:t>
-        </w:r>
-      </w:hyperlink>
-      <w:r>
-        <w:rPr>
-          <w:lang w:val="zh_TW" w:bidi="zh_TW"/>
-        </w:rPr>
-        <w:t>節）。又因世上的思慮、財富的迷惑以及對物質的追求，撒但使神的道窒息，以致果子很少，甚至沒有果子（</w:t>
-      </w:r>
-      <w:hyperlink r:id="rId106">
-        <w:r>
-          <w:rPr>
-            <w:lang w:val="zh_TW" w:bidi="zh_TW"/>
-          </w:rPr>
-          <w:rPr>
-            <w:color w:val="0000EE"/>
-            <w:u w:val="single"/>
-          </w:rPr>
-          <w:t>19</w:t>
-        </w:r>
-      </w:hyperlink>
-      <w:r>
-        <w:rPr>
-          <w:lang w:val="zh_TW" w:bidi="zh_TW"/>
-        </w:rPr>
-        <w:t>節）。</w:t>
-      </w:r>
-    </w:p>
-    <w:p>
-      <w:pPr/>
-      <w:r>
-        <w:rPr>
-          <w:lang w:val="zh_TW" w:bidi="zh_TW"/>
-        </w:rPr>
-      </w:r>
-      <w:r>
-        <w:rPr>
-          <w:lang w:val="zh_TW" w:bidi="zh_TW"/>
-        </w:rPr>
-        <w:t>基本上，鬼的行事模式遵循撒但在對夏娃的三重引誘中的模式：（1）牠們否認神話語的真理性，並挑戰神的話語；（2）牠們否認死亡的現實（通常牠們會用輪迴等說法取而代之）；（3）他們利用人類的虛榮和驕傲，說人也可以像神或成為神（</w:t>
-      </w:r>
-      <w:hyperlink r:id="rId107">
-        <w:r>
-          <w:rPr>
-            <w:lang w:val="zh_TW" w:bidi="zh_TW"/>
-          </w:rPr>
-          <w:rPr>
-            <w:color w:val="0000EE"/>
-            <w:u w:val="single"/>
-          </w:rPr>
-          <w:t>創3:1–5</w:t>
-        </w:r>
-      </w:hyperlink>
-      <w:r>
-        <w:rPr>
-          <w:lang w:val="zh_TW" w:bidi="zh_TW"/>
-        </w:rPr>
-        <w:t>）。這些也是大多數異端和假宗教的基本方法和教義。</w:t>
-      </w:r>
-    </w:p>
-    <w:p>
-      <w:pPr>
-        <w:pStyle w:val="Heading3"/>
-      </w:pPr>
-      <w:r>
-        <w:rPr>
-          <w:lang w:val="zh_TW" w:bidi="zh_TW"/>
-        </w:rPr>
-        <w:t>鬼的最終命運</w:t>
-      </w:r>
-    </w:p>
-    <w:p>
-      <w:pPr/>
-      <w:r>
-        <w:rPr>
-          <w:lang w:val="zh_TW" w:bidi="zh_TW"/>
-        </w:rPr>
-      </w:r>
-      <w:r>
-        <w:rPr>
-          <w:lang w:val="zh_TW" w:bidi="zh_TW"/>
-        </w:rPr>
-        <w:t>關於犯罪的天使，經上記載，神「把他們丟在地獄，交在黑暗坑中，等候審判」（</w:t>
-      </w:r>
-      <w:hyperlink r:id="rId108">
-        <w:r>
-          <w:rPr>
-            <w:lang w:val="zh_TW" w:bidi="zh_TW"/>
-          </w:rPr>
-          <w:rPr>
-            <w:color w:val="0000EE"/>
-            <w:u w:val="single"/>
-          </w:rPr>
-          <w:t>彼後2:4</w:t>
-        </w:r>
-      </w:hyperlink>
-      <w:r>
-        <w:rPr>
-          <w:lang w:val="zh_TW" w:bidi="zh_TW"/>
-        </w:rPr>
-        <w:t>）。主耶穌談到那為魔鬼和牠的使者所預備的永火，人類中的被咒詛者也將進入其中（</w:t>
-      </w:r>
-      <w:hyperlink r:id="rId109">
-        <w:r>
-          <w:rPr>
-            <w:lang w:val="zh_TW" w:bidi="zh_TW"/>
-          </w:rPr>
-          <w:rPr>
-            <w:color w:val="0000EE"/>
-            <w:u w:val="single"/>
-          </w:rPr>
-          <w:t>太25:41</w:t>
-        </w:r>
-      </w:hyperlink>
-      <w:r>
-        <w:rPr>
-          <w:lang w:val="zh_TW" w:bidi="zh_TW"/>
-        </w:rPr>
-        <w:t>）。最終，撒但及其勢力將被扔進火湖（</w:t>
-      </w:r>
-      <w:hyperlink r:id="rId110">
-        <w:r>
-          <w:rPr>
-            <w:lang w:val="zh_TW" w:bidi="zh_TW"/>
-          </w:rPr>
-          <w:rPr>
-            <w:color w:val="0000EE"/>
-            <w:u w:val="single"/>
-          </w:rPr>
-          <w:t>啟20:10</w:t>
-        </w:r>
-      </w:hyperlink>
-      <w:r>
-        <w:rPr>
-          <w:lang w:val="zh_TW" w:bidi="zh_TW"/>
-        </w:rPr>
-        <w:t>），那裡也是所有名字未寫在生命冊上的人永遠受痛苦的地方（</w:t>
-      </w:r>
-      <w:hyperlink r:id="rId111">
-        <w:r>
-          <w:rPr>
-            <w:lang w:val="zh_TW" w:bidi="zh_TW"/>
-          </w:rPr>
-          <w:rPr>
-            <w:color w:val="0000EE"/>
-            <w:u w:val="single"/>
-          </w:rPr>
-          <w:t>12–15</w:t>
-        </w:r>
-      </w:hyperlink>
-      <w:r>
-        <w:rPr>
-          <w:lang w:val="zh_TW" w:bidi="zh_TW"/>
-        </w:rPr>
-        <w:t>節）。</w:t>
-      </w:r>
-    </w:p>
-    <w:p>
-      <w:pPr/>
-      <w:r>
-        <w:rPr>
-          <w:lang w:val="zh_TW" w:bidi="zh_TW"/>
-        </w:rPr>
-      </w:r>
-      <w:r>
-        <w:rPr>
-          <w:i/>
-          <w:lang w:val="zh_TW" w:bidi="zh_TW"/>
-        </w:rPr>
-        <w:t>另見</w:t>
-      </w:r>
-      <w:r>
-        <w:rPr>
-          <w:lang w:val="zh_TW" w:bidi="zh_TW"/>
-        </w:rPr>
-        <w:t>被鬼附</w:t>
+        <w:t>黑暗</w:t>
       </w:r>
       <w:r>
         <w:rPr>
@@ -4889,18 +3648,6 @@
   </w:num>
   <w:num w:numId="13" w16cid:durableId="592781308">
     <w:abstractNumId w:val="11"/>
-  </w:num>
-  <w:num w:numId="14">
-    <w:abstractNumId w:val="3"/>
-    <w:lvlOverride w:ilvl="0">
-      <w:startOverride w:val="1"/>
-    </w:lvlOverride>
-  </w:num>
-  <w:num w:numId="15">
-    <w:abstractNumId w:val="3"/>
-    <w:lvlOverride w:ilvl="0">
-      <w:startOverride w:val="1"/>
-    </w:lvlOverride>
   </w:num>
   <w:numIdMacAtCleanup w:val="10"/>
 </w:numbering>

--- a/zht/docx/055.content.docx
+++ b/zht/docx/055.content.docx
@@ -258,90 +258,60 @@
         </w:rPr>
         <w:t>在舊約聖經裡，「光」有許多不同的意思。它通常是指普通、物質的光，但也象徵屬靈的真理。神創造的第一樣事物就是光 （</w:t>
       </w:r>
-      <w:hyperlink r:id="rId13">
-        <w:r>
-          <w:rPr>
-            <w:lang w:val="zh_TW" w:bidi="zh_TW"/>
-          </w:rPr>
-          <w:rPr>
-            <w:color w:val="0000EE"/>
-            <w:u w:val="single"/>
-          </w:rPr>
-          <w:t>創1:3</w:t>
-        </w:r>
-      </w:hyperlink>
+      <w:r>
+        <w:rPr>
+          <w:lang w:val="zh_TW" w:bidi="zh_TW"/>
+        </w:rPr>
+        <w:t>創1:3</w:t>
+      </w:r>
       <w:r>
         <w:rPr>
           <w:lang w:val="zh_TW" w:bidi="zh_TW"/>
         </w:rPr>
         <w:t>）。祂也創造了日、月、星辰來發光 （</w:t>
       </w:r>
-      <w:hyperlink r:id="rId14">
-        <w:r>
-          <w:rPr>
-            <w:lang w:val="zh_TW" w:bidi="zh_TW"/>
-          </w:rPr>
-          <w:rPr>
-            <w:color w:val="0000EE"/>
-            <w:u w:val="single"/>
-          </w:rPr>
-          <w:t>創1:16</w:t>
-        </w:r>
-      </w:hyperlink>
+      <w:r>
+        <w:rPr>
+          <w:lang w:val="zh_TW" w:bidi="zh_TW"/>
+        </w:rPr>
+        <w:t>創1:16</w:t>
+      </w:r>
       <w:r>
         <w:rPr>
           <w:lang w:val="zh_TW" w:bidi="zh_TW"/>
         </w:rPr>
         <w:t>）。有時候聖經會把光擬人化，例如約伯把光描寫成住在無人能至之處 （</w:t>
       </w:r>
-      <w:hyperlink r:id="rId15">
-        <w:r>
-          <w:rPr>
-            <w:lang w:val="zh_TW" w:bidi="zh_TW"/>
-          </w:rPr>
-          <w:rPr>
-            <w:color w:val="0000EE"/>
-            <w:u w:val="single"/>
-          </w:rPr>
-          <w:t>伯38:19</w:t>
-        </w:r>
-      </w:hyperlink>
+      <w:r>
+        <w:rPr>
+          <w:lang w:val="zh_TW" w:bidi="zh_TW"/>
+        </w:rPr>
+        <w:t>伯38:19</w:t>
+      </w:r>
       <w:r>
         <w:rPr>
           <w:lang w:val="zh_TW" w:bidi="zh_TW"/>
         </w:rPr>
         <w:t>，參</w:t>
       </w:r>
-      <w:hyperlink r:id="rId16">
-        <w:r>
-          <w:rPr>
-            <w:lang w:val="zh_TW" w:bidi="zh_TW"/>
-          </w:rPr>
-          <w:rPr>
-            <w:color w:val="0000EE"/>
-            <w:u w:val="single"/>
-          </w:rPr>
-          <w:t>24</w:t>
-        </w:r>
-      </w:hyperlink>
+      <w:r>
+        <w:rPr>
+          <w:lang w:val="zh_TW" w:bidi="zh_TW"/>
+        </w:rPr>
+        <w:t>24</w:t>
+      </w:r>
       <w:r>
         <w:rPr>
           <w:lang w:val="zh_TW" w:bidi="zh_TW"/>
         </w:rPr>
         <w:t>節）。以色列人在會幕裡也使用人造的光（</w:t>
       </w:r>
-      <w:hyperlink r:id="rId17">
-        <w:r>
-          <w:rPr>
-            <w:lang w:val="zh_TW" w:bidi="zh_TW"/>
-          </w:rPr>
-          <w:rPr>
-            <w:color w:val="0000EE"/>
-            <w:u w:val="single"/>
-          </w:rPr>
-          <w:t>出25:37</w:t>
-        </w:r>
-      </w:hyperlink>
+      <w:r>
+        <w:rPr>
+          <w:lang w:val="zh_TW" w:bidi="zh_TW"/>
+        </w:rPr>
+        <w:t>出25:37</w:t>
+      </w:r>
       <w:r>
         <w:rPr>
           <w:lang w:val="zh_TW" w:bidi="zh_TW"/>
@@ -362,138 +332,90 @@
         </w:rPr>
         <w:t>光是良善、振奮，或與重要人物（尤其是神）相關的象徵。傳道書中的傳道者說：「光本是佳美的」（</w:t>
       </w:r>
-      <w:hyperlink r:id="rId18">
-        <w:r>
-          <w:rPr>
-            <w:lang w:val="zh_TW" w:bidi="zh_TW"/>
-          </w:rPr>
-          <w:rPr>
-            <w:color w:val="0000EE"/>
-            <w:u w:val="single"/>
-          </w:rPr>
-          <w:t>傳11:7</w:t>
-        </w:r>
-      </w:hyperlink>
+      <w:r>
+        <w:rPr>
+          <w:lang w:val="zh_TW" w:bidi="zh_TW"/>
+        </w:rPr>
+        <w:t>傳11:7</w:t>
+      </w:r>
       <w:r>
         <w:rPr>
           <w:lang w:val="zh_TW" w:bidi="zh_TW"/>
         </w:rPr>
         <w:t>）。在埃及的十災期間，埃及人陷入黑暗，而以色列人卻有光（</w:t>
       </w:r>
-      <w:hyperlink r:id="rId19">
-        <w:r>
-          <w:rPr>
-            <w:lang w:val="zh_TW" w:bidi="zh_TW"/>
-          </w:rPr>
-          <w:rPr>
-            <w:color w:val="0000EE"/>
-            <w:u w:val="single"/>
-          </w:rPr>
-          <w:t>出10:23</w:t>
-        </w:r>
-      </w:hyperlink>
+      <w:r>
+        <w:rPr>
+          <w:lang w:val="zh_TW" w:bidi="zh_TW"/>
+        </w:rPr>
+        <w:t>出10:23</w:t>
+      </w:r>
       <w:r>
         <w:rPr>
           <w:lang w:val="zh_TW" w:bidi="zh_TW"/>
         </w:rPr>
         <w:t>）。當以色列人出埃及時，神在白日用雲柱引導他們，又在黑夜用火柱光照他們（</w:t>
       </w:r>
-      <w:hyperlink r:id="rId20">
-        <w:r>
-          <w:rPr>
-            <w:lang w:val="zh_TW" w:bidi="zh_TW"/>
-          </w:rPr>
-          <w:rPr>
-            <w:color w:val="0000EE"/>
-            <w:u w:val="single"/>
-          </w:rPr>
-          <w:t>出13:21</w:t>
-        </w:r>
-      </w:hyperlink>
+      <w:r>
+        <w:rPr>
+          <w:lang w:val="zh_TW" w:bidi="zh_TW"/>
+        </w:rPr>
+        <w:t>出13:21</w:t>
+      </w:r>
       <w:r>
         <w:rPr>
           <w:lang w:val="zh_TW" w:bidi="zh_TW"/>
         </w:rPr>
         <w:t>）。這火柱在仇敵處於黑暗時，給以色列人光明（</w:t>
       </w:r>
-      <w:hyperlink r:id="rId21">
-        <w:r>
-          <w:rPr>
-            <w:lang w:val="zh_TW" w:bidi="zh_TW"/>
-          </w:rPr>
-          <w:rPr>
-            <w:color w:val="0000EE"/>
-            <w:u w:val="single"/>
-          </w:rPr>
-          <w:t>出14:20</w:t>
-        </w:r>
-      </w:hyperlink>
+      <w:r>
+        <w:rPr>
+          <w:lang w:val="zh_TW" w:bidi="zh_TW"/>
+        </w:rPr>
+        <w:t>出14:20</w:t>
+      </w:r>
       <w:r>
         <w:rPr>
           <w:lang w:val="zh_TW" w:bidi="zh_TW"/>
         </w:rPr>
         <w:t>）。即使以色列犯罪，他們仍記得神沒有丟棄他們。火柱仍然存在，引導他們（</w:t>
       </w:r>
-      <w:hyperlink r:id="rId22">
-        <w:r>
-          <w:rPr>
-            <w:lang w:val="zh_TW" w:bidi="zh_TW"/>
-          </w:rPr>
-          <w:rPr>
-            <w:color w:val="0000EE"/>
-            <w:u w:val="single"/>
-          </w:rPr>
-          <w:t>尼9:19</w:t>
-        </w:r>
-      </w:hyperlink>
+      <w:r>
+        <w:rPr>
+          <w:lang w:val="zh_TW" w:bidi="zh_TW"/>
+        </w:rPr>
+        <w:t>尼9:19</w:t>
+      </w:r>
       <w:r>
         <w:rPr>
           <w:lang w:val="zh_TW" w:bidi="zh_TW"/>
         </w:rPr>
         <w:t>；參</w:t>
       </w:r>
-      <w:hyperlink r:id="rId23">
-        <w:r>
-          <w:rPr>
-            <w:lang w:val="zh_TW" w:bidi="zh_TW"/>
-          </w:rPr>
-          <w:rPr>
-            <w:color w:val="0000EE"/>
-            <w:u w:val="single"/>
-          </w:rPr>
-          <w:t>尼9:12</w:t>
-        </w:r>
-      </w:hyperlink>
+      <w:r>
+        <w:rPr>
+          <w:lang w:val="zh_TW" w:bidi="zh_TW"/>
+        </w:rPr>
+        <w:t>尼9:12</w:t>
+      </w:r>
       <w:r>
         <w:rPr>
           <w:lang w:val="zh_TW" w:bidi="zh_TW"/>
         </w:rPr>
         <w:t>；</w:t>
       </w:r>
-      <w:hyperlink r:id="rId24">
-        <w:r>
-          <w:rPr>
-            <w:lang w:val="zh_TW" w:bidi="zh_TW"/>
-          </w:rPr>
-          <w:rPr>
-            <w:color w:val="0000EE"/>
-            <w:u w:val="single"/>
-          </w:rPr>
-          <w:t>詩78:14，</w:t>
-        </w:r>
-      </w:hyperlink>
-      <w:hyperlink r:id="rId25">
-        <w:r>
-          <w:rPr>
-            <w:lang w:val="zh_TW" w:bidi="zh_TW"/>
-          </w:rPr>
-          <w:rPr>
-            <w:color w:val="0000EE"/>
-            <w:u w:val="single"/>
-          </w:rPr>
-          <w:t>105:39</w:t>
-        </w:r>
-      </w:hyperlink>
+      <w:r>
+        <w:rPr>
+          <w:lang w:val="zh_TW" w:bidi="zh_TW"/>
+        </w:rPr>
+        <w:t>詩78:14，</w:t>
+      </w:r>
+      <w:r>
+        <w:rPr>
+          <w:lang w:val="zh_TW" w:bidi="zh_TW"/>
+        </w:rPr>
+        <w:t>105:39</w:t>
+      </w:r>
       <w:r>
         <w:rPr>
           <w:lang w:val="zh_TW" w:bidi="zh_TW"/>
@@ -514,120 +436,78 @@
         </w:rPr>
         <w:t>在舊約聖經中，光常代表神的祝福。約伯說：「他將深奧的事從黑暗中彰顯， 使死蔭顯為光明」（</w:t>
       </w:r>
-      <w:hyperlink r:id="rId26">
-        <w:r>
-          <w:rPr>
-            <w:lang w:val="zh_TW" w:bidi="zh_TW"/>
-          </w:rPr>
-          <w:rPr>
-            <w:color w:val="0000EE"/>
-            <w:u w:val="single"/>
-          </w:rPr>
-          <w:t>伯12:22</w:t>
-        </w:r>
-      </w:hyperlink>
+      <w:r>
+        <w:rPr>
+          <w:lang w:val="zh_TW" w:bidi="zh_TW"/>
+        </w:rPr>
+        <w:t>伯12:22</w:t>
+      </w:r>
       <w:r>
         <w:rPr>
           <w:lang w:val="zh_TW" w:bidi="zh_TW"/>
         </w:rPr>
         <w:t>）。當約伯遭遇患難時，他記得從前神光照他的道路，使他覺得安穩（</w:t>
       </w:r>
-      <w:hyperlink r:id="rId27">
-        <w:r>
-          <w:rPr>
-            <w:lang w:val="zh_TW" w:bidi="zh_TW"/>
-          </w:rPr>
-          <w:rPr>
-            <w:color w:val="0000EE"/>
-            <w:u w:val="single"/>
-          </w:rPr>
-          <w:t>伯29:2–3</w:t>
-        </w:r>
-      </w:hyperlink>
+      <w:r>
+        <w:rPr>
+          <w:lang w:val="zh_TW" w:bidi="zh_TW"/>
+        </w:rPr>
+        <w:t>伯29:2–3</w:t>
+      </w:r>
       <w:r>
         <w:rPr>
           <w:lang w:val="zh_TW" w:bidi="zh_TW"/>
         </w:rPr>
         <w:t>）。約伯的朋友以利法也說，若約伯聽從他的勸告，「亮光也必照耀你的路」（</w:t>
       </w:r>
-      <w:hyperlink r:id="rId28">
-        <w:r>
-          <w:rPr>
-            <w:lang w:val="zh_TW" w:bidi="zh_TW"/>
-          </w:rPr>
-          <w:rPr>
-            <w:color w:val="0000EE"/>
-            <w:u w:val="single"/>
-          </w:rPr>
-          <w:t>伯22:28</w:t>
-        </w:r>
-      </w:hyperlink>
+      <w:r>
+        <w:rPr>
+          <w:lang w:val="zh_TW" w:bidi="zh_TW"/>
+        </w:rPr>
+        <w:t>伯22:28</w:t>
+      </w:r>
       <w:r>
         <w:rPr>
           <w:lang w:val="zh_TW" w:bidi="zh_TW"/>
         </w:rPr>
         <w:t>）。詩篇的作者同樣把神點亮他的燈視為賜福（</w:t>
       </w:r>
-      <w:hyperlink r:id="rId29">
-        <w:r>
-          <w:rPr>
-            <w:lang w:val="zh_TW" w:bidi="zh_TW"/>
-          </w:rPr>
-          <w:rPr>
-            <w:color w:val="0000EE"/>
-            <w:u w:val="single"/>
-          </w:rPr>
-          <w:t>詩18:28，</w:t>
-        </w:r>
-      </w:hyperlink>
-      <w:hyperlink r:id="rId30">
-        <w:r>
-          <w:rPr>
-            <w:lang w:val="zh_TW" w:bidi="zh_TW"/>
-          </w:rPr>
-          <w:rPr>
-            <w:color w:val="0000EE"/>
-            <w:u w:val="single"/>
-          </w:rPr>
-          <w:t>118:27</w:t>
-        </w:r>
-      </w:hyperlink>
+      <w:r>
+        <w:rPr>
+          <w:lang w:val="zh_TW" w:bidi="zh_TW"/>
+        </w:rPr>
+        <w:t>詩18:28，</w:t>
+      </w:r>
+      <w:r>
+        <w:rPr>
+          <w:lang w:val="zh_TW" w:bidi="zh_TW"/>
+        </w:rPr>
+        <w:t>118:27</w:t>
+      </w:r>
       <w:r>
         <w:rPr>
           <w:lang w:val="zh_TW" w:bidi="zh_TW"/>
         </w:rPr>
         <w:t>；參</w:t>
       </w:r>
-      <w:hyperlink r:id="rId31">
-        <w:r>
-          <w:rPr>
-            <w:lang w:val="zh_TW" w:bidi="zh_TW"/>
-          </w:rPr>
-          <w:rPr>
-            <w:color w:val="0000EE"/>
-            <w:u w:val="single"/>
-          </w:rPr>
-          <w:t>97:11</w:t>
-        </w:r>
-      </w:hyperlink>
+      <w:r>
+        <w:rPr>
+          <w:lang w:val="zh_TW" w:bidi="zh_TW"/>
+        </w:rPr>
+        <w:t>97:11</w:t>
+      </w:r>
       <w:r>
         <w:rPr>
           <w:lang w:val="zh_TW" w:bidi="zh_TW"/>
         </w:rPr>
         <w:t>，</w:t>
       </w:r>
-      <w:hyperlink r:id="rId32">
-        <w:r>
-          <w:rPr>
-            <w:lang w:val="zh_TW" w:bidi="zh_TW"/>
-          </w:rPr>
-          <w:rPr>
-            <w:color w:val="0000EE"/>
-            <w:u w:val="single"/>
-          </w:rPr>
-          <w:t>112:4</w:t>
-        </w:r>
-      </w:hyperlink>
+      <w:r>
+        <w:rPr>
+          <w:lang w:val="zh_TW" w:bidi="zh_TW"/>
+        </w:rPr>
+        <w:t>112:4</w:t>
+      </w:r>
       <w:r>
         <w:rPr>
           <w:lang w:val="zh_TW" w:bidi="zh_TW"/>
@@ -648,108 +528,72 @@
         </w:rPr>
         <w:t>光與神密切相連。聖經甚至說神就是光：「耶和華卻要作你永遠的光」（</w:t>
       </w:r>
-      <w:hyperlink r:id="rId33">
-        <w:r>
-          <w:rPr>
-            <w:lang w:val="zh_TW" w:bidi="zh_TW"/>
-          </w:rPr>
-          <w:rPr>
-            <w:color w:val="0000EE"/>
-            <w:u w:val="single"/>
-          </w:rPr>
-          <w:t>賽60:19–20</w:t>
-        </w:r>
-      </w:hyperlink>
+      <w:r>
+        <w:rPr>
+          <w:lang w:val="zh_TW" w:bidi="zh_TW"/>
+        </w:rPr>
+        <w:t>賽60:19–20</w:t>
+      </w:r>
       <w:r>
         <w:rPr>
           <w:lang w:val="zh_TW" w:bidi="zh_TW"/>
         </w:rPr>
         <w:t>）。詩人歡欣地說：「耶和華是我的亮光，是我的拯救」（</w:t>
       </w:r>
-      <w:hyperlink r:id="rId34">
-        <w:r>
-          <w:rPr>
-            <w:lang w:val="zh_TW" w:bidi="zh_TW"/>
-          </w:rPr>
-          <w:rPr>
-            <w:color w:val="0000EE"/>
-            <w:u w:val="single"/>
-          </w:rPr>
-          <w:t>詩27:1</w:t>
-        </w:r>
-      </w:hyperlink>
+      <w:r>
+        <w:rPr>
+          <w:lang w:val="zh_TW" w:bidi="zh_TW"/>
+        </w:rPr>
+        <w:t>詩27:1</w:t>
+      </w:r>
       <w:r>
         <w:rPr>
           <w:lang w:val="zh_TW" w:bidi="zh_TW"/>
         </w:rPr>
         <w:t>）。詩人描述神披上亮光，如披外袍（</w:t>
       </w:r>
-      <w:hyperlink r:id="rId35">
-        <w:r>
-          <w:rPr>
-            <w:lang w:val="zh_TW" w:bidi="zh_TW"/>
-          </w:rPr>
-          <w:rPr>
-            <w:color w:val="0000EE"/>
-            <w:u w:val="single"/>
-          </w:rPr>
-          <w:t>詩104:2</w:t>
-        </w:r>
-      </w:hyperlink>
+      <w:r>
+        <w:rPr>
+          <w:lang w:val="zh_TW" w:bidi="zh_TW"/>
+        </w:rPr>
+        <w:t>詩104:2</w:t>
+      </w:r>
       <w:r>
         <w:rPr>
           <w:lang w:val="zh_TW" w:bidi="zh_TW"/>
         </w:rPr>
         <w:t>），光明也與祂同居（</w:t>
       </w:r>
-      <w:hyperlink r:id="rId36">
-        <w:r>
-          <w:rPr>
-            <w:lang w:val="zh_TW" w:bidi="zh_TW"/>
-          </w:rPr>
-          <w:rPr>
-            <w:color w:val="0000EE"/>
-            <w:u w:val="single"/>
-          </w:rPr>
-          <w:t>但2:22</w:t>
-        </w:r>
-      </w:hyperlink>
+      <w:r>
+        <w:rPr>
+          <w:lang w:val="zh_TW" w:bidi="zh_TW"/>
+        </w:rPr>
+        <w:t>但2:22</w:t>
+      </w:r>
       <w:r>
         <w:rPr>
           <w:lang w:val="zh_TW" w:bidi="zh_TW"/>
         </w:rPr>
         <w:t>）。對神來說，黑暗和光都是一樣的，沒有什麼能向祂隱藏（</w:t>
       </w:r>
-      <w:hyperlink r:id="rId37">
-        <w:r>
-          <w:rPr>
-            <w:lang w:val="zh_TW" w:bidi="zh_TW"/>
-          </w:rPr>
-          <w:rPr>
-            <w:color w:val="0000EE"/>
-            <w:u w:val="single"/>
-          </w:rPr>
-          <w:t>詩139:12</w:t>
-        </w:r>
-      </w:hyperlink>
+      <w:r>
+        <w:rPr>
+          <w:lang w:val="zh_TW" w:bidi="zh_TW"/>
+        </w:rPr>
+        <w:t>詩139:12</w:t>
+      </w:r>
       <w:r>
         <w:rPr>
           <w:lang w:val="zh_TW" w:bidi="zh_TW"/>
         </w:rPr>
         <w:t>）。先知彌迦也描述神為光，祂要使祂的僕人進入光明（</w:t>
       </w:r>
-      <w:hyperlink r:id="rId38">
-        <w:r>
-          <w:rPr>
-            <w:lang w:val="zh_TW" w:bidi="zh_TW"/>
-          </w:rPr>
-          <w:rPr>
-            <w:color w:val="0000EE"/>
-            <w:u w:val="single"/>
-          </w:rPr>
-          <w:t>彌7:8–9</w:t>
-        </w:r>
-      </w:hyperlink>
+      <w:r>
+        <w:rPr>
+          <w:lang w:val="zh_TW" w:bidi="zh_TW"/>
+        </w:rPr>
+        <w:t>彌7:8–9</w:t>
+      </w:r>
       <w:r>
         <w:rPr>
           <w:lang w:val="zh_TW" w:bidi="zh_TW"/>
@@ -770,126 +614,84 @@
         </w:rPr>
         <w:t>神的賜福常被形容為「他臉上的光」。在</w:t>
       </w:r>
-      <w:hyperlink r:id="rId39">
-        <w:r>
-          <w:rPr>
-            <w:lang w:val="zh_TW" w:bidi="zh_TW"/>
-          </w:rPr>
-          <w:rPr>
-            <w:color w:val="0000EE"/>
-            <w:u w:val="single"/>
-          </w:rPr>
-          <w:t>詩篇四篇6節</w:t>
-        </w:r>
-      </w:hyperlink>
+      <w:r>
+        <w:rPr>
+          <w:lang w:val="zh_TW" w:bidi="zh_TW"/>
+        </w:rPr>
+        <w:t>詩篇四篇6節</w:t>
+      </w:r>
       <w:r>
         <w:rPr>
           <w:lang w:val="zh_TW" w:bidi="zh_TW"/>
         </w:rPr>
         <w:t>中，詩人說：「耶和華啊，求你仰起臉來，光照我們。」這裡的光就是指神的恩惠。</w:t>
       </w:r>
-      <w:hyperlink r:id="rId40">
-        <w:r>
-          <w:rPr>
-            <w:lang w:val="zh_TW" w:bidi="zh_TW"/>
-          </w:rPr>
-          <w:rPr>
-            <w:color w:val="0000EE"/>
-            <w:u w:val="single"/>
-          </w:rPr>
-          <w:t>詩篇四十四篇3節</w:t>
-        </w:r>
-      </w:hyperlink>
+      <w:r>
+        <w:rPr>
+          <w:lang w:val="zh_TW" w:bidi="zh_TW"/>
+        </w:rPr>
+        <w:t>詩篇四十四篇3節</w:t>
+      </w:r>
       <w:r>
         <w:rPr>
           <w:lang w:val="zh_TW" w:bidi="zh_TW"/>
         </w:rPr>
         <w:t>表明，神的光、祂的右手和祂的慈愛，使祂的百姓得勝。那些行在神光中的人是有福的（</w:t>
       </w:r>
-      <w:hyperlink r:id="rId41">
-        <w:r>
-          <w:rPr>
-            <w:lang w:val="zh_TW" w:bidi="zh_TW"/>
-          </w:rPr>
-          <w:rPr>
-            <w:color w:val="0000EE"/>
-            <w:u w:val="single"/>
-          </w:rPr>
-          <w:t>詩89:15</w:t>
-        </w:r>
-      </w:hyperlink>
+      <w:r>
+        <w:rPr>
+          <w:lang w:val="zh_TW" w:bidi="zh_TW"/>
+        </w:rPr>
+        <w:t>詩89:15</w:t>
+      </w:r>
       <w:r>
         <w:rPr>
           <w:lang w:val="zh_TW" w:bidi="zh_TW"/>
         </w:rPr>
         <w:t>），但這光也揭露隱而未現的罪（</w:t>
       </w:r>
-      <w:hyperlink r:id="rId42">
-        <w:r>
-          <w:rPr>
-            <w:lang w:val="zh_TW" w:bidi="zh_TW"/>
-          </w:rPr>
-          <w:rPr>
-            <w:color w:val="0000EE"/>
-            <w:u w:val="single"/>
-          </w:rPr>
-          <w:t>詩90:8</w:t>
-        </w:r>
-      </w:hyperlink>
+      <w:r>
+        <w:rPr>
+          <w:lang w:val="zh_TW" w:bidi="zh_TW"/>
+        </w:rPr>
+        <w:t>詩90:8</w:t>
+      </w:r>
       <w:r>
         <w:rPr>
           <w:lang w:val="zh_TW" w:bidi="zh_TW"/>
         </w:rPr>
         <w:t>）。沒有人能躲避神的鑒察，但祂的光主要代表祂同在所帶來的賜福。有一次，約伯也用這個詞語來形容來自他人的恩待（</w:t>
       </w:r>
-      <w:hyperlink r:id="rId43">
-        <w:r>
-          <w:rPr>
-            <w:lang w:val="zh_TW" w:bidi="zh_TW"/>
-          </w:rPr>
-          <w:rPr>
-            <w:color w:val="0000EE"/>
-            <w:u w:val="single"/>
-          </w:rPr>
-          <w:t>約29:24</w:t>
-        </w:r>
-      </w:hyperlink>
+      <w:r>
+        <w:rPr>
+          <w:lang w:val="zh_TW" w:bidi="zh_TW"/>
+        </w:rPr>
+        <w:t>約29:24</w:t>
+      </w:r>
       <w:r>
         <w:rPr>
           <w:lang w:val="zh_TW" w:bidi="zh_TW"/>
         </w:rPr>
         <w:t>）。神所賜的光，使祂的僕人能與人分享祂的賜福（</w:t>
       </w:r>
-      <w:hyperlink r:id="rId44">
-        <w:r>
-          <w:rPr>
-            <w:lang w:val="zh_TW" w:bidi="zh_TW"/>
-          </w:rPr>
-          <w:rPr>
-            <w:color w:val="0000EE"/>
-            <w:u w:val="single"/>
-          </w:rPr>
-          <w:t>賽42:6</w:t>
-        </w:r>
-      </w:hyperlink>
+      <w:r>
+        <w:rPr>
+          <w:lang w:val="zh_TW" w:bidi="zh_TW"/>
+        </w:rPr>
+        <w:t>賽42:6</w:t>
+      </w:r>
       <w:r>
         <w:rPr>
           <w:lang w:val="zh_TW" w:bidi="zh_TW"/>
         </w:rPr>
         <w:t>，</w:t>
       </w:r>
-      <w:hyperlink r:id="rId45">
-        <w:r>
-          <w:rPr>
-            <w:lang w:val="zh_TW" w:bidi="zh_TW"/>
-          </w:rPr>
-          <w:rPr>
-            <w:color w:val="0000EE"/>
-            <w:u w:val="single"/>
-          </w:rPr>
-          <w:t>49:6</w:t>
-        </w:r>
-      </w:hyperlink>
+      <w:r>
+        <w:rPr>
+          <w:lang w:val="zh_TW" w:bidi="zh_TW"/>
+        </w:rPr>
+        <w:t>49:6</w:t>
+      </w:r>
       <w:r>
         <w:rPr>
           <w:lang w:val="zh_TW" w:bidi="zh_TW"/>
@@ -910,36 +712,24 @@
         </w:rPr>
         <w:t>神的公義也與光相連。祂說：「我必堅定我的公理為萬民之光」（</w:t>
       </w:r>
-      <w:hyperlink r:id="rId46">
-        <w:r>
-          <w:rPr>
-            <w:lang w:val="zh_TW" w:bidi="zh_TW"/>
-          </w:rPr>
-          <w:rPr>
-            <w:color w:val="0000EE"/>
-            <w:u w:val="single"/>
-          </w:rPr>
-          <w:t>賽51:4</w:t>
-        </w:r>
-      </w:hyperlink>
+      <w:r>
+        <w:rPr>
+          <w:lang w:val="zh_TW" w:bidi="zh_TW"/>
+        </w:rPr>
+        <w:t>賽51:4</w:t>
+      </w:r>
       <w:r>
         <w:rPr>
           <w:lang w:val="zh_TW" w:bidi="zh_TW"/>
         </w:rPr>
         <w:t>）。在這上下文中，神的光是大有能力的，好像烈火一般。光也與善行有關，正如箴言所說：「但義人的路好像黎明的光」（</w:t>
       </w:r>
-      <w:hyperlink r:id="rId47">
-        <w:r>
-          <w:rPr>
-            <w:lang w:val="zh_TW" w:bidi="zh_TW"/>
-          </w:rPr>
-          <w:rPr>
-            <w:color w:val="0000EE"/>
-            <w:u w:val="single"/>
-          </w:rPr>
-          <w:t>箴4:18</w:t>
-        </w:r>
-      </w:hyperlink>
+      <w:r>
+        <w:rPr>
+          <w:lang w:val="zh_TW" w:bidi="zh_TW"/>
+        </w:rPr>
+        <w:t>箴4:18</w:t>
+      </w:r>
       <w:r>
         <w:rPr>
           <w:lang w:val="zh_TW" w:bidi="zh_TW"/>
@@ -960,54 +750,36 @@
         </w:rPr>
         <w:t>光的缺乏被用來象徵災難。有些人「無光，在黑暗中摸索」（</w:t>
       </w:r>
-      <w:hyperlink r:id="rId48">
-        <w:r>
-          <w:rPr>
-            <w:lang w:val="zh_TW" w:bidi="zh_TW"/>
-          </w:rPr>
-          <w:rPr>
-            <w:color w:val="0000EE"/>
-            <w:u w:val="single"/>
-          </w:rPr>
-          <w:t>伯12:25</w:t>
-        </w:r>
-      </w:hyperlink>
+      <w:r>
+        <w:rPr>
+          <w:lang w:val="zh_TW" w:bidi="zh_TW"/>
+        </w:rPr>
+        <w:t>伯12:25</w:t>
+      </w:r>
       <w:r>
         <w:rPr>
           <w:lang w:val="zh_TW" w:bidi="zh_TW"/>
         </w:rPr>
         <w:t>）。約伯的朋友比勒達認為惡人的燈必因懲罰而熄滅（</w:t>
       </w:r>
-      <w:hyperlink r:id="rId49">
-        <w:r>
-          <w:rPr>
-            <w:lang w:val="zh_TW" w:bidi="zh_TW"/>
-          </w:rPr>
-          <w:rPr>
-            <w:color w:val="0000EE"/>
-            <w:u w:val="single"/>
-          </w:rPr>
-          <w:t>伯18:5–17</w:t>
-        </w:r>
-      </w:hyperlink>
+      <w:r>
+        <w:rPr>
+          <w:lang w:val="zh_TW" w:bidi="zh_TW"/>
+        </w:rPr>
+        <w:t>伯18:5–17</w:t>
+      </w:r>
       <w:r>
         <w:rPr>
           <w:lang w:val="zh_TW" w:bidi="zh_TW"/>
         </w:rPr>
         <w:t>）。巴比倫毀滅耶路撒冷之後，百姓哀歎說：「他引導我，使我行在黑暗中， 不行在光明裡」（</w:t>
       </w:r>
-      <w:hyperlink r:id="rId50">
-        <w:r>
-          <w:rPr>
-            <w:lang w:val="zh_TW" w:bidi="zh_TW"/>
-          </w:rPr>
-          <w:rPr>
-            <w:color w:val="0000EE"/>
-            <w:u w:val="single"/>
-          </w:rPr>
-          <w:t>哀3:2</w:t>
-        </w:r>
-      </w:hyperlink>
+      <w:r>
+        <w:rPr>
+          <w:lang w:val="zh_TW" w:bidi="zh_TW"/>
+        </w:rPr>
+        <w:t>哀3:2</w:t>
+      </w:r>
       <w:r>
         <w:rPr>
           <w:lang w:val="zh_TW" w:bidi="zh_TW"/>
@@ -1039,108 +811,72 @@
         </w:rPr>
         <w:t>新約聖經所提到的光，通常具有象徵意義。例如，大數的掃羅在往大馬士革的路上遇見「從天上發光」（</w:t>
       </w:r>
-      <w:hyperlink r:id="rId51">
-        <w:r>
-          <w:rPr>
-            <w:lang w:val="zh_TW" w:bidi="zh_TW"/>
-          </w:rPr>
-          <w:rPr>
-            <w:color w:val="0000EE"/>
-            <w:u w:val="single"/>
-          </w:rPr>
-          <w:t>徒9:3</w:t>
-        </w:r>
-      </w:hyperlink>
+      <w:r>
+        <w:rPr>
+          <w:lang w:val="zh_TW" w:bidi="zh_TW"/>
+        </w:rPr>
+        <w:t>徒9:3</w:t>
+      </w:r>
       <w:r>
         <w:rPr>
           <w:lang w:val="zh_TW" w:bidi="zh_TW"/>
         </w:rPr>
         <w:t>；參</w:t>
       </w:r>
-      <w:hyperlink r:id="rId52">
-        <w:r>
-          <w:rPr>
-            <w:lang w:val="zh_TW" w:bidi="zh_TW"/>
-          </w:rPr>
-          <w:rPr>
-            <w:color w:val="0000EE"/>
-            <w:u w:val="single"/>
-          </w:rPr>
-          <w:t>22:6–11</w:t>
-        </w:r>
-      </w:hyperlink>
+      <w:r>
+        <w:rPr>
+          <w:lang w:val="zh_TW" w:bidi="zh_TW"/>
+        </w:rPr>
+        <w:t>22:6–11</w:t>
+      </w:r>
       <w:r>
         <w:rPr>
           <w:lang w:val="zh_TW" w:bidi="zh_TW"/>
         </w:rPr>
         <w:t>，</w:t>
       </w:r>
-      <w:hyperlink r:id="rId53">
-        <w:r>
-          <w:rPr>
-            <w:lang w:val="zh_TW" w:bidi="zh_TW"/>
-          </w:rPr>
-          <w:rPr>
-            <w:color w:val="0000EE"/>
-            <w:u w:val="single"/>
-          </w:rPr>
-          <w:t>26:13</w:t>
-        </w:r>
-      </w:hyperlink>
+      <w:r>
+        <w:rPr>
+          <w:lang w:val="zh_TW" w:bidi="zh_TW"/>
+        </w:rPr>
+        <w:t>26:13</w:t>
+      </w:r>
       <w:r>
         <w:rPr>
           <w:lang w:val="zh_TW" w:bidi="zh_TW"/>
         </w:rPr>
         <w:t>），那到底是普通的光，還是別的東西，並不明確。同樣，彼得在監獄裡時，「屋裡有光照耀」（</w:t>
       </w:r>
-      <w:hyperlink r:id="rId54">
-        <w:r>
-          <w:rPr>
-            <w:lang w:val="zh_TW" w:bidi="zh_TW"/>
-          </w:rPr>
-          <w:rPr>
-            <w:color w:val="0000EE"/>
-            <w:u w:val="single"/>
-          </w:rPr>
-          <w:t>徒12:7</w:t>
-        </w:r>
-      </w:hyperlink>
+      <w:r>
+        <w:rPr>
+          <w:lang w:val="zh_TW" w:bidi="zh_TW"/>
+        </w:rPr>
+        <w:t>徒12:7</w:t>
+      </w:r>
       <w:r>
         <w:rPr>
           <w:lang w:val="zh_TW" w:bidi="zh_TW"/>
         </w:rPr>
         <w:t>）。而天上的城不需要物質的光，因為「主神要光照他們」（</w:t>
       </w:r>
-      <w:hyperlink r:id="rId55">
-        <w:r>
-          <w:rPr>
-            <w:lang w:val="zh_TW" w:bidi="zh_TW"/>
-          </w:rPr>
-          <w:rPr>
-            <w:color w:val="0000EE"/>
-            <w:u w:val="single"/>
-          </w:rPr>
-          <w:t>啟22:5</w:t>
-        </w:r>
-      </w:hyperlink>
+      <w:r>
+        <w:rPr>
+          <w:lang w:val="zh_TW" w:bidi="zh_TW"/>
+        </w:rPr>
+        <w:t>啟22:5</w:t>
+      </w:r>
       <w:r>
         <w:rPr>
           <w:lang w:val="zh_TW" w:bidi="zh_TW"/>
         </w:rPr>
         <w:t>，參</w:t>
       </w:r>
-      <w:hyperlink r:id="rId56">
-        <w:r>
-          <w:rPr>
-            <w:lang w:val="zh_TW" w:bidi="zh_TW"/>
-          </w:rPr>
-          <w:rPr>
-            <w:color w:val="0000EE"/>
-            <w:u w:val="single"/>
-          </w:rPr>
-          <w:t>21:11、23–24</w:t>
-        </w:r>
-      </w:hyperlink>
+      <w:r>
+        <w:rPr>
+          <w:lang w:val="zh_TW" w:bidi="zh_TW"/>
+        </w:rPr>
+        <w:t>21:11、23–24</w:t>
+      </w:r>
       <w:r>
         <w:rPr>
           <w:lang w:val="zh_TW" w:bidi="zh_TW"/>
@@ -1161,246 +897,162 @@
         </w:rPr>
         <w:t>神與光的連繫是新約聖經的常見主題。使徒約翰寫道：「神就是光，在他毫無黑暗」（</w:t>
       </w:r>
-      <w:hyperlink r:id="rId57">
-        <w:r>
-          <w:rPr>
-            <w:lang w:val="zh_TW" w:bidi="zh_TW"/>
-          </w:rPr>
-          <w:rPr>
-            <w:color w:val="0000EE"/>
-            <w:u w:val="single"/>
-          </w:rPr>
-          <w:t>約一1:5</w:t>
-        </w:r>
-      </w:hyperlink>
+      <w:r>
+        <w:rPr>
+          <w:lang w:val="zh_TW" w:bidi="zh_TW"/>
+        </w:rPr>
+        <w:t>約一1:5</w:t>
+      </w:r>
       <w:r>
         <w:rPr>
           <w:lang w:val="zh_TW" w:bidi="zh_TW"/>
         </w:rPr>
         <w:t>）。雅各書稱神為「眾光之父」（</w:t>
       </w:r>
-      <w:hyperlink r:id="rId58">
-        <w:r>
-          <w:rPr>
-            <w:lang w:val="zh_TW" w:bidi="zh_TW"/>
-          </w:rPr>
-          <w:rPr>
-            <w:color w:val="0000EE"/>
-            <w:u w:val="single"/>
-          </w:rPr>
-          <w:t>雅1:17</w:t>
-        </w:r>
-      </w:hyperlink>
+      <w:r>
+        <w:rPr>
+          <w:lang w:val="zh_TW" w:bidi="zh_TW"/>
+        </w:rPr>
+        <w:t>雅1:17</w:t>
+      </w:r>
       <w:r>
         <w:rPr>
           <w:lang w:val="zh_TW" w:bidi="zh_TW"/>
         </w:rPr>
         <w:t>）。聖經也形容神住在人不能靠近的光裡（</w:t>
       </w:r>
-      <w:hyperlink r:id="rId59">
-        <w:r>
-          <w:rPr>
-            <w:lang w:val="zh_TW" w:bidi="zh_TW"/>
-          </w:rPr>
-          <w:rPr>
-            <w:color w:val="0000EE"/>
-            <w:u w:val="single"/>
-          </w:rPr>
-          <w:t>提前6:16</w:t>
-        </w:r>
-      </w:hyperlink>
+      <w:r>
+        <w:rPr>
+          <w:lang w:val="zh_TW" w:bidi="zh_TW"/>
+        </w:rPr>
+        <w:t>提前6:16</w:t>
+      </w:r>
       <w:r>
         <w:rPr>
           <w:lang w:val="zh_TW" w:bidi="zh_TW"/>
         </w:rPr>
         <w:t>；另見</w:t>
       </w:r>
-      <w:hyperlink r:id="rId60">
-        <w:r>
-          <w:rPr>
-            <w:lang w:val="zh_TW" w:bidi="zh_TW"/>
-          </w:rPr>
-          <w:rPr>
-            <w:color w:val="0000EE"/>
-            <w:u w:val="single"/>
-          </w:rPr>
-          <w:t>約一1:7</w:t>
-        </w:r>
-      </w:hyperlink>
+      <w:r>
+        <w:rPr>
+          <w:lang w:val="zh_TW" w:bidi="zh_TW"/>
+        </w:rPr>
+        <w:t>約一1:7</w:t>
+      </w:r>
       <w:r>
         <w:rPr>
           <w:lang w:val="zh_TW" w:bidi="zh_TW"/>
         </w:rPr>
         <w:t>）。耶穌說：「我是世界的光」（</w:t>
       </w:r>
-      <w:hyperlink r:id="rId61">
-        <w:r>
-          <w:rPr>
-            <w:lang w:val="zh_TW" w:bidi="zh_TW"/>
-          </w:rPr>
-          <w:rPr>
-            <w:color w:val="0000EE"/>
-            <w:u w:val="single"/>
-          </w:rPr>
-          <w:t>約8:12</w:t>
-        </w:r>
-      </w:hyperlink>
+      <w:r>
+        <w:rPr>
+          <w:lang w:val="zh_TW" w:bidi="zh_TW"/>
+        </w:rPr>
+        <w:t>約8:12</w:t>
+      </w:r>
       <w:r>
         <w:rPr>
           <w:lang w:val="zh_TW" w:bidi="zh_TW"/>
         </w:rPr>
         <w:t>，另見</w:t>
       </w:r>
-      <w:hyperlink r:id="rId62">
-        <w:r>
-          <w:rPr>
-            <w:lang w:val="zh_TW" w:bidi="zh_TW"/>
-          </w:rPr>
-          <w:rPr>
-            <w:color w:val="0000EE"/>
-            <w:u w:val="single"/>
-          </w:rPr>
-          <w:t>9:5</w:t>
-        </w:r>
-      </w:hyperlink>
+      <w:r>
+        <w:rPr>
+          <w:lang w:val="zh_TW" w:bidi="zh_TW"/>
+        </w:rPr>
+        <w:t>9:5</w:t>
+      </w:r>
       <w:r>
         <w:rPr>
           <w:lang w:val="zh_TW" w:bidi="zh_TW"/>
         </w:rPr>
         <w:t>），並且「我到世上來，乃是光，叫凡信我的，不住在黑暗裡」（</w:t>
       </w:r>
-      <w:hyperlink r:id="rId63">
-        <w:r>
-          <w:rPr>
-            <w:lang w:val="zh_TW" w:bidi="zh_TW"/>
-          </w:rPr>
-          <w:rPr>
-            <w:color w:val="0000EE"/>
-            <w:u w:val="single"/>
-          </w:rPr>
-          <w:t>約12:46</w:t>
-        </w:r>
-      </w:hyperlink>
+      <w:r>
+        <w:rPr>
+          <w:lang w:val="zh_TW" w:bidi="zh_TW"/>
+        </w:rPr>
+        <w:t>約12:46</w:t>
+      </w:r>
       <w:r>
         <w:rPr>
           <w:lang w:val="zh_TW" w:bidi="zh_TW"/>
         </w:rPr>
         <w:t>）。使徒約翰說，耶穌自己就是光（</w:t>
       </w:r>
-      <w:hyperlink r:id="rId64">
-        <w:r>
-          <w:rPr>
-            <w:lang w:val="zh_TW" w:bidi="zh_TW"/>
-          </w:rPr>
-          <w:rPr>
-            <w:color w:val="0000EE"/>
-            <w:u w:val="single"/>
-          </w:rPr>
-          <w:t>約1:1–10</w:t>
-        </w:r>
-      </w:hyperlink>
+      <w:r>
+        <w:rPr>
+          <w:lang w:val="zh_TW" w:bidi="zh_TW"/>
+        </w:rPr>
+        <w:t>約1:1–10</w:t>
+      </w:r>
       <w:r>
         <w:rPr>
           <w:lang w:val="zh_TW" w:bidi="zh_TW"/>
         </w:rPr>
         <w:t>）。施洗約翰來為這光作見證，好叫眾人因他可以信（</w:t>
       </w:r>
-      <w:hyperlink r:id="rId65">
-        <w:r>
-          <w:rPr>
-            <w:lang w:val="zh_TW" w:bidi="zh_TW"/>
-          </w:rPr>
-          <w:rPr>
-            <w:color w:val="0000EE"/>
-            <w:u w:val="single"/>
-          </w:rPr>
-          <w:t>約1:7–8</w:t>
-        </w:r>
-      </w:hyperlink>
+      <w:r>
+        <w:rPr>
+          <w:lang w:val="zh_TW" w:bidi="zh_TW"/>
+        </w:rPr>
+        <w:t>約1:7–8</w:t>
+      </w:r>
       <w:r>
         <w:rPr>
           <w:lang w:val="zh_TW" w:bidi="zh_TW"/>
         </w:rPr>
         <w:t>）。凡接受這光的人，就得著權柄，作神的兒女（</w:t>
       </w:r>
-      <w:hyperlink r:id="rId66">
-        <w:r>
-          <w:rPr>
-            <w:lang w:val="zh_TW" w:bidi="zh_TW"/>
-          </w:rPr>
-          <w:rPr>
-            <w:color w:val="0000EE"/>
-            <w:u w:val="single"/>
-          </w:rPr>
-          <w:t>約1:9–12</w:t>
-        </w:r>
-      </w:hyperlink>
+      <w:r>
+        <w:rPr>
+          <w:lang w:val="zh_TW" w:bidi="zh_TW"/>
+        </w:rPr>
+        <w:t>約1:9–12</w:t>
+      </w:r>
       <w:r>
         <w:rPr>
           <w:lang w:val="zh_TW" w:bidi="zh_TW"/>
         </w:rPr>
         <w:t>）。有時，光也用來表示人認識神與祂救恩的啟示（</w:t>
       </w:r>
-      <w:hyperlink r:id="rId67">
-        <w:r>
-          <w:rPr>
-            <w:lang w:val="zh_TW" w:bidi="zh_TW"/>
-          </w:rPr>
-          <w:rPr>
-            <w:color w:val="0000EE"/>
-            <w:u w:val="single"/>
-          </w:rPr>
-          <w:t>太4:16</w:t>
-        </w:r>
-      </w:hyperlink>
+      <w:r>
+        <w:rPr>
+          <w:lang w:val="zh_TW" w:bidi="zh_TW"/>
+        </w:rPr>
+        <w:t>太4:16</w:t>
+      </w:r>
       <w:r>
         <w:rPr>
           <w:lang w:val="zh_TW" w:bidi="zh_TW"/>
         </w:rPr>
         <w:t>；</w:t>
       </w:r>
-      <w:hyperlink r:id="rId68">
-        <w:r>
-          <w:rPr>
-            <w:lang w:val="zh_TW" w:bidi="zh_TW"/>
-          </w:rPr>
-          <w:rPr>
-            <w:color w:val="0000EE"/>
-            <w:u w:val="single"/>
-          </w:rPr>
-          <w:t>路2:32</w:t>
-        </w:r>
-      </w:hyperlink>
+      <w:r>
+        <w:rPr>
+          <w:lang w:val="zh_TW" w:bidi="zh_TW"/>
+        </w:rPr>
+        <w:t>路2:32</w:t>
+      </w:r>
       <w:r>
         <w:rPr>
           <w:lang w:val="zh_TW" w:bidi="zh_TW"/>
         </w:rPr>
         <w:t>；</w:t>
       </w:r>
-      <w:hyperlink r:id="rId69">
-        <w:r>
-          <w:rPr>
-            <w:lang w:val="zh_TW" w:bidi="zh_TW"/>
-          </w:rPr>
-          <w:rPr>
-            <w:color w:val="0000EE"/>
-            <w:u w:val="single"/>
-          </w:rPr>
-          <w:t>徒13:47，</w:t>
-        </w:r>
-      </w:hyperlink>
-      <w:hyperlink r:id="rId70">
-        <w:r>
-          <w:rPr>
-            <w:lang w:val="zh_TW" w:bidi="zh_TW"/>
-          </w:rPr>
-          <w:rPr>
-            <w:color w:val="0000EE"/>
-            <w:u w:val="single"/>
-          </w:rPr>
-          <w:t>26:18</w:t>
-        </w:r>
-      </w:hyperlink>
+      <w:r>
+        <w:rPr>
+          <w:lang w:val="zh_TW" w:bidi="zh_TW"/>
+        </w:rPr>
+        <w:t>徒13:47，</w:t>
+      </w:r>
+      <w:r>
+        <w:rPr>
+          <w:lang w:val="zh_TW" w:bidi="zh_TW"/>
+        </w:rPr>
+        <w:t>26:18</w:t>
+      </w:r>
       <w:r>
         <w:rPr>
           <w:lang w:val="zh_TW" w:bidi="zh_TW"/>
@@ -1421,108 +1073,72 @@
         </w:rPr>
         <w:t>約翰寫道，那光照在黑暗裡，黑暗卻不接受光（</w:t>
       </w:r>
-      <w:hyperlink r:id="rId71">
-        <w:r>
-          <w:rPr>
-            <w:lang w:val="zh_TW" w:bidi="zh_TW"/>
-          </w:rPr>
-          <w:rPr>
-            <w:color w:val="0000EE"/>
-            <w:u w:val="single"/>
-          </w:rPr>
-          <w:t>約1:5</w:t>
-        </w:r>
-      </w:hyperlink>
+      <w:r>
+        <w:rPr>
+          <w:lang w:val="zh_TW" w:bidi="zh_TW"/>
+        </w:rPr>
+        <w:t>約1:5</w:t>
+      </w:r>
       <w:r>
         <w:rPr>
           <w:lang w:val="zh_TW" w:bidi="zh_TW"/>
         </w:rPr>
         <w:t>；參</w:t>
       </w:r>
-      <w:hyperlink r:id="rId72">
-        <w:r>
-          <w:rPr>
-            <w:lang w:val="zh_TW" w:bidi="zh_TW"/>
-          </w:rPr>
-          <w:rPr>
-            <w:color w:val="0000EE"/>
-            <w:u w:val="single"/>
-          </w:rPr>
-          <w:t>約一2:8</w:t>
-        </w:r>
-      </w:hyperlink>
+      <w:r>
+        <w:rPr>
+          <w:lang w:val="zh_TW" w:bidi="zh_TW"/>
+        </w:rPr>
+        <w:t>約一2:8</w:t>
+      </w:r>
       <w:r>
         <w:rPr>
           <w:lang w:val="zh_TW" w:bidi="zh_TW"/>
         </w:rPr>
         <w:t>）。他還說：「光來到世間，世人因自己的行為是惡的，不愛光，倒愛黑暗」（</w:t>
       </w:r>
-      <w:hyperlink r:id="rId73">
-        <w:r>
-          <w:rPr>
-            <w:lang w:val="zh_TW" w:bidi="zh_TW"/>
-          </w:rPr>
-          <w:rPr>
-            <w:color w:val="0000EE"/>
-            <w:u w:val="single"/>
-          </w:rPr>
-          <w:t>約3:19</w:t>
-        </w:r>
-      </w:hyperlink>
+      <w:r>
+        <w:rPr>
+          <w:lang w:val="zh_TW" w:bidi="zh_TW"/>
+        </w:rPr>
+        <w:t>約3:19</w:t>
+      </w:r>
       <w:r>
         <w:rPr>
           <w:lang w:val="zh_TW" w:bidi="zh_TW"/>
         </w:rPr>
         <w:t>）。作惡的人避開光，行真理的人卻來就光（</w:t>
       </w:r>
-      <w:hyperlink r:id="rId74">
-        <w:r>
-          <w:rPr>
-            <w:lang w:val="zh_TW" w:bidi="zh_TW"/>
-          </w:rPr>
-          <w:rPr>
-            <w:color w:val="0000EE"/>
-            <w:u w:val="single"/>
-          </w:rPr>
-          <w:t>約3:20–21</w:t>
-        </w:r>
-      </w:hyperlink>
+      <w:r>
+        <w:rPr>
+          <w:lang w:val="zh_TW" w:bidi="zh_TW"/>
+        </w:rPr>
+        <w:t>約3:20–21</w:t>
+      </w:r>
       <w:r>
         <w:rPr>
           <w:lang w:val="zh_TW" w:bidi="zh_TW"/>
         </w:rPr>
         <w:t>）。當約翰記載拉撒路復活時，耶穌說人若在黑夜行走，就必跌倒，因為他沒有光（</w:t>
       </w:r>
-      <w:hyperlink r:id="rId75">
-        <w:r>
-          <w:rPr>
-            <w:lang w:val="zh_TW" w:bidi="zh_TW"/>
-          </w:rPr>
-          <w:rPr>
-            <w:color w:val="0000EE"/>
-            <w:u w:val="single"/>
-          </w:rPr>
-          <w:t>約11:10</w:t>
-        </w:r>
-      </w:hyperlink>
+      <w:r>
+        <w:rPr>
+          <w:lang w:val="zh_TW" w:bidi="zh_TW"/>
+        </w:rPr>
+        <w:t>約11:10</w:t>
+      </w:r>
       <w:r>
         <w:rPr>
           <w:lang w:val="zh_TW" w:bidi="zh_TW"/>
         </w:rPr>
         <w:t>）。耶穌說眾人沒有光「在」他們裡面，表明這光是屬靈的（</w:t>
       </w:r>
-      <w:hyperlink r:id="rId61">
-        <w:r>
-          <w:rPr>
-            <w:lang w:val="zh_TW" w:bidi="zh_TW"/>
-          </w:rPr>
-          <w:rPr>
-            <w:color w:val="0000EE"/>
-            <w:u w:val="single"/>
-          </w:rPr>
-          <w:t>約8:12</w:t>
-        </w:r>
-      </w:hyperlink>
+      <w:r>
+        <w:rPr>
+          <w:lang w:val="zh_TW" w:bidi="zh_TW"/>
+        </w:rPr>
+        <w:t>約8:12</w:t>
+      </w:r>
       <w:r>
         <w:rPr>
           <w:lang w:val="zh_TW" w:bidi="zh_TW"/>
@@ -1543,72 +1159,48 @@
         </w:rPr>
         <w:t>信徒被描述為「光明之子」（</w:t>
       </w:r>
-      <w:hyperlink r:id="rId76">
-        <w:r>
-          <w:rPr>
-            <w:lang w:val="zh_TW" w:bidi="zh_TW"/>
-          </w:rPr>
-          <w:rPr>
-            <w:color w:val="0000EE"/>
-            <w:u w:val="single"/>
-          </w:rPr>
-          <w:t>約12:36</w:t>
-        </w:r>
-      </w:hyperlink>
+      <w:r>
+        <w:rPr>
+          <w:lang w:val="zh_TW" w:bidi="zh_TW"/>
+        </w:rPr>
+        <w:t>約12:36</w:t>
+      </w:r>
       <w:r>
         <w:rPr>
           <w:lang w:val="zh_TW" w:bidi="zh_TW"/>
         </w:rPr>
         <w:t>；另見</w:t>
       </w:r>
-      <w:hyperlink r:id="rId77">
-        <w:r>
-          <w:rPr>
-            <w:lang w:val="zh_TW" w:bidi="zh_TW"/>
-          </w:rPr>
-          <w:rPr>
-            <w:color w:val="0000EE"/>
-            <w:u w:val="single"/>
-          </w:rPr>
-          <w:t>路16:8</w:t>
-        </w:r>
-      </w:hyperlink>
+      <w:r>
+        <w:rPr>
+          <w:lang w:val="zh_TW" w:bidi="zh_TW"/>
+        </w:rPr>
+        <w:t>路16:8</w:t>
+      </w:r>
       <w:r>
         <w:rPr>
           <w:lang w:val="zh_TW" w:bidi="zh_TW"/>
         </w:rPr>
         <w:t>）。他們的生命因與光的連結而改變。保羅也寫道，基督徒「都是光明之子，都是白晝之子」（</w:t>
       </w:r>
-      <w:hyperlink r:id="rId78">
-        <w:r>
-          <w:rPr>
-            <w:lang w:val="zh_TW" w:bidi="zh_TW"/>
-          </w:rPr>
-          <w:rPr>
-            <w:color w:val="0000EE"/>
-            <w:u w:val="single"/>
-          </w:rPr>
-          <w:t>帖前5:5</w:t>
-        </w:r>
-      </w:hyperlink>
+      <w:r>
+        <w:rPr>
+          <w:lang w:val="zh_TW" w:bidi="zh_TW"/>
+        </w:rPr>
+        <w:t>帖前5:5</w:t>
+      </w:r>
       <w:r>
         <w:rPr>
           <w:lang w:val="zh_TW" w:bidi="zh_TW"/>
         </w:rPr>
         <w:t>）。約翰壹書勸勉基督徒要「在光明中行」（</w:t>
       </w:r>
-      <w:hyperlink r:id="rId60">
-        <w:r>
-          <w:rPr>
-            <w:lang w:val="zh_TW" w:bidi="zh_TW"/>
-          </w:rPr>
-          <w:rPr>
-            <w:color w:val="0000EE"/>
-            <w:u w:val="single"/>
-          </w:rPr>
-          <w:t>約一1:7</w:t>
-        </w:r>
-      </w:hyperlink>
+      <w:r>
+        <w:rPr>
+          <w:lang w:val="zh_TW" w:bidi="zh_TW"/>
+        </w:rPr>
+        <w:t>約一1:7</w:t>
+      </w:r>
       <w:r>
         <w:rPr>
           <w:lang w:val="zh_TW" w:bidi="zh_TW"/>
@@ -1629,72 +1221,48 @@
         </w:rPr>
         <w:t>耶穌告訴祂的跟隨者：「你們是世上的光」（</w:t>
       </w:r>
-      <w:hyperlink r:id="rId79">
-        <w:r>
-          <w:rPr>
-            <w:lang w:val="zh_TW" w:bidi="zh_TW"/>
-          </w:rPr>
-          <w:rPr>
-            <w:color w:val="0000EE"/>
-            <w:u w:val="single"/>
-          </w:rPr>
-          <w:t>太5:14</w:t>
-        </w:r>
-      </w:hyperlink>
+      <w:r>
+        <w:rPr>
+          <w:lang w:val="zh_TW" w:bidi="zh_TW"/>
+        </w:rPr>
+        <w:t>太5:14</w:t>
+      </w:r>
       <w:r>
         <w:rPr>
           <w:lang w:val="zh_TW" w:bidi="zh_TW"/>
         </w:rPr>
         <w:t>）。這句話的意思是，基督徒應當藉著敬虔的生活反映神的光。當耶穌被稱為世上的光時，意思是祂能拯救世人，並顯明真理。而當信徒被稱為世上的光時，並不是說他們能拯救世人，而是他們藉著生命指示世人通往救恩的道路。耶穌吩咐他們要藉著善行讓光照在人前，使人將榮耀歸給神（</w:t>
       </w:r>
-      <w:hyperlink r:id="rId79">
-        <w:r>
-          <w:rPr>
-            <w:lang w:val="zh_TW" w:bidi="zh_TW"/>
-          </w:rPr>
-          <w:rPr>
-            <w:color w:val="0000EE"/>
-            <w:u w:val="single"/>
-          </w:rPr>
-          <w:t>太5:16</w:t>
-        </w:r>
-      </w:hyperlink>
+      <w:r>
+        <w:rPr>
+          <w:lang w:val="zh_TW" w:bidi="zh_TW"/>
+        </w:rPr>
+        <w:t>太5:16</w:t>
+      </w:r>
       <w:r>
         <w:rPr>
           <w:lang w:val="zh_TW" w:bidi="zh_TW"/>
         </w:rPr>
         <w:t>）。基督徒必須充分使用他們所得的光，若忽視它而仍活在黑暗中，他們的處境更為可悲，因為他們明白真理卻選擇背棄它（</w:t>
       </w:r>
-      <w:hyperlink r:id="rId80">
-        <w:r>
-          <w:rPr>
-            <w:lang w:val="zh_TW" w:bidi="zh_TW"/>
-          </w:rPr>
-          <w:rPr>
-            <w:color w:val="0000EE"/>
-            <w:u w:val="single"/>
-          </w:rPr>
-          <w:t>太6:23</w:t>
-        </w:r>
-      </w:hyperlink>
+      <w:r>
+        <w:rPr>
+          <w:lang w:val="zh_TW" w:bidi="zh_TW"/>
+        </w:rPr>
+        <w:t>太6:23</w:t>
+      </w:r>
       <w:r>
         <w:rPr>
           <w:lang w:val="zh_TW" w:bidi="zh_TW"/>
         </w:rPr>
         <w:t>；</w:t>
       </w:r>
-      <w:hyperlink r:id="rId81">
-        <w:r>
-          <w:rPr>
-            <w:lang w:val="zh_TW" w:bidi="zh_TW"/>
-          </w:rPr>
-          <w:rPr>
-            <w:color w:val="0000EE"/>
-            <w:u w:val="single"/>
-          </w:rPr>
-          <w:t>路11:35</w:t>
-        </w:r>
-      </w:hyperlink>
+      <w:r>
+        <w:rPr>
+          <w:lang w:val="zh_TW" w:bidi="zh_TW"/>
+        </w:rPr>
+        <w:t>路11:35</w:t>
+      </w:r>
       <w:r>
         <w:rPr>
           <w:lang w:val="zh_TW" w:bidi="zh_TW"/>
